--- a/报告-答辩.docx
+++ b/报告-答辩.docx
@@ -3,345 +3,4237 @@
 <w:document xmlns:wpc="http://schemas.microsoft.com/office/word/2010/wordprocessingCanvas" xmlns:cx="http://schemas.microsoft.com/office/drawing/2014/chartex" xmlns:cx1="http://schemas.microsoft.com/office/drawing/2015/9/8/chartex" xmlns:cx2="http://schemas.microsoft.com/office/drawing/2015/10/21/chartex" xmlns:cx3="http://schemas.microsoft.com/office/drawing/2016/5/9/chartex" xmlns:cx4="http://schemas.microsoft.com/office/drawing/2016/5/10/chartex" xmlns:cx5="http://schemas.microsoft.com/office/drawing/2016/5/11/chartex" xmlns:cx6="http://schemas.microsoft.com/office/drawing/2016/5/12/chartex" xmlns:cx7="http://schemas.microsoft.com/office/drawing/2016/5/13/chartex" xmlns:cx8="http://schemas.microsoft.com/office/drawing/2016/5/14/chartex" xmlns:mc="http://schemas.openxmlformats.org/markup-compatibility/2006" xmlns:aink="http://schemas.microsoft.com/office/drawing/2016/ink" xmlns:am3d="http://schemas.microsoft.com/office/drawing/2017/model3d" xmlns:o="urn:schemas-microsoft-com:office:office" xmlns:oel="http://schemas.microsoft.com/office/2019/extlst" xmlns:r="http://schemas.openxmlformats.org/officeDocument/2006/relationships" xmlns:m="http://schemas.openxmlformats.org/officeDocument/2006/math" xmlns:v="urn:schemas-microsoft-com:vml" xmlns:wp14="http://schemas.microsoft.com/office/word/2010/wordprocessingDrawing" xmlns:wp="http://schemas.openxmlformats.org/drawingml/2006/wordprocessingDrawing" xmlns:w10="urn:schemas-microsoft-com:office:word" xmlns:w="http://schemas.openxmlformats.org/wordprocessingml/2006/main" xmlns:w14="http://schemas.microsoft.com/office/word/2010/wordml" xmlns:w15="http://schemas.microsoft.com/office/word/2012/wordml" xmlns:w16cex="http://schemas.microsoft.com/office/word/2018/wordml/cex" xmlns:w16cid="http://schemas.microsoft.com/office/word/2016/wordml/cid" xmlns:w16="http://schemas.microsoft.com/office/word/2018/wordml" xmlns:w16du="http://schemas.microsoft.com/office/word/2023/wordml/word16du" xmlns:w16sdtdh="http://schemas.microsoft.com/office/word/2020/wordml/sdtdatahash" xmlns:w16sdtfl="http://schemas.microsoft.com/office/word/2024/wordml/sdtformatlock" xmlns:w16se="http://schemas.microsoft.com/office/word/2015/wordml/symex" xmlns:wpg="http://schemas.microsoft.com/office/word/2010/wordprocessingGroup" xmlns:wpi="http://schemas.microsoft.com/office/word/2010/wordprocessingInk" xmlns:wne="http://schemas.microsoft.com/office/word/2006/wordml" xmlns:wps="http://schemas.microsoft.com/office/word/2010/wordprocessingShape" mc:Ignorable="w14 w15 w16se w16cid w16 w16cex w16sdtdh w16sdtfl w16du wp14">
   <w:body>
     <w:p>
+      <w:pPr>
+        <w:spacing w:after="0" w:line="240" w:lineRule="auto"/>
+        <w:jc w:val="both"/>
+        <w:rPr>
+          <w:rFonts w:ascii="SimSun" w:eastAsia="SimSun" w:hAnsi="SimSun"/>
+          <w:u w:val="single"/>
+        </w:rPr>
+      </w:pPr>
+      <w:r>
+        <w:rPr>
+          <w:rFonts w:ascii="SimSun" w:eastAsia="SimSun" w:hAnsi="SimSun" w:hint="eastAsia"/>
+        </w:rPr>
+        <w:t>1.研究问题</w:t>
+      </w:r>
+      <w:r>
+        <w:rPr>
+          <w:rFonts w:ascii="SimSun" w:eastAsia="SimSun" w:hAnsi="SimSun" w:hint="eastAsia"/>
+        </w:rPr>
+        <w:t xml:space="preserve"> </w:t>
+      </w:r>
+      <w:r>
+        <w:rPr>
+          <w:rFonts w:ascii="SimSun" w:eastAsia="SimSun" w:hAnsi="SimSun" w:hint="eastAsia"/>
+          <w:u w:val="single"/>
+        </w:rPr>
+        <w:t>研究背景&amp;关键科学问题</w:t>
+      </w:r>
+    </w:p>
+    <w:p>
+      <w:pPr>
+        <w:spacing w:after="0" w:line="240" w:lineRule="auto"/>
+        <w:ind w:firstLineChars="200" w:firstLine="440"/>
+        <w:jc w:val="both"/>
+        <w:rPr>
+          <w:rFonts w:ascii="SimSun" w:eastAsia="SimSun" w:hAnsi="SimSun"/>
+        </w:rPr>
+      </w:pPr>
+      <w:r>
+        <w:rPr>
+          <w:rFonts w:ascii="SimSun" w:eastAsia="SimSun" w:hAnsi="SimSun" w:hint="eastAsia"/>
+        </w:rPr>
+        <w:t>药物研发是一项复杂且耗时的工作，传统上依赖药物研发人员的经验以及反复试验。</w:t>
+      </w:r>
+      <w:r>
+        <w:rPr>
+          <w:rFonts w:ascii="SimSun" w:eastAsia="SimSun" w:hAnsi="SimSun" w:hint="eastAsia"/>
+        </w:rPr>
+        <w:t>将人工智能驱动的方法融入药物研发流程，已经为这一过程的效率和效果带来了细微但意义重大的提升。</w:t>
+      </w:r>
+      <w:r>
+        <w:rPr>
+          <w:rFonts w:ascii="SimSun" w:eastAsia="SimSun" w:hAnsi="SimSun" w:hint="eastAsia"/>
+        </w:rPr>
+        <w:t>人工智能在药物研发</w:t>
+      </w:r>
+      <w:r>
+        <w:rPr>
+          <w:rFonts w:ascii="SimSun" w:eastAsia="SimSun" w:hAnsi="SimSun" w:hint="eastAsia"/>
+        </w:rPr>
+        <w:t>中的应用，</w:t>
+      </w:r>
+      <w:r>
+        <w:rPr>
+          <w:rFonts w:ascii="SimSun" w:eastAsia="SimSun" w:hAnsi="SimSun" w:hint="eastAsia"/>
+        </w:rPr>
+        <w:t>涵盖</w:t>
+      </w:r>
+      <w:r>
+        <w:rPr>
+          <w:rFonts w:ascii="SimSun" w:eastAsia="SimSun" w:hAnsi="SimSun" w:hint="eastAsia"/>
+        </w:rPr>
+        <w:t>了</w:t>
+      </w:r>
+      <w:r>
+        <w:rPr>
+          <w:rFonts w:ascii="SimSun" w:eastAsia="SimSun" w:hAnsi="SimSun" w:hint="eastAsia"/>
+        </w:rPr>
+        <w:t>疾病靶点的识别、药物发现、</w:t>
+      </w:r>
+      <w:r>
+        <w:rPr>
+          <w:rFonts w:ascii="SimSun" w:eastAsia="SimSun" w:hAnsi="SimSun" w:hint="eastAsia"/>
+        </w:rPr>
+        <w:t>临床前研究、临床试验、监管审批以及上市后监测。</w:t>
+      </w:r>
+      <w:r>
+        <w:rPr>
+          <w:rFonts w:ascii="SimSun" w:eastAsia="SimSun" w:hAnsi="SimSun" w:hint="eastAsia"/>
+        </w:rPr>
+        <w:t>[1]</w:t>
+      </w:r>
+    </w:p>
+    <w:p>
+      <w:pPr>
+        <w:spacing w:after="0" w:line="240" w:lineRule="auto"/>
+        <w:ind w:firstLineChars="200" w:firstLine="440"/>
+        <w:jc w:val="both"/>
+        <w:rPr>
+          <w:rFonts w:ascii="SimSun" w:eastAsia="SimSun" w:hAnsi="SimSun"/>
+        </w:rPr>
+      </w:pPr>
+      <w:r>
+        <w:rPr>
+          <w:rFonts w:ascii="SimSun" w:eastAsia="SimSun" w:hAnsi="SimSun" w:hint="eastAsia"/>
+        </w:rPr>
+        <w:t>虽然早期机器学习在亲和力预测方面的成功激发了人们对深度学习模型</w:t>
+      </w:r>
+      <w:r>
+        <w:rPr>
+          <w:rFonts w:ascii="SimSun" w:eastAsia="SimSun" w:hAnsi="SimSun" w:hint="eastAsia"/>
+        </w:rPr>
+        <w:t>[</w:t>
+      </w:r>
+      <w:r>
+        <w:rPr>
+          <w:rFonts w:ascii="SimSun" w:eastAsia="SimSun" w:hAnsi="SimSun"/>
+        </w:rPr>
+        <w:t>2</w:t>
+      </w:r>
+      <w:r>
+        <w:rPr>
+          <w:rFonts w:ascii="SimSun" w:eastAsia="SimSun" w:hAnsi="SimSun" w:hint="eastAsia"/>
+        </w:rPr>
+        <w:t>,3]</w:t>
+      </w:r>
+      <w:r>
+        <w:rPr>
+          <w:rFonts w:ascii="SimSun" w:eastAsia="SimSun" w:hAnsi="SimSun"/>
+        </w:rPr>
+        <w:t xml:space="preserve"> 的兴趣，而且这些模型在处理三维结构</w:t>
+      </w:r>
+      <w:r>
+        <w:rPr>
+          <w:rFonts w:ascii="SimSun" w:eastAsia="SimSun" w:hAnsi="SimSun" w:hint="eastAsia"/>
+        </w:rPr>
+        <w:t>[4]</w:t>
+      </w:r>
+      <w:r>
+        <w:rPr>
+          <w:rFonts w:ascii="SimSun" w:eastAsia="SimSun" w:hAnsi="SimSun"/>
+        </w:rPr>
+        <w:t>和非结构数据</w:t>
+      </w:r>
+      <w:r>
+        <w:rPr>
+          <w:rFonts w:ascii="SimSun" w:eastAsia="SimSun" w:hAnsi="SimSun" w:hint="eastAsia"/>
+        </w:rPr>
+        <w:t>[5-</w:t>
+      </w:r>
+      <w:r>
+        <w:rPr>
+          <w:rFonts w:ascii="SimSun" w:eastAsia="SimSun" w:hAnsi="SimSun" w:hint="eastAsia"/>
+        </w:rPr>
+        <w:t>12</w:t>
+      </w:r>
+      <w:r>
+        <w:rPr>
+          <w:rFonts w:ascii="SimSun" w:eastAsia="SimSun" w:hAnsi="SimSun" w:hint="eastAsia"/>
+        </w:rPr>
+        <w:t>]</w:t>
+      </w:r>
+      <w:r>
+        <w:rPr>
+          <w:rFonts w:ascii="SimSun" w:eastAsia="SimSun" w:hAnsi="SimSun"/>
+        </w:rPr>
+        <w:t>时可能优于传统的评分函数，但它们的性能在很大程度上取决于配体姿势的准确性，而且主要适用于已知的受体结构。</w:t>
+      </w:r>
+    </w:p>
+    <w:p>
+      <w:pPr>
+        <w:spacing w:after="0" w:line="240" w:lineRule="auto"/>
+        <w:ind w:firstLineChars="200" w:firstLine="440"/>
+        <w:jc w:val="both"/>
+        <w:rPr>
+          <w:rFonts w:ascii="SimSun" w:eastAsia="SimSun" w:hAnsi="SimSun"/>
+        </w:rPr>
+      </w:pPr>
+    </w:p>
+    <w:p>
+      <w:pPr>
+        <w:spacing w:after="0" w:line="240" w:lineRule="auto"/>
+        <w:ind w:firstLineChars="200" w:firstLine="440"/>
+        <w:jc w:val="both"/>
+        <w:rPr>
+          <w:rFonts w:ascii="SimSun" w:eastAsia="SimSun" w:hAnsi="SimSun"/>
+        </w:rPr>
+      </w:pPr>
+      <w:r>
+        <w:rPr>
+          <w:rFonts w:ascii="SimSun" w:eastAsia="SimSun" w:hAnsi="SimSun"/>
+        </w:rPr>
+        <w:t>.</w:t>
+      </w:r>
+    </w:p>
+    <w:p>
+      <w:pPr>
+        <w:spacing w:after="0" w:line="240" w:lineRule="auto"/>
+        <w:jc w:val="both"/>
+        <w:rPr>
+          <w:rFonts w:ascii="SimSun" w:eastAsia="SimSun" w:hAnsi="SimSun"/>
+        </w:rPr>
+      </w:pPr>
+      <w:r>
+        <w:rPr>
+          <w:rFonts w:ascii="SimSun" w:eastAsia="SimSun" w:hAnsi="SimSun" w:hint="eastAsia"/>
+        </w:rPr>
+        <w:t>[1]</w:t>
+      </w:r>
+      <w:r>
+        <w:rPr>
+          <w:rFonts w:ascii="Segoe UI" w:hAnsi="Segoe UI" w:cs="Segoe UI"/>
+          <w:color w:val="222222"/>
+          <w:shd w:val="clear" w:color="auto" w:fill="FFFFFF"/>
+        </w:rPr>
+        <w:t xml:space="preserve"> </w:t>
+      </w:r>
+      <w:r>
+        <w:rPr>
+          <w:rFonts w:ascii="SimSun" w:eastAsia="SimSun" w:hAnsi="SimSun"/>
+        </w:rPr>
+        <w:t>Zhang, K., Yang, X., Wang, Y. </w:t>
+      </w:r>
+      <w:r>
+        <w:rPr>
+          <w:rFonts w:ascii="SimSun" w:eastAsia="SimSun" w:hAnsi="SimSun"/>
+          <w:i/>
+          <w:iCs/>
+        </w:rPr>
+        <w:t>et al.</w:t>
+      </w:r>
+      <w:r>
+        <w:rPr>
+          <w:rFonts w:ascii="SimSun" w:eastAsia="SimSun" w:hAnsi="SimSun"/>
+        </w:rPr>
+        <w:t> Artificial intelligence in drug development. </w:t>
+      </w:r>
+      <w:r>
+        <w:rPr>
+          <w:rFonts w:ascii="SimSun" w:eastAsia="SimSun" w:hAnsi="SimSun"/>
+          <w:i/>
+          <w:iCs/>
+        </w:rPr>
+        <w:t>Nat Med</w:t>
+      </w:r>
+      <w:r>
+        <w:rPr>
+          <w:rFonts w:ascii="SimSun" w:eastAsia="SimSun" w:hAnsi="SimSun"/>
+        </w:rPr>
+        <w:t> </w:t>
+      </w:r>
+      <w:r>
+        <w:rPr>
+          <w:rFonts w:ascii="SimSun" w:eastAsia="SimSun" w:hAnsi="SimSun"/>
+          <w:b/>
+          <w:bCs/>
+        </w:rPr>
+        <w:t>31</w:t>
+      </w:r>
+      <w:r>
+        <w:rPr>
+          <w:rFonts w:ascii="SimSun" w:eastAsia="SimSun" w:hAnsi="SimSun"/>
+        </w:rPr>
+        <w:t xml:space="preserve">, 45–59 (2025). </w:t>
+      </w:r>
+      <w:hyperlink r:id="rId7" w:history="1">
+        <w:r>
+          <w:rPr>
+            <w:rStyle w:val="af2"/>
+            <w:rFonts w:ascii="SimSun" w:eastAsia="SimSun" w:hAnsi="SimSun"/>
+          </w:rPr>
+          <w:t>https://doi.org/10.1038/s41591-024-03434-4</w:t>
+        </w:r>
+      </w:hyperlink>
+    </w:p>
+    <w:p>
+      <w:pPr>
+        <w:spacing w:after="0" w:line="240" w:lineRule="auto"/>
+        <w:jc w:val="both"/>
+        <w:rPr>
+          <w:rFonts w:ascii="SimSun" w:eastAsia="SimSun" w:hAnsi="SimSun"/>
+        </w:rPr>
+      </w:pPr>
+      <w:r>
+        <w:rPr>
+          <w:rFonts w:ascii="SimSun" w:eastAsia="SimSun" w:hAnsi="SimSun" w:hint="eastAsia"/>
+        </w:rPr>
+        <w:t>[2]</w:t>
+      </w:r>
+      <w:r>
+        <w:rPr>
+          <w:rFonts w:ascii="GraphikNaturel-Regular" w:eastAsia="GraphikNaturel-Regular" w:cs="GraphikNaturel-Regular"/>
+          <w:kern w:val="0"/>
+          <w:sz w:val="16"/>
+          <w:szCs w:val="16"/>
+        </w:rPr>
+        <w:t xml:space="preserve"> </w:t>
+      </w:r>
+      <w:r>
+        <w:rPr>
+          <w:rFonts w:ascii="SimSun" w:eastAsia="SimSun" w:hAnsi="SimSun"/>
+        </w:rPr>
+        <w:t>Tran-Nguyen, V.-K., Junaid, M., Simeon, S. &amp; Ballester, P. J.</w:t>
+      </w:r>
+      <w:r>
+        <w:rPr>
+          <w:rFonts w:ascii="SimSun" w:eastAsia="SimSun" w:hAnsi="SimSun" w:hint="eastAsia"/>
+        </w:rPr>
+        <w:t xml:space="preserve"> </w:t>
+      </w:r>
+      <w:r>
+        <w:rPr>
+          <w:rFonts w:ascii="SimSun" w:eastAsia="SimSun" w:hAnsi="SimSun"/>
+        </w:rPr>
+        <w:t>A practical guide to machine-learning scoring for structure-based</w:t>
+      </w:r>
+      <w:r>
+        <w:rPr>
+          <w:rFonts w:ascii="SimSun" w:eastAsia="SimSun" w:hAnsi="SimSun" w:hint="eastAsia"/>
+        </w:rPr>
+        <w:t xml:space="preserve"> </w:t>
+      </w:r>
+      <w:r>
+        <w:rPr>
+          <w:rFonts w:ascii="SimSun" w:eastAsia="SimSun" w:hAnsi="SimSun"/>
+        </w:rPr>
+        <w:t xml:space="preserve">virtual screening. </w:t>
+      </w:r>
+      <w:r>
+        <w:rPr>
+          <w:rFonts w:ascii="SimSun" w:eastAsia="SimSun" w:hAnsi="SimSun"/>
+          <w:i/>
+          <w:iCs/>
+        </w:rPr>
+        <w:t xml:space="preserve">Nat. Protoc. </w:t>
+      </w:r>
+      <w:r>
+        <w:rPr>
+          <w:rFonts w:ascii="SimSun" w:eastAsia="SimSun" w:hAnsi="SimSun"/>
+        </w:rPr>
+        <w:t>18, 3460</w:t>
+      </w:r>
+      <w:r>
+        <w:rPr>
+          <w:rFonts w:ascii="SimSun" w:eastAsia="SimSun" w:hAnsi="SimSun" w:hint="eastAsia"/>
+        </w:rPr>
+        <w:t>–</w:t>
+      </w:r>
+      <w:r>
+        <w:rPr>
+          <w:rFonts w:ascii="SimSun" w:eastAsia="SimSun" w:hAnsi="SimSun"/>
+        </w:rPr>
+        <w:t>3511 (2023).</w:t>
+      </w:r>
+    </w:p>
+    <w:p>
+      <w:pPr>
+        <w:spacing w:after="0" w:line="240" w:lineRule="auto"/>
+        <w:jc w:val="both"/>
+        <w:rPr>
+          <w:rFonts w:ascii="SimSun" w:eastAsia="SimSun" w:hAnsi="SimSun"/>
+        </w:rPr>
+      </w:pPr>
+      <w:r>
+        <w:rPr>
+          <w:rFonts w:ascii="SimSun" w:eastAsia="SimSun" w:hAnsi="SimSun" w:hint="eastAsia"/>
+        </w:rPr>
+        <w:t>[3]</w:t>
+      </w:r>
+      <w:r>
+        <w:rPr>
+          <w:rFonts w:ascii="GraphikNaturel-Regular" w:eastAsia="GraphikNaturel-Regular" w:cs="GraphikNaturel-Regular"/>
+          <w:kern w:val="0"/>
+          <w:sz w:val="16"/>
+          <w:szCs w:val="16"/>
+        </w:rPr>
+        <w:t xml:space="preserve"> </w:t>
+      </w:r>
+      <w:r>
+        <w:rPr>
+          <w:rFonts w:ascii="SimSun" w:eastAsia="SimSun" w:hAnsi="SimSun"/>
+        </w:rPr>
+        <w:t>Luo, Y., Liu, Y. &amp; Peng, J. Calibrated geometric deep learning</w:t>
+      </w:r>
+      <w:r>
+        <w:rPr>
+          <w:rFonts w:ascii="SimSun" w:eastAsia="SimSun" w:hAnsi="SimSun" w:hint="eastAsia"/>
+        </w:rPr>
+        <w:t xml:space="preserve"> </w:t>
+      </w:r>
+      <w:r>
+        <w:rPr>
+          <w:rFonts w:ascii="SimSun" w:eastAsia="SimSun" w:hAnsi="SimSun"/>
+        </w:rPr>
+        <w:t>improves kinase</w:t>
+      </w:r>
+      <w:r>
+        <w:rPr>
+          <w:rFonts w:ascii="SimSun" w:eastAsia="SimSun" w:hAnsi="SimSun" w:hint="eastAsia"/>
+        </w:rPr>
+        <w:t>–</w:t>
+      </w:r>
+      <w:r>
+        <w:rPr>
+          <w:rFonts w:ascii="SimSun" w:eastAsia="SimSun" w:hAnsi="SimSun"/>
+        </w:rPr>
+        <w:t xml:space="preserve">drug binding predictions. </w:t>
+      </w:r>
+      <w:r>
+        <w:rPr>
+          <w:rFonts w:ascii="SimSun" w:eastAsia="SimSun" w:hAnsi="SimSun"/>
+          <w:i/>
+          <w:iCs/>
+        </w:rPr>
+        <w:t xml:space="preserve">Nat. Mach. Intell. </w:t>
+      </w:r>
+      <w:r>
+        <w:rPr>
+          <w:rFonts w:ascii="SimSun" w:eastAsia="SimSun" w:hAnsi="SimSun"/>
+        </w:rPr>
+        <w:t>5,</w:t>
+      </w:r>
+      <w:r>
+        <w:rPr>
+          <w:rFonts w:ascii="SimSun" w:eastAsia="SimSun" w:hAnsi="SimSun" w:hint="eastAsia"/>
+        </w:rPr>
+        <w:t xml:space="preserve"> </w:t>
+      </w:r>
+      <w:r>
+        <w:rPr>
+          <w:rFonts w:ascii="SimSun" w:eastAsia="SimSun" w:hAnsi="SimSun"/>
+        </w:rPr>
+        <w:t>1390</w:t>
+      </w:r>
+      <w:r>
+        <w:rPr>
+          <w:rFonts w:ascii="SimSun" w:eastAsia="SimSun" w:hAnsi="SimSun" w:hint="eastAsia"/>
+        </w:rPr>
+        <w:t>–</w:t>
+      </w:r>
+      <w:r>
+        <w:rPr>
+          <w:rFonts w:ascii="SimSun" w:eastAsia="SimSun" w:hAnsi="SimSun"/>
+        </w:rPr>
+        <w:t>1401 (2023).</w:t>
+      </w:r>
+    </w:p>
+    <w:p>
+      <w:pPr>
+        <w:spacing w:after="0" w:line="240" w:lineRule="auto"/>
+        <w:jc w:val="both"/>
+        <w:rPr>
+          <w:rFonts w:ascii="SimSun" w:eastAsia="SimSun" w:hAnsi="SimSun"/>
+        </w:rPr>
+      </w:pPr>
+      <w:r>
+        <w:rPr>
+          <w:rFonts w:ascii="SimSun" w:eastAsia="SimSun" w:hAnsi="SimSun" w:hint="eastAsia"/>
+        </w:rPr>
+        <w:t>[4]</w:t>
+      </w:r>
+      <w:r>
+        <w:rPr>
+          <w:rFonts w:ascii="GraphikNaturel-Regular" w:eastAsia="GraphikNaturel-Regular" w:cs="GraphikNaturel-Regular"/>
+          <w:kern w:val="0"/>
+          <w:sz w:val="16"/>
+          <w:szCs w:val="16"/>
+        </w:rPr>
+        <w:t xml:space="preserve"> </w:t>
+      </w:r>
+      <w:r>
+        <w:rPr>
+          <w:rFonts w:ascii="SimSun" w:eastAsia="SimSun" w:hAnsi="SimSun"/>
+        </w:rPr>
+        <w:t>Renaud, N. et al. DeepRank: a deep learning framework for data</w:t>
+      </w:r>
+      <w:r>
+        <w:rPr>
+          <w:rFonts w:ascii="SimSun" w:eastAsia="SimSun" w:hAnsi="SimSun" w:hint="eastAsia"/>
+        </w:rPr>
+        <w:t xml:space="preserve"> </w:t>
+      </w:r>
+      <w:r>
+        <w:rPr>
+          <w:rFonts w:ascii="SimSun" w:eastAsia="SimSun" w:hAnsi="SimSun"/>
+        </w:rPr>
+        <w:t>mining 3D protein</w:t>
+      </w:r>
+      <w:r>
+        <w:rPr>
+          <w:rFonts w:ascii="SimSun" w:eastAsia="SimSun" w:hAnsi="SimSun" w:hint="eastAsia"/>
+        </w:rPr>
+        <w:t>–</w:t>
+      </w:r>
+      <w:r>
+        <w:rPr>
+          <w:rFonts w:ascii="SimSun" w:eastAsia="SimSun" w:hAnsi="SimSun"/>
+        </w:rPr>
+        <w:t xml:space="preserve">protein interfaces. </w:t>
+      </w:r>
+      <w:r>
+        <w:rPr>
+          <w:rFonts w:ascii="SimSun" w:eastAsia="SimSun" w:hAnsi="SimSun"/>
+          <w:i/>
+          <w:iCs/>
+        </w:rPr>
+        <w:t xml:space="preserve">Nat. Commun. </w:t>
+      </w:r>
+      <w:r>
+        <w:rPr>
+          <w:rFonts w:ascii="SimSun" w:eastAsia="SimSun" w:hAnsi="SimSun"/>
+        </w:rPr>
+        <w:t>12, 7068</w:t>
+      </w:r>
+      <w:r>
+        <w:rPr>
+          <w:rFonts w:ascii="SimSun" w:eastAsia="SimSun" w:hAnsi="SimSun" w:hint="eastAsia"/>
+        </w:rPr>
+        <w:t xml:space="preserve"> </w:t>
+      </w:r>
+      <w:r>
+        <w:rPr>
+          <w:rFonts w:ascii="SimSun" w:eastAsia="SimSun" w:hAnsi="SimSun"/>
+        </w:rPr>
+        <w:t>(2021).</w:t>
+      </w:r>
+    </w:p>
+    <w:p>
+      <w:pPr>
+        <w:spacing w:after="0" w:line="240" w:lineRule="auto"/>
+        <w:jc w:val="both"/>
+        <w:rPr>
+          <w:rFonts w:ascii="SimSun" w:eastAsia="SimSun" w:hAnsi="SimSun"/>
+        </w:rPr>
+      </w:pPr>
+      <w:r>
+        <w:rPr>
+          <w:rFonts w:ascii="SimSun" w:eastAsia="SimSun" w:hAnsi="SimSun" w:hint="eastAsia"/>
+        </w:rPr>
+        <w:t>[5]</w:t>
+      </w:r>
+      <w:r>
+        <w:rPr>
+          <w:rFonts w:ascii="GraphikNaturel-Regular" w:eastAsia="GraphikNaturel-Regular" w:cs="GraphikNaturel-Regular"/>
+          <w:kern w:val="0"/>
+          <w:sz w:val="16"/>
+          <w:szCs w:val="16"/>
+        </w:rPr>
+        <w:t xml:space="preserve"> </w:t>
+      </w:r>
+      <w:r>
+        <w:rPr>
+          <w:rFonts w:ascii="SimSun" w:eastAsia="SimSun" w:hAnsi="SimSun"/>
+        </w:rPr>
+        <w:t>Gainza, P. et al. Deciphering interaction fingerprints from protein</w:t>
+      </w:r>
+      <w:r>
+        <w:rPr>
+          <w:rFonts w:ascii="SimSun" w:eastAsia="SimSun" w:hAnsi="SimSun" w:hint="eastAsia"/>
+        </w:rPr>
+        <w:t xml:space="preserve"> </w:t>
+      </w:r>
+      <w:r>
+        <w:rPr>
+          <w:rFonts w:ascii="SimSun" w:eastAsia="SimSun" w:hAnsi="SimSun"/>
+        </w:rPr>
+        <w:t xml:space="preserve">molecular surfaces using geometric deep learning. </w:t>
+      </w:r>
+      <w:r>
+        <w:rPr>
+          <w:rFonts w:ascii="SimSun" w:eastAsia="SimSun" w:hAnsi="SimSun"/>
+          <w:i/>
+          <w:iCs/>
+        </w:rPr>
+        <w:t>Nat. Methods</w:t>
+      </w:r>
+      <w:r>
+        <w:rPr>
+          <w:rFonts w:ascii="SimSun" w:eastAsia="SimSun" w:hAnsi="SimSun" w:hint="eastAsia"/>
+        </w:rPr>
+        <w:t xml:space="preserve"> </w:t>
+      </w:r>
+      <w:r>
+        <w:rPr>
+          <w:rFonts w:ascii="SimSun" w:eastAsia="SimSun" w:hAnsi="SimSun"/>
+        </w:rPr>
+        <w:t>17, 184</w:t>
+      </w:r>
+      <w:r>
+        <w:rPr>
+          <w:rFonts w:ascii="SimSun" w:eastAsia="SimSun" w:hAnsi="SimSun" w:hint="eastAsia"/>
+        </w:rPr>
+        <w:t>–</w:t>
+      </w:r>
+      <w:r>
+        <w:rPr>
+          <w:rFonts w:ascii="SimSun" w:eastAsia="SimSun" w:hAnsi="SimSun"/>
+        </w:rPr>
+        <w:t>192 (2020).</w:t>
+      </w:r>
+    </w:p>
+    <w:p>
+      <w:pPr>
+        <w:spacing w:after="0" w:line="240" w:lineRule="auto"/>
+        <w:jc w:val="both"/>
+        <w:rPr>
+          <w:rFonts w:ascii="SimSun" w:eastAsia="SimSun" w:hAnsi="SimSun"/>
+        </w:rPr>
+      </w:pPr>
+      <w:r>
+        <w:rPr>
+          <w:rFonts w:ascii="SimSun" w:eastAsia="SimSun" w:hAnsi="SimSun" w:hint="eastAsia"/>
+        </w:rPr>
+        <w:t>[6]</w:t>
+      </w:r>
+      <w:r>
+        <w:rPr>
+          <w:rFonts w:ascii="GraphikNaturel-Regular" w:eastAsia="GraphikNaturel-Regular" w:cs="GraphikNaturel-Regular"/>
+          <w:kern w:val="0"/>
+          <w:sz w:val="16"/>
+          <w:szCs w:val="16"/>
+        </w:rPr>
+        <w:t xml:space="preserve"> </w:t>
+      </w:r>
+      <w:r>
+        <w:rPr>
+          <w:rFonts w:ascii="SimSun" w:eastAsia="SimSun" w:hAnsi="SimSun"/>
+        </w:rPr>
+        <w:t>Stebliankin, V. et al. Evaluating protein binding interfaces with</w:t>
+      </w:r>
+      <w:r>
+        <w:rPr>
+          <w:rFonts w:ascii="SimSun" w:eastAsia="SimSun" w:hAnsi="SimSun" w:hint="eastAsia"/>
+        </w:rPr>
+        <w:t xml:space="preserve"> </w:t>
+      </w:r>
+      <w:r>
+        <w:rPr>
+          <w:rFonts w:ascii="SimSun" w:eastAsia="SimSun" w:hAnsi="SimSun"/>
+        </w:rPr>
+        <w:t xml:space="preserve">transformer networks. </w:t>
+      </w:r>
+      <w:r>
+        <w:rPr>
+          <w:rFonts w:ascii="SimSun" w:eastAsia="SimSun" w:hAnsi="SimSun"/>
+          <w:i/>
+          <w:iCs/>
+        </w:rPr>
+        <w:t xml:space="preserve">Nat. Mach. Intell. </w:t>
+      </w:r>
+      <w:r>
+        <w:rPr>
+          <w:rFonts w:ascii="SimSun" w:eastAsia="SimSun" w:hAnsi="SimSun"/>
+        </w:rPr>
+        <w:t>5, 1042</w:t>
+      </w:r>
+      <w:r>
+        <w:rPr>
+          <w:rFonts w:ascii="SimSun" w:eastAsia="SimSun" w:hAnsi="SimSun" w:hint="eastAsia"/>
+        </w:rPr>
+        <w:t>–</w:t>
+      </w:r>
+      <w:r>
+        <w:rPr>
+          <w:rFonts w:ascii="SimSun" w:eastAsia="SimSun" w:hAnsi="SimSun"/>
+        </w:rPr>
+        <w:t>1053 (2023).</w:t>
+      </w:r>
+    </w:p>
+    <w:p>
+      <w:pPr>
+        <w:spacing w:after="0" w:line="240" w:lineRule="auto"/>
+        <w:jc w:val="both"/>
+        <w:rPr>
+          <w:rFonts w:ascii="SimSun" w:eastAsia="SimSun" w:hAnsi="SimSun"/>
+        </w:rPr>
+      </w:pPr>
+      <w:r>
+        <w:rPr>
+          <w:rFonts w:ascii="SimSun" w:eastAsia="SimSun" w:hAnsi="SimSun" w:hint="eastAsia"/>
+        </w:rPr>
+        <w:t>[7]</w:t>
+      </w:r>
+      <w:r>
+        <w:rPr>
+          <w:rFonts w:ascii="GraphikNaturel-Regular" w:eastAsia="GraphikNaturel-Regular" w:cs="GraphikNaturel-Regular"/>
+          <w:kern w:val="0"/>
+          <w:sz w:val="16"/>
+          <w:szCs w:val="16"/>
+        </w:rPr>
+        <w:t xml:space="preserve"> </w:t>
+      </w:r>
+      <w:r>
+        <w:rPr>
+          <w:rFonts w:ascii="SimSun" w:eastAsia="SimSun" w:hAnsi="SimSun"/>
+        </w:rPr>
+        <w:t>Reau, M., Renaud, N., Xue, L. C. &amp; Bonvin, A. M. DeepRank-GNN:</w:t>
+      </w:r>
+      <w:r>
+        <w:rPr>
+          <w:rFonts w:ascii="SimSun" w:eastAsia="SimSun" w:hAnsi="SimSun" w:hint="eastAsia"/>
+        </w:rPr>
+        <w:t xml:space="preserve"> </w:t>
+      </w:r>
+      <w:r>
+        <w:rPr>
+          <w:rFonts w:ascii="SimSun" w:eastAsia="SimSun" w:hAnsi="SimSun"/>
+        </w:rPr>
+        <w:t>a graph neural network framework to learn patterns in protein</w:t>
+      </w:r>
+      <w:r>
+        <w:rPr>
+          <w:rFonts w:ascii="SimSun" w:eastAsia="SimSun" w:hAnsi="SimSun" w:hint="eastAsia"/>
+        </w:rPr>
+        <w:t>–</w:t>
+      </w:r>
+      <w:r>
+        <w:rPr>
+          <w:rFonts w:ascii="SimSun" w:eastAsia="SimSun" w:hAnsi="SimSun" w:hint="eastAsia"/>
+        </w:rPr>
+        <w:t xml:space="preserve"> </w:t>
+      </w:r>
+      <w:r>
+        <w:rPr>
+          <w:rFonts w:ascii="SimSun" w:eastAsia="SimSun" w:hAnsi="SimSun"/>
+        </w:rPr>
+        <w:t xml:space="preserve">protein interfaces. </w:t>
+      </w:r>
+      <w:r>
+        <w:rPr>
+          <w:rFonts w:ascii="SimSun" w:eastAsia="SimSun" w:hAnsi="SimSun"/>
+          <w:i/>
+          <w:iCs/>
+        </w:rPr>
+        <w:t xml:space="preserve">Bioinformatics </w:t>
+      </w:r>
+      <w:r>
+        <w:rPr>
+          <w:rFonts w:ascii="SimSun" w:eastAsia="SimSun" w:hAnsi="SimSun"/>
+        </w:rPr>
+        <w:t>39, btac759 (2023).</w:t>
+      </w:r>
+    </w:p>
+    <w:p>
+      <w:pPr>
+        <w:spacing w:after="0" w:line="240" w:lineRule="auto"/>
+        <w:jc w:val="both"/>
+        <w:rPr>
+          <w:rFonts w:ascii="SimSun" w:eastAsia="SimSun" w:hAnsi="SimSun"/>
+        </w:rPr>
+      </w:pPr>
+      <w:r>
+        <w:rPr>
+          <w:rFonts w:ascii="SimSun" w:eastAsia="SimSun" w:hAnsi="SimSun" w:hint="eastAsia"/>
+        </w:rPr>
+        <w:t>[8]</w:t>
+      </w:r>
+      <w:r>
+        <w:rPr>
+          <w:rFonts w:ascii="GraphikNaturel-Regular" w:eastAsia="GraphikNaturel-Regular" w:cs="GraphikNaturel-Regular"/>
+          <w:kern w:val="0"/>
+          <w:sz w:val="16"/>
+          <w:szCs w:val="16"/>
+        </w:rPr>
+        <w:t xml:space="preserve"> </w:t>
+      </w:r>
+      <w:r>
+        <w:rPr>
+          <w:rFonts w:ascii="SimSun" w:eastAsia="SimSun" w:hAnsi="SimSun"/>
+        </w:rPr>
+        <w:t>Shen, C. et al. Boosting protein</w:t>
+      </w:r>
+      <w:r>
+        <w:rPr>
+          <w:rFonts w:ascii="SimSun" w:eastAsia="SimSun" w:hAnsi="SimSun" w:hint="eastAsia"/>
+        </w:rPr>
+        <w:t>–</w:t>
+      </w:r>
+      <w:r>
+        <w:rPr>
+          <w:rFonts w:ascii="SimSun" w:eastAsia="SimSun" w:hAnsi="SimSun"/>
+        </w:rPr>
+        <w:t>ligand binding pose prediction</w:t>
+      </w:r>
+      <w:r>
+        <w:rPr>
+          <w:rFonts w:ascii="SimSun" w:eastAsia="SimSun" w:hAnsi="SimSun" w:hint="eastAsia"/>
+        </w:rPr>
+        <w:t xml:space="preserve"> </w:t>
+      </w:r>
+      <w:r>
+        <w:rPr>
+          <w:rFonts w:ascii="SimSun" w:eastAsia="SimSun" w:hAnsi="SimSun"/>
+        </w:rPr>
+        <w:t>and virtual screening based on residue</w:t>
+      </w:r>
+      <w:r>
+        <w:rPr>
+          <w:rFonts w:ascii="SimSun" w:eastAsia="SimSun" w:hAnsi="SimSun" w:hint="eastAsia"/>
+        </w:rPr>
+        <w:t>–</w:t>
+      </w:r>
+      <w:r>
+        <w:rPr>
+          <w:rFonts w:ascii="SimSun" w:eastAsia="SimSun" w:hAnsi="SimSun"/>
+        </w:rPr>
+        <w:t>atom distance likelihood</w:t>
+      </w:r>
+      <w:r>
+        <w:rPr>
+          <w:rFonts w:ascii="SimSun" w:eastAsia="SimSun" w:hAnsi="SimSun" w:hint="eastAsia"/>
+        </w:rPr>
+        <w:t xml:space="preserve"> </w:t>
+      </w:r>
+      <w:r>
+        <w:rPr>
+          <w:rFonts w:ascii="SimSun" w:eastAsia="SimSun" w:hAnsi="SimSun"/>
+        </w:rPr>
+        <w:t xml:space="preserve">potential and graph transformer. </w:t>
+      </w:r>
+      <w:r>
+        <w:rPr>
+          <w:rFonts w:ascii="SimSun" w:eastAsia="SimSun" w:hAnsi="SimSun"/>
+          <w:i/>
+          <w:iCs/>
+        </w:rPr>
+        <w:t xml:space="preserve">J. Med. Chem. </w:t>
+      </w:r>
+      <w:r>
+        <w:rPr>
+          <w:rFonts w:ascii="SimSun" w:eastAsia="SimSun" w:hAnsi="SimSun"/>
+        </w:rPr>
+        <w:t>65, 10691</w:t>
+      </w:r>
+      <w:r>
+        <w:rPr>
+          <w:rFonts w:ascii="SimSun" w:eastAsia="SimSun" w:hAnsi="SimSun" w:hint="eastAsia"/>
+        </w:rPr>
+        <w:t>–</w:t>
+      </w:r>
+      <w:r>
+        <w:rPr>
+          <w:rFonts w:ascii="SimSun" w:eastAsia="SimSun" w:hAnsi="SimSun"/>
+        </w:rPr>
+        <w:t>10706</w:t>
+      </w:r>
+      <w:r>
+        <w:rPr>
+          <w:rFonts w:ascii="SimSun" w:eastAsia="SimSun" w:hAnsi="SimSun" w:hint="eastAsia"/>
+        </w:rPr>
+        <w:t xml:space="preserve"> </w:t>
+      </w:r>
+      <w:r>
+        <w:rPr>
+          <w:rFonts w:ascii="SimSun" w:eastAsia="SimSun" w:hAnsi="SimSun"/>
+        </w:rPr>
+        <w:t>(2022).</w:t>
+      </w:r>
+    </w:p>
+    <w:p>
+      <w:pPr>
+        <w:spacing w:after="0" w:line="240" w:lineRule="auto"/>
+        <w:jc w:val="both"/>
+        <w:rPr>
+          <w:rFonts w:ascii="SimSun" w:eastAsia="SimSun" w:hAnsi="SimSun"/>
+        </w:rPr>
+      </w:pPr>
+      <w:r>
+        <w:rPr>
+          <w:rFonts w:ascii="SimSun" w:eastAsia="SimSun" w:hAnsi="SimSun" w:hint="eastAsia"/>
+        </w:rPr>
+        <w:t>[9]</w:t>
+      </w:r>
+      <w:r>
+        <w:rPr>
+          <w:rFonts w:ascii="GraphikNaturel-Regular" w:eastAsia="GraphikNaturel-Regular" w:cs="GraphikNaturel-Regular"/>
+          <w:kern w:val="0"/>
+          <w:sz w:val="16"/>
+          <w:szCs w:val="16"/>
+        </w:rPr>
+        <w:t xml:space="preserve"> </w:t>
+      </w:r>
+      <w:r>
+        <w:rPr>
+          <w:rFonts w:ascii="SimSun" w:eastAsia="SimSun" w:hAnsi="SimSun"/>
+        </w:rPr>
+        <w:t>Shen, C. et al. A generalized protein</w:t>
+      </w:r>
+      <w:r>
+        <w:rPr>
+          <w:rFonts w:ascii="SimSun" w:eastAsia="SimSun" w:hAnsi="SimSun" w:hint="eastAsia"/>
+        </w:rPr>
+        <w:t>–</w:t>
+      </w:r>
+      <w:r>
+        <w:rPr>
+          <w:rFonts w:ascii="SimSun" w:eastAsia="SimSun" w:hAnsi="SimSun"/>
+        </w:rPr>
+        <w:t>ligand scoring framework</w:t>
+      </w:r>
+      <w:r>
+        <w:rPr>
+          <w:rFonts w:ascii="SimSun" w:eastAsia="SimSun" w:hAnsi="SimSun" w:hint="eastAsia"/>
+        </w:rPr>
+        <w:t xml:space="preserve"> </w:t>
+      </w:r>
+      <w:r>
+        <w:rPr>
+          <w:rFonts w:ascii="SimSun" w:eastAsia="SimSun" w:hAnsi="SimSun"/>
+        </w:rPr>
+        <w:t>with balanced scoring, docking, ranking and screening powers.</w:t>
+      </w:r>
+      <w:r>
+        <w:rPr>
+          <w:rFonts w:ascii="SimSun" w:eastAsia="SimSun" w:hAnsi="SimSun" w:hint="eastAsia"/>
+        </w:rPr>
+        <w:t xml:space="preserve"> </w:t>
+      </w:r>
+      <w:r>
+        <w:rPr>
+          <w:rFonts w:ascii="SimSun" w:eastAsia="SimSun" w:hAnsi="SimSun"/>
+          <w:i/>
+          <w:iCs/>
+        </w:rPr>
+        <w:t xml:space="preserve">Chem. Sci. </w:t>
+      </w:r>
+      <w:r>
+        <w:rPr>
+          <w:rFonts w:ascii="SimSun" w:eastAsia="SimSun" w:hAnsi="SimSun"/>
+        </w:rPr>
+        <w:t>14, 8129</w:t>
+      </w:r>
+      <w:r>
+        <w:rPr>
+          <w:rFonts w:ascii="SimSun" w:eastAsia="SimSun" w:hAnsi="SimSun" w:hint="eastAsia"/>
+        </w:rPr>
+        <w:t xml:space="preserve"> </w:t>
+      </w:r>
+      <w:r>
+        <w:rPr>
+          <w:rFonts w:ascii="SimSun" w:eastAsia="SimSun" w:hAnsi="SimSun"/>
+        </w:rPr>
+        <w:t>8146 (2023).</w:t>
+      </w:r>
+    </w:p>
+    <w:p>
+      <w:pPr>
+        <w:spacing w:after="0" w:line="240" w:lineRule="auto"/>
+        <w:jc w:val="both"/>
+        <w:rPr>
+          <w:rFonts w:ascii="SimSun" w:eastAsia="SimSun" w:hAnsi="SimSun"/>
+        </w:rPr>
+      </w:pPr>
+      <w:r>
+        <w:rPr>
+          <w:rFonts w:ascii="SimSun" w:eastAsia="SimSun" w:hAnsi="SimSun" w:hint="eastAsia"/>
+        </w:rPr>
+        <w:t>[10]</w:t>
+      </w:r>
+      <w:r>
+        <w:rPr>
+          <w:rFonts w:ascii="GraphikNaturel-Regular" w:eastAsia="GraphikNaturel-Regular" w:cs="GraphikNaturel-Regular"/>
+          <w:kern w:val="0"/>
+          <w:sz w:val="16"/>
+          <w:szCs w:val="16"/>
+        </w:rPr>
+        <w:t xml:space="preserve"> </w:t>
+      </w:r>
+      <w:r>
+        <w:rPr>
+          <w:rFonts w:ascii="SimSun" w:eastAsia="SimSun" w:hAnsi="SimSun"/>
+        </w:rPr>
+        <w:t>Zhang, X. et al. Planet: a multi-objective graph neural network</w:t>
+      </w:r>
+      <w:r>
+        <w:rPr>
+          <w:rFonts w:ascii="SimSun" w:eastAsia="SimSun" w:hAnsi="SimSun" w:hint="eastAsia"/>
+        </w:rPr>
+        <w:t xml:space="preserve"> </w:t>
+      </w:r>
+      <w:r>
+        <w:rPr>
+          <w:rFonts w:ascii="SimSun" w:eastAsia="SimSun" w:hAnsi="SimSun"/>
+        </w:rPr>
+        <w:t>model for protein</w:t>
+      </w:r>
+      <w:r>
+        <w:rPr>
+          <w:rFonts w:ascii="SimSun" w:eastAsia="SimSun" w:hAnsi="SimSun" w:hint="eastAsia"/>
+        </w:rPr>
+        <w:t>–</w:t>
+      </w:r>
+      <w:r>
+        <w:rPr>
+          <w:rFonts w:ascii="SimSun" w:eastAsia="SimSun" w:hAnsi="SimSun"/>
+        </w:rPr>
+        <w:t xml:space="preserve">ligand binding affinity prediction. </w:t>
+      </w:r>
+      <w:r>
+        <w:rPr>
+          <w:rFonts w:ascii="SimSun" w:eastAsia="SimSun" w:hAnsi="SimSun"/>
+          <w:i/>
+          <w:iCs/>
+        </w:rPr>
+        <w:t>J. Chem. Inf.</w:t>
+      </w:r>
+      <w:r>
+        <w:rPr>
+          <w:rFonts w:ascii="SimSun" w:eastAsia="SimSun" w:hAnsi="SimSun" w:hint="eastAsia"/>
+        </w:rPr>
+        <w:t xml:space="preserve"> </w:t>
+      </w:r>
+      <w:r>
+        <w:rPr>
+          <w:rFonts w:ascii="SimSun" w:eastAsia="SimSun" w:hAnsi="SimSun"/>
+          <w:i/>
+          <w:iCs/>
+        </w:rPr>
+        <w:t xml:space="preserve">Model. </w:t>
+      </w:r>
+      <w:r>
+        <w:rPr>
+          <w:rFonts w:ascii="SimSun" w:eastAsia="SimSun" w:hAnsi="SimSun"/>
+        </w:rPr>
+        <w:t>64, 2205</w:t>
+      </w:r>
+      <w:r>
+        <w:rPr>
+          <w:rFonts w:ascii="SimSun" w:eastAsia="SimSun" w:hAnsi="SimSun" w:hint="eastAsia"/>
+        </w:rPr>
+        <w:t>–</w:t>
+      </w:r>
+      <w:r>
+        <w:rPr>
+          <w:rFonts w:ascii="SimSun" w:eastAsia="SimSun" w:hAnsi="SimSun"/>
+        </w:rPr>
+        <w:t>2220 (2023).</w:t>
+      </w:r>
+    </w:p>
+    <w:p>
+      <w:pPr>
+        <w:spacing w:after="0" w:line="240" w:lineRule="auto"/>
+        <w:jc w:val="both"/>
+        <w:rPr>
+          <w:rFonts w:ascii="SimSun" w:eastAsia="SimSun" w:hAnsi="SimSun"/>
+        </w:rPr>
+      </w:pPr>
+      <w:r>
+        <w:rPr>
+          <w:rFonts w:ascii="SimSun" w:eastAsia="SimSun" w:hAnsi="SimSun" w:hint="eastAsia"/>
+        </w:rPr>
+        <w:t>[11]</w:t>
+      </w:r>
+      <w:r>
+        <w:rPr>
+          <w:rFonts w:ascii="GraphikNaturel-Regular" w:eastAsia="GraphikNaturel-Regular" w:cs="GraphikNaturel-Regular"/>
+          <w:kern w:val="0"/>
+          <w:sz w:val="16"/>
+          <w:szCs w:val="16"/>
+        </w:rPr>
+        <w:t xml:space="preserve"> </w:t>
+      </w:r>
+      <w:r>
+        <w:rPr>
+          <w:rFonts w:ascii="SimSun" w:eastAsia="SimSun" w:hAnsi="SimSun"/>
+        </w:rPr>
+        <w:t>Yu, J. et al. Computing the relative binding affinity of ligands</w:t>
+      </w:r>
+      <w:r>
+        <w:rPr>
+          <w:rFonts w:ascii="SimSun" w:eastAsia="SimSun" w:hAnsi="SimSun" w:hint="eastAsia"/>
+        </w:rPr>
+        <w:t xml:space="preserve"> </w:t>
+      </w:r>
+      <w:r>
+        <w:rPr>
+          <w:rFonts w:ascii="SimSun" w:eastAsia="SimSun" w:hAnsi="SimSun"/>
+        </w:rPr>
+        <w:t xml:space="preserve">based on a pairwise binding comparison network. </w:t>
+      </w:r>
+      <w:r>
+        <w:rPr>
+          <w:rFonts w:ascii="SimSun" w:eastAsia="SimSun" w:hAnsi="SimSun"/>
+          <w:i/>
+          <w:iCs/>
+        </w:rPr>
+        <w:t>Nat. Comput.</w:t>
+      </w:r>
+      <w:r>
+        <w:rPr>
+          <w:rFonts w:ascii="SimSun" w:eastAsia="SimSun" w:hAnsi="SimSun" w:hint="eastAsia"/>
+        </w:rPr>
+        <w:t xml:space="preserve"> </w:t>
+      </w:r>
+      <w:r>
+        <w:rPr>
+          <w:rFonts w:ascii="SimSun" w:eastAsia="SimSun" w:hAnsi="SimSun"/>
+          <w:i/>
+          <w:iCs/>
+        </w:rPr>
+        <w:t xml:space="preserve">Sci. </w:t>
+      </w:r>
+      <w:r>
+        <w:rPr>
+          <w:rFonts w:ascii="SimSun" w:eastAsia="SimSun" w:hAnsi="SimSun"/>
+        </w:rPr>
+        <w:t>3, 860</w:t>
+      </w:r>
+      <w:r>
+        <w:rPr>
+          <w:rFonts w:ascii="SimSun" w:eastAsia="SimSun" w:hAnsi="SimSun" w:hint="eastAsia"/>
+        </w:rPr>
+        <w:t>–</w:t>
+      </w:r>
+      <w:r>
+        <w:rPr>
+          <w:rFonts w:ascii="SimSun" w:eastAsia="SimSun" w:hAnsi="SimSun"/>
+        </w:rPr>
+        <w:t>872 (2023).</w:t>
+      </w:r>
+    </w:p>
+    <w:p>
+      <w:pPr>
+        <w:spacing w:after="0" w:line="240" w:lineRule="auto"/>
+        <w:jc w:val="both"/>
+        <w:rPr>
+          <w:rFonts w:ascii="SimSun" w:eastAsia="SimSun" w:hAnsi="SimSun"/>
+        </w:rPr>
+      </w:pPr>
+      <w:r>
+        <w:rPr>
+          <w:rFonts w:ascii="SimSun" w:eastAsia="SimSun" w:hAnsi="SimSun" w:hint="eastAsia"/>
+        </w:rPr>
+        <w:t>[12]</w:t>
+      </w:r>
+      <w:r>
+        <w:rPr>
+          <w:rFonts w:ascii="GraphikNaturel-Regular" w:eastAsia="GraphikNaturel-Regular" w:cs="GraphikNaturel-Regular"/>
+          <w:kern w:val="0"/>
+          <w:sz w:val="16"/>
+          <w:szCs w:val="16"/>
+        </w:rPr>
+        <w:t xml:space="preserve"> </w:t>
+      </w:r>
+      <w:r>
+        <w:rPr>
+          <w:rFonts w:ascii="SimSun" w:eastAsia="SimSun" w:hAnsi="SimSun"/>
+        </w:rPr>
+        <w:t>Sverrisson, F., Feydy, J., Correia, B. E. &amp; Bronstein, M. M. Fast</w:t>
+      </w:r>
+      <w:r>
+        <w:rPr>
+          <w:rFonts w:ascii="SimSun" w:eastAsia="SimSun" w:hAnsi="SimSun" w:hint="eastAsia"/>
+        </w:rPr>
+        <w:t xml:space="preserve"> </w:t>
+      </w:r>
+      <w:r>
+        <w:rPr>
+          <w:rFonts w:ascii="SimSun" w:eastAsia="SimSun" w:hAnsi="SimSun"/>
+        </w:rPr>
+        <w:t xml:space="preserve">end-to-end learning on protein surfaces. In </w:t>
+      </w:r>
+      <w:r>
+        <w:rPr>
+          <w:rFonts w:ascii="SimSun" w:eastAsia="SimSun" w:hAnsi="SimSun"/>
+          <w:i/>
+          <w:iCs/>
+        </w:rPr>
+        <w:t>Proc. 2021 IEEE/CVF</w:t>
+      </w:r>
+      <w:r>
+        <w:rPr>
+          <w:rFonts w:ascii="SimSun" w:eastAsia="SimSun" w:hAnsi="SimSun" w:hint="eastAsia"/>
+        </w:rPr>
+        <w:t xml:space="preserve"> </w:t>
+      </w:r>
+      <w:r>
+        <w:rPr>
+          <w:rFonts w:ascii="SimSun" w:eastAsia="SimSun" w:hAnsi="SimSun"/>
+          <w:i/>
+          <w:iCs/>
+        </w:rPr>
+        <w:t>Conference on Computer Vision and Pattern Recognition</w:t>
+      </w:r>
+      <w:r>
+        <w:rPr>
+          <w:rFonts w:ascii="SimSun" w:eastAsia="SimSun" w:hAnsi="SimSun" w:hint="eastAsia"/>
+        </w:rPr>
+        <w:t xml:space="preserve"> </w:t>
+      </w:r>
+      <w:r>
+        <w:rPr>
+          <w:rFonts w:ascii="SimSun" w:eastAsia="SimSun" w:hAnsi="SimSun"/>
+        </w:rPr>
+        <w:t>15267</w:t>
+      </w:r>
+      <w:r>
+        <w:rPr>
+          <w:rFonts w:ascii="SimSun" w:eastAsia="SimSun" w:hAnsi="SimSun" w:hint="eastAsia"/>
+        </w:rPr>
+        <w:t>–</w:t>
+      </w:r>
+      <w:r>
+        <w:rPr>
+          <w:rFonts w:ascii="SimSun" w:eastAsia="SimSun" w:hAnsi="SimSun"/>
+        </w:rPr>
+        <w:t>15276 (IEEE, 2021).</w:t>
+      </w:r>
+    </w:p>
+    <w:p>
+      <w:pPr>
+        <w:spacing w:after="0" w:line="240" w:lineRule="auto"/>
+        <w:ind w:firstLineChars="200" w:firstLine="440"/>
+        <w:jc w:val="both"/>
+        <w:rPr>
+          <w:rFonts w:ascii="SimSun" w:eastAsia="SimSun" w:hAnsi="SimSun"/>
+        </w:rPr>
+      </w:pPr>
+      <w:r>
+        <w:rPr>
+          <w:rFonts w:ascii="SimSun" w:eastAsia="SimSun" w:hAnsi="SimSun" w:hint="eastAsia"/>
+        </w:rPr>
+        <w:lastRenderedPageBreak/>
+        <w:t>蛋白质</w:t>
+      </w:r>
+      <w:r>
+        <w:rPr>
+          <w:rFonts w:ascii="SimSun" w:eastAsia="SimSun" w:hAnsi="SimSun" w:hint="eastAsia"/>
+        </w:rPr>
+        <w:t>组学规模</w:t>
+      </w:r>
+      <w:r>
+        <w:rPr>
+          <w:rFonts w:ascii="SimSun" w:eastAsia="SimSun" w:hAnsi="SimSun" w:hint="eastAsia"/>
+        </w:rPr>
+        <w:t>的相互作用预测对于理解蛋白质功能和疾病机制至关重要。传统实验方法往往受限于规模和复杂性，这促使人们需要采用计算方法。深度学习作为一种强大的工具应运而生，能够实现高通量、准确的蛋白质相互作用预测。</w:t>
+      </w:r>
+      <w:r>
+        <w:rPr>
+          <w:rFonts w:ascii="SimSun" w:eastAsia="SimSun" w:hAnsi="SimSun" w:hint="eastAsia"/>
+        </w:rPr>
+        <w:t>[</w:t>
+      </w:r>
+      <w:r>
+        <w:rPr>
+          <w:rFonts w:ascii="SimSun" w:eastAsia="SimSun" w:hAnsi="SimSun" w:hint="eastAsia"/>
+        </w:rPr>
+        <w:t>0</w:t>
+      </w:r>
+      <w:r>
+        <w:rPr>
+          <w:rFonts w:ascii="SimSun" w:eastAsia="SimSun" w:hAnsi="SimSun" w:hint="eastAsia"/>
+        </w:rPr>
+        <w:t>]</w:t>
+      </w:r>
+    </w:p>
+    <w:p>
+      <w:pPr>
+        <w:spacing w:after="0" w:line="240" w:lineRule="auto"/>
+        <w:ind w:firstLineChars="200" w:firstLine="440"/>
+        <w:jc w:val="both"/>
+        <w:rPr>
+          <w:rFonts w:ascii="SimSun" w:eastAsia="SimSun" w:hAnsi="SimSun"/>
+        </w:rPr>
+      </w:pPr>
+      <w:r>
+        <w:rPr>
+          <w:rFonts w:ascii="SimSun" w:eastAsia="SimSun" w:hAnsi="SimSun" w:hint="eastAsia"/>
+        </w:rPr>
+        <w:t>蛋白质通过复杂的相互作用网络发挥作用，这些网络几乎调控着所有的生物过程。破译这些相互作用网络对</w:t>
+      </w:r>
+      <w:r>
+        <w:rPr>
+          <w:rFonts w:ascii="SimSun" w:eastAsia="SimSun" w:hAnsi="SimSun" w:hint="eastAsia"/>
+        </w:rPr>
+        <w:t>于理解疾病的分子基础、识别潜在的治疗靶点以及开发新药至关重要。然而，传统的研究蛋白质相互作用的实验方法往往费时费力且规模有限。为了解决这些局限性，基于模板的计算方法已被开发出来</w:t>
+      </w:r>
+      <w:r>
+        <w:rPr>
+          <w:rFonts w:ascii="SimSun" w:eastAsia="SimSun" w:hAnsi="SimSun"/>
+        </w:rPr>
+        <w:t>[1,2]</w:t>
+      </w:r>
+      <w:r>
+        <w:rPr>
+          <w:rFonts w:ascii="SimSun" w:eastAsia="SimSun" w:hAnsi="SimSun" w:hint="eastAsia"/>
+        </w:rPr>
+        <w:t>。然而，这些方法的准确性往往受到限制，并且依赖于已知相互作用的扩展，这限制了它们在没有实验先例的相互作用研究中的应用。因此，迫切需要高通量、</w:t>
+      </w:r>
+      <w:r>
+        <w:rPr>
+          <w:rFonts w:ascii="SimSun" w:eastAsia="SimSun" w:hAnsi="SimSun" w:hint="eastAsia"/>
+        </w:rPr>
+        <w:t>蛋白质组学</w:t>
+      </w:r>
+      <w:r>
+        <w:rPr>
+          <w:rFonts w:ascii="SimSun" w:eastAsia="SimSun" w:hAnsi="SimSun" w:hint="eastAsia"/>
+        </w:rPr>
+        <w:t>规模的相互作用筛选方法，以便高效地绘制细胞内蛋白质相互作用的广阔图谱。</w:t>
+      </w:r>
+    </w:p>
+    <w:p>
+      <w:pPr>
+        <w:spacing w:after="0" w:line="240" w:lineRule="auto"/>
+        <w:ind w:firstLineChars="200" w:firstLine="440"/>
+        <w:jc w:val="both"/>
+        <w:rPr>
+          <w:rFonts w:ascii="SimSun" w:eastAsia="SimSun" w:hAnsi="SimSun"/>
+        </w:rPr>
+      </w:pPr>
+      <w:r>
+        <w:rPr>
+          <w:rFonts w:ascii="SimSun" w:eastAsia="SimSun" w:hAnsi="SimSun" w:hint="eastAsia"/>
+        </w:rPr>
+        <w:t>在这一背景下，深度学习已崭露头角，成为一种变革性的工具，有望克服传统实验筛选方法的诸多局限性。深度学习驱动的方法能够以前所未有的速度和精度分析大规模数据集</w:t>
+      </w:r>
+      <w:r>
+        <w:rPr>
+          <w:rFonts w:ascii="SimSun" w:eastAsia="SimSun" w:hAnsi="SimSun"/>
+        </w:rPr>
+        <w:t>[3,4]</w:t>
+      </w:r>
+      <w:r>
+        <w:rPr>
+          <w:rFonts w:ascii="SimSun" w:eastAsia="SimSun" w:hAnsi="SimSun" w:hint="eastAsia"/>
+        </w:rPr>
+        <w:t>，识别新的相互作用模式，并预测仅通过实验技术难以检测到的相互作用</w:t>
+      </w:r>
+      <w:r>
+        <w:rPr>
+          <w:rFonts w:ascii="SimSun" w:eastAsia="SimSun" w:hAnsi="SimSun"/>
+        </w:rPr>
+        <w:t>[5</w:t>
+      </w:r>
+      <w:r>
+        <w:rPr>
+          <w:rFonts w:ascii="SimSun" w:eastAsia="SimSun" w:hAnsi="SimSun" w:hint="eastAsia"/>
+        </w:rPr>
+        <w:t>-</w:t>
+      </w:r>
+      <w:r>
+        <w:rPr>
+          <w:rFonts w:ascii="SimSun" w:eastAsia="SimSun" w:hAnsi="SimSun"/>
+        </w:rPr>
+        <w:t>7]</w:t>
+      </w:r>
+      <w:r>
+        <w:rPr>
+          <w:rFonts w:ascii="SimSun" w:eastAsia="SimSun" w:hAnsi="SimSun" w:hint="eastAsia"/>
+        </w:rPr>
+        <w:t>。通过将深度学习融入蛋白质组规模的筛选，研究人员能够加快新蛋白质功能的发现，更深入地了解疾病的分子基础，并简化药物开发流程。</w:t>
+      </w:r>
+    </w:p>
+    <w:p>
+      <w:pPr>
+        <w:spacing w:after="0" w:line="240" w:lineRule="auto"/>
+        <w:ind w:firstLineChars="200" w:firstLine="440"/>
+        <w:jc w:val="both"/>
+        <w:rPr>
+          <w:rFonts w:ascii="SimSun" w:eastAsia="SimSun" w:hAnsi="SimSun"/>
+        </w:rPr>
+      </w:pPr>
+      <w:r>
+        <w:rPr>
+          <w:rFonts w:ascii="SimSun" w:eastAsia="SimSun" w:hAnsi="SimSun"/>
+        </w:rPr>
+        <w:t>在蛋白质组水平的筛选中，</w:t>
+      </w:r>
+      <w:r>
+        <w:rPr>
+          <w:rFonts w:ascii="SimSun" w:eastAsia="SimSun" w:hAnsi="SimSun" w:hint="eastAsia"/>
+        </w:rPr>
+        <w:t>蛋白质-配体</w:t>
+      </w:r>
+      <w:r>
+        <w:rPr>
+          <w:rFonts w:ascii="SimSun" w:eastAsia="SimSun" w:hAnsi="SimSun"/>
+        </w:rPr>
+        <w:t>相互作用（Protein-Ligand Interaction, PLI）是一个重要的研究方向。PLI 的主要目标是识别与特定小分子配体相互作用的受体。</w:t>
+      </w:r>
+      <w:r>
+        <w:rPr>
+          <w:rFonts w:ascii="SimSun" w:eastAsia="SimSun" w:hAnsi="SimSun"/>
+        </w:rPr>
+        <w:t>受体筛选（Receptor Screening）在药物重定位（Drug Repurposing）中具有重要价值，它可以帮助研究人员利用已被实验验证的 ADME（吸收、分布、代谢和排泄）特性，从而加速已有药物在新适应症中的开发。</w:t>
+      </w:r>
+    </w:p>
+    <w:p>
+      <w:pPr>
+        <w:spacing w:after="0" w:line="240" w:lineRule="auto"/>
+        <w:ind w:firstLineChars="200" w:firstLine="440"/>
+        <w:jc w:val="both"/>
+        <w:rPr>
+          <w:rFonts w:ascii="SimSun" w:eastAsia="SimSun" w:hAnsi="SimSun"/>
+        </w:rPr>
+      </w:pPr>
+    </w:p>
+    <w:p>
+      <w:pPr>
+        <w:spacing w:after="0" w:line="240" w:lineRule="auto"/>
+        <w:ind w:firstLineChars="200" w:firstLine="440"/>
+        <w:jc w:val="both"/>
+        <w:rPr>
+          <w:rFonts w:ascii="SimSun" w:eastAsia="SimSun" w:hAnsi="SimSun"/>
+        </w:rPr>
+      </w:pPr>
+    </w:p>
+    <w:p>
+      <w:pPr>
+        <w:spacing w:after="0" w:line="240" w:lineRule="auto"/>
+        <w:ind w:firstLineChars="200" w:firstLine="440"/>
+        <w:jc w:val="both"/>
+        <w:rPr>
+          <w:rFonts w:ascii="SimSun" w:eastAsia="SimSun" w:hAnsi="SimSun" w:hint="eastAsia"/>
+        </w:rPr>
+      </w:pPr>
+    </w:p>
+    <w:p>
+      <w:pPr>
+        <w:spacing w:after="0" w:line="240" w:lineRule="auto"/>
+        <w:ind w:firstLineChars="200" w:firstLine="440"/>
+        <w:jc w:val="both"/>
+        <w:rPr>
+          <w:rFonts w:ascii="SimSun" w:eastAsia="SimSun" w:hAnsi="SimSun"/>
+        </w:rPr>
+      </w:pPr>
+    </w:p>
+    <w:p>
+      <w:pPr>
+        <w:spacing w:after="0" w:line="240" w:lineRule="auto"/>
+        <w:jc w:val="both"/>
+        <w:rPr>
+          <w:rFonts w:ascii="SimSun" w:eastAsia="SimSun" w:hAnsi="SimSun"/>
+        </w:rPr>
+      </w:pPr>
+      <w:r>
+        <w:rPr>
+          <w:rFonts w:ascii="SimSun" w:eastAsia="SimSun" w:hAnsi="SimSun" w:hint="eastAsia"/>
+        </w:rPr>
+        <w:t>[0]</w:t>
+      </w:r>
+      <w:r>
+        <w:t xml:space="preserve"> </w:t>
+      </w:r>
+      <w:r>
+        <w:rPr>
+          <w:rFonts w:ascii="SimSun" w:eastAsia="SimSun" w:hAnsi="SimSun"/>
+        </w:rPr>
+        <w:t>Min Su Yoon, Byunghyun Bae, Kunhee Kim, Hahnbeom Park, Minkyung Baek,</w:t>
+      </w:r>
+      <w:r>
+        <w:rPr>
+          <w:rFonts w:ascii="SimSun" w:eastAsia="SimSun" w:hAnsi="SimSun" w:hint="eastAsia"/>
+        </w:rPr>
+        <w:t xml:space="preserve"> </w:t>
+      </w:r>
+      <w:r>
+        <w:rPr>
+          <w:rFonts w:ascii="SimSun" w:eastAsia="SimSun" w:hAnsi="SimSun"/>
+        </w:rPr>
+        <w:t>Deep learning methods for proteome-scale interaction prediction,</w:t>
+      </w:r>
+      <w:r>
+        <w:rPr>
+          <w:rFonts w:ascii="SimSun" w:eastAsia="SimSun" w:hAnsi="SimSun" w:hint="eastAsia"/>
+        </w:rPr>
+        <w:t xml:space="preserve"> </w:t>
+      </w:r>
+      <w:r>
+        <w:rPr>
+          <w:rFonts w:ascii="SimSun" w:eastAsia="SimSun" w:hAnsi="SimSun"/>
+        </w:rPr>
+        <w:t>Current Opinion in Structural Biology,</w:t>
+      </w:r>
+      <w:r>
+        <w:rPr>
+          <w:rFonts w:ascii="SimSun" w:eastAsia="SimSun" w:hAnsi="SimSun" w:hint="eastAsia"/>
+        </w:rPr>
+        <w:t xml:space="preserve"> </w:t>
+      </w:r>
+      <w:r>
+        <w:rPr>
+          <w:rFonts w:ascii="SimSun" w:eastAsia="SimSun" w:hAnsi="SimSun"/>
+        </w:rPr>
+        <w:t>Volume 90,</w:t>
+      </w:r>
+      <w:r>
+        <w:rPr>
+          <w:rFonts w:ascii="SimSun" w:eastAsia="SimSun" w:hAnsi="SimSun" w:hint="eastAsia"/>
+        </w:rPr>
+        <w:t xml:space="preserve"> </w:t>
+      </w:r>
+      <w:r>
+        <w:rPr>
+          <w:rFonts w:ascii="SimSun" w:eastAsia="SimSun" w:hAnsi="SimSun"/>
+        </w:rPr>
+        <w:t>2025,</w:t>
+      </w:r>
+      <w:r>
+        <w:rPr>
+          <w:rFonts w:ascii="SimSun" w:eastAsia="SimSun" w:hAnsi="SimSun" w:hint="eastAsia"/>
+        </w:rPr>
+        <w:t xml:space="preserve"> </w:t>
+      </w:r>
+      <w:r>
+        <w:rPr>
+          <w:rFonts w:ascii="SimSun" w:eastAsia="SimSun" w:hAnsi="SimSun"/>
+        </w:rPr>
+        <w:t>102981,</w:t>
+      </w:r>
+      <w:r>
+        <w:rPr>
+          <w:rFonts w:ascii="SimSun" w:eastAsia="SimSun" w:hAnsi="SimSun" w:hint="eastAsia"/>
+        </w:rPr>
+        <w:t xml:space="preserve"> </w:t>
+      </w:r>
+      <w:r>
+        <w:rPr>
+          <w:rFonts w:ascii="SimSun" w:eastAsia="SimSun" w:hAnsi="SimSun"/>
+        </w:rPr>
+        <w:t>ISSN 0959-440X,</w:t>
+      </w:r>
+      <w:r>
+        <w:rPr>
+          <w:rFonts w:ascii="SimSun" w:eastAsia="SimSun" w:hAnsi="SimSun" w:hint="eastAsia"/>
+        </w:rPr>
+        <w:t xml:space="preserve"> </w:t>
+      </w:r>
+      <w:hyperlink r:id="rId8" w:history="1">
+        <w:r>
+          <w:rPr>
+            <w:rStyle w:val="af2"/>
+            <w:rFonts w:ascii="SimSun" w:eastAsia="SimSun" w:hAnsi="SimSun"/>
+          </w:rPr>
+          <w:t>https://doi.org/10.1016/j.sbi.2024.102981</w:t>
+        </w:r>
+      </w:hyperlink>
+      <w:r>
+        <w:rPr>
+          <w:rFonts w:ascii="SimSun" w:eastAsia="SimSun" w:hAnsi="SimSun"/>
+        </w:rPr>
+        <w:t>.</w:t>
+      </w:r>
+    </w:p>
+    <w:p>
+      <w:pPr>
+        <w:spacing w:after="0" w:line="240" w:lineRule="auto"/>
+        <w:jc w:val="both"/>
+        <w:rPr>
+          <w:rFonts w:ascii="SimSun" w:eastAsia="SimSun" w:hAnsi="SimSun"/>
+        </w:rPr>
+      </w:pPr>
+      <w:r>
+        <w:rPr>
+          <w:rFonts w:ascii="SimSun" w:eastAsia="SimSun" w:hAnsi="SimSun" w:hint="eastAsia"/>
+        </w:rPr>
+        <w:t>[1]</w:t>
+      </w:r>
+      <w:r>
+        <w:rPr>
+          <w:rFonts w:ascii="AdvTT82c4f4c4" w:hAnsi="AdvTT82c4f4c4" w:cs="AdvTT82c4f4c4"/>
+          <w:color w:val="2197D2"/>
+          <w:kern w:val="0"/>
+          <w:sz w:val="15"/>
+          <w:szCs w:val="15"/>
+        </w:rPr>
+        <w:t xml:space="preserve"> </w:t>
+      </w:r>
+      <w:r>
+        <w:rPr>
+          <w:rFonts w:ascii="SimSun" w:eastAsia="SimSun" w:hAnsi="SimSun"/>
+        </w:rPr>
+        <w:t>Singh R, Park D, Xu J, Hosur R, Berger B: Struct2Net: a web</w:t>
+      </w:r>
+      <w:r>
+        <w:rPr>
+          <w:rFonts w:ascii="SimSun" w:eastAsia="SimSun" w:hAnsi="SimSun" w:hint="eastAsia"/>
+        </w:rPr>
+        <w:t xml:space="preserve"> </w:t>
+      </w:r>
+      <w:r>
+        <w:rPr>
+          <w:rFonts w:ascii="SimSun" w:eastAsia="SimSun" w:hAnsi="SimSun"/>
+        </w:rPr>
+        <w:t>service to predict protein-protein interactions using a</w:t>
+      </w:r>
+      <w:r>
+        <w:rPr>
+          <w:rFonts w:ascii="SimSun" w:eastAsia="SimSun" w:hAnsi="SimSun" w:hint="eastAsia"/>
+        </w:rPr>
+        <w:t xml:space="preserve"> </w:t>
+      </w:r>
+      <w:r>
+        <w:rPr>
+          <w:rFonts w:ascii="SimSun" w:eastAsia="SimSun" w:hAnsi="SimSun"/>
+        </w:rPr>
+        <w:t>structure-based approach. Nucleic</w:t>
+      </w:r>
+      <w:r>
+        <w:rPr>
+          <w:rFonts w:ascii="SimSun" w:eastAsia="SimSun" w:hAnsi="SimSun" w:hint="eastAsia"/>
+        </w:rPr>
+        <w:t xml:space="preserve"> </w:t>
+      </w:r>
+      <w:r>
+        <w:rPr>
+          <w:rFonts w:ascii="SimSun" w:eastAsia="SimSun" w:hAnsi="SimSun"/>
+        </w:rPr>
+        <w:t>Acids Res 2010, 38:</w:t>
+      </w:r>
+      <w:r>
+        <w:rPr>
+          <w:rFonts w:ascii="SimSun" w:eastAsia="SimSun" w:hAnsi="SimSun" w:hint="eastAsia"/>
+        </w:rPr>
+        <w:t xml:space="preserve"> </w:t>
+      </w:r>
+      <w:r>
+        <w:rPr>
+          <w:rFonts w:ascii="SimSun" w:eastAsia="SimSun" w:hAnsi="SimSun"/>
+        </w:rPr>
+        <w:t>W508–W515.</w:t>
+      </w:r>
+    </w:p>
+    <w:p>
+      <w:pPr>
+        <w:spacing w:after="0" w:line="240" w:lineRule="auto"/>
+        <w:jc w:val="both"/>
+        <w:rPr>
+          <w:rFonts w:ascii="SimSun" w:eastAsia="SimSun" w:hAnsi="SimSun"/>
+        </w:rPr>
+      </w:pPr>
+      <w:r>
+        <w:rPr>
+          <w:rFonts w:ascii="SimSun" w:eastAsia="SimSun" w:hAnsi="SimSun" w:hint="eastAsia"/>
+        </w:rPr>
+        <w:t>[2]</w:t>
+      </w:r>
+      <w:r>
+        <w:rPr>
+          <w:rFonts w:ascii="AdvTT82c4f4c4" w:hAnsi="AdvTT82c4f4c4" w:cs="AdvTT82c4f4c4"/>
+          <w:color w:val="2197D2"/>
+          <w:kern w:val="0"/>
+          <w:sz w:val="15"/>
+          <w:szCs w:val="15"/>
+        </w:rPr>
+        <w:t xml:space="preserve"> </w:t>
+      </w:r>
+      <w:r>
+        <w:rPr>
+          <w:rFonts w:ascii="SimSun" w:eastAsia="SimSun" w:hAnsi="SimSun"/>
+        </w:rPr>
+        <w:t>Yang J, Kwon S, Bae S-H, Park KM, Yoon C, Lee J-H, Seok C:</w:t>
+      </w:r>
+      <w:r>
+        <w:rPr>
+          <w:rFonts w:ascii="SimSun" w:eastAsia="SimSun" w:hAnsi="SimSun" w:hint="eastAsia"/>
+        </w:rPr>
+        <w:t xml:space="preserve"> </w:t>
+      </w:r>
+      <w:r>
+        <w:rPr>
+          <w:rFonts w:ascii="SimSun" w:eastAsia="SimSun" w:hAnsi="SimSun"/>
+        </w:rPr>
+        <w:t>GalaxySagittarius: structure- and similarity-based prediction</w:t>
+      </w:r>
+      <w:r>
+        <w:rPr>
+          <w:rFonts w:ascii="SimSun" w:eastAsia="SimSun" w:hAnsi="SimSun" w:hint="eastAsia"/>
+        </w:rPr>
+        <w:t xml:space="preserve"> </w:t>
+      </w:r>
+      <w:r>
+        <w:rPr>
+          <w:rFonts w:ascii="SimSun" w:eastAsia="SimSun" w:hAnsi="SimSun"/>
+        </w:rPr>
+        <w:t>of protein targets for druglike compounds. J Chem Inf Model</w:t>
+      </w:r>
+      <w:r>
+        <w:rPr>
+          <w:rFonts w:ascii="SimSun" w:eastAsia="SimSun" w:hAnsi="SimSun" w:hint="eastAsia"/>
+        </w:rPr>
+        <w:t xml:space="preserve"> </w:t>
+      </w:r>
+      <w:r>
+        <w:rPr>
+          <w:rFonts w:ascii="SimSun" w:eastAsia="SimSun" w:hAnsi="SimSun"/>
+        </w:rPr>
+        <w:t>2020, 60:3246–3254.</w:t>
+      </w:r>
+    </w:p>
+    <w:p>
+      <w:pPr>
+        <w:spacing w:after="0" w:line="240" w:lineRule="auto"/>
+        <w:jc w:val="both"/>
+        <w:rPr>
+          <w:rFonts w:ascii="SimSun" w:eastAsia="SimSun" w:hAnsi="SimSun"/>
+        </w:rPr>
+      </w:pPr>
+      <w:r>
+        <w:rPr>
+          <w:rFonts w:ascii="SimSun" w:eastAsia="SimSun" w:hAnsi="SimSun" w:hint="eastAsia"/>
+        </w:rPr>
+        <w:t>[3]</w:t>
+      </w:r>
+      <w:r>
+        <w:rPr>
+          <w:rFonts w:ascii="AdvTT82c4f4c4" w:hAnsi="AdvTT82c4f4c4" w:cs="AdvTT82c4f4c4"/>
+          <w:color w:val="2197D2"/>
+          <w:kern w:val="0"/>
+          <w:sz w:val="15"/>
+          <w:szCs w:val="15"/>
+        </w:rPr>
+        <w:t xml:space="preserve"> </w:t>
+      </w:r>
+      <w:r>
+        <w:rPr>
+          <w:rFonts w:ascii="SimSun" w:eastAsia="SimSun" w:hAnsi="SimSun"/>
+        </w:rPr>
+        <w:t>Jumper J, Evans R, Pritzel A, Green T, Figurnov M,</w:t>
+      </w:r>
+      <w:r>
+        <w:rPr>
+          <w:rFonts w:ascii="SimSun" w:eastAsia="SimSun" w:hAnsi="SimSun" w:hint="eastAsia"/>
+        </w:rPr>
+        <w:t xml:space="preserve"> </w:t>
+      </w:r>
+      <w:r>
+        <w:rPr>
+          <w:rFonts w:ascii="SimSun" w:eastAsia="SimSun" w:hAnsi="SimSun"/>
+        </w:rPr>
+        <w:t>Ronneberger O, Tunyasuvunakool K, Bates R, _Zídek A,</w:t>
+      </w:r>
+      <w:r>
+        <w:rPr>
+          <w:rFonts w:ascii="SimSun" w:eastAsia="SimSun" w:hAnsi="SimSun" w:hint="eastAsia"/>
+        </w:rPr>
+        <w:t xml:space="preserve"> </w:t>
+      </w:r>
+      <w:r>
+        <w:rPr>
+          <w:rFonts w:ascii="SimSun" w:eastAsia="SimSun" w:hAnsi="SimSun"/>
+        </w:rPr>
+        <w:t>Potapenko A, et al.: Highly accurate protein structure prediction</w:t>
+      </w:r>
+      <w:r>
+        <w:rPr>
+          <w:rFonts w:ascii="SimSun" w:eastAsia="SimSun" w:hAnsi="SimSun" w:hint="eastAsia"/>
+        </w:rPr>
+        <w:t xml:space="preserve"> </w:t>
+      </w:r>
+      <w:r>
+        <w:rPr>
+          <w:rFonts w:ascii="SimSun" w:eastAsia="SimSun" w:hAnsi="SimSun"/>
+        </w:rPr>
+        <w:t>with AlphaFold. Nature 2021, 596:583–589.</w:t>
+      </w:r>
+    </w:p>
+    <w:p>
+      <w:pPr>
+        <w:spacing w:after="0" w:line="240" w:lineRule="auto"/>
+        <w:jc w:val="both"/>
+        <w:rPr>
+          <w:rFonts w:ascii="SimSun" w:eastAsia="SimSun" w:hAnsi="SimSun"/>
+        </w:rPr>
+      </w:pPr>
+      <w:r>
+        <w:rPr>
+          <w:rFonts w:ascii="SimSun" w:eastAsia="SimSun" w:hAnsi="SimSun" w:hint="eastAsia"/>
+        </w:rPr>
+        <w:t>[4]</w:t>
+      </w:r>
+      <w:r>
+        <w:rPr>
+          <w:rFonts w:ascii="AdvTT82c4f4c4" w:hAnsi="AdvTT82c4f4c4" w:cs="AdvTT82c4f4c4"/>
+          <w:color w:val="2197D2"/>
+          <w:kern w:val="0"/>
+          <w:sz w:val="15"/>
+          <w:szCs w:val="15"/>
+        </w:rPr>
+        <w:t xml:space="preserve"> </w:t>
+      </w:r>
+      <w:r>
+        <w:rPr>
+          <w:rFonts w:ascii="SimSun" w:eastAsia="SimSun" w:hAnsi="SimSun"/>
+        </w:rPr>
+        <w:t>Baek M, DiMaio F, Anishchenko I, Dauparas J, Ovchinnikov S,</w:t>
+      </w:r>
+      <w:r>
+        <w:rPr>
+          <w:rFonts w:ascii="SimSun" w:eastAsia="SimSun" w:hAnsi="SimSun" w:hint="eastAsia"/>
+        </w:rPr>
+        <w:t xml:space="preserve"> </w:t>
+      </w:r>
+      <w:r>
+        <w:rPr>
+          <w:rFonts w:ascii="SimSun" w:eastAsia="SimSun" w:hAnsi="SimSun"/>
+        </w:rPr>
+        <w:t>Lee GR, Wang J, Cong Q, Kinch LN, Schaeffer RD, et al.: Accurate</w:t>
+      </w:r>
+      <w:r>
+        <w:rPr>
+          <w:rFonts w:ascii="SimSun" w:eastAsia="SimSun" w:hAnsi="SimSun" w:hint="eastAsia"/>
+        </w:rPr>
+        <w:t xml:space="preserve"> </w:t>
+      </w:r>
+      <w:r>
+        <w:rPr>
+          <w:rFonts w:ascii="SimSun" w:eastAsia="SimSun" w:hAnsi="SimSun"/>
+        </w:rPr>
+        <w:t>prediction of protein structures and interactions using</w:t>
+      </w:r>
+      <w:r>
+        <w:rPr>
+          <w:rFonts w:ascii="SimSun" w:eastAsia="SimSun" w:hAnsi="SimSun" w:hint="eastAsia"/>
+        </w:rPr>
+        <w:t xml:space="preserve"> </w:t>
+      </w:r>
+      <w:r>
+        <w:rPr>
+          <w:rFonts w:ascii="SimSun" w:eastAsia="SimSun" w:hAnsi="SimSun"/>
+        </w:rPr>
+        <w:t>a three-track neural network. Science 2021, 373:871–876.</w:t>
+      </w:r>
+    </w:p>
+    <w:p>
+      <w:pPr>
+        <w:spacing w:after="0" w:line="240" w:lineRule="auto"/>
+        <w:jc w:val="both"/>
+        <w:rPr>
+          <w:rFonts w:ascii="SimSun" w:eastAsia="SimSun" w:hAnsi="SimSun"/>
+        </w:rPr>
+      </w:pPr>
+      <w:r>
+        <w:rPr>
+          <w:rFonts w:ascii="SimSun" w:eastAsia="SimSun" w:hAnsi="SimSun" w:hint="eastAsia"/>
+        </w:rPr>
+        <w:t>[5]</w:t>
+      </w:r>
+      <w:r>
+        <w:t xml:space="preserve"> </w:t>
+      </w:r>
+      <w:r>
+        <w:rPr>
+          <w:rFonts w:ascii="SimSun" w:eastAsia="SimSun" w:hAnsi="SimSun"/>
+        </w:rPr>
+        <w:t>Humphreys IR, Pei J, Baek M, Krishnakumar A, Anishchenko I,</w:t>
+      </w:r>
+      <w:r>
+        <w:rPr>
+          <w:rFonts w:ascii="SimSun" w:eastAsia="SimSun" w:hAnsi="SimSun" w:hint="eastAsia"/>
+        </w:rPr>
+        <w:t xml:space="preserve"> </w:t>
+      </w:r>
+      <w:r>
+        <w:rPr>
+          <w:rFonts w:ascii="SimSun" w:eastAsia="SimSun" w:hAnsi="SimSun"/>
+        </w:rPr>
+        <w:t xml:space="preserve">Ovchinnikov S, </w:t>
+      </w:r>
+      <w:r>
+        <w:rPr>
+          <w:rFonts w:ascii="SimSun" w:eastAsia="SimSun" w:hAnsi="SimSun"/>
+        </w:rPr>
+        <w:lastRenderedPageBreak/>
+        <w:t>Zhang J, Ness TJ, Banjade S, Bagde SR, et al.:</w:t>
+      </w:r>
+      <w:r>
+        <w:rPr>
+          <w:rFonts w:ascii="SimSun" w:eastAsia="SimSun" w:hAnsi="SimSun" w:hint="eastAsia"/>
+        </w:rPr>
+        <w:t xml:space="preserve"> </w:t>
+      </w:r>
+      <w:r>
+        <w:rPr>
+          <w:rFonts w:ascii="SimSun" w:eastAsia="SimSun" w:hAnsi="SimSun"/>
+        </w:rPr>
+        <w:t>Computed structures of core eukaryotic protein complexes.</w:t>
+      </w:r>
+      <w:r>
+        <w:rPr>
+          <w:rFonts w:ascii="SimSun" w:eastAsia="SimSun" w:hAnsi="SimSun" w:hint="eastAsia"/>
+        </w:rPr>
+        <w:t xml:space="preserve"> </w:t>
+      </w:r>
+      <w:r>
+        <w:rPr>
+          <w:rFonts w:ascii="SimSun" w:eastAsia="SimSun" w:hAnsi="SimSun"/>
+        </w:rPr>
+        <w:t>Science 2021, 374, eabm4805.</w:t>
+      </w:r>
+    </w:p>
+    <w:p>
+      <w:pPr>
+        <w:spacing w:after="0" w:line="240" w:lineRule="auto"/>
+        <w:jc w:val="both"/>
+        <w:rPr>
+          <w:rFonts w:ascii="SimSun" w:eastAsia="SimSun" w:hAnsi="SimSun"/>
+        </w:rPr>
+      </w:pPr>
+      <w:r>
+        <w:rPr>
+          <w:rFonts w:ascii="SimSun" w:eastAsia="SimSun" w:hAnsi="SimSun" w:hint="eastAsia"/>
+        </w:rPr>
+        <w:t>[6]</w:t>
+      </w:r>
+      <w:r>
+        <w:rPr>
+          <w:rFonts w:ascii="AdvTT82c4f4c4" w:hAnsi="AdvTT82c4f4c4" w:cs="AdvTT82c4f4c4"/>
+          <w:color w:val="2197D2"/>
+          <w:kern w:val="0"/>
+          <w:sz w:val="15"/>
+          <w:szCs w:val="15"/>
+        </w:rPr>
+        <w:t xml:space="preserve"> </w:t>
+      </w:r>
+      <w:r>
+        <w:rPr>
+          <w:rFonts w:ascii="SimSun" w:eastAsia="SimSun" w:hAnsi="SimSun"/>
+        </w:rPr>
+        <w:t>Pei J, Zhang J, Cong Q: Human mitochondrial protein complexes</w:t>
+      </w:r>
+      <w:r>
+        <w:rPr>
+          <w:rFonts w:ascii="SimSun" w:eastAsia="SimSun" w:hAnsi="SimSun" w:hint="eastAsia"/>
+        </w:rPr>
+        <w:t xml:space="preserve"> </w:t>
+      </w:r>
+      <w:r>
+        <w:rPr>
+          <w:rFonts w:ascii="SimSun" w:eastAsia="SimSun" w:hAnsi="SimSun"/>
+        </w:rPr>
+        <w:t>revealed by large-scale coevolution analysis and deep</w:t>
+      </w:r>
+      <w:r>
+        <w:rPr>
+          <w:rFonts w:ascii="SimSun" w:eastAsia="SimSun" w:hAnsi="SimSun" w:hint="eastAsia"/>
+        </w:rPr>
+        <w:t xml:space="preserve"> </w:t>
+      </w:r>
+      <w:r>
+        <w:rPr>
+          <w:rFonts w:ascii="SimSun" w:eastAsia="SimSun" w:hAnsi="SimSun"/>
+        </w:rPr>
+        <w:t>learning-based structure modeling. Bioinformatics 2022, 38:</w:t>
+      </w:r>
+      <w:r>
+        <w:rPr>
+          <w:rFonts w:ascii="SimSun" w:eastAsia="SimSun" w:hAnsi="SimSun" w:hint="eastAsia"/>
+        </w:rPr>
+        <w:t xml:space="preserve"> </w:t>
+      </w:r>
+      <w:r>
+        <w:rPr>
+          <w:rFonts w:ascii="SimSun" w:eastAsia="SimSun" w:hAnsi="SimSun"/>
+        </w:rPr>
+        <w:t>4301–4311.</w:t>
+      </w:r>
+    </w:p>
+    <w:p>
+      <w:pPr>
+        <w:spacing w:after="0" w:line="240" w:lineRule="auto"/>
+        <w:jc w:val="both"/>
+        <w:rPr>
+          <w:rFonts w:ascii="SimSun" w:eastAsia="SimSun" w:hAnsi="SimSun"/>
+        </w:rPr>
+      </w:pPr>
+      <w:r>
+        <w:rPr>
+          <w:rFonts w:ascii="SimSun" w:eastAsia="SimSun" w:hAnsi="SimSun" w:hint="eastAsia"/>
+        </w:rPr>
+        <w:t>[7]</w:t>
+      </w:r>
+      <w:r>
+        <w:rPr>
+          <w:rFonts w:ascii="AdvTT82c4f4c4" w:hAnsi="AdvTT82c4f4c4" w:cs="AdvTT82c4f4c4"/>
+          <w:color w:val="2197D2"/>
+          <w:kern w:val="0"/>
+          <w:sz w:val="15"/>
+          <w:szCs w:val="15"/>
+        </w:rPr>
+        <w:t xml:space="preserve"> </w:t>
+      </w:r>
+      <w:r>
+        <w:rPr>
+          <w:rFonts w:ascii="SimSun" w:eastAsia="SimSun" w:hAnsi="SimSun"/>
+        </w:rPr>
+        <w:t>Humphreys IR, Zhang J, Baek M, Wang Y, Krishnakumar A, Pei J,</w:t>
+      </w:r>
+      <w:r>
+        <w:rPr>
+          <w:rFonts w:ascii="SimSun" w:eastAsia="SimSun" w:hAnsi="SimSun" w:hint="eastAsia"/>
+        </w:rPr>
+        <w:t xml:space="preserve"> </w:t>
+      </w:r>
+      <w:r>
+        <w:rPr>
+          <w:rFonts w:ascii="SimSun" w:eastAsia="SimSun" w:hAnsi="SimSun"/>
+        </w:rPr>
+        <w:t>Anishchenko I, Tower CA, Jackson BA, Warrier T, et al.: Protein</w:t>
+      </w:r>
+      <w:r>
+        <w:rPr>
+          <w:rFonts w:ascii="SimSun" w:eastAsia="SimSun" w:hAnsi="SimSun" w:hint="eastAsia"/>
+        </w:rPr>
+        <w:t xml:space="preserve"> </w:t>
+      </w:r>
+      <w:r>
+        <w:rPr>
+          <w:rFonts w:ascii="SimSun" w:eastAsia="SimSun" w:hAnsi="SimSun"/>
+        </w:rPr>
+        <w:t>interactions in human pathogens revealed through deep</w:t>
+      </w:r>
+      <w:r>
+        <w:rPr>
+          <w:rFonts w:ascii="SimSun" w:eastAsia="SimSun" w:hAnsi="SimSun" w:hint="eastAsia"/>
+        </w:rPr>
+        <w:t xml:space="preserve"> </w:t>
+      </w:r>
+      <w:r>
+        <w:rPr>
+          <w:rFonts w:ascii="SimSun" w:eastAsia="SimSun" w:hAnsi="SimSun"/>
+        </w:rPr>
+        <w:t>learning. Nat Microbiol 2024, 9:2642–2652.</w:t>
+      </w:r>
+    </w:p>
+    <w:p>
+      <w:pPr>
+        <w:spacing w:after="0" w:line="240" w:lineRule="auto"/>
+        <w:jc w:val="both"/>
+        <w:rPr>
+          <w:rFonts w:ascii="SimSun" w:eastAsia="SimSun" w:hAnsi="SimSun"/>
+        </w:rPr>
+      </w:pPr>
+    </w:p>
+    <w:p>
+      <w:pPr>
+        <w:spacing w:after="0" w:line="240" w:lineRule="auto"/>
+        <w:jc w:val="both"/>
+        <w:rPr>
+          <w:rFonts w:ascii="SimSun" w:eastAsia="SimSun" w:hAnsi="SimSun"/>
+        </w:rPr>
+      </w:pPr>
+    </w:p>
+    <w:p>
+      <w:pPr>
+        <w:spacing w:after="0" w:line="240" w:lineRule="auto"/>
+        <w:jc w:val="both"/>
+        <w:rPr>
+          <w:rFonts w:ascii="SimSun" w:eastAsia="SimSun" w:hAnsi="SimSun"/>
+        </w:rPr>
+      </w:pPr>
+    </w:p>
+    <w:p>
+      <w:pPr>
+        <w:spacing w:after="0" w:line="240" w:lineRule="auto"/>
+        <w:jc w:val="both"/>
+        <w:rPr>
+          <w:rFonts w:ascii="SimSun" w:eastAsia="SimSun" w:hAnsi="SimSun"/>
+          <w:u w:val="single"/>
+        </w:rPr>
+      </w:pPr>
+      <w:r>
+        <w:rPr>
+          <w:rFonts w:ascii="SimSun" w:eastAsia="SimSun" w:hAnsi="SimSun" w:hint="eastAsia"/>
+        </w:rPr>
+        <w:t>2.文献综述(3000)</w:t>
+      </w:r>
+      <w:r>
+        <w:rPr>
+          <w:rFonts w:ascii="SimSun" w:eastAsia="SimSun" w:hAnsi="SimSun" w:hint="eastAsia"/>
+        </w:rPr>
+        <w:t xml:space="preserve"> 参考文献</w:t>
+      </w:r>
+      <w:r>
+        <w:rPr>
+          <w:rFonts w:ascii="SimSun" w:eastAsia="SimSun" w:hAnsi="SimSun" w:hint="eastAsia"/>
+        </w:rPr>
+        <w:t xml:space="preserve"> </w:t>
+      </w:r>
+      <w:r>
+        <w:rPr>
+          <w:rFonts w:ascii="SimSun" w:eastAsia="SimSun" w:hAnsi="SimSun" w:hint="eastAsia"/>
+          <w:u w:val="single"/>
+        </w:rPr>
+        <w:t>国内外研究现状</w:t>
+      </w:r>
+    </w:p>
+    <w:p>
+      <w:pPr>
+        <w:spacing w:after="0" w:line="240" w:lineRule="auto"/>
+        <w:jc w:val="both"/>
+        <w:rPr>
+          <w:rFonts w:ascii="SimSun" w:eastAsia="SimSun" w:hAnsi="SimSun"/>
+        </w:rPr>
+      </w:pPr>
+    </w:p>
+    <w:p>
+      <w:pPr>
+        <w:spacing w:after="0" w:line="240" w:lineRule="auto"/>
+        <w:jc w:val="both"/>
+        <w:rPr>
+          <w:rFonts w:ascii="SimSun" w:eastAsia="SimSun" w:hAnsi="SimSun"/>
+        </w:rPr>
+      </w:pPr>
+      <w:r>
+        <w:rPr>
+          <w:rFonts w:ascii="SimSun" w:eastAsia="SimSun" w:hAnsi="SimSun"/>
+        </w:rPr>
+        <w:t>当前的配体结合受体筛选方法</w:t>
+      </w:r>
+      <w:r>
+        <w:rPr>
+          <w:rFonts w:ascii="SimSun" w:eastAsia="SimSun" w:hAnsi="SimSun" w:hint="eastAsia"/>
+        </w:rPr>
+        <w:t>。</w:t>
+      </w:r>
+      <w:r>
+        <w:rPr>
+          <w:rFonts w:ascii="SimSun" w:eastAsia="SimSun" w:hAnsi="SimSun"/>
+        </w:rPr>
+        <w:t>筛选方法主要根据是否利用受体的结构信息进行分类，同时也关注其核心方法（传统方法 vs. 深度学习（DL）方法）</w:t>
+      </w:r>
+    </w:p>
+    <w:p>
+      <w:pPr>
+        <w:spacing w:after="0" w:line="240" w:lineRule="auto"/>
+        <w:jc w:val="both"/>
+        <w:rPr>
+          <w:rFonts w:ascii="SimSun" w:eastAsia="SimSun" w:hAnsi="SimSun"/>
+          <w:b/>
+          <w:bCs/>
+        </w:rPr>
+      </w:pPr>
+      <w:r>
+        <w:rPr>
+          <w:rFonts w:ascii="SimSun" w:eastAsia="SimSun" w:hAnsi="SimSun"/>
+          <w:b/>
+          <w:bCs/>
+        </w:rPr>
+        <w:t>配体相似性驱动的方法（Ligand Similarity-Based Approaches）</w:t>
+      </w:r>
+      <w:r>
+        <w:rPr>
+          <w:rFonts w:ascii="SimSun" w:eastAsia="SimSun" w:hAnsi="SimSun" w:hint="eastAsia"/>
+          <w:b/>
+          <w:bCs/>
+        </w:rPr>
+        <w:t>无需受体结构信息</w:t>
+      </w:r>
+    </w:p>
+    <w:p>
+      <w:pPr>
+        <w:spacing w:after="0" w:line="240" w:lineRule="auto"/>
+        <w:jc w:val="both"/>
+        <w:rPr>
+          <w:rFonts w:ascii="SimSun" w:eastAsia="SimSun" w:hAnsi="SimSun" w:hint="eastAsia"/>
+        </w:rPr>
+      </w:pPr>
+      <w:r>
+        <w:rPr>
+          <w:rFonts w:ascii="SimSun" w:eastAsia="SimSun" w:hAnsi="SimSun" w:hint="eastAsia"/>
+        </w:rPr>
+        <w:t>这一类方法属于</w:t>
+      </w:r>
+      <w:r>
+        <w:rPr>
+          <w:rFonts w:ascii="SimSun" w:eastAsia="SimSun" w:hAnsi="SimSun"/>
+        </w:rPr>
+        <w:t xml:space="preserve"> 配体基（ligand-based）方法，它们主要依赖于配体信息作为输入。其基本假设是结构相似的配体往往作用于相似的蛋白质。</w:t>
+      </w:r>
+    </w:p>
+    <w:p>
+      <w:pPr>
+        <w:spacing w:after="0" w:line="240" w:lineRule="auto"/>
+        <w:jc w:val="both"/>
+        <w:rPr>
+          <w:rFonts w:ascii="SimSun" w:eastAsia="SimSun" w:hAnsi="SimSun"/>
+        </w:rPr>
+      </w:pPr>
+      <w:r>
+        <w:rPr>
+          <w:rFonts w:ascii="SimSun" w:eastAsia="SimSun" w:hAnsi="SimSun"/>
+          <w:b/>
+          <w:bCs/>
+        </w:rPr>
+        <w:t>传统方法</w:t>
+      </w:r>
+      <w:r>
+        <w:rPr>
+          <w:rFonts w:ascii="SimSun" w:eastAsia="SimSun" w:hAnsi="SimSun" w:hint="eastAsia"/>
+        </w:rPr>
+        <w:t>的研究过程</w:t>
+      </w:r>
+      <w:r>
+        <w:rPr>
+          <w:rFonts w:ascii="SimSun" w:eastAsia="SimSun" w:hAnsi="SimSun"/>
+        </w:rPr>
+        <w:t>是：选择合适的配体信息类型（如分子指纹（molecular fingerprints））</w:t>
+      </w:r>
+      <w:r>
+        <w:rPr>
+          <w:rFonts w:ascii="SimSun" w:eastAsia="SimSun" w:hAnsi="SimSun" w:hint="eastAsia"/>
+        </w:rPr>
+        <w:t>；</w:t>
+      </w:r>
+      <w:r>
+        <w:rPr>
+          <w:rFonts w:ascii="SimSun" w:eastAsia="SimSun" w:hAnsi="SimSun"/>
+        </w:rPr>
+        <w:t>使用配体相似性搜索，基于已知的蛋白-配体复合物，预测新的受体</w:t>
+      </w:r>
+      <w:r>
+        <w:rPr>
+          <w:rFonts w:ascii="SimSun" w:eastAsia="SimSun" w:hAnsi="SimSun" w:hint="eastAsia"/>
+        </w:rPr>
+        <w:t>；</w:t>
+      </w:r>
+      <w:r>
+        <w:rPr>
+          <w:rFonts w:ascii="SimSun" w:eastAsia="SimSun" w:hAnsi="SimSun"/>
+        </w:rPr>
+        <w:t>采用简单的相似性度量或传统机器学习模型，结合多个特征来预测配体结合受体。</w:t>
+      </w:r>
+      <w:r>
+        <w:rPr>
+          <w:rFonts w:ascii="SimSun" w:eastAsia="SimSun" w:hAnsi="SimSun" w:hint="eastAsia"/>
+        </w:rPr>
+        <w:t>[0]</w:t>
+      </w:r>
+    </w:p>
+    <w:p>
+      <w:pPr>
+        <w:spacing w:after="0" w:line="240" w:lineRule="auto"/>
+        <w:jc w:val="both"/>
+        <w:rPr>
+          <w:rFonts w:ascii="SimSun" w:eastAsia="SimSun" w:hAnsi="SimSun"/>
+        </w:rPr>
+      </w:pPr>
+    </w:p>
+    <w:p>
+      <w:pPr>
+        <w:spacing w:after="0" w:line="240" w:lineRule="auto"/>
+        <w:jc w:val="both"/>
+        <w:rPr>
+          <w:rFonts w:ascii="SimSun" w:eastAsia="SimSun" w:hAnsi="SimSun"/>
+        </w:rPr>
+      </w:pPr>
+      <w:r>
+        <w:rPr>
+          <w:rFonts w:ascii="SimSun" w:eastAsia="SimSun" w:hAnsi="SimSun"/>
+        </w:rPr>
+        <w:t>自</w:t>
+      </w:r>
+      <w:r>
+        <w:rPr>
+          <w:rFonts w:ascii="SimSun" w:eastAsia="SimSun" w:hAnsi="SimSun"/>
+          <w:b/>
+          <w:bCs/>
+        </w:rPr>
+        <w:t>深度学习</w:t>
+      </w:r>
+      <w:r>
+        <w:rPr>
+          <w:rFonts w:ascii="SimSun" w:eastAsia="SimSun" w:hAnsi="SimSun"/>
+        </w:rPr>
+        <w:t>（DL）方法出现后，研究人员开始</w:t>
+      </w:r>
+      <w:r>
+        <w:rPr>
+          <w:rFonts w:ascii="SimSun" w:eastAsia="SimSun" w:hAnsi="SimSun"/>
+        </w:rPr>
+        <w:t>将蛋白质序列作为额外的输入，以增强预测能力。这种方法通常被称为 药物-靶点相互作用（DTI，Drug-Target Interaction）预测。</w:t>
+      </w:r>
+      <w:r>
+        <w:rPr>
+          <w:rFonts w:ascii="SimSun" w:eastAsia="SimSun" w:hAnsi="SimSun" w:hint="eastAsia"/>
+        </w:rPr>
+        <w:t>[1-5]</w:t>
+      </w:r>
+    </w:p>
+    <w:p>
+      <w:pPr>
+        <w:spacing w:after="0" w:line="240" w:lineRule="auto"/>
+        <w:jc w:val="both"/>
+        <w:rPr>
+          <w:rFonts w:ascii="SimSun" w:eastAsia="SimSun" w:hAnsi="SimSun" w:hint="eastAsia"/>
+        </w:rPr>
+      </w:pPr>
+      <w:r>
+        <w:rPr>
+          <w:rFonts w:ascii="SimSun" w:eastAsia="SimSun" w:hAnsi="SimSun"/>
+        </w:rPr>
+        <w:t>早期 的 DTI 研究主要采用 一维（1D）分子表示 + 卷积神经网络（CNN） 来分析配体和受体序列。</w:t>
+      </w:r>
+      <w:r>
+        <w:rPr>
+          <w:rFonts w:ascii="SimSun" w:eastAsia="SimSun" w:hAnsi="SimSun" w:hint="eastAsia"/>
+        </w:rPr>
+        <w:t>[6]</w:t>
+      </w:r>
+    </w:p>
+    <w:p>
+      <w:pPr>
+        <w:spacing w:after="0" w:line="240" w:lineRule="auto"/>
+        <w:jc w:val="both"/>
+        <w:rPr>
+          <w:rFonts w:ascii="SimSun" w:eastAsia="SimSun" w:hAnsi="SimSun"/>
+        </w:rPr>
+      </w:pPr>
+      <w:r>
+        <w:rPr>
+          <w:rFonts w:ascii="SimSun" w:eastAsia="SimSun" w:hAnsi="SimSun"/>
+        </w:rPr>
+        <w:t>后续采用了更现代的深度学习技术（如图注意力机制、图神经网络 GNN 等</w:t>
+      </w:r>
+      <w:r>
+        <w:rPr>
+          <w:rFonts w:ascii="SimSun" w:eastAsia="SimSun" w:hAnsi="SimSun"/>
+        </w:rPr>
+        <w:t>）</w:t>
+      </w:r>
+      <w:r>
+        <w:rPr>
+          <w:rFonts w:ascii="SimSun" w:eastAsia="SimSun" w:hAnsi="SimSun" w:hint="eastAsia"/>
+        </w:rPr>
+        <w:t>。</w:t>
+      </w:r>
+      <w:r>
+        <w:rPr>
+          <w:rFonts w:ascii="SimSun" w:eastAsia="SimSun" w:hAnsi="SimSun" w:hint="eastAsia"/>
+        </w:rPr>
+        <w:t>[7]</w:t>
+      </w:r>
+    </w:p>
+    <w:p>
+      <w:pPr>
+        <w:spacing w:after="0" w:line="240" w:lineRule="auto"/>
+        <w:jc w:val="both"/>
+        <w:rPr>
+          <w:rFonts w:ascii="SimSun" w:eastAsia="SimSun" w:hAnsi="SimSun" w:hint="eastAsia"/>
+        </w:rPr>
+      </w:pPr>
+      <w:r>
+        <w:rPr>
+          <w:rFonts w:ascii="SimSun" w:eastAsia="SimSun" w:hAnsi="SimSun"/>
+        </w:rPr>
+        <w:t>DTI 方法的优势是可以利用大规模训练数据，但预测分辨率较低。例如，在最近的 激酶筛选基准测试中，非结构化（non-structure-based）DTI 方法的性能普遍低于基于结构的方法</w:t>
+      </w:r>
+      <w:r>
+        <w:rPr>
+          <w:rFonts w:ascii="SimSun" w:eastAsia="SimSun" w:hAnsi="SimSun" w:hint="eastAsia"/>
+        </w:rPr>
+        <w:t>。[8]</w:t>
+      </w:r>
+    </w:p>
+    <w:p>
+      <w:pPr>
+        <w:spacing w:after="0" w:line="240" w:lineRule="auto"/>
+        <w:jc w:val="both"/>
+        <w:rPr>
+          <w:rFonts w:ascii="SimSun" w:eastAsia="SimSun" w:hAnsi="SimSun"/>
+          <w:b/>
+          <w:bCs/>
+        </w:rPr>
+      </w:pPr>
+      <w:r>
+        <w:rPr>
+          <w:rFonts w:ascii="SimSun" w:eastAsia="SimSun" w:hAnsi="SimSun"/>
+          <w:b/>
+          <w:bCs/>
+        </w:rPr>
+        <w:t>受体结构驱动的方法（Receptor Structure-Based Approaches）</w:t>
+      </w:r>
+      <w:r>
+        <w:rPr>
+          <w:rFonts w:ascii="SimSun" w:eastAsia="SimSun" w:hAnsi="SimSun" w:hint="eastAsia"/>
+          <w:b/>
+          <w:bCs/>
+        </w:rPr>
+        <w:t>需受体结构信息</w:t>
+      </w:r>
+    </w:p>
+    <w:p>
+      <w:pPr>
+        <w:spacing w:after="0" w:line="240" w:lineRule="auto"/>
+        <w:jc w:val="both"/>
+        <w:rPr>
+          <w:rFonts w:ascii="SimSun" w:eastAsia="SimSun" w:hAnsi="SimSun" w:hint="eastAsia"/>
+        </w:rPr>
+      </w:pPr>
+      <w:r>
+        <w:rPr>
+          <w:rFonts w:ascii="SimSun" w:eastAsia="SimSun" w:hAnsi="SimSun"/>
+        </w:rPr>
+        <w:t>基于受体结构（Receptor-based, Structure-driven）的方法主要依赖于蛋白-配体对接（docking）技术。</w:t>
+      </w:r>
+    </w:p>
+    <w:p>
+      <w:pPr>
+        <w:spacing w:after="0" w:line="240" w:lineRule="auto"/>
+        <w:jc w:val="both"/>
+        <w:rPr>
+          <w:rFonts w:ascii="SimSun" w:eastAsia="SimSun" w:hAnsi="SimSun"/>
+        </w:rPr>
+      </w:pPr>
+      <w:r>
+        <w:rPr>
+          <w:rFonts w:ascii="SimSun" w:eastAsia="SimSun" w:hAnsi="SimSun" w:hint="eastAsia"/>
+          <w:b/>
+          <w:bCs/>
+        </w:rPr>
+        <w:t>传统方法</w:t>
+      </w:r>
+      <w:r>
+        <w:rPr>
+          <w:rFonts w:ascii="SimSun" w:eastAsia="SimSun" w:hAnsi="SimSun" w:hint="eastAsia"/>
+        </w:rPr>
+        <w:t>使用分子对接技术。</w:t>
+      </w:r>
+      <w:r>
+        <w:rPr>
+          <w:rFonts w:ascii="SimSun" w:eastAsia="SimSun" w:hAnsi="SimSun"/>
+        </w:rPr>
+        <w:t>Li et al. [</w:t>
+      </w:r>
+      <w:r>
+        <w:rPr>
+          <w:rFonts w:ascii="SimSun" w:eastAsia="SimSun" w:hAnsi="SimSun" w:hint="eastAsia"/>
+        </w:rPr>
+        <w:t>9</w:t>
+      </w:r>
+      <w:r>
+        <w:rPr>
+          <w:rFonts w:ascii="SimSun" w:eastAsia="SimSun" w:hAnsi="SimSun"/>
+        </w:rPr>
+        <w:t xml:space="preserve">] </w:t>
+      </w:r>
+      <w:r>
+        <w:rPr>
+          <w:rFonts w:ascii="SimSun" w:eastAsia="SimSun" w:hAnsi="SimSun"/>
+        </w:rPr>
+        <w:t>的研究，是早期蛋白-配体对接的代表性工作。</w:t>
+      </w:r>
+      <w:r>
+        <w:rPr>
+          <w:rFonts w:ascii="SimSun" w:eastAsia="SimSun" w:hAnsi="SimSun"/>
+        </w:rPr>
+        <w:t>GalaxySagittarius [</w:t>
+      </w:r>
+      <w:r>
+        <w:rPr>
+          <w:rFonts w:ascii="SimSun" w:eastAsia="SimSun" w:hAnsi="SimSun" w:hint="eastAsia"/>
+        </w:rPr>
+        <w:t>10</w:t>
+      </w:r>
+      <w:r>
+        <w:rPr>
+          <w:rFonts w:ascii="SimSun" w:eastAsia="SimSun" w:hAnsi="SimSun"/>
+        </w:rPr>
+        <w:t>]，利用蛋白质结构进行</w:t>
+      </w:r>
+      <w:r>
+        <w:rPr>
+          <w:rFonts w:ascii="SimSun" w:eastAsia="SimSun" w:hAnsi="SimSun"/>
+        </w:rPr>
+        <w:t>筛选。</w:t>
+      </w:r>
+    </w:p>
+    <w:p>
+      <w:pPr>
+        <w:spacing w:after="0" w:line="240" w:lineRule="auto"/>
+        <w:jc w:val="both"/>
+        <w:rPr>
+          <w:rFonts w:ascii="SimSun" w:eastAsia="SimSun" w:hAnsi="SimSun"/>
+        </w:rPr>
+      </w:pPr>
+      <w:r>
+        <w:rPr>
+          <w:rFonts w:ascii="SimSun" w:eastAsia="SimSun" w:hAnsi="SimSun"/>
+        </w:rPr>
+        <w:t>在</w:t>
+      </w:r>
+      <w:r>
+        <w:rPr>
+          <w:rFonts w:ascii="SimSun" w:eastAsia="SimSun" w:hAnsi="SimSun"/>
+          <w:b/>
+          <w:bCs/>
+        </w:rPr>
+        <w:t>深度学习时代</w:t>
+      </w:r>
+      <w:r>
+        <w:rPr>
+          <w:rFonts w:ascii="SimSun" w:eastAsia="SimSun" w:hAnsi="SimSun"/>
+        </w:rPr>
+        <w:t>，基于结构</w:t>
+      </w:r>
+      <w:r>
+        <w:rPr>
+          <w:rFonts w:ascii="SimSun" w:eastAsia="SimSun" w:hAnsi="SimSun"/>
+        </w:rPr>
+        <w:t>的方法在两个方向取</w:t>
+      </w:r>
+      <w:r>
+        <w:rPr>
+          <w:rFonts w:ascii="SimSun" w:eastAsia="SimSun" w:hAnsi="SimSun"/>
+        </w:rPr>
+        <w:t>得了进展：</w:t>
+      </w:r>
+    </w:p>
+    <w:p>
+      <w:pPr>
+        <w:spacing w:after="0" w:line="240" w:lineRule="auto"/>
+        <w:jc w:val="both"/>
+        <w:rPr>
+          <w:rFonts w:ascii="SimSun" w:eastAsia="SimSun" w:hAnsi="SimSun"/>
+        </w:rPr>
+      </w:pPr>
+      <w:r>
+        <w:rPr>
+          <w:rFonts w:ascii="SimSun" w:eastAsia="SimSun" w:hAnsi="SimSun" w:hint="eastAsia"/>
+        </w:rPr>
+        <w:t>(1</w:t>
+      </w:r>
+      <w:r>
+        <w:rPr>
+          <w:rFonts w:ascii="SimSun" w:eastAsia="SimSun" w:hAnsi="SimSun" w:hint="eastAsia"/>
+        </w:rPr>
+        <w:t>)</w:t>
+      </w:r>
+      <w:r>
+        <w:rPr>
+          <w:rFonts w:ascii="SimSun" w:eastAsia="SimSun" w:hAnsi="SimSun"/>
+        </w:rPr>
+        <w:t>蛋白质结构数据库的扩展</w:t>
+      </w:r>
+    </w:p>
+    <w:p>
+      <w:pPr>
+        <w:spacing w:after="0" w:line="240" w:lineRule="auto"/>
+        <w:jc w:val="both"/>
+        <w:rPr>
+          <w:rFonts w:ascii="SimSun" w:eastAsia="SimSun" w:hAnsi="SimSun" w:hint="eastAsia"/>
+        </w:rPr>
+      </w:pPr>
+      <w:r>
+        <w:rPr>
+          <w:rFonts w:ascii="SimSun" w:eastAsia="SimSun" w:hAnsi="SimSun"/>
+        </w:rPr>
+        <w:t>近年来，深度学习预测的蛋白质结构（如 AlphaFold 预测的蛋白结构）极大扩展了结构数据库。这使得基于受体结构的方法适用范围更广，即便没有实验解析的蛋白质结构，也可以利用预测结构进行筛选。</w:t>
+      </w:r>
+      <w:r>
+        <w:rPr>
+          <w:rFonts w:ascii="SimSun" w:eastAsia="SimSun" w:hAnsi="SimSun" w:hint="eastAsia"/>
+        </w:rPr>
+        <w:t>[</w:t>
+      </w:r>
+      <w:r>
+        <w:rPr>
+          <w:rFonts w:ascii="SimSun" w:eastAsia="SimSun" w:hAnsi="SimSun" w:hint="eastAsia"/>
+        </w:rPr>
+        <w:t>11</w:t>
+      </w:r>
+      <w:r>
+        <w:rPr>
+          <w:rFonts w:ascii="SimSun" w:eastAsia="SimSun" w:hAnsi="SimSun" w:hint="eastAsia"/>
+        </w:rPr>
+        <w:t>]</w:t>
+      </w:r>
+    </w:p>
+    <w:p>
+      <w:pPr>
+        <w:spacing w:after="0" w:line="240" w:lineRule="auto"/>
+        <w:jc w:val="both"/>
+        <w:rPr>
+          <w:rFonts w:ascii="SimSun" w:eastAsia="SimSun" w:hAnsi="SimSun"/>
+        </w:rPr>
+      </w:pPr>
+      <w:r>
+        <w:rPr>
+          <w:rFonts w:ascii="SimSun" w:eastAsia="SimSun" w:hAnsi="SimSun" w:hint="eastAsia"/>
+        </w:rPr>
+        <w:t>(2)引入先进的深度学习技术</w:t>
+      </w:r>
+    </w:p>
+    <w:p>
+      <w:pPr>
+        <w:spacing w:after="0" w:line="240" w:lineRule="auto"/>
+        <w:jc w:val="both"/>
+        <w:rPr>
+          <w:rFonts w:ascii="SimSun" w:eastAsia="SimSun" w:hAnsi="SimSun"/>
+        </w:rPr>
+      </w:pPr>
+      <w:r>
+        <w:rPr>
+          <w:rFonts w:ascii="SimSun" w:eastAsia="SimSun" w:hAnsi="SimSun" w:hint="eastAsia"/>
+        </w:rPr>
+        <w:lastRenderedPageBreak/>
+        <w:t>蛋白质结构预测的现代技术，如注意力机制或图表示法，已经在基于结构的网络中进行了实验</w:t>
+      </w:r>
+      <w:r>
+        <w:rPr>
+          <w:rFonts w:ascii="SimSun" w:eastAsia="SimSun" w:hAnsi="SimSun"/>
+        </w:rPr>
+        <w:t>。</w:t>
+      </w:r>
+      <w:r>
+        <w:rPr>
+          <w:rFonts w:ascii="SimSun" w:eastAsia="SimSun" w:hAnsi="SimSun" w:hint="eastAsia"/>
+        </w:rPr>
+        <w:t>[12,13]</w:t>
+      </w:r>
+    </w:p>
+    <w:p>
+      <w:pPr>
+        <w:spacing w:after="0" w:line="240" w:lineRule="auto"/>
+        <w:jc w:val="both"/>
+        <w:rPr>
+          <w:rFonts w:ascii="SimSun" w:eastAsia="SimSun" w:hAnsi="SimSun" w:hint="eastAsia"/>
+        </w:rPr>
+      </w:pPr>
+    </w:p>
+    <w:p>
+      <w:pPr>
+        <w:spacing w:after="0" w:line="240" w:lineRule="auto"/>
+        <w:jc w:val="both"/>
+        <w:rPr>
+          <w:rFonts w:ascii="SimSun" w:eastAsia="SimSun" w:hAnsi="SimSun" w:hint="eastAsia"/>
+        </w:rPr>
+      </w:pPr>
+    </w:p>
+    <w:p>
+      <w:pPr>
+        <w:spacing w:after="0" w:line="240" w:lineRule="auto"/>
+        <w:jc w:val="both"/>
+        <w:rPr>
+          <w:rFonts w:ascii="SimSun" w:eastAsia="SimSun" w:hAnsi="SimSun"/>
+        </w:rPr>
+      </w:pPr>
+      <w:r>
+        <w:rPr>
+          <w:rFonts w:ascii="SimSun" w:eastAsia="SimSun" w:hAnsi="SimSun"/>
+        </w:rPr>
+        <w:t>总结与分析</w:t>
+      </w:r>
+    </w:p>
+    <w:p>
+      <w:pPr>
+        <w:spacing w:after="0" w:line="240" w:lineRule="auto"/>
+        <w:jc w:val="both"/>
+        <w:rPr>
+          <w:rFonts w:ascii="SimSun" w:eastAsia="SimSun" w:hAnsi="SimSun"/>
+        </w:rPr>
+      </w:pPr>
+      <w:r>
+        <w:rPr>
+          <w:rFonts w:ascii="SimSun" w:eastAsia="SimSun" w:hAnsi="SimSun"/>
+        </w:rPr>
+        <w:t>1. 方法分类</w:t>
+      </w:r>
+    </w:p>
+    <w:p>
+      <w:pPr>
+        <w:spacing w:after="0" w:line="240" w:lineRule="auto"/>
+        <w:jc w:val="both"/>
+        <w:rPr>
+          <w:rFonts w:ascii="SimSun" w:eastAsia="SimSun" w:hAnsi="SimSun"/>
+        </w:rPr>
+      </w:pPr>
+      <w:r>
+        <w:rPr>
+          <w:rFonts w:ascii="SimSun" w:eastAsia="SimSun" w:hAnsi="SimSun"/>
+        </w:rPr>
+        <w:t>蛋白质组水平的受体筛选方法主要分为 两大类别：</w:t>
+      </w:r>
+    </w:p>
+    <w:p>
+      <w:pPr>
+        <w:numPr>
+          <w:ilvl w:val="0"/>
+          <w:numId w:val="2"/>
+        </w:numPr>
+        <w:spacing w:after="0" w:line="240" w:lineRule="auto"/>
+        <w:jc w:val="both"/>
+        <w:rPr>
+          <w:rFonts w:ascii="SimSun" w:eastAsia="SimSun" w:hAnsi="SimSun"/>
+        </w:rPr>
+      </w:pPr>
+      <w:r>
+        <w:rPr>
+          <w:rFonts w:ascii="SimSun" w:eastAsia="SimSun" w:hAnsi="SimSun"/>
+        </w:rPr>
+        <w:t>配体基方法（Ligand-based）</w:t>
+      </w:r>
+    </w:p>
+    <w:p>
+      <w:pPr>
+        <w:numPr>
+          <w:ilvl w:val="1"/>
+          <w:numId w:val="2"/>
+        </w:numPr>
+        <w:spacing w:after="0" w:line="240" w:lineRule="auto"/>
+        <w:jc w:val="both"/>
+        <w:rPr>
+          <w:rFonts w:ascii="SimSun" w:eastAsia="SimSun" w:hAnsi="SimSun"/>
+        </w:rPr>
+      </w:pPr>
+      <w:r>
+        <w:rPr>
+          <w:rFonts w:ascii="SimSun" w:eastAsia="SimSun" w:hAnsi="SimSun"/>
+        </w:rPr>
+        <w:t>传统方法：基于化学相似性，依赖已知复合物数据，计算量小但预测精准度有限。</w:t>
+      </w:r>
+    </w:p>
+    <w:p>
+      <w:pPr>
+        <w:numPr>
+          <w:ilvl w:val="1"/>
+          <w:numId w:val="2"/>
+        </w:numPr>
+        <w:spacing w:after="0" w:line="240" w:lineRule="auto"/>
+        <w:jc w:val="both"/>
+        <w:rPr>
+          <w:rFonts w:ascii="SimSun" w:eastAsia="SimSun" w:hAnsi="SimSun"/>
+        </w:rPr>
+      </w:pPr>
+      <w:r>
+        <w:rPr>
+          <w:rFonts w:ascii="SimSun" w:eastAsia="SimSun" w:hAnsi="SimSun"/>
+        </w:rPr>
+        <w:t>深度学习方法（DTI）：结合蛋白序列，利用神经网络建模，数据驱动但缺乏结构信息，预测能力有限。</w:t>
+      </w:r>
+    </w:p>
+    <w:p>
+      <w:pPr>
+        <w:numPr>
+          <w:ilvl w:val="0"/>
+          <w:numId w:val="2"/>
+        </w:numPr>
+        <w:spacing w:after="0" w:line="240" w:lineRule="auto"/>
+        <w:jc w:val="both"/>
+        <w:rPr>
+          <w:rFonts w:ascii="SimSun" w:eastAsia="SimSun" w:hAnsi="SimSun"/>
+        </w:rPr>
+      </w:pPr>
+      <w:r>
+        <w:rPr>
+          <w:rFonts w:ascii="SimSun" w:eastAsia="SimSun" w:hAnsi="SimSun"/>
+        </w:rPr>
+        <w:t>受体基方法（Receptor-based）</w:t>
+      </w:r>
+    </w:p>
+    <w:p>
+      <w:pPr>
+        <w:numPr>
+          <w:ilvl w:val="1"/>
+          <w:numId w:val="2"/>
+        </w:numPr>
+        <w:spacing w:after="0" w:line="240" w:lineRule="auto"/>
+        <w:jc w:val="both"/>
+        <w:rPr>
+          <w:rFonts w:ascii="SimSun" w:eastAsia="SimSun" w:hAnsi="SimSun"/>
+        </w:rPr>
+      </w:pPr>
+      <w:r>
+        <w:rPr>
+          <w:rFonts w:ascii="SimSun" w:eastAsia="SimSun" w:hAnsi="SimSun"/>
+        </w:rPr>
+        <w:t>传统方法：基于分子对接，可提供结构信息，但受限于蛋白结构可用性。</w:t>
+      </w:r>
+    </w:p>
+    <w:p>
+      <w:pPr>
+        <w:numPr>
+          <w:ilvl w:val="1"/>
+          <w:numId w:val="2"/>
+        </w:numPr>
+        <w:spacing w:after="0" w:line="240" w:lineRule="auto"/>
+        <w:jc w:val="both"/>
+        <w:rPr>
+          <w:rFonts w:ascii="SimSun" w:eastAsia="SimSun" w:hAnsi="SimSun"/>
+        </w:rPr>
+      </w:pPr>
+      <w:r>
+        <w:rPr>
+          <w:rFonts w:ascii="SimSun" w:eastAsia="SimSun" w:hAnsi="SimSun"/>
+        </w:rPr>
+        <w:t>深度学习方法：利用 AlphaFold 预测结构 + 先进 DL 模型，弥补传统对接的不足，未来有望发展成高效筛选工具。</w:t>
+      </w:r>
+    </w:p>
+    <w:p>
+      <w:pPr>
+        <w:spacing w:after="0" w:line="240" w:lineRule="auto"/>
+        <w:jc w:val="both"/>
+        <w:rPr>
+          <w:rFonts w:ascii="SimSun" w:eastAsia="SimSun" w:hAnsi="SimSun"/>
+        </w:rPr>
+      </w:pPr>
+      <w:r>
+        <w:rPr>
+          <w:rFonts w:ascii="SimSun" w:eastAsia="SimSun" w:hAnsi="SimSun"/>
+        </w:rPr>
+        <w:t>2. 研究趋势</w:t>
+      </w:r>
+    </w:p>
+    <w:p>
+      <w:pPr>
+        <w:numPr>
+          <w:ilvl w:val="0"/>
+          <w:numId w:val="3"/>
+        </w:numPr>
+        <w:spacing w:after="0" w:line="240" w:lineRule="auto"/>
+        <w:jc w:val="both"/>
+        <w:rPr>
+          <w:rFonts w:ascii="SimSun" w:eastAsia="SimSun" w:hAnsi="SimSun"/>
+        </w:rPr>
+      </w:pPr>
+      <w:r>
+        <w:rPr>
+          <w:rFonts w:ascii="SimSun" w:eastAsia="SimSun" w:hAnsi="SimSun"/>
+        </w:rPr>
+        <w:t>非结构化 DTI 方法在部分任务上仍不如基于结构的方法（如激酶筛选）。</w:t>
+      </w:r>
+    </w:p>
+    <w:p>
+      <w:pPr>
+        <w:numPr>
+          <w:ilvl w:val="0"/>
+          <w:numId w:val="3"/>
+        </w:numPr>
+        <w:spacing w:after="0" w:line="240" w:lineRule="auto"/>
+        <w:jc w:val="both"/>
+        <w:rPr>
+          <w:rFonts w:ascii="SimSun" w:eastAsia="SimSun" w:hAnsi="SimSun"/>
+        </w:rPr>
+      </w:pPr>
+      <w:r>
+        <w:rPr>
+          <w:rFonts w:ascii="SimSun" w:eastAsia="SimSun" w:hAnsi="SimSun"/>
+        </w:rPr>
+        <w:t>蛋白结构数据的可用性极大影响方法选择：</w:t>
+      </w:r>
+    </w:p>
+    <w:p>
+      <w:pPr>
+        <w:numPr>
+          <w:ilvl w:val="1"/>
+          <w:numId w:val="3"/>
+        </w:numPr>
+        <w:spacing w:after="0" w:line="240" w:lineRule="auto"/>
+        <w:jc w:val="both"/>
+        <w:rPr>
+          <w:rFonts w:ascii="SimSun" w:eastAsia="SimSun" w:hAnsi="SimSun"/>
+        </w:rPr>
+      </w:pPr>
+      <w:r>
+        <w:rPr>
+          <w:rFonts w:ascii="SimSun" w:eastAsia="SimSun" w:hAnsi="SimSun"/>
+        </w:rPr>
+        <w:t>没有结构数据时，配体基方法仍然是主流。</w:t>
+      </w:r>
+    </w:p>
+    <w:p>
+      <w:pPr>
+        <w:numPr>
+          <w:ilvl w:val="1"/>
+          <w:numId w:val="3"/>
+        </w:numPr>
+        <w:spacing w:after="0" w:line="240" w:lineRule="auto"/>
+        <w:jc w:val="both"/>
+        <w:rPr>
+          <w:rFonts w:ascii="SimSun" w:eastAsia="SimSun" w:hAnsi="SimSun"/>
+        </w:rPr>
+      </w:pPr>
+      <w:r>
+        <w:rPr>
+          <w:rFonts w:ascii="SimSun" w:eastAsia="SimSun" w:hAnsi="SimSun"/>
+        </w:rPr>
+        <w:t>有预测结构后，基于结构的方法可以显著提高筛选精度。</w:t>
+      </w:r>
+    </w:p>
+    <w:p>
+      <w:pPr>
+        <w:numPr>
+          <w:ilvl w:val="0"/>
+          <w:numId w:val="3"/>
+        </w:numPr>
+        <w:spacing w:after="0" w:line="240" w:lineRule="auto"/>
+        <w:jc w:val="both"/>
+        <w:rPr>
+          <w:rFonts w:ascii="SimSun" w:eastAsia="SimSun" w:hAnsi="SimSun"/>
+        </w:rPr>
+      </w:pPr>
+      <w:r>
+        <w:rPr>
+          <w:rFonts w:ascii="SimSun" w:eastAsia="SimSun" w:hAnsi="SimSun"/>
+        </w:rPr>
+        <w:t>深度学习模型正在替代传统方法：</w:t>
+      </w:r>
+    </w:p>
+    <w:p>
+      <w:pPr>
+        <w:numPr>
+          <w:ilvl w:val="1"/>
+          <w:numId w:val="3"/>
+        </w:numPr>
+        <w:spacing w:after="0" w:line="240" w:lineRule="auto"/>
+        <w:jc w:val="both"/>
+        <w:rPr>
+          <w:rFonts w:ascii="SimSun" w:eastAsia="SimSun" w:hAnsi="SimSun"/>
+        </w:rPr>
+      </w:pPr>
+      <w:r>
+        <w:rPr>
+          <w:rFonts w:ascii="SimSun" w:eastAsia="SimSun" w:hAnsi="SimSun"/>
+        </w:rPr>
+        <w:t>传统的相似性匹配、分子对接方法仍然重要，但 DL 结合蛋白质结构和分子特征后，未来可能成为更高效的筛选工具。</w:t>
+      </w:r>
+    </w:p>
+    <w:p>
+      <w:pPr>
+        <w:spacing w:after="0" w:line="240" w:lineRule="auto"/>
+        <w:jc w:val="both"/>
+        <w:rPr>
+          <w:rFonts w:ascii="SimSun" w:eastAsia="SimSun" w:hAnsi="SimSun" w:hint="eastAsia"/>
+        </w:rPr>
+      </w:pPr>
+    </w:p>
+    <w:p>
+      <w:pPr>
+        <w:spacing w:after="0" w:line="240" w:lineRule="auto"/>
+        <w:jc w:val="both"/>
+        <w:rPr>
+          <w:rFonts w:ascii="SimSun" w:eastAsia="SimSun" w:hAnsi="SimSun"/>
+        </w:rPr>
+      </w:pPr>
+    </w:p>
+    <w:p>
+      <w:pPr>
+        <w:spacing w:after="0" w:line="240" w:lineRule="auto"/>
+        <w:jc w:val="both"/>
+        <w:rPr>
+          <w:rFonts w:ascii="SimSun" w:eastAsia="SimSun" w:hAnsi="SimSun"/>
+        </w:rPr>
+      </w:pPr>
+      <w:r>
+        <w:rPr>
+          <w:rFonts w:ascii="SimSun" w:eastAsia="SimSun" w:hAnsi="SimSun" w:hint="eastAsia"/>
+        </w:rPr>
+        <w:t>[0]</w:t>
+      </w:r>
+      <w:r>
+        <w:t xml:space="preserve"> </w:t>
+      </w:r>
+      <w:r>
+        <w:rPr>
+          <w:rFonts w:ascii="SimSun" w:eastAsia="SimSun" w:hAnsi="SimSun"/>
+        </w:rPr>
+        <w:t>Min Su Yoon, Byunghyun Bae, Kunhee Kim, Hahnbeom Park, Minkyung Baek,</w:t>
+      </w:r>
+      <w:r>
+        <w:rPr>
+          <w:rFonts w:ascii="SimSun" w:eastAsia="SimSun" w:hAnsi="SimSun" w:hint="eastAsia"/>
+        </w:rPr>
+        <w:t xml:space="preserve"> </w:t>
+      </w:r>
+      <w:r>
+        <w:rPr>
+          <w:rFonts w:ascii="SimSun" w:eastAsia="SimSun" w:hAnsi="SimSun"/>
+        </w:rPr>
+        <w:t>Deep learning methods for proteome-scale interaction prediction,</w:t>
+      </w:r>
+      <w:r>
+        <w:rPr>
+          <w:rFonts w:ascii="SimSun" w:eastAsia="SimSun" w:hAnsi="SimSun" w:hint="eastAsia"/>
+        </w:rPr>
+        <w:t xml:space="preserve"> </w:t>
+      </w:r>
+      <w:r>
+        <w:rPr>
+          <w:rFonts w:ascii="SimSun" w:eastAsia="SimSun" w:hAnsi="SimSun"/>
+        </w:rPr>
+        <w:t>Current Opinion in Structural Biology,</w:t>
+      </w:r>
+      <w:r>
+        <w:rPr>
+          <w:rFonts w:ascii="SimSun" w:eastAsia="SimSun" w:hAnsi="SimSun" w:hint="eastAsia"/>
+        </w:rPr>
+        <w:t xml:space="preserve"> </w:t>
+      </w:r>
+      <w:r>
+        <w:rPr>
+          <w:rFonts w:ascii="SimSun" w:eastAsia="SimSun" w:hAnsi="SimSun"/>
+        </w:rPr>
+        <w:t>Volume 90,</w:t>
+      </w:r>
+      <w:r>
+        <w:rPr>
+          <w:rFonts w:ascii="SimSun" w:eastAsia="SimSun" w:hAnsi="SimSun" w:hint="eastAsia"/>
+        </w:rPr>
+        <w:t xml:space="preserve"> </w:t>
+      </w:r>
+      <w:r>
+        <w:rPr>
+          <w:rFonts w:ascii="SimSun" w:eastAsia="SimSun" w:hAnsi="SimSun"/>
+        </w:rPr>
+        <w:t>2025,</w:t>
+      </w:r>
+      <w:r>
+        <w:rPr>
+          <w:rFonts w:ascii="SimSun" w:eastAsia="SimSun" w:hAnsi="SimSun" w:hint="eastAsia"/>
+        </w:rPr>
+        <w:t xml:space="preserve"> </w:t>
+      </w:r>
+      <w:r>
+        <w:rPr>
+          <w:rFonts w:ascii="SimSun" w:eastAsia="SimSun" w:hAnsi="SimSun"/>
+        </w:rPr>
+        <w:t>102981,</w:t>
+      </w:r>
+      <w:r>
+        <w:rPr>
+          <w:rFonts w:ascii="SimSun" w:eastAsia="SimSun" w:hAnsi="SimSun" w:hint="eastAsia"/>
+        </w:rPr>
+        <w:t xml:space="preserve"> </w:t>
+      </w:r>
+      <w:r>
+        <w:rPr>
+          <w:rFonts w:ascii="SimSun" w:eastAsia="SimSun" w:hAnsi="SimSun"/>
+        </w:rPr>
+        <w:t>ISSN 0959-440X,</w:t>
+      </w:r>
+      <w:r>
+        <w:rPr>
+          <w:rFonts w:ascii="SimSun" w:eastAsia="SimSun" w:hAnsi="SimSun" w:hint="eastAsia"/>
+        </w:rPr>
+        <w:t xml:space="preserve"> </w:t>
+      </w:r>
+      <w:hyperlink r:id="rId9" w:history="1">
+        <w:r>
+          <w:rPr>
+            <w:rStyle w:val="af2"/>
+            <w:rFonts w:ascii="SimSun" w:eastAsia="SimSun" w:hAnsi="SimSun"/>
+          </w:rPr>
+          <w:t>https://doi.org/10.1016/j.sbi.2024.102981</w:t>
+        </w:r>
+      </w:hyperlink>
+      <w:r>
+        <w:rPr>
+          <w:rFonts w:ascii="SimSun" w:eastAsia="SimSun" w:hAnsi="SimSun"/>
+        </w:rPr>
+        <w:t>.</w:t>
+      </w:r>
+    </w:p>
+    <w:p>
+      <w:pPr>
+        <w:spacing w:after="0" w:line="240" w:lineRule="auto"/>
+        <w:jc w:val="both"/>
+        <w:rPr>
+          <w:rFonts w:ascii="SimSun" w:eastAsia="SimSun" w:hAnsi="SimSun"/>
+        </w:rPr>
+      </w:pPr>
+      <w:r>
+        <w:rPr>
+          <w:rFonts w:ascii="SimSun" w:eastAsia="SimSun" w:hAnsi="SimSun" w:hint="eastAsia"/>
+        </w:rPr>
+        <w:t>[1]</w:t>
+      </w:r>
+      <w:r>
+        <w:rPr>
+          <w:rFonts w:ascii="AdvTT82c4f4c4" w:hAnsi="AdvTT82c4f4c4" w:cs="AdvTT82c4f4c4"/>
+          <w:color w:val="2197D2"/>
+          <w:kern w:val="0"/>
+          <w:sz w:val="15"/>
+          <w:szCs w:val="15"/>
+        </w:rPr>
+        <w:t xml:space="preserve"> </w:t>
+      </w:r>
+      <w:r>
+        <w:rPr>
+          <w:rFonts w:ascii="SimSun" w:eastAsia="SimSun" w:hAnsi="SimSun"/>
+        </w:rPr>
+        <w:t>Singh R, Sledzieski S, Bryson B, Cowen L, Berger B: Contrastive</w:t>
+      </w:r>
+      <w:r>
+        <w:rPr>
+          <w:rFonts w:ascii="SimSun" w:eastAsia="SimSun" w:hAnsi="SimSun" w:hint="eastAsia"/>
+        </w:rPr>
+        <w:t xml:space="preserve"> </w:t>
+      </w:r>
+      <w:r>
+        <w:rPr>
+          <w:rFonts w:ascii="SimSun" w:eastAsia="SimSun" w:hAnsi="SimSun"/>
+        </w:rPr>
+        <w:t>learning in protein language space predicts interactions between</w:t>
+      </w:r>
+      <w:r>
+        <w:rPr>
+          <w:rFonts w:ascii="SimSun" w:eastAsia="SimSun" w:hAnsi="SimSun" w:hint="eastAsia"/>
+        </w:rPr>
+        <w:t xml:space="preserve"> </w:t>
+      </w:r>
+      <w:r>
+        <w:rPr>
+          <w:rFonts w:ascii="SimSun" w:eastAsia="SimSun" w:hAnsi="SimSun"/>
+        </w:rPr>
+        <w:t>drugs and protein targets.</w:t>
+      </w:r>
+      <w:r>
+        <w:rPr>
+          <w:rFonts w:ascii="SimSun" w:eastAsia="SimSun" w:hAnsi="SimSun" w:hint="eastAsia"/>
+        </w:rPr>
+        <w:t xml:space="preserve"> </w:t>
+      </w:r>
+      <w:r>
+        <w:rPr>
+          <w:rFonts w:ascii="SimSun" w:eastAsia="SimSun" w:hAnsi="SimSun"/>
+        </w:rPr>
+        <w:t>Proc Natl Acad Sci USA 2023,120, e2220778120.</w:t>
+      </w:r>
+    </w:p>
+    <w:p>
+      <w:pPr>
+        <w:spacing w:after="0" w:line="240" w:lineRule="auto"/>
+        <w:jc w:val="both"/>
+        <w:rPr>
+          <w:rFonts w:ascii="SimSun" w:eastAsia="SimSun" w:hAnsi="SimSun" w:hint="eastAsia"/>
+        </w:rPr>
+      </w:pPr>
+      <w:r>
+        <w:rPr>
+          <w:rFonts w:ascii="SimSun" w:eastAsia="SimSun" w:hAnsi="SimSun" w:hint="eastAsia"/>
+        </w:rPr>
+        <w:t>[2]</w:t>
+      </w:r>
+      <w:r>
+        <w:rPr>
+          <w:rFonts w:ascii="AdvTT82c4f4c4" w:hAnsi="AdvTT82c4f4c4" w:cs="AdvTT82c4f4c4"/>
+          <w:color w:val="2197D2"/>
+          <w:kern w:val="0"/>
+          <w:sz w:val="15"/>
+          <w:szCs w:val="15"/>
+        </w:rPr>
+        <w:t xml:space="preserve"> </w:t>
+      </w:r>
+      <w:r>
+        <w:rPr>
+          <w:rFonts w:ascii="SimSun" w:eastAsia="SimSun" w:hAnsi="SimSun"/>
+        </w:rPr>
+        <w:t>Gao B, Qiang B, Tan H, Ren M, Jia Y, Lu M, Liu J, Ma W, Lan Y:</w:t>
+      </w:r>
+      <w:r>
+        <w:rPr>
+          <w:rFonts w:ascii="SimSun" w:eastAsia="SimSun" w:hAnsi="SimSun" w:hint="eastAsia"/>
+        </w:rPr>
+        <w:t xml:space="preserve"> </w:t>
+      </w:r>
+      <w:r>
+        <w:rPr>
+          <w:rFonts w:ascii="SimSun" w:eastAsia="SimSun" w:hAnsi="SimSun"/>
+        </w:rPr>
+        <w:t>DrugCLIP. Contrastive Protein-Molecule Representation</w:t>
+      </w:r>
+      <w:r>
+        <w:rPr>
+          <w:rFonts w:ascii="SimSun" w:eastAsia="SimSun" w:hAnsi="SimSun" w:hint="eastAsia"/>
+        </w:rPr>
+        <w:t xml:space="preserve"> </w:t>
+      </w:r>
+      <w:r>
+        <w:rPr>
+          <w:rFonts w:ascii="SimSun" w:eastAsia="SimSun" w:hAnsi="SimSun"/>
+        </w:rPr>
+        <w:t>Learning for Virtual Screening 2023.</w:t>
+      </w:r>
+    </w:p>
+    <w:p>
+      <w:pPr>
+        <w:spacing w:after="0" w:line="240" w:lineRule="auto"/>
+        <w:jc w:val="both"/>
+        <w:rPr>
+          <w:rFonts w:ascii="SimSun" w:eastAsia="SimSun" w:hAnsi="SimSun"/>
+        </w:rPr>
+      </w:pPr>
+      <w:r>
+        <w:rPr>
+          <w:rFonts w:ascii="SimSun" w:eastAsia="SimSun" w:hAnsi="SimSun" w:hint="eastAsia"/>
+        </w:rPr>
+        <w:t>[3]</w:t>
+      </w:r>
+      <w:r>
+        <w:rPr>
+          <w:rFonts w:ascii="AdvTT82c4f4c4" w:hAnsi="AdvTT82c4f4c4" w:cs="AdvTT82c4f4c4"/>
+          <w:color w:val="2197D2"/>
+          <w:kern w:val="0"/>
+          <w:sz w:val="15"/>
+          <w:szCs w:val="15"/>
+        </w:rPr>
+        <w:t xml:space="preserve"> </w:t>
+      </w:r>
+      <w:r>
+        <w:rPr>
+          <w:rFonts w:ascii="SimSun" w:eastAsia="SimSun" w:hAnsi="SimSun"/>
+        </w:rPr>
+        <w:t>Goldman S, Das R, Yang KK, Coley CW: Machine learning</w:t>
+      </w:r>
+      <w:r>
+        <w:rPr>
+          <w:rFonts w:ascii="SimSun" w:eastAsia="SimSun" w:hAnsi="SimSun" w:hint="eastAsia"/>
+        </w:rPr>
+        <w:t xml:space="preserve"> </w:t>
+      </w:r>
+      <w:r>
+        <w:rPr>
+          <w:rFonts w:ascii="SimSun" w:eastAsia="SimSun" w:hAnsi="SimSun"/>
+        </w:rPr>
+        <w:t>modeling of family wide enzyme-substrate specificity</w:t>
+      </w:r>
+      <w:r>
+        <w:rPr>
+          <w:rFonts w:ascii="SimSun" w:eastAsia="SimSun" w:hAnsi="SimSun" w:hint="eastAsia"/>
+        </w:rPr>
+        <w:t xml:space="preserve"> </w:t>
+      </w:r>
+      <w:r>
+        <w:rPr>
+          <w:rFonts w:ascii="SimSun" w:eastAsia="SimSun" w:hAnsi="SimSun"/>
+        </w:rPr>
+        <w:t>screens. PLoS Comput Biol 2022, 18, e1009853.</w:t>
+      </w:r>
+    </w:p>
+    <w:p>
+      <w:pPr>
+        <w:spacing w:after="0" w:line="240" w:lineRule="auto"/>
+        <w:jc w:val="both"/>
+        <w:rPr>
+          <w:rFonts w:ascii="SimSun" w:eastAsia="SimSun" w:hAnsi="SimSun"/>
+        </w:rPr>
+      </w:pPr>
+      <w:r>
+        <w:rPr>
+          <w:rFonts w:ascii="SimSun" w:eastAsia="SimSun" w:hAnsi="SimSun" w:hint="eastAsia"/>
+        </w:rPr>
+        <w:t>[4]</w:t>
+      </w:r>
+      <w:r>
+        <w:rPr>
+          <w:rFonts w:ascii="AdvTT82c4f4c4" w:hAnsi="AdvTT82c4f4c4" w:cs="AdvTT82c4f4c4"/>
+          <w:color w:val="2197D2"/>
+          <w:kern w:val="0"/>
+          <w:sz w:val="15"/>
+          <w:szCs w:val="15"/>
+        </w:rPr>
+        <w:t xml:space="preserve"> </w:t>
+      </w:r>
+      <w:r>
+        <w:rPr>
+          <w:rFonts w:ascii="SimSun" w:eastAsia="SimSun" w:hAnsi="SimSun"/>
+        </w:rPr>
+        <w:t>Huang K, Xiao C, Glass LM, Sun J: MolTrans: molecular</w:t>
+      </w:r>
+      <w:r>
+        <w:rPr>
+          <w:rFonts w:ascii="SimSun" w:eastAsia="SimSun" w:hAnsi="SimSun" w:hint="eastAsia"/>
+        </w:rPr>
+        <w:t xml:space="preserve"> </w:t>
+      </w:r>
+      <w:r>
+        <w:rPr>
+          <w:rFonts w:ascii="SimSun" w:eastAsia="SimSun" w:hAnsi="SimSun"/>
+        </w:rPr>
+        <w:t>Interaction Transformer for drug–target interaction prediction.</w:t>
+      </w:r>
+      <w:r>
+        <w:rPr>
+          <w:rFonts w:ascii="SimSun" w:eastAsia="SimSun" w:hAnsi="SimSun" w:hint="eastAsia"/>
+        </w:rPr>
+        <w:t xml:space="preserve"> </w:t>
+      </w:r>
+      <w:r>
+        <w:rPr>
+          <w:rFonts w:ascii="SimSun" w:eastAsia="SimSun" w:hAnsi="SimSun"/>
+        </w:rPr>
+        <w:t>Bioinformatics 2020, 37:830–836.</w:t>
+      </w:r>
+    </w:p>
+    <w:p>
+      <w:pPr>
+        <w:spacing w:after="0" w:line="240" w:lineRule="auto"/>
+        <w:jc w:val="both"/>
+        <w:rPr>
+          <w:rFonts w:ascii="SimSun" w:eastAsia="SimSun" w:hAnsi="SimSun" w:hint="eastAsia"/>
+        </w:rPr>
+      </w:pPr>
+      <w:r>
+        <w:rPr>
+          <w:rFonts w:ascii="SimSun" w:eastAsia="SimSun" w:hAnsi="SimSun" w:hint="eastAsia"/>
+        </w:rPr>
+        <w:t>[5]</w:t>
+      </w:r>
+      <w:r>
+        <w:rPr>
+          <w:rFonts w:ascii="AdvTT82c4f4c4" w:hAnsi="AdvTT82c4f4c4" w:cs="AdvTT82c4f4c4"/>
+          <w:color w:val="2197D2"/>
+          <w:kern w:val="0"/>
+          <w:sz w:val="15"/>
+          <w:szCs w:val="15"/>
+        </w:rPr>
+        <w:t xml:space="preserve"> </w:t>
+      </w:r>
+      <w:r>
+        <w:rPr>
+          <w:rFonts w:ascii="SimSun" w:eastAsia="SimSun" w:hAnsi="SimSun"/>
+        </w:rPr>
+        <w:t>Lee I, Keum J, Nam H: DeepConv-DTI: prediction of</w:t>
+      </w:r>
+      <w:r>
+        <w:rPr>
+          <w:rFonts w:ascii="SimSun" w:eastAsia="SimSun" w:hAnsi="SimSun" w:hint="eastAsia"/>
+        </w:rPr>
+        <w:t xml:space="preserve"> </w:t>
+      </w:r>
+      <w:r>
+        <w:rPr>
+          <w:rFonts w:ascii="SimSun" w:eastAsia="SimSun" w:hAnsi="SimSun"/>
+        </w:rPr>
+        <w:t>drug-target interactions via deep learning with</w:t>
+      </w:r>
+      <w:r>
+        <w:rPr>
+          <w:rFonts w:ascii="SimSun" w:eastAsia="SimSun" w:hAnsi="SimSun" w:hint="eastAsia"/>
+        </w:rPr>
+        <w:t xml:space="preserve"> </w:t>
+      </w:r>
+      <w:r>
+        <w:rPr>
+          <w:rFonts w:ascii="SimSun" w:eastAsia="SimSun" w:hAnsi="SimSun"/>
+        </w:rPr>
+        <w:t>convolution on protein sequences. PLoS Comput Biol 2019,</w:t>
+      </w:r>
+      <w:r>
+        <w:rPr>
+          <w:rFonts w:ascii="SimSun" w:eastAsia="SimSun" w:hAnsi="SimSun" w:hint="eastAsia"/>
+        </w:rPr>
+        <w:t xml:space="preserve"> </w:t>
+      </w:r>
+      <w:r>
+        <w:rPr>
+          <w:rFonts w:ascii="SimSun" w:eastAsia="SimSun" w:hAnsi="SimSun"/>
+        </w:rPr>
+        <w:lastRenderedPageBreak/>
+        <w:t>15, e1007129.</w:t>
+      </w:r>
+    </w:p>
+    <w:p>
+      <w:pPr>
+        <w:spacing w:after="0" w:line="240" w:lineRule="auto"/>
+        <w:jc w:val="both"/>
+        <w:rPr>
+          <w:rFonts w:ascii="SimSun" w:eastAsia="SimSun" w:hAnsi="SimSun" w:hint="eastAsia"/>
+        </w:rPr>
+      </w:pPr>
+      <w:r>
+        <w:rPr>
+          <w:rFonts w:ascii="SimSun" w:eastAsia="SimSun" w:hAnsi="SimSun" w:hint="eastAsia"/>
+        </w:rPr>
+        <w:t>[6]</w:t>
+      </w:r>
+      <w:r>
+        <w:rPr>
+          <w:rFonts w:ascii="AdvTT82c4f4c4" w:hAnsi="AdvTT82c4f4c4" w:cs="AdvTT82c4f4c4"/>
+          <w:color w:val="2197D2"/>
+          <w:kern w:val="0"/>
+          <w:sz w:val="15"/>
+          <w:szCs w:val="15"/>
+        </w:rPr>
+        <w:t xml:space="preserve"> </w:t>
+      </w:r>
+      <w:r>
+        <w:rPr>
+          <w:rFonts w:ascii="SimSun" w:eastAsia="SimSun" w:hAnsi="SimSun"/>
+        </w:rPr>
+        <w:t>Zhao Q, Zhao H, Zheng K, Wang J: HyperAttentionDTI:</w:t>
+      </w:r>
+      <w:r>
+        <w:rPr>
+          <w:rFonts w:ascii="SimSun" w:eastAsia="SimSun" w:hAnsi="SimSun" w:hint="eastAsia"/>
+        </w:rPr>
+        <w:t xml:space="preserve"> </w:t>
+      </w:r>
+      <w:r>
+        <w:rPr>
+          <w:rFonts w:ascii="SimSun" w:eastAsia="SimSun" w:hAnsi="SimSun"/>
+        </w:rPr>
+        <w:t>improving drug–protein interaction prediction by sequencebased</w:t>
+      </w:r>
+      <w:r>
+        <w:rPr>
+          <w:rFonts w:ascii="SimSun" w:eastAsia="SimSun" w:hAnsi="SimSun" w:hint="eastAsia"/>
+        </w:rPr>
+        <w:t xml:space="preserve"> </w:t>
+      </w:r>
+      <w:r>
+        <w:rPr>
+          <w:rFonts w:ascii="SimSun" w:eastAsia="SimSun" w:hAnsi="SimSun"/>
+        </w:rPr>
+        <w:t>deep learning with attention mechanism. Bioinformatics</w:t>
+      </w:r>
+      <w:r>
+        <w:rPr>
+          <w:rFonts w:ascii="SimSun" w:eastAsia="SimSun" w:hAnsi="SimSun" w:hint="eastAsia"/>
+        </w:rPr>
+        <w:t xml:space="preserve"> </w:t>
+      </w:r>
+      <w:r>
+        <w:rPr>
+          <w:rFonts w:ascii="SimSun" w:eastAsia="SimSun" w:hAnsi="SimSun"/>
+        </w:rPr>
+        <w:t>2021, 38:655–662.</w:t>
+      </w:r>
+    </w:p>
+    <w:p>
+      <w:pPr>
+        <w:spacing w:after="0" w:line="240" w:lineRule="auto"/>
+        <w:jc w:val="both"/>
+        <w:rPr>
+          <w:rFonts w:ascii="SimSun" w:eastAsia="SimSun" w:hAnsi="SimSun" w:hint="eastAsia"/>
+        </w:rPr>
+      </w:pPr>
+      <w:r>
+        <w:rPr>
+          <w:rFonts w:ascii="SimSun" w:eastAsia="SimSun" w:hAnsi="SimSun" w:hint="eastAsia"/>
+        </w:rPr>
+        <w:t>[7]</w:t>
+      </w:r>
+      <w:r>
+        <w:rPr>
+          <w:rFonts w:ascii="AdvTT82c4f4c4" w:hAnsi="AdvTT82c4f4c4" w:cs="AdvTT82c4f4c4"/>
+          <w:color w:val="2197D2"/>
+          <w:kern w:val="0"/>
+          <w:sz w:val="15"/>
+          <w:szCs w:val="15"/>
+        </w:rPr>
+        <w:t xml:space="preserve"> </w:t>
+      </w:r>
+      <w:r>
+        <w:rPr>
+          <w:rFonts w:ascii="SimSun" w:eastAsia="SimSun" w:hAnsi="SimSun"/>
+        </w:rPr>
+        <w:t>Bai P, Miljkovi_c F, John B, Lu H: Interpretable bilinear attention</w:t>
+      </w:r>
+      <w:r>
+        <w:rPr>
+          <w:rFonts w:ascii="SimSun" w:eastAsia="SimSun" w:hAnsi="SimSun" w:hint="eastAsia"/>
+        </w:rPr>
+        <w:t xml:space="preserve"> </w:t>
+      </w:r>
+      <w:r>
+        <w:rPr>
+          <w:rFonts w:ascii="SimSun" w:eastAsia="SimSun" w:hAnsi="SimSun"/>
+        </w:rPr>
+        <w:t>network with domain adaptation improves drug–target prediction.</w:t>
+      </w:r>
+      <w:r>
+        <w:rPr>
+          <w:rFonts w:ascii="SimSun" w:eastAsia="SimSun" w:hAnsi="SimSun" w:hint="eastAsia"/>
+        </w:rPr>
+        <w:t xml:space="preserve"> </w:t>
+      </w:r>
+      <w:r>
+        <w:rPr>
+          <w:rFonts w:ascii="SimSun" w:eastAsia="SimSun" w:hAnsi="SimSun"/>
+        </w:rPr>
+        <w:t>Nat Mach Intell 2023, 5:126–136.</w:t>
+      </w:r>
+    </w:p>
+    <w:p>
+      <w:pPr>
+        <w:spacing w:after="0" w:line="240" w:lineRule="auto"/>
+        <w:jc w:val="both"/>
+        <w:rPr>
+          <w:rFonts w:ascii="SimSun" w:eastAsia="SimSun" w:hAnsi="SimSun"/>
+        </w:rPr>
+      </w:pPr>
+      <w:r>
+        <w:rPr>
+          <w:rFonts w:ascii="SimSun" w:eastAsia="SimSun" w:hAnsi="SimSun" w:hint="eastAsia"/>
+        </w:rPr>
+        <w:t>[8]</w:t>
+      </w:r>
+      <w:r>
+        <w:rPr>
+          <w:rFonts w:ascii="AdvTT82c4f4c4" w:hAnsi="AdvTT82c4f4c4" w:cs="AdvTT82c4f4c4"/>
+          <w:color w:val="2197D2"/>
+          <w:kern w:val="0"/>
+          <w:sz w:val="15"/>
+          <w:szCs w:val="15"/>
+        </w:rPr>
+        <w:t xml:space="preserve"> </w:t>
+      </w:r>
+      <w:r>
+        <w:rPr>
+          <w:rFonts w:ascii="SimSun" w:eastAsia="SimSun" w:hAnsi="SimSun"/>
+        </w:rPr>
+        <w:t>D’Souza S, Prema KV, Balaji S, Shah R: Deep learning-based</w:t>
+      </w:r>
+      <w:r>
+        <w:rPr>
+          <w:rFonts w:ascii="SimSun" w:eastAsia="SimSun" w:hAnsi="SimSun" w:hint="eastAsia"/>
+        </w:rPr>
+        <w:t xml:space="preserve"> </w:t>
+      </w:r>
+      <w:r>
+        <w:rPr>
+          <w:rFonts w:ascii="SimSun" w:eastAsia="SimSun" w:hAnsi="SimSun"/>
+        </w:rPr>
+        <w:t>modeling of drug–target interaction prediction incorporating</w:t>
+      </w:r>
+      <w:r>
+        <w:rPr>
+          <w:rFonts w:ascii="SimSun" w:eastAsia="SimSun" w:hAnsi="SimSun" w:hint="eastAsia"/>
+        </w:rPr>
+        <w:t xml:space="preserve"> </w:t>
+      </w:r>
+      <w:r>
+        <w:rPr>
+          <w:rFonts w:ascii="SimSun" w:eastAsia="SimSun" w:hAnsi="SimSun"/>
+        </w:rPr>
+        <w:t>binding site information of proteins. Interdiscip Sci 2023, 15:</w:t>
+      </w:r>
+      <w:r>
+        <w:rPr>
+          <w:rFonts w:ascii="SimSun" w:eastAsia="SimSun" w:hAnsi="SimSun" w:hint="eastAsia"/>
+        </w:rPr>
+        <w:t xml:space="preserve"> </w:t>
+      </w:r>
+      <w:r>
+        <w:rPr>
+          <w:rFonts w:ascii="SimSun" w:eastAsia="SimSun" w:hAnsi="SimSun"/>
+        </w:rPr>
+        <w:t>306–315.</w:t>
+      </w:r>
+    </w:p>
+    <w:p>
+      <w:pPr>
+        <w:spacing w:after="0" w:line="240" w:lineRule="auto"/>
+        <w:jc w:val="both"/>
+        <w:rPr>
+          <w:rFonts w:ascii="SimSun" w:eastAsia="SimSun" w:hAnsi="SimSun"/>
+        </w:rPr>
+      </w:pPr>
+      <w:r>
+        <w:rPr>
+          <w:rFonts w:ascii="SimSun" w:eastAsia="SimSun" w:hAnsi="SimSun" w:hint="eastAsia"/>
+        </w:rPr>
+        <w:t>[9]</w:t>
+      </w:r>
+      <w:r>
+        <w:rPr>
+          <w:rFonts w:ascii="AdvTT82c4f4c4" w:hAnsi="AdvTT82c4f4c4" w:cs="AdvTT82c4f4c4"/>
+          <w:color w:val="2197D2"/>
+          <w:kern w:val="0"/>
+          <w:sz w:val="15"/>
+          <w:szCs w:val="15"/>
+        </w:rPr>
+        <w:t xml:space="preserve"> </w:t>
+      </w:r>
+      <w:r>
+        <w:rPr>
+          <w:rFonts w:ascii="SimSun" w:eastAsia="SimSun" w:hAnsi="SimSun"/>
+        </w:rPr>
+        <w:t>Li H, Gao Z, Kang L, Zhang H, Yang K, Yu K, Luo X, Zhu W,</w:t>
+      </w:r>
+      <w:r>
+        <w:rPr>
+          <w:rFonts w:ascii="SimSun" w:eastAsia="SimSun" w:hAnsi="SimSun" w:hint="eastAsia"/>
+        </w:rPr>
+        <w:t xml:space="preserve"> </w:t>
+      </w:r>
+      <w:r>
+        <w:rPr>
+          <w:rFonts w:ascii="SimSun" w:eastAsia="SimSun" w:hAnsi="SimSun"/>
+        </w:rPr>
+        <w:t>Chen K, Shen J, et al.: TarFisDock: a web server for identifying</w:t>
+      </w:r>
+      <w:r>
+        <w:rPr>
+          <w:rFonts w:ascii="SimSun" w:eastAsia="SimSun" w:hAnsi="SimSun" w:hint="eastAsia"/>
+        </w:rPr>
+        <w:t xml:space="preserve"> </w:t>
+      </w:r>
+      <w:r>
+        <w:rPr>
+          <w:rFonts w:ascii="SimSun" w:eastAsia="SimSun" w:hAnsi="SimSun"/>
+        </w:rPr>
+        <w:t>drug targets with docking approach. Nucleic Acids Res 2006,</w:t>
+      </w:r>
+      <w:r>
+        <w:rPr>
+          <w:rFonts w:ascii="SimSun" w:eastAsia="SimSun" w:hAnsi="SimSun" w:hint="eastAsia"/>
+        </w:rPr>
+        <w:t xml:space="preserve"> </w:t>
+      </w:r>
+      <w:r>
+        <w:rPr>
+          <w:rFonts w:ascii="SimSun" w:eastAsia="SimSun" w:hAnsi="SimSun"/>
+        </w:rPr>
+        <w:t>34:W219–W224.</w:t>
+      </w:r>
+    </w:p>
+    <w:p>
+      <w:pPr>
+        <w:spacing w:after="0" w:line="240" w:lineRule="auto"/>
+        <w:jc w:val="both"/>
+        <w:rPr>
+          <w:rFonts w:ascii="SimSun" w:eastAsia="SimSun" w:hAnsi="SimSun"/>
+        </w:rPr>
+      </w:pPr>
+      <w:r>
+        <w:rPr>
+          <w:rFonts w:ascii="SimSun" w:eastAsia="SimSun" w:hAnsi="SimSun" w:hint="eastAsia"/>
+        </w:rPr>
+        <w:t>[10]</w:t>
+      </w:r>
+      <w:r>
+        <w:rPr>
+          <w:rFonts w:ascii="AdvTT82c4f4c4" w:hAnsi="AdvTT82c4f4c4" w:cs="AdvTT82c4f4c4"/>
+          <w:color w:val="2197D2"/>
+          <w:kern w:val="0"/>
+          <w:sz w:val="15"/>
+          <w:szCs w:val="15"/>
+        </w:rPr>
+        <w:t xml:space="preserve"> </w:t>
+      </w:r>
+      <w:r>
+        <w:rPr>
+          <w:rFonts w:ascii="SimSun" w:eastAsia="SimSun" w:hAnsi="SimSun"/>
+        </w:rPr>
+        <w:t>Yang J, Kwon S, Bae S-H, Park KM, Yoon C, Lee J-H, Seok C:GalaxySagittarius: structure- and similarity-based prediction</w:t>
+      </w:r>
+      <w:r>
+        <w:rPr>
+          <w:rFonts w:ascii="SimSun" w:eastAsia="SimSun" w:hAnsi="SimSun" w:hint="eastAsia"/>
+        </w:rPr>
+        <w:t xml:space="preserve"> </w:t>
+      </w:r>
+      <w:r>
+        <w:rPr>
+          <w:rFonts w:ascii="SimSun" w:eastAsia="SimSun" w:hAnsi="SimSun"/>
+        </w:rPr>
+        <w:t>of protein targets for druglike compounds. J Chem Inf Model</w:t>
+      </w:r>
+      <w:r>
+        <w:rPr>
+          <w:rFonts w:ascii="SimSun" w:eastAsia="SimSun" w:hAnsi="SimSun" w:hint="eastAsia"/>
+        </w:rPr>
+        <w:t xml:space="preserve"> </w:t>
+      </w:r>
+      <w:r>
+        <w:rPr>
+          <w:rFonts w:ascii="SimSun" w:eastAsia="SimSun" w:hAnsi="SimSun"/>
+        </w:rPr>
+        <w:t>2020, 60:3246–3254.</w:t>
+      </w:r>
+    </w:p>
+    <w:p>
+      <w:pPr>
+        <w:spacing w:after="0" w:line="240" w:lineRule="auto"/>
+        <w:jc w:val="both"/>
+        <w:rPr>
+          <w:rFonts w:ascii="SimSun" w:eastAsia="SimSun" w:hAnsi="SimSun" w:hint="eastAsia"/>
+        </w:rPr>
+      </w:pPr>
+      <w:r>
+        <w:rPr>
+          <w:rFonts w:ascii="SimSun" w:eastAsia="SimSun" w:hAnsi="SimSun" w:hint="eastAsia"/>
+        </w:rPr>
+        <w:t>[11]</w:t>
+      </w:r>
+      <w:r>
+        <w:rPr>
+          <w:rFonts w:ascii="AdvTT82c4f4c4" w:hAnsi="AdvTT82c4f4c4" w:cs="AdvTT82c4f4c4"/>
+          <w:color w:val="2197D2"/>
+          <w:kern w:val="0"/>
+          <w:sz w:val="15"/>
+          <w:szCs w:val="15"/>
+        </w:rPr>
+        <w:t xml:space="preserve"> </w:t>
+      </w:r>
+      <w:r>
+        <w:rPr>
+          <w:rFonts w:ascii="SimSun" w:eastAsia="SimSun" w:hAnsi="SimSun"/>
+        </w:rPr>
+        <w:t>GalaxySagittarius-AF: Predicting targets for drug-like compounds</w:t>
+      </w:r>
+      <w:r>
+        <w:rPr>
+          <w:rFonts w:ascii="SimSun" w:eastAsia="SimSun" w:hAnsi="SimSun" w:hint="eastAsia"/>
+        </w:rPr>
+        <w:t xml:space="preserve"> </w:t>
+      </w:r>
+      <w:r>
+        <w:rPr>
+          <w:rFonts w:ascii="SimSun" w:eastAsia="SimSun" w:hAnsi="SimSun"/>
+        </w:rPr>
+        <w:t>in the extended human 3D proteome. J Mol Biol</w:t>
+      </w:r>
+      <w:r>
+        <w:rPr>
+          <w:rFonts w:ascii="SimSun" w:eastAsia="SimSun" w:hAnsi="SimSun" w:hint="eastAsia"/>
+        </w:rPr>
+        <w:t xml:space="preserve"> </w:t>
+      </w:r>
+      <w:r>
+        <w:rPr>
+          <w:rFonts w:ascii="SimSun" w:eastAsia="SimSun" w:hAnsi="SimSun"/>
+        </w:rPr>
+        <w:t>2024.</w:t>
+      </w:r>
+    </w:p>
+    <w:p>
+      <w:pPr>
+        <w:spacing w:after="0" w:line="240" w:lineRule="auto"/>
+        <w:jc w:val="both"/>
+        <w:rPr>
+          <w:rFonts w:ascii="SimSun" w:eastAsia="SimSun" w:hAnsi="SimSun" w:hint="eastAsia"/>
+        </w:rPr>
+      </w:pPr>
+      <w:r>
+        <w:rPr>
+          <w:rFonts w:ascii="SimSun" w:eastAsia="SimSun" w:hAnsi="SimSun" w:hint="eastAsia"/>
+        </w:rPr>
+        <w:t>[12]</w:t>
+      </w:r>
+      <w:r>
+        <w:rPr>
+          <w:rFonts w:ascii="AdvTT82c4f4c4" w:hAnsi="AdvTT82c4f4c4" w:cs="AdvTT82c4f4c4"/>
+          <w:color w:val="2197D2"/>
+          <w:kern w:val="0"/>
+          <w:sz w:val="15"/>
+          <w:szCs w:val="15"/>
+        </w:rPr>
+        <w:t xml:space="preserve"> </w:t>
+      </w:r>
+      <w:r>
+        <w:rPr>
+          <w:rFonts w:ascii="SimSun" w:eastAsia="SimSun" w:hAnsi="SimSun"/>
+        </w:rPr>
+        <w:t>Wang P, Zheng S, Jiang Y, Li C, Liu J, Wen C, Patronov A,</w:t>
+      </w:r>
+      <w:r>
+        <w:rPr>
+          <w:rFonts w:ascii="SimSun" w:eastAsia="SimSun" w:hAnsi="SimSun" w:hint="eastAsia"/>
+        </w:rPr>
+        <w:t xml:space="preserve"> </w:t>
+      </w:r>
+      <w:r>
+        <w:rPr>
+          <w:rFonts w:ascii="SimSun" w:eastAsia="SimSun" w:hAnsi="SimSun"/>
+        </w:rPr>
+        <w:t>Qian D, Chen H, Yang Y: Structure-aware multimodal deep</w:t>
+      </w:r>
+      <w:r>
+        <w:rPr>
+          <w:rFonts w:ascii="SimSun" w:eastAsia="SimSun" w:hAnsi="SimSun" w:hint="eastAsia"/>
+        </w:rPr>
+        <w:t xml:space="preserve"> </w:t>
+      </w:r>
+      <w:r>
+        <w:rPr>
+          <w:rFonts w:ascii="SimSun" w:eastAsia="SimSun" w:hAnsi="SimSun"/>
+        </w:rPr>
+        <w:t>learning for drug-protein interaction prediction. J Chem Inf</w:t>
+      </w:r>
+      <w:r>
+        <w:rPr>
+          <w:rFonts w:ascii="SimSun" w:eastAsia="SimSun" w:hAnsi="SimSun" w:hint="eastAsia"/>
+        </w:rPr>
+        <w:t xml:space="preserve"> </w:t>
+      </w:r>
+      <w:r>
+        <w:rPr>
+          <w:rFonts w:ascii="SimSun" w:eastAsia="SimSun" w:hAnsi="SimSun"/>
+        </w:rPr>
+        <w:t>Model 2022, 62:1308–1317.</w:t>
+      </w:r>
+    </w:p>
+    <w:p>
+      <w:pPr>
+        <w:spacing w:after="0" w:line="240" w:lineRule="auto"/>
+        <w:jc w:val="both"/>
+        <w:rPr>
+          <w:rFonts w:ascii="SimSun" w:eastAsia="SimSun" w:hAnsi="SimSun" w:hint="eastAsia"/>
+        </w:rPr>
+      </w:pPr>
+      <w:r>
+        <w:rPr>
+          <w:rFonts w:ascii="SimSun" w:eastAsia="SimSun" w:hAnsi="SimSun" w:hint="eastAsia"/>
+        </w:rPr>
+        <w:t>[13]</w:t>
+      </w:r>
+      <w:r>
+        <w:rPr>
+          <w:rFonts w:ascii="AdvTT82c4f4c4" w:hAnsi="AdvTT82c4f4c4" w:cs="AdvTT82c4f4c4"/>
+          <w:color w:val="2197D2"/>
+          <w:kern w:val="0"/>
+          <w:sz w:val="15"/>
+          <w:szCs w:val="15"/>
+        </w:rPr>
+        <w:t xml:space="preserve"> </w:t>
+      </w:r>
+      <w:r>
+        <w:rPr>
+          <w:rFonts w:ascii="SimSun" w:eastAsia="SimSun" w:hAnsi="SimSun"/>
+        </w:rPr>
+        <w:t>Yazdani-Jahromi M, Yousefi N, Tayebi A, Kolanthai E, Neal CJ,</w:t>
+      </w:r>
+      <w:r>
+        <w:rPr>
+          <w:rFonts w:ascii="SimSun" w:eastAsia="SimSun" w:hAnsi="SimSun" w:hint="eastAsia"/>
+        </w:rPr>
+        <w:t xml:space="preserve"> </w:t>
+      </w:r>
+      <w:r>
+        <w:rPr>
+          <w:rFonts w:ascii="SimSun" w:eastAsia="SimSun" w:hAnsi="SimSun"/>
+        </w:rPr>
+        <w:t>Seal S, Garibay OO: AttentionSiteDTI: an interpretable graphbased</w:t>
+      </w:r>
+      <w:r>
+        <w:rPr>
+          <w:rFonts w:ascii="SimSun" w:eastAsia="SimSun" w:hAnsi="SimSun" w:hint="eastAsia"/>
+        </w:rPr>
+        <w:t xml:space="preserve"> </w:t>
+      </w:r>
+      <w:r>
+        <w:rPr>
+          <w:rFonts w:ascii="SimSun" w:eastAsia="SimSun" w:hAnsi="SimSun"/>
+        </w:rPr>
+        <w:t>model for drug-target interaction prediction using NLP</w:t>
+      </w:r>
+      <w:r>
+        <w:rPr>
+          <w:rFonts w:ascii="SimSun" w:eastAsia="SimSun" w:hAnsi="SimSun" w:hint="eastAsia"/>
+        </w:rPr>
+        <w:t xml:space="preserve"> </w:t>
+      </w:r>
+      <w:r>
+        <w:rPr>
+          <w:rFonts w:ascii="SimSun" w:eastAsia="SimSun" w:hAnsi="SimSun"/>
+        </w:rPr>
+        <w:t>sentence-level relation classification. Briefings Bioinf 2022, 23,</w:t>
+      </w:r>
+      <w:r>
+        <w:rPr>
+          <w:rFonts w:ascii="SimSun" w:eastAsia="SimSun" w:hAnsi="SimSun" w:hint="eastAsia"/>
+        </w:rPr>
+        <w:t xml:space="preserve"> </w:t>
+      </w:r>
+      <w:r>
+        <w:rPr>
+          <w:rFonts w:ascii="SimSun" w:eastAsia="SimSun" w:hAnsi="SimSun"/>
+        </w:rPr>
+        <w:t>bbac272.</w:t>
+      </w:r>
+    </w:p>
+    <w:p>
+      <w:pPr>
+        <w:spacing w:after="0" w:line="240" w:lineRule="auto"/>
+        <w:jc w:val="both"/>
+        <w:rPr>
+          <w:rFonts w:ascii="SimSun" w:eastAsia="SimSun" w:hAnsi="SimSun"/>
+        </w:rPr>
+      </w:pPr>
+    </w:p>
+    <w:p>
+      <w:pPr>
+        <w:spacing w:after="0" w:line="240" w:lineRule="auto"/>
+        <w:jc w:val="both"/>
+        <w:rPr>
+          <w:rFonts w:ascii="SimSun" w:eastAsia="SimSun" w:hAnsi="SimSun"/>
+        </w:rPr>
+      </w:pPr>
+      <w:r>
+        <w:rPr>
+          <w:rFonts w:ascii="SimSun" w:eastAsia="SimSun" w:hAnsi="SimSun" w:hint="eastAsia"/>
+        </w:rPr>
+        <w:t>3.</w:t>
+      </w:r>
+      <w:r>
+        <w:rPr>
+          <w:rFonts w:ascii="SimSun" w:eastAsia="SimSun" w:hAnsi="SimSun" w:hint="eastAsia"/>
+        </w:rPr>
+        <w:t>研究内容</w:t>
+      </w:r>
+      <w:r>
+        <w:rPr>
+          <w:rFonts w:ascii="SimSun" w:eastAsia="SimSun" w:hAnsi="SimSun" w:hint="eastAsia"/>
+        </w:rPr>
+        <w:t xml:space="preserve"> 拟</w:t>
+      </w:r>
+      <w:r>
+        <w:rPr>
+          <w:rFonts w:ascii="SimSun" w:eastAsia="SimSun" w:hAnsi="SimSun" w:hint="eastAsia"/>
+        </w:rPr>
+        <w:t xml:space="preserve"> </w:t>
+      </w:r>
+      <w:r>
+        <w:rPr>
+          <w:rFonts w:ascii="SimSun" w:eastAsia="SimSun" w:hAnsi="SimSun" w:hint="eastAsia"/>
+          <w:u w:val="single"/>
+        </w:rPr>
+        <w:t>研究内容</w:t>
+      </w:r>
+    </w:p>
+    <w:p>
+      <w:pPr>
+        <w:spacing w:after="0" w:line="240" w:lineRule="auto"/>
+        <w:jc w:val="both"/>
+        <w:rPr>
+          <w:rFonts w:ascii="SimSun" w:eastAsia="SimSun" w:hAnsi="SimSun"/>
+        </w:rPr>
+      </w:pPr>
+      <w:r>
+        <w:rPr>
+          <w:rFonts w:ascii="SimSun" w:eastAsia="SimSun" w:hAnsi="SimSun" w:hint="eastAsia"/>
+        </w:rPr>
+        <w:t>4.</w:t>
+      </w:r>
+      <w:r>
+        <w:rPr>
+          <w:rFonts w:ascii="SimSun" w:eastAsia="SimSun" w:hAnsi="SimSun" w:hint="eastAsia"/>
+        </w:rPr>
+        <w:t>研究方法及技术路线</w:t>
+      </w:r>
+      <w:r>
+        <w:rPr>
+          <w:rFonts w:ascii="SimSun" w:eastAsia="SimSun" w:hAnsi="SimSun" w:hint="eastAsia"/>
+        </w:rPr>
+        <w:t xml:space="preserve"> </w:t>
+      </w:r>
+      <w:r>
+        <w:rPr>
+          <w:rFonts w:ascii="SimSun" w:eastAsia="SimSun" w:hAnsi="SimSun" w:hint="eastAsia"/>
+          <w:u w:val="single"/>
+        </w:rPr>
+        <w:t>技术路线</w:t>
+      </w:r>
+    </w:p>
+    <w:p>
+      <w:pPr>
+        <w:spacing w:after="0" w:line="240" w:lineRule="auto"/>
+        <w:jc w:val="both"/>
+        <w:rPr>
+          <w:rFonts w:ascii="SimSun" w:eastAsia="SimSun" w:hAnsi="SimSun"/>
+        </w:rPr>
+      </w:pPr>
+      <w:r>
+        <w:rPr>
+          <w:rFonts w:ascii="SimSun" w:eastAsia="SimSun" w:hAnsi="SimSun" w:hint="eastAsia"/>
+        </w:rPr>
+        <w:t>5.创新点</w:t>
+      </w:r>
+      <w:r>
+        <w:rPr>
+          <w:rFonts w:ascii="SimSun" w:eastAsia="SimSun" w:hAnsi="SimSun" w:hint="eastAsia"/>
+        </w:rPr>
+        <w:t xml:space="preserve"> </w:t>
+      </w:r>
+      <w:r>
+        <w:rPr>
+          <w:rFonts w:ascii="SimSun" w:eastAsia="SimSun" w:hAnsi="SimSun" w:hint="eastAsia"/>
+          <w:u w:val="single"/>
+        </w:rPr>
+        <w:t>创新点</w:t>
+      </w:r>
+    </w:p>
+    <w:p>
+      <w:pPr>
+        <w:spacing w:after="0" w:line="240" w:lineRule="auto"/>
+        <w:jc w:val="both"/>
+        <w:rPr>
+          <w:rFonts w:ascii="SimSun" w:eastAsia="SimSun" w:hAnsi="SimSun"/>
+          <w:u w:val="single"/>
+        </w:rPr>
+      </w:pPr>
+      <w:r>
+        <w:rPr>
+          <w:rFonts w:ascii="SimSun" w:eastAsia="SimSun" w:hAnsi="SimSun" w:hint="eastAsia"/>
+        </w:rPr>
+        <w:t>6.</w:t>
+      </w:r>
+      <w:r>
+        <w:rPr>
+          <w:rFonts w:ascii="SimSun" w:eastAsia="SimSun" w:hAnsi="SimSun" w:hint="eastAsia"/>
+        </w:rPr>
+        <w:t>可行性分析及研究基础</w:t>
+      </w:r>
+      <w:r>
+        <w:rPr>
+          <w:rFonts w:ascii="SimSun" w:eastAsia="SimSun" w:hAnsi="SimSun" w:hint="eastAsia"/>
+        </w:rPr>
+        <w:t xml:space="preserve">  </w:t>
+      </w:r>
+      <w:r>
+        <w:rPr>
+          <w:rFonts w:ascii="SimSun" w:eastAsia="SimSun" w:hAnsi="SimSun" w:hint="eastAsia"/>
+          <w:u w:val="single"/>
+        </w:rPr>
+        <w:t>可行性分析&amp;数据集与仿真实验环境</w:t>
+      </w:r>
+    </w:p>
+    <w:p>
+      <w:pPr>
+        <w:spacing w:after="0" w:line="240" w:lineRule="auto"/>
+        <w:jc w:val="both"/>
+        <w:rPr>
+          <w:u w:val="single"/>
+        </w:rPr>
+      </w:pPr>
+    </w:p>
+    <w:p>
+      <w:pPr>
+        <w:spacing w:after="0" w:line="240" w:lineRule="auto"/>
+        <w:jc w:val="both"/>
+        <w:rPr>
+          <w:u w:val="single"/>
+        </w:rPr>
+      </w:pPr>
+    </w:p>
+    <w:p>
+      <w:pPr>
+        <w:spacing w:after="0" w:line="240" w:lineRule="auto"/>
+        <w:jc w:val="both"/>
+        <w:rPr>
+          <w:u w:val="single"/>
+        </w:rPr>
+      </w:pPr>
+    </w:p>
+    <w:p>
+      <w:pPr>
+        <w:spacing w:after="0" w:line="240" w:lineRule="auto"/>
+        <w:jc w:val="both"/>
+        <w:rPr>
+          <w:u w:val="single"/>
+        </w:rPr>
+      </w:pPr>
+    </w:p>
+    <w:p>
+      <w:pPr>
+        <w:spacing w:after="0" w:line="240" w:lineRule="auto"/>
+        <w:jc w:val="both"/>
+        <w:rPr>
+          <w:u w:val="single"/>
+        </w:rPr>
+      </w:pPr>
+    </w:p>
+    <w:p>
+      <w:pPr>
+        <w:spacing w:after="0" w:line="240" w:lineRule="auto"/>
+        <w:jc w:val="both"/>
+        <w:rPr>
+          <w:u w:val="single"/>
+        </w:rPr>
+      </w:pPr>
+    </w:p>
+    <w:p>
+      <w:pPr>
+        <w:spacing w:after="0" w:line="240" w:lineRule="auto"/>
+        <w:jc w:val="both"/>
+        <w:rPr>
+          <w:u w:val="single"/>
+        </w:rPr>
+      </w:pPr>
+    </w:p>
+    <w:p>
+      <w:pPr>
+        <w:spacing w:after="0" w:line="240" w:lineRule="auto"/>
+        <w:jc w:val="both"/>
+        <w:rPr>
+          <w:u w:val="single"/>
+        </w:rPr>
+      </w:pPr>
+    </w:p>
+    <w:p>
+      <w:pPr>
+        <w:spacing w:after="0" w:line="240" w:lineRule="auto"/>
+        <w:jc w:val="both"/>
+        <w:rPr>
+          <w:u w:val="single"/>
+        </w:rPr>
+      </w:pPr>
+    </w:p>
+    <w:p>
+      <w:pPr>
+        <w:spacing w:after="0" w:line="240" w:lineRule="auto"/>
+        <w:jc w:val="both"/>
+        <w:rPr>
+          <w:u w:val="single"/>
+        </w:rPr>
+      </w:pPr>
+    </w:p>
+    <w:p>
+      <w:pPr>
+        <w:spacing w:after="0" w:line="240" w:lineRule="auto"/>
+        <w:jc w:val="both"/>
+        <w:rPr>
+          <w:u w:val="single"/>
+        </w:rPr>
+      </w:pPr>
+    </w:p>
+    <w:p>
+      <w:pPr>
+        <w:spacing w:after="0" w:line="240" w:lineRule="auto"/>
+        <w:jc w:val="both"/>
+        <w:rPr>
+          <w:u w:val="single"/>
+        </w:rPr>
+      </w:pPr>
+    </w:p>
+    <w:p>
+      <w:pPr>
+        <w:spacing w:after="0" w:line="240" w:lineRule="auto"/>
+        <w:jc w:val="both"/>
+        <w:rPr>
+          <w:u w:val="single"/>
+        </w:rPr>
+      </w:pPr>
+    </w:p>
+    <w:p>
+      <w:pPr>
+        <w:spacing w:after="0" w:line="240" w:lineRule="auto"/>
+        <w:jc w:val="both"/>
+        <w:rPr>
+          <w:u w:val="single"/>
+        </w:rPr>
+      </w:pPr>
+    </w:p>
+    <w:p>
+      <w:pPr>
+        <w:spacing w:after="0" w:line="240" w:lineRule="auto"/>
+        <w:jc w:val="both"/>
+        <w:rPr>
+          <w:u w:val="single"/>
+        </w:rPr>
+      </w:pPr>
+    </w:p>
+    <w:p>
+      <w:pPr>
+        <w:spacing w:after="0" w:line="240" w:lineRule="auto"/>
+        <w:jc w:val="both"/>
+        <w:rPr>
+          <w:u w:val="single"/>
+        </w:rPr>
+      </w:pPr>
+    </w:p>
+    <w:p>
+      <w:pPr>
+        <w:spacing w:after="0" w:line="240" w:lineRule="auto"/>
+        <w:jc w:val="both"/>
+        <w:rPr>
+          <w:u w:val="single"/>
+        </w:rPr>
+      </w:pPr>
+    </w:p>
+    <w:p>
+      <w:pPr>
+        <w:spacing w:after="0" w:line="240" w:lineRule="auto"/>
+        <w:jc w:val="both"/>
+        <w:rPr>
+          <w:u w:val="single"/>
+        </w:rPr>
+      </w:pPr>
+    </w:p>
+    <w:p>
+      <w:pPr>
+        <w:spacing w:after="0" w:line="240" w:lineRule="auto"/>
+        <w:jc w:val="both"/>
+        <w:rPr>
+          <w:u w:val="single"/>
+        </w:rPr>
+      </w:pPr>
+    </w:p>
+    <w:p>
+      <w:pPr>
+        <w:spacing w:after="0" w:line="240" w:lineRule="auto"/>
+        <w:jc w:val="both"/>
+        <w:rPr>
+          <w:u w:val="single"/>
+        </w:rPr>
+      </w:pPr>
+    </w:p>
+    <w:p>
+      <w:pPr>
+        <w:spacing w:after="0" w:line="240" w:lineRule="auto"/>
+        <w:jc w:val="both"/>
+        <w:rPr>
+          <w:u w:val="single"/>
+        </w:rPr>
+      </w:pPr>
+    </w:p>
+    <w:p>
+      <w:pPr>
+        <w:spacing w:after="0" w:line="240" w:lineRule="auto"/>
+        <w:jc w:val="both"/>
+        <w:rPr>
+          <w:u w:val="single"/>
+        </w:rPr>
+      </w:pPr>
+    </w:p>
+    <w:p>
+      <w:pPr>
+        <w:spacing w:after="0" w:line="240" w:lineRule="auto"/>
+        <w:jc w:val="both"/>
+      </w:pPr>
+    </w:p>
+    <w:p>
+      <w:pPr>
+        <w:spacing w:after="0" w:line="240" w:lineRule="auto"/>
+        <w:jc w:val="both"/>
+      </w:pPr>
       <w:r>
         <w:rPr>
           <w:rFonts w:hint="eastAsia"/>
         </w:rPr>
-        <w:t>1.研究问题</w:t>
-      </w:r>
-      <w:r>
-        <w:rPr>
-          <w:rFonts w:hint="eastAsia"/>
-        </w:rPr>
-        <w:t xml:space="preserve"> </w:t>
-      </w:r>
-      <w:r>
-        <w:rPr>
-          <w:rFonts w:hint="eastAsia"/>
-          <w:u w:val="single"/>
-        </w:rPr>
-        <w:t>研究背景&amp;关键科学问题</w:t>
-      </w:r>
-    </w:p>
-    <w:p>
-      <w:r>
-        <w:rPr>
-          <w:rFonts w:hint="eastAsia"/>
-        </w:rPr>
-        <w:t>2.文献综述(3000)</w:t>
-      </w:r>
-      <w:r>
-        <w:rPr>
-          <w:rFonts w:hint="eastAsia"/>
-        </w:rPr>
-        <w:t xml:space="preserve"> 参考文献</w:t>
-      </w:r>
-      <w:r>
-        <w:rPr>
-          <w:rFonts w:hint="eastAsia"/>
-        </w:rPr>
-        <w:t xml:space="preserve"> </w:t>
-      </w:r>
-      <w:r>
-        <w:rPr>
-          <w:rFonts w:hint="eastAsia"/>
-          <w:u w:val="single"/>
-        </w:rPr>
-        <w:t>国内外研究现状</w:t>
-      </w:r>
-    </w:p>
-    <w:p>
-      <w:r>
-        <w:rPr>
-          <w:rFonts w:hint="eastAsia"/>
-        </w:rPr>
-        <w:t>3.</w:t>
-      </w:r>
-      <w:r>
-        <w:rPr>
-          <w:rFonts w:hint="eastAsia"/>
-        </w:rPr>
-        <w:t>研究内容</w:t>
-      </w:r>
-      <w:r>
-        <w:rPr>
-          <w:rFonts w:hint="eastAsia"/>
-        </w:rPr>
-        <w:t xml:space="preserve"> 拟</w:t>
-      </w:r>
-      <w:r>
-        <w:rPr>
-          <w:rFonts w:hint="eastAsia"/>
-        </w:rPr>
-        <w:t xml:space="preserve"> </w:t>
-      </w:r>
-      <w:r>
-        <w:rPr>
-          <w:rFonts w:hint="eastAsia"/>
-          <w:u w:val="single"/>
-        </w:rPr>
-        <w:t>研究内容</w:t>
-      </w:r>
-    </w:p>
-    <w:p>
-      <w:r>
-        <w:rPr>
-          <w:rFonts w:hint="eastAsia"/>
-        </w:rPr>
-        <w:t>4.</w:t>
-      </w:r>
-      <w:r>
-        <w:rPr>
-          <w:rFonts w:hint="eastAsia"/>
-        </w:rPr>
-        <w:t>研究方法及技术路线</w:t>
-      </w:r>
-      <w:r>
-        <w:rPr>
-          <w:rFonts w:hint="eastAsia"/>
-        </w:rPr>
-        <w:t xml:space="preserve"> </w:t>
-      </w:r>
-      <w:r>
-        <w:rPr>
-          <w:rFonts w:hint="eastAsia"/>
-          <w:u w:val="single"/>
-        </w:rPr>
-        <w:t>技术路线</w:t>
-      </w:r>
-    </w:p>
-    <w:p>
-      <w:pPr>
-        <w:rPr>
-          <w:rFonts w:hint="eastAsia"/>
-        </w:rPr>
-      </w:pPr>
-      <w:r>
-        <w:rPr>
-          <w:rFonts w:hint="eastAsia"/>
-        </w:rPr>
-        <w:t>5.创新点</w:t>
-      </w:r>
-      <w:r>
-        <w:rPr>
-          <w:rFonts w:hint="eastAsia"/>
-        </w:rPr>
-        <w:t xml:space="preserve"> </w:t>
-      </w:r>
-      <w:r>
-        <w:rPr>
-          <w:rFonts w:hint="eastAsia"/>
-          <w:u w:val="single"/>
-        </w:rPr>
-        <w:t>创新点</w:t>
-      </w:r>
-    </w:p>
-    <w:p>
-      <w:pPr>
-        <w:rPr>
-          <w:u w:val="single"/>
-        </w:rPr>
-      </w:pPr>
-      <w:r>
-        <w:rPr>
-          <w:rFonts w:hint="eastAsia"/>
-        </w:rPr>
-        <w:t>6.</w:t>
-      </w:r>
-      <w:r>
-        <w:rPr>
-          <w:rFonts w:hint="eastAsia"/>
-        </w:rPr>
-        <w:t>可行性分析及研究基础</w:t>
-      </w:r>
-      <w:r>
-        <w:rPr>
-          <w:rFonts w:hint="eastAsia"/>
-        </w:rPr>
-        <w:t xml:space="preserve">  </w:t>
-      </w:r>
-      <w:r>
-        <w:rPr>
-          <w:rFonts w:hint="eastAsia"/>
-          <w:u w:val="single"/>
-        </w:rPr>
-        <w:t>可行性分析&amp;数据集与仿真实验环境</w:t>
-      </w:r>
-    </w:p>
-    <w:p>
-      <w:pPr>
-        <w:rPr>
-          <w:u w:val="single"/>
-        </w:rPr>
-      </w:pPr>
-    </w:p>
-    <w:p>
-      <w:pPr>
-        <w:rPr>
-          <w:u w:val="single"/>
-        </w:rPr>
-      </w:pPr>
-    </w:p>
-    <w:p>
-      <w:pPr>
-        <w:rPr>
-          <w:u w:val="single"/>
-        </w:rPr>
-      </w:pPr>
-    </w:p>
-    <w:p>
-      <w:pPr>
-        <w:rPr>
-          <w:u w:val="single"/>
-        </w:rPr>
-      </w:pPr>
-    </w:p>
-    <w:p>
-      <w:pPr>
-        <w:rPr>
-          <w:u w:val="single"/>
-        </w:rPr>
-      </w:pPr>
-    </w:p>
-    <w:p>
-      <w:pPr>
-        <w:rPr>
-          <w:u w:val="single"/>
-        </w:rPr>
-      </w:pPr>
-    </w:p>
-    <w:p>
-      <w:pPr>
-        <w:rPr>
-          <w:u w:val="single"/>
-        </w:rPr>
-      </w:pPr>
-    </w:p>
-    <w:p>
-      <w:pPr>
-        <w:rPr>
-          <w:u w:val="single"/>
-        </w:rPr>
-      </w:pPr>
-    </w:p>
-    <w:p>
-      <w:pPr>
-        <w:rPr>
-          <w:u w:val="single"/>
-        </w:rPr>
-      </w:pPr>
-    </w:p>
-    <w:p>
-      <w:pPr>
-        <w:rPr>
-          <w:u w:val="single"/>
-        </w:rPr>
-      </w:pPr>
-    </w:p>
-    <w:p>
-      <w:pPr>
-        <w:rPr>
-          <w:u w:val="single"/>
-        </w:rPr>
-      </w:pPr>
-    </w:p>
-    <w:p>
-      <w:pPr>
-        <w:rPr>
-          <w:u w:val="single"/>
-        </w:rPr>
-      </w:pPr>
-    </w:p>
-    <w:p>
-      <w:pPr>
-        <w:rPr>
-          <w:u w:val="single"/>
-        </w:rPr>
-      </w:pPr>
-    </w:p>
-    <w:p>
-      <w:pPr>
-        <w:rPr>
-          <w:u w:val="single"/>
-        </w:rPr>
-      </w:pPr>
-    </w:p>
-    <w:p>
-      <w:pPr>
-        <w:rPr>
-          <w:u w:val="single"/>
-        </w:rPr>
-      </w:pPr>
-    </w:p>
-    <w:p>
-      <w:pPr>
-        <w:rPr>
-          <w:u w:val="single"/>
-        </w:rPr>
-      </w:pPr>
-    </w:p>
-    <w:p>
-      <w:pPr>
-        <w:rPr>
-          <w:u w:val="single"/>
-        </w:rPr>
-      </w:pPr>
-    </w:p>
-    <w:p>
-      <w:pPr>
-        <w:rPr>
-          <w:u w:val="single"/>
-        </w:rPr>
-      </w:pPr>
-    </w:p>
-    <w:p>
-      <w:pPr>
-        <w:rPr>
-          <w:u w:val="single"/>
-        </w:rPr>
-      </w:pPr>
-    </w:p>
-    <w:p>
-      <w:pPr>
-        <w:rPr>
-          <w:u w:val="single"/>
-        </w:rPr>
-      </w:pPr>
-    </w:p>
-    <w:p>
-      <w:pPr>
-        <w:rPr>
-          <w:u w:val="single"/>
-        </w:rPr>
-      </w:pPr>
-    </w:p>
-    <w:p>
-      <w:pPr>
-        <w:rPr>
-          <w:u w:val="single"/>
-        </w:rPr>
-      </w:pPr>
-    </w:p>
-    <w:p>
-      <w:pPr>
-        <w:rPr>
-          <w:rFonts w:hint="eastAsia"/>
-        </w:rPr>
-      </w:pPr>
-    </w:p>
-    <w:p>
-      <w:r>
-        <w:rPr>
-          <w:rFonts w:hint="eastAsia"/>
-        </w:rPr>
         <w:t>7.预期成果</w:t>
       </w:r>
     </w:p>
     <w:p>
       <w:pPr>
-        <w:rPr>
-          <w:rFonts w:hint="eastAsia"/>
-        </w:rPr>
+        <w:spacing w:after="0" w:line="240" w:lineRule="auto"/>
+        <w:jc w:val="both"/>
       </w:pPr>
       <w:r>
         <w:rPr>
@@ -408,6 +4300,583 @@
     </w:p>
   </w:footnote>
 </w:footnotes>
+</file>
+
+<file path=word/numbering.xml><?xml version="1.0" encoding="utf-8"?>
+<w:numbering xmlns:wpc="http://schemas.microsoft.com/office/word/2010/wordprocessingCanvas" xmlns:cx="http://schemas.microsoft.com/office/drawing/2014/chartex" xmlns:cx1="http://schemas.microsoft.com/office/drawing/2015/9/8/chartex" xmlns:cx2="http://schemas.microsoft.com/office/drawing/2015/10/21/chartex" xmlns:cx3="http://schemas.microsoft.com/office/drawing/2016/5/9/chartex" xmlns:cx4="http://schemas.microsoft.com/office/drawing/2016/5/10/chartex" xmlns:cx5="http://schemas.microsoft.com/office/drawing/2016/5/11/chartex" xmlns:cx6="http://schemas.microsoft.com/office/drawing/2016/5/12/chartex" xmlns:cx7="http://schemas.microsoft.com/office/drawing/2016/5/13/chartex" xmlns:cx8="http://schemas.microsoft.com/office/drawing/2016/5/14/chartex" xmlns:mc="http://schemas.openxmlformats.org/markup-compatibility/2006" xmlns:aink="http://schemas.microsoft.com/office/drawing/2016/ink" xmlns:am3d="http://schemas.microsoft.com/office/drawing/2017/model3d" xmlns:o="urn:schemas-microsoft-com:office:office" xmlns:oel="http://schemas.microsoft.com/office/2019/extlst" xmlns:r="http://schemas.openxmlformats.org/officeDocument/2006/relationships" xmlns:m="http://schemas.openxmlformats.org/officeDocument/2006/math" xmlns:v="urn:schemas-microsoft-com:vml" xmlns:wp14="http://schemas.microsoft.com/office/word/2010/wordprocessingDrawing" xmlns:wp="http://schemas.openxmlformats.org/drawingml/2006/wordprocessingDrawing" xmlns:w10="urn:schemas-microsoft-com:office:word" xmlns:w="http://schemas.openxmlformats.org/wordprocessingml/2006/main" xmlns:w14="http://schemas.microsoft.com/office/word/2010/wordml" xmlns:w15="http://schemas.microsoft.com/office/word/2012/wordml" xmlns:w16cex="http://schemas.microsoft.com/office/word/2018/wordml/cex" xmlns:w16cid="http://schemas.microsoft.com/office/word/2016/wordml/cid" xmlns:w16="http://schemas.microsoft.com/office/word/2018/wordml" xmlns:w16du="http://schemas.microsoft.com/office/word/2023/wordml/word16du" xmlns:w16sdtdh="http://schemas.microsoft.com/office/word/2020/wordml/sdtdatahash" xmlns:w16sdtfl="http://schemas.microsoft.com/office/word/2024/wordml/sdtformatlock" xmlns:w16se="http://schemas.microsoft.com/office/word/2015/wordml/symex" xmlns:wpg="http://schemas.microsoft.com/office/word/2010/wordprocessingGroup" xmlns:wpi="http://schemas.microsoft.com/office/word/2010/wordprocessingInk" xmlns:wne="http://schemas.microsoft.com/office/word/2006/wordml" xmlns:wps="http://schemas.microsoft.com/office/word/2010/wordprocessingShape" mc:Ignorable="w14 w15 w16se w16cid w16 w16cex w16sdtdh w16sdtfl w16du wp14">
+  <w:abstractNum w:abstractNumId="0" w15:restartNumberingAfterBreak="0">
+    <w:nsid w:val="02400067"/>
+    <w:multiLevelType w:val="multilevel"/>
+    <w:tmpl w:val="3586BE40"/>
+    <w:lvl w:ilvl="0">
+      <w:start w:val="1"/>
+      <w:numFmt w:val="bullet"/>
+      <w:lvlText w:val=""/>
+      <w:lvlJc w:val="left"/>
+      <w:pPr>
+        <w:tabs>
+          <w:tab w:val="num" w:pos="720"/>
+        </w:tabs>
+        <w:ind w:left="720" w:hanging="360"/>
+      </w:pPr>
+      <w:rPr>
+        <w:rFonts w:ascii="Symbol" w:hAnsi="Symbol" w:hint="default"/>
+        <w:sz w:val="20"/>
+      </w:rPr>
+    </w:lvl>
+    <w:lvl w:ilvl="1">
+      <w:start w:val="1"/>
+      <w:numFmt w:val="bullet"/>
+      <w:lvlText w:val="o"/>
+      <w:lvlJc w:val="left"/>
+      <w:pPr>
+        <w:tabs>
+          <w:tab w:val="num" w:pos="1440"/>
+        </w:tabs>
+        <w:ind w:left="1440" w:hanging="360"/>
+      </w:pPr>
+      <w:rPr>
+        <w:rFonts w:ascii="Courier New" w:hAnsi="Courier New" w:hint="default"/>
+        <w:sz w:val="20"/>
+      </w:rPr>
+    </w:lvl>
+    <w:lvl w:ilvl="2" w:tentative="1">
+      <w:start w:val="1"/>
+      <w:numFmt w:val="bullet"/>
+      <w:lvlText w:val=""/>
+      <w:lvlJc w:val="left"/>
+      <w:pPr>
+        <w:tabs>
+          <w:tab w:val="num" w:pos="2160"/>
+        </w:tabs>
+        <w:ind w:left="2160" w:hanging="360"/>
+      </w:pPr>
+      <w:rPr>
+        <w:rFonts w:ascii="Wingdings" w:hAnsi="Wingdings" w:hint="default"/>
+        <w:sz w:val="20"/>
+      </w:rPr>
+    </w:lvl>
+    <w:lvl w:ilvl="3" w:tentative="1">
+      <w:start w:val="1"/>
+      <w:numFmt w:val="bullet"/>
+      <w:lvlText w:val=""/>
+      <w:lvlJc w:val="left"/>
+      <w:pPr>
+        <w:tabs>
+          <w:tab w:val="num" w:pos="2880"/>
+        </w:tabs>
+        <w:ind w:left="2880" w:hanging="360"/>
+      </w:pPr>
+      <w:rPr>
+        <w:rFonts w:ascii="Wingdings" w:hAnsi="Wingdings" w:hint="default"/>
+        <w:sz w:val="20"/>
+      </w:rPr>
+    </w:lvl>
+    <w:lvl w:ilvl="4" w:tentative="1">
+      <w:start w:val="1"/>
+      <w:numFmt w:val="bullet"/>
+      <w:lvlText w:val=""/>
+      <w:lvlJc w:val="left"/>
+      <w:pPr>
+        <w:tabs>
+          <w:tab w:val="num" w:pos="3600"/>
+        </w:tabs>
+        <w:ind w:left="3600" w:hanging="360"/>
+      </w:pPr>
+      <w:rPr>
+        <w:rFonts w:ascii="Wingdings" w:hAnsi="Wingdings" w:hint="default"/>
+        <w:sz w:val="20"/>
+      </w:rPr>
+    </w:lvl>
+    <w:lvl w:ilvl="5" w:tentative="1">
+      <w:start w:val="1"/>
+      <w:numFmt w:val="bullet"/>
+      <w:lvlText w:val=""/>
+      <w:lvlJc w:val="left"/>
+      <w:pPr>
+        <w:tabs>
+          <w:tab w:val="num" w:pos="4320"/>
+        </w:tabs>
+        <w:ind w:left="4320" w:hanging="360"/>
+      </w:pPr>
+      <w:rPr>
+        <w:rFonts w:ascii="Wingdings" w:hAnsi="Wingdings" w:hint="default"/>
+        <w:sz w:val="20"/>
+      </w:rPr>
+    </w:lvl>
+    <w:lvl w:ilvl="6" w:tentative="1">
+      <w:start w:val="1"/>
+      <w:numFmt w:val="bullet"/>
+      <w:lvlText w:val=""/>
+      <w:lvlJc w:val="left"/>
+      <w:pPr>
+        <w:tabs>
+          <w:tab w:val="num" w:pos="5040"/>
+        </w:tabs>
+        <w:ind w:left="5040" w:hanging="360"/>
+      </w:pPr>
+      <w:rPr>
+        <w:rFonts w:ascii="Wingdings" w:hAnsi="Wingdings" w:hint="default"/>
+        <w:sz w:val="20"/>
+      </w:rPr>
+    </w:lvl>
+    <w:lvl w:ilvl="7" w:tentative="1">
+      <w:start w:val="1"/>
+      <w:numFmt w:val="bullet"/>
+      <w:lvlText w:val=""/>
+      <w:lvlJc w:val="left"/>
+      <w:pPr>
+        <w:tabs>
+          <w:tab w:val="num" w:pos="5760"/>
+        </w:tabs>
+        <w:ind w:left="5760" w:hanging="360"/>
+      </w:pPr>
+      <w:rPr>
+        <w:rFonts w:ascii="Wingdings" w:hAnsi="Wingdings" w:hint="default"/>
+        <w:sz w:val="20"/>
+      </w:rPr>
+    </w:lvl>
+    <w:lvl w:ilvl="8" w:tentative="1">
+      <w:start w:val="1"/>
+      <w:numFmt w:val="bullet"/>
+      <w:lvlText w:val=""/>
+      <w:lvlJc w:val="left"/>
+      <w:pPr>
+        <w:tabs>
+          <w:tab w:val="num" w:pos="6480"/>
+        </w:tabs>
+        <w:ind w:left="6480" w:hanging="360"/>
+      </w:pPr>
+      <w:rPr>
+        <w:rFonts w:ascii="Wingdings" w:hAnsi="Wingdings" w:hint="default"/>
+        <w:sz w:val="20"/>
+      </w:rPr>
+    </w:lvl>
+  </w:abstractNum>
+  <w:abstractNum w:abstractNumId="1" w15:restartNumberingAfterBreak="0">
+    <w:nsid w:val="48E24AFF"/>
+    <w:multiLevelType w:val="multilevel"/>
+    <w:tmpl w:val="9A5C4FD0"/>
+    <w:lvl w:ilvl="0">
+      <w:start w:val="1"/>
+      <w:numFmt w:val="bullet"/>
+      <w:lvlText w:val=""/>
+      <w:lvlJc w:val="left"/>
+      <w:pPr>
+        <w:tabs>
+          <w:tab w:val="num" w:pos="720"/>
+        </w:tabs>
+        <w:ind w:left="720" w:hanging="360"/>
+      </w:pPr>
+      <w:rPr>
+        <w:rFonts w:ascii="Symbol" w:hAnsi="Symbol" w:hint="default"/>
+        <w:sz w:val="20"/>
+      </w:rPr>
+    </w:lvl>
+    <w:lvl w:ilvl="1" w:tentative="1">
+      <w:start w:val="1"/>
+      <w:numFmt w:val="bullet"/>
+      <w:lvlText w:val="o"/>
+      <w:lvlJc w:val="left"/>
+      <w:pPr>
+        <w:tabs>
+          <w:tab w:val="num" w:pos="1440"/>
+        </w:tabs>
+        <w:ind w:left="1440" w:hanging="360"/>
+      </w:pPr>
+      <w:rPr>
+        <w:rFonts w:ascii="Courier New" w:hAnsi="Courier New" w:hint="default"/>
+        <w:sz w:val="20"/>
+      </w:rPr>
+    </w:lvl>
+    <w:lvl w:ilvl="2" w:tentative="1">
+      <w:start w:val="1"/>
+      <w:numFmt w:val="bullet"/>
+      <w:lvlText w:val=""/>
+      <w:lvlJc w:val="left"/>
+      <w:pPr>
+        <w:tabs>
+          <w:tab w:val="num" w:pos="2160"/>
+        </w:tabs>
+        <w:ind w:left="2160" w:hanging="360"/>
+      </w:pPr>
+      <w:rPr>
+        <w:rFonts w:ascii="Wingdings" w:hAnsi="Wingdings" w:hint="default"/>
+        <w:sz w:val="20"/>
+      </w:rPr>
+    </w:lvl>
+    <w:lvl w:ilvl="3" w:tentative="1">
+      <w:start w:val="1"/>
+      <w:numFmt w:val="bullet"/>
+      <w:lvlText w:val=""/>
+      <w:lvlJc w:val="left"/>
+      <w:pPr>
+        <w:tabs>
+          <w:tab w:val="num" w:pos="2880"/>
+        </w:tabs>
+        <w:ind w:left="2880" w:hanging="360"/>
+      </w:pPr>
+      <w:rPr>
+        <w:rFonts w:ascii="Wingdings" w:hAnsi="Wingdings" w:hint="default"/>
+        <w:sz w:val="20"/>
+      </w:rPr>
+    </w:lvl>
+    <w:lvl w:ilvl="4" w:tentative="1">
+      <w:start w:val="1"/>
+      <w:numFmt w:val="bullet"/>
+      <w:lvlText w:val=""/>
+      <w:lvlJc w:val="left"/>
+      <w:pPr>
+        <w:tabs>
+          <w:tab w:val="num" w:pos="3600"/>
+        </w:tabs>
+        <w:ind w:left="3600" w:hanging="360"/>
+      </w:pPr>
+      <w:rPr>
+        <w:rFonts w:ascii="Wingdings" w:hAnsi="Wingdings" w:hint="default"/>
+        <w:sz w:val="20"/>
+      </w:rPr>
+    </w:lvl>
+    <w:lvl w:ilvl="5" w:tentative="1">
+      <w:start w:val="1"/>
+      <w:numFmt w:val="bullet"/>
+      <w:lvlText w:val=""/>
+      <w:lvlJc w:val="left"/>
+      <w:pPr>
+        <w:tabs>
+          <w:tab w:val="num" w:pos="4320"/>
+        </w:tabs>
+        <w:ind w:left="4320" w:hanging="360"/>
+      </w:pPr>
+      <w:rPr>
+        <w:rFonts w:ascii="Wingdings" w:hAnsi="Wingdings" w:hint="default"/>
+        <w:sz w:val="20"/>
+      </w:rPr>
+    </w:lvl>
+    <w:lvl w:ilvl="6" w:tentative="1">
+      <w:start w:val="1"/>
+      <w:numFmt w:val="bullet"/>
+      <w:lvlText w:val=""/>
+      <w:lvlJc w:val="left"/>
+      <w:pPr>
+        <w:tabs>
+          <w:tab w:val="num" w:pos="5040"/>
+        </w:tabs>
+        <w:ind w:left="5040" w:hanging="360"/>
+      </w:pPr>
+      <w:rPr>
+        <w:rFonts w:ascii="Wingdings" w:hAnsi="Wingdings" w:hint="default"/>
+        <w:sz w:val="20"/>
+      </w:rPr>
+    </w:lvl>
+    <w:lvl w:ilvl="7" w:tentative="1">
+      <w:start w:val="1"/>
+      <w:numFmt w:val="bullet"/>
+      <w:lvlText w:val=""/>
+      <w:lvlJc w:val="left"/>
+      <w:pPr>
+        <w:tabs>
+          <w:tab w:val="num" w:pos="5760"/>
+        </w:tabs>
+        <w:ind w:left="5760" w:hanging="360"/>
+      </w:pPr>
+      <w:rPr>
+        <w:rFonts w:ascii="Wingdings" w:hAnsi="Wingdings" w:hint="default"/>
+        <w:sz w:val="20"/>
+      </w:rPr>
+    </w:lvl>
+    <w:lvl w:ilvl="8" w:tentative="1">
+      <w:start w:val="1"/>
+      <w:numFmt w:val="bullet"/>
+      <w:lvlText w:val=""/>
+      <w:lvlJc w:val="left"/>
+      <w:pPr>
+        <w:tabs>
+          <w:tab w:val="num" w:pos="6480"/>
+        </w:tabs>
+        <w:ind w:left="6480" w:hanging="360"/>
+      </w:pPr>
+      <w:rPr>
+        <w:rFonts w:ascii="Wingdings" w:hAnsi="Wingdings" w:hint="default"/>
+        <w:sz w:val="20"/>
+      </w:rPr>
+    </w:lvl>
+  </w:abstractNum>
+  <w:abstractNum w:abstractNumId="2" w15:restartNumberingAfterBreak="0">
+    <w:nsid w:val="4CB3254E"/>
+    <w:multiLevelType w:val="multilevel"/>
+    <w:tmpl w:val="C90EA07A"/>
+    <w:lvl w:ilvl="0">
+      <w:start w:val="1"/>
+      <w:numFmt w:val="decimal"/>
+      <w:lvlText w:val="%1."/>
+      <w:lvlJc w:val="left"/>
+      <w:pPr>
+        <w:tabs>
+          <w:tab w:val="num" w:pos="720"/>
+        </w:tabs>
+        <w:ind w:left="720" w:hanging="360"/>
+      </w:pPr>
+    </w:lvl>
+    <w:lvl w:ilvl="1" w:tentative="1">
+      <w:start w:val="1"/>
+      <w:numFmt w:val="decimal"/>
+      <w:lvlText w:val="%2."/>
+      <w:lvlJc w:val="left"/>
+      <w:pPr>
+        <w:tabs>
+          <w:tab w:val="num" w:pos="1440"/>
+        </w:tabs>
+        <w:ind w:left="1440" w:hanging="360"/>
+      </w:pPr>
+    </w:lvl>
+    <w:lvl w:ilvl="2" w:tentative="1">
+      <w:start w:val="1"/>
+      <w:numFmt w:val="decimal"/>
+      <w:lvlText w:val="%3."/>
+      <w:lvlJc w:val="left"/>
+      <w:pPr>
+        <w:tabs>
+          <w:tab w:val="num" w:pos="2160"/>
+        </w:tabs>
+        <w:ind w:left="2160" w:hanging="360"/>
+      </w:pPr>
+    </w:lvl>
+    <w:lvl w:ilvl="3" w:tentative="1">
+      <w:start w:val="1"/>
+      <w:numFmt w:val="decimal"/>
+      <w:lvlText w:val="%4."/>
+      <w:lvlJc w:val="left"/>
+      <w:pPr>
+        <w:tabs>
+          <w:tab w:val="num" w:pos="2880"/>
+        </w:tabs>
+        <w:ind w:left="2880" w:hanging="360"/>
+      </w:pPr>
+    </w:lvl>
+    <w:lvl w:ilvl="4" w:tentative="1">
+      <w:start w:val="1"/>
+      <w:numFmt w:val="decimal"/>
+      <w:lvlText w:val="%5."/>
+      <w:lvlJc w:val="left"/>
+      <w:pPr>
+        <w:tabs>
+          <w:tab w:val="num" w:pos="3600"/>
+        </w:tabs>
+        <w:ind w:left="3600" w:hanging="360"/>
+      </w:pPr>
+    </w:lvl>
+    <w:lvl w:ilvl="5" w:tentative="1">
+      <w:start w:val="1"/>
+      <w:numFmt w:val="decimal"/>
+      <w:lvlText w:val="%6."/>
+      <w:lvlJc w:val="left"/>
+      <w:pPr>
+        <w:tabs>
+          <w:tab w:val="num" w:pos="4320"/>
+        </w:tabs>
+        <w:ind w:left="4320" w:hanging="360"/>
+      </w:pPr>
+    </w:lvl>
+    <w:lvl w:ilvl="6" w:tentative="1">
+      <w:start w:val="1"/>
+      <w:numFmt w:val="decimal"/>
+      <w:lvlText w:val="%7."/>
+      <w:lvlJc w:val="left"/>
+      <w:pPr>
+        <w:tabs>
+          <w:tab w:val="num" w:pos="5040"/>
+        </w:tabs>
+        <w:ind w:left="5040" w:hanging="360"/>
+      </w:pPr>
+    </w:lvl>
+    <w:lvl w:ilvl="7" w:tentative="1">
+      <w:start w:val="1"/>
+      <w:numFmt w:val="decimal"/>
+      <w:lvlText w:val="%8."/>
+      <w:lvlJc w:val="left"/>
+      <w:pPr>
+        <w:tabs>
+          <w:tab w:val="num" w:pos="5760"/>
+        </w:tabs>
+        <w:ind w:left="5760" w:hanging="360"/>
+      </w:pPr>
+    </w:lvl>
+    <w:lvl w:ilvl="8" w:tentative="1">
+      <w:start w:val="1"/>
+      <w:numFmt w:val="decimal"/>
+      <w:lvlText w:val="%9."/>
+      <w:lvlJc w:val="left"/>
+      <w:pPr>
+        <w:tabs>
+          <w:tab w:val="num" w:pos="6480"/>
+        </w:tabs>
+        <w:ind w:left="6480" w:hanging="360"/>
+      </w:pPr>
+    </w:lvl>
+  </w:abstractNum>
+  <w:abstractNum w:abstractNumId="3" w15:restartNumberingAfterBreak="0">
+    <w:nsid w:val="6CD5774F"/>
+    <w:multiLevelType w:val="multilevel"/>
+    <w:tmpl w:val="CE204644"/>
+    <w:lvl w:ilvl="0">
+      <w:start w:val="1"/>
+      <w:numFmt w:val="bullet"/>
+      <w:lvlText w:val=""/>
+      <w:lvlJc w:val="left"/>
+      <w:pPr>
+        <w:tabs>
+          <w:tab w:val="num" w:pos="720"/>
+        </w:tabs>
+        <w:ind w:left="720" w:hanging="360"/>
+      </w:pPr>
+      <w:rPr>
+        <w:rFonts w:ascii="Symbol" w:hAnsi="Symbol" w:hint="default"/>
+        <w:sz w:val="20"/>
+      </w:rPr>
+    </w:lvl>
+    <w:lvl w:ilvl="1">
+      <w:start w:val="1"/>
+      <w:numFmt w:val="bullet"/>
+      <w:lvlText w:val="o"/>
+      <w:lvlJc w:val="left"/>
+      <w:pPr>
+        <w:tabs>
+          <w:tab w:val="num" w:pos="1440"/>
+        </w:tabs>
+        <w:ind w:left="1440" w:hanging="360"/>
+      </w:pPr>
+      <w:rPr>
+        <w:rFonts w:ascii="Courier New" w:hAnsi="Courier New" w:hint="default"/>
+        <w:sz w:val="20"/>
+      </w:rPr>
+    </w:lvl>
+    <w:lvl w:ilvl="2" w:tentative="1">
+      <w:start w:val="1"/>
+      <w:numFmt w:val="bullet"/>
+      <w:lvlText w:val=""/>
+      <w:lvlJc w:val="left"/>
+      <w:pPr>
+        <w:tabs>
+          <w:tab w:val="num" w:pos="2160"/>
+        </w:tabs>
+        <w:ind w:left="2160" w:hanging="360"/>
+      </w:pPr>
+      <w:rPr>
+        <w:rFonts w:ascii="Wingdings" w:hAnsi="Wingdings" w:hint="default"/>
+        <w:sz w:val="20"/>
+      </w:rPr>
+    </w:lvl>
+    <w:lvl w:ilvl="3" w:tentative="1">
+      <w:start w:val="1"/>
+      <w:numFmt w:val="bullet"/>
+      <w:lvlText w:val=""/>
+      <w:lvlJc w:val="left"/>
+      <w:pPr>
+        <w:tabs>
+          <w:tab w:val="num" w:pos="2880"/>
+        </w:tabs>
+        <w:ind w:left="2880" w:hanging="360"/>
+      </w:pPr>
+      <w:rPr>
+        <w:rFonts w:ascii="Wingdings" w:hAnsi="Wingdings" w:hint="default"/>
+        <w:sz w:val="20"/>
+      </w:rPr>
+    </w:lvl>
+    <w:lvl w:ilvl="4" w:tentative="1">
+      <w:start w:val="1"/>
+      <w:numFmt w:val="bullet"/>
+      <w:lvlText w:val=""/>
+      <w:lvlJc w:val="left"/>
+      <w:pPr>
+        <w:tabs>
+          <w:tab w:val="num" w:pos="3600"/>
+        </w:tabs>
+        <w:ind w:left="3600" w:hanging="360"/>
+      </w:pPr>
+      <w:rPr>
+        <w:rFonts w:ascii="Wingdings" w:hAnsi="Wingdings" w:hint="default"/>
+        <w:sz w:val="20"/>
+      </w:rPr>
+    </w:lvl>
+    <w:lvl w:ilvl="5" w:tentative="1">
+      <w:start w:val="1"/>
+      <w:numFmt w:val="bullet"/>
+      <w:lvlText w:val=""/>
+      <w:lvlJc w:val="left"/>
+      <w:pPr>
+        <w:tabs>
+          <w:tab w:val="num" w:pos="4320"/>
+        </w:tabs>
+        <w:ind w:left="4320" w:hanging="360"/>
+      </w:pPr>
+      <w:rPr>
+        <w:rFonts w:ascii="Wingdings" w:hAnsi="Wingdings" w:hint="default"/>
+        <w:sz w:val="20"/>
+      </w:rPr>
+    </w:lvl>
+    <w:lvl w:ilvl="6" w:tentative="1">
+      <w:start w:val="1"/>
+      <w:numFmt w:val="bullet"/>
+      <w:lvlText w:val=""/>
+      <w:lvlJc w:val="left"/>
+      <w:pPr>
+        <w:tabs>
+          <w:tab w:val="num" w:pos="5040"/>
+        </w:tabs>
+        <w:ind w:left="5040" w:hanging="360"/>
+      </w:pPr>
+      <w:rPr>
+        <w:rFonts w:ascii="Wingdings" w:hAnsi="Wingdings" w:hint="default"/>
+        <w:sz w:val="20"/>
+      </w:rPr>
+    </w:lvl>
+    <w:lvl w:ilvl="7" w:tentative="1">
+      <w:start w:val="1"/>
+      <w:numFmt w:val="bullet"/>
+      <w:lvlText w:val=""/>
+      <w:lvlJc w:val="left"/>
+      <w:pPr>
+        <w:tabs>
+          <w:tab w:val="num" w:pos="5760"/>
+        </w:tabs>
+        <w:ind w:left="5760" w:hanging="360"/>
+      </w:pPr>
+      <w:rPr>
+        <w:rFonts w:ascii="Wingdings" w:hAnsi="Wingdings" w:hint="default"/>
+        <w:sz w:val="20"/>
+      </w:rPr>
+    </w:lvl>
+    <w:lvl w:ilvl="8" w:tentative="1">
+      <w:start w:val="1"/>
+      <w:numFmt w:val="bullet"/>
+      <w:lvlText w:val=""/>
+      <w:lvlJc w:val="left"/>
+      <w:pPr>
+        <w:tabs>
+          <w:tab w:val="num" w:pos="6480"/>
+        </w:tabs>
+        <w:ind w:left="6480" w:hanging="360"/>
+      </w:pPr>
+      <w:rPr>
+        <w:rFonts w:ascii="Wingdings" w:hAnsi="Wingdings" w:hint="default"/>
+        <w:sz w:val="20"/>
+      </w:rPr>
+    </w:lvl>
+  </w:abstractNum>
+  <w:num w:numId="1" w16cid:durableId="2016688478">
+    <w:abstractNumId w:val="2"/>
+  </w:num>
+  <w:num w:numId="2" w16cid:durableId="150559402">
+    <w:abstractNumId w:val="0"/>
+  </w:num>
+  <w:num w:numId="3" w16cid:durableId="421726155">
+    <w:abstractNumId w:val="3"/>
+  </w:num>
+  <w:num w:numId="4" w16cid:durableId="428425737">
+    <w:abstractNumId w:val="1"/>
+  </w:num>
+</w:numbering>
 </file>
 
 <file path=word/styles.xml><?xml version="1.0" encoding="utf-8"?>
@@ -1017,7 +5486,6 @@
   <w:style w:type="character" w:default="1" w:styleId="a0">
     <w:name w:val="Default Paragraph Font"/>
     <w:uiPriority w:val="1"/>
-    <w:semiHidden/>
     <w:unhideWhenUsed/>
   </w:style>
   <w:style w:type="table" w:default="1" w:styleId="a1">
@@ -1397,6 +5865,53 @@
       <w:szCs w:val="18"/>
     </w:rPr>
   </w:style>
+  <w:style w:type="character" w:styleId="af2">
+    <w:name w:val="Hyperlink"/>
+    <w:basedOn w:val="a0"/>
+    <w:uiPriority w:val="99"/>
+    <w:unhideWhenUsed/>
+    <w:rsid w:val="000063B7"/>
+    <w:rPr>
+      <w:color w:val="467886" w:themeColor="hyperlink"/>
+      <w:u w:val="single"/>
+    </w:rPr>
+  </w:style>
+  <w:style w:type="character" w:styleId="af3">
+    <w:name w:val="Unresolved Mention"/>
+    <w:basedOn w:val="a0"/>
+    <w:uiPriority w:val="99"/>
+    <w:semiHidden/>
+    <w:unhideWhenUsed/>
+    <w:rsid w:val="000063B7"/>
+    <w:rPr>
+      <w:color w:val="605E5C"/>
+      <w:shd w:val="clear" w:color="auto" w:fill="E1DFDD"/>
+    </w:rPr>
+  </w:style>
+  <w:style w:type="character" w:styleId="af4">
+    <w:name w:val="FollowedHyperlink"/>
+    <w:basedOn w:val="a0"/>
+    <w:uiPriority w:val="99"/>
+    <w:semiHidden/>
+    <w:unhideWhenUsed/>
+    <w:rsid w:val="003E5C99"/>
+    <w:rPr>
+      <w:color w:val="96607D" w:themeColor="followedHyperlink"/>
+      <w:u w:val="single"/>
+    </w:rPr>
+  </w:style>
+  <w:style w:type="paragraph" w:styleId="af5">
+    <w:name w:val="Normal (Web)"/>
+    <w:basedOn w:val="a"/>
+    <w:uiPriority w:val="99"/>
+    <w:semiHidden/>
+    <w:unhideWhenUsed/>
+    <w:rsid w:val="00787353"/>
+    <w:rPr>
+      <w:rFonts w:ascii="Times New Roman" w:hAnsi="Times New Roman" w:cs="Times New Roman"/>
+      <w:sz w:val="24"/>
+    </w:rPr>
+  </w:style>
 </w:styles>
 </file>
 

--- a/报告-答辩.docx
+++ b/报告-答辩.docx
@@ -7,25 +7,25 @@
         <w:spacing w:after="0" w:line="240" w:lineRule="auto"/>
         <w:jc w:val="both"/>
         <w:rPr>
-          <w:rFonts w:ascii="SimSun" w:eastAsia="SimSun" w:hAnsi="SimSun"/>
+          <w:rFonts w:ascii="宋体" w:eastAsia="宋体" w:hAnsi="宋体" w:hint="eastAsia"/>
           <w:u w:val="single"/>
         </w:rPr>
       </w:pPr>
       <w:r>
         <w:rPr>
-          <w:rFonts w:ascii="SimSun" w:eastAsia="SimSun" w:hAnsi="SimSun" w:hint="eastAsia"/>
+          <w:rFonts w:ascii="宋体" w:eastAsia="宋体" w:hAnsi="宋体" w:hint="eastAsia"/>
         </w:rPr>
         <w:t>1.研究问题</w:t>
       </w:r>
       <w:r>
         <w:rPr>
-          <w:rFonts w:ascii="SimSun" w:eastAsia="SimSun" w:hAnsi="SimSun" w:hint="eastAsia"/>
-        </w:rPr>
-        <w:t xml:space="preserve"> </w:t>
-      </w:r>
-      <w:r>
-        <w:rPr>
-          <w:rFonts w:ascii="SimSun" w:eastAsia="SimSun" w:hAnsi="SimSun" w:hint="eastAsia"/>
+          <w:rFonts w:ascii="宋体" w:eastAsia="宋体" w:hAnsi="宋体" w:hint="eastAsia"/>
+        </w:rPr>
+        <w:t xml:space="preserve"> </w:t>
+      </w:r>
+      <w:r>
+        <w:rPr>
+          <w:rFonts w:ascii="宋体" w:eastAsia="宋体" w:hAnsi="宋体" w:hint="eastAsia"/>
           <w:u w:val="single"/>
         </w:rPr>
         <w:t>研究背景&amp;关键科学问题</w:t>
@@ -37,60 +37,60 @@
         <w:ind w:firstLineChars="200" w:firstLine="440"/>
         <w:jc w:val="both"/>
         <w:rPr>
-          <w:rFonts w:ascii="SimSun" w:eastAsia="SimSun" w:hAnsi="SimSun"/>
-        </w:rPr>
-      </w:pPr>
-      <w:r>
-        <w:rPr>
-          <w:rFonts w:ascii="SimSun" w:eastAsia="SimSun" w:hAnsi="SimSun" w:hint="eastAsia"/>
+          <w:rFonts w:ascii="宋体" w:eastAsia="宋体" w:hAnsi="宋体" w:hint="eastAsia"/>
+        </w:rPr>
+      </w:pPr>
+      <w:r>
+        <w:rPr>
+          <w:rFonts w:ascii="宋体" w:eastAsia="宋体" w:hAnsi="宋体" w:hint="eastAsia"/>
         </w:rPr>
         <w:t>药物研发是一项复杂且耗时的工作，传统上依赖药物研发人员的经验以及反复试验。</w:t>
       </w:r>
       <w:r>
         <w:rPr>
-          <w:rFonts w:ascii="SimSun" w:eastAsia="SimSun" w:hAnsi="SimSun" w:hint="eastAsia"/>
+          <w:rFonts w:ascii="宋体" w:eastAsia="宋体" w:hAnsi="宋体" w:hint="eastAsia"/>
         </w:rPr>
         <w:t>将人工智能驱动的方法融入药物研发流程，已经为这一过程的效率和效果带来了细微但意义重大的提升。</w:t>
       </w:r>
       <w:r>
         <w:rPr>
-          <w:rFonts w:ascii="SimSun" w:eastAsia="SimSun" w:hAnsi="SimSun" w:hint="eastAsia"/>
+          <w:rFonts w:ascii="宋体" w:eastAsia="宋体" w:hAnsi="宋体" w:hint="eastAsia"/>
         </w:rPr>
         <w:t>人工智能在药物研发</w:t>
       </w:r>
       <w:r>
         <w:rPr>
-          <w:rFonts w:ascii="SimSun" w:eastAsia="SimSun" w:hAnsi="SimSun" w:hint="eastAsia"/>
+          <w:rFonts w:ascii="宋体" w:eastAsia="宋体" w:hAnsi="宋体" w:hint="eastAsia"/>
         </w:rPr>
         <w:t>中的应用，</w:t>
       </w:r>
       <w:r>
         <w:rPr>
-          <w:rFonts w:ascii="SimSun" w:eastAsia="SimSun" w:hAnsi="SimSun" w:hint="eastAsia"/>
+          <w:rFonts w:ascii="宋体" w:eastAsia="宋体" w:hAnsi="宋体" w:hint="eastAsia"/>
         </w:rPr>
         <w:t>涵盖</w:t>
       </w:r>
       <w:r>
         <w:rPr>
-          <w:rFonts w:ascii="SimSun" w:eastAsia="SimSun" w:hAnsi="SimSun" w:hint="eastAsia"/>
+          <w:rFonts w:ascii="宋体" w:eastAsia="宋体" w:hAnsi="宋体" w:hint="eastAsia"/>
         </w:rPr>
         <w:t>了</w:t>
       </w:r>
       <w:r>
         <w:rPr>
-          <w:rFonts w:ascii="SimSun" w:eastAsia="SimSun" w:hAnsi="SimSun" w:hint="eastAsia"/>
+          <w:rFonts w:ascii="宋体" w:eastAsia="宋体" w:hAnsi="宋体" w:hint="eastAsia"/>
         </w:rPr>
         <w:t>疾病靶点的识别、药物发现、</w:t>
       </w:r>
       <w:r>
         <w:rPr>
-          <w:rFonts w:ascii="SimSun" w:eastAsia="SimSun" w:hAnsi="SimSun" w:hint="eastAsia"/>
+          <w:rFonts w:ascii="宋体" w:eastAsia="宋体" w:hAnsi="宋体" w:hint="eastAsia"/>
         </w:rPr>
         <w:t>临床前研究、临床试验、监管审批以及上市后监测。</w:t>
       </w:r>
       <w:r>
         <w:rPr>
-          <w:rFonts w:ascii="SimSun" w:eastAsia="SimSun" w:hAnsi="SimSun" w:hint="eastAsia"/>
+          <w:rFonts w:ascii="宋体" w:eastAsia="宋体" w:hAnsi="宋体" w:hint="eastAsia"/>
         </w:rPr>
         <w:t>[1]</w:t>
       </w:r>
@@ -101,72 +101,72 @@
         <w:ind w:firstLineChars="200" w:firstLine="440"/>
         <w:jc w:val="both"/>
         <w:rPr>
-          <w:rFonts w:ascii="SimSun" w:eastAsia="SimSun" w:hAnsi="SimSun"/>
-        </w:rPr>
-      </w:pPr>
-      <w:r>
-        <w:rPr>
-          <w:rFonts w:ascii="SimSun" w:eastAsia="SimSun" w:hAnsi="SimSun" w:hint="eastAsia"/>
+          <w:rFonts w:ascii="宋体" w:eastAsia="宋体" w:hAnsi="宋体" w:hint="eastAsia"/>
+        </w:rPr>
+      </w:pPr>
+      <w:r>
+        <w:rPr>
+          <w:rFonts w:ascii="宋体" w:eastAsia="宋体" w:hAnsi="宋体" w:hint="eastAsia"/>
         </w:rPr>
         <w:t>虽然早期机器学习在亲和力预测方面的成功激发了人们对深度学习模型</w:t>
       </w:r>
       <w:r>
         <w:rPr>
-          <w:rFonts w:ascii="SimSun" w:eastAsia="SimSun" w:hAnsi="SimSun" w:hint="eastAsia"/>
+          <w:rFonts w:ascii="宋体" w:eastAsia="宋体" w:hAnsi="宋体" w:hint="eastAsia"/>
         </w:rPr>
         <w:t>[</w:t>
       </w:r>
       <w:r>
         <w:rPr>
-          <w:rFonts w:ascii="SimSun" w:eastAsia="SimSun" w:hAnsi="SimSun"/>
+          <w:rFonts w:ascii="宋体" w:eastAsia="宋体" w:hAnsi="宋体"/>
         </w:rPr>
         <w:t>2</w:t>
       </w:r>
       <w:r>
         <w:rPr>
-          <w:rFonts w:ascii="SimSun" w:eastAsia="SimSun" w:hAnsi="SimSun" w:hint="eastAsia"/>
+          <w:rFonts w:ascii="宋体" w:eastAsia="宋体" w:hAnsi="宋体" w:hint="eastAsia"/>
         </w:rPr>
         <w:t>,3]</w:t>
       </w:r>
       <w:r>
         <w:rPr>
-          <w:rFonts w:ascii="SimSun" w:eastAsia="SimSun" w:hAnsi="SimSun"/>
+          <w:rFonts w:ascii="宋体" w:eastAsia="宋体" w:hAnsi="宋体"/>
         </w:rPr>
         <w:t xml:space="preserve"> 的兴趣，而且这些模型在处理三维结构</w:t>
       </w:r>
       <w:r>
         <w:rPr>
-          <w:rFonts w:ascii="SimSun" w:eastAsia="SimSun" w:hAnsi="SimSun" w:hint="eastAsia"/>
+          <w:rFonts w:ascii="宋体" w:eastAsia="宋体" w:hAnsi="宋体" w:hint="eastAsia"/>
         </w:rPr>
         <w:t>[4]</w:t>
       </w:r>
       <w:r>
         <w:rPr>
-          <w:rFonts w:ascii="SimSun" w:eastAsia="SimSun" w:hAnsi="SimSun"/>
+          <w:rFonts w:ascii="宋体" w:eastAsia="宋体" w:hAnsi="宋体"/>
         </w:rPr>
         <w:t>和非结构数据</w:t>
       </w:r>
       <w:r>
         <w:rPr>
-          <w:rFonts w:ascii="SimSun" w:eastAsia="SimSun" w:hAnsi="SimSun" w:hint="eastAsia"/>
+          <w:rFonts w:ascii="宋体" w:eastAsia="宋体" w:hAnsi="宋体" w:hint="eastAsia"/>
         </w:rPr>
         <w:t>[5-</w:t>
       </w:r>
       <w:r>
         <w:rPr>
-          <w:rFonts w:ascii="SimSun" w:eastAsia="SimSun" w:hAnsi="SimSun" w:hint="eastAsia"/>
+          <w:rFonts w:ascii="宋体" w:eastAsia="宋体" w:hAnsi="宋体" w:hint="eastAsia"/>
         </w:rPr>
         <w:t>12</w:t>
       </w:r>
       <w:r>
         <w:rPr>
-          <w:rFonts w:ascii="SimSun" w:eastAsia="SimSun" w:hAnsi="SimSun" w:hint="eastAsia"/>
+          <w:rFonts w:ascii="宋体" w:eastAsia="宋体" w:hAnsi="宋体" w:hint="eastAsia"/>
         </w:rPr>
         <w:t>]</w:t>
       </w:r>
       <w:r>
         <w:rPr>
-          <w:rFonts w:ascii="SimSun" w:eastAsia="SimSun" w:hAnsi="SimSun"/>
+          <w:rFonts w:ascii="宋体" w:eastAsia="宋体" w:hAnsi="宋体"/>
         </w:rPr>
         <w:t>时可能优于传统的评分函数，但它们的性能在很大程度上取决于配体姿势的准确性，而且主要适用于已知的受体结构。</w:t>
       </w:r>
@@ -177,7 +177,7 @@
         <w:ind w:firstLineChars="200" w:firstLine="440"/>
         <w:jc w:val="both"/>
         <w:rPr>
-          <w:rFonts w:ascii="SimSun" w:eastAsia="SimSun" w:hAnsi="SimSun"/>
+          <w:rFonts w:ascii="宋体" w:eastAsia="宋体" w:hAnsi="宋体" w:hint="eastAsia"/>
         </w:rPr>
       </w:pPr>
     </w:p>
@@ -187,12 +187,12 @@
         <w:ind w:firstLineChars="200" w:firstLine="440"/>
         <w:jc w:val="both"/>
         <w:rPr>
-          <w:rFonts w:ascii="SimSun" w:eastAsia="SimSun" w:hAnsi="SimSun"/>
-        </w:rPr>
-      </w:pPr>
-      <w:r>
-        <w:rPr>
-          <w:rFonts w:ascii="SimSun" w:eastAsia="SimSun" w:hAnsi="SimSun"/>
+          <w:rFonts w:ascii="宋体" w:eastAsia="宋体" w:hAnsi="宋体" w:hint="eastAsia"/>
+        </w:rPr>
+      </w:pPr>
+      <w:r>
+        <w:rPr>
+          <w:rFonts w:ascii="宋体" w:eastAsia="宋体" w:hAnsi="宋体"/>
         </w:rPr>
         <w:t>.</w:t>
       </w:r>
@@ -202,12 +202,12 @@
         <w:spacing w:after="0" w:line="240" w:lineRule="auto"/>
         <w:jc w:val="both"/>
         <w:rPr>
-          <w:rFonts w:ascii="SimSun" w:eastAsia="SimSun" w:hAnsi="SimSun"/>
-        </w:rPr>
-      </w:pPr>
-      <w:r>
-        <w:rPr>
-          <w:rFonts w:ascii="SimSun" w:eastAsia="SimSun" w:hAnsi="SimSun" w:hint="eastAsia"/>
+          <w:rFonts w:ascii="宋体" w:eastAsia="宋体" w:hAnsi="宋体" w:hint="eastAsia"/>
+        </w:rPr>
+      </w:pPr>
+      <w:r>
+        <w:rPr>
+          <w:rFonts w:ascii="宋体" w:eastAsia="宋体" w:hAnsi="宋体" w:hint="eastAsia"/>
         </w:rPr>
         <w:t>[1]</w:t>
       </w:r>
@@ -221,13 +221,13 @@
       </w:r>
       <w:r>
         <w:rPr>
-          <w:rFonts w:ascii="SimSun" w:eastAsia="SimSun" w:hAnsi="SimSun"/>
+          <w:rFonts w:ascii="宋体" w:eastAsia="宋体" w:hAnsi="宋体"/>
         </w:rPr>
         <w:t>Zhang, K., Yang, X., Wang, Y. </w:t>
       </w:r>
       <w:r>
         <w:rPr>
-          <w:rFonts w:ascii="SimSun" w:eastAsia="SimSun" w:hAnsi="SimSun"/>
+          <w:rFonts w:ascii="宋体" w:eastAsia="宋体" w:hAnsi="宋体"/>
           <w:i/>
           <w:iCs/>
         </w:rPr>
@@ -235,13 +235,13 @@
       </w:r>
       <w:r>
         <w:rPr>
-          <w:rFonts w:ascii="SimSun" w:eastAsia="SimSun" w:hAnsi="SimSun"/>
+          <w:rFonts w:ascii="宋体" w:eastAsia="宋体" w:hAnsi="宋体"/>
         </w:rPr>
         <w:t> Artificial intelligence in drug development. </w:t>
       </w:r>
       <w:r>
         <w:rPr>
-          <w:rFonts w:ascii="SimSun" w:eastAsia="SimSun" w:hAnsi="SimSun"/>
+          <w:rFonts w:ascii="宋体" w:eastAsia="宋体" w:hAnsi="宋体"/>
           <w:i/>
           <w:iCs/>
         </w:rPr>
@@ -249,13 +249,13 @@
       </w:r>
       <w:r>
         <w:rPr>
-          <w:rFonts w:ascii="SimSun" w:eastAsia="SimSun" w:hAnsi="SimSun"/>
+          <w:rFonts w:ascii="宋体" w:eastAsia="宋体" w:hAnsi="宋体"/>
         </w:rPr>
         <w:t> </w:t>
       </w:r>
       <w:r>
         <w:rPr>
-          <w:rFonts w:ascii="SimSun" w:eastAsia="SimSun" w:hAnsi="SimSun"/>
+          <w:rFonts w:ascii="宋体" w:eastAsia="宋体" w:hAnsi="宋体"/>
           <w:b/>
           <w:bCs/>
         </w:rPr>
@@ -263,7 +263,7 @@
       </w:r>
       <w:r>
         <w:rPr>
-          <w:rFonts w:ascii="SimSun" w:eastAsia="SimSun" w:hAnsi="SimSun"/>
+          <w:rFonts w:ascii="宋体" w:eastAsia="宋体" w:hAnsi="宋体"/>
         </w:rPr>
         <w:t xml:space="preserve">, 45–59 (2025). </w:t>
       </w:r>
@@ -271,7 +271,7 @@
         <w:r>
           <w:rPr>
             <w:rStyle w:val="af2"/>
-            <w:rFonts w:ascii="SimSun" w:eastAsia="SimSun" w:hAnsi="SimSun"/>
+            <w:rFonts w:ascii="宋体" w:eastAsia="宋体" w:hAnsi="宋体"/>
           </w:rPr>
           <w:t>https://doi.org/10.1038/s41591-024-03434-4</w:t>
         </w:r>
@@ -282,12 +282,12 @@
         <w:spacing w:after="0" w:line="240" w:lineRule="auto"/>
         <w:jc w:val="both"/>
         <w:rPr>
-          <w:rFonts w:ascii="SimSun" w:eastAsia="SimSun" w:hAnsi="SimSun"/>
-        </w:rPr>
-      </w:pPr>
-      <w:r>
-        <w:rPr>
-          <w:rFonts w:ascii="SimSun" w:eastAsia="SimSun" w:hAnsi="SimSun" w:hint="eastAsia"/>
+          <w:rFonts w:ascii="宋体" w:eastAsia="宋体" w:hAnsi="宋体" w:hint="eastAsia"/>
+        </w:rPr>
+      </w:pPr>
+      <w:r>
+        <w:rPr>
+          <w:rFonts w:ascii="宋体" w:eastAsia="宋体" w:hAnsi="宋体" w:hint="eastAsia"/>
         </w:rPr>
         <w:t>[2]</w:t>
       </w:r>
@@ -302,57 +302,75 @@
       </w:r>
       <w:r>
         <w:rPr>
-          <w:rFonts w:ascii="SimSun" w:eastAsia="SimSun" w:hAnsi="SimSun"/>
+          <w:rFonts w:ascii="宋体" w:eastAsia="宋体" w:hAnsi="宋体"/>
         </w:rPr>
         <w:t>Tran-Nguyen, V.-K., Junaid, M., Simeon, S. &amp; Ballester, P. J.</w:t>
       </w:r>
       <w:r>
         <w:rPr>
-          <w:rFonts w:ascii="SimSun" w:eastAsia="SimSun" w:hAnsi="SimSun" w:hint="eastAsia"/>
-        </w:rPr>
-        <w:t xml:space="preserve"> </w:t>
-      </w:r>
-      <w:r>
-        <w:rPr>
-          <w:rFonts w:ascii="SimSun" w:eastAsia="SimSun" w:hAnsi="SimSun"/>
+          <w:rFonts w:ascii="宋体" w:eastAsia="宋体" w:hAnsi="宋体" w:hint="eastAsia"/>
+        </w:rPr>
+        <w:t xml:space="preserve"> </w:t>
+      </w:r>
+      <w:r>
+        <w:rPr>
+          <w:rFonts w:ascii="宋体" w:eastAsia="宋体" w:hAnsi="宋体"/>
         </w:rPr>
         <w:t>A practical guide to machine-learning scoring for structure-based</w:t>
       </w:r>
       <w:r>
         <w:rPr>
-          <w:rFonts w:ascii="SimSun" w:eastAsia="SimSun" w:hAnsi="SimSun" w:hint="eastAsia"/>
-        </w:rPr>
-        <w:t xml:space="preserve"> </w:t>
-      </w:r>
-      <w:r>
-        <w:rPr>
-          <w:rFonts w:ascii="SimSun" w:eastAsia="SimSun" w:hAnsi="SimSun"/>
+          <w:rFonts w:ascii="宋体" w:eastAsia="宋体" w:hAnsi="宋体" w:hint="eastAsia"/>
+        </w:rPr>
+        <w:t xml:space="preserve"> </w:t>
+      </w:r>
+      <w:r>
+        <w:rPr>
+          <w:rFonts w:ascii="宋体" w:eastAsia="宋体" w:hAnsi="宋体"/>
         </w:rPr>
         <w:t xml:space="preserve">virtual screening. </w:t>
       </w:r>
       <w:r>
         <w:rPr>
-          <w:rFonts w:ascii="SimSun" w:eastAsia="SimSun" w:hAnsi="SimSun"/>
+          <w:rFonts w:ascii="宋体" w:eastAsia="宋体" w:hAnsi="宋体"/>
           <w:i/>
           <w:iCs/>
         </w:rPr>
-        <w:t xml:space="preserve">Nat. Protoc. </w:t>
-      </w:r>
-      <w:r>
-        <w:rPr>
-          <w:rFonts w:ascii="SimSun" w:eastAsia="SimSun" w:hAnsi="SimSun"/>
+        <w:t xml:space="preserve">Nat. </w:t>
+      </w:r>
+      <w:proofErr w:type="spellStart"/>
+      <w:r>
+        <w:rPr>
+          <w:rFonts w:ascii="宋体" w:eastAsia="宋体" w:hAnsi="宋体"/>
+          <w:i/>
+          <w:iCs/>
+        </w:rPr>
+        <w:t>Protoc</w:t>
+      </w:r>
+      <w:proofErr w:type="spellEnd"/>
+      <w:r>
+        <w:rPr>
+          <w:rFonts w:ascii="宋体" w:eastAsia="宋体" w:hAnsi="宋体"/>
+          <w:i/>
+          <w:iCs/>
+        </w:rPr>
+        <w:t xml:space="preserve">. </w:t>
+      </w:r>
+      <w:r>
+        <w:rPr>
+          <w:rFonts w:ascii="宋体" w:eastAsia="宋体" w:hAnsi="宋体"/>
         </w:rPr>
         <w:t>18, 3460</w:t>
       </w:r>
       <w:r>
         <w:rPr>
-          <w:rFonts w:ascii="SimSun" w:eastAsia="SimSun" w:hAnsi="SimSun" w:hint="eastAsia"/>
+          <w:rFonts w:ascii="宋体" w:eastAsia="宋体" w:hAnsi="宋体" w:hint="eastAsia"/>
         </w:rPr>
         <w:t>–</w:t>
       </w:r>
       <w:r>
         <w:rPr>
-          <w:rFonts w:ascii="SimSun" w:eastAsia="SimSun" w:hAnsi="SimSun"/>
+          <w:rFonts w:ascii="宋体" w:eastAsia="宋体" w:hAnsi="宋体"/>
         </w:rPr>
         <w:t>3511 (2023).</w:t>
       </w:r>
@@ -362,12 +380,12 @@
         <w:spacing w:after="0" w:line="240" w:lineRule="auto"/>
         <w:jc w:val="both"/>
         <w:rPr>
-          <w:rFonts w:ascii="SimSun" w:eastAsia="SimSun" w:hAnsi="SimSun"/>
-        </w:rPr>
-      </w:pPr>
-      <w:r>
-        <w:rPr>
-          <w:rFonts w:ascii="SimSun" w:eastAsia="SimSun" w:hAnsi="SimSun" w:hint="eastAsia"/>
+          <w:rFonts w:ascii="宋体" w:eastAsia="宋体" w:hAnsi="宋体" w:hint="eastAsia"/>
+        </w:rPr>
+      </w:pPr>
+      <w:r>
+        <w:rPr>
+          <w:rFonts w:ascii="宋体" w:eastAsia="宋体" w:hAnsi="宋体" w:hint="eastAsia"/>
         </w:rPr>
         <w:t>[3]</w:t>
       </w:r>
@@ -382,69 +400,87 @@
       </w:r>
       <w:r>
         <w:rPr>
-          <w:rFonts w:ascii="SimSun" w:eastAsia="SimSun" w:hAnsi="SimSun"/>
+          <w:rFonts w:ascii="宋体" w:eastAsia="宋体" w:hAnsi="宋体"/>
         </w:rPr>
         <w:t>Luo, Y., Liu, Y. &amp; Peng, J. Calibrated geometric deep learning</w:t>
       </w:r>
       <w:r>
         <w:rPr>
-          <w:rFonts w:ascii="SimSun" w:eastAsia="SimSun" w:hAnsi="SimSun" w:hint="eastAsia"/>
-        </w:rPr>
-        <w:t xml:space="preserve"> </w:t>
-      </w:r>
-      <w:r>
-        <w:rPr>
-          <w:rFonts w:ascii="SimSun" w:eastAsia="SimSun" w:hAnsi="SimSun"/>
+          <w:rFonts w:ascii="宋体" w:eastAsia="宋体" w:hAnsi="宋体" w:hint="eastAsia"/>
+        </w:rPr>
+        <w:t xml:space="preserve"> </w:t>
+      </w:r>
+      <w:r>
+        <w:rPr>
+          <w:rFonts w:ascii="宋体" w:eastAsia="宋体" w:hAnsi="宋体"/>
         </w:rPr>
         <w:t>improves kinase</w:t>
       </w:r>
       <w:r>
         <w:rPr>
-          <w:rFonts w:ascii="SimSun" w:eastAsia="SimSun" w:hAnsi="SimSun" w:hint="eastAsia"/>
+          <w:rFonts w:ascii="宋体" w:eastAsia="宋体" w:hAnsi="宋体" w:hint="eastAsia"/>
         </w:rPr>
         <w:t>–</w:t>
       </w:r>
       <w:r>
         <w:rPr>
-          <w:rFonts w:ascii="SimSun" w:eastAsia="SimSun" w:hAnsi="SimSun"/>
+          <w:rFonts w:ascii="宋体" w:eastAsia="宋体" w:hAnsi="宋体"/>
         </w:rPr>
         <w:t xml:space="preserve">drug binding predictions. </w:t>
       </w:r>
       <w:r>
         <w:rPr>
-          <w:rFonts w:ascii="SimSun" w:eastAsia="SimSun" w:hAnsi="SimSun"/>
+          <w:rFonts w:ascii="宋体" w:eastAsia="宋体" w:hAnsi="宋体"/>
           <w:i/>
           <w:iCs/>
         </w:rPr>
-        <w:t xml:space="preserve">Nat. Mach. Intell. </w:t>
-      </w:r>
-      <w:r>
-        <w:rPr>
-          <w:rFonts w:ascii="SimSun" w:eastAsia="SimSun" w:hAnsi="SimSun"/>
+        <w:t xml:space="preserve">Nat. Mach. </w:t>
+      </w:r>
+      <w:proofErr w:type="spellStart"/>
+      <w:r>
+        <w:rPr>
+          <w:rFonts w:ascii="宋体" w:eastAsia="宋体" w:hAnsi="宋体"/>
+          <w:i/>
+          <w:iCs/>
+        </w:rPr>
+        <w:t>Intell</w:t>
+      </w:r>
+      <w:proofErr w:type="spellEnd"/>
+      <w:r>
+        <w:rPr>
+          <w:rFonts w:ascii="宋体" w:eastAsia="宋体" w:hAnsi="宋体"/>
+          <w:i/>
+          <w:iCs/>
+        </w:rPr>
+        <w:t xml:space="preserve">. </w:t>
+      </w:r>
+      <w:r>
+        <w:rPr>
+          <w:rFonts w:ascii="宋体" w:eastAsia="宋体" w:hAnsi="宋体"/>
         </w:rPr>
         <w:t>5,</w:t>
       </w:r>
       <w:r>
         <w:rPr>
-          <w:rFonts w:ascii="SimSun" w:eastAsia="SimSun" w:hAnsi="SimSun" w:hint="eastAsia"/>
-        </w:rPr>
-        <w:t xml:space="preserve"> </w:t>
-      </w:r>
-      <w:r>
-        <w:rPr>
-          <w:rFonts w:ascii="SimSun" w:eastAsia="SimSun" w:hAnsi="SimSun"/>
+          <w:rFonts w:ascii="宋体" w:eastAsia="宋体" w:hAnsi="宋体" w:hint="eastAsia"/>
+        </w:rPr>
+        <w:t xml:space="preserve"> </w:t>
+      </w:r>
+      <w:r>
+        <w:rPr>
+          <w:rFonts w:ascii="宋体" w:eastAsia="宋体" w:hAnsi="宋体"/>
         </w:rPr>
         <w:t>1390</w:t>
       </w:r>
       <w:r>
         <w:rPr>
-          <w:rFonts w:ascii="SimSun" w:eastAsia="SimSun" w:hAnsi="SimSun" w:hint="eastAsia"/>
+          <w:rFonts w:ascii="宋体" w:eastAsia="宋体" w:hAnsi="宋体" w:hint="eastAsia"/>
         </w:rPr>
         <w:t>–</w:t>
       </w:r>
       <w:r>
         <w:rPr>
-          <w:rFonts w:ascii="SimSun" w:eastAsia="SimSun" w:hAnsi="SimSun"/>
+          <w:rFonts w:ascii="宋体" w:eastAsia="宋体" w:hAnsi="宋体"/>
         </w:rPr>
         <w:t>1401 (2023).</w:t>
       </w:r>
@@ -454,12 +490,12 @@
         <w:spacing w:after="0" w:line="240" w:lineRule="auto"/>
         <w:jc w:val="both"/>
         <w:rPr>
-          <w:rFonts w:ascii="SimSun" w:eastAsia="SimSun" w:hAnsi="SimSun"/>
-        </w:rPr>
-      </w:pPr>
-      <w:r>
-        <w:rPr>
-          <w:rFonts w:ascii="SimSun" w:eastAsia="SimSun" w:hAnsi="SimSun" w:hint="eastAsia"/>
+          <w:rFonts w:ascii="宋体" w:eastAsia="宋体" w:hAnsi="宋体" w:hint="eastAsia"/>
+        </w:rPr>
+      </w:pPr>
+      <w:r>
+        <w:rPr>
+          <w:rFonts w:ascii="宋体" w:eastAsia="宋体" w:hAnsi="宋体" w:hint="eastAsia"/>
         </w:rPr>
         <w:t>[4]</w:t>
       </w:r>
@@ -474,37 +510,51 @@
       </w:r>
       <w:r>
         <w:rPr>
-          <w:rFonts w:ascii="SimSun" w:eastAsia="SimSun" w:hAnsi="SimSun"/>
-        </w:rPr>
-        <w:t>Renaud, N. et al. DeepRank: a deep learning framework for data</w:t>
-      </w:r>
-      <w:r>
-        <w:rPr>
-          <w:rFonts w:ascii="SimSun" w:eastAsia="SimSun" w:hAnsi="SimSun" w:hint="eastAsia"/>
-        </w:rPr>
-        <w:t xml:space="preserve"> </w:t>
-      </w:r>
-      <w:r>
-        <w:rPr>
-          <w:rFonts w:ascii="SimSun" w:eastAsia="SimSun" w:hAnsi="SimSun"/>
+          <w:rFonts w:ascii="宋体" w:eastAsia="宋体" w:hAnsi="宋体"/>
+        </w:rPr>
+        <w:t xml:space="preserve">Renaud, N. et al. </w:t>
+      </w:r>
+      <w:proofErr w:type="spellStart"/>
+      <w:r>
+        <w:rPr>
+          <w:rFonts w:ascii="宋体" w:eastAsia="宋体" w:hAnsi="宋体"/>
+        </w:rPr>
+        <w:t>DeepRank</w:t>
+      </w:r>
+      <w:proofErr w:type="spellEnd"/>
+      <w:r>
+        <w:rPr>
+          <w:rFonts w:ascii="宋体" w:eastAsia="宋体" w:hAnsi="宋体"/>
+        </w:rPr>
+        <w:t>: a deep learning framework for data</w:t>
+      </w:r>
+      <w:r>
+        <w:rPr>
+          <w:rFonts w:ascii="宋体" w:eastAsia="宋体" w:hAnsi="宋体" w:hint="eastAsia"/>
+        </w:rPr>
+        <w:t xml:space="preserve"> </w:t>
+      </w:r>
+      <w:r>
+        <w:rPr>
+          <w:rFonts w:ascii="宋体" w:eastAsia="宋体" w:hAnsi="宋体"/>
         </w:rPr>
         <w:t>mining 3D protein</w:t>
       </w:r>
       <w:r>
         <w:rPr>
-          <w:rFonts w:ascii="SimSun" w:eastAsia="SimSun" w:hAnsi="SimSun" w:hint="eastAsia"/>
+          <w:rFonts w:ascii="宋体" w:eastAsia="宋体" w:hAnsi="宋体" w:hint="eastAsia"/>
         </w:rPr>
         <w:t>–</w:t>
       </w:r>
       <w:r>
         <w:rPr>
-          <w:rFonts w:ascii="SimSun" w:eastAsia="SimSun" w:hAnsi="SimSun"/>
+          <w:rFonts w:ascii="宋体" w:eastAsia="宋体" w:hAnsi="宋体"/>
         </w:rPr>
         <w:t xml:space="preserve">protein interfaces. </w:t>
       </w:r>
       <w:r>
         <w:rPr>
-          <w:rFonts w:ascii="SimSun" w:eastAsia="SimSun" w:hAnsi="SimSun"/>
+          <w:rFonts w:ascii="宋体" w:eastAsia="宋体" w:hAnsi="宋体"/>
           <w:i/>
           <w:iCs/>
         </w:rPr>
@@ -512,19 +562,19 @@
       </w:r>
       <w:r>
         <w:rPr>
-          <w:rFonts w:ascii="SimSun" w:eastAsia="SimSun" w:hAnsi="SimSun"/>
+          <w:rFonts w:ascii="宋体" w:eastAsia="宋体" w:hAnsi="宋体"/>
         </w:rPr>
         <w:t>12, 7068</w:t>
       </w:r>
       <w:r>
         <w:rPr>
-          <w:rFonts w:ascii="SimSun" w:eastAsia="SimSun" w:hAnsi="SimSun" w:hint="eastAsia"/>
-        </w:rPr>
-        <w:t xml:space="preserve"> </w:t>
-      </w:r>
-      <w:r>
-        <w:rPr>
-          <w:rFonts w:ascii="SimSun" w:eastAsia="SimSun" w:hAnsi="SimSun"/>
+          <w:rFonts w:ascii="宋体" w:eastAsia="宋体" w:hAnsi="宋体" w:hint="eastAsia"/>
+        </w:rPr>
+        <w:t xml:space="preserve"> </w:t>
+      </w:r>
+      <w:r>
+        <w:rPr>
+          <w:rFonts w:ascii="宋体" w:eastAsia="宋体" w:hAnsi="宋体"/>
         </w:rPr>
         <w:t>(2021).</w:t>
       </w:r>
@@ -534,12 +584,12 @@
         <w:spacing w:after="0" w:line="240" w:lineRule="auto"/>
         <w:jc w:val="both"/>
         <w:rPr>
-          <w:rFonts w:ascii="SimSun" w:eastAsia="SimSun" w:hAnsi="SimSun"/>
-        </w:rPr>
-      </w:pPr>
-      <w:r>
-        <w:rPr>
-          <w:rFonts w:ascii="SimSun" w:eastAsia="SimSun" w:hAnsi="SimSun" w:hint="eastAsia"/>
+          <w:rFonts w:ascii="宋体" w:eastAsia="宋体" w:hAnsi="宋体" w:hint="eastAsia"/>
+        </w:rPr>
+      </w:pPr>
+      <w:r>
+        <w:rPr>
+          <w:rFonts w:ascii="宋体" w:eastAsia="宋体" w:hAnsi="宋体" w:hint="eastAsia"/>
         </w:rPr>
         <w:t>[5]</w:t>
       </w:r>
@@ -554,25 +604,25 @@
       </w:r>
       <w:r>
         <w:rPr>
-          <w:rFonts w:ascii="SimSun" w:eastAsia="SimSun" w:hAnsi="SimSun"/>
+          <w:rFonts w:ascii="宋体" w:eastAsia="宋体" w:hAnsi="宋体"/>
         </w:rPr>
         <w:t>Gainza, P. et al. Deciphering interaction fingerprints from protein</w:t>
       </w:r>
       <w:r>
         <w:rPr>
-          <w:rFonts w:ascii="SimSun" w:eastAsia="SimSun" w:hAnsi="SimSun" w:hint="eastAsia"/>
-        </w:rPr>
-        <w:t xml:space="preserve"> </w:t>
-      </w:r>
-      <w:r>
-        <w:rPr>
-          <w:rFonts w:ascii="SimSun" w:eastAsia="SimSun" w:hAnsi="SimSun"/>
+          <w:rFonts w:ascii="宋体" w:eastAsia="宋体" w:hAnsi="宋体" w:hint="eastAsia"/>
+        </w:rPr>
+        <w:t xml:space="preserve"> </w:t>
+      </w:r>
+      <w:r>
+        <w:rPr>
+          <w:rFonts w:ascii="宋体" w:eastAsia="宋体" w:hAnsi="宋体"/>
         </w:rPr>
         <w:t xml:space="preserve">molecular surfaces using geometric deep learning. </w:t>
       </w:r>
       <w:r>
         <w:rPr>
-          <w:rFonts w:ascii="SimSun" w:eastAsia="SimSun" w:hAnsi="SimSun"/>
+          <w:rFonts w:ascii="宋体" w:eastAsia="宋体" w:hAnsi="宋体"/>
           <w:i/>
           <w:iCs/>
         </w:rPr>
@@ -580,25 +630,25 @@
       </w:r>
       <w:r>
         <w:rPr>
-          <w:rFonts w:ascii="SimSun" w:eastAsia="SimSun" w:hAnsi="SimSun" w:hint="eastAsia"/>
-        </w:rPr>
-        <w:t xml:space="preserve"> </w:t>
-      </w:r>
-      <w:r>
-        <w:rPr>
-          <w:rFonts w:ascii="SimSun" w:eastAsia="SimSun" w:hAnsi="SimSun"/>
+          <w:rFonts w:ascii="宋体" w:eastAsia="宋体" w:hAnsi="宋体" w:hint="eastAsia"/>
+        </w:rPr>
+        <w:t xml:space="preserve"> </w:t>
+      </w:r>
+      <w:r>
+        <w:rPr>
+          <w:rFonts w:ascii="宋体" w:eastAsia="宋体" w:hAnsi="宋体"/>
         </w:rPr>
         <w:t>17, 184</w:t>
       </w:r>
       <w:r>
         <w:rPr>
-          <w:rFonts w:ascii="SimSun" w:eastAsia="SimSun" w:hAnsi="SimSun" w:hint="eastAsia"/>
+          <w:rFonts w:ascii="宋体" w:eastAsia="宋体" w:hAnsi="宋体" w:hint="eastAsia"/>
         </w:rPr>
         <w:t>–</w:t>
       </w:r>
       <w:r>
         <w:rPr>
-          <w:rFonts w:ascii="SimSun" w:eastAsia="SimSun" w:hAnsi="SimSun"/>
+          <w:rFonts w:ascii="宋体" w:eastAsia="宋体" w:hAnsi="宋体"/>
         </w:rPr>
         <w:t>192 (2020).</w:t>
       </w:r>
@@ -608,12 +658,12 @@
         <w:spacing w:after="0" w:line="240" w:lineRule="auto"/>
         <w:jc w:val="both"/>
         <w:rPr>
-          <w:rFonts w:ascii="SimSun" w:eastAsia="SimSun" w:hAnsi="SimSun"/>
-        </w:rPr>
-      </w:pPr>
-      <w:r>
-        <w:rPr>
-          <w:rFonts w:ascii="SimSun" w:eastAsia="SimSun" w:hAnsi="SimSun" w:hint="eastAsia"/>
+          <w:rFonts w:ascii="宋体" w:eastAsia="宋体" w:hAnsi="宋体" w:hint="eastAsia"/>
+        </w:rPr>
+      </w:pPr>
+      <w:r>
+        <w:rPr>
+          <w:rFonts w:ascii="宋体" w:eastAsia="宋体" w:hAnsi="宋体" w:hint="eastAsia"/>
         </w:rPr>
         <w:t>[6]</w:t>
       </w:r>
@@ -626,47 +676,73 @@
         </w:rPr>
         <w:t xml:space="preserve"> </w:t>
       </w:r>
-      <w:r>
-        <w:rPr>
-          <w:rFonts w:ascii="SimSun" w:eastAsia="SimSun" w:hAnsi="SimSun"/>
-        </w:rPr>
-        <w:t>Stebliankin, V. et al. Evaluating protein binding interfaces with</w:t>
-      </w:r>
-      <w:r>
-        <w:rPr>
-          <w:rFonts w:ascii="SimSun" w:eastAsia="SimSun" w:hAnsi="SimSun" w:hint="eastAsia"/>
-        </w:rPr>
-        <w:t xml:space="preserve"> </w:t>
-      </w:r>
-      <w:r>
-        <w:rPr>
-          <w:rFonts w:ascii="SimSun" w:eastAsia="SimSun" w:hAnsi="SimSun"/>
+      <w:proofErr w:type="spellStart"/>
+      <w:r>
+        <w:rPr>
+          <w:rFonts w:ascii="宋体" w:eastAsia="宋体" w:hAnsi="宋体"/>
+        </w:rPr>
+        <w:t>Stebliankin</w:t>
+      </w:r>
+      <w:proofErr w:type="spellEnd"/>
+      <w:r>
+        <w:rPr>
+          <w:rFonts w:ascii="宋体" w:eastAsia="宋体" w:hAnsi="宋体"/>
+        </w:rPr>
+        <w:t>, V. et al. Evaluating protein binding interfaces with</w:t>
+      </w:r>
+      <w:r>
+        <w:rPr>
+          <w:rFonts w:ascii="宋体" w:eastAsia="宋体" w:hAnsi="宋体" w:hint="eastAsia"/>
+        </w:rPr>
+        <w:t xml:space="preserve"> </w:t>
+      </w:r>
+      <w:r>
+        <w:rPr>
+          <w:rFonts w:ascii="宋体" w:eastAsia="宋体" w:hAnsi="宋体"/>
         </w:rPr>
         <w:t xml:space="preserve">transformer networks. </w:t>
       </w:r>
       <w:r>
         <w:rPr>
-          <w:rFonts w:ascii="SimSun" w:eastAsia="SimSun" w:hAnsi="SimSun"/>
+          <w:rFonts w:ascii="宋体" w:eastAsia="宋体" w:hAnsi="宋体"/>
           <w:i/>
           <w:iCs/>
         </w:rPr>
-        <w:t xml:space="preserve">Nat. Mach. Intell. </w:t>
-      </w:r>
-      <w:r>
-        <w:rPr>
-          <w:rFonts w:ascii="SimSun" w:eastAsia="SimSun" w:hAnsi="SimSun"/>
+        <w:t xml:space="preserve">Nat. Mach. </w:t>
+      </w:r>
+      <w:proofErr w:type="spellStart"/>
+      <w:r>
+        <w:rPr>
+          <w:rFonts w:ascii="宋体" w:eastAsia="宋体" w:hAnsi="宋体"/>
+          <w:i/>
+          <w:iCs/>
+        </w:rPr>
+        <w:t>Intell</w:t>
+      </w:r>
+      <w:proofErr w:type="spellEnd"/>
+      <w:r>
+        <w:rPr>
+          <w:rFonts w:ascii="宋体" w:eastAsia="宋体" w:hAnsi="宋体"/>
+          <w:i/>
+          <w:iCs/>
+        </w:rPr>
+        <w:t xml:space="preserve">. </w:t>
+      </w:r>
+      <w:r>
+        <w:rPr>
+          <w:rFonts w:ascii="宋体" w:eastAsia="宋体" w:hAnsi="宋体"/>
         </w:rPr>
         <w:t>5, 1042</w:t>
       </w:r>
       <w:r>
         <w:rPr>
-          <w:rFonts w:ascii="SimSun" w:eastAsia="SimSun" w:hAnsi="SimSun" w:hint="eastAsia"/>
+          <w:rFonts w:ascii="宋体" w:eastAsia="宋体" w:hAnsi="宋体" w:hint="eastAsia"/>
         </w:rPr>
         <w:t>–</w:t>
       </w:r>
       <w:r>
         <w:rPr>
-          <w:rFonts w:ascii="SimSun" w:eastAsia="SimSun" w:hAnsi="SimSun"/>
+          <w:rFonts w:ascii="宋体" w:eastAsia="宋体" w:hAnsi="宋体"/>
         </w:rPr>
         <w:t>1053 (2023).</w:t>
       </w:r>
@@ -676,12 +752,12 @@
         <w:spacing w:after="0" w:line="240" w:lineRule="auto"/>
         <w:jc w:val="both"/>
         <w:rPr>
-          <w:rFonts w:ascii="SimSun" w:eastAsia="SimSun" w:hAnsi="SimSun"/>
-        </w:rPr>
-      </w:pPr>
-      <w:r>
-        <w:rPr>
-          <w:rFonts w:ascii="SimSun" w:eastAsia="SimSun" w:hAnsi="SimSun" w:hint="eastAsia"/>
+          <w:rFonts w:ascii="宋体" w:eastAsia="宋体" w:hAnsi="宋体" w:hint="eastAsia"/>
+        </w:rPr>
+      </w:pPr>
+      <w:r>
+        <w:rPr>
+          <w:rFonts w:ascii="宋体" w:eastAsia="宋体" w:hAnsi="宋体" w:hint="eastAsia"/>
         </w:rPr>
         <w:t>[7]</w:t>
       </w:r>
@@ -696,43 +772,71 @@
       </w:r>
       <w:r>
         <w:rPr>
-          <w:rFonts w:ascii="SimSun" w:eastAsia="SimSun" w:hAnsi="SimSun"/>
-        </w:rPr>
-        <w:t>Reau, M., Renaud, N., Xue, L. C. &amp; Bonvin, A. M. DeepRank-GNN:</w:t>
-      </w:r>
-      <w:r>
-        <w:rPr>
-          <w:rFonts w:ascii="SimSun" w:eastAsia="SimSun" w:hAnsi="SimSun" w:hint="eastAsia"/>
-        </w:rPr>
-        <w:t xml:space="preserve"> </w:t>
-      </w:r>
-      <w:r>
-        <w:rPr>
-          <w:rFonts w:ascii="SimSun" w:eastAsia="SimSun" w:hAnsi="SimSun"/>
+          <w:rFonts w:ascii="宋体" w:eastAsia="宋体" w:hAnsi="宋体"/>
+        </w:rPr>
+        <w:t xml:space="preserve">Reau, M., Renaud, N., Xue, L. C. &amp; </w:t>
+      </w:r>
+      <w:proofErr w:type="spellStart"/>
+      <w:r>
+        <w:rPr>
+          <w:rFonts w:ascii="宋体" w:eastAsia="宋体" w:hAnsi="宋体"/>
+        </w:rPr>
+        <w:t>Bonvin</w:t>
+      </w:r>
+      <w:proofErr w:type="spellEnd"/>
+      <w:r>
+        <w:rPr>
+          <w:rFonts w:ascii="宋体" w:eastAsia="宋体" w:hAnsi="宋体"/>
+        </w:rPr>
+        <w:t xml:space="preserve">, A. M. </w:t>
+      </w:r>
+      <w:proofErr w:type="spellStart"/>
+      <w:r>
+        <w:rPr>
+          <w:rFonts w:ascii="宋体" w:eastAsia="宋体" w:hAnsi="宋体"/>
+        </w:rPr>
+        <w:t>DeepRank</w:t>
+      </w:r>
+      <w:proofErr w:type="spellEnd"/>
+      <w:r>
+        <w:rPr>
+          <w:rFonts w:ascii="宋体" w:eastAsia="宋体" w:hAnsi="宋体"/>
+        </w:rPr>
+        <w:t>-GNN:</w:t>
+      </w:r>
+      <w:r>
+        <w:rPr>
+          <w:rFonts w:ascii="宋体" w:eastAsia="宋体" w:hAnsi="宋体" w:hint="eastAsia"/>
+        </w:rPr>
+        <w:t xml:space="preserve"> </w:t>
+      </w:r>
+      <w:r>
+        <w:rPr>
+          <w:rFonts w:ascii="宋体" w:eastAsia="宋体" w:hAnsi="宋体"/>
         </w:rPr>
         <w:t>a graph neural network framework to learn patterns in protein</w:t>
       </w:r>
       <w:r>
         <w:rPr>
-          <w:rFonts w:ascii="SimSun" w:eastAsia="SimSun" w:hAnsi="SimSun" w:hint="eastAsia"/>
+          <w:rFonts w:ascii="宋体" w:eastAsia="宋体" w:hAnsi="宋体" w:hint="eastAsia"/>
         </w:rPr>
         <w:t>–</w:t>
       </w:r>
       <w:r>
         <w:rPr>
-          <w:rFonts w:ascii="SimSun" w:eastAsia="SimSun" w:hAnsi="SimSun" w:hint="eastAsia"/>
-        </w:rPr>
-        <w:t xml:space="preserve"> </w:t>
-      </w:r>
-      <w:r>
-        <w:rPr>
-          <w:rFonts w:ascii="SimSun" w:eastAsia="SimSun" w:hAnsi="SimSun"/>
+          <w:rFonts w:ascii="宋体" w:eastAsia="宋体" w:hAnsi="宋体" w:hint="eastAsia"/>
+        </w:rPr>
+        <w:t xml:space="preserve"> </w:t>
+      </w:r>
+      <w:r>
+        <w:rPr>
+          <w:rFonts w:ascii="宋体" w:eastAsia="宋体" w:hAnsi="宋体"/>
         </w:rPr>
         <w:t xml:space="preserve">protein interfaces. </w:t>
       </w:r>
       <w:r>
         <w:rPr>
-          <w:rFonts w:ascii="SimSun" w:eastAsia="SimSun" w:hAnsi="SimSun"/>
+          <w:rFonts w:ascii="宋体" w:eastAsia="宋体" w:hAnsi="宋体"/>
           <w:i/>
           <w:iCs/>
         </w:rPr>
@@ -740,7 +844,7 @@
       </w:r>
       <w:r>
         <w:rPr>
-          <w:rFonts w:ascii="SimSun" w:eastAsia="SimSun" w:hAnsi="SimSun"/>
+          <w:rFonts w:ascii="宋体" w:eastAsia="宋体" w:hAnsi="宋体"/>
         </w:rPr>
         <w:t>39, btac759 (2023).</w:t>
       </w:r>
@@ -750,12 +854,12 @@
         <w:spacing w:after="0" w:line="240" w:lineRule="auto"/>
         <w:jc w:val="both"/>
         <w:rPr>
-          <w:rFonts w:ascii="SimSun" w:eastAsia="SimSun" w:hAnsi="SimSun"/>
-        </w:rPr>
-      </w:pPr>
-      <w:r>
-        <w:rPr>
-          <w:rFonts w:ascii="SimSun" w:eastAsia="SimSun" w:hAnsi="SimSun" w:hint="eastAsia"/>
+          <w:rFonts w:ascii="宋体" w:eastAsia="宋体" w:hAnsi="宋体" w:hint="eastAsia"/>
+        </w:rPr>
+      </w:pPr>
+      <w:r>
+        <w:rPr>
+          <w:rFonts w:ascii="宋体" w:eastAsia="宋体" w:hAnsi="宋体" w:hint="eastAsia"/>
         </w:rPr>
         <w:t>[8]</w:t>
       </w:r>
@@ -770,61 +874,61 @@
       </w:r>
       <w:r>
         <w:rPr>
-          <w:rFonts w:ascii="SimSun" w:eastAsia="SimSun" w:hAnsi="SimSun"/>
+          <w:rFonts w:ascii="宋体" w:eastAsia="宋体" w:hAnsi="宋体"/>
         </w:rPr>
         <w:t>Shen, C. et al. Boosting protein</w:t>
       </w:r>
       <w:r>
         <w:rPr>
-          <w:rFonts w:ascii="SimSun" w:eastAsia="SimSun" w:hAnsi="SimSun" w:hint="eastAsia"/>
+          <w:rFonts w:ascii="宋体" w:eastAsia="宋体" w:hAnsi="宋体" w:hint="eastAsia"/>
         </w:rPr>
         <w:t>–</w:t>
       </w:r>
       <w:r>
         <w:rPr>
-          <w:rFonts w:ascii="SimSun" w:eastAsia="SimSun" w:hAnsi="SimSun"/>
+          <w:rFonts w:ascii="宋体" w:eastAsia="宋体" w:hAnsi="宋体"/>
         </w:rPr>
         <w:t>ligand binding pose prediction</w:t>
       </w:r>
       <w:r>
         <w:rPr>
-          <w:rFonts w:ascii="SimSun" w:eastAsia="SimSun" w:hAnsi="SimSun" w:hint="eastAsia"/>
-        </w:rPr>
-        <w:t xml:space="preserve"> </w:t>
-      </w:r>
-      <w:r>
-        <w:rPr>
-          <w:rFonts w:ascii="SimSun" w:eastAsia="SimSun" w:hAnsi="SimSun"/>
+          <w:rFonts w:ascii="宋体" w:eastAsia="宋体" w:hAnsi="宋体" w:hint="eastAsia"/>
+        </w:rPr>
+        <w:t xml:space="preserve"> </w:t>
+      </w:r>
+      <w:r>
+        <w:rPr>
+          <w:rFonts w:ascii="宋体" w:eastAsia="宋体" w:hAnsi="宋体"/>
         </w:rPr>
         <w:t>and virtual screening based on residue</w:t>
       </w:r>
       <w:r>
         <w:rPr>
-          <w:rFonts w:ascii="SimSun" w:eastAsia="SimSun" w:hAnsi="SimSun" w:hint="eastAsia"/>
+          <w:rFonts w:ascii="宋体" w:eastAsia="宋体" w:hAnsi="宋体" w:hint="eastAsia"/>
         </w:rPr>
         <w:t>–</w:t>
       </w:r>
       <w:r>
         <w:rPr>
-          <w:rFonts w:ascii="SimSun" w:eastAsia="SimSun" w:hAnsi="SimSun"/>
+          <w:rFonts w:ascii="宋体" w:eastAsia="宋体" w:hAnsi="宋体"/>
         </w:rPr>
         <w:t>atom distance likelihood</w:t>
       </w:r>
       <w:r>
         <w:rPr>
-          <w:rFonts w:ascii="SimSun" w:eastAsia="SimSun" w:hAnsi="SimSun" w:hint="eastAsia"/>
-        </w:rPr>
-        <w:t xml:space="preserve"> </w:t>
-      </w:r>
-      <w:r>
-        <w:rPr>
-          <w:rFonts w:ascii="SimSun" w:eastAsia="SimSun" w:hAnsi="SimSun"/>
+          <w:rFonts w:ascii="宋体" w:eastAsia="宋体" w:hAnsi="宋体" w:hint="eastAsia"/>
+        </w:rPr>
+        <w:t xml:space="preserve"> </w:t>
+      </w:r>
+      <w:r>
+        <w:rPr>
+          <w:rFonts w:ascii="宋体" w:eastAsia="宋体" w:hAnsi="宋体"/>
         </w:rPr>
         <w:t xml:space="preserve">potential and graph transformer. </w:t>
       </w:r>
       <w:r>
         <w:rPr>
-          <w:rFonts w:ascii="SimSun" w:eastAsia="SimSun" w:hAnsi="SimSun"/>
+          <w:rFonts w:ascii="宋体" w:eastAsia="宋体" w:hAnsi="宋体"/>
           <w:i/>
           <w:iCs/>
         </w:rPr>
@@ -832,31 +936,31 @@
       </w:r>
       <w:r>
         <w:rPr>
-          <w:rFonts w:ascii="SimSun" w:eastAsia="SimSun" w:hAnsi="SimSun"/>
+          <w:rFonts w:ascii="宋体" w:eastAsia="宋体" w:hAnsi="宋体"/>
         </w:rPr>
         <w:t>65, 10691</w:t>
       </w:r>
       <w:r>
         <w:rPr>
-          <w:rFonts w:ascii="SimSun" w:eastAsia="SimSun" w:hAnsi="SimSun" w:hint="eastAsia"/>
+          <w:rFonts w:ascii="宋体" w:eastAsia="宋体" w:hAnsi="宋体" w:hint="eastAsia"/>
         </w:rPr>
         <w:t>–</w:t>
       </w:r>
       <w:r>
         <w:rPr>
-          <w:rFonts w:ascii="SimSun" w:eastAsia="SimSun" w:hAnsi="SimSun"/>
+          <w:rFonts w:ascii="宋体" w:eastAsia="宋体" w:hAnsi="宋体"/>
         </w:rPr>
         <w:t>10706</w:t>
       </w:r>
       <w:r>
         <w:rPr>
-          <w:rFonts w:ascii="SimSun" w:eastAsia="SimSun" w:hAnsi="SimSun" w:hint="eastAsia"/>
-        </w:rPr>
-        <w:t xml:space="preserve"> </w:t>
-      </w:r>
-      <w:r>
-        <w:rPr>
-          <w:rFonts w:ascii="SimSun" w:eastAsia="SimSun" w:hAnsi="SimSun"/>
+          <w:rFonts w:ascii="宋体" w:eastAsia="宋体" w:hAnsi="宋体" w:hint="eastAsia"/>
+        </w:rPr>
+        <w:t xml:space="preserve"> </w:t>
+      </w:r>
+      <w:r>
+        <w:rPr>
+          <w:rFonts w:ascii="宋体" w:eastAsia="宋体" w:hAnsi="宋体"/>
         </w:rPr>
         <w:t>(2022).</w:t>
       </w:r>
@@ -866,12 +970,12 @@
         <w:spacing w:after="0" w:line="240" w:lineRule="auto"/>
         <w:jc w:val="both"/>
         <w:rPr>
-          <w:rFonts w:ascii="SimSun" w:eastAsia="SimSun" w:hAnsi="SimSun"/>
-        </w:rPr>
-      </w:pPr>
-      <w:r>
-        <w:rPr>
-          <w:rFonts w:ascii="SimSun" w:eastAsia="SimSun" w:hAnsi="SimSun" w:hint="eastAsia"/>
+          <w:rFonts w:ascii="宋体" w:eastAsia="宋体" w:hAnsi="宋体" w:hint="eastAsia"/>
+        </w:rPr>
+      </w:pPr>
+      <w:r>
+        <w:rPr>
+          <w:rFonts w:ascii="宋体" w:eastAsia="宋体" w:hAnsi="宋体" w:hint="eastAsia"/>
         </w:rPr>
         <w:t>[9]</w:t>
       </w:r>
@@ -886,43 +990,43 @@
       </w:r>
       <w:r>
         <w:rPr>
-          <w:rFonts w:ascii="SimSun" w:eastAsia="SimSun" w:hAnsi="SimSun"/>
+          <w:rFonts w:ascii="宋体" w:eastAsia="宋体" w:hAnsi="宋体"/>
         </w:rPr>
         <w:t>Shen, C. et al. A generalized protein</w:t>
       </w:r>
       <w:r>
         <w:rPr>
-          <w:rFonts w:ascii="SimSun" w:eastAsia="SimSun" w:hAnsi="SimSun" w:hint="eastAsia"/>
+          <w:rFonts w:ascii="宋体" w:eastAsia="宋体" w:hAnsi="宋体" w:hint="eastAsia"/>
         </w:rPr>
         <w:t>–</w:t>
       </w:r>
       <w:r>
         <w:rPr>
-          <w:rFonts w:ascii="SimSun" w:eastAsia="SimSun" w:hAnsi="SimSun"/>
+          <w:rFonts w:ascii="宋体" w:eastAsia="宋体" w:hAnsi="宋体"/>
         </w:rPr>
         <w:t>ligand scoring framework</w:t>
       </w:r>
       <w:r>
         <w:rPr>
-          <w:rFonts w:ascii="SimSun" w:eastAsia="SimSun" w:hAnsi="SimSun" w:hint="eastAsia"/>
-        </w:rPr>
-        <w:t xml:space="preserve"> </w:t>
-      </w:r>
-      <w:r>
-        <w:rPr>
-          <w:rFonts w:ascii="SimSun" w:eastAsia="SimSun" w:hAnsi="SimSun"/>
+          <w:rFonts w:ascii="宋体" w:eastAsia="宋体" w:hAnsi="宋体" w:hint="eastAsia"/>
+        </w:rPr>
+        <w:t xml:space="preserve"> </w:t>
+      </w:r>
+      <w:r>
+        <w:rPr>
+          <w:rFonts w:ascii="宋体" w:eastAsia="宋体" w:hAnsi="宋体"/>
         </w:rPr>
         <w:t>with balanced scoring, docking, ranking and screening powers.</w:t>
       </w:r>
       <w:r>
         <w:rPr>
-          <w:rFonts w:ascii="SimSun" w:eastAsia="SimSun" w:hAnsi="SimSun" w:hint="eastAsia"/>
-        </w:rPr>
-        <w:t xml:space="preserve"> </w:t>
-      </w:r>
-      <w:r>
-        <w:rPr>
-          <w:rFonts w:ascii="SimSun" w:eastAsia="SimSun" w:hAnsi="SimSun"/>
+          <w:rFonts w:ascii="宋体" w:eastAsia="宋体" w:hAnsi="宋体" w:hint="eastAsia"/>
+        </w:rPr>
+        <w:t xml:space="preserve"> </w:t>
+      </w:r>
+      <w:r>
+        <w:rPr>
+          <w:rFonts w:ascii="宋体" w:eastAsia="宋体" w:hAnsi="宋体"/>
           <w:i/>
           <w:iCs/>
         </w:rPr>
@@ -930,19 +1034,19 @@
       </w:r>
       <w:r>
         <w:rPr>
-          <w:rFonts w:ascii="SimSun" w:eastAsia="SimSun" w:hAnsi="SimSun"/>
+          <w:rFonts w:ascii="宋体" w:eastAsia="宋体" w:hAnsi="宋体"/>
         </w:rPr>
         <w:t>14, 8129</w:t>
       </w:r>
       <w:r>
         <w:rPr>
-          <w:rFonts w:ascii="SimSun" w:eastAsia="SimSun" w:hAnsi="SimSun" w:hint="eastAsia"/>
-        </w:rPr>
-        <w:t xml:space="preserve"> </w:t>
-      </w:r>
-      <w:r>
-        <w:rPr>
-          <w:rFonts w:ascii="SimSun" w:eastAsia="SimSun" w:hAnsi="SimSun"/>
+          <w:rFonts w:ascii="宋体" w:eastAsia="宋体" w:hAnsi="宋体" w:hint="eastAsia"/>
+        </w:rPr>
+        <w:t xml:space="preserve"> </w:t>
+      </w:r>
+      <w:r>
+        <w:rPr>
+          <w:rFonts w:ascii="宋体" w:eastAsia="宋体" w:hAnsi="宋体"/>
         </w:rPr>
         <w:t>8146 (2023).</w:t>
       </w:r>
@@ -952,12 +1056,12 @@
         <w:spacing w:after="0" w:line="240" w:lineRule="auto"/>
         <w:jc w:val="both"/>
         <w:rPr>
-          <w:rFonts w:ascii="SimSun" w:eastAsia="SimSun" w:hAnsi="SimSun"/>
-        </w:rPr>
-      </w:pPr>
-      <w:r>
-        <w:rPr>
-          <w:rFonts w:ascii="SimSun" w:eastAsia="SimSun" w:hAnsi="SimSun" w:hint="eastAsia"/>
+          <w:rFonts w:ascii="宋体" w:eastAsia="宋体" w:hAnsi="宋体" w:hint="eastAsia"/>
+        </w:rPr>
+      </w:pPr>
+      <w:r>
+        <w:rPr>
+          <w:rFonts w:ascii="宋体" w:eastAsia="宋体" w:hAnsi="宋体" w:hint="eastAsia"/>
         </w:rPr>
         <w:t>[10]</w:t>
       </w:r>
@@ -972,37 +1076,37 @@
       </w:r>
       <w:r>
         <w:rPr>
-          <w:rFonts w:ascii="SimSun" w:eastAsia="SimSun" w:hAnsi="SimSun"/>
+          <w:rFonts w:ascii="宋体" w:eastAsia="宋体" w:hAnsi="宋体"/>
         </w:rPr>
         <w:t>Zhang, X. et al. Planet: a multi-objective graph neural network</w:t>
       </w:r>
       <w:r>
         <w:rPr>
-          <w:rFonts w:ascii="SimSun" w:eastAsia="SimSun" w:hAnsi="SimSun" w:hint="eastAsia"/>
-        </w:rPr>
-        <w:t xml:space="preserve"> </w:t>
-      </w:r>
-      <w:r>
-        <w:rPr>
-          <w:rFonts w:ascii="SimSun" w:eastAsia="SimSun" w:hAnsi="SimSun"/>
+          <w:rFonts w:ascii="宋体" w:eastAsia="宋体" w:hAnsi="宋体" w:hint="eastAsia"/>
+        </w:rPr>
+        <w:t xml:space="preserve"> </w:t>
+      </w:r>
+      <w:r>
+        <w:rPr>
+          <w:rFonts w:ascii="宋体" w:eastAsia="宋体" w:hAnsi="宋体"/>
         </w:rPr>
         <w:t>model for protein</w:t>
       </w:r>
       <w:r>
         <w:rPr>
-          <w:rFonts w:ascii="SimSun" w:eastAsia="SimSun" w:hAnsi="SimSun" w:hint="eastAsia"/>
+          <w:rFonts w:ascii="宋体" w:eastAsia="宋体" w:hAnsi="宋体" w:hint="eastAsia"/>
         </w:rPr>
         <w:t>–</w:t>
       </w:r>
       <w:r>
         <w:rPr>
-          <w:rFonts w:ascii="SimSun" w:eastAsia="SimSun" w:hAnsi="SimSun"/>
+          <w:rFonts w:ascii="宋体" w:eastAsia="宋体" w:hAnsi="宋体"/>
         </w:rPr>
         <w:t xml:space="preserve">ligand binding affinity prediction. </w:t>
       </w:r>
       <w:r>
         <w:rPr>
-          <w:rFonts w:ascii="SimSun" w:eastAsia="SimSun" w:hAnsi="SimSun"/>
+          <w:rFonts w:ascii="宋体" w:eastAsia="宋体" w:hAnsi="宋体"/>
           <w:i/>
           <w:iCs/>
         </w:rPr>
@@ -1010,13 +1114,13 @@
       </w:r>
       <w:r>
         <w:rPr>
-          <w:rFonts w:ascii="SimSun" w:eastAsia="SimSun" w:hAnsi="SimSun" w:hint="eastAsia"/>
-        </w:rPr>
-        <w:t xml:space="preserve"> </w:t>
-      </w:r>
-      <w:r>
-        <w:rPr>
-          <w:rFonts w:ascii="SimSun" w:eastAsia="SimSun" w:hAnsi="SimSun"/>
+          <w:rFonts w:ascii="宋体" w:eastAsia="宋体" w:hAnsi="宋体" w:hint="eastAsia"/>
+        </w:rPr>
+        <w:t xml:space="preserve"> </w:t>
+      </w:r>
+      <w:r>
+        <w:rPr>
+          <w:rFonts w:ascii="宋体" w:eastAsia="宋体" w:hAnsi="宋体"/>
           <w:i/>
           <w:iCs/>
         </w:rPr>
@@ -1024,19 +1128,19 @@
       </w:r>
       <w:r>
         <w:rPr>
-          <w:rFonts w:ascii="SimSun" w:eastAsia="SimSun" w:hAnsi="SimSun"/>
+          <w:rFonts w:ascii="宋体" w:eastAsia="宋体" w:hAnsi="宋体"/>
         </w:rPr>
         <w:t>64, 2205</w:t>
       </w:r>
       <w:r>
         <w:rPr>
-          <w:rFonts w:ascii="SimSun" w:eastAsia="SimSun" w:hAnsi="SimSun" w:hint="eastAsia"/>
+          <w:rFonts w:ascii="宋体" w:eastAsia="宋体" w:hAnsi="宋体" w:hint="eastAsia"/>
         </w:rPr>
         <w:t>–</w:t>
       </w:r>
       <w:r>
         <w:rPr>
-          <w:rFonts w:ascii="SimSun" w:eastAsia="SimSun" w:hAnsi="SimSun"/>
+          <w:rFonts w:ascii="宋体" w:eastAsia="宋体" w:hAnsi="宋体"/>
         </w:rPr>
         <w:t>2220 (2023).</w:t>
       </w:r>
@@ -1046,12 +1150,12 @@
         <w:spacing w:after="0" w:line="240" w:lineRule="auto"/>
         <w:jc w:val="both"/>
         <w:rPr>
-          <w:rFonts w:ascii="SimSun" w:eastAsia="SimSun" w:hAnsi="SimSun"/>
-        </w:rPr>
-      </w:pPr>
-      <w:r>
-        <w:rPr>
-          <w:rFonts w:ascii="SimSun" w:eastAsia="SimSun" w:hAnsi="SimSun" w:hint="eastAsia"/>
+          <w:rFonts w:ascii="宋体" w:eastAsia="宋体" w:hAnsi="宋体" w:hint="eastAsia"/>
+        </w:rPr>
+      </w:pPr>
+      <w:r>
+        <w:rPr>
+          <w:rFonts w:ascii="宋体" w:eastAsia="宋体" w:hAnsi="宋体" w:hint="eastAsia"/>
         </w:rPr>
         <w:t>[11]</w:t>
       </w:r>
@@ -1066,59 +1170,77 @@
       </w:r>
       <w:r>
         <w:rPr>
-          <w:rFonts w:ascii="SimSun" w:eastAsia="SimSun" w:hAnsi="SimSun"/>
+          <w:rFonts w:ascii="宋体" w:eastAsia="宋体" w:hAnsi="宋体"/>
         </w:rPr>
         <w:t>Yu, J. et al. Computing the relative binding affinity of ligands</w:t>
       </w:r>
       <w:r>
         <w:rPr>
-          <w:rFonts w:ascii="SimSun" w:eastAsia="SimSun" w:hAnsi="SimSun" w:hint="eastAsia"/>
-        </w:rPr>
-        <w:t xml:space="preserve"> </w:t>
-      </w:r>
-      <w:r>
-        <w:rPr>
-          <w:rFonts w:ascii="SimSun" w:eastAsia="SimSun" w:hAnsi="SimSun"/>
+          <w:rFonts w:ascii="宋体" w:eastAsia="宋体" w:hAnsi="宋体" w:hint="eastAsia"/>
+        </w:rPr>
+        <w:t xml:space="preserve"> </w:t>
+      </w:r>
+      <w:r>
+        <w:rPr>
+          <w:rFonts w:ascii="宋体" w:eastAsia="宋体" w:hAnsi="宋体"/>
         </w:rPr>
         <w:t xml:space="preserve">based on a pairwise binding comparison network. </w:t>
       </w:r>
       <w:r>
         <w:rPr>
-          <w:rFonts w:ascii="SimSun" w:eastAsia="SimSun" w:hAnsi="SimSun"/>
+          <w:rFonts w:ascii="宋体" w:eastAsia="宋体" w:hAnsi="宋体"/>
           <w:i/>
           <w:iCs/>
         </w:rPr>
-        <w:t>Nat. Comput.</w:t>
-      </w:r>
-      <w:r>
-        <w:rPr>
-          <w:rFonts w:ascii="SimSun" w:eastAsia="SimSun" w:hAnsi="SimSun" w:hint="eastAsia"/>
-        </w:rPr>
-        <w:t xml:space="preserve"> </w:t>
-      </w:r>
-      <w:r>
-        <w:rPr>
-          <w:rFonts w:ascii="SimSun" w:eastAsia="SimSun" w:hAnsi="SimSun"/>
+        <w:t xml:space="preserve">Nat. </w:t>
+      </w:r>
+      <w:proofErr w:type="spellStart"/>
+      <w:r>
+        <w:rPr>
+          <w:rFonts w:ascii="宋体" w:eastAsia="宋体" w:hAnsi="宋体"/>
           <w:i/>
           <w:iCs/>
         </w:rPr>
+        <w:t>Comput</w:t>
+      </w:r>
+      <w:proofErr w:type="spellEnd"/>
+      <w:r>
+        <w:rPr>
+          <w:rFonts w:ascii="宋体" w:eastAsia="宋体" w:hAnsi="宋体"/>
+          <w:i/>
+          <w:iCs/>
+        </w:rPr>
+        <w:t>.</w:t>
+      </w:r>
+      <w:r>
+        <w:rPr>
+          <w:rFonts w:ascii="宋体" w:eastAsia="宋体" w:hAnsi="宋体" w:hint="eastAsia"/>
+        </w:rPr>
+        <w:t xml:space="preserve"> </w:t>
+      </w:r>
+      <w:r>
+        <w:rPr>
+          <w:rFonts w:ascii="宋体" w:eastAsia="宋体" w:hAnsi="宋体"/>
+          <w:i/>
+          <w:iCs/>
+        </w:rPr>
         <w:t xml:space="preserve">Sci. </w:t>
       </w:r>
       <w:r>
         <w:rPr>
-          <w:rFonts w:ascii="SimSun" w:eastAsia="SimSun" w:hAnsi="SimSun"/>
+          <w:rFonts w:ascii="宋体" w:eastAsia="宋体" w:hAnsi="宋体"/>
         </w:rPr>
         <w:t>3, 860</w:t>
       </w:r>
       <w:r>
         <w:rPr>
-          <w:rFonts w:ascii="SimSun" w:eastAsia="SimSun" w:hAnsi="SimSun" w:hint="eastAsia"/>
+          <w:rFonts w:ascii="宋体" w:eastAsia="宋体" w:hAnsi="宋体" w:hint="eastAsia"/>
         </w:rPr>
         <w:t>–</w:t>
       </w:r>
       <w:r>
         <w:rPr>
-          <w:rFonts w:ascii="SimSun" w:eastAsia="SimSun" w:hAnsi="SimSun"/>
+          <w:rFonts w:ascii="宋体" w:eastAsia="宋体" w:hAnsi="宋体"/>
         </w:rPr>
         <w:t>872 (2023).</w:t>
       </w:r>
@@ -1128,12 +1250,12 @@
         <w:spacing w:after="0" w:line="240" w:lineRule="auto"/>
         <w:jc w:val="both"/>
         <w:rPr>
-          <w:rFonts w:ascii="SimSun" w:eastAsia="SimSun" w:hAnsi="SimSun"/>
-        </w:rPr>
-      </w:pPr>
-      <w:r>
-        <w:rPr>
-          <w:rFonts w:ascii="SimSun" w:eastAsia="SimSun" w:hAnsi="SimSun" w:hint="eastAsia"/>
+          <w:rFonts w:ascii="宋体" w:eastAsia="宋体" w:hAnsi="宋体" w:hint="eastAsia"/>
+        </w:rPr>
+      </w:pPr>
+      <w:r>
+        <w:rPr>
+          <w:rFonts w:ascii="宋体" w:eastAsia="宋体" w:hAnsi="宋体" w:hint="eastAsia"/>
         </w:rPr>
         <w:t>[12]</w:t>
       </w:r>
@@ -1148,25 +1270,39 @@
       </w:r>
       <w:r>
         <w:rPr>
-          <w:rFonts w:ascii="SimSun" w:eastAsia="SimSun" w:hAnsi="SimSun"/>
-        </w:rPr>
-        <w:t>Sverrisson, F., Feydy, J., Correia, B. E. &amp; Bronstein, M. M. Fast</w:t>
-      </w:r>
-      <w:r>
-        <w:rPr>
-          <w:rFonts w:ascii="SimSun" w:eastAsia="SimSun" w:hAnsi="SimSun" w:hint="eastAsia"/>
-        </w:rPr>
-        <w:t xml:space="preserve"> </w:t>
-      </w:r>
-      <w:r>
-        <w:rPr>
-          <w:rFonts w:ascii="SimSun" w:eastAsia="SimSun" w:hAnsi="SimSun"/>
+          <w:rFonts w:ascii="宋体" w:eastAsia="宋体" w:hAnsi="宋体"/>
+        </w:rPr>
+        <w:t xml:space="preserve">Sverrisson, F., </w:t>
+      </w:r>
+      <w:proofErr w:type="spellStart"/>
+      <w:r>
+        <w:rPr>
+          <w:rFonts w:ascii="宋体" w:eastAsia="宋体" w:hAnsi="宋体"/>
+        </w:rPr>
+        <w:t>Feydy</w:t>
+      </w:r>
+      <w:proofErr w:type="spellEnd"/>
+      <w:r>
+        <w:rPr>
+          <w:rFonts w:ascii="宋体" w:eastAsia="宋体" w:hAnsi="宋体"/>
+        </w:rPr>
+        <w:t>, J., Correia, B. E. &amp; Bronstein, M. M. Fast</w:t>
+      </w:r>
+      <w:r>
+        <w:rPr>
+          <w:rFonts w:ascii="宋体" w:eastAsia="宋体" w:hAnsi="宋体" w:hint="eastAsia"/>
+        </w:rPr>
+        <w:t xml:space="preserve"> </w:t>
+      </w:r>
+      <w:r>
+        <w:rPr>
+          <w:rFonts w:ascii="宋体" w:eastAsia="宋体" w:hAnsi="宋体"/>
         </w:rPr>
         <w:t xml:space="preserve">end-to-end learning on protein surfaces. In </w:t>
       </w:r>
       <w:r>
         <w:rPr>
-          <w:rFonts w:ascii="SimSun" w:eastAsia="SimSun" w:hAnsi="SimSun"/>
+          <w:rFonts w:ascii="宋体" w:eastAsia="宋体" w:hAnsi="宋体"/>
           <w:i/>
           <w:iCs/>
         </w:rPr>
@@ -1174,13 +1310,13 @@
       </w:r>
       <w:r>
         <w:rPr>
-          <w:rFonts w:ascii="SimSun" w:eastAsia="SimSun" w:hAnsi="SimSun" w:hint="eastAsia"/>
-        </w:rPr>
-        <w:t xml:space="preserve"> </w:t>
-      </w:r>
-      <w:r>
-        <w:rPr>
-          <w:rFonts w:ascii="SimSun" w:eastAsia="SimSun" w:hAnsi="SimSun"/>
+          <w:rFonts w:ascii="宋体" w:eastAsia="宋体" w:hAnsi="宋体" w:hint="eastAsia"/>
+        </w:rPr>
+        <w:t xml:space="preserve"> </w:t>
+      </w:r>
+      <w:r>
+        <w:rPr>
+          <w:rFonts w:ascii="宋体" w:eastAsia="宋体" w:hAnsi="宋体"/>
           <w:i/>
           <w:iCs/>
         </w:rPr>
@@ -1188,25 +1324,25 @@
       </w:r>
       <w:r>
         <w:rPr>
-          <w:rFonts w:ascii="SimSun" w:eastAsia="SimSun" w:hAnsi="SimSun" w:hint="eastAsia"/>
-        </w:rPr>
-        <w:t xml:space="preserve"> </w:t>
-      </w:r>
-      <w:r>
-        <w:rPr>
-          <w:rFonts w:ascii="SimSun" w:eastAsia="SimSun" w:hAnsi="SimSun"/>
+          <w:rFonts w:ascii="宋体" w:eastAsia="宋体" w:hAnsi="宋体" w:hint="eastAsia"/>
+        </w:rPr>
+        <w:t xml:space="preserve"> </w:t>
+      </w:r>
+      <w:r>
+        <w:rPr>
+          <w:rFonts w:ascii="宋体" w:eastAsia="宋体" w:hAnsi="宋体"/>
         </w:rPr>
         <w:t>15267</w:t>
       </w:r>
       <w:r>
         <w:rPr>
-          <w:rFonts w:ascii="SimSun" w:eastAsia="SimSun" w:hAnsi="SimSun" w:hint="eastAsia"/>
+          <w:rFonts w:ascii="宋体" w:eastAsia="宋体" w:hAnsi="宋体" w:hint="eastAsia"/>
         </w:rPr>
         <w:t>–</w:t>
       </w:r>
       <w:r>
         <w:rPr>
-          <w:rFonts w:ascii="SimSun" w:eastAsia="SimSun" w:hAnsi="SimSun"/>
+          <w:rFonts w:ascii="宋体" w:eastAsia="宋体" w:hAnsi="宋体"/>
         </w:rPr>
         <w:t>15276 (IEEE, 2021).</w:t>
       </w:r>
@@ -1217,43 +1353,51 @@
         <w:ind w:firstLineChars="200" w:firstLine="440"/>
         <w:jc w:val="both"/>
         <w:rPr>
-          <w:rFonts w:ascii="SimSun" w:eastAsia="SimSun" w:hAnsi="SimSun"/>
-        </w:rPr>
-      </w:pPr>
-      <w:r>
-        <w:rPr>
-          <w:rFonts w:ascii="SimSun" w:eastAsia="SimSun" w:hAnsi="SimSun" w:hint="eastAsia"/>
+          <w:rFonts w:ascii="宋体" w:eastAsia="宋体" w:hAnsi="宋体" w:hint="eastAsia"/>
+        </w:rPr>
+      </w:pPr>
+      <w:r>
+        <w:rPr>
+          <w:rFonts w:ascii="宋体" w:eastAsia="宋体" w:hAnsi="宋体" w:hint="eastAsia"/>
         </w:rPr>
         <w:lastRenderedPageBreak/>
         <w:t>蛋白质</w:t>
       </w:r>
       <w:r>
         <w:rPr>
-          <w:rFonts w:ascii="SimSun" w:eastAsia="SimSun" w:hAnsi="SimSun" w:hint="eastAsia"/>
-        </w:rPr>
-        <w:t>组学规模</w:t>
-      </w:r>
-      <w:r>
-        <w:rPr>
-          <w:rFonts w:ascii="SimSun" w:eastAsia="SimSun" w:hAnsi="SimSun" w:hint="eastAsia"/>
+          <w:rFonts w:ascii="宋体" w:eastAsia="宋体" w:hAnsi="宋体" w:hint="eastAsia"/>
+        </w:rPr>
+        <w:t>组</w:t>
+      </w:r>
+      <w:proofErr w:type="gramStart"/>
+      <w:r>
+        <w:rPr>
+          <w:rFonts w:ascii="宋体" w:eastAsia="宋体" w:hAnsi="宋体" w:hint="eastAsia"/>
+        </w:rPr>
+        <w:t>学规模</w:t>
+      </w:r>
+      <w:proofErr w:type="gramEnd"/>
+      <w:r>
+        <w:rPr>
+          <w:rFonts w:ascii="宋体" w:eastAsia="宋体" w:hAnsi="宋体" w:hint="eastAsia"/>
         </w:rPr>
         <w:t>的相互作用预测对于理解蛋白质功能和疾病机制至关重要。传统实验方法往往受限于规模和复杂性，这促使人们需要采用计算方法。深度学习作为一种强大的工具应运而生，能够实现高通量、准确的蛋白质相互作用预测。</w:t>
       </w:r>
       <w:r>
         <w:rPr>
-          <w:rFonts w:ascii="SimSun" w:eastAsia="SimSun" w:hAnsi="SimSun" w:hint="eastAsia"/>
+          <w:rFonts w:ascii="宋体" w:eastAsia="宋体" w:hAnsi="宋体" w:hint="eastAsia"/>
         </w:rPr>
         <w:t>[</w:t>
       </w:r>
       <w:r>
         <w:rPr>
-          <w:rFonts w:ascii="SimSun" w:eastAsia="SimSun" w:hAnsi="SimSun" w:hint="eastAsia"/>
+          <w:rFonts w:ascii="宋体" w:eastAsia="宋体" w:hAnsi="宋体" w:hint="eastAsia"/>
         </w:rPr>
         <w:t>0</w:t>
       </w:r>
       <w:r>
         <w:rPr>
-          <w:rFonts w:ascii="SimSun" w:eastAsia="SimSun" w:hAnsi="SimSun" w:hint="eastAsia"/>
+          <w:rFonts w:ascii="宋体" w:eastAsia="宋体" w:hAnsi="宋体" w:hint="eastAsia"/>
         </w:rPr>
         <w:t>]</w:t>
       </w:r>
@@ -1264,44 +1408,72 @@
         <w:ind w:firstLineChars="200" w:firstLine="440"/>
         <w:jc w:val="both"/>
         <w:rPr>
-          <w:rFonts w:ascii="SimSun" w:eastAsia="SimSun" w:hAnsi="SimSun"/>
-        </w:rPr>
-      </w:pPr>
-      <w:r>
-        <w:rPr>
-          <w:rFonts w:ascii="SimSun" w:eastAsia="SimSun" w:hAnsi="SimSun" w:hint="eastAsia"/>
-        </w:rPr>
-        <w:t>蛋白质通过复杂的相互作用网络发挥作用，这些网络几乎调控着所有的生物过程。破译这些相互作用网络对</w:t>
-      </w:r>
-      <w:r>
-        <w:rPr>
-          <w:rFonts w:ascii="SimSun" w:eastAsia="SimSun" w:hAnsi="SimSun" w:hint="eastAsia"/>
+          <w:rFonts w:ascii="宋体" w:eastAsia="宋体" w:hAnsi="宋体" w:hint="eastAsia"/>
+        </w:rPr>
+      </w:pPr>
+      <w:r>
+        <w:rPr>
+          <w:rFonts w:ascii="宋体" w:eastAsia="宋体" w:hAnsi="宋体" w:hint="eastAsia"/>
+        </w:rPr>
+        <w:t>蛋白质通过复杂的相互作用网络发挥作用，这些网络几乎</w:t>
+      </w:r>
+      <w:proofErr w:type="gramStart"/>
+      <w:r>
+        <w:rPr>
+          <w:rFonts w:ascii="宋体" w:eastAsia="宋体" w:hAnsi="宋体" w:hint="eastAsia"/>
+        </w:rPr>
+        <w:t>调控着</w:t>
+      </w:r>
+      <w:proofErr w:type="gramEnd"/>
+      <w:r>
+        <w:rPr>
+          <w:rFonts w:ascii="宋体" w:eastAsia="宋体" w:hAnsi="宋体" w:hint="eastAsia"/>
+        </w:rPr>
+        <w:t>所有的生物过程。破译这些相互作用网络对</w:t>
+      </w:r>
+      <w:r>
+        <w:rPr>
+          <w:rFonts w:ascii="宋体" w:eastAsia="宋体" w:hAnsi="宋体" w:hint="eastAsia"/>
         </w:rPr>
         <w:t>于理解疾病的分子基础、识别潜在的治疗靶点以及开发新药至关重要。然而，传统的研究蛋白质相互作用的实验方法往往费时费力且规模有限。为了解决这些局限性，基于模板的计算方法已被开发出来</w:t>
       </w:r>
       <w:r>
         <w:rPr>
-          <w:rFonts w:ascii="SimSun" w:eastAsia="SimSun" w:hAnsi="SimSun"/>
+          <w:rFonts w:ascii="宋体" w:eastAsia="宋体" w:hAnsi="宋体"/>
         </w:rPr>
         <w:t>[1,2]</w:t>
       </w:r>
       <w:r>
         <w:rPr>
-          <w:rFonts w:ascii="SimSun" w:eastAsia="SimSun" w:hAnsi="SimSun" w:hint="eastAsia"/>
+          <w:rFonts w:ascii="宋体" w:eastAsia="宋体" w:hAnsi="宋体" w:hint="eastAsia"/>
         </w:rPr>
         <w:t>。然而，这些方法的准确性往往受到限制，并且依赖于已知相互作用的扩展，这限制了它们在没有实验先例的相互作用研究中的应用。因此，迫切需要高通量、</w:t>
       </w:r>
       <w:r>
         <w:rPr>
-          <w:rFonts w:ascii="SimSun" w:eastAsia="SimSun" w:hAnsi="SimSun" w:hint="eastAsia"/>
-        </w:rPr>
-        <w:t>蛋白质组学</w:t>
-      </w:r>
-      <w:r>
-        <w:rPr>
-          <w:rFonts w:ascii="SimSun" w:eastAsia="SimSun" w:hAnsi="SimSun" w:hint="eastAsia"/>
-        </w:rPr>
-        <w:t>规模的相互作用筛选方法，以便高效地绘制细胞内蛋白质相互作用的广阔图谱。</w:t>
+          <w:rFonts w:ascii="宋体" w:eastAsia="宋体" w:hAnsi="宋体" w:hint="eastAsia"/>
+        </w:rPr>
+        <w:t>蛋白质组</w:t>
+      </w:r>
+      <w:proofErr w:type="gramStart"/>
+      <w:r>
+        <w:rPr>
+          <w:rFonts w:ascii="宋体" w:eastAsia="宋体" w:hAnsi="宋体" w:hint="eastAsia"/>
+        </w:rPr>
+        <w:t>学</w:t>
+      </w:r>
+      <w:r>
+        <w:rPr>
+          <w:rFonts w:ascii="宋体" w:eastAsia="宋体" w:hAnsi="宋体" w:hint="eastAsia"/>
+        </w:rPr>
+        <w:t>规模</w:t>
+      </w:r>
+      <w:proofErr w:type="gramEnd"/>
+      <w:r>
+        <w:rPr>
+          <w:rFonts w:ascii="宋体" w:eastAsia="宋体" w:hAnsi="宋体" w:hint="eastAsia"/>
+        </w:rPr>
+        <w:t>的相互作用筛选方法，以便高效地绘制细胞内蛋白质相互作用的广阔图谱。</w:t>
       </w:r>
     </w:p>
     <w:p>
@@ -1310,48 +1482,48 @@
         <w:ind w:firstLineChars="200" w:firstLine="440"/>
         <w:jc w:val="both"/>
         <w:rPr>
-          <w:rFonts w:ascii="SimSun" w:eastAsia="SimSun" w:hAnsi="SimSun"/>
-        </w:rPr>
-      </w:pPr>
-      <w:r>
-        <w:rPr>
-          <w:rFonts w:ascii="SimSun" w:eastAsia="SimSun" w:hAnsi="SimSun" w:hint="eastAsia"/>
+          <w:rFonts w:ascii="宋体" w:eastAsia="宋体" w:hAnsi="宋体" w:hint="eastAsia"/>
+        </w:rPr>
+      </w:pPr>
+      <w:r>
+        <w:rPr>
+          <w:rFonts w:ascii="宋体" w:eastAsia="宋体" w:hAnsi="宋体" w:hint="eastAsia"/>
         </w:rPr>
         <w:t>在这一背景下，深度学习已崭露头角，成为一种变革性的工具，有望克服传统实验筛选方法的诸多局限性。深度学习驱动的方法能够以前所未有的速度和精度分析大规模数据集</w:t>
       </w:r>
       <w:r>
         <w:rPr>
-          <w:rFonts w:ascii="SimSun" w:eastAsia="SimSun" w:hAnsi="SimSun"/>
+          <w:rFonts w:ascii="宋体" w:eastAsia="宋体" w:hAnsi="宋体"/>
         </w:rPr>
         <w:t>[3,4]</w:t>
       </w:r>
       <w:r>
         <w:rPr>
-          <w:rFonts w:ascii="SimSun" w:eastAsia="SimSun" w:hAnsi="SimSun" w:hint="eastAsia"/>
+          <w:rFonts w:ascii="宋体" w:eastAsia="宋体" w:hAnsi="宋体" w:hint="eastAsia"/>
         </w:rPr>
         <w:t>，识别新的相互作用模式，并预测仅通过实验技术难以检测到的相互作用</w:t>
       </w:r>
       <w:r>
         <w:rPr>
-          <w:rFonts w:ascii="SimSun" w:eastAsia="SimSun" w:hAnsi="SimSun"/>
+          <w:rFonts w:ascii="宋体" w:eastAsia="宋体" w:hAnsi="宋体"/>
         </w:rPr>
         <w:t>[5</w:t>
       </w:r>
       <w:r>
         <w:rPr>
-          <w:rFonts w:ascii="SimSun" w:eastAsia="SimSun" w:hAnsi="SimSun" w:hint="eastAsia"/>
+          <w:rFonts w:ascii="宋体" w:eastAsia="宋体" w:hAnsi="宋体" w:hint="eastAsia"/>
         </w:rPr>
         <w:t>-</w:t>
       </w:r>
       <w:r>
         <w:rPr>
-          <w:rFonts w:ascii="SimSun" w:eastAsia="SimSun" w:hAnsi="SimSun"/>
+          <w:rFonts w:ascii="宋体" w:eastAsia="宋体" w:hAnsi="宋体"/>
         </w:rPr>
         <w:t>7]</w:t>
       </w:r>
       <w:r>
         <w:rPr>
-          <w:rFonts w:ascii="SimSun" w:eastAsia="SimSun" w:hAnsi="SimSun" w:hint="eastAsia"/>
+          <w:rFonts w:ascii="宋体" w:eastAsia="宋体" w:hAnsi="宋体" w:hint="eastAsia"/>
         </w:rPr>
         <w:t>。通过将深度学习融入蛋白质组规模的筛选，研究人员能够加快新蛋白质功能的发现，更深入地了解疾病的分子基础，并简化药物开发流程。</w:t>
       </w:r>
@@ -1362,30 +1534,44 @@
         <w:ind w:firstLineChars="200" w:firstLine="440"/>
         <w:jc w:val="both"/>
         <w:rPr>
-          <w:rFonts w:ascii="SimSun" w:eastAsia="SimSun" w:hAnsi="SimSun"/>
-        </w:rPr>
-      </w:pPr>
-      <w:r>
-        <w:rPr>
-          <w:rFonts w:ascii="SimSun" w:eastAsia="SimSun" w:hAnsi="SimSun"/>
+          <w:rFonts w:ascii="宋体" w:eastAsia="宋体" w:hAnsi="宋体" w:hint="eastAsia"/>
+        </w:rPr>
+      </w:pPr>
+      <w:r>
+        <w:rPr>
+          <w:rFonts w:ascii="宋体" w:eastAsia="宋体" w:hAnsi="宋体"/>
         </w:rPr>
         <w:t>在蛋白质组水平的筛选中，</w:t>
       </w:r>
       <w:r>
         <w:rPr>
-          <w:rFonts w:ascii="SimSun" w:eastAsia="SimSun" w:hAnsi="SimSun" w:hint="eastAsia"/>
+          <w:rFonts w:ascii="宋体" w:eastAsia="宋体" w:hAnsi="宋体" w:hint="eastAsia"/>
         </w:rPr>
         <w:t>蛋白质-配体</w:t>
       </w:r>
       <w:r>
         <w:rPr>
-          <w:rFonts w:ascii="SimSun" w:eastAsia="SimSun" w:hAnsi="SimSun"/>
-        </w:rPr>
-        <w:t>相互作用（Protein-Ligand Interaction, PLI）是一个重要的研究方向。PLI 的主要目标是识别与特定小分子配体相互作用的受体。</w:t>
-      </w:r>
-      <w:r>
-        <w:rPr>
-          <w:rFonts w:ascii="SimSun" w:eastAsia="SimSun" w:hAnsi="SimSun"/>
+          <w:rFonts w:ascii="宋体" w:eastAsia="宋体" w:hAnsi="宋体"/>
+        </w:rPr>
+        <w:t>相互作用（Protein-Ligand Interaction, PLI）是一个重要的研究方向。PLI 的主要目标是识别与</w:t>
+      </w:r>
+      <w:proofErr w:type="gramStart"/>
+      <w:r>
+        <w:rPr>
+          <w:rFonts w:ascii="宋体" w:eastAsia="宋体" w:hAnsi="宋体"/>
+        </w:rPr>
+        <w:t>特定小</w:t>
+      </w:r>
+      <w:proofErr w:type="gramEnd"/>
+      <w:r>
+        <w:rPr>
+          <w:rFonts w:ascii="宋体" w:eastAsia="宋体" w:hAnsi="宋体"/>
+        </w:rPr>
+        <w:t>分子配体相互作用的受体。</w:t>
+      </w:r>
+      <w:r>
+        <w:rPr>
+          <w:rFonts w:ascii="宋体" w:eastAsia="宋体" w:hAnsi="宋体"/>
         </w:rPr>
         <w:t>受体筛选（Receptor Screening）在药物重定位（Drug Repurposing）中具有重要价值，它可以帮助研究人员利用已被实验验证的 ADME（吸收、分布、代谢和排泄）特性，从而加速已有药物在新适应症中的开发。</w:t>
       </w:r>
@@ -1396,7 +1582,7 @@
         <w:ind w:firstLineChars="200" w:firstLine="440"/>
         <w:jc w:val="both"/>
         <w:rPr>
-          <w:rFonts w:ascii="SimSun" w:eastAsia="SimSun" w:hAnsi="SimSun"/>
+          <w:rFonts w:ascii="宋体" w:eastAsia="宋体" w:hAnsi="宋体" w:hint="eastAsia"/>
         </w:rPr>
       </w:pPr>
     </w:p>
@@ -1406,7 +1592,7 @@
         <w:ind w:firstLineChars="200" w:firstLine="440"/>
         <w:jc w:val="both"/>
         <w:rPr>
-          <w:rFonts w:ascii="SimSun" w:eastAsia="SimSun" w:hAnsi="SimSun"/>
+          <w:rFonts w:ascii="宋体" w:eastAsia="宋体" w:hAnsi="宋体" w:hint="eastAsia"/>
         </w:rPr>
       </w:pPr>
     </w:p>
@@ -1416,7 +1602,7 @@
         <w:ind w:firstLineChars="200" w:firstLine="440"/>
         <w:jc w:val="both"/>
         <w:rPr>
-          <w:rFonts w:ascii="SimSun" w:eastAsia="SimSun" w:hAnsi="SimSun" w:hint="eastAsia"/>
+          <w:rFonts w:ascii="宋体" w:eastAsia="宋体" w:hAnsi="宋体" w:hint="eastAsia"/>
         </w:rPr>
       </w:pPr>
     </w:p>
@@ -1426,21 +1612,21 @@
         <w:ind w:firstLineChars="200" w:firstLine="440"/>
         <w:jc w:val="both"/>
         <w:rPr>
-          <w:rFonts w:ascii="SimSun" w:eastAsia="SimSun" w:hAnsi="SimSun"/>
-        </w:rPr>
-      </w:pPr>
-    </w:p>
-    <w:p>
-      <w:pPr>
-        <w:spacing w:after="0" w:line="240" w:lineRule="auto"/>
-        <w:jc w:val="both"/>
-        <w:rPr>
-          <w:rFonts w:ascii="SimSun" w:eastAsia="SimSun" w:hAnsi="SimSun"/>
-        </w:rPr>
-      </w:pPr>
-      <w:r>
-        <w:rPr>
-          <w:rFonts w:ascii="SimSun" w:eastAsia="SimSun" w:hAnsi="SimSun" w:hint="eastAsia"/>
+          <w:rFonts w:ascii="宋体" w:eastAsia="宋体" w:hAnsi="宋体" w:hint="eastAsia"/>
+        </w:rPr>
+      </w:pPr>
+    </w:p>
+    <w:p>
+      <w:pPr>
+        <w:spacing w:after="0" w:line="240" w:lineRule="auto"/>
+        <w:jc w:val="both"/>
+        <w:rPr>
+          <w:rFonts w:ascii="宋体" w:eastAsia="宋体" w:hAnsi="宋体" w:hint="eastAsia"/>
+        </w:rPr>
+      </w:pPr>
+      <w:r>
+        <w:rPr>
+          <w:rFonts w:ascii="宋体" w:eastAsia="宋体" w:hAnsi="宋体" w:hint="eastAsia"/>
         </w:rPr>
         <w:t>[0]</w:t>
       </w:r>
@@ -1449,85 +1635,141 @@
       </w:r>
       <w:r>
         <w:rPr>
-          <w:rFonts w:ascii="SimSun" w:eastAsia="SimSun" w:hAnsi="SimSun"/>
-        </w:rPr>
-        <w:t>Min Su Yoon, Byunghyun Bae, Kunhee Kim, Hahnbeom Park, Minkyung Baek,</w:t>
-      </w:r>
-      <w:r>
-        <w:rPr>
-          <w:rFonts w:ascii="SimSun" w:eastAsia="SimSun" w:hAnsi="SimSun" w:hint="eastAsia"/>
-        </w:rPr>
-        <w:t xml:space="preserve"> </w:t>
-      </w:r>
-      <w:r>
-        <w:rPr>
-          <w:rFonts w:ascii="SimSun" w:eastAsia="SimSun" w:hAnsi="SimSun"/>
+          <w:rFonts w:ascii="宋体" w:eastAsia="宋体" w:hAnsi="宋体"/>
+        </w:rPr>
+        <w:t xml:space="preserve">Min Su Yoon, </w:t>
+      </w:r>
+      <w:proofErr w:type="spellStart"/>
+      <w:r>
+        <w:rPr>
+          <w:rFonts w:ascii="宋体" w:eastAsia="宋体" w:hAnsi="宋体"/>
+        </w:rPr>
+        <w:t>Byunghyun</w:t>
+      </w:r>
+      <w:proofErr w:type="spellEnd"/>
+      <w:r>
+        <w:rPr>
+          <w:rFonts w:ascii="宋体" w:eastAsia="宋体" w:hAnsi="宋体"/>
+        </w:rPr>
+        <w:t xml:space="preserve"> Bae, </w:t>
+      </w:r>
+      <w:proofErr w:type="spellStart"/>
+      <w:r>
+        <w:rPr>
+          <w:rFonts w:ascii="宋体" w:eastAsia="宋体" w:hAnsi="宋体"/>
+        </w:rPr>
+        <w:t>Kunhee</w:t>
+      </w:r>
+      <w:proofErr w:type="spellEnd"/>
+      <w:r>
+        <w:rPr>
+          <w:rFonts w:ascii="宋体" w:eastAsia="宋体" w:hAnsi="宋体"/>
+        </w:rPr>
+        <w:t xml:space="preserve"> Kim, </w:t>
+      </w:r>
+      <w:proofErr w:type="spellStart"/>
+      <w:r>
+        <w:rPr>
+          <w:rFonts w:ascii="宋体" w:eastAsia="宋体" w:hAnsi="宋体"/>
+        </w:rPr>
+        <w:t>Hahnbeom</w:t>
+      </w:r>
+      <w:proofErr w:type="spellEnd"/>
+      <w:r>
+        <w:rPr>
+          <w:rFonts w:ascii="宋体" w:eastAsia="宋体" w:hAnsi="宋体"/>
+        </w:rPr>
+        <w:t xml:space="preserve"> Park, </w:t>
+      </w:r>
+      <w:proofErr w:type="spellStart"/>
+      <w:r>
+        <w:rPr>
+          <w:rFonts w:ascii="宋体" w:eastAsia="宋体" w:hAnsi="宋体"/>
+        </w:rPr>
+        <w:t>Minkyung</w:t>
+      </w:r>
+      <w:proofErr w:type="spellEnd"/>
+      <w:r>
+        <w:rPr>
+          <w:rFonts w:ascii="宋体" w:eastAsia="宋体" w:hAnsi="宋体"/>
+        </w:rPr>
+        <w:t xml:space="preserve"> Baek,</w:t>
+      </w:r>
+      <w:r>
+        <w:rPr>
+          <w:rFonts w:ascii="宋体" w:eastAsia="宋体" w:hAnsi="宋体" w:hint="eastAsia"/>
+        </w:rPr>
+        <w:t xml:space="preserve"> </w:t>
+      </w:r>
+      <w:r>
+        <w:rPr>
+          <w:rFonts w:ascii="宋体" w:eastAsia="宋体" w:hAnsi="宋体"/>
         </w:rPr>
         <w:t>Deep learning methods for proteome-scale interaction prediction,</w:t>
       </w:r>
       <w:r>
         <w:rPr>
-          <w:rFonts w:ascii="SimSun" w:eastAsia="SimSun" w:hAnsi="SimSun" w:hint="eastAsia"/>
-        </w:rPr>
-        <w:t xml:space="preserve"> </w:t>
-      </w:r>
-      <w:r>
-        <w:rPr>
-          <w:rFonts w:ascii="SimSun" w:eastAsia="SimSun" w:hAnsi="SimSun"/>
+          <w:rFonts w:ascii="宋体" w:eastAsia="宋体" w:hAnsi="宋体" w:hint="eastAsia"/>
+        </w:rPr>
+        <w:t xml:space="preserve"> </w:t>
+      </w:r>
+      <w:r>
+        <w:rPr>
+          <w:rFonts w:ascii="宋体" w:eastAsia="宋体" w:hAnsi="宋体"/>
         </w:rPr>
         <w:t>Current Opinion in Structural Biology,</w:t>
       </w:r>
       <w:r>
         <w:rPr>
-          <w:rFonts w:ascii="SimSun" w:eastAsia="SimSun" w:hAnsi="SimSun" w:hint="eastAsia"/>
-        </w:rPr>
-        <w:t xml:space="preserve"> </w:t>
-      </w:r>
-      <w:r>
-        <w:rPr>
-          <w:rFonts w:ascii="SimSun" w:eastAsia="SimSun" w:hAnsi="SimSun"/>
+          <w:rFonts w:ascii="宋体" w:eastAsia="宋体" w:hAnsi="宋体" w:hint="eastAsia"/>
+        </w:rPr>
+        <w:t xml:space="preserve"> </w:t>
+      </w:r>
+      <w:r>
+        <w:rPr>
+          <w:rFonts w:ascii="宋体" w:eastAsia="宋体" w:hAnsi="宋体"/>
         </w:rPr>
         <w:t>Volume 90,</w:t>
       </w:r>
       <w:r>
         <w:rPr>
-          <w:rFonts w:ascii="SimSun" w:eastAsia="SimSun" w:hAnsi="SimSun" w:hint="eastAsia"/>
-        </w:rPr>
-        <w:t xml:space="preserve"> </w:t>
-      </w:r>
-      <w:r>
-        <w:rPr>
-          <w:rFonts w:ascii="SimSun" w:eastAsia="SimSun" w:hAnsi="SimSun"/>
+          <w:rFonts w:ascii="宋体" w:eastAsia="宋体" w:hAnsi="宋体" w:hint="eastAsia"/>
+        </w:rPr>
+        <w:t xml:space="preserve"> </w:t>
+      </w:r>
+      <w:r>
+        <w:rPr>
+          <w:rFonts w:ascii="宋体" w:eastAsia="宋体" w:hAnsi="宋体"/>
         </w:rPr>
         <w:t>2025,</w:t>
       </w:r>
       <w:r>
         <w:rPr>
-          <w:rFonts w:ascii="SimSun" w:eastAsia="SimSun" w:hAnsi="SimSun" w:hint="eastAsia"/>
-        </w:rPr>
-        <w:t xml:space="preserve"> </w:t>
-      </w:r>
-      <w:r>
-        <w:rPr>
-          <w:rFonts w:ascii="SimSun" w:eastAsia="SimSun" w:hAnsi="SimSun"/>
+          <w:rFonts w:ascii="宋体" w:eastAsia="宋体" w:hAnsi="宋体" w:hint="eastAsia"/>
+        </w:rPr>
+        <w:t xml:space="preserve"> </w:t>
+      </w:r>
+      <w:r>
+        <w:rPr>
+          <w:rFonts w:ascii="宋体" w:eastAsia="宋体" w:hAnsi="宋体"/>
         </w:rPr>
         <w:t>102981,</w:t>
       </w:r>
       <w:r>
         <w:rPr>
-          <w:rFonts w:ascii="SimSun" w:eastAsia="SimSun" w:hAnsi="SimSun" w:hint="eastAsia"/>
-        </w:rPr>
-        <w:t xml:space="preserve"> </w:t>
-      </w:r>
-      <w:r>
-        <w:rPr>
-          <w:rFonts w:ascii="SimSun" w:eastAsia="SimSun" w:hAnsi="SimSun"/>
+          <w:rFonts w:ascii="宋体" w:eastAsia="宋体" w:hAnsi="宋体" w:hint="eastAsia"/>
+        </w:rPr>
+        <w:t xml:space="preserve"> </w:t>
+      </w:r>
+      <w:r>
+        <w:rPr>
+          <w:rFonts w:ascii="宋体" w:eastAsia="宋体" w:hAnsi="宋体"/>
         </w:rPr>
         <w:t>ISSN 0959-440X,</w:t>
       </w:r>
       <w:r>
         <w:rPr>
-          <w:rFonts w:ascii="SimSun" w:eastAsia="SimSun" w:hAnsi="SimSun" w:hint="eastAsia"/>
+          <w:rFonts w:ascii="宋体" w:eastAsia="宋体" w:hAnsi="宋体" w:hint="eastAsia"/>
         </w:rPr>
         <w:t xml:space="preserve"> </w:t>
       </w:r>
@@ -1535,14 +1777,14 @@
         <w:r>
           <w:rPr>
             <w:rStyle w:val="af2"/>
-            <w:rFonts w:ascii="SimSun" w:eastAsia="SimSun" w:hAnsi="SimSun"/>
+            <w:rFonts w:ascii="宋体" w:eastAsia="宋体" w:hAnsi="宋体"/>
           </w:rPr>
           <w:t>https://doi.org/10.1016/j.sbi.2024.102981</w:t>
         </w:r>
       </w:hyperlink>
       <w:r>
         <w:rPr>
-          <w:rFonts w:ascii="SimSun" w:eastAsia="SimSun" w:hAnsi="SimSun"/>
+          <w:rFonts w:ascii="宋体" w:eastAsia="宋体" w:hAnsi="宋体"/>
         </w:rPr>
         <w:t>.</w:t>
       </w:r>
@@ -1552,12 +1794,12 @@
         <w:spacing w:after="0" w:line="240" w:lineRule="auto"/>
         <w:jc w:val="both"/>
         <w:rPr>
-          <w:rFonts w:ascii="SimSun" w:eastAsia="SimSun" w:hAnsi="SimSun"/>
-        </w:rPr>
-      </w:pPr>
-      <w:r>
-        <w:rPr>
-          <w:rFonts w:ascii="SimSun" w:eastAsia="SimSun" w:hAnsi="SimSun" w:hint="eastAsia"/>
+          <w:rFonts w:ascii="宋体" w:eastAsia="宋体" w:hAnsi="宋体" w:hint="eastAsia"/>
+        </w:rPr>
+      </w:pPr>
+      <w:r>
+        <w:rPr>
+          <w:rFonts w:ascii="宋体" w:eastAsia="宋体" w:hAnsi="宋体" w:hint="eastAsia"/>
         </w:rPr>
         <w:t>[1]</w:t>
       </w:r>
@@ -1573,55 +1815,55 @@
       </w:r>
       <w:r>
         <w:rPr>
-          <w:rFonts w:ascii="SimSun" w:eastAsia="SimSun" w:hAnsi="SimSun"/>
+          <w:rFonts w:ascii="宋体" w:eastAsia="宋体" w:hAnsi="宋体"/>
         </w:rPr>
         <w:t>Singh R, Park D, Xu J, Hosur R, Berger B: Struct2Net: a web</w:t>
       </w:r>
       <w:r>
         <w:rPr>
-          <w:rFonts w:ascii="SimSun" w:eastAsia="SimSun" w:hAnsi="SimSun" w:hint="eastAsia"/>
-        </w:rPr>
-        <w:t xml:space="preserve"> </w:t>
-      </w:r>
-      <w:r>
-        <w:rPr>
-          <w:rFonts w:ascii="SimSun" w:eastAsia="SimSun" w:hAnsi="SimSun"/>
+          <w:rFonts w:ascii="宋体" w:eastAsia="宋体" w:hAnsi="宋体" w:hint="eastAsia"/>
+        </w:rPr>
+        <w:t xml:space="preserve"> </w:t>
+      </w:r>
+      <w:r>
+        <w:rPr>
+          <w:rFonts w:ascii="宋体" w:eastAsia="宋体" w:hAnsi="宋体"/>
         </w:rPr>
         <w:t>service to predict protein-protein interactions using a</w:t>
       </w:r>
       <w:r>
         <w:rPr>
-          <w:rFonts w:ascii="SimSun" w:eastAsia="SimSun" w:hAnsi="SimSun" w:hint="eastAsia"/>
-        </w:rPr>
-        <w:t xml:space="preserve"> </w:t>
-      </w:r>
-      <w:r>
-        <w:rPr>
-          <w:rFonts w:ascii="SimSun" w:eastAsia="SimSun" w:hAnsi="SimSun"/>
+          <w:rFonts w:ascii="宋体" w:eastAsia="宋体" w:hAnsi="宋体" w:hint="eastAsia"/>
+        </w:rPr>
+        <w:t xml:space="preserve"> </w:t>
+      </w:r>
+      <w:r>
+        <w:rPr>
+          <w:rFonts w:ascii="宋体" w:eastAsia="宋体" w:hAnsi="宋体"/>
         </w:rPr>
         <w:t>structure-based approach. Nucleic</w:t>
       </w:r>
       <w:r>
         <w:rPr>
-          <w:rFonts w:ascii="SimSun" w:eastAsia="SimSun" w:hAnsi="SimSun" w:hint="eastAsia"/>
-        </w:rPr>
-        <w:t xml:space="preserve"> </w:t>
-      </w:r>
-      <w:r>
-        <w:rPr>
-          <w:rFonts w:ascii="SimSun" w:eastAsia="SimSun" w:hAnsi="SimSun"/>
+          <w:rFonts w:ascii="宋体" w:eastAsia="宋体" w:hAnsi="宋体" w:hint="eastAsia"/>
+        </w:rPr>
+        <w:t xml:space="preserve"> </w:t>
+      </w:r>
+      <w:r>
+        <w:rPr>
+          <w:rFonts w:ascii="宋体" w:eastAsia="宋体" w:hAnsi="宋体"/>
         </w:rPr>
         <w:t>Acids Res 2010, 38:</w:t>
       </w:r>
       <w:r>
         <w:rPr>
-          <w:rFonts w:ascii="SimSun" w:eastAsia="SimSun" w:hAnsi="SimSun" w:hint="eastAsia"/>
-        </w:rPr>
-        <w:t xml:space="preserve"> </w:t>
-      </w:r>
-      <w:r>
-        <w:rPr>
-          <w:rFonts w:ascii="SimSun" w:eastAsia="SimSun" w:hAnsi="SimSun"/>
+          <w:rFonts w:ascii="宋体" w:eastAsia="宋体" w:hAnsi="宋体" w:hint="eastAsia"/>
+        </w:rPr>
+        <w:t xml:space="preserve"> </w:t>
+      </w:r>
+      <w:r>
+        <w:rPr>
+          <w:rFonts w:ascii="宋体" w:eastAsia="宋体" w:hAnsi="宋体"/>
         </w:rPr>
         <w:t>W508–W515.</w:t>
       </w:r>
@@ -1631,12 +1873,12 @@
         <w:spacing w:after="0" w:line="240" w:lineRule="auto"/>
         <w:jc w:val="both"/>
         <w:rPr>
-          <w:rFonts w:ascii="SimSun" w:eastAsia="SimSun" w:hAnsi="SimSun"/>
-        </w:rPr>
-      </w:pPr>
-      <w:r>
-        <w:rPr>
-          <w:rFonts w:ascii="SimSun" w:eastAsia="SimSun" w:hAnsi="SimSun" w:hint="eastAsia"/>
+          <w:rFonts w:ascii="宋体" w:eastAsia="宋体" w:hAnsi="宋体" w:hint="eastAsia"/>
+        </w:rPr>
+      </w:pPr>
+      <w:r>
+        <w:rPr>
+          <w:rFonts w:ascii="宋体" w:eastAsia="宋体" w:hAnsi="宋体" w:hint="eastAsia"/>
         </w:rPr>
         <w:t>[2]</w:t>
       </w:r>
@@ -1652,43 +1894,51 @@
       </w:r>
       <w:r>
         <w:rPr>
-          <w:rFonts w:ascii="SimSun" w:eastAsia="SimSun" w:hAnsi="SimSun"/>
+          <w:rFonts w:ascii="宋体" w:eastAsia="宋体" w:hAnsi="宋体"/>
         </w:rPr>
         <w:t>Yang J, Kwon S, Bae S-H, Park KM, Yoon C, Lee J-H, Seok C:</w:t>
       </w:r>
       <w:r>
         <w:rPr>
-          <w:rFonts w:ascii="SimSun" w:eastAsia="SimSun" w:hAnsi="SimSun" w:hint="eastAsia"/>
-        </w:rPr>
-        <w:t xml:space="preserve"> </w:t>
-      </w:r>
-      <w:r>
-        <w:rPr>
-          <w:rFonts w:ascii="SimSun" w:eastAsia="SimSun" w:hAnsi="SimSun"/>
-        </w:rPr>
-        <w:t>GalaxySagittarius: structure- and similarity-based prediction</w:t>
-      </w:r>
-      <w:r>
-        <w:rPr>
-          <w:rFonts w:ascii="SimSun" w:eastAsia="SimSun" w:hAnsi="SimSun" w:hint="eastAsia"/>
-        </w:rPr>
-        <w:t xml:space="preserve"> </w:t>
-      </w:r>
-      <w:r>
-        <w:rPr>
-          <w:rFonts w:ascii="SimSun" w:eastAsia="SimSun" w:hAnsi="SimSun"/>
+          <w:rFonts w:ascii="宋体" w:eastAsia="宋体" w:hAnsi="宋体" w:hint="eastAsia"/>
+        </w:rPr>
+        <w:t xml:space="preserve"> </w:t>
+      </w:r>
+      <w:proofErr w:type="spellStart"/>
+      <w:r>
+        <w:rPr>
+          <w:rFonts w:ascii="宋体" w:eastAsia="宋体" w:hAnsi="宋体"/>
+        </w:rPr>
+        <w:t>GalaxySagittarius</w:t>
+      </w:r>
+      <w:proofErr w:type="spellEnd"/>
+      <w:r>
+        <w:rPr>
+          <w:rFonts w:ascii="宋体" w:eastAsia="宋体" w:hAnsi="宋体"/>
+        </w:rPr>
+        <w:t>: structure- and similarity-based prediction</w:t>
+      </w:r>
+      <w:r>
+        <w:rPr>
+          <w:rFonts w:ascii="宋体" w:eastAsia="宋体" w:hAnsi="宋体" w:hint="eastAsia"/>
+        </w:rPr>
+        <w:t xml:space="preserve"> </w:t>
+      </w:r>
+      <w:r>
+        <w:rPr>
+          <w:rFonts w:ascii="宋体" w:eastAsia="宋体" w:hAnsi="宋体"/>
         </w:rPr>
         <w:t>of protein targets for druglike compounds. J Chem Inf Model</w:t>
       </w:r>
       <w:r>
         <w:rPr>
-          <w:rFonts w:ascii="SimSun" w:eastAsia="SimSun" w:hAnsi="SimSun" w:hint="eastAsia"/>
-        </w:rPr>
-        <w:t xml:space="preserve"> </w:t>
-      </w:r>
-      <w:r>
-        <w:rPr>
-          <w:rFonts w:ascii="SimSun" w:eastAsia="SimSun" w:hAnsi="SimSun"/>
+          <w:rFonts w:ascii="宋体" w:eastAsia="宋体" w:hAnsi="宋体" w:hint="eastAsia"/>
+        </w:rPr>
+        <w:t xml:space="preserve"> </w:t>
+      </w:r>
+      <w:r>
+        <w:rPr>
+          <w:rFonts w:ascii="宋体" w:eastAsia="宋体" w:hAnsi="宋体"/>
         </w:rPr>
         <w:t>2020, 60:3246–3254.</w:t>
       </w:r>
@@ -1698,12 +1948,12 @@
         <w:spacing w:after="0" w:line="240" w:lineRule="auto"/>
         <w:jc w:val="both"/>
         <w:rPr>
-          <w:rFonts w:ascii="SimSun" w:eastAsia="SimSun" w:hAnsi="SimSun"/>
-        </w:rPr>
-      </w:pPr>
-      <w:r>
-        <w:rPr>
-          <w:rFonts w:ascii="SimSun" w:eastAsia="SimSun" w:hAnsi="SimSun" w:hint="eastAsia"/>
+          <w:rFonts w:ascii="宋体" w:eastAsia="宋体" w:hAnsi="宋体" w:hint="eastAsia"/>
+        </w:rPr>
+      </w:pPr>
+      <w:r>
+        <w:rPr>
+          <w:rFonts w:ascii="宋体" w:eastAsia="宋体" w:hAnsi="宋体" w:hint="eastAsia"/>
         </w:rPr>
         <w:t>[3]</w:t>
       </w:r>
@@ -1719,43 +1969,93 @@
       </w:r>
       <w:r>
         <w:rPr>
-          <w:rFonts w:ascii="SimSun" w:eastAsia="SimSun" w:hAnsi="SimSun"/>
-        </w:rPr>
-        <w:t>Jumper J, Evans R, Pritzel A, Green T, Figurnov M,</w:t>
-      </w:r>
-      <w:r>
-        <w:rPr>
-          <w:rFonts w:ascii="SimSun" w:eastAsia="SimSun" w:hAnsi="SimSun" w:hint="eastAsia"/>
-        </w:rPr>
-        <w:t xml:space="preserve"> </w:t>
-      </w:r>
-      <w:r>
-        <w:rPr>
-          <w:rFonts w:ascii="SimSun" w:eastAsia="SimSun" w:hAnsi="SimSun"/>
-        </w:rPr>
-        <w:t>Ronneberger O, Tunyasuvunakool K, Bates R, _Zídek A,</w:t>
-      </w:r>
-      <w:r>
-        <w:rPr>
-          <w:rFonts w:ascii="SimSun" w:eastAsia="SimSun" w:hAnsi="SimSun" w:hint="eastAsia"/>
-        </w:rPr>
-        <w:t xml:space="preserve"> </w:t>
-      </w:r>
-      <w:r>
-        <w:rPr>
-          <w:rFonts w:ascii="SimSun" w:eastAsia="SimSun" w:hAnsi="SimSun"/>
+          <w:rFonts w:ascii="宋体" w:eastAsia="宋体" w:hAnsi="宋体"/>
+        </w:rPr>
+        <w:t xml:space="preserve">Jumper J, Evans R, Pritzel A, Green T, </w:t>
+      </w:r>
+      <w:proofErr w:type="spellStart"/>
+      <w:r>
+        <w:rPr>
+          <w:rFonts w:ascii="宋体" w:eastAsia="宋体" w:hAnsi="宋体"/>
+        </w:rPr>
+        <w:t>Figurnov</w:t>
+      </w:r>
+      <w:proofErr w:type="spellEnd"/>
+      <w:r>
+        <w:rPr>
+          <w:rFonts w:ascii="宋体" w:eastAsia="宋体" w:hAnsi="宋体"/>
+        </w:rPr>
+        <w:t xml:space="preserve"> M,</w:t>
+      </w:r>
+      <w:r>
+        <w:rPr>
+          <w:rFonts w:ascii="宋体" w:eastAsia="宋体" w:hAnsi="宋体" w:hint="eastAsia"/>
+        </w:rPr>
+        <w:t xml:space="preserve"> </w:t>
+      </w:r>
+      <w:proofErr w:type="spellStart"/>
+      <w:r>
+        <w:rPr>
+          <w:rFonts w:ascii="宋体" w:eastAsia="宋体" w:hAnsi="宋体"/>
+        </w:rPr>
+        <w:t>Ronneberger</w:t>
+      </w:r>
+      <w:proofErr w:type="spellEnd"/>
+      <w:r>
+        <w:rPr>
+          <w:rFonts w:ascii="宋体" w:eastAsia="宋体" w:hAnsi="宋体"/>
+        </w:rPr>
+        <w:t xml:space="preserve"> O, </w:t>
+      </w:r>
+      <w:proofErr w:type="spellStart"/>
+      <w:r>
+        <w:rPr>
+          <w:rFonts w:ascii="宋体" w:eastAsia="宋体" w:hAnsi="宋体"/>
+        </w:rPr>
+        <w:t>Tunyasuvunakool</w:t>
+      </w:r>
+      <w:proofErr w:type="spellEnd"/>
+      <w:r>
+        <w:rPr>
+          <w:rFonts w:ascii="宋体" w:eastAsia="宋体" w:hAnsi="宋体"/>
+        </w:rPr>
+        <w:t xml:space="preserve"> K, Bates R, _</w:t>
+      </w:r>
+      <w:proofErr w:type="spellStart"/>
+      <w:r>
+        <w:rPr>
+          <w:rFonts w:ascii="宋体" w:eastAsia="宋体" w:hAnsi="宋体"/>
+        </w:rPr>
+        <w:t>Zídek</w:t>
+      </w:r>
+      <w:proofErr w:type="spellEnd"/>
+      <w:r>
+        <w:rPr>
+          <w:rFonts w:ascii="宋体" w:eastAsia="宋体" w:hAnsi="宋体"/>
+        </w:rPr>
+        <w:t xml:space="preserve"> A,</w:t>
+      </w:r>
+      <w:r>
+        <w:rPr>
+          <w:rFonts w:ascii="宋体" w:eastAsia="宋体" w:hAnsi="宋体" w:hint="eastAsia"/>
+        </w:rPr>
+        <w:t xml:space="preserve"> </w:t>
+      </w:r>
+      <w:r>
+        <w:rPr>
+          <w:rFonts w:ascii="宋体" w:eastAsia="宋体" w:hAnsi="宋体"/>
         </w:rPr>
         <w:t>Potapenko A, et al.: Highly accurate protein structure prediction</w:t>
       </w:r>
       <w:r>
         <w:rPr>
-          <w:rFonts w:ascii="SimSun" w:eastAsia="SimSun" w:hAnsi="SimSun" w:hint="eastAsia"/>
-        </w:rPr>
-        <w:t xml:space="preserve"> </w:t>
-      </w:r>
-      <w:r>
-        <w:rPr>
-          <w:rFonts w:ascii="SimSun" w:eastAsia="SimSun" w:hAnsi="SimSun"/>
+          <w:rFonts w:ascii="宋体" w:eastAsia="宋体" w:hAnsi="宋体" w:hint="eastAsia"/>
+        </w:rPr>
+        <w:t xml:space="preserve"> </w:t>
+      </w:r>
+      <w:r>
+        <w:rPr>
+          <w:rFonts w:ascii="宋体" w:eastAsia="宋体" w:hAnsi="宋体"/>
         </w:rPr>
         <w:t>with AlphaFold. Nature 2021, 596:583–589.</w:t>
       </w:r>
@@ -1765,12 +2065,12 @@
         <w:spacing w:after="0" w:line="240" w:lineRule="auto"/>
         <w:jc w:val="both"/>
         <w:rPr>
-          <w:rFonts w:ascii="SimSun" w:eastAsia="SimSun" w:hAnsi="SimSun"/>
-        </w:rPr>
-      </w:pPr>
-      <w:r>
-        <w:rPr>
-          <w:rFonts w:ascii="SimSun" w:eastAsia="SimSun" w:hAnsi="SimSun" w:hint="eastAsia"/>
+          <w:rFonts w:ascii="宋体" w:eastAsia="宋体" w:hAnsi="宋体" w:hint="eastAsia"/>
+        </w:rPr>
+      </w:pPr>
+      <w:r>
+        <w:rPr>
+          <w:rFonts w:ascii="宋体" w:eastAsia="宋体" w:hAnsi="宋体" w:hint="eastAsia"/>
         </w:rPr>
         <w:t>[4]</w:t>
       </w:r>
@@ -1786,43 +2086,71 @@
       </w:r>
       <w:r>
         <w:rPr>
-          <w:rFonts w:ascii="SimSun" w:eastAsia="SimSun" w:hAnsi="SimSun"/>
-        </w:rPr>
-        <w:t>Baek M, DiMaio F, Anishchenko I, Dauparas J, Ovchinnikov S,</w:t>
-      </w:r>
-      <w:r>
-        <w:rPr>
-          <w:rFonts w:ascii="SimSun" w:eastAsia="SimSun" w:hAnsi="SimSun" w:hint="eastAsia"/>
-        </w:rPr>
-        <w:t xml:space="preserve"> </w:t>
-      </w:r>
-      <w:r>
-        <w:rPr>
-          <w:rFonts w:ascii="SimSun" w:eastAsia="SimSun" w:hAnsi="SimSun"/>
+          <w:rFonts w:ascii="宋体" w:eastAsia="宋体" w:hAnsi="宋体"/>
+        </w:rPr>
+        <w:t xml:space="preserve">Baek M, DiMaio F, </w:t>
+      </w:r>
+      <w:proofErr w:type="spellStart"/>
+      <w:r>
+        <w:rPr>
+          <w:rFonts w:ascii="宋体" w:eastAsia="宋体" w:hAnsi="宋体"/>
+        </w:rPr>
+        <w:t>Anishchenko</w:t>
+      </w:r>
+      <w:proofErr w:type="spellEnd"/>
+      <w:r>
+        <w:rPr>
+          <w:rFonts w:ascii="宋体" w:eastAsia="宋体" w:hAnsi="宋体"/>
+        </w:rPr>
+        <w:t xml:space="preserve"> I, </w:t>
+      </w:r>
+      <w:proofErr w:type="spellStart"/>
+      <w:r>
+        <w:rPr>
+          <w:rFonts w:ascii="宋体" w:eastAsia="宋体" w:hAnsi="宋体"/>
+        </w:rPr>
+        <w:t>Dauparas</w:t>
+      </w:r>
+      <w:proofErr w:type="spellEnd"/>
+      <w:r>
+        <w:rPr>
+          <w:rFonts w:ascii="宋体" w:eastAsia="宋体" w:hAnsi="宋体"/>
+        </w:rPr>
+        <w:t xml:space="preserve"> J, Ovchinnikov S,</w:t>
+      </w:r>
+      <w:r>
+        <w:rPr>
+          <w:rFonts w:ascii="宋体" w:eastAsia="宋体" w:hAnsi="宋体" w:hint="eastAsia"/>
+        </w:rPr>
+        <w:t xml:space="preserve"> </w:t>
+      </w:r>
+      <w:r>
+        <w:rPr>
+          <w:rFonts w:ascii="宋体" w:eastAsia="宋体" w:hAnsi="宋体"/>
         </w:rPr>
         <w:t>Lee GR, Wang J, Cong Q, Kinch LN, Schaeffer RD, et al.: Accurate</w:t>
       </w:r>
       <w:r>
         <w:rPr>
-          <w:rFonts w:ascii="SimSun" w:eastAsia="SimSun" w:hAnsi="SimSun" w:hint="eastAsia"/>
-        </w:rPr>
-        <w:t xml:space="preserve"> </w:t>
-      </w:r>
-      <w:r>
-        <w:rPr>
-          <w:rFonts w:ascii="SimSun" w:eastAsia="SimSun" w:hAnsi="SimSun"/>
+          <w:rFonts w:ascii="宋体" w:eastAsia="宋体" w:hAnsi="宋体" w:hint="eastAsia"/>
+        </w:rPr>
+        <w:t xml:space="preserve"> </w:t>
+      </w:r>
+      <w:r>
+        <w:rPr>
+          <w:rFonts w:ascii="宋体" w:eastAsia="宋体" w:hAnsi="宋体"/>
         </w:rPr>
         <w:t>prediction of protein structures and interactions using</w:t>
       </w:r>
       <w:r>
         <w:rPr>
-          <w:rFonts w:ascii="SimSun" w:eastAsia="SimSun" w:hAnsi="SimSun" w:hint="eastAsia"/>
-        </w:rPr>
-        <w:t xml:space="preserve"> </w:t>
-      </w:r>
-      <w:r>
-        <w:rPr>
-          <w:rFonts w:ascii="SimSun" w:eastAsia="SimSun" w:hAnsi="SimSun"/>
+          <w:rFonts w:ascii="宋体" w:eastAsia="宋体" w:hAnsi="宋体" w:hint="eastAsia"/>
+        </w:rPr>
+        <w:t xml:space="preserve"> </w:t>
+      </w:r>
+      <w:r>
+        <w:rPr>
+          <w:rFonts w:ascii="宋体" w:eastAsia="宋体" w:hAnsi="宋体"/>
         </w:rPr>
         <w:t>a three-track neural network. Science 2021, 373:871–876.</w:t>
       </w:r>
@@ -1832,12 +2160,12 @@
         <w:spacing w:after="0" w:line="240" w:lineRule="auto"/>
         <w:jc w:val="both"/>
         <w:rPr>
-          <w:rFonts w:ascii="SimSun" w:eastAsia="SimSun" w:hAnsi="SimSun"/>
-        </w:rPr>
-      </w:pPr>
-      <w:r>
-        <w:rPr>
-          <w:rFonts w:ascii="SimSun" w:eastAsia="SimSun" w:hAnsi="SimSun" w:hint="eastAsia"/>
+          <w:rFonts w:ascii="宋体" w:eastAsia="宋体" w:hAnsi="宋体" w:hint="eastAsia"/>
+        </w:rPr>
+      </w:pPr>
+      <w:r>
+        <w:rPr>
+          <w:rFonts w:ascii="宋体" w:eastAsia="宋体" w:hAnsi="宋体" w:hint="eastAsia"/>
         </w:rPr>
         <w:t>[5]</w:t>
       </w:r>
@@ -1846,50 +2174,92 @@
       </w:r>
       <w:r>
         <w:rPr>
-          <w:rFonts w:ascii="SimSun" w:eastAsia="SimSun" w:hAnsi="SimSun"/>
-        </w:rPr>
-        <w:t>Humphreys IR, Pei J, Baek M, Krishnakumar A, Anishchenko I,</w:t>
-      </w:r>
-      <w:r>
-        <w:rPr>
-          <w:rFonts w:ascii="SimSun" w:eastAsia="SimSun" w:hAnsi="SimSun" w:hint="eastAsia"/>
-        </w:rPr>
-        <w:t xml:space="preserve"> </w:t>
-      </w:r>
-      <w:r>
-        <w:rPr>
-          <w:rFonts w:ascii="SimSun" w:eastAsia="SimSun" w:hAnsi="SimSun"/>
+          <w:rFonts w:ascii="宋体" w:eastAsia="宋体" w:hAnsi="宋体"/>
+        </w:rPr>
+        <w:t xml:space="preserve">Humphreys IR, Pei J, Baek M, Krishnakumar A, </w:t>
+      </w:r>
+      <w:proofErr w:type="spellStart"/>
+      <w:r>
+        <w:rPr>
+          <w:rFonts w:ascii="宋体" w:eastAsia="宋体" w:hAnsi="宋体"/>
+        </w:rPr>
+        <w:t>Anishchenko</w:t>
+      </w:r>
+      <w:proofErr w:type="spellEnd"/>
+      <w:r>
+        <w:rPr>
+          <w:rFonts w:ascii="宋体" w:eastAsia="宋体" w:hAnsi="宋体"/>
+        </w:rPr>
+        <w:t xml:space="preserve"> I,</w:t>
+      </w:r>
+      <w:r>
+        <w:rPr>
+          <w:rFonts w:ascii="宋体" w:eastAsia="宋体" w:hAnsi="宋体" w:hint="eastAsia"/>
+        </w:rPr>
+        <w:t xml:space="preserve"> </w:t>
+      </w:r>
+      <w:r>
+        <w:rPr>
+          <w:rFonts w:ascii="宋体" w:eastAsia="宋体" w:hAnsi="宋体"/>
         </w:rPr>
         <w:t xml:space="preserve">Ovchinnikov S, </w:t>
       </w:r>
       <w:r>
         <w:rPr>
-          <w:rFonts w:ascii="SimSun" w:eastAsia="SimSun" w:hAnsi="SimSun"/>
+          <w:rFonts w:ascii="宋体" w:eastAsia="宋体" w:hAnsi="宋体"/>
         </w:rPr>
         <w:lastRenderedPageBreak/>
-        <w:t>Zhang J, Ness TJ, Banjade S, Bagde SR, et al.:</w:t>
-      </w:r>
-      <w:r>
-        <w:rPr>
-          <w:rFonts w:ascii="SimSun" w:eastAsia="SimSun" w:hAnsi="SimSun" w:hint="eastAsia"/>
-        </w:rPr>
-        <w:t xml:space="preserve"> </w:t>
-      </w:r>
-      <w:r>
-        <w:rPr>
-          <w:rFonts w:ascii="SimSun" w:eastAsia="SimSun" w:hAnsi="SimSun"/>
+        <w:t xml:space="preserve">Zhang J, Ness TJ, </w:t>
+      </w:r>
+      <w:proofErr w:type="spellStart"/>
+      <w:r>
+        <w:rPr>
+          <w:rFonts w:ascii="宋体" w:eastAsia="宋体" w:hAnsi="宋体"/>
+        </w:rPr>
+        <w:t>Banjade</w:t>
+      </w:r>
+      <w:proofErr w:type="spellEnd"/>
+      <w:r>
+        <w:rPr>
+          <w:rFonts w:ascii="宋体" w:eastAsia="宋体" w:hAnsi="宋体"/>
+        </w:rPr>
+        <w:t xml:space="preserve"> S, </w:t>
+      </w:r>
+      <w:proofErr w:type="spellStart"/>
+      <w:r>
+        <w:rPr>
+          <w:rFonts w:ascii="宋体" w:eastAsia="宋体" w:hAnsi="宋体"/>
+        </w:rPr>
+        <w:t>Bagde</w:t>
+      </w:r>
+      <w:proofErr w:type="spellEnd"/>
+      <w:r>
+        <w:rPr>
+          <w:rFonts w:ascii="宋体" w:eastAsia="宋体" w:hAnsi="宋体"/>
+        </w:rPr>
+        <w:t xml:space="preserve"> SR, et al.:</w:t>
+      </w:r>
+      <w:r>
+        <w:rPr>
+          <w:rFonts w:ascii="宋体" w:eastAsia="宋体" w:hAnsi="宋体" w:hint="eastAsia"/>
+        </w:rPr>
+        <w:t xml:space="preserve"> </w:t>
+      </w:r>
+      <w:r>
+        <w:rPr>
+          <w:rFonts w:ascii="宋体" w:eastAsia="宋体" w:hAnsi="宋体"/>
         </w:rPr>
         <w:t>Computed structures of core eukaryotic protein complexes.</w:t>
       </w:r>
       <w:r>
         <w:rPr>
-          <w:rFonts w:ascii="SimSun" w:eastAsia="SimSun" w:hAnsi="SimSun" w:hint="eastAsia"/>
-        </w:rPr>
-        <w:t xml:space="preserve"> </w:t>
-      </w:r>
-      <w:r>
-        <w:rPr>
-          <w:rFonts w:ascii="SimSun" w:eastAsia="SimSun" w:hAnsi="SimSun"/>
+          <w:rFonts w:ascii="宋体" w:eastAsia="宋体" w:hAnsi="宋体" w:hint="eastAsia"/>
+        </w:rPr>
+        <w:t xml:space="preserve"> </w:t>
+      </w:r>
+      <w:r>
+        <w:rPr>
+          <w:rFonts w:ascii="宋体" w:eastAsia="宋体" w:hAnsi="宋体"/>
         </w:rPr>
         <w:t>Science 2021, 374, eabm4805.</w:t>
       </w:r>
@@ -1899,12 +2269,12 @@
         <w:spacing w:after="0" w:line="240" w:lineRule="auto"/>
         <w:jc w:val="both"/>
         <w:rPr>
-          <w:rFonts w:ascii="SimSun" w:eastAsia="SimSun" w:hAnsi="SimSun"/>
-        </w:rPr>
-      </w:pPr>
-      <w:r>
-        <w:rPr>
-          <w:rFonts w:ascii="SimSun" w:eastAsia="SimSun" w:hAnsi="SimSun" w:hint="eastAsia"/>
+          <w:rFonts w:ascii="宋体" w:eastAsia="宋体" w:hAnsi="宋体" w:hint="eastAsia"/>
+        </w:rPr>
+      </w:pPr>
+      <w:r>
+        <w:rPr>
+          <w:rFonts w:ascii="宋体" w:eastAsia="宋体" w:hAnsi="宋体" w:hint="eastAsia"/>
         </w:rPr>
         <w:t>[6]</w:t>
       </w:r>
@@ -1920,43 +2290,43 @@
       </w:r>
       <w:r>
         <w:rPr>
-          <w:rFonts w:ascii="SimSun" w:eastAsia="SimSun" w:hAnsi="SimSun"/>
+          <w:rFonts w:ascii="宋体" w:eastAsia="宋体" w:hAnsi="宋体"/>
         </w:rPr>
         <w:t>Pei J, Zhang J, Cong Q: Human mitochondrial protein complexes</w:t>
       </w:r>
       <w:r>
         <w:rPr>
-          <w:rFonts w:ascii="SimSun" w:eastAsia="SimSun" w:hAnsi="SimSun" w:hint="eastAsia"/>
-        </w:rPr>
-        <w:t xml:space="preserve"> </w:t>
-      </w:r>
-      <w:r>
-        <w:rPr>
-          <w:rFonts w:ascii="SimSun" w:eastAsia="SimSun" w:hAnsi="SimSun"/>
+          <w:rFonts w:ascii="宋体" w:eastAsia="宋体" w:hAnsi="宋体" w:hint="eastAsia"/>
+        </w:rPr>
+        <w:t xml:space="preserve"> </w:t>
+      </w:r>
+      <w:r>
+        <w:rPr>
+          <w:rFonts w:ascii="宋体" w:eastAsia="宋体" w:hAnsi="宋体"/>
         </w:rPr>
         <w:t>revealed by large-scale coevolution analysis and deep</w:t>
       </w:r>
       <w:r>
         <w:rPr>
-          <w:rFonts w:ascii="SimSun" w:eastAsia="SimSun" w:hAnsi="SimSun" w:hint="eastAsia"/>
-        </w:rPr>
-        <w:t xml:space="preserve"> </w:t>
-      </w:r>
-      <w:r>
-        <w:rPr>
-          <w:rFonts w:ascii="SimSun" w:eastAsia="SimSun" w:hAnsi="SimSun"/>
+          <w:rFonts w:ascii="宋体" w:eastAsia="宋体" w:hAnsi="宋体" w:hint="eastAsia"/>
+        </w:rPr>
+        <w:t xml:space="preserve"> </w:t>
+      </w:r>
+      <w:r>
+        <w:rPr>
+          <w:rFonts w:ascii="宋体" w:eastAsia="宋体" w:hAnsi="宋体"/>
         </w:rPr>
         <w:t>learning-based structure modeling. Bioinformatics 2022, 38:</w:t>
       </w:r>
       <w:r>
         <w:rPr>
-          <w:rFonts w:ascii="SimSun" w:eastAsia="SimSun" w:hAnsi="SimSun" w:hint="eastAsia"/>
-        </w:rPr>
-        <w:t xml:space="preserve"> </w:t>
-      </w:r>
-      <w:r>
-        <w:rPr>
-          <w:rFonts w:ascii="SimSun" w:eastAsia="SimSun" w:hAnsi="SimSun"/>
+          <w:rFonts w:ascii="宋体" w:eastAsia="宋体" w:hAnsi="宋体" w:hint="eastAsia"/>
+        </w:rPr>
+        <w:t xml:space="preserve"> </w:t>
+      </w:r>
+      <w:r>
+        <w:rPr>
+          <w:rFonts w:ascii="宋体" w:eastAsia="宋体" w:hAnsi="宋体"/>
         </w:rPr>
         <w:t>4301–4311.</w:t>
       </w:r>
@@ -1966,12 +2336,12 @@
         <w:spacing w:after="0" w:line="240" w:lineRule="auto"/>
         <w:jc w:val="both"/>
         <w:rPr>
-          <w:rFonts w:ascii="SimSun" w:eastAsia="SimSun" w:hAnsi="SimSun"/>
-        </w:rPr>
-      </w:pPr>
-      <w:r>
-        <w:rPr>
-          <w:rFonts w:ascii="SimSun" w:eastAsia="SimSun" w:hAnsi="SimSun" w:hint="eastAsia"/>
+          <w:rFonts w:ascii="宋体" w:eastAsia="宋体" w:hAnsi="宋体" w:hint="eastAsia"/>
+        </w:rPr>
+      </w:pPr>
+      <w:r>
+        <w:rPr>
+          <w:rFonts w:ascii="宋体" w:eastAsia="宋体" w:hAnsi="宋体" w:hint="eastAsia"/>
         </w:rPr>
         <w:t>[7]</w:t>
       </w:r>
@@ -1987,104 +2357,126 @@
       </w:r>
       <w:r>
         <w:rPr>
-          <w:rFonts w:ascii="SimSun" w:eastAsia="SimSun" w:hAnsi="SimSun"/>
+          <w:rFonts w:ascii="宋体" w:eastAsia="宋体" w:hAnsi="宋体"/>
         </w:rPr>
         <w:t>Humphreys IR, Zhang J, Baek M, Wang Y, Krishnakumar A, Pei J,</w:t>
       </w:r>
       <w:r>
         <w:rPr>
-          <w:rFonts w:ascii="SimSun" w:eastAsia="SimSun" w:hAnsi="SimSun" w:hint="eastAsia"/>
-        </w:rPr>
-        <w:t xml:space="preserve"> </w:t>
-      </w:r>
-      <w:r>
-        <w:rPr>
-          <w:rFonts w:ascii="SimSun" w:eastAsia="SimSun" w:hAnsi="SimSun"/>
-        </w:rPr>
-        <w:t>Anishchenko I, Tower CA, Jackson BA, Warrier T, et al.: Protein</w:t>
-      </w:r>
-      <w:r>
-        <w:rPr>
-          <w:rFonts w:ascii="SimSun" w:eastAsia="SimSun" w:hAnsi="SimSun" w:hint="eastAsia"/>
-        </w:rPr>
-        <w:t xml:space="preserve"> </w:t>
-      </w:r>
-      <w:r>
-        <w:rPr>
-          <w:rFonts w:ascii="SimSun" w:eastAsia="SimSun" w:hAnsi="SimSun"/>
+          <w:rFonts w:ascii="宋体" w:eastAsia="宋体" w:hAnsi="宋体" w:hint="eastAsia"/>
+        </w:rPr>
+        <w:t xml:space="preserve"> </w:t>
+      </w:r>
+      <w:proofErr w:type="spellStart"/>
+      <w:r>
+        <w:rPr>
+          <w:rFonts w:ascii="宋体" w:eastAsia="宋体" w:hAnsi="宋体"/>
+        </w:rPr>
+        <w:t>Anishchenko</w:t>
+      </w:r>
+      <w:proofErr w:type="spellEnd"/>
+      <w:r>
+        <w:rPr>
+          <w:rFonts w:ascii="宋体" w:eastAsia="宋体" w:hAnsi="宋体"/>
+        </w:rPr>
+        <w:t xml:space="preserve"> I, Tower CA, Jackson BA, Warrier T, et al.: Protein</w:t>
+      </w:r>
+      <w:r>
+        <w:rPr>
+          <w:rFonts w:ascii="宋体" w:eastAsia="宋体" w:hAnsi="宋体" w:hint="eastAsia"/>
+        </w:rPr>
+        <w:t xml:space="preserve"> </w:t>
+      </w:r>
+      <w:r>
+        <w:rPr>
+          <w:rFonts w:ascii="宋体" w:eastAsia="宋体" w:hAnsi="宋体"/>
         </w:rPr>
         <w:t>interactions in human pathogens revealed through deep</w:t>
       </w:r>
       <w:r>
         <w:rPr>
-          <w:rFonts w:ascii="SimSun" w:eastAsia="SimSun" w:hAnsi="SimSun" w:hint="eastAsia"/>
-        </w:rPr>
-        <w:t xml:space="preserve"> </w:t>
-      </w:r>
-      <w:r>
-        <w:rPr>
-          <w:rFonts w:ascii="SimSun" w:eastAsia="SimSun" w:hAnsi="SimSun"/>
-        </w:rPr>
-        <w:t>learning. Nat Microbiol 2024, 9:2642–2652.</w:t>
-      </w:r>
-    </w:p>
-    <w:p>
-      <w:pPr>
-        <w:spacing w:after="0" w:line="240" w:lineRule="auto"/>
-        <w:jc w:val="both"/>
-        <w:rPr>
-          <w:rFonts w:ascii="SimSun" w:eastAsia="SimSun" w:hAnsi="SimSun"/>
-        </w:rPr>
-      </w:pPr>
-    </w:p>
-    <w:p>
-      <w:pPr>
-        <w:spacing w:after="0" w:line="240" w:lineRule="auto"/>
-        <w:jc w:val="both"/>
-        <w:rPr>
-          <w:rFonts w:ascii="SimSun" w:eastAsia="SimSun" w:hAnsi="SimSun"/>
-        </w:rPr>
-      </w:pPr>
-    </w:p>
-    <w:p>
-      <w:pPr>
-        <w:spacing w:after="0" w:line="240" w:lineRule="auto"/>
-        <w:jc w:val="both"/>
-        <w:rPr>
-          <w:rFonts w:ascii="SimSun" w:eastAsia="SimSun" w:hAnsi="SimSun"/>
-        </w:rPr>
-      </w:pPr>
-    </w:p>
-    <w:p>
-      <w:pPr>
-        <w:spacing w:after="0" w:line="240" w:lineRule="auto"/>
-        <w:jc w:val="both"/>
-        <w:rPr>
-          <w:rFonts w:ascii="SimSun" w:eastAsia="SimSun" w:hAnsi="SimSun"/>
+          <w:rFonts w:ascii="宋体" w:eastAsia="宋体" w:hAnsi="宋体" w:hint="eastAsia"/>
+        </w:rPr>
+        <w:t xml:space="preserve"> </w:t>
+      </w:r>
+      <w:r>
+        <w:rPr>
+          <w:rFonts w:ascii="宋体" w:eastAsia="宋体" w:hAnsi="宋体"/>
+        </w:rPr>
+        <w:t xml:space="preserve">learning. Nat </w:t>
+      </w:r>
+      <w:proofErr w:type="spellStart"/>
+      <w:r>
+        <w:rPr>
+          <w:rFonts w:ascii="宋体" w:eastAsia="宋体" w:hAnsi="宋体"/>
+        </w:rPr>
+        <w:t>Microbiol</w:t>
+      </w:r>
+      <w:proofErr w:type="spellEnd"/>
+      <w:r>
+        <w:rPr>
+          <w:rFonts w:ascii="宋体" w:eastAsia="宋体" w:hAnsi="宋体"/>
+        </w:rPr>
+        <w:t xml:space="preserve"> 2024, 9:2642–2652.</w:t>
+      </w:r>
+    </w:p>
+    <w:p>
+      <w:pPr>
+        <w:spacing w:after="0" w:line="240" w:lineRule="auto"/>
+        <w:jc w:val="both"/>
+        <w:rPr>
+          <w:rFonts w:ascii="宋体" w:eastAsia="宋体" w:hAnsi="宋体" w:hint="eastAsia"/>
+        </w:rPr>
+      </w:pPr>
+    </w:p>
+    <w:p>
+      <w:pPr>
+        <w:spacing w:after="0" w:line="240" w:lineRule="auto"/>
+        <w:jc w:val="both"/>
+        <w:rPr>
+          <w:rFonts w:ascii="宋体" w:eastAsia="宋体" w:hAnsi="宋体" w:hint="eastAsia"/>
+        </w:rPr>
+      </w:pPr>
+    </w:p>
+    <w:p>
+      <w:pPr>
+        <w:spacing w:after="0" w:line="240" w:lineRule="auto"/>
+        <w:jc w:val="both"/>
+        <w:rPr>
+          <w:rFonts w:ascii="宋体" w:eastAsia="宋体" w:hAnsi="宋体" w:hint="eastAsia"/>
+        </w:rPr>
+      </w:pPr>
+    </w:p>
+    <w:p>
+      <w:pPr>
+        <w:spacing w:after="0" w:line="240" w:lineRule="auto"/>
+        <w:jc w:val="both"/>
+        <w:rPr>
+          <w:rFonts w:ascii="宋体" w:eastAsia="宋体" w:hAnsi="宋体" w:hint="eastAsia"/>
           <w:u w:val="single"/>
         </w:rPr>
       </w:pPr>
       <w:r>
         <w:rPr>
-          <w:rFonts w:ascii="SimSun" w:eastAsia="SimSun" w:hAnsi="SimSun" w:hint="eastAsia"/>
+          <w:rFonts w:ascii="宋体" w:eastAsia="宋体" w:hAnsi="宋体" w:hint="eastAsia"/>
         </w:rPr>
         <w:t>2.文献综述(3000)</w:t>
       </w:r>
       <w:r>
         <w:rPr>
-          <w:rFonts w:ascii="SimSun" w:eastAsia="SimSun" w:hAnsi="SimSun" w:hint="eastAsia"/>
+          <w:rFonts w:ascii="宋体" w:eastAsia="宋体" w:hAnsi="宋体" w:hint="eastAsia"/>
         </w:rPr>
         <w:t xml:space="preserve"> 参考文献</w:t>
       </w:r>
       <w:r>
         <w:rPr>
-          <w:rFonts w:ascii="SimSun" w:eastAsia="SimSun" w:hAnsi="SimSun" w:hint="eastAsia"/>
-        </w:rPr>
-        <w:t xml:space="preserve"> </w:t>
-      </w:r>
-      <w:r>
-        <w:rPr>
-          <w:rFonts w:ascii="SimSun" w:eastAsia="SimSun" w:hAnsi="SimSun" w:hint="eastAsia"/>
+          <w:rFonts w:ascii="宋体" w:eastAsia="宋体" w:hAnsi="宋体" w:hint="eastAsia"/>
+        </w:rPr>
+        <w:t xml:space="preserve"> </w:t>
+      </w:r>
+      <w:r>
+        <w:rPr>
+          <w:rFonts w:ascii="宋体" w:eastAsia="宋体" w:hAnsi="宋体" w:hint="eastAsia"/>
           <w:u w:val="single"/>
         </w:rPr>
         <w:t>国内外研究现状</w:t>
@@ -2095,33 +2487,33 @@
         <w:spacing w:after="0" w:line="240" w:lineRule="auto"/>
         <w:jc w:val="both"/>
         <w:rPr>
-          <w:rFonts w:ascii="SimSun" w:eastAsia="SimSun" w:hAnsi="SimSun"/>
-        </w:rPr>
-      </w:pPr>
-    </w:p>
-    <w:p>
-      <w:pPr>
-        <w:spacing w:after="0" w:line="240" w:lineRule="auto"/>
-        <w:jc w:val="both"/>
-        <w:rPr>
-          <w:rFonts w:ascii="SimSun" w:eastAsia="SimSun" w:hAnsi="SimSun"/>
-        </w:rPr>
-      </w:pPr>
-      <w:r>
-        <w:rPr>
-          <w:rFonts w:ascii="SimSun" w:eastAsia="SimSun" w:hAnsi="SimSun"/>
+          <w:rFonts w:ascii="宋体" w:eastAsia="宋体" w:hAnsi="宋体" w:hint="eastAsia"/>
+        </w:rPr>
+      </w:pPr>
+    </w:p>
+    <w:p>
+      <w:pPr>
+        <w:spacing w:after="0" w:line="240" w:lineRule="auto"/>
+        <w:jc w:val="both"/>
+        <w:rPr>
+          <w:rFonts w:ascii="宋体" w:eastAsia="宋体" w:hAnsi="宋体" w:hint="eastAsia"/>
+        </w:rPr>
+      </w:pPr>
+      <w:r>
+        <w:rPr>
+          <w:rFonts w:ascii="宋体" w:eastAsia="宋体" w:hAnsi="宋体"/>
         </w:rPr>
         <w:t>当前的配体结合受体筛选方法</w:t>
       </w:r>
       <w:r>
         <w:rPr>
-          <w:rFonts w:ascii="SimSun" w:eastAsia="SimSun" w:hAnsi="SimSun" w:hint="eastAsia"/>
+          <w:rFonts w:ascii="宋体" w:eastAsia="宋体" w:hAnsi="宋体" w:hint="eastAsia"/>
         </w:rPr>
         <w:t>。</w:t>
       </w:r>
       <w:r>
         <w:rPr>
-          <w:rFonts w:ascii="SimSun" w:eastAsia="SimSun" w:hAnsi="SimSun"/>
+          <w:rFonts w:ascii="宋体" w:eastAsia="宋体" w:hAnsi="宋体"/>
         </w:rPr>
         <w:t>筛选方法主要根据是否利用受体的结构信息进行分类，同时也关注其核心方法（传统方法 vs. 深度学习（DL）方法）</w:t>
       </w:r>
@@ -2131,14 +2523,14 @@
         <w:spacing w:after="0" w:line="240" w:lineRule="auto"/>
         <w:jc w:val="both"/>
         <w:rPr>
-          <w:rFonts w:ascii="SimSun" w:eastAsia="SimSun" w:hAnsi="SimSun"/>
+          <w:rFonts w:ascii="宋体" w:eastAsia="宋体" w:hAnsi="宋体" w:hint="eastAsia"/>
           <w:b/>
           <w:bCs/>
         </w:rPr>
       </w:pPr>
       <w:r>
         <w:rPr>
-          <w:rFonts w:ascii="SimSun" w:eastAsia="SimSun" w:hAnsi="SimSun"/>
+          <w:rFonts w:ascii="宋体" w:eastAsia="宋体" w:hAnsi="宋体"/>
           <w:b/>
           <w:bCs/>
         </w:rPr>
@@ -2146,7 +2538,7 @@
       </w:r>
       <w:r>
         <w:rPr>
-          <w:rFonts w:ascii="SimSun" w:eastAsia="SimSun" w:hAnsi="SimSun" w:hint="eastAsia"/>
+          <w:rFonts w:ascii="宋体" w:eastAsia="宋体" w:hAnsi="宋体" w:hint="eastAsia"/>
           <w:b/>
           <w:bCs/>
         </w:rPr>
@@ -2158,18 +2550,18 @@
         <w:spacing w:after="0" w:line="240" w:lineRule="auto"/>
         <w:jc w:val="both"/>
         <w:rPr>
-          <w:rFonts w:ascii="SimSun" w:eastAsia="SimSun" w:hAnsi="SimSun" w:hint="eastAsia"/>
-        </w:rPr>
-      </w:pPr>
-      <w:r>
-        <w:rPr>
-          <w:rFonts w:ascii="SimSun" w:eastAsia="SimSun" w:hAnsi="SimSun" w:hint="eastAsia"/>
+          <w:rFonts w:ascii="宋体" w:eastAsia="宋体" w:hAnsi="宋体" w:hint="eastAsia"/>
+        </w:rPr>
+      </w:pPr>
+      <w:r>
+        <w:rPr>
+          <w:rFonts w:ascii="宋体" w:eastAsia="宋体" w:hAnsi="宋体" w:hint="eastAsia"/>
         </w:rPr>
         <w:t>这一类方法属于</w:t>
       </w:r>
       <w:r>
         <w:rPr>
-          <w:rFonts w:ascii="SimSun" w:eastAsia="SimSun" w:hAnsi="SimSun"/>
+          <w:rFonts w:ascii="宋体" w:eastAsia="宋体" w:hAnsi="宋体"/>
         </w:rPr>
         <w:t xml:space="preserve"> 配体基（ligand-based）方法，它们主要依赖于配体信息作为输入。其基本假设是结构相似的配体往往作用于相似的蛋白质。</w:t>
       </w:r>
@@ -2179,12 +2571,12 @@
         <w:spacing w:after="0" w:line="240" w:lineRule="auto"/>
         <w:jc w:val="both"/>
         <w:rPr>
-          <w:rFonts w:ascii="SimSun" w:eastAsia="SimSun" w:hAnsi="SimSun"/>
-        </w:rPr>
-      </w:pPr>
-      <w:r>
-        <w:rPr>
-          <w:rFonts w:ascii="SimSun" w:eastAsia="SimSun" w:hAnsi="SimSun"/>
+          <w:rFonts w:ascii="宋体" w:eastAsia="宋体" w:hAnsi="宋体" w:hint="eastAsia"/>
+        </w:rPr>
+      </w:pPr>
+      <w:r>
+        <w:rPr>
+          <w:rFonts w:ascii="宋体" w:eastAsia="宋体" w:hAnsi="宋体"/>
           <w:b/>
           <w:bCs/>
         </w:rPr>
@@ -2192,43 +2584,57 @@
       </w:r>
       <w:r>
         <w:rPr>
-          <w:rFonts w:ascii="SimSun" w:eastAsia="SimSun" w:hAnsi="SimSun" w:hint="eastAsia"/>
+          <w:rFonts w:ascii="宋体" w:eastAsia="宋体" w:hAnsi="宋体" w:hint="eastAsia"/>
         </w:rPr>
         <w:t>的研究过程</w:t>
       </w:r>
       <w:r>
         <w:rPr>
-          <w:rFonts w:ascii="SimSun" w:eastAsia="SimSun" w:hAnsi="SimSun"/>
-        </w:rPr>
-        <w:t>是：选择合适的配体信息类型（如分子指纹（molecular fingerprints））</w:t>
-      </w:r>
-      <w:r>
-        <w:rPr>
-          <w:rFonts w:ascii="SimSun" w:eastAsia="SimSun" w:hAnsi="SimSun" w:hint="eastAsia"/>
+          <w:rFonts w:ascii="宋体" w:eastAsia="宋体" w:hAnsi="宋体"/>
+        </w:rPr>
+        <w:t>是：选择合适的配体信息类型（</w:t>
+      </w:r>
+      <w:proofErr w:type="gramStart"/>
+      <w:r>
+        <w:rPr>
+          <w:rFonts w:ascii="宋体" w:eastAsia="宋体" w:hAnsi="宋体"/>
+        </w:rPr>
+        <w:t>如分子</w:t>
+      </w:r>
+      <w:proofErr w:type="gramEnd"/>
+      <w:r>
+        <w:rPr>
+          <w:rFonts w:ascii="宋体" w:eastAsia="宋体" w:hAnsi="宋体"/>
+        </w:rPr>
+        <w:t>指纹（molecular fingerprints））</w:t>
+      </w:r>
+      <w:r>
+        <w:rPr>
+          <w:rFonts w:ascii="宋体" w:eastAsia="宋体" w:hAnsi="宋体" w:hint="eastAsia"/>
         </w:rPr>
         <w:t>；</w:t>
       </w:r>
       <w:r>
         <w:rPr>
-          <w:rFonts w:ascii="SimSun" w:eastAsia="SimSun" w:hAnsi="SimSun"/>
+          <w:rFonts w:ascii="宋体" w:eastAsia="宋体" w:hAnsi="宋体"/>
         </w:rPr>
         <w:t>使用配体相似性搜索，基于已知的蛋白-配体复合物，预测新的受体</w:t>
       </w:r>
       <w:r>
         <w:rPr>
-          <w:rFonts w:ascii="SimSun" w:eastAsia="SimSun" w:hAnsi="SimSun" w:hint="eastAsia"/>
+          <w:rFonts w:ascii="宋体" w:eastAsia="宋体" w:hAnsi="宋体" w:hint="eastAsia"/>
         </w:rPr>
         <w:t>；</w:t>
       </w:r>
       <w:r>
         <w:rPr>
-          <w:rFonts w:ascii="SimSun" w:eastAsia="SimSun" w:hAnsi="SimSun"/>
+          <w:rFonts w:ascii="宋体" w:eastAsia="宋体" w:hAnsi="宋体"/>
         </w:rPr>
         <w:t>采用简单的相似性度量或传统机器学习模型，结合多个特征来预测配体结合受体。</w:t>
       </w:r>
       <w:r>
         <w:rPr>
-          <w:rFonts w:ascii="SimSun" w:eastAsia="SimSun" w:hAnsi="SimSun" w:hint="eastAsia"/>
+          <w:rFonts w:ascii="宋体" w:eastAsia="宋体" w:hAnsi="宋体" w:hint="eastAsia"/>
         </w:rPr>
         <w:t>[0]</w:t>
       </w:r>
@@ -2238,27 +2644,27 @@
         <w:spacing w:after="0" w:line="240" w:lineRule="auto"/>
         <w:jc w:val="both"/>
         <w:rPr>
-          <w:rFonts w:ascii="SimSun" w:eastAsia="SimSun" w:hAnsi="SimSun"/>
-        </w:rPr>
-      </w:pPr>
-    </w:p>
-    <w:p>
-      <w:pPr>
-        <w:spacing w:after="0" w:line="240" w:lineRule="auto"/>
-        <w:jc w:val="both"/>
-        <w:rPr>
-          <w:rFonts w:ascii="SimSun" w:eastAsia="SimSun" w:hAnsi="SimSun"/>
-        </w:rPr>
-      </w:pPr>
-      <w:r>
-        <w:rPr>
-          <w:rFonts w:ascii="SimSun" w:eastAsia="SimSun" w:hAnsi="SimSun"/>
+          <w:rFonts w:ascii="宋体" w:eastAsia="宋体" w:hAnsi="宋体" w:hint="eastAsia"/>
+        </w:rPr>
+      </w:pPr>
+    </w:p>
+    <w:p>
+      <w:pPr>
+        <w:spacing w:after="0" w:line="240" w:lineRule="auto"/>
+        <w:jc w:val="both"/>
+        <w:rPr>
+          <w:rFonts w:ascii="宋体" w:eastAsia="宋体" w:hAnsi="宋体" w:hint="eastAsia"/>
+        </w:rPr>
+      </w:pPr>
+      <w:r>
+        <w:rPr>
+          <w:rFonts w:ascii="宋体" w:eastAsia="宋体" w:hAnsi="宋体"/>
         </w:rPr>
         <w:t>自</w:t>
       </w:r>
       <w:r>
         <w:rPr>
-          <w:rFonts w:ascii="SimSun" w:eastAsia="SimSun" w:hAnsi="SimSun"/>
+          <w:rFonts w:ascii="宋体" w:eastAsia="宋体" w:hAnsi="宋体"/>
           <w:b/>
           <w:bCs/>
         </w:rPr>
@@ -2266,19 +2672,19 @@
       </w:r>
       <w:r>
         <w:rPr>
-          <w:rFonts w:ascii="SimSun" w:eastAsia="SimSun" w:hAnsi="SimSun"/>
+          <w:rFonts w:ascii="宋体" w:eastAsia="宋体" w:hAnsi="宋体"/>
         </w:rPr>
         <w:t>（DL）方法出现后，研究人员开始</w:t>
       </w:r>
       <w:r>
         <w:rPr>
-          <w:rFonts w:ascii="SimSun" w:eastAsia="SimSun" w:hAnsi="SimSun"/>
+          <w:rFonts w:ascii="宋体" w:eastAsia="宋体" w:hAnsi="宋体"/>
         </w:rPr>
         <w:t>将蛋白质序列作为额外的输入，以增强预测能力。这种方法通常被称为 药物-靶点相互作用（DTI，Drug-Target Interaction）预测。</w:t>
       </w:r>
       <w:r>
         <w:rPr>
-          <w:rFonts w:ascii="SimSun" w:eastAsia="SimSun" w:hAnsi="SimSun" w:hint="eastAsia"/>
+          <w:rFonts w:ascii="宋体" w:eastAsia="宋体" w:hAnsi="宋体" w:hint="eastAsia"/>
         </w:rPr>
         <w:t>[1-5]</w:t>
       </w:r>
@@ -2288,18 +2694,18 @@
         <w:spacing w:after="0" w:line="240" w:lineRule="auto"/>
         <w:jc w:val="both"/>
         <w:rPr>
-          <w:rFonts w:ascii="SimSun" w:eastAsia="SimSun" w:hAnsi="SimSun" w:hint="eastAsia"/>
-        </w:rPr>
-      </w:pPr>
-      <w:r>
-        <w:rPr>
-          <w:rFonts w:ascii="SimSun" w:eastAsia="SimSun" w:hAnsi="SimSun"/>
+          <w:rFonts w:ascii="宋体" w:eastAsia="宋体" w:hAnsi="宋体" w:hint="eastAsia"/>
+        </w:rPr>
+      </w:pPr>
+      <w:r>
+        <w:rPr>
+          <w:rFonts w:ascii="宋体" w:eastAsia="宋体" w:hAnsi="宋体"/>
         </w:rPr>
         <w:t>早期 的 DTI 研究主要采用 一维（1D）分子表示 + 卷积神经网络（CNN） 来分析配体和受体序列。</w:t>
       </w:r>
       <w:r>
         <w:rPr>
-          <w:rFonts w:ascii="SimSun" w:eastAsia="SimSun" w:hAnsi="SimSun" w:hint="eastAsia"/>
+          <w:rFonts w:ascii="宋体" w:eastAsia="宋体" w:hAnsi="宋体" w:hint="eastAsia"/>
         </w:rPr>
         <w:t>[6]</w:t>
       </w:r>
@@ -2309,30 +2715,30 @@
         <w:spacing w:after="0" w:line="240" w:lineRule="auto"/>
         <w:jc w:val="both"/>
         <w:rPr>
-          <w:rFonts w:ascii="SimSun" w:eastAsia="SimSun" w:hAnsi="SimSun"/>
-        </w:rPr>
-      </w:pPr>
-      <w:r>
-        <w:rPr>
-          <w:rFonts w:ascii="SimSun" w:eastAsia="SimSun" w:hAnsi="SimSun"/>
+          <w:rFonts w:ascii="宋体" w:eastAsia="宋体" w:hAnsi="宋体" w:hint="eastAsia"/>
+        </w:rPr>
+      </w:pPr>
+      <w:r>
+        <w:rPr>
+          <w:rFonts w:ascii="宋体" w:eastAsia="宋体" w:hAnsi="宋体"/>
         </w:rPr>
         <w:t>后续采用了更现代的深度学习技术（如图注意力机制、图神经网络 GNN 等</w:t>
       </w:r>
       <w:r>
         <w:rPr>
-          <w:rFonts w:ascii="SimSun" w:eastAsia="SimSun" w:hAnsi="SimSun"/>
+          <w:rFonts w:ascii="宋体" w:eastAsia="宋体" w:hAnsi="宋体"/>
         </w:rPr>
         <w:t>）</w:t>
       </w:r>
       <w:r>
         <w:rPr>
-          <w:rFonts w:ascii="SimSun" w:eastAsia="SimSun" w:hAnsi="SimSun" w:hint="eastAsia"/>
+          <w:rFonts w:ascii="宋体" w:eastAsia="宋体" w:hAnsi="宋体" w:hint="eastAsia"/>
         </w:rPr>
         <w:t>。</w:t>
       </w:r>
       <w:r>
         <w:rPr>
-          <w:rFonts w:ascii="SimSun" w:eastAsia="SimSun" w:hAnsi="SimSun" w:hint="eastAsia"/>
+          <w:rFonts w:ascii="宋体" w:eastAsia="宋体" w:hAnsi="宋体" w:hint="eastAsia"/>
         </w:rPr>
         <w:t>[7]</w:t>
       </w:r>
@@ -2342,18 +2748,18 @@
         <w:spacing w:after="0" w:line="240" w:lineRule="auto"/>
         <w:jc w:val="both"/>
         <w:rPr>
-          <w:rFonts w:ascii="SimSun" w:eastAsia="SimSun" w:hAnsi="SimSun" w:hint="eastAsia"/>
-        </w:rPr>
-      </w:pPr>
-      <w:r>
-        <w:rPr>
-          <w:rFonts w:ascii="SimSun" w:eastAsia="SimSun" w:hAnsi="SimSun"/>
+          <w:rFonts w:ascii="宋体" w:eastAsia="宋体" w:hAnsi="宋体" w:hint="eastAsia"/>
+        </w:rPr>
+      </w:pPr>
+      <w:r>
+        <w:rPr>
+          <w:rFonts w:ascii="宋体" w:eastAsia="宋体" w:hAnsi="宋体"/>
         </w:rPr>
         <w:t>DTI 方法的优势是可以利用大规模训练数据，但预测分辨率较低。例如，在最近的 激酶筛选基准测试中，非结构化（non-structure-based）DTI 方法的性能普遍低于基于结构的方法</w:t>
       </w:r>
       <w:r>
         <w:rPr>
-          <w:rFonts w:ascii="SimSun" w:eastAsia="SimSun" w:hAnsi="SimSun" w:hint="eastAsia"/>
+          <w:rFonts w:ascii="宋体" w:eastAsia="宋体" w:hAnsi="宋体" w:hint="eastAsia"/>
         </w:rPr>
         <w:t>。[8]</w:t>
       </w:r>
@@ -2363,14 +2769,14 @@
         <w:spacing w:after="0" w:line="240" w:lineRule="auto"/>
         <w:jc w:val="both"/>
         <w:rPr>
-          <w:rFonts w:ascii="SimSun" w:eastAsia="SimSun" w:hAnsi="SimSun"/>
+          <w:rFonts w:ascii="宋体" w:eastAsia="宋体" w:hAnsi="宋体" w:hint="eastAsia"/>
           <w:b/>
           <w:bCs/>
         </w:rPr>
       </w:pPr>
       <w:r>
         <w:rPr>
-          <w:rFonts w:ascii="SimSun" w:eastAsia="SimSun" w:hAnsi="SimSun"/>
+          <w:rFonts w:ascii="宋体" w:eastAsia="宋体" w:hAnsi="宋体"/>
           <w:b/>
           <w:bCs/>
         </w:rPr>
@@ -2378,7 +2784,7 @@
       </w:r>
       <w:r>
         <w:rPr>
-          <w:rFonts w:ascii="SimSun" w:eastAsia="SimSun" w:hAnsi="SimSun" w:hint="eastAsia"/>
+          <w:rFonts w:ascii="宋体" w:eastAsia="宋体" w:hAnsi="宋体" w:hint="eastAsia"/>
           <w:b/>
           <w:bCs/>
         </w:rPr>
@@ -2390,12 +2796,12 @@
         <w:spacing w:after="0" w:line="240" w:lineRule="auto"/>
         <w:jc w:val="both"/>
         <w:rPr>
-          <w:rFonts w:ascii="SimSun" w:eastAsia="SimSun" w:hAnsi="SimSun" w:hint="eastAsia"/>
-        </w:rPr>
-      </w:pPr>
-      <w:r>
-        <w:rPr>
-          <w:rFonts w:ascii="SimSun" w:eastAsia="SimSun" w:hAnsi="SimSun"/>
+          <w:rFonts w:ascii="宋体" w:eastAsia="宋体" w:hAnsi="宋体" w:hint="eastAsia"/>
+        </w:rPr>
+      </w:pPr>
+      <w:r>
+        <w:rPr>
+          <w:rFonts w:ascii="宋体" w:eastAsia="宋体" w:hAnsi="宋体"/>
         </w:rPr>
         <w:t>基于受体结构（Receptor-based, Structure-driven）的方法主要依赖于蛋白-配体对接（docking）技术。</w:t>
       </w:r>
@@ -2405,12 +2811,12 @@
         <w:spacing w:after="0" w:line="240" w:lineRule="auto"/>
         <w:jc w:val="both"/>
         <w:rPr>
-          <w:rFonts w:ascii="SimSun" w:eastAsia="SimSun" w:hAnsi="SimSun"/>
-        </w:rPr>
-      </w:pPr>
-      <w:r>
-        <w:rPr>
-          <w:rFonts w:ascii="SimSun" w:eastAsia="SimSun" w:hAnsi="SimSun" w:hint="eastAsia"/>
+          <w:rFonts w:ascii="宋体" w:eastAsia="宋体" w:hAnsi="宋体" w:hint="eastAsia"/>
+        </w:rPr>
+      </w:pPr>
+      <w:r>
+        <w:rPr>
+          <w:rFonts w:ascii="宋体" w:eastAsia="宋体" w:hAnsi="宋体" w:hint="eastAsia"/>
           <w:b/>
           <w:bCs/>
         </w:rPr>
@@ -2418,55 +2824,71 @@
       </w:r>
       <w:r>
         <w:rPr>
-          <w:rFonts w:ascii="SimSun" w:eastAsia="SimSun" w:hAnsi="SimSun" w:hint="eastAsia"/>
+          <w:rFonts w:ascii="宋体" w:eastAsia="宋体" w:hAnsi="宋体" w:hint="eastAsia"/>
         </w:rPr>
         <w:t>使用分子对接技术。</w:t>
       </w:r>
       <w:r>
         <w:rPr>
-          <w:rFonts w:ascii="SimSun" w:eastAsia="SimSun" w:hAnsi="SimSun"/>
+          <w:rFonts w:ascii="宋体" w:eastAsia="宋体" w:hAnsi="宋体"/>
         </w:rPr>
         <w:t>Li et al. [</w:t>
       </w:r>
       <w:r>
         <w:rPr>
-          <w:rFonts w:ascii="SimSun" w:eastAsia="SimSun" w:hAnsi="SimSun" w:hint="eastAsia"/>
+          <w:rFonts w:ascii="宋体" w:eastAsia="宋体" w:hAnsi="宋体" w:hint="eastAsia"/>
         </w:rPr>
         <w:t>9</w:t>
       </w:r>
       <w:r>
         <w:rPr>
-          <w:rFonts w:ascii="SimSun" w:eastAsia="SimSun" w:hAnsi="SimSun"/>
+          <w:rFonts w:ascii="宋体" w:eastAsia="宋体" w:hAnsi="宋体"/>
         </w:rPr>
         <w:t xml:space="preserve">] </w:t>
       </w:r>
       <w:r>
         <w:rPr>
-          <w:rFonts w:ascii="SimSun" w:eastAsia="SimSun" w:hAnsi="SimSun"/>
+          <w:rFonts w:ascii="宋体" w:eastAsia="宋体" w:hAnsi="宋体"/>
         </w:rPr>
         <w:t>的研究，是早期蛋白-配体对接的代表性工作。</w:t>
       </w:r>
-      <w:r>
-        <w:rPr>
-          <w:rFonts w:ascii="SimSun" w:eastAsia="SimSun" w:hAnsi="SimSun"/>
-        </w:rPr>
-        <w:t>GalaxySagittarius [</w:t>
-      </w:r>
-      <w:r>
-        <w:rPr>
-          <w:rFonts w:ascii="SimSun" w:eastAsia="SimSun" w:hAnsi="SimSun" w:hint="eastAsia"/>
+      <w:proofErr w:type="spellStart"/>
+      <w:r>
+        <w:rPr>
+          <w:rFonts w:ascii="宋体" w:eastAsia="宋体" w:hAnsi="宋体"/>
+        </w:rPr>
+        <w:t>GalaxySagittarius</w:t>
+      </w:r>
+      <w:proofErr w:type="spellEnd"/>
+      <w:r>
+        <w:rPr>
+          <w:rFonts w:ascii="宋体" w:eastAsia="宋体" w:hAnsi="宋体"/>
+        </w:rPr>
+        <w:t xml:space="preserve"> [</w:t>
+      </w:r>
+      <w:proofErr w:type="gramStart"/>
+      <w:r>
+        <w:rPr>
+          <w:rFonts w:ascii="宋体" w:eastAsia="宋体" w:hAnsi="宋体" w:hint="eastAsia"/>
         </w:rPr>
         <w:t>10</w:t>
       </w:r>
       <w:r>
         <w:rPr>
-          <w:rFonts w:ascii="SimSun" w:eastAsia="SimSun" w:hAnsi="SimSun"/>
-        </w:rPr>
-        <w:t>]，利用蛋白质结构进行</w:t>
-      </w:r>
-      <w:r>
-        <w:rPr>
-          <w:rFonts w:ascii="SimSun" w:eastAsia="SimSun" w:hAnsi="SimSun"/>
+          <w:rFonts w:ascii="宋体" w:eastAsia="宋体" w:hAnsi="宋体"/>
+        </w:rPr>
+        <w:t>]，</w:t>
+      </w:r>
+      <w:proofErr w:type="gramEnd"/>
+      <w:r>
+        <w:rPr>
+          <w:rFonts w:ascii="宋体" w:eastAsia="宋体" w:hAnsi="宋体"/>
+        </w:rPr>
+        <w:t>利用蛋白质结构进行</w:t>
+      </w:r>
+      <w:r>
+        <w:rPr>
+          <w:rFonts w:ascii="宋体" w:eastAsia="宋体" w:hAnsi="宋体"/>
         </w:rPr>
         <w:t>筛选。</w:t>
       </w:r>
@@ -2476,18 +2898,18 @@
         <w:spacing w:after="0" w:line="240" w:lineRule="auto"/>
         <w:jc w:val="both"/>
         <w:rPr>
-          <w:rFonts w:ascii="SimSun" w:eastAsia="SimSun" w:hAnsi="SimSun"/>
-        </w:rPr>
-      </w:pPr>
-      <w:r>
-        <w:rPr>
-          <w:rFonts w:ascii="SimSun" w:eastAsia="SimSun" w:hAnsi="SimSun"/>
+          <w:rFonts w:ascii="宋体" w:eastAsia="宋体" w:hAnsi="宋体" w:hint="eastAsia"/>
+        </w:rPr>
+      </w:pPr>
+      <w:r>
+        <w:rPr>
+          <w:rFonts w:ascii="宋体" w:eastAsia="宋体" w:hAnsi="宋体"/>
         </w:rPr>
         <w:t>在</w:t>
       </w:r>
       <w:r>
         <w:rPr>
-          <w:rFonts w:ascii="SimSun" w:eastAsia="SimSun" w:hAnsi="SimSun"/>
+          <w:rFonts w:ascii="宋体" w:eastAsia="宋体" w:hAnsi="宋体"/>
           <w:b/>
           <w:bCs/>
         </w:rPr>
@@ -2495,19 +2917,19 @@
       </w:r>
       <w:r>
         <w:rPr>
-          <w:rFonts w:ascii="SimSun" w:eastAsia="SimSun" w:hAnsi="SimSun"/>
+          <w:rFonts w:ascii="宋体" w:eastAsia="宋体" w:hAnsi="宋体"/>
         </w:rPr>
         <w:t>，基于结构</w:t>
       </w:r>
       <w:r>
         <w:rPr>
-          <w:rFonts w:ascii="SimSun" w:eastAsia="SimSun" w:hAnsi="SimSun"/>
+          <w:rFonts w:ascii="宋体" w:eastAsia="宋体" w:hAnsi="宋体"/>
         </w:rPr>
         <w:t>的方法在两个方向取</w:t>
       </w:r>
       <w:r>
         <w:rPr>
-          <w:rFonts w:ascii="SimSun" w:eastAsia="SimSun" w:hAnsi="SimSun"/>
+          <w:rFonts w:ascii="宋体" w:eastAsia="宋体" w:hAnsi="宋体"/>
         </w:rPr>
         <w:t>得了进展：</w:t>
       </w:r>
@@ -2517,24 +2939,24 @@
         <w:spacing w:after="0" w:line="240" w:lineRule="auto"/>
         <w:jc w:val="both"/>
         <w:rPr>
-          <w:rFonts w:ascii="SimSun" w:eastAsia="SimSun" w:hAnsi="SimSun"/>
-        </w:rPr>
-      </w:pPr>
-      <w:r>
-        <w:rPr>
-          <w:rFonts w:ascii="SimSun" w:eastAsia="SimSun" w:hAnsi="SimSun" w:hint="eastAsia"/>
+          <w:rFonts w:ascii="宋体" w:eastAsia="宋体" w:hAnsi="宋体" w:hint="eastAsia"/>
+        </w:rPr>
+      </w:pPr>
+      <w:r>
+        <w:rPr>
+          <w:rFonts w:ascii="宋体" w:eastAsia="宋体" w:hAnsi="宋体" w:hint="eastAsia"/>
         </w:rPr>
         <w:t>(1</w:t>
       </w:r>
       <w:r>
         <w:rPr>
-          <w:rFonts w:ascii="SimSun" w:eastAsia="SimSun" w:hAnsi="SimSun" w:hint="eastAsia"/>
+          <w:rFonts w:ascii="宋体" w:eastAsia="宋体" w:hAnsi="宋体" w:hint="eastAsia"/>
         </w:rPr>
         <w:t>)</w:t>
       </w:r>
       <w:r>
         <w:rPr>
-          <w:rFonts w:ascii="SimSun" w:eastAsia="SimSun" w:hAnsi="SimSun"/>
+          <w:rFonts w:ascii="宋体" w:eastAsia="宋体" w:hAnsi="宋体"/>
         </w:rPr>
         <w:t>蛋白质结构数据库的扩展</w:t>
       </w:r>
@@ -2544,30 +2966,30 @@
         <w:spacing w:after="0" w:line="240" w:lineRule="auto"/>
         <w:jc w:val="both"/>
         <w:rPr>
-          <w:rFonts w:ascii="SimSun" w:eastAsia="SimSun" w:hAnsi="SimSun" w:hint="eastAsia"/>
-        </w:rPr>
-      </w:pPr>
-      <w:r>
-        <w:rPr>
-          <w:rFonts w:ascii="SimSun" w:eastAsia="SimSun" w:hAnsi="SimSun"/>
+          <w:rFonts w:ascii="宋体" w:eastAsia="宋体" w:hAnsi="宋体" w:hint="eastAsia"/>
+        </w:rPr>
+      </w:pPr>
+      <w:r>
+        <w:rPr>
+          <w:rFonts w:ascii="宋体" w:eastAsia="宋体" w:hAnsi="宋体"/>
         </w:rPr>
         <w:t>近年来，深度学习预测的蛋白质结构（如 AlphaFold 预测的蛋白结构）极大扩展了结构数据库。这使得基于受体结构的方法适用范围更广，即便没有实验解析的蛋白质结构，也可以利用预测结构进行筛选。</w:t>
       </w:r>
       <w:r>
         <w:rPr>
-          <w:rFonts w:ascii="SimSun" w:eastAsia="SimSun" w:hAnsi="SimSun" w:hint="eastAsia"/>
+          <w:rFonts w:ascii="宋体" w:eastAsia="宋体" w:hAnsi="宋体" w:hint="eastAsia"/>
         </w:rPr>
         <w:t>[</w:t>
       </w:r>
       <w:r>
         <w:rPr>
-          <w:rFonts w:ascii="SimSun" w:eastAsia="SimSun" w:hAnsi="SimSun" w:hint="eastAsia"/>
+          <w:rFonts w:ascii="宋体" w:eastAsia="宋体" w:hAnsi="宋体" w:hint="eastAsia"/>
         </w:rPr>
         <w:t>11</w:t>
       </w:r>
       <w:r>
         <w:rPr>
-          <w:rFonts w:ascii="SimSun" w:eastAsia="SimSun" w:hAnsi="SimSun" w:hint="eastAsia"/>
+          <w:rFonts w:ascii="宋体" w:eastAsia="宋体" w:hAnsi="宋体" w:hint="eastAsia"/>
         </w:rPr>
         <w:t>]</w:t>
       </w:r>
@@ -2577,12 +2999,12 @@
         <w:spacing w:after="0" w:line="240" w:lineRule="auto"/>
         <w:jc w:val="both"/>
         <w:rPr>
-          <w:rFonts w:ascii="SimSun" w:eastAsia="SimSun" w:hAnsi="SimSun"/>
-        </w:rPr>
-      </w:pPr>
-      <w:r>
-        <w:rPr>
-          <w:rFonts w:ascii="SimSun" w:eastAsia="SimSun" w:hAnsi="SimSun" w:hint="eastAsia"/>
+          <w:rFonts w:ascii="宋体" w:eastAsia="宋体" w:hAnsi="宋体" w:hint="eastAsia"/>
+        </w:rPr>
+      </w:pPr>
+      <w:r>
+        <w:rPr>
+          <w:rFonts w:ascii="宋体" w:eastAsia="宋体" w:hAnsi="宋体" w:hint="eastAsia"/>
         </w:rPr>
         <w:t>(2)引入先进的深度学习技术</w:t>
       </w:r>
@@ -2592,25 +3014,25 @@
         <w:spacing w:after="0" w:line="240" w:lineRule="auto"/>
         <w:jc w:val="both"/>
         <w:rPr>
-          <w:rFonts w:ascii="SimSun" w:eastAsia="SimSun" w:hAnsi="SimSun"/>
-        </w:rPr>
-      </w:pPr>
-      <w:r>
-        <w:rPr>
-          <w:rFonts w:ascii="SimSun" w:eastAsia="SimSun" w:hAnsi="SimSun" w:hint="eastAsia"/>
+          <w:rFonts w:ascii="宋体" w:eastAsia="宋体" w:hAnsi="宋体" w:hint="eastAsia"/>
+        </w:rPr>
+      </w:pPr>
+      <w:r>
+        <w:rPr>
+          <w:rFonts w:ascii="宋体" w:eastAsia="宋体" w:hAnsi="宋体" w:hint="eastAsia"/>
         </w:rPr>
         <w:lastRenderedPageBreak/>
         <w:t>蛋白质结构预测的现代技术，如注意力机制或图表示法，已经在基于结构的网络中进行了实验</w:t>
       </w:r>
       <w:r>
         <w:rPr>
-          <w:rFonts w:ascii="SimSun" w:eastAsia="SimSun" w:hAnsi="SimSun"/>
+          <w:rFonts w:ascii="宋体" w:eastAsia="宋体" w:hAnsi="宋体"/>
         </w:rPr>
         <w:t>。</w:t>
       </w:r>
       <w:r>
         <w:rPr>
-          <w:rFonts w:ascii="SimSun" w:eastAsia="SimSun" w:hAnsi="SimSun" w:hint="eastAsia"/>
+          <w:rFonts w:ascii="宋体" w:eastAsia="宋体" w:hAnsi="宋体" w:hint="eastAsia"/>
         </w:rPr>
         <w:t>[12,13]</w:t>
       </w:r>
@@ -2620,30 +3042,30 @@
         <w:spacing w:after="0" w:line="240" w:lineRule="auto"/>
         <w:jc w:val="both"/>
         <w:rPr>
-          <w:rFonts w:ascii="SimSun" w:eastAsia="SimSun" w:hAnsi="SimSun" w:hint="eastAsia"/>
-        </w:rPr>
-      </w:pPr>
-    </w:p>
-    <w:p>
-      <w:pPr>
-        <w:spacing w:after="0" w:line="240" w:lineRule="auto"/>
-        <w:jc w:val="both"/>
-        <w:rPr>
-          <w:rFonts w:ascii="SimSun" w:eastAsia="SimSun" w:hAnsi="SimSun" w:hint="eastAsia"/>
-        </w:rPr>
-      </w:pPr>
-    </w:p>
-    <w:p>
-      <w:pPr>
-        <w:spacing w:after="0" w:line="240" w:lineRule="auto"/>
-        <w:jc w:val="both"/>
-        <w:rPr>
-          <w:rFonts w:ascii="SimSun" w:eastAsia="SimSun" w:hAnsi="SimSun"/>
-        </w:rPr>
-      </w:pPr>
-      <w:r>
-        <w:rPr>
-          <w:rFonts w:ascii="SimSun" w:eastAsia="SimSun" w:hAnsi="SimSun"/>
+          <w:rFonts w:ascii="宋体" w:eastAsia="宋体" w:hAnsi="宋体" w:hint="eastAsia"/>
+        </w:rPr>
+      </w:pPr>
+    </w:p>
+    <w:p>
+      <w:pPr>
+        <w:spacing w:after="0" w:line="240" w:lineRule="auto"/>
+        <w:jc w:val="both"/>
+        <w:rPr>
+          <w:rFonts w:ascii="宋体" w:eastAsia="宋体" w:hAnsi="宋体" w:hint="eastAsia"/>
+        </w:rPr>
+      </w:pPr>
+    </w:p>
+    <w:p>
+      <w:pPr>
+        <w:spacing w:after="0" w:line="240" w:lineRule="auto"/>
+        <w:jc w:val="both"/>
+        <w:rPr>
+          <w:rFonts w:ascii="宋体" w:eastAsia="宋体" w:hAnsi="宋体" w:hint="eastAsia"/>
+        </w:rPr>
+      </w:pPr>
+      <w:r>
+        <w:rPr>
+          <w:rFonts w:ascii="宋体" w:eastAsia="宋体" w:hAnsi="宋体"/>
         </w:rPr>
         <w:t>总结与分析</w:t>
       </w:r>
@@ -2653,12 +3075,12 @@
         <w:spacing w:after="0" w:line="240" w:lineRule="auto"/>
         <w:jc w:val="both"/>
         <w:rPr>
-          <w:rFonts w:ascii="SimSun" w:eastAsia="SimSun" w:hAnsi="SimSun"/>
-        </w:rPr>
-      </w:pPr>
-      <w:r>
-        <w:rPr>
-          <w:rFonts w:ascii="SimSun" w:eastAsia="SimSun" w:hAnsi="SimSun"/>
+          <w:rFonts w:ascii="宋体" w:eastAsia="宋体" w:hAnsi="宋体" w:hint="eastAsia"/>
+        </w:rPr>
+      </w:pPr>
+      <w:r>
+        <w:rPr>
+          <w:rFonts w:ascii="宋体" w:eastAsia="宋体" w:hAnsi="宋体"/>
         </w:rPr>
         <w:t>1. 方法分类</w:t>
       </w:r>
@@ -2668,12 +3090,12 @@
         <w:spacing w:after="0" w:line="240" w:lineRule="auto"/>
         <w:jc w:val="both"/>
         <w:rPr>
-          <w:rFonts w:ascii="SimSun" w:eastAsia="SimSun" w:hAnsi="SimSun"/>
-        </w:rPr>
-      </w:pPr>
-      <w:r>
-        <w:rPr>
-          <w:rFonts w:ascii="SimSun" w:eastAsia="SimSun" w:hAnsi="SimSun"/>
+          <w:rFonts w:ascii="宋体" w:eastAsia="宋体" w:hAnsi="宋体" w:hint="eastAsia"/>
+        </w:rPr>
+      </w:pPr>
+      <w:r>
+        <w:rPr>
+          <w:rFonts w:ascii="宋体" w:eastAsia="宋体" w:hAnsi="宋体"/>
         </w:rPr>
         <w:t>蛋白质组水平的受体筛选方法主要分为 两大类别：</w:t>
       </w:r>
@@ -2687,12 +3109,12 @@
         <w:spacing w:after="0" w:line="240" w:lineRule="auto"/>
         <w:jc w:val="both"/>
         <w:rPr>
-          <w:rFonts w:ascii="SimSun" w:eastAsia="SimSun" w:hAnsi="SimSun"/>
-        </w:rPr>
-      </w:pPr>
-      <w:r>
-        <w:rPr>
-          <w:rFonts w:ascii="SimSun" w:eastAsia="SimSun" w:hAnsi="SimSun"/>
+          <w:rFonts w:ascii="宋体" w:eastAsia="宋体" w:hAnsi="宋体" w:hint="eastAsia"/>
+        </w:rPr>
+      </w:pPr>
+      <w:r>
+        <w:rPr>
+          <w:rFonts w:ascii="宋体" w:eastAsia="宋体" w:hAnsi="宋体"/>
         </w:rPr>
         <w:t>配体基方法（Ligand-based）</w:t>
       </w:r>
@@ -2706,12 +3128,12 @@
         <w:spacing w:after="0" w:line="240" w:lineRule="auto"/>
         <w:jc w:val="both"/>
         <w:rPr>
-          <w:rFonts w:ascii="SimSun" w:eastAsia="SimSun" w:hAnsi="SimSun"/>
-        </w:rPr>
-      </w:pPr>
-      <w:r>
-        <w:rPr>
-          <w:rFonts w:ascii="SimSun" w:eastAsia="SimSun" w:hAnsi="SimSun"/>
+          <w:rFonts w:ascii="宋体" w:eastAsia="宋体" w:hAnsi="宋体" w:hint="eastAsia"/>
+        </w:rPr>
+      </w:pPr>
+      <w:r>
+        <w:rPr>
+          <w:rFonts w:ascii="宋体" w:eastAsia="宋体" w:hAnsi="宋体"/>
         </w:rPr>
         <w:t>传统方法：基于化学相似性，依赖已知复合物数据，计算量小但预测精准度有限。</w:t>
       </w:r>
@@ -2725,12 +3147,12 @@
         <w:spacing w:after="0" w:line="240" w:lineRule="auto"/>
         <w:jc w:val="both"/>
         <w:rPr>
-          <w:rFonts w:ascii="SimSun" w:eastAsia="SimSun" w:hAnsi="SimSun"/>
-        </w:rPr>
-      </w:pPr>
-      <w:r>
-        <w:rPr>
-          <w:rFonts w:ascii="SimSun" w:eastAsia="SimSun" w:hAnsi="SimSun"/>
+          <w:rFonts w:ascii="宋体" w:eastAsia="宋体" w:hAnsi="宋体" w:hint="eastAsia"/>
+        </w:rPr>
+      </w:pPr>
+      <w:r>
+        <w:rPr>
+          <w:rFonts w:ascii="宋体" w:eastAsia="宋体" w:hAnsi="宋体"/>
         </w:rPr>
         <w:t>深度学习方法（DTI）：结合蛋白序列，利用神经网络建模，数据驱动但缺乏结构信息，预测能力有限。</w:t>
       </w:r>
@@ -2744,12 +3166,12 @@
         <w:spacing w:after="0" w:line="240" w:lineRule="auto"/>
         <w:jc w:val="both"/>
         <w:rPr>
-          <w:rFonts w:ascii="SimSun" w:eastAsia="SimSun" w:hAnsi="SimSun"/>
-        </w:rPr>
-      </w:pPr>
-      <w:r>
-        <w:rPr>
-          <w:rFonts w:ascii="SimSun" w:eastAsia="SimSun" w:hAnsi="SimSun"/>
+          <w:rFonts w:ascii="宋体" w:eastAsia="宋体" w:hAnsi="宋体" w:hint="eastAsia"/>
+        </w:rPr>
+      </w:pPr>
+      <w:r>
+        <w:rPr>
+          <w:rFonts w:ascii="宋体" w:eastAsia="宋体" w:hAnsi="宋体"/>
         </w:rPr>
         <w:t>受体基方法（Receptor-based）</w:t>
       </w:r>
@@ -2763,12 +3185,12 @@
         <w:spacing w:after="0" w:line="240" w:lineRule="auto"/>
         <w:jc w:val="both"/>
         <w:rPr>
-          <w:rFonts w:ascii="SimSun" w:eastAsia="SimSun" w:hAnsi="SimSun"/>
-        </w:rPr>
-      </w:pPr>
-      <w:r>
-        <w:rPr>
-          <w:rFonts w:ascii="SimSun" w:eastAsia="SimSun" w:hAnsi="SimSun"/>
+          <w:rFonts w:ascii="宋体" w:eastAsia="宋体" w:hAnsi="宋体" w:hint="eastAsia"/>
+        </w:rPr>
+      </w:pPr>
+      <w:r>
+        <w:rPr>
+          <w:rFonts w:ascii="宋体" w:eastAsia="宋体" w:hAnsi="宋体"/>
         </w:rPr>
         <w:t>传统方法：基于分子对接，可提供结构信息，但受限于蛋白结构可用性。</w:t>
       </w:r>
@@ -2782,12 +3204,12 @@
         <w:spacing w:after="0" w:line="240" w:lineRule="auto"/>
         <w:jc w:val="both"/>
         <w:rPr>
-          <w:rFonts w:ascii="SimSun" w:eastAsia="SimSun" w:hAnsi="SimSun"/>
-        </w:rPr>
-      </w:pPr>
-      <w:r>
-        <w:rPr>
-          <w:rFonts w:ascii="SimSun" w:eastAsia="SimSun" w:hAnsi="SimSun"/>
+          <w:rFonts w:ascii="宋体" w:eastAsia="宋体" w:hAnsi="宋体" w:hint="eastAsia"/>
+        </w:rPr>
+      </w:pPr>
+      <w:r>
+        <w:rPr>
+          <w:rFonts w:ascii="宋体" w:eastAsia="宋体" w:hAnsi="宋体"/>
         </w:rPr>
         <w:t>深度学习方法：利用 AlphaFold 预测结构 + 先进 DL 模型，弥补传统对接的不足，未来有望发展成高效筛选工具。</w:t>
       </w:r>
@@ -2797,12 +3219,12 @@
         <w:spacing w:after="0" w:line="240" w:lineRule="auto"/>
         <w:jc w:val="both"/>
         <w:rPr>
-          <w:rFonts w:ascii="SimSun" w:eastAsia="SimSun" w:hAnsi="SimSun"/>
-        </w:rPr>
-      </w:pPr>
-      <w:r>
-        <w:rPr>
-          <w:rFonts w:ascii="SimSun" w:eastAsia="SimSun" w:hAnsi="SimSun"/>
+          <w:rFonts w:ascii="宋体" w:eastAsia="宋体" w:hAnsi="宋体" w:hint="eastAsia"/>
+        </w:rPr>
+      </w:pPr>
+      <w:r>
+        <w:rPr>
+          <w:rFonts w:ascii="宋体" w:eastAsia="宋体" w:hAnsi="宋体"/>
         </w:rPr>
         <w:t>2. 研究趋势</w:t>
       </w:r>
@@ -2816,12 +3238,12 @@
         <w:spacing w:after="0" w:line="240" w:lineRule="auto"/>
         <w:jc w:val="both"/>
         <w:rPr>
-          <w:rFonts w:ascii="SimSun" w:eastAsia="SimSun" w:hAnsi="SimSun"/>
-        </w:rPr>
-      </w:pPr>
-      <w:r>
-        <w:rPr>
-          <w:rFonts w:ascii="SimSun" w:eastAsia="SimSun" w:hAnsi="SimSun"/>
+          <w:rFonts w:ascii="宋体" w:eastAsia="宋体" w:hAnsi="宋体" w:hint="eastAsia"/>
+        </w:rPr>
+      </w:pPr>
+      <w:r>
+        <w:rPr>
+          <w:rFonts w:ascii="宋体" w:eastAsia="宋体" w:hAnsi="宋体"/>
         </w:rPr>
         <w:t>非结构化 DTI 方法在部分任务上仍不如基于结构的方法（如激酶筛选）。</w:t>
       </w:r>
@@ -2835,12 +3257,12 @@
         <w:spacing w:after="0" w:line="240" w:lineRule="auto"/>
         <w:jc w:val="both"/>
         <w:rPr>
-          <w:rFonts w:ascii="SimSun" w:eastAsia="SimSun" w:hAnsi="SimSun"/>
-        </w:rPr>
-      </w:pPr>
-      <w:r>
-        <w:rPr>
-          <w:rFonts w:ascii="SimSun" w:eastAsia="SimSun" w:hAnsi="SimSun"/>
+          <w:rFonts w:ascii="宋体" w:eastAsia="宋体" w:hAnsi="宋体" w:hint="eastAsia"/>
+        </w:rPr>
+      </w:pPr>
+      <w:r>
+        <w:rPr>
+          <w:rFonts w:ascii="宋体" w:eastAsia="宋体" w:hAnsi="宋体"/>
         </w:rPr>
         <w:t>蛋白结构数据的可用性极大影响方法选择：</w:t>
       </w:r>
@@ -2854,14 +3276,28 @@
         <w:spacing w:after="0" w:line="240" w:lineRule="auto"/>
         <w:jc w:val="both"/>
         <w:rPr>
-          <w:rFonts w:ascii="SimSun" w:eastAsia="SimSun" w:hAnsi="SimSun"/>
-        </w:rPr>
-      </w:pPr>
-      <w:r>
-        <w:rPr>
-          <w:rFonts w:ascii="SimSun" w:eastAsia="SimSun" w:hAnsi="SimSun"/>
-        </w:rPr>
-        <w:t>没有结构数据时，配体基方法仍然是主流。</w:t>
+          <w:rFonts w:ascii="宋体" w:eastAsia="宋体" w:hAnsi="宋体" w:hint="eastAsia"/>
+        </w:rPr>
+      </w:pPr>
+      <w:r>
+        <w:rPr>
+          <w:rFonts w:ascii="宋体" w:eastAsia="宋体" w:hAnsi="宋体"/>
+        </w:rPr>
+        <w:t>没有结构数据时，配体</w:t>
+      </w:r>
+      <w:proofErr w:type="gramStart"/>
+      <w:r>
+        <w:rPr>
+          <w:rFonts w:ascii="宋体" w:eastAsia="宋体" w:hAnsi="宋体"/>
+        </w:rPr>
+        <w:t>基方法</w:t>
+      </w:r>
+      <w:proofErr w:type="gramEnd"/>
+      <w:r>
+        <w:rPr>
+          <w:rFonts w:ascii="宋体" w:eastAsia="宋体" w:hAnsi="宋体"/>
+        </w:rPr>
+        <w:t>仍然是主流。</w:t>
       </w:r>
     </w:p>
     <w:p>
@@ -2873,12 +3309,12 @@
         <w:spacing w:after="0" w:line="240" w:lineRule="auto"/>
         <w:jc w:val="both"/>
         <w:rPr>
-          <w:rFonts w:ascii="SimSun" w:eastAsia="SimSun" w:hAnsi="SimSun"/>
-        </w:rPr>
-      </w:pPr>
-      <w:r>
-        <w:rPr>
-          <w:rFonts w:ascii="SimSun" w:eastAsia="SimSun" w:hAnsi="SimSun"/>
+          <w:rFonts w:ascii="宋体" w:eastAsia="宋体" w:hAnsi="宋体" w:hint="eastAsia"/>
+        </w:rPr>
+      </w:pPr>
+      <w:r>
+        <w:rPr>
+          <w:rFonts w:ascii="宋体" w:eastAsia="宋体" w:hAnsi="宋体"/>
         </w:rPr>
         <w:t>有预测结构后，基于结构的方法可以显著提高筛选精度。</w:t>
       </w:r>
@@ -2892,12 +3328,12 @@
         <w:spacing w:after="0" w:line="240" w:lineRule="auto"/>
         <w:jc w:val="both"/>
         <w:rPr>
-          <w:rFonts w:ascii="SimSun" w:eastAsia="SimSun" w:hAnsi="SimSun"/>
-        </w:rPr>
-      </w:pPr>
-      <w:r>
-        <w:rPr>
-          <w:rFonts w:ascii="SimSun" w:eastAsia="SimSun" w:hAnsi="SimSun"/>
+          <w:rFonts w:ascii="宋体" w:eastAsia="宋体" w:hAnsi="宋体" w:hint="eastAsia"/>
+        </w:rPr>
+      </w:pPr>
+      <w:r>
+        <w:rPr>
+          <w:rFonts w:ascii="宋体" w:eastAsia="宋体" w:hAnsi="宋体"/>
         </w:rPr>
         <w:t>深度学习模型正在替代传统方法：</w:t>
       </w:r>
@@ -2911,45 +3347,59 @@
         <w:spacing w:after="0" w:line="240" w:lineRule="auto"/>
         <w:jc w:val="both"/>
         <w:rPr>
-          <w:rFonts w:ascii="SimSun" w:eastAsia="SimSun" w:hAnsi="SimSun"/>
-        </w:rPr>
-      </w:pPr>
-      <w:r>
-        <w:rPr>
-          <w:rFonts w:ascii="SimSun" w:eastAsia="SimSun" w:hAnsi="SimSun"/>
-        </w:rPr>
-        <w:t>传统的相似性匹配、分子对接方法仍然重要，但 DL 结合蛋白质结构和分子特征后，未来可能成为更高效的筛选工具。</w:t>
-      </w:r>
-    </w:p>
-    <w:p>
-      <w:pPr>
-        <w:spacing w:after="0" w:line="240" w:lineRule="auto"/>
-        <w:jc w:val="both"/>
-        <w:rPr>
-          <w:rFonts w:ascii="SimSun" w:eastAsia="SimSun" w:hAnsi="SimSun" w:hint="eastAsia"/>
-        </w:rPr>
-      </w:pPr>
-    </w:p>
-    <w:p>
-      <w:pPr>
-        <w:spacing w:after="0" w:line="240" w:lineRule="auto"/>
-        <w:jc w:val="both"/>
-        <w:rPr>
-          <w:rFonts w:ascii="SimSun" w:eastAsia="SimSun" w:hAnsi="SimSun"/>
-        </w:rPr>
-      </w:pPr>
-    </w:p>
-    <w:p>
-      <w:pPr>
-        <w:spacing w:after="0" w:line="240" w:lineRule="auto"/>
-        <w:jc w:val="both"/>
-        <w:rPr>
-          <w:rFonts w:ascii="SimSun" w:eastAsia="SimSun" w:hAnsi="SimSun"/>
-        </w:rPr>
-      </w:pPr>
-      <w:r>
-        <w:rPr>
-          <w:rFonts w:ascii="SimSun" w:eastAsia="SimSun" w:hAnsi="SimSun" w:hint="eastAsia"/>
+          <w:rFonts w:ascii="宋体" w:eastAsia="宋体" w:hAnsi="宋体" w:hint="eastAsia"/>
+        </w:rPr>
+      </w:pPr>
+      <w:r>
+        <w:rPr>
+          <w:rFonts w:ascii="宋体" w:eastAsia="宋体" w:hAnsi="宋体"/>
+        </w:rPr>
+        <w:t>传统的相似性匹配、分子对接方法仍然重要，但 DL 结合蛋白</w:t>
+      </w:r>
+      <w:proofErr w:type="gramStart"/>
+      <w:r>
+        <w:rPr>
+          <w:rFonts w:ascii="宋体" w:eastAsia="宋体" w:hAnsi="宋体"/>
+        </w:rPr>
+        <w:t>质结构</w:t>
+      </w:r>
+      <w:proofErr w:type="gramEnd"/>
+      <w:r>
+        <w:rPr>
+          <w:rFonts w:ascii="宋体" w:eastAsia="宋体" w:hAnsi="宋体"/>
+        </w:rPr>
+        <w:t>和分子特征后，未来可能成为更高效的筛选工具。</w:t>
+      </w:r>
+    </w:p>
+    <w:p>
+      <w:pPr>
+        <w:spacing w:after="0" w:line="240" w:lineRule="auto"/>
+        <w:jc w:val="both"/>
+        <w:rPr>
+          <w:rFonts w:ascii="宋体" w:eastAsia="宋体" w:hAnsi="宋体" w:hint="eastAsia"/>
+        </w:rPr>
+      </w:pPr>
+    </w:p>
+    <w:p>
+      <w:pPr>
+        <w:spacing w:after="0" w:line="240" w:lineRule="auto"/>
+        <w:jc w:val="both"/>
+        <w:rPr>
+          <w:rFonts w:ascii="宋体" w:eastAsia="宋体" w:hAnsi="宋体" w:hint="eastAsia"/>
+        </w:rPr>
+      </w:pPr>
+    </w:p>
+    <w:p>
+      <w:pPr>
+        <w:spacing w:after="0" w:line="240" w:lineRule="auto"/>
+        <w:jc w:val="both"/>
+        <w:rPr>
+          <w:rFonts w:ascii="宋体" w:eastAsia="宋体" w:hAnsi="宋体" w:hint="eastAsia"/>
+        </w:rPr>
+      </w:pPr>
+      <w:r>
+        <w:rPr>
+          <w:rFonts w:ascii="宋体" w:eastAsia="宋体" w:hAnsi="宋体" w:hint="eastAsia"/>
         </w:rPr>
         <w:t>[0]</w:t>
       </w:r>
@@ -2958,85 +3408,141 @@
       </w:r>
       <w:r>
         <w:rPr>
-          <w:rFonts w:ascii="SimSun" w:eastAsia="SimSun" w:hAnsi="SimSun"/>
-        </w:rPr>
-        <w:t>Min Su Yoon, Byunghyun Bae, Kunhee Kim, Hahnbeom Park, Minkyung Baek,</w:t>
-      </w:r>
-      <w:r>
-        <w:rPr>
-          <w:rFonts w:ascii="SimSun" w:eastAsia="SimSun" w:hAnsi="SimSun" w:hint="eastAsia"/>
-        </w:rPr>
-        <w:t xml:space="preserve"> </w:t>
-      </w:r>
-      <w:r>
-        <w:rPr>
-          <w:rFonts w:ascii="SimSun" w:eastAsia="SimSun" w:hAnsi="SimSun"/>
+          <w:rFonts w:ascii="宋体" w:eastAsia="宋体" w:hAnsi="宋体"/>
+        </w:rPr>
+        <w:t xml:space="preserve">Min Su Yoon, </w:t>
+      </w:r>
+      <w:proofErr w:type="spellStart"/>
+      <w:r>
+        <w:rPr>
+          <w:rFonts w:ascii="宋体" w:eastAsia="宋体" w:hAnsi="宋体"/>
+        </w:rPr>
+        <w:t>Byunghyun</w:t>
+      </w:r>
+      <w:proofErr w:type="spellEnd"/>
+      <w:r>
+        <w:rPr>
+          <w:rFonts w:ascii="宋体" w:eastAsia="宋体" w:hAnsi="宋体"/>
+        </w:rPr>
+        <w:t xml:space="preserve"> Bae, </w:t>
+      </w:r>
+      <w:proofErr w:type="spellStart"/>
+      <w:r>
+        <w:rPr>
+          <w:rFonts w:ascii="宋体" w:eastAsia="宋体" w:hAnsi="宋体"/>
+        </w:rPr>
+        <w:t>Kunhee</w:t>
+      </w:r>
+      <w:proofErr w:type="spellEnd"/>
+      <w:r>
+        <w:rPr>
+          <w:rFonts w:ascii="宋体" w:eastAsia="宋体" w:hAnsi="宋体"/>
+        </w:rPr>
+        <w:t xml:space="preserve"> Kim, </w:t>
+      </w:r>
+      <w:proofErr w:type="spellStart"/>
+      <w:r>
+        <w:rPr>
+          <w:rFonts w:ascii="宋体" w:eastAsia="宋体" w:hAnsi="宋体"/>
+        </w:rPr>
+        <w:t>Hahnbeom</w:t>
+      </w:r>
+      <w:proofErr w:type="spellEnd"/>
+      <w:r>
+        <w:rPr>
+          <w:rFonts w:ascii="宋体" w:eastAsia="宋体" w:hAnsi="宋体"/>
+        </w:rPr>
+        <w:t xml:space="preserve"> Park, </w:t>
+      </w:r>
+      <w:proofErr w:type="spellStart"/>
+      <w:r>
+        <w:rPr>
+          <w:rFonts w:ascii="宋体" w:eastAsia="宋体" w:hAnsi="宋体"/>
+        </w:rPr>
+        <w:t>Minkyung</w:t>
+      </w:r>
+      <w:proofErr w:type="spellEnd"/>
+      <w:r>
+        <w:rPr>
+          <w:rFonts w:ascii="宋体" w:eastAsia="宋体" w:hAnsi="宋体"/>
+        </w:rPr>
+        <w:t xml:space="preserve"> Baek,</w:t>
+      </w:r>
+      <w:r>
+        <w:rPr>
+          <w:rFonts w:ascii="宋体" w:eastAsia="宋体" w:hAnsi="宋体" w:hint="eastAsia"/>
+        </w:rPr>
+        <w:t xml:space="preserve"> </w:t>
+      </w:r>
+      <w:r>
+        <w:rPr>
+          <w:rFonts w:ascii="宋体" w:eastAsia="宋体" w:hAnsi="宋体"/>
         </w:rPr>
         <w:t>Deep learning methods for proteome-scale interaction prediction,</w:t>
       </w:r>
       <w:r>
         <w:rPr>
-          <w:rFonts w:ascii="SimSun" w:eastAsia="SimSun" w:hAnsi="SimSun" w:hint="eastAsia"/>
-        </w:rPr>
-        <w:t xml:space="preserve"> </w:t>
-      </w:r>
-      <w:r>
-        <w:rPr>
-          <w:rFonts w:ascii="SimSun" w:eastAsia="SimSun" w:hAnsi="SimSun"/>
+          <w:rFonts w:ascii="宋体" w:eastAsia="宋体" w:hAnsi="宋体" w:hint="eastAsia"/>
+        </w:rPr>
+        <w:t xml:space="preserve"> </w:t>
+      </w:r>
+      <w:r>
+        <w:rPr>
+          <w:rFonts w:ascii="宋体" w:eastAsia="宋体" w:hAnsi="宋体"/>
         </w:rPr>
         <w:t>Current Opinion in Structural Biology,</w:t>
       </w:r>
       <w:r>
         <w:rPr>
-          <w:rFonts w:ascii="SimSun" w:eastAsia="SimSun" w:hAnsi="SimSun" w:hint="eastAsia"/>
-        </w:rPr>
-        <w:t xml:space="preserve"> </w:t>
-      </w:r>
-      <w:r>
-        <w:rPr>
-          <w:rFonts w:ascii="SimSun" w:eastAsia="SimSun" w:hAnsi="SimSun"/>
+          <w:rFonts w:ascii="宋体" w:eastAsia="宋体" w:hAnsi="宋体" w:hint="eastAsia"/>
+        </w:rPr>
+        <w:t xml:space="preserve"> </w:t>
+      </w:r>
+      <w:r>
+        <w:rPr>
+          <w:rFonts w:ascii="宋体" w:eastAsia="宋体" w:hAnsi="宋体"/>
         </w:rPr>
         <w:t>Volume 90,</w:t>
       </w:r>
       <w:r>
         <w:rPr>
-          <w:rFonts w:ascii="SimSun" w:eastAsia="SimSun" w:hAnsi="SimSun" w:hint="eastAsia"/>
-        </w:rPr>
-        <w:t xml:space="preserve"> </w:t>
-      </w:r>
-      <w:r>
-        <w:rPr>
-          <w:rFonts w:ascii="SimSun" w:eastAsia="SimSun" w:hAnsi="SimSun"/>
+          <w:rFonts w:ascii="宋体" w:eastAsia="宋体" w:hAnsi="宋体" w:hint="eastAsia"/>
+        </w:rPr>
+        <w:t xml:space="preserve"> </w:t>
+      </w:r>
+      <w:r>
+        <w:rPr>
+          <w:rFonts w:ascii="宋体" w:eastAsia="宋体" w:hAnsi="宋体"/>
         </w:rPr>
         <w:t>2025,</w:t>
       </w:r>
       <w:r>
         <w:rPr>
-          <w:rFonts w:ascii="SimSun" w:eastAsia="SimSun" w:hAnsi="SimSun" w:hint="eastAsia"/>
-        </w:rPr>
-        <w:t xml:space="preserve"> </w:t>
-      </w:r>
-      <w:r>
-        <w:rPr>
-          <w:rFonts w:ascii="SimSun" w:eastAsia="SimSun" w:hAnsi="SimSun"/>
+          <w:rFonts w:ascii="宋体" w:eastAsia="宋体" w:hAnsi="宋体" w:hint="eastAsia"/>
+        </w:rPr>
+        <w:t xml:space="preserve"> </w:t>
+      </w:r>
+      <w:r>
+        <w:rPr>
+          <w:rFonts w:ascii="宋体" w:eastAsia="宋体" w:hAnsi="宋体"/>
         </w:rPr>
         <w:t>102981,</w:t>
       </w:r>
       <w:r>
         <w:rPr>
-          <w:rFonts w:ascii="SimSun" w:eastAsia="SimSun" w:hAnsi="SimSun" w:hint="eastAsia"/>
-        </w:rPr>
-        <w:t xml:space="preserve"> </w:t>
-      </w:r>
-      <w:r>
-        <w:rPr>
-          <w:rFonts w:ascii="SimSun" w:eastAsia="SimSun" w:hAnsi="SimSun"/>
+          <w:rFonts w:ascii="宋体" w:eastAsia="宋体" w:hAnsi="宋体" w:hint="eastAsia"/>
+        </w:rPr>
+        <w:t xml:space="preserve"> </w:t>
+      </w:r>
+      <w:r>
+        <w:rPr>
+          <w:rFonts w:ascii="宋体" w:eastAsia="宋体" w:hAnsi="宋体"/>
         </w:rPr>
         <w:t>ISSN 0959-440X,</w:t>
       </w:r>
       <w:r>
         <w:rPr>
-          <w:rFonts w:ascii="SimSun" w:eastAsia="SimSun" w:hAnsi="SimSun" w:hint="eastAsia"/>
+          <w:rFonts w:ascii="宋体" w:eastAsia="宋体" w:hAnsi="宋体" w:hint="eastAsia"/>
         </w:rPr>
         <w:t xml:space="preserve"> </w:t>
       </w:r>
@@ -3044,14 +3550,14 @@
         <w:r>
           <w:rPr>
             <w:rStyle w:val="af2"/>
-            <w:rFonts w:ascii="SimSun" w:eastAsia="SimSun" w:hAnsi="SimSun"/>
+            <w:rFonts w:ascii="宋体" w:eastAsia="宋体" w:hAnsi="宋体"/>
           </w:rPr>
           <w:t>https://doi.org/10.1016/j.sbi.2024.102981</w:t>
         </w:r>
       </w:hyperlink>
       <w:r>
         <w:rPr>
-          <w:rFonts w:ascii="SimSun" w:eastAsia="SimSun" w:hAnsi="SimSun"/>
+          <w:rFonts w:ascii="宋体" w:eastAsia="宋体" w:hAnsi="宋体"/>
         </w:rPr>
         <w:t>.</w:t>
       </w:r>
@@ -3061,12 +3567,12 @@
         <w:spacing w:after="0" w:line="240" w:lineRule="auto"/>
         <w:jc w:val="both"/>
         <w:rPr>
-          <w:rFonts w:ascii="SimSun" w:eastAsia="SimSun" w:hAnsi="SimSun"/>
-        </w:rPr>
-      </w:pPr>
-      <w:r>
-        <w:rPr>
-          <w:rFonts w:ascii="SimSun" w:eastAsia="SimSun" w:hAnsi="SimSun" w:hint="eastAsia"/>
+          <w:rFonts w:ascii="宋体" w:eastAsia="宋体" w:hAnsi="宋体" w:hint="eastAsia"/>
+        </w:rPr>
+      </w:pPr>
+      <w:r>
+        <w:rPr>
+          <w:rFonts w:ascii="宋体" w:eastAsia="宋体" w:hAnsi="宋体" w:hint="eastAsia"/>
         </w:rPr>
         <w:t>[1]</w:t>
       </w:r>
@@ -3082,58 +3588,86 @@
       </w:r>
       <w:r>
         <w:rPr>
-          <w:rFonts w:ascii="SimSun" w:eastAsia="SimSun" w:hAnsi="SimSun"/>
-        </w:rPr>
-        <w:t>Singh R, Sledzieski S, Bryson B, Cowen L, Berger B: Contrastive</w:t>
-      </w:r>
-      <w:r>
-        <w:rPr>
-          <w:rFonts w:ascii="SimSun" w:eastAsia="SimSun" w:hAnsi="SimSun" w:hint="eastAsia"/>
-        </w:rPr>
-        <w:t xml:space="preserve"> </w:t>
-      </w:r>
-      <w:r>
-        <w:rPr>
-          <w:rFonts w:ascii="SimSun" w:eastAsia="SimSun" w:hAnsi="SimSun"/>
+          <w:rFonts w:ascii="宋体" w:eastAsia="宋体" w:hAnsi="宋体"/>
+        </w:rPr>
+        <w:t xml:space="preserve">Singh R, </w:t>
+      </w:r>
+      <w:proofErr w:type="spellStart"/>
+      <w:r>
+        <w:rPr>
+          <w:rFonts w:ascii="宋体" w:eastAsia="宋体" w:hAnsi="宋体"/>
+        </w:rPr>
+        <w:t>Sledzieski</w:t>
+      </w:r>
+      <w:proofErr w:type="spellEnd"/>
+      <w:r>
+        <w:rPr>
+          <w:rFonts w:ascii="宋体" w:eastAsia="宋体" w:hAnsi="宋体"/>
+        </w:rPr>
+        <w:t xml:space="preserve"> S, Bryson B, Cowen L, Berger B: Contrastive</w:t>
+      </w:r>
+      <w:r>
+        <w:rPr>
+          <w:rFonts w:ascii="宋体" w:eastAsia="宋体" w:hAnsi="宋体" w:hint="eastAsia"/>
+        </w:rPr>
+        <w:t xml:space="preserve"> </w:t>
+      </w:r>
+      <w:r>
+        <w:rPr>
+          <w:rFonts w:ascii="宋体" w:eastAsia="宋体" w:hAnsi="宋体"/>
         </w:rPr>
         <w:t>learning in protein language space predicts interactions between</w:t>
       </w:r>
       <w:r>
         <w:rPr>
-          <w:rFonts w:ascii="SimSun" w:eastAsia="SimSun" w:hAnsi="SimSun" w:hint="eastAsia"/>
-        </w:rPr>
-        <w:t xml:space="preserve"> </w:t>
-      </w:r>
-      <w:r>
-        <w:rPr>
-          <w:rFonts w:ascii="SimSun" w:eastAsia="SimSun" w:hAnsi="SimSun"/>
+          <w:rFonts w:ascii="宋体" w:eastAsia="宋体" w:hAnsi="宋体" w:hint="eastAsia"/>
+        </w:rPr>
+        <w:t xml:space="preserve"> </w:t>
+      </w:r>
+      <w:r>
+        <w:rPr>
+          <w:rFonts w:ascii="宋体" w:eastAsia="宋体" w:hAnsi="宋体"/>
         </w:rPr>
         <w:t>drugs and protein targets.</w:t>
       </w:r>
       <w:r>
         <w:rPr>
-          <w:rFonts w:ascii="SimSun" w:eastAsia="SimSun" w:hAnsi="SimSun" w:hint="eastAsia"/>
-        </w:rPr>
-        <w:t xml:space="preserve"> </w:t>
-      </w:r>
-      <w:r>
-        <w:rPr>
-          <w:rFonts w:ascii="SimSun" w:eastAsia="SimSun" w:hAnsi="SimSun"/>
-        </w:rPr>
-        <w:t>Proc Natl Acad Sci USA 2023,120, e2220778120.</w:t>
-      </w:r>
-    </w:p>
-    <w:p>
-      <w:pPr>
-        <w:spacing w:after="0" w:line="240" w:lineRule="auto"/>
-        <w:jc w:val="both"/>
-        <w:rPr>
-          <w:rFonts w:ascii="SimSun" w:eastAsia="SimSun" w:hAnsi="SimSun" w:hint="eastAsia"/>
-        </w:rPr>
-      </w:pPr>
-      <w:r>
-        <w:rPr>
-          <w:rFonts w:ascii="SimSun" w:eastAsia="SimSun" w:hAnsi="SimSun" w:hint="eastAsia"/>
+          <w:rFonts w:ascii="宋体" w:eastAsia="宋体" w:hAnsi="宋体" w:hint="eastAsia"/>
+        </w:rPr>
+        <w:t xml:space="preserve"> </w:t>
+      </w:r>
+      <w:r>
+        <w:rPr>
+          <w:rFonts w:ascii="宋体" w:eastAsia="宋体" w:hAnsi="宋体"/>
+        </w:rPr>
+        <w:t xml:space="preserve">Proc Natl </w:t>
+      </w:r>
+      <w:proofErr w:type="spellStart"/>
+      <w:r>
+        <w:rPr>
+          <w:rFonts w:ascii="宋体" w:eastAsia="宋体" w:hAnsi="宋体"/>
+        </w:rPr>
+        <w:t>Acad</w:t>
+      </w:r>
+      <w:proofErr w:type="spellEnd"/>
+      <w:r>
+        <w:rPr>
+          <w:rFonts w:ascii="宋体" w:eastAsia="宋体" w:hAnsi="宋体"/>
+        </w:rPr>
+        <w:t xml:space="preserve"> Sci USA 2023,120, e2220778120.</w:t>
+      </w:r>
+    </w:p>
+    <w:p>
+      <w:pPr>
+        <w:spacing w:after="0" w:line="240" w:lineRule="auto"/>
+        <w:jc w:val="both"/>
+        <w:rPr>
+          <w:rFonts w:ascii="宋体" w:eastAsia="宋体" w:hAnsi="宋体" w:hint="eastAsia"/>
+        </w:rPr>
+      </w:pPr>
+      <w:r>
+        <w:rPr>
+          <w:rFonts w:ascii="宋体" w:eastAsia="宋体" w:hAnsi="宋体" w:hint="eastAsia"/>
         </w:rPr>
         <w:t>[2]</w:t>
       </w:r>
@@ -3149,31 +3683,39 @@
       </w:r>
       <w:r>
         <w:rPr>
-          <w:rFonts w:ascii="SimSun" w:eastAsia="SimSun" w:hAnsi="SimSun"/>
+          <w:rFonts w:ascii="宋体" w:eastAsia="宋体" w:hAnsi="宋体"/>
         </w:rPr>
         <w:t>Gao B, Qiang B, Tan H, Ren M, Jia Y, Lu M, Liu J, Ma W, Lan Y:</w:t>
       </w:r>
       <w:r>
         <w:rPr>
-          <w:rFonts w:ascii="SimSun" w:eastAsia="SimSun" w:hAnsi="SimSun" w:hint="eastAsia"/>
-        </w:rPr>
-        <w:t xml:space="preserve"> </w:t>
-      </w:r>
-      <w:r>
-        <w:rPr>
-          <w:rFonts w:ascii="SimSun" w:eastAsia="SimSun" w:hAnsi="SimSun"/>
-        </w:rPr>
-        <w:t>DrugCLIP. Contrastive Protein-Molecule Representation</w:t>
-      </w:r>
-      <w:r>
-        <w:rPr>
-          <w:rFonts w:ascii="SimSun" w:eastAsia="SimSun" w:hAnsi="SimSun" w:hint="eastAsia"/>
-        </w:rPr>
-        <w:t xml:space="preserve"> </w:t>
-      </w:r>
-      <w:r>
-        <w:rPr>
-          <w:rFonts w:ascii="SimSun" w:eastAsia="SimSun" w:hAnsi="SimSun"/>
+          <w:rFonts w:ascii="宋体" w:eastAsia="宋体" w:hAnsi="宋体" w:hint="eastAsia"/>
+        </w:rPr>
+        <w:t xml:space="preserve"> </w:t>
+      </w:r>
+      <w:proofErr w:type="spellStart"/>
+      <w:r>
+        <w:rPr>
+          <w:rFonts w:ascii="宋体" w:eastAsia="宋体" w:hAnsi="宋体"/>
+        </w:rPr>
+        <w:t>DrugCLIP</w:t>
+      </w:r>
+      <w:proofErr w:type="spellEnd"/>
+      <w:r>
+        <w:rPr>
+          <w:rFonts w:ascii="宋体" w:eastAsia="宋体" w:hAnsi="宋体"/>
+        </w:rPr>
+        <w:t>. Contrastive Protein-Molecule Representation</w:t>
+      </w:r>
+      <w:r>
+        <w:rPr>
+          <w:rFonts w:ascii="宋体" w:eastAsia="宋体" w:hAnsi="宋体" w:hint="eastAsia"/>
+        </w:rPr>
+        <w:t xml:space="preserve"> </w:t>
+      </w:r>
+      <w:r>
+        <w:rPr>
+          <w:rFonts w:ascii="宋体" w:eastAsia="宋体" w:hAnsi="宋体"/>
         </w:rPr>
         <w:t>Learning for Virtual Screening 2023.</w:t>
       </w:r>
@@ -3183,12 +3725,12 @@
         <w:spacing w:after="0" w:line="240" w:lineRule="auto"/>
         <w:jc w:val="both"/>
         <w:rPr>
-          <w:rFonts w:ascii="SimSun" w:eastAsia="SimSun" w:hAnsi="SimSun"/>
-        </w:rPr>
-      </w:pPr>
-      <w:r>
-        <w:rPr>
-          <w:rFonts w:ascii="SimSun" w:eastAsia="SimSun" w:hAnsi="SimSun" w:hint="eastAsia"/>
+          <w:rFonts w:ascii="宋体" w:eastAsia="宋体" w:hAnsi="宋体" w:hint="eastAsia"/>
+        </w:rPr>
+      </w:pPr>
+      <w:r>
+        <w:rPr>
+          <w:rFonts w:ascii="宋体" w:eastAsia="宋体" w:hAnsi="宋体" w:hint="eastAsia"/>
         </w:rPr>
         <w:t>[3]</w:t>
       </w:r>
@@ -3204,46 +3746,74 @@
       </w:r>
       <w:r>
         <w:rPr>
-          <w:rFonts w:ascii="SimSun" w:eastAsia="SimSun" w:hAnsi="SimSun"/>
+          <w:rFonts w:ascii="宋体" w:eastAsia="宋体" w:hAnsi="宋体"/>
         </w:rPr>
         <w:t>Goldman S, Das R, Yang KK, Coley CW: Machine learning</w:t>
       </w:r>
       <w:r>
         <w:rPr>
-          <w:rFonts w:ascii="SimSun" w:eastAsia="SimSun" w:hAnsi="SimSun" w:hint="eastAsia"/>
-        </w:rPr>
-        <w:t xml:space="preserve"> </w:t>
-      </w:r>
-      <w:r>
-        <w:rPr>
-          <w:rFonts w:ascii="SimSun" w:eastAsia="SimSun" w:hAnsi="SimSun"/>
+          <w:rFonts w:ascii="宋体" w:eastAsia="宋体" w:hAnsi="宋体" w:hint="eastAsia"/>
+        </w:rPr>
+        <w:t xml:space="preserve"> </w:t>
+      </w:r>
+      <w:r>
+        <w:rPr>
+          <w:rFonts w:ascii="宋体" w:eastAsia="宋体" w:hAnsi="宋体"/>
         </w:rPr>
         <w:t>modeling of family wide enzyme-substrate specificity</w:t>
       </w:r>
       <w:r>
         <w:rPr>
-          <w:rFonts w:ascii="SimSun" w:eastAsia="SimSun" w:hAnsi="SimSun" w:hint="eastAsia"/>
-        </w:rPr>
-        <w:t xml:space="preserve"> </w:t>
-      </w:r>
-      <w:r>
-        <w:rPr>
-          <w:rFonts w:ascii="SimSun" w:eastAsia="SimSun" w:hAnsi="SimSun"/>
-        </w:rPr>
-        <w:t>screens. PLoS Comput Biol 2022, 18, e1009853.</w:t>
-      </w:r>
-    </w:p>
-    <w:p>
-      <w:pPr>
-        <w:spacing w:after="0" w:line="240" w:lineRule="auto"/>
-        <w:jc w:val="both"/>
-        <w:rPr>
-          <w:rFonts w:ascii="SimSun" w:eastAsia="SimSun" w:hAnsi="SimSun"/>
-        </w:rPr>
-      </w:pPr>
-      <w:r>
-        <w:rPr>
-          <w:rFonts w:ascii="SimSun" w:eastAsia="SimSun" w:hAnsi="SimSun" w:hint="eastAsia"/>
+          <w:rFonts w:ascii="宋体" w:eastAsia="宋体" w:hAnsi="宋体" w:hint="eastAsia"/>
+        </w:rPr>
+        <w:t xml:space="preserve"> </w:t>
+      </w:r>
+      <w:r>
+        <w:rPr>
+          <w:rFonts w:ascii="宋体" w:eastAsia="宋体" w:hAnsi="宋体"/>
+        </w:rPr>
+        <w:t xml:space="preserve">screens. </w:t>
+      </w:r>
+      <w:proofErr w:type="spellStart"/>
+      <w:r>
+        <w:rPr>
+          <w:rFonts w:ascii="宋体" w:eastAsia="宋体" w:hAnsi="宋体"/>
+        </w:rPr>
+        <w:t>PLoS</w:t>
+      </w:r>
+      <w:proofErr w:type="spellEnd"/>
+      <w:r>
+        <w:rPr>
+          <w:rFonts w:ascii="宋体" w:eastAsia="宋体" w:hAnsi="宋体"/>
+        </w:rPr>
+        <w:t xml:space="preserve"> </w:t>
+      </w:r>
+      <w:proofErr w:type="spellStart"/>
+      <w:r>
+        <w:rPr>
+          <w:rFonts w:ascii="宋体" w:eastAsia="宋体" w:hAnsi="宋体"/>
+        </w:rPr>
+        <w:t>Comput</w:t>
+      </w:r>
+      <w:proofErr w:type="spellEnd"/>
+      <w:r>
+        <w:rPr>
+          <w:rFonts w:ascii="宋体" w:eastAsia="宋体" w:hAnsi="宋体"/>
+        </w:rPr>
+        <w:t xml:space="preserve"> Biol 2022, 18, e1009853.</w:t>
+      </w:r>
+    </w:p>
+    <w:p>
+      <w:pPr>
+        <w:spacing w:after="0" w:line="240" w:lineRule="auto"/>
+        <w:jc w:val="both"/>
+        <w:rPr>
+          <w:rFonts w:ascii="宋体" w:eastAsia="宋体" w:hAnsi="宋体" w:hint="eastAsia"/>
+        </w:rPr>
+      </w:pPr>
+      <w:r>
+        <w:rPr>
+          <w:rFonts w:ascii="宋体" w:eastAsia="宋体" w:hAnsi="宋体" w:hint="eastAsia"/>
         </w:rPr>
         <w:t>[4]</w:t>
       </w:r>
@@ -3259,31 +3829,45 @@
       </w:r>
       <w:r>
         <w:rPr>
-          <w:rFonts w:ascii="SimSun" w:eastAsia="SimSun" w:hAnsi="SimSun"/>
-        </w:rPr>
-        <w:t>Huang K, Xiao C, Glass LM, Sun J: MolTrans: molecular</w:t>
-      </w:r>
-      <w:r>
-        <w:rPr>
-          <w:rFonts w:ascii="SimSun" w:eastAsia="SimSun" w:hAnsi="SimSun" w:hint="eastAsia"/>
-        </w:rPr>
-        <w:t xml:space="preserve"> </w:t>
-      </w:r>
-      <w:r>
-        <w:rPr>
-          <w:rFonts w:ascii="SimSun" w:eastAsia="SimSun" w:hAnsi="SimSun"/>
+          <w:rFonts w:ascii="宋体" w:eastAsia="宋体" w:hAnsi="宋体"/>
+        </w:rPr>
+        <w:t xml:space="preserve">Huang K, Xiao C, Glass LM, Sun J: </w:t>
+      </w:r>
+      <w:proofErr w:type="spellStart"/>
+      <w:r>
+        <w:rPr>
+          <w:rFonts w:ascii="宋体" w:eastAsia="宋体" w:hAnsi="宋体"/>
+        </w:rPr>
+        <w:t>MolTrans</w:t>
+      </w:r>
+      <w:proofErr w:type="spellEnd"/>
+      <w:r>
+        <w:rPr>
+          <w:rFonts w:ascii="宋体" w:eastAsia="宋体" w:hAnsi="宋体"/>
+        </w:rPr>
+        <w:t>: molecular</w:t>
+      </w:r>
+      <w:r>
+        <w:rPr>
+          <w:rFonts w:ascii="宋体" w:eastAsia="宋体" w:hAnsi="宋体" w:hint="eastAsia"/>
+        </w:rPr>
+        <w:t xml:space="preserve"> </w:t>
+      </w:r>
+      <w:r>
+        <w:rPr>
+          <w:rFonts w:ascii="宋体" w:eastAsia="宋体" w:hAnsi="宋体"/>
         </w:rPr>
         <w:t>Interaction Transformer for drug–target interaction prediction.</w:t>
       </w:r>
       <w:r>
         <w:rPr>
-          <w:rFonts w:ascii="SimSun" w:eastAsia="SimSun" w:hAnsi="SimSun" w:hint="eastAsia"/>
-        </w:rPr>
-        <w:t xml:space="preserve"> </w:t>
-      </w:r>
-      <w:r>
-        <w:rPr>
-          <w:rFonts w:ascii="SimSun" w:eastAsia="SimSun" w:hAnsi="SimSun"/>
+          <w:rFonts w:ascii="宋体" w:eastAsia="宋体" w:hAnsi="宋体" w:hint="eastAsia"/>
+        </w:rPr>
+        <w:t xml:space="preserve"> </w:t>
+      </w:r>
+      <w:r>
+        <w:rPr>
+          <w:rFonts w:ascii="宋体" w:eastAsia="宋体" w:hAnsi="宋体"/>
         </w:rPr>
         <w:t>Bioinformatics 2020, 37:830–836.</w:t>
       </w:r>
@@ -3293,12 +3877,12 @@
         <w:spacing w:after="0" w:line="240" w:lineRule="auto"/>
         <w:jc w:val="both"/>
         <w:rPr>
-          <w:rFonts w:ascii="SimSun" w:eastAsia="SimSun" w:hAnsi="SimSun" w:hint="eastAsia"/>
-        </w:rPr>
-      </w:pPr>
-      <w:r>
-        <w:rPr>
-          <w:rFonts w:ascii="SimSun" w:eastAsia="SimSun" w:hAnsi="SimSun" w:hint="eastAsia"/>
+          <w:rFonts w:ascii="宋体" w:eastAsia="宋体" w:hAnsi="宋体" w:hint="eastAsia"/>
+        </w:rPr>
+      </w:pPr>
+      <w:r>
+        <w:rPr>
+          <w:rFonts w:ascii="宋体" w:eastAsia="宋体" w:hAnsi="宋体" w:hint="eastAsia"/>
         </w:rPr>
         <w:t>[5]</w:t>
       </w:r>
@@ -3314,43 +3898,85 @@
       </w:r>
       <w:r>
         <w:rPr>
-          <w:rFonts w:ascii="SimSun" w:eastAsia="SimSun" w:hAnsi="SimSun"/>
-        </w:rPr>
-        <w:t>Lee I, Keum J, Nam H: DeepConv-DTI: prediction of</w:t>
-      </w:r>
-      <w:r>
-        <w:rPr>
-          <w:rFonts w:ascii="SimSun" w:eastAsia="SimSun" w:hAnsi="SimSun" w:hint="eastAsia"/>
-        </w:rPr>
-        <w:t xml:space="preserve"> </w:t>
-      </w:r>
-      <w:r>
-        <w:rPr>
-          <w:rFonts w:ascii="SimSun" w:eastAsia="SimSun" w:hAnsi="SimSun"/>
+          <w:rFonts w:ascii="宋体" w:eastAsia="宋体" w:hAnsi="宋体"/>
+        </w:rPr>
+        <w:t xml:space="preserve">Lee I, Keum J, Nam H: </w:t>
+      </w:r>
+      <w:proofErr w:type="spellStart"/>
+      <w:r>
+        <w:rPr>
+          <w:rFonts w:ascii="宋体" w:eastAsia="宋体" w:hAnsi="宋体"/>
+        </w:rPr>
+        <w:t>DeepConv</w:t>
+      </w:r>
+      <w:proofErr w:type="spellEnd"/>
+      <w:r>
+        <w:rPr>
+          <w:rFonts w:ascii="宋体" w:eastAsia="宋体" w:hAnsi="宋体"/>
+        </w:rPr>
+        <w:t>-DTI: prediction of</w:t>
+      </w:r>
+      <w:r>
+        <w:rPr>
+          <w:rFonts w:ascii="宋体" w:eastAsia="宋体" w:hAnsi="宋体" w:hint="eastAsia"/>
+        </w:rPr>
+        <w:t xml:space="preserve"> </w:t>
+      </w:r>
+      <w:r>
+        <w:rPr>
+          <w:rFonts w:ascii="宋体" w:eastAsia="宋体" w:hAnsi="宋体"/>
         </w:rPr>
         <w:t>drug-target interactions via deep learning with</w:t>
       </w:r>
       <w:r>
         <w:rPr>
-          <w:rFonts w:ascii="SimSun" w:eastAsia="SimSun" w:hAnsi="SimSun" w:hint="eastAsia"/>
-        </w:rPr>
-        <w:t xml:space="preserve"> </w:t>
-      </w:r>
-      <w:r>
-        <w:rPr>
-          <w:rFonts w:ascii="SimSun" w:eastAsia="SimSun" w:hAnsi="SimSun"/>
-        </w:rPr>
-        <w:t>convolution on protein sequences. PLoS Comput Biol 2019,</w:t>
-      </w:r>
-      <w:r>
-        <w:rPr>
-          <w:rFonts w:ascii="SimSun" w:eastAsia="SimSun" w:hAnsi="SimSun" w:hint="eastAsia"/>
-        </w:rPr>
-        <w:t xml:space="preserve"> </w:t>
-      </w:r>
-      <w:r>
-        <w:rPr>
-          <w:rFonts w:ascii="SimSun" w:eastAsia="SimSun" w:hAnsi="SimSun"/>
+          <w:rFonts w:ascii="宋体" w:eastAsia="宋体" w:hAnsi="宋体" w:hint="eastAsia"/>
+        </w:rPr>
+        <w:t xml:space="preserve"> </w:t>
+      </w:r>
+      <w:r>
+        <w:rPr>
+          <w:rFonts w:ascii="宋体" w:eastAsia="宋体" w:hAnsi="宋体"/>
+        </w:rPr>
+        <w:t xml:space="preserve">convolution on protein sequences. </w:t>
+      </w:r>
+      <w:proofErr w:type="spellStart"/>
+      <w:r>
+        <w:rPr>
+          <w:rFonts w:ascii="宋体" w:eastAsia="宋体" w:hAnsi="宋体"/>
+        </w:rPr>
+        <w:t>PLoS</w:t>
+      </w:r>
+      <w:proofErr w:type="spellEnd"/>
+      <w:r>
+        <w:rPr>
+          <w:rFonts w:ascii="宋体" w:eastAsia="宋体" w:hAnsi="宋体"/>
+        </w:rPr>
+        <w:t xml:space="preserve"> </w:t>
+      </w:r>
+      <w:proofErr w:type="spellStart"/>
+      <w:r>
+        <w:rPr>
+          <w:rFonts w:ascii="宋体" w:eastAsia="宋体" w:hAnsi="宋体"/>
+        </w:rPr>
+        <w:t>Comput</w:t>
+      </w:r>
+      <w:proofErr w:type="spellEnd"/>
+      <w:r>
+        <w:rPr>
+          <w:rFonts w:ascii="宋体" w:eastAsia="宋体" w:hAnsi="宋体"/>
+        </w:rPr>
+        <w:t xml:space="preserve"> Biol 2019,</w:t>
+      </w:r>
+      <w:r>
+        <w:rPr>
+          <w:rFonts w:ascii="宋体" w:eastAsia="宋体" w:hAnsi="宋体" w:hint="eastAsia"/>
+        </w:rPr>
+        <w:t xml:space="preserve"> </w:t>
+      </w:r>
+      <w:r>
+        <w:rPr>
+          <w:rFonts w:ascii="宋体" w:eastAsia="宋体" w:hAnsi="宋体"/>
         </w:rPr>
         <w:lastRenderedPageBreak/>
         <w:t>15, e1007129.</w:t>
@@ -3361,12 +3987,12 @@
         <w:spacing w:after="0" w:line="240" w:lineRule="auto"/>
         <w:jc w:val="both"/>
         <w:rPr>
-          <w:rFonts w:ascii="SimSun" w:eastAsia="SimSun" w:hAnsi="SimSun" w:hint="eastAsia"/>
-        </w:rPr>
-      </w:pPr>
-      <w:r>
-        <w:rPr>
-          <w:rFonts w:ascii="SimSun" w:eastAsia="SimSun" w:hAnsi="SimSun" w:hint="eastAsia"/>
+          <w:rFonts w:ascii="宋体" w:eastAsia="宋体" w:hAnsi="宋体" w:hint="eastAsia"/>
+        </w:rPr>
+      </w:pPr>
+      <w:r>
+        <w:rPr>
+          <w:rFonts w:ascii="宋体" w:eastAsia="宋体" w:hAnsi="宋体" w:hint="eastAsia"/>
         </w:rPr>
         <w:t>[6]</w:t>
       </w:r>
@@ -3382,43 +4008,65 @@
       </w:r>
       <w:r>
         <w:rPr>
-          <w:rFonts w:ascii="SimSun" w:eastAsia="SimSun" w:hAnsi="SimSun"/>
-        </w:rPr>
-        <w:t>Zhao Q, Zhao H, Zheng K, Wang J: HyperAttentionDTI:</w:t>
-      </w:r>
-      <w:r>
-        <w:rPr>
-          <w:rFonts w:ascii="SimSun" w:eastAsia="SimSun" w:hAnsi="SimSun" w:hint="eastAsia"/>
-        </w:rPr>
-        <w:t xml:space="preserve"> </w:t>
-      </w:r>
-      <w:r>
-        <w:rPr>
-          <w:rFonts w:ascii="SimSun" w:eastAsia="SimSun" w:hAnsi="SimSun"/>
-        </w:rPr>
-        <w:t>improving drug–protein interaction prediction by sequencebased</w:t>
-      </w:r>
-      <w:r>
-        <w:rPr>
-          <w:rFonts w:ascii="SimSun" w:eastAsia="SimSun" w:hAnsi="SimSun" w:hint="eastAsia"/>
-        </w:rPr>
-        <w:t xml:space="preserve"> </w:t>
-      </w:r>
-      <w:r>
-        <w:rPr>
-          <w:rFonts w:ascii="SimSun" w:eastAsia="SimSun" w:hAnsi="SimSun"/>
+          <w:rFonts w:ascii="宋体" w:eastAsia="宋体" w:hAnsi="宋体"/>
+        </w:rPr>
+        <w:t xml:space="preserve">Zhao Q, Zhao H, Zheng K, Wang J: </w:t>
+      </w:r>
+      <w:proofErr w:type="spellStart"/>
+      <w:r>
+        <w:rPr>
+          <w:rFonts w:ascii="宋体" w:eastAsia="宋体" w:hAnsi="宋体"/>
+        </w:rPr>
+        <w:t>HyperAttentionDTI</w:t>
+      </w:r>
+      <w:proofErr w:type="spellEnd"/>
+      <w:r>
+        <w:rPr>
+          <w:rFonts w:ascii="宋体" w:eastAsia="宋体" w:hAnsi="宋体"/>
+        </w:rPr>
+        <w:t>:</w:t>
+      </w:r>
+      <w:r>
+        <w:rPr>
+          <w:rFonts w:ascii="宋体" w:eastAsia="宋体" w:hAnsi="宋体" w:hint="eastAsia"/>
+        </w:rPr>
+        <w:t xml:space="preserve"> </w:t>
+      </w:r>
+      <w:r>
+        <w:rPr>
+          <w:rFonts w:ascii="宋体" w:eastAsia="宋体" w:hAnsi="宋体"/>
+        </w:rPr>
+        <w:t xml:space="preserve">improving drug–protein interaction prediction by </w:t>
+      </w:r>
+      <w:proofErr w:type="spellStart"/>
+      <w:r>
+        <w:rPr>
+          <w:rFonts w:ascii="宋体" w:eastAsia="宋体" w:hAnsi="宋体"/>
+        </w:rPr>
+        <w:t>sequencebased</w:t>
+      </w:r>
+      <w:proofErr w:type="spellEnd"/>
+      <w:r>
+        <w:rPr>
+          <w:rFonts w:ascii="宋体" w:eastAsia="宋体" w:hAnsi="宋体" w:hint="eastAsia"/>
+        </w:rPr>
+        <w:t xml:space="preserve"> </w:t>
+      </w:r>
+      <w:r>
+        <w:rPr>
+          <w:rFonts w:ascii="宋体" w:eastAsia="宋体" w:hAnsi="宋体"/>
         </w:rPr>
         <w:t>deep learning with attention mechanism. Bioinformatics</w:t>
       </w:r>
       <w:r>
         <w:rPr>
-          <w:rFonts w:ascii="SimSun" w:eastAsia="SimSun" w:hAnsi="SimSun" w:hint="eastAsia"/>
-        </w:rPr>
-        <w:t xml:space="preserve"> </w:t>
-      </w:r>
-      <w:r>
-        <w:rPr>
-          <w:rFonts w:ascii="SimSun" w:eastAsia="SimSun" w:hAnsi="SimSun"/>
+          <w:rFonts w:ascii="宋体" w:eastAsia="宋体" w:hAnsi="宋体" w:hint="eastAsia"/>
+        </w:rPr>
+        <w:t xml:space="preserve"> </w:t>
+      </w:r>
+      <w:r>
+        <w:rPr>
+          <w:rFonts w:ascii="宋体" w:eastAsia="宋体" w:hAnsi="宋体"/>
         </w:rPr>
         <w:t>2021, 38:655–662.</w:t>
       </w:r>
@@ -3428,12 +4076,12 @@
         <w:spacing w:after="0" w:line="240" w:lineRule="auto"/>
         <w:jc w:val="both"/>
         <w:rPr>
-          <w:rFonts w:ascii="SimSun" w:eastAsia="SimSun" w:hAnsi="SimSun" w:hint="eastAsia"/>
-        </w:rPr>
-      </w:pPr>
-      <w:r>
-        <w:rPr>
-          <w:rFonts w:ascii="SimSun" w:eastAsia="SimSun" w:hAnsi="SimSun" w:hint="eastAsia"/>
+          <w:rFonts w:ascii="宋体" w:eastAsia="宋体" w:hAnsi="宋体" w:hint="eastAsia"/>
+        </w:rPr>
+      </w:pPr>
+      <w:r>
+        <w:rPr>
+          <w:rFonts w:ascii="宋体" w:eastAsia="宋体" w:hAnsi="宋体" w:hint="eastAsia"/>
         </w:rPr>
         <w:t>[7]</w:t>
       </w:r>
@@ -3449,46 +4097,74 @@
       </w:r>
       <w:r>
         <w:rPr>
-          <w:rFonts w:ascii="SimSun" w:eastAsia="SimSun" w:hAnsi="SimSun"/>
-        </w:rPr>
-        <w:t>Bai P, Miljkovi_c F, John B, Lu H: Interpretable bilinear attention</w:t>
-      </w:r>
-      <w:r>
-        <w:rPr>
-          <w:rFonts w:ascii="SimSun" w:eastAsia="SimSun" w:hAnsi="SimSun" w:hint="eastAsia"/>
-        </w:rPr>
-        <w:t xml:space="preserve"> </w:t>
-      </w:r>
-      <w:r>
-        <w:rPr>
-          <w:rFonts w:ascii="SimSun" w:eastAsia="SimSun" w:hAnsi="SimSun"/>
+          <w:rFonts w:ascii="宋体" w:eastAsia="宋体" w:hAnsi="宋体"/>
+        </w:rPr>
+        <w:t xml:space="preserve">Bai P, </w:t>
+      </w:r>
+      <w:proofErr w:type="spellStart"/>
+      <w:r>
+        <w:rPr>
+          <w:rFonts w:ascii="宋体" w:eastAsia="宋体" w:hAnsi="宋体"/>
+        </w:rPr>
+        <w:t>Miljkovi_c</w:t>
+      </w:r>
+      <w:proofErr w:type="spellEnd"/>
+      <w:r>
+        <w:rPr>
+          <w:rFonts w:ascii="宋体" w:eastAsia="宋体" w:hAnsi="宋体"/>
+        </w:rPr>
+        <w:t xml:space="preserve"> F, John B, Lu H: Interpretable bilinear attention</w:t>
+      </w:r>
+      <w:r>
+        <w:rPr>
+          <w:rFonts w:ascii="宋体" w:eastAsia="宋体" w:hAnsi="宋体" w:hint="eastAsia"/>
+        </w:rPr>
+        <w:t xml:space="preserve"> </w:t>
+      </w:r>
+      <w:r>
+        <w:rPr>
+          <w:rFonts w:ascii="宋体" w:eastAsia="宋体" w:hAnsi="宋体"/>
         </w:rPr>
         <w:t>network with domain adaptation improves drug–target prediction.</w:t>
       </w:r>
       <w:r>
         <w:rPr>
-          <w:rFonts w:ascii="SimSun" w:eastAsia="SimSun" w:hAnsi="SimSun" w:hint="eastAsia"/>
-        </w:rPr>
-        <w:t xml:space="preserve"> </w:t>
-      </w:r>
-      <w:r>
-        <w:rPr>
-          <w:rFonts w:ascii="SimSun" w:eastAsia="SimSun" w:hAnsi="SimSun"/>
-        </w:rPr>
-        <w:t>Nat Mach Intell 2023, 5:126–136.</w:t>
-      </w:r>
-    </w:p>
-    <w:p>
-      <w:pPr>
-        <w:spacing w:after="0" w:line="240" w:lineRule="auto"/>
-        <w:jc w:val="both"/>
-        <w:rPr>
-          <w:rFonts w:ascii="SimSun" w:eastAsia="SimSun" w:hAnsi="SimSun"/>
-        </w:rPr>
-      </w:pPr>
-      <w:r>
-        <w:rPr>
-          <w:rFonts w:ascii="SimSun" w:eastAsia="SimSun" w:hAnsi="SimSun" w:hint="eastAsia"/>
+          <w:rFonts w:ascii="宋体" w:eastAsia="宋体" w:hAnsi="宋体" w:hint="eastAsia"/>
+        </w:rPr>
+        <w:t xml:space="preserve"> </w:t>
+      </w:r>
+      <w:r>
+        <w:rPr>
+          <w:rFonts w:ascii="宋体" w:eastAsia="宋体" w:hAnsi="宋体"/>
+        </w:rPr>
+        <w:t xml:space="preserve">Nat Mach </w:t>
+      </w:r>
+      <w:proofErr w:type="spellStart"/>
+      <w:r>
+        <w:rPr>
+          <w:rFonts w:ascii="宋体" w:eastAsia="宋体" w:hAnsi="宋体"/>
+        </w:rPr>
+        <w:t>Intell</w:t>
+      </w:r>
+      <w:proofErr w:type="spellEnd"/>
+      <w:r>
+        <w:rPr>
+          <w:rFonts w:ascii="宋体" w:eastAsia="宋体" w:hAnsi="宋体"/>
+        </w:rPr>
+        <w:t xml:space="preserve"> 2023, 5:126–136.</w:t>
+      </w:r>
+    </w:p>
+    <w:p>
+      <w:pPr>
+        <w:spacing w:after="0" w:line="240" w:lineRule="auto"/>
+        <w:jc w:val="both"/>
+        <w:rPr>
+          <w:rFonts w:ascii="宋体" w:eastAsia="宋体" w:hAnsi="宋体" w:hint="eastAsia"/>
+        </w:rPr>
+      </w:pPr>
+      <w:r>
+        <w:rPr>
+          <w:rFonts w:ascii="宋体" w:eastAsia="宋体" w:hAnsi="宋体" w:hint="eastAsia"/>
         </w:rPr>
         <w:t>[8]</w:t>
       </w:r>
@@ -3504,43 +4180,57 @@
       </w:r>
       <w:r>
         <w:rPr>
-          <w:rFonts w:ascii="SimSun" w:eastAsia="SimSun" w:hAnsi="SimSun"/>
+          <w:rFonts w:ascii="宋体" w:eastAsia="宋体" w:hAnsi="宋体"/>
         </w:rPr>
         <w:t>D’Souza S, Prema KV, Balaji S, Shah R: Deep learning-based</w:t>
       </w:r>
       <w:r>
         <w:rPr>
-          <w:rFonts w:ascii="SimSun" w:eastAsia="SimSun" w:hAnsi="SimSun" w:hint="eastAsia"/>
-        </w:rPr>
-        <w:t xml:space="preserve"> </w:t>
-      </w:r>
-      <w:r>
-        <w:rPr>
-          <w:rFonts w:ascii="SimSun" w:eastAsia="SimSun" w:hAnsi="SimSun"/>
+          <w:rFonts w:ascii="宋体" w:eastAsia="宋体" w:hAnsi="宋体" w:hint="eastAsia"/>
+        </w:rPr>
+        <w:t xml:space="preserve"> </w:t>
+      </w:r>
+      <w:r>
+        <w:rPr>
+          <w:rFonts w:ascii="宋体" w:eastAsia="宋体" w:hAnsi="宋体"/>
         </w:rPr>
         <w:t>modeling of drug–target interaction prediction incorporating</w:t>
       </w:r>
       <w:r>
         <w:rPr>
-          <w:rFonts w:ascii="SimSun" w:eastAsia="SimSun" w:hAnsi="SimSun" w:hint="eastAsia"/>
-        </w:rPr>
-        <w:t xml:space="preserve"> </w:t>
-      </w:r>
-      <w:r>
-        <w:rPr>
-          <w:rFonts w:ascii="SimSun" w:eastAsia="SimSun" w:hAnsi="SimSun"/>
-        </w:rPr>
-        <w:t>binding site information of proteins. Interdiscip Sci 2023, 15:</w:t>
-      </w:r>
-      <w:r>
-        <w:rPr>
-          <w:rFonts w:ascii="SimSun" w:eastAsia="SimSun" w:hAnsi="SimSun" w:hint="eastAsia"/>
-        </w:rPr>
-        <w:t xml:space="preserve"> </w:t>
-      </w:r>
-      <w:r>
-        <w:rPr>
-          <w:rFonts w:ascii="SimSun" w:eastAsia="SimSun" w:hAnsi="SimSun"/>
+          <w:rFonts w:ascii="宋体" w:eastAsia="宋体" w:hAnsi="宋体" w:hint="eastAsia"/>
+        </w:rPr>
+        <w:t xml:space="preserve"> </w:t>
+      </w:r>
+      <w:r>
+        <w:rPr>
+          <w:rFonts w:ascii="宋体" w:eastAsia="宋体" w:hAnsi="宋体"/>
+        </w:rPr>
+        <w:t xml:space="preserve">binding site information of proteins. </w:t>
+      </w:r>
+      <w:proofErr w:type="spellStart"/>
+      <w:r>
+        <w:rPr>
+          <w:rFonts w:ascii="宋体" w:eastAsia="宋体" w:hAnsi="宋体"/>
+        </w:rPr>
+        <w:t>Interdiscip</w:t>
+      </w:r>
+      <w:proofErr w:type="spellEnd"/>
+      <w:r>
+        <w:rPr>
+          <w:rFonts w:ascii="宋体" w:eastAsia="宋体" w:hAnsi="宋体"/>
+        </w:rPr>
+        <w:t xml:space="preserve"> Sci 2023, 15:</w:t>
+      </w:r>
+      <w:r>
+        <w:rPr>
+          <w:rFonts w:ascii="宋体" w:eastAsia="宋体" w:hAnsi="宋体" w:hint="eastAsia"/>
+        </w:rPr>
+        <w:t xml:space="preserve"> </w:t>
+      </w:r>
+      <w:r>
+        <w:rPr>
+          <w:rFonts w:ascii="宋体" w:eastAsia="宋体" w:hAnsi="宋体"/>
         </w:rPr>
         <w:t>306–315.</w:t>
       </w:r>
@@ -3550,12 +4240,12 @@
         <w:spacing w:after="0" w:line="240" w:lineRule="auto"/>
         <w:jc w:val="both"/>
         <w:rPr>
-          <w:rFonts w:ascii="SimSun" w:eastAsia="SimSun" w:hAnsi="SimSun"/>
-        </w:rPr>
-      </w:pPr>
-      <w:r>
-        <w:rPr>
-          <w:rFonts w:ascii="SimSun" w:eastAsia="SimSun" w:hAnsi="SimSun" w:hint="eastAsia"/>
+          <w:rFonts w:ascii="宋体" w:eastAsia="宋体" w:hAnsi="宋体" w:hint="eastAsia"/>
+        </w:rPr>
+      </w:pPr>
+      <w:r>
+        <w:rPr>
+          <w:rFonts w:ascii="宋体" w:eastAsia="宋体" w:hAnsi="宋体" w:hint="eastAsia"/>
         </w:rPr>
         <w:t>[9]</w:t>
       </w:r>
@@ -3571,58 +4261,80 @@
       </w:r>
       <w:r>
         <w:rPr>
-          <w:rFonts w:ascii="SimSun" w:eastAsia="SimSun" w:hAnsi="SimSun"/>
+          <w:rFonts w:ascii="宋体" w:eastAsia="宋体" w:hAnsi="宋体"/>
         </w:rPr>
         <w:t>Li H, Gao Z, Kang L, Zhang H, Yang K, Yu K, Luo X, Zhu W,</w:t>
       </w:r>
       <w:r>
         <w:rPr>
-          <w:rFonts w:ascii="SimSun" w:eastAsia="SimSun" w:hAnsi="SimSun" w:hint="eastAsia"/>
-        </w:rPr>
-        <w:t xml:space="preserve"> </w:t>
-      </w:r>
-      <w:r>
-        <w:rPr>
-          <w:rFonts w:ascii="SimSun" w:eastAsia="SimSun" w:hAnsi="SimSun"/>
-        </w:rPr>
-        <w:t>Chen K, Shen J, et al.: TarFisDock: a web server for identifying</w:t>
-      </w:r>
-      <w:r>
-        <w:rPr>
-          <w:rFonts w:ascii="SimSun" w:eastAsia="SimSun" w:hAnsi="SimSun" w:hint="eastAsia"/>
-        </w:rPr>
-        <w:t xml:space="preserve"> </w:t>
-      </w:r>
-      <w:r>
-        <w:rPr>
-          <w:rFonts w:ascii="SimSun" w:eastAsia="SimSun" w:hAnsi="SimSun"/>
+          <w:rFonts w:ascii="宋体" w:eastAsia="宋体" w:hAnsi="宋体" w:hint="eastAsia"/>
+        </w:rPr>
+        <w:t xml:space="preserve"> </w:t>
+      </w:r>
+      <w:r>
+        <w:rPr>
+          <w:rFonts w:ascii="宋体" w:eastAsia="宋体" w:hAnsi="宋体"/>
+        </w:rPr>
+        <w:t xml:space="preserve">Chen K, Shen J, et al.: </w:t>
+      </w:r>
+      <w:proofErr w:type="spellStart"/>
+      <w:r>
+        <w:rPr>
+          <w:rFonts w:ascii="宋体" w:eastAsia="宋体" w:hAnsi="宋体"/>
+        </w:rPr>
+        <w:t>TarFisDock</w:t>
+      </w:r>
+      <w:proofErr w:type="spellEnd"/>
+      <w:r>
+        <w:rPr>
+          <w:rFonts w:ascii="宋体" w:eastAsia="宋体" w:hAnsi="宋体"/>
+        </w:rPr>
+        <w:t>: a web server for identifying</w:t>
+      </w:r>
+      <w:r>
+        <w:rPr>
+          <w:rFonts w:ascii="宋体" w:eastAsia="宋体" w:hAnsi="宋体" w:hint="eastAsia"/>
+        </w:rPr>
+        <w:t xml:space="preserve"> </w:t>
+      </w:r>
+      <w:r>
+        <w:rPr>
+          <w:rFonts w:ascii="宋体" w:eastAsia="宋体" w:hAnsi="宋体"/>
         </w:rPr>
         <w:t>drug targets with docking approach. Nucleic Acids Res 2006,</w:t>
       </w:r>
       <w:r>
         <w:rPr>
-          <w:rFonts w:ascii="SimSun" w:eastAsia="SimSun" w:hAnsi="SimSun" w:hint="eastAsia"/>
-        </w:rPr>
-        <w:t xml:space="preserve"> </w:t>
-      </w:r>
-      <w:r>
-        <w:rPr>
-          <w:rFonts w:ascii="SimSun" w:eastAsia="SimSun" w:hAnsi="SimSun"/>
-        </w:rPr>
-        <w:t>34:W219–W224.</w:t>
-      </w:r>
-    </w:p>
-    <w:p>
-      <w:pPr>
-        <w:spacing w:after="0" w:line="240" w:lineRule="auto"/>
-        <w:jc w:val="both"/>
-        <w:rPr>
-          <w:rFonts w:ascii="SimSun" w:eastAsia="SimSun" w:hAnsi="SimSun"/>
-        </w:rPr>
-      </w:pPr>
-      <w:r>
-        <w:rPr>
-          <w:rFonts w:ascii="SimSun" w:eastAsia="SimSun" w:hAnsi="SimSun" w:hint="eastAsia"/>
+          <w:rFonts w:ascii="宋体" w:eastAsia="宋体" w:hAnsi="宋体" w:hint="eastAsia"/>
+        </w:rPr>
+        <w:t xml:space="preserve"> </w:t>
+      </w:r>
+      <w:proofErr w:type="gramStart"/>
+      <w:r>
+        <w:rPr>
+          <w:rFonts w:ascii="宋体" w:eastAsia="宋体" w:hAnsi="宋体"/>
+        </w:rPr>
+        <w:t>34:W</w:t>
+      </w:r>
+      <w:proofErr w:type="gramEnd"/>
+      <w:r>
+        <w:rPr>
+          <w:rFonts w:ascii="宋体" w:eastAsia="宋体" w:hAnsi="宋体"/>
+        </w:rPr>
+        <w:t>219–W224.</w:t>
+      </w:r>
+    </w:p>
+    <w:p>
+      <w:pPr>
+        <w:spacing w:after="0" w:line="240" w:lineRule="auto"/>
+        <w:jc w:val="both"/>
+        <w:rPr>
+          <w:rFonts w:ascii="宋体" w:eastAsia="宋体" w:hAnsi="宋体" w:hint="eastAsia"/>
+        </w:rPr>
+      </w:pPr>
+      <w:r>
+        <w:rPr>
+          <w:rFonts w:ascii="宋体" w:eastAsia="宋体" w:hAnsi="宋体" w:hint="eastAsia"/>
         </w:rPr>
         <w:t>[10]</w:t>
       </w:r>
@@ -3638,31 +4350,45 @@
       </w:r>
       <w:r>
         <w:rPr>
-          <w:rFonts w:ascii="SimSun" w:eastAsia="SimSun" w:hAnsi="SimSun"/>
-        </w:rPr>
-        <w:t>Yang J, Kwon S, Bae S-H, Park KM, Yoon C, Lee J-H, Seok C:GalaxySagittarius: structure- and similarity-based prediction</w:t>
-      </w:r>
-      <w:r>
-        <w:rPr>
-          <w:rFonts w:ascii="SimSun" w:eastAsia="SimSun" w:hAnsi="SimSun" w:hint="eastAsia"/>
-        </w:rPr>
-        <w:t xml:space="preserve"> </w:t>
-      </w:r>
-      <w:r>
-        <w:rPr>
-          <w:rFonts w:ascii="SimSun" w:eastAsia="SimSun" w:hAnsi="SimSun"/>
+          <w:rFonts w:ascii="宋体" w:eastAsia="宋体" w:hAnsi="宋体"/>
+        </w:rPr>
+        <w:t xml:space="preserve">Yang J, Kwon S, Bae S-H, Park KM, Yoon C, Lee J-H, Seok </w:t>
+      </w:r>
+      <w:proofErr w:type="gramStart"/>
+      <w:r>
+        <w:rPr>
+          <w:rFonts w:ascii="宋体" w:eastAsia="宋体" w:hAnsi="宋体"/>
+        </w:rPr>
+        <w:t>C:GalaxySagittarius</w:t>
+      </w:r>
+      <w:proofErr w:type="gramEnd"/>
+      <w:r>
+        <w:rPr>
+          <w:rFonts w:ascii="宋体" w:eastAsia="宋体" w:hAnsi="宋体"/>
+        </w:rPr>
+        <w:t>: structure- and similarity-based prediction</w:t>
+      </w:r>
+      <w:r>
+        <w:rPr>
+          <w:rFonts w:ascii="宋体" w:eastAsia="宋体" w:hAnsi="宋体" w:hint="eastAsia"/>
+        </w:rPr>
+        <w:t xml:space="preserve"> </w:t>
+      </w:r>
+      <w:r>
+        <w:rPr>
+          <w:rFonts w:ascii="宋体" w:eastAsia="宋体" w:hAnsi="宋体"/>
         </w:rPr>
         <w:t>of protein targets for druglike compounds. J Chem Inf Model</w:t>
       </w:r>
       <w:r>
         <w:rPr>
-          <w:rFonts w:ascii="SimSun" w:eastAsia="SimSun" w:hAnsi="SimSun" w:hint="eastAsia"/>
-        </w:rPr>
-        <w:t xml:space="preserve"> </w:t>
-      </w:r>
-      <w:r>
-        <w:rPr>
-          <w:rFonts w:ascii="SimSun" w:eastAsia="SimSun" w:hAnsi="SimSun"/>
+          <w:rFonts w:ascii="宋体" w:eastAsia="宋体" w:hAnsi="宋体" w:hint="eastAsia"/>
+        </w:rPr>
+        <w:t xml:space="preserve"> </w:t>
+      </w:r>
+      <w:r>
+        <w:rPr>
+          <w:rFonts w:ascii="宋体" w:eastAsia="宋体" w:hAnsi="宋体"/>
         </w:rPr>
         <w:t>2020, 60:3246–3254.</w:t>
       </w:r>
@@ -3672,12 +4398,12 @@
         <w:spacing w:after="0" w:line="240" w:lineRule="auto"/>
         <w:jc w:val="both"/>
         <w:rPr>
-          <w:rFonts w:ascii="SimSun" w:eastAsia="SimSun" w:hAnsi="SimSun" w:hint="eastAsia"/>
-        </w:rPr>
-      </w:pPr>
-      <w:r>
-        <w:rPr>
-          <w:rFonts w:ascii="SimSun" w:eastAsia="SimSun" w:hAnsi="SimSun" w:hint="eastAsia"/>
+          <w:rFonts w:ascii="宋体" w:eastAsia="宋体" w:hAnsi="宋体" w:hint="eastAsia"/>
+        </w:rPr>
+      </w:pPr>
+      <w:r>
+        <w:rPr>
+          <w:rFonts w:ascii="宋体" w:eastAsia="宋体" w:hAnsi="宋体" w:hint="eastAsia"/>
         </w:rPr>
         <w:t>[11]</w:t>
       </w:r>
@@ -3691,33 +4417,41 @@
         </w:rPr>
         <w:t xml:space="preserve"> </w:t>
       </w:r>
-      <w:r>
-        <w:rPr>
-          <w:rFonts w:ascii="SimSun" w:eastAsia="SimSun" w:hAnsi="SimSun"/>
-        </w:rPr>
-        <w:t>GalaxySagittarius-AF: Predicting targets for drug-like compounds</w:t>
-      </w:r>
-      <w:r>
-        <w:rPr>
-          <w:rFonts w:ascii="SimSun" w:eastAsia="SimSun" w:hAnsi="SimSun" w:hint="eastAsia"/>
-        </w:rPr>
-        <w:t xml:space="preserve"> </w:t>
-      </w:r>
-      <w:r>
-        <w:rPr>
-          <w:rFonts w:ascii="SimSun" w:eastAsia="SimSun" w:hAnsi="SimSun"/>
+      <w:proofErr w:type="spellStart"/>
+      <w:r>
+        <w:rPr>
+          <w:rFonts w:ascii="宋体" w:eastAsia="宋体" w:hAnsi="宋体"/>
+        </w:rPr>
+        <w:t>GalaxySagittarius</w:t>
+      </w:r>
+      <w:proofErr w:type="spellEnd"/>
+      <w:r>
+        <w:rPr>
+          <w:rFonts w:ascii="宋体" w:eastAsia="宋体" w:hAnsi="宋体"/>
+        </w:rPr>
+        <w:t>-AF: Predicting targets for drug-like compounds</w:t>
+      </w:r>
+      <w:r>
+        <w:rPr>
+          <w:rFonts w:ascii="宋体" w:eastAsia="宋体" w:hAnsi="宋体" w:hint="eastAsia"/>
+        </w:rPr>
+        <w:t xml:space="preserve"> </w:t>
+      </w:r>
+      <w:r>
+        <w:rPr>
+          <w:rFonts w:ascii="宋体" w:eastAsia="宋体" w:hAnsi="宋体"/>
         </w:rPr>
         <w:t>in the extended human 3D proteome. J Mol Biol</w:t>
       </w:r>
       <w:r>
         <w:rPr>
-          <w:rFonts w:ascii="SimSun" w:eastAsia="SimSun" w:hAnsi="SimSun" w:hint="eastAsia"/>
-        </w:rPr>
-        <w:t xml:space="preserve"> </w:t>
-      </w:r>
-      <w:r>
-        <w:rPr>
-          <w:rFonts w:ascii="SimSun" w:eastAsia="SimSun" w:hAnsi="SimSun"/>
+          <w:rFonts w:ascii="宋体" w:eastAsia="宋体" w:hAnsi="宋体" w:hint="eastAsia"/>
+        </w:rPr>
+        <w:t xml:space="preserve"> </w:t>
+      </w:r>
+      <w:r>
+        <w:rPr>
+          <w:rFonts w:ascii="宋体" w:eastAsia="宋体" w:hAnsi="宋体"/>
         </w:rPr>
         <w:t>2024.</w:t>
       </w:r>
@@ -3727,12 +4461,12 @@
         <w:spacing w:after="0" w:line="240" w:lineRule="auto"/>
         <w:jc w:val="both"/>
         <w:rPr>
-          <w:rFonts w:ascii="SimSun" w:eastAsia="SimSun" w:hAnsi="SimSun" w:hint="eastAsia"/>
-        </w:rPr>
-      </w:pPr>
-      <w:r>
-        <w:rPr>
-          <w:rFonts w:ascii="SimSun" w:eastAsia="SimSun" w:hAnsi="SimSun" w:hint="eastAsia"/>
+          <w:rFonts w:ascii="宋体" w:eastAsia="宋体" w:hAnsi="宋体" w:hint="eastAsia"/>
+        </w:rPr>
+      </w:pPr>
+      <w:r>
+        <w:rPr>
+          <w:rFonts w:ascii="宋体" w:eastAsia="宋体" w:hAnsi="宋体" w:hint="eastAsia"/>
         </w:rPr>
         <w:t>[12]</w:t>
       </w:r>
@@ -3748,43 +4482,57 @@
       </w:r>
       <w:r>
         <w:rPr>
-          <w:rFonts w:ascii="SimSun" w:eastAsia="SimSun" w:hAnsi="SimSun"/>
-        </w:rPr>
-        <w:t>Wang P, Zheng S, Jiang Y, Li C, Liu J, Wen C, Patronov A,</w:t>
-      </w:r>
-      <w:r>
-        <w:rPr>
-          <w:rFonts w:ascii="SimSun" w:eastAsia="SimSun" w:hAnsi="SimSun" w:hint="eastAsia"/>
-        </w:rPr>
-        <w:t xml:space="preserve"> </w:t>
-      </w:r>
-      <w:r>
-        <w:rPr>
-          <w:rFonts w:ascii="SimSun" w:eastAsia="SimSun" w:hAnsi="SimSun"/>
+          <w:rFonts w:ascii="宋体" w:eastAsia="宋体" w:hAnsi="宋体"/>
+        </w:rPr>
+        <w:t xml:space="preserve">Wang P, Zheng S, Jiang Y, Li C, Liu J, Wen C, </w:t>
+      </w:r>
+      <w:proofErr w:type="spellStart"/>
+      <w:r>
+        <w:rPr>
+          <w:rFonts w:ascii="宋体" w:eastAsia="宋体" w:hAnsi="宋体"/>
+        </w:rPr>
+        <w:t>Patronov</w:t>
+      </w:r>
+      <w:proofErr w:type="spellEnd"/>
+      <w:r>
+        <w:rPr>
+          <w:rFonts w:ascii="宋体" w:eastAsia="宋体" w:hAnsi="宋体"/>
+        </w:rPr>
+        <w:t xml:space="preserve"> A,</w:t>
+      </w:r>
+      <w:r>
+        <w:rPr>
+          <w:rFonts w:ascii="宋体" w:eastAsia="宋体" w:hAnsi="宋体" w:hint="eastAsia"/>
+        </w:rPr>
+        <w:t xml:space="preserve"> </w:t>
+      </w:r>
+      <w:r>
+        <w:rPr>
+          <w:rFonts w:ascii="宋体" w:eastAsia="宋体" w:hAnsi="宋体"/>
         </w:rPr>
         <w:t>Qian D, Chen H, Yang Y: Structure-aware multimodal deep</w:t>
       </w:r>
       <w:r>
         <w:rPr>
-          <w:rFonts w:ascii="SimSun" w:eastAsia="SimSun" w:hAnsi="SimSun" w:hint="eastAsia"/>
-        </w:rPr>
-        <w:t xml:space="preserve"> </w:t>
-      </w:r>
-      <w:r>
-        <w:rPr>
-          <w:rFonts w:ascii="SimSun" w:eastAsia="SimSun" w:hAnsi="SimSun"/>
+          <w:rFonts w:ascii="宋体" w:eastAsia="宋体" w:hAnsi="宋体" w:hint="eastAsia"/>
+        </w:rPr>
+        <w:t xml:space="preserve"> </w:t>
+      </w:r>
+      <w:r>
+        <w:rPr>
+          <w:rFonts w:ascii="宋体" w:eastAsia="宋体" w:hAnsi="宋体"/>
         </w:rPr>
         <w:t>learning for drug-protein interaction prediction. J Chem Inf</w:t>
       </w:r>
       <w:r>
         <w:rPr>
-          <w:rFonts w:ascii="SimSun" w:eastAsia="SimSun" w:hAnsi="SimSun" w:hint="eastAsia"/>
-        </w:rPr>
-        <w:t xml:space="preserve"> </w:t>
-      </w:r>
-      <w:r>
-        <w:rPr>
-          <w:rFonts w:ascii="SimSun" w:eastAsia="SimSun" w:hAnsi="SimSun"/>
+          <w:rFonts w:ascii="宋体" w:eastAsia="宋体" w:hAnsi="宋体" w:hint="eastAsia"/>
+        </w:rPr>
+        <w:t xml:space="preserve"> </w:t>
+      </w:r>
+      <w:r>
+        <w:rPr>
+          <w:rFonts w:ascii="宋体" w:eastAsia="宋体" w:hAnsi="宋体"/>
         </w:rPr>
         <w:t>Model 2022, 62:1308–1317.</w:t>
       </w:r>
@@ -3794,12 +4542,12 @@
         <w:spacing w:after="0" w:line="240" w:lineRule="auto"/>
         <w:jc w:val="both"/>
         <w:rPr>
-          <w:rFonts w:ascii="SimSun" w:eastAsia="SimSun" w:hAnsi="SimSun" w:hint="eastAsia"/>
-        </w:rPr>
-      </w:pPr>
-      <w:r>
-        <w:rPr>
-          <w:rFonts w:ascii="SimSun" w:eastAsia="SimSun" w:hAnsi="SimSun" w:hint="eastAsia"/>
+          <w:rFonts w:ascii="宋体" w:eastAsia="宋体" w:hAnsi="宋体" w:hint="eastAsia"/>
+        </w:rPr>
+      </w:pPr>
+      <w:r>
+        <w:rPr>
+          <w:rFonts w:ascii="宋体" w:eastAsia="宋体" w:hAnsi="宋体" w:hint="eastAsia"/>
         </w:rPr>
         <w:t>[13]</w:t>
       </w:r>
@@ -3815,55 +4563,105 @@
       </w:r>
       <w:r>
         <w:rPr>
-          <w:rFonts w:ascii="SimSun" w:eastAsia="SimSun" w:hAnsi="SimSun"/>
-        </w:rPr>
-        <w:t>Yazdani-Jahromi M, Yousefi N, Tayebi A, Kolanthai E, Neal CJ,</w:t>
-      </w:r>
-      <w:r>
-        <w:rPr>
-          <w:rFonts w:ascii="SimSun" w:eastAsia="SimSun" w:hAnsi="SimSun" w:hint="eastAsia"/>
-        </w:rPr>
-        <w:t xml:space="preserve"> </w:t>
-      </w:r>
-      <w:r>
-        <w:rPr>
-          <w:rFonts w:ascii="SimSun" w:eastAsia="SimSun" w:hAnsi="SimSun"/>
-        </w:rPr>
-        <w:t>Seal S, Garibay OO: AttentionSiteDTI: an interpretable graphbased</w:t>
-      </w:r>
-      <w:r>
-        <w:rPr>
-          <w:rFonts w:ascii="SimSun" w:eastAsia="SimSun" w:hAnsi="SimSun" w:hint="eastAsia"/>
-        </w:rPr>
-        <w:t xml:space="preserve"> </w:t>
-      </w:r>
-      <w:r>
-        <w:rPr>
-          <w:rFonts w:ascii="SimSun" w:eastAsia="SimSun" w:hAnsi="SimSun"/>
+          <w:rFonts w:ascii="宋体" w:eastAsia="宋体" w:hAnsi="宋体"/>
+        </w:rPr>
+        <w:t xml:space="preserve">Yazdani-Jahromi M, Yousefi N, Tayebi A, </w:t>
+      </w:r>
+      <w:proofErr w:type="spellStart"/>
+      <w:r>
+        <w:rPr>
+          <w:rFonts w:ascii="宋体" w:eastAsia="宋体" w:hAnsi="宋体"/>
+        </w:rPr>
+        <w:t>Kolanthai</w:t>
+      </w:r>
+      <w:proofErr w:type="spellEnd"/>
+      <w:r>
+        <w:rPr>
+          <w:rFonts w:ascii="宋体" w:eastAsia="宋体" w:hAnsi="宋体"/>
+        </w:rPr>
+        <w:t xml:space="preserve"> E, Neal CJ,</w:t>
+      </w:r>
+      <w:r>
+        <w:rPr>
+          <w:rFonts w:ascii="宋体" w:eastAsia="宋体" w:hAnsi="宋体" w:hint="eastAsia"/>
+        </w:rPr>
+        <w:t xml:space="preserve"> </w:t>
+      </w:r>
+      <w:r>
+        <w:rPr>
+          <w:rFonts w:ascii="宋体" w:eastAsia="宋体" w:hAnsi="宋体"/>
+        </w:rPr>
+        <w:t xml:space="preserve">Seal S, Garibay OO: </w:t>
+      </w:r>
+      <w:proofErr w:type="spellStart"/>
+      <w:r>
+        <w:rPr>
+          <w:rFonts w:ascii="宋体" w:eastAsia="宋体" w:hAnsi="宋体"/>
+        </w:rPr>
+        <w:t>AttentionSiteDTI</w:t>
+      </w:r>
+      <w:proofErr w:type="spellEnd"/>
+      <w:r>
+        <w:rPr>
+          <w:rFonts w:ascii="宋体" w:eastAsia="宋体" w:hAnsi="宋体"/>
+        </w:rPr>
+        <w:t xml:space="preserve">: an interpretable </w:t>
+      </w:r>
+      <w:proofErr w:type="spellStart"/>
+      <w:r>
+        <w:rPr>
+          <w:rFonts w:ascii="宋体" w:eastAsia="宋体" w:hAnsi="宋体"/>
+        </w:rPr>
+        <w:t>graphbased</w:t>
+      </w:r>
+      <w:proofErr w:type="spellEnd"/>
+      <w:r>
+        <w:rPr>
+          <w:rFonts w:ascii="宋体" w:eastAsia="宋体" w:hAnsi="宋体" w:hint="eastAsia"/>
+        </w:rPr>
+        <w:t xml:space="preserve"> </w:t>
+      </w:r>
+      <w:r>
+        <w:rPr>
+          <w:rFonts w:ascii="宋体" w:eastAsia="宋体" w:hAnsi="宋体"/>
         </w:rPr>
         <w:t>model for drug-target interaction prediction using NLP</w:t>
       </w:r>
       <w:r>
         <w:rPr>
-          <w:rFonts w:ascii="SimSun" w:eastAsia="SimSun" w:hAnsi="SimSun" w:hint="eastAsia"/>
-        </w:rPr>
-        <w:t xml:space="preserve"> </w:t>
-      </w:r>
-      <w:r>
-        <w:rPr>
-          <w:rFonts w:ascii="SimSun" w:eastAsia="SimSun" w:hAnsi="SimSun"/>
-        </w:rPr>
-        <w:t>sentence-level relation classification. Briefings Bioinf 2022, 23,</w:t>
-      </w:r>
-      <w:r>
-        <w:rPr>
-          <w:rFonts w:ascii="SimSun" w:eastAsia="SimSun" w:hAnsi="SimSun" w:hint="eastAsia"/>
-        </w:rPr>
-        <w:t xml:space="preserve"> </w:t>
-      </w:r>
-      <w:r>
-        <w:rPr>
-          <w:rFonts w:ascii="SimSun" w:eastAsia="SimSun" w:hAnsi="SimSun"/>
+          <w:rFonts w:ascii="宋体" w:eastAsia="宋体" w:hAnsi="宋体" w:hint="eastAsia"/>
+        </w:rPr>
+        <w:t xml:space="preserve"> </w:t>
+      </w:r>
+      <w:r>
+        <w:rPr>
+          <w:rFonts w:ascii="宋体" w:eastAsia="宋体" w:hAnsi="宋体"/>
+        </w:rPr>
+        <w:t xml:space="preserve">sentence-level relation classification. Briefings </w:t>
+      </w:r>
+      <w:proofErr w:type="spellStart"/>
+      <w:r>
+        <w:rPr>
+          <w:rFonts w:ascii="宋体" w:eastAsia="宋体" w:hAnsi="宋体"/>
+        </w:rPr>
+        <w:t>Bioinf</w:t>
+      </w:r>
+      <w:proofErr w:type="spellEnd"/>
+      <w:r>
+        <w:rPr>
+          <w:rFonts w:ascii="宋体" w:eastAsia="宋体" w:hAnsi="宋体"/>
+        </w:rPr>
+        <w:t xml:space="preserve"> 2022, 23,</w:t>
+      </w:r>
+      <w:r>
+        <w:rPr>
+          <w:rFonts w:ascii="宋体" w:eastAsia="宋体" w:hAnsi="宋体" w:hint="eastAsia"/>
+        </w:rPr>
+        <w:t xml:space="preserve"> </w:t>
+      </w:r>
+      <w:r>
+        <w:rPr>
+          <w:rFonts w:ascii="宋体" w:eastAsia="宋体" w:hAnsi="宋体"/>
         </w:rPr>
         <w:t>bbac272.</w:t>
       </w:r>
@@ -3873,45 +4671,431 @@
         <w:spacing w:after="0" w:line="240" w:lineRule="auto"/>
         <w:jc w:val="both"/>
         <w:rPr>
-          <w:rFonts w:ascii="SimSun" w:eastAsia="SimSun" w:hAnsi="SimSun"/>
-        </w:rPr>
-      </w:pPr>
-    </w:p>
-    <w:p>
-      <w:pPr>
-        <w:spacing w:after="0" w:line="240" w:lineRule="auto"/>
-        <w:jc w:val="both"/>
-        <w:rPr>
-          <w:rFonts w:ascii="SimSun" w:eastAsia="SimSun" w:hAnsi="SimSun"/>
-        </w:rPr>
-      </w:pPr>
-      <w:r>
-        <w:rPr>
-          <w:rFonts w:ascii="SimSun" w:eastAsia="SimSun" w:hAnsi="SimSun" w:hint="eastAsia"/>
+          <w:rFonts w:ascii="宋体" w:eastAsia="宋体" w:hAnsi="宋体"/>
+        </w:rPr>
+      </w:pPr>
+    </w:p>
+    <w:p>
+      <w:pPr>
+        <w:spacing w:after="0" w:line="240" w:lineRule="auto"/>
+        <w:jc w:val="both"/>
+        <w:rPr>
+          <w:rFonts w:ascii="宋体" w:eastAsia="宋体" w:hAnsi="宋体"/>
+        </w:rPr>
+      </w:pPr>
+      <w:r>
+        <w:rPr>
+          <w:rFonts w:ascii="宋体" w:eastAsia="宋体" w:hAnsi="宋体" w:hint="eastAsia"/>
+        </w:rPr>
+        <w:t>[</w:t>
+      </w:r>
+      <w:r>
+        <w:rPr>
+          <w:rFonts w:ascii="宋体" w:eastAsia="宋体" w:hAnsi="宋体" w:hint="eastAsia"/>
+        </w:rPr>
+        <w:t>1-s2.0-S0010482523006017-main</w:t>
+      </w:r>
+      <w:r>
+        <w:rPr>
+          <w:rFonts w:ascii="宋体" w:eastAsia="宋体" w:hAnsi="宋体" w:hint="eastAsia"/>
+        </w:rPr>
+        <w:t>]</w:t>
+      </w:r>
+    </w:p>
+    <w:p>
+      <w:pPr>
+        <w:spacing w:after="0" w:line="240" w:lineRule="auto"/>
+        <w:jc w:val="both"/>
+        <w:rPr>
+          <w:rFonts w:ascii="宋体" w:eastAsia="宋体" w:hAnsi="宋体"/>
+        </w:rPr>
+      </w:pPr>
+      <w:r>
+        <w:rPr>
+          <w:rFonts w:ascii="宋体" w:eastAsia="宋体" w:hAnsi="宋体" w:hint="eastAsia"/>
+        </w:rPr>
+        <w:t>国内：</w:t>
+      </w:r>
+      <w:r>
+        <w:rPr>
+          <w:rFonts w:ascii="宋体" w:eastAsia="宋体" w:hAnsi="宋体"/>
+        </w:rPr>
+        <w:t>Transformer</w:t>
+      </w:r>
+      <w:r>
+        <w:rPr>
+          <w:rFonts w:ascii="宋体" w:eastAsia="宋体" w:hAnsi="宋体" w:hint="eastAsia"/>
+        </w:rPr>
+        <w:t xml:space="preserve"> </w:t>
+      </w:r>
+      <w:r>
+        <w:rPr>
+          <w:rFonts w:ascii="宋体" w:eastAsia="宋体" w:hAnsi="宋体"/>
+        </w:rPr>
+        <w:t xml:space="preserve">CPI [19] </w:t>
+      </w:r>
+      <w:r>
+        <w:rPr>
+          <w:rFonts w:ascii="宋体" w:eastAsia="宋体" w:hAnsi="宋体" w:hint="eastAsia"/>
+        </w:rPr>
+        <w:t>利用</w:t>
+      </w:r>
+      <w:r>
+        <w:rPr>
+          <w:rFonts w:ascii="宋体" w:eastAsia="宋体" w:hAnsi="宋体"/>
+        </w:rPr>
+        <w:t xml:space="preserve">Transformer </w:t>
+      </w:r>
+      <w:r>
+        <w:rPr>
+          <w:rFonts w:ascii="宋体" w:eastAsia="宋体" w:hAnsi="宋体" w:hint="eastAsia"/>
+        </w:rPr>
+        <w:t>技术挖掘药物和蛋白质序列数据以进行</w:t>
+      </w:r>
+    </w:p>
+    <w:p>
+      <w:pPr>
+        <w:spacing w:after="0" w:line="240" w:lineRule="auto"/>
+        <w:jc w:val="both"/>
+        <w:rPr>
+          <w:rFonts w:ascii="宋体" w:eastAsia="宋体" w:hAnsi="宋体"/>
+        </w:rPr>
+      </w:pPr>
+      <w:r>
+        <w:rPr>
+          <w:rFonts w:ascii="宋体" w:eastAsia="宋体" w:hAnsi="宋体"/>
+        </w:rPr>
+        <w:t xml:space="preserve">DTI </w:t>
+      </w:r>
+      <w:r>
+        <w:rPr>
+          <w:rFonts w:ascii="宋体" w:eastAsia="宋体" w:hAnsi="宋体" w:hint="eastAsia"/>
+        </w:rPr>
+        <w:t>预测</w:t>
+      </w:r>
+      <w:r>
+        <w:rPr>
+          <w:rFonts w:ascii="宋体" w:eastAsia="宋体" w:hAnsi="宋体" w:hint="eastAsia"/>
+        </w:rPr>
+        <w:t>；</w:t>
+      </w:r>
+      <w:proofErr w:type="spellStart"/>
+      <w:r>
+        <w:rPr>
+          <w:rFonts w:ascii="宋体" w:eastAsia="宋体" w:hAnsi="宋体"/>
+        </w:rPr>
+        <w:t>NeoDTI</w:t>
+      </w:r>
+      <w:proofErr w:type="spellEnd"/>
+      <w:r>
+        <w:rPr>
+          <w:rFonts w:ascii="宋体" w:eastAsia="宋体" w:hAnsi="宋体"/>
+        </w:rPr>
+        <w:t xml:space="preserve"> [20] </w:t>
+      </w:r>
+      <w:r>
+        <w:rPr>
+          <w:rFonts w:ascii="宋体" w:eastAsia="宋体" w:hAnsi="宋体" w:hint="eastAsia"/>
+        </w:rPr>
+        <w:t>利用异构网络中的数据来保留药物和蛋白质的拓扑结构以进行</w:t>
+      </w:r>
+      <w:r>
+        <w:rPr>
+          <w:rFonts w:ascii="宋体" w:eastAsia="宋体" w:hAnsi="宋体"/>
+        </w:rPr>
+        <w:t xml:space="preserve">DTI </w:t>
+      </w:r>
+      <w:r>
+        <w:rPr>
+          <w:rFonts w:ascii="宋体" w:eastAsia="宋体" w:hAnsi="宋体" w:hint="eastAsia"/>
+        </w:rPr>
+        <w:t>预测</w:t>
+      </w:r>
+      <w:r>
+        <w:rPr>
+          <w:rFonts w:ascii="宋体" w:eastAsia="宋体" w:hAnsi="宋体" w:hint="eastAsia"/>
+        </w:rPr>
+        <w:t>；</w:t>
+      </w:r>
+      <w:r>
+        <w:rPr>
+          <w:rFonts w:ascii="宋体" w:eastAsia="宋体" w:hAnsi="宋体"/>
+        </w:rPr>
+        <w:t xml:space="preserve">[21] </w:t>
+      </w:r>
+      <w:r>
+        <w:rPr>
+          <w:rFonts w:ascii="宋体" w:eastAsia="宋体" w:hAnsi="宋体" w:hint="eastAsia"/>
+        </w:rPr>
+        <w:t>采用卷积神经网络（</w:t>
+      </w:r>
+      <w:r>
+        <w:rPr>
+          <w:rFonts w:ascii="宋体" w:eastAsia="宋体" w:hAnsi="宋体"/>
+        </w:rPr>
+        <w:t>CNN</w:t>
+      </w:r>
+      <w:r>
+        <w:rPr>
+          <w:rFonts w:ascii="宋体" w:eastAsia="宋体" w:hAnsi="宋体" w:hint="eastAsia"/>
+        </w:rPr>
+        <w:t>）技术获取药物和蛋白质序列的局部特征以进行</w:t>
+      </w:r>
+      <w:r>
+        <w:rPr>
+          <w:rFonts w:ascii="宋体" w:eastAsia="宋体" w:hAnsi="宋体"/>
+        </w:rPr>
+        <w:t xml:space="preserve">DTI </w:t>
+      </w:r>
+      <w:r>
+        <w:rPr>
+          <w:rFonts w:ascii="宋体" w:eastAsia="宋体" w:hAnsi="宋体" w:hint="eastAsia"/>
+        </w:rPr>
+        <w:t>预测</w:t>
+      </w:r>
+      <w:r>
+        <w:rPr>
+          <w:rFonts w:ascii="宋体" w:eastAsia="宋体" w:hAnsi="宋体" w:hint="eastAsia"/>
+        </w:rPr>
+        <w:t>；</w:t>
+      </w:r>
+      <w:r>
+        <w:rPr>
+          <w:rFonts w:ascii="宋体" w:eastAsia="宋体" w:hAnsi="宋体"/>
+        </w:rPr>
+        <w:t xml:space="preserve">Co-VAE [24] </w:t>
+      </w:r>
+      <w:r>
+        <w:rPr>
+          <w:rFonts w:ascii="宋体" w:eastAsia="宋体" w:hAnsi="宋体" w:hint="eastAsia"/>
+        </w:rPr>
+        <w:t>采用了变分自编码技术。</w:t>
+      </w:r>
+    </w:p>
+    <w:p>
+      <w:pPr>
+        <w:spacing w:after="0" w:line="240" w:lineRule="auto"/>
+        <w:jc w:val="both"/>
+        <w:rPr>
+          <w:rFonts w:ascii="宋体" w:eastAsia="宋体" w:hAnsi="宋体"/>
+        </w:rPr>
+      </w:pPr>
+      <w:r>
+        <w:rPr>
+          <w:rFonts w:ascii="宋体" w:eastAsia="宋体" w:hAnsi="宋体" w:hint="eastAsia"/>
+        </w:rPr>
+        <w:t>国外：</w:t>
+      </w:r>
+      <w:proofErr w:type="spellStart"/>
+      <w:r>
+        <w:rPr>
+          <w:rFonts w:ascii="宋体" w:eastAsia="宋体" w:hAnsi="宋体"/>
+        </w:rPr>
+        <w:t>DeepDTA</w:t>
+      </w:r>
+      <w:proofErr w:type="spellEnd"/>
+      <w:r>
+        <w:rPr>
+          <w:rFonts w:ascii="宋体" w:eastAsia="宋体" w:hAnsi="宋体"/>
+        </w:rPr>
+        <w:t xml:space="preserve"> [22] </w:t>
+      </w:r>
+      <w:r>
+        <w:rPr>
+          <w:rFonts w:ascii="宋体" w:eastAsia="宋体" w:hAnsi="宋体" w:hint="eastAsia"/>
+        </w:rPr>
+        <w:t>采用两个</w:t>
+      </w:r>
+      <w:r>
+        <w:rPr>
+          <w:rFonts w:ascii="宋体" w:eastAsia="宋体" w:hAnsi="宋体"/>
+        </w:rPr>
+        <w:t xml:space="preserve">CNN </w:t>
+      </w:r>
+      <w:r>
+        <w:rPr>
+          <w:rFonts w:ascii="宋体" w:eastAsia="宋体" w:hAnsi="宋体" w:hint="eastAsia"/>
+        </w:rPr>
+        <w:t>来学习药物分子和蛋白质序列的特征以进行</w:t>
+      </w:r>
+      <w:r>
+        <w:rPr>
+          <w:rFonts w:ascii="宋体" w:eastAsia="宋体" w:hAnsi="宋体"/>
+        </w:rPr>
+        <w:t xml:space="preserve">DTA </w:t>
+      </w:r>
+      <w:r>
+        <w:rPr>
+          <w:rFonts w:ascii="宋体" w:eastAsia="宋体" w:hAnsi="宋体" w:hint="eastAsia"/>
+        </w:rPr>
+        <w:t>预测。另外添加了两个</w:t>
+      </w:r>
+      <w:r>
+        <w:rPr>
+          <w:rFonts w:ascii="宋体" w:eastAsia="宋体" w:hAnsi="宋体"/>
+        </w:rPr>
+        <w:t xml:space="preserve">CNN </w:t>
+      </w:r>
+      <w:r>
+        <w:rPr>
+          <w:rFonts w:ascii="宋体" w:eastAsia="宋体" w:hAnsi="宋体" w:hint="eastAsia"/>
+        </w:rPr>
+        <w:t>分别学习蛋白质结构域和基序（</w:t>
+      </w:r>
+      <w:r>
+        <w:rPr>
+          <w:rFonts w:ascii="宋体" w:eastAsia="宋体" w:hAnsi="宋体"/>
+        </w:rPr>
+        <w:t>PDMs</w:t>
+      </w:r>
+      <w:r>
+        <w:rPr>
+          <w:rFonts w:ascii="宋体" w:eastAsia="宋体" w:hAnsi="宋体" w:hint="eastAsia"/>
+        </w:rPr>
+        <w:t>）以及配体最大公共子结构（</w:t>
+      </w:r>
+      <w:r>
+        <w:rPr>
+          <w:rFonts w:ascii="宋体" w:eastAsia="宋体" w:hAnsi="宋体"/>
+        </w:rPr>
+        <w:t>LMCSs</w:t>
+      </w:r>
+      <w:r>
+        <w:rPr>
+          <w:rFonts w:ascii="宋体" w:eastAsia="宋体" w:hAnsi="宋体" w:hint="eastAsia"/>
+        </w:rPr>
+        <w:t>）的特征。</w:t>
+      </w:r>
+      <w:proofErr w:type="spellStart"/>
+      <w:r>
+        <w:rPr>
+          <w:rFonts w:ascii="宋体" w:eastAsia="宋体" w:hAnsi="宋体"/>
+        </w:rPr>
+        <w:t>WideDTA</w:t>
+      </w:r>
+      <w:proofErr w:type="spellEnd"/>
+      <w:r>
+        <w:rPr>
+          <w:rFonts w:ascii="宋体" w:eastAsia="宋体" w:hAnsi="宋体"/>
+        </w:rPr>
+        <w:t xml:space="preserve"> [23] </w:t>
+      </w:r>
+      <w:r>
+        <w:rPr>
+          <w:rFonts w:ascii="宋体" w:eastAsia="宋体" w:hAnsi="宋体" w:hint="eastAsia"/>
+        </w:rPr>
+        <w:t>是</w:t>
+      </w:r>
+      <w:r>
+        <w:rPr>
+          <w:rFonts w:ascii="宋体" w:eastAsia="宋体" w:hAnsi="宋体"/>
+        </w:rPr>
+        <w:t xml:space="preserve"> </w:t>
+      </w:r>
+      <w:proofErr w:type="spellStart"/>
+      <w:r>
+        <w:rPr>
+          <w:rFonts w:ascii="宋体" w:eastAsia="宋体" w:hAnsi="宋体"/>
+        </w:rPr>
+        <w:t>DeepDTA</w:t>
+      </w:r>
+      <w:proofErr w:type="spellEnd"/>
+      <w:r>
+        <w:rPr>
+          <w:rFonts w:ascii="宋体" w:eastAsia="宋体" w:hAnsi="宋体"/>
+        </w:rPr>
+        <w:t xml:space="preserve"> </w:t>
+      </w:r>
+      <w:r>
+        <w:rPr>
+          <w:rFonts w:ascii="宋体" w:eastAsia="宋体" w:hAnsi="宋体" w:hint="eastAsia"/>
+        </w:rPr>
+        <w:t>的改进版本。为了捕捉药物和蛋白质序</w:t>
+      </w:r>
+    </w:p>
+    <w:p>
+      <w:pPr>
+        <w:spacing w:after="0" w:line="240" w:lineRule="auto"/>
+        <w:jc w:val="both"/>
+        <w:rPr>
+          <w:rFonts w:ascii="宋体" w:eastAsia="宋体" w:hAnsi="宋体" w:hint="eastAsia"/>
+        </w:rPr>
+      </w:pPr>
+      <w:r>
+        <w:rPr>
+          <w:rFonts w:ascii="宋体" w:eastAsia="宋体" w:hAnsi="宋体" w:hint="eastAsia"/>
+        </w:rPr>
+        <w:t>列的潜在特征以进行亲和力预测</w:t>
+      </w:r>
+      <w:r>
+        <w:rPr>
+          <w:rFonts w:ascii="宋体" w:eastAsia="宋体" w:hAnsi="宋体" w:hint="eastAsia"/>
+        </w:rPr>
+        <w:t>。</w:t>
+      </w:r>
+    </w:p>
+    <w:p>
+      <w:pPr>
+        <w:spacing w:after="0" w:line="240" w:lineRule="auto"/>
+        <w:jc w:val="both"/>
+        <w:rPr>
+          <w:rFonts w:ascii="宋体" w:eastAsia="宋体" w:hAnsi="宋体"/>
+        </w:rPr>
+      </w:pPr>
+    </w:p>
+    <w:p>
+      <w:pPr>
+        <w:spacing w:after="0" w:line="240" w:lineRule="auto"/>
+        <w:jc w:val="both"/>
+        <w:rPr>
+          <w:rFonts w:ascii="宋体" w:eastAsia="宋体" w:hAnsi="宋体"/>
+        </w:rPr>
+      </w:pPr>
+    </w:p>
+    <w:p>
+      <w:pPr>
+        <w:spacing w:after="0" w:line="240" w:lineRule="auto"/>
+        <w:jc w:val="both"/>
+        <w:rPr>
+          <w:rFonts w:ascii="宋体" w:eastAsia="宋体" w:hAnsi="宋体" w:hint="eastAsia"/>
+        </w:rPr>
+      </w:pPr>
+    </w:p>
+    <w:p>
+      <w:pPr>
+        <w:spacing w:after="0" w:line="240" w:lineRule="auto"/>
+        <w:jc w:val="both"/>
+        <w:rPr>
+          <w:rFonts w:ascii="宋体" w:eastAsia="宋体" w:hAnsi="宋体" w:hint="eastAsia"/>
+        </w:rPr>
+      </w:pPr>
+      <w:r>
+        <w:rPr>
+          <w:rFonts w:ascii="宋体" w:eastAsia="宋体" w:hAnsi="宋体" w:hint="eastAsia"/>
         </w:rPr>
         <w:t>3.</w:t>
       </w:r>
       <w:r>
         <w:rPr>
-          <w:rFonts w:ascii="SimSun" w:eastAsia="SimSun" w:hAnsi="SimSun" w:hint="eastAsia"/>
+          <w:rFonts w:ascii="宋体" w:eastAsia="宋体" w:hAnsi="宋体" w:hint="eastAsia"/>
         </w:rPr>
         <w:t>研究内容</w:t>
       </w:r>
       <w:r>
         <w:rPr>
-          <w:rFonts w:ascii="SimSun" w:eastAsia="SimSun" w:hAnsi="SimSun" w:hint="eastAsia"/>
+          <w:rFonts w:ascii="宋体" w:eastAsia="宋体" w:hAnsi="宋体" w:hint="eastAsia"/>
         </w:rPr>
         <w:t xml:space="preserve"> 拟</w:t>
       </w:r>
       <w:r>
         <w:rPr>
-          <w:rFonts w:ascii="SimSun" w:eastAsia="SimSun" w:hAnsi="SimSun" w:hint="eastAsia"/>
-        </w:rPr>
-        <w:t xml:space="preserve"> </w:t>
-      </w:r>
-      <w:r>
-        <w:rPr>
-          <w:rFonts w:ascii="SimSun" w:eastAsia="SimSun" w:hAnsi="SimSun" w:hint="eastAsia"/>
+          <w:rFonts w:ascii="宋体" w:eastAsia="宋体" w:hAnsi="宋体" w:hint="eastAsia"/>
+        </w:rPr>
+        <w:t xml:space="preserve"> </w:t>
+      </w:r>
+      <w:r>
+        <w:rPr>
+          <w:rFonts w:ascii="宋体" w:eastAsia="宋体" w:hAnsi="宋体" w:hint="eastAsia"/>
           <w:u w:val="single"/>
         </w:rPr>
         <w:t>研究内容</w:t>
@@ -3922,30 +5106,30 @@
         <w:spacing w:after="0" w:line="240" w:lineRule="auto"/>
         <w:jc w:val="both"/>
         <w:rPr>
-          <w:rFonts w:ascii="SimSun" w:eastAsia="SimSun" w:hAnsi="SimSun"/>
-        </w:rPr>
-      </w:pPr>
-      <w:r>
-        <w:rPr>
-          <w:rFonts w:ascii="SimSun" w:eastAsia="SimSun" w:hAnsi="SimSun" w:hint="eastAsia"/>
+          <w:rFonts w:ascii="宋体" w:eastAsia="宋体" w:hAnsi="宋体" w:hint="eastAsia"/>
+        </w:rPr>
+      </w:pPr>
+      <w:r>
+        <w:rPr>
+          <w:rFonts w:ascii="宋体" w:eastAsia="宋体" w:hAnsi="宋体" w:hint="eastAsia"/>
         </w:rPr>
         <w:t>4.</w:t>
       </w:r>
       <w:r>
         <w:rPr>
-          <w:rFonts w:ascii="SimSun" w:eastAsia="SimSun" w:hAnsi="SimSun" w:hint="eastAsia"/>
+          <w:rFonts w:ascii="宋体" w:eastAsia="宋体" w:hAnsi="宋体" w:hint="eastAsia"/>
         </w:rPr>
         <w:t>研究方法及技术路线</w:t>
       </w:r>
       <w:r>
         <w:rPr>
-          <w:rFonts w:ascii="SimSun" w:eastAsia="SimSun" w:hAnsi="SimSun" w:hint="eastAsia"/>
-        </w:rPr>
-        <w:t xml:space="preserve"> </w:t>
-      </w:r>
-      <w:r>
-        <w:rPr>
-          <w:rFonts w:ascii="SimSun" w:eastAsia="SimSun" w:hAnsi="SimSun" w:hint="eastAsia"/>
+          <w:rFonts w:ascii="宋体" w:eastAsia="宋体" w:hAnsi="宋体" w:hint="eastAsia"/>
+        </w:rPr>
+        <w:t xml:space="preserve"> </w:t>
+      </w:r>
+      <w:r>
+        <w:rPr>
+          <w:rFonts w:ascii="宋体" w:eastAsia="宋体" w:hAnsi="宋体" w:hint="eastAsia"/>
           <w:u w:val="single"/>
         </w:rPr>
         <w:t>技术路线</w:t>
@@ -3956,24 +5140,24 @@
         <w:spacing w:after="0" w:line="240" w:lineRule="auto"/>
         <w:jc w:val="both"/>
         <w:rPr>
-          <w:rFonts w:ascii="SimSun" w:eastAsia="SimSun" w:hAnsi="SimSun"/>
-        </w:rPr>
-      </w:pPr>
-      <w:r>
-        <w:rPr>
-          <w:rFonts w:ascii="SimSun" w:eastAsia="SimSun" w:hAnsi="SimSun" w:hint="eastAsia"/>
+          <w:rFonts w:ascii="宋体" w:eastAsia="宋体" w:hAnsi="宋体" w:hint="eastAsia"/>
+        </w:rPr>
+      </w:pPr>
+      <w:r>
+        <w:rPr>
+          <w:rFonts w:ascii="宋体" w:eastAsia="宋体" w:hAnsi="宋体" w:hint="eastAsia"/>
         </w:rPr>
         <w:t>5.创新点</w:t>
       </w:r>
       <w:r>
         <w:rPr>
-          <w:rFonts w:ascii="SimSun" w:eastAsia="SimSun" w:hAnsi="SimSun" w:hint="eastAsia"/>
-        </w:rPr>
-        <w:t xml:space="preserve"> </w:t>
-      </w:r>
-      <w:r>
-        <w:rPr>
-          <w:rFonts w:ascii="SimSun" w:eastAsia="SimSun" w:hAnsi="SimSun" w:hint="eastAsia"/>
+          <w:rFonts w:ascii="宋体" w:eastAsia="宋体" w:hAnsi="宋体" w:hint="eastAsia"/>
+        </w:rPr>
+        <w:t xml:space="preserve"> </w:t>
+      </w:r>
+      <w:r>
+        <w:rPr>
+          <w:rFonts w:ascii="宋体" w:eastAsia="宋体" w:hAnsi="宋体" w:hint="eastAsia"/>
           <w:u w:val="single"/>
         </w:rPr>
         <w:t>创新点</w:t>
@@ -3984,31 +5168,31 @@
         <w:spacing w:after="0" w:line="240" w:lineRule="auto"/>
         <w:jc w:val="both"/>
         <w:rPr>
-          <w:rFonts w:ascii="SimSun" w:eastAsia="SimSun" w:hAnsi="SimSun"/>
+          <w:rFonts w:ascii="宋体" w:eastAsia="宋体" w:hAnsi="宋体" w:hint="eastAsia"/>
           <w:u w:val="single"/>
         </w:rPr>
       </w:pPr>
       <w:r>
         <w:rPr>
-          <w:rFonts w:ascii="SimSun" w:eastAsia="SimSun" w:hAnsi="SimSun" w:hint="eastAsia"/>
+          <w:rFonts w:ascii="宋体" w:eastAsia="宋体" w:hAnsi="宋体" w:hint="eastAsia"/>
         </w:rPr>
         <w:t>6.</w:t>
       </w:r>
       <w:r>
         <w:rPr>
-          <w:rFonts w:ascii="SimSun" w:eastAsia="SimSun" w:hAnsi="SimSun" w:hint="eastAsia"/>
+          <w:rFonts w:ascii="宋体" w:eastAsia="宋体" w:hAnsi="宋体" w:hint="eastAsia"/>
         </w:rPr>
         <w:t>可行性分析及研究基础</w:t>
       </w:r>
       <w:r>
         <w:rPr>
-          <w:rFonts w:ascii="SimSun" w:eastAsia="SimSun" w:hAnsi="SimSun" w:hint="eastAsia"/>
+          <w:rFonts w:ascii="宋体" w:eastAsia="宋体" w:hAnsi="宋体" w:hint="eastAsia"/>
         </w:rPr>
         <w:t xml:space="preserve">  </w:t>
       </w:r>
       <w:r>
         <w:rPr>
-          <w:rFonts w:ascii="SimSun" w:eastAsia="SimSun" w:hAnsi="SimSun" w:hint="eastAsia"/>
+          <w:rFonts w:ascii="宋体" w:eastAsia="宋体" w:hAnsi="宋体" w:hint="eastAsia"/>
           <w:u w:val="single"/>
         </w:rPr>
         <w:t>可行性分析&amp;数据集与仿真实验环境</w:t>
@@ -4019,6 +5203,7 @@
         <w:spacing w:after="0" w:line="240" w:lineRule="auto"/>
         <w:jc w:val="both"/>
         <w:rPr>
+          <w:rFonts w:hint="eastAsia"/>
           <w:u w:val="single"/>
         </w:rPr>
       </w:pPr>
@@ -4028,6 +5213,7 @@
         <w:spacing w:after="0" w:line="240" w:lineRule="auto"/>
         <w:jc w:val="both"/>
         <w:rPr>
+          <w:rFonts w:hint="eastAsia"/>
           <w:u w:val="single"/>
         </w:rPr>
       </w:pPr>
@@ -4037,6 +5223,7 @@
         <w:spacing w:after="0" w:line="240" w:lineRule="auto"/>
         <w:jc w:val="both"/>
         <w:rPr>
+          <w:rFonts w:hint="eastAsia"/>
           <w:u w:val="single"/>
         </w:rPr>
       </w:pPr>
@@ -4046,6 +5233,7 @@
         <w:spacing w:after="0" w:line="240" w:lineRule="auto"/>
         <w:jc w:val="both"/>
         <w:rPr>
+          <w:rFonts w:hint="eastAsia"/>
           <w:u w:val="single"/>
         </w:rPr>
       </w:pPr>
@@ -4055,6 +5243,7 @@
         <w:spacing w:after="0" w:line="240" w:lineRule="auto"/>
         <w:jc w:val="both"/>
         <w:rPr>
+          <w:rFonts w:hint="eastAsia"/>
           <w:u w:val="single"/>
         </w:rPr>
       </w:pPr>
@@ -4064,6 +5253,7 @@
         <w:spacing w:after="0" w:line="240" w:lineRule="auto"/>
         <w:jc w:val="both"/>
         <w:rPr>
+          <w:rFonts w:hint="eastAsia"/>
           <w:u w:val="single"/>
         </w:rPr>
       </w:pPr>
@@ -4073,6 +5263,7 @@
         <w:spacing w:after="0" w:line="240" w:lineRule="auto"/>
         <w:jc w:val="both"/>
         <w:rPr>
+          <w:rFonts w:hint="eastAsia"/>
           <w:u w:val="single"/>
         </w:rPr>
       </w:pPr>
@@ -4082,6 +5273,7 @@
         <w:spacing w:after="0" w:line="240" w:lineRule="auto"/>
         <w:jc w:val="both"/>
         <w:rPr>
+          <w:rFonts w:hint="eastAsia"/>
           <w:u w:val="single"/>
         </w:rPr>
       </w:pPr>
@@ -4091,6 +5283,7 @@
         <w:spacing w:after="0" w:line="240" w:lineRule="auto"/>
         <w:jc w:val="both"/>
         <w:rPr>
+          <w:rFonts w:hint="eastAsia"/>
           <w:u w:val="single"/>
         </w:rPr>
       </w:pPr>
@@ -4100,6 +5293,7 @@
         <w:spacing w:after="0" w:line="240" w:lineRule="auto"/>
         <w:jc w:val="both"/>
         <w:rPr>
+          <w:rFonts w:hint="eastAsia"/>
           <w:u w:val="single"/>
         </w:rPr>
       </w:pPr>
@@ -4109,6 +5303,7 @@
         <w:spacing w:after="0" w:line="240" w:lineRule="auto"/>
         <w:jc w:val="both"/>
         <w:rPr>
+          <w:rFonts w:hint="eastAsia"/>
           <w:u w:val="single"/>
         </w:rPr>
       </w:pPr>
@@ -4118,6 +5313,7 @@
         <w:spacing w:after="0" w:line="240" w:lineRule="auto"/>
         <w:jc w:val="both"/>
         <w:rPr>
+          <w:rFonts w:hint="eastAsia"/>
           <w:u w:val="single"/>
         </w:rPr>
       </w:pPr>
@@ -4127,6 +5323,7 @@
         <w:spacing w:after="0" w:line="240" w:lineRule="auto"/>
         <w:jc w:val="both"/>
         <w:rPr>
+          <w:rFonts w:hint="eastAsia"/>
           <w:u w:val="single"/>
         </w:rPr>
       </w:pPr>
@@ -4136,6 +5333,7 @@
         <w:spacing w:after="0" w:line="240" w:lineRule="auto"/>
         <w:jc w:val="both"/>
         <w:rPr>
+          <w:rFonts w:hint="eastAsia"/>
           <w:u w:val="single"/>
         </w:rPr>
       </w:pPr>
@@ -4145,6 +5343,7 @@
         <w:spacing w:after="0" w:line="240" w:lineRule="auto"/>
         <w:jc w:val="both"/>
         <w:rPr>
+          <w:rFonts w:hint="eastAsia"/>
           <w:u w:val="single"/>
         </w:rPr>
       </w:pPr>
@@ -4154,6 +5353,7 @@
         <w:spacing w:after="0" w:line="240" w:lineRule="auto"/>
         <w:jc w:val="both"/>
         <w:rPr>
+          <w:rFonts w:hint="eastAsia"/>
           <w:u w:val="single"/>
         </w:rPr>
       </w:pPr>
@@ -4163,6 +5363,7 @@
         <w:spacing w:after="0" w:line="240" w:lineRule="auto"/>
         <w:jc w:val="both"/>
         <w:rPr>
+          <w:rFonts w:hint="eastAsia"/>
           <w:u w:val="single"/>
         </w:rPr>
       </w:pPr>
@@ -4172,6 +5373,7 @@
         <w:spacing w:after="0" w:line="240" w:lineRule="auto"/>
         <w:jc w:val="both"/>
         <w:rPr>
+          <w:rFonts w:hint="eastAsia"/>
           <w:u w:val="single"/>
         </w:rPr>
       </w:pPr>
@@ -4181,6 +5383,7 @@
         <w:spacing w:after="0" w:line="240" w:lineRule="auto"/>
         <w:jc w:val="both"/>
         <w:rPr>
+          <w:rFonts w:hint="eastAsia"/>
           <w:u w:val="single"/>
         </w:rPr>
       </w:pPr>
@@ -4190,6 +5393,7 @@
         <w:spacing w:after="0" w:line="240" w:lineRule="auto"/>
         <w:jc w:val="both"/>
         <w:rPr>
+          <w:rFonts w:hint="eastAsia"/>
           <w:u w:val="single"/>
         </w:rPr>
       </w:pPr>
@@ -4199,6 +5403,7 @@
         <w:spacing w:after="0" w:line="240" w:lineRule="auto"/>
         <w:jc w:val="both"/>
         <w:rPr>
+          <w:rFonts w:hint="eastAsia"/>
           <w:u w:val="single"/>
         </w:rPr>
       </w:pPr>
@@ -4208,6 +5413,7 @@
         <w:spacing w:after="0" w:line="240" w:lineRule="auto"/>
         <w:jc w:val="both"/>
         <w:rPr>
+          <w:rFonts w:hint="eastAsia"/>
           <w:u w:val="single"/>
         </w:rPr>
       </w:pPr>
@@ -4216,17 +5422,23 @@
       <w:pPr>
         <w:spacing w:after="0" w:line="240" w:lineRule="auto"/>
         <w:jc w:val="both"/>
-      </w:pPr>
-    </w:p>
-    <w:p>
-      <w:pPr>
-        <w:spacing w:after="0" w:line="240" w:lineRule="auto"/>
-        <w:jc w:val="both"/>
-      </w:pPr>
-      <w:r>
         <w:rPr>
           <w:rFonts w:hint="eastAsia"/>
         </w:rPr>
+      </w:pPr>
+    </w:p>
+    <w:p>
+      <w:pPr>
+        <w:spacing w:after="0" w:line="240" w:lineRule="auto"/>
+        <w:jc w:val="both"/>
+        <w:rPr>
+          <w:rFonts w:hint="eastAsia"/>
+        </w:rPr>
+      </w:pPr>
+      <w:r>
+        <w:rPr>
+          <w:rFonts w:hint="eastAsia"/>
+        </w:rPr>
         <w:t>7.预期成果</w:t>
       </w:r>
     </w:p>
@@ -4234,6 +5446,9 @@
       <w:pPr>
         <w:spacing w:after="0" w:line="240" w:lineRule="auto"/>
         <w:jc w:val="both"/>
+        <w:rPr>
+          <w:rFonts w:hint="eastAsia"/>
+        </w:rPr>
       </w:pPr>
       <w:r>
         <w:rPr>
@@ -4258,6 +5473,9 @@
     <w:p>
       <w:pPr>
         <w:spacing w:after="0" w:line="240" w:lineRule="auto"/>
+        <w:rPr>
+          <w:rFonts w:hint="eastAsia"/>
+        </w:rPr>
       </w:pPr>
       <w:r>
         <w:separator/>
@@ -4268,6 +5486,9 @@
     <w:p>
       <w:pPr>
         <w:spacing w:after="0" w:line="240" w:lineRule="auto"/>
+        <w:rPr>
+          <w:rFonts w:hint="eastAsia"/>
+        </w:rPr>
       </w:pPr>
       <w:r>
         <w:continuationSeparator/>
@@ -4283,6 +5504,9 @@
     <w:p>
       <w:pPr>
         <w:spacing w:after="0" w:line="240" w:lineRule="auto"/>
+        <w:rPr>
+          <w:rFonts w:hint="eastAsia"/>
+        </w:rPr>
       </w:pPr>
       <w:r>
         <w:separator/>
@@ -4293,6 +5517,9 @@
     <w:p>
       <w:pPr>
         <w:spacing w:after="0" w:line="240" w:lineRule="auto"/>
+        <w:rPr>
+          <w:rFonts w:hint="eastAsia"/>
+        </w:rPr>
       </w:pPr>
       <w:r>
         <w:continuationSeparator/>

--- a/报告-答辩.docx
+++ b/报告-答辩.docx
@@ -7,25 +7,25 @@
         <w:spacing w:after="0" w:line="240" w:lineRule="auto"/>
         <w:jc w:val="both"/>
         <w:rPr>
-          <w:rFonts w:ascii="宋体" w:eastAsia="宋体" w:hAnsi="宋体" w:hint="eastAsia"/>
+          <w:rFonts w:ascii="SimSun" w:eastAsia="SimSun" w:hAnsi="SimSun"/>
           <w:u w:val="single"/>
         </w:rPr>
       </w:pPr>
       <w:r>
         <w:rPr>
-          <w:rFonts w:ascii="宋体" w:eastAsia="宋体" w:hAnsi="宋体" w:hint="eastAsia"/>
+          <w:rFonts w:ascii="SimSun" w:eastAsia="SimSun" w:hAnsi="SimSun" w:hint="eastAsia"/>
         </w:rPr>
         <w:t>1.研究问题</w:t>
       </w:r>
       <w:r>
         <w:rPr>
-          <w:rFonts w:ascii="宋体" w:eastAsia="宋体" w:hAnsi="宋体" w:hint="eastAsia"/>
-        </w:rPr>
-        <w:t xml:space="preserve"> </w:t>
-      </w:r>
-      <w:r>
-        <w:rPr>
-          <w:rFonts w:ascii="宋体" w:eastAsia="宋体" w:hAnsi="宋体" w:hint="eastAsia"/>
+          <w:rFonts w:ascii="SimSun" w:eastAsia="SimSun" w:hAnsi="SimSun" w:hint="eastAsia"/>
+        </w:rPr>
+        <w:t xml:space="preserve"> </w:t>
+      </w:r>
+      <w:r>
+        <w:rPr>
+          <w:rFonts w:ascii="SimSun" w:eastAsia="SimSun" w:hAnsi="SimSun" w:hint="eastAsia"/>
           <w:u w:val="single"/>
         </w:rPr>
         <w:t>研究背景&amp;关键科学问题</w:t>
@@ -37,60 +37,60 @@
         <w:ind w:firstLineChars="200" w:firstLine="440"/>
         <w:jc w:val="both"/>
         <w:rPr>
-          <w:rFonts w:ascii="宋体" w:eastAsia="宋体" w:hAnsi="宋体" w:hint="eastAsia"/>
-        </w:rPr>
-      </w:pPr>
-      <w:r>
-        <w:rPr>
-          <w:rFonts w:ascii="宋体" w:eastAsia="宋体" w:hAnsi="宋体" w:hint="eastAsia"/>
+          <w:rFonts w:ascii="SimSun" w:eastAsia="SimSun" w:hAnsi="SimSun"/>
+        </w:rPr>
+      </w:pPr>
+      <w:r>
+        <w:rPr>
+          <w:rFonts w:ascii="SimSun" w:eastAsia="SimSun" w:hAnsi="SimSun" w:hint="eastAsia"/>
         </w:rPr>
         <w:t>药物研发是一项复杂且耗时的工作，传统上依赖药物研发人员的经验以及反复试验。</w:t>
       </w:r>
       <w:r>
         <w:rPr>
-          <w:rFonts w:ascii="宋体" w:eastAsia="宋体" w:hAnsi="宋体" w:hint="eastAsia"/>
+          <w:rFonts w:ascii="SimSun" w:eastAsia="SimSun" w:hAnsi="SimSun" w:hint="eastAsia"/>
         </w:rPr>
         <w:t>将人工智能驱动的方法融入药物研发流程，已经为这一过程的效率和效果带来了细微但意义重大的提升。</w:t>
       </w:r>
       <w:r>
         <w:rPr>
-          <w:rFonts w:ascii="宋体" w:eastAsia="宋体" w:hAnsi="宋体" w:hint="eastAsia"/>
+          <w:rFonts w:ascii="SimSun" w:eastAsia="SimSun" w:hAnsi="SimSun" w:hint="eastAsia"/>
         </w:rPr>
         <w:t>人工智能在药物研发</w:t>
       </w:r>
       <w:r>
         <w:rPr>
-          <w:rFonts w:ascii="宋体" w:eastAsia="宋体" w:hAnsi="宋体" w:hint="eastAsia"/>
+          <w:rFonts w:ascii="SimSun" w:eastAsia="SimSun" w:hAnsi="SimSun" w:hint="eastAsia"/>
         </w:rPr>
         <w:t>中的应用，</w:t>
       </w:r>
       <w:r>
         <w:rPr>
-          <w:rFonts w:ascii="宋体" w:eastAsia="宋体" w:hAnsi="宋体" w:hint="eastAsia"/>
+          <w:rFonts w:ascii="SimSun" w:eastAsia="SimSun" w:hAnsi="SimSun" w:hint="eastAsia"/>
         </w:rPr>
         <w:t>涵盖</w:t>
       </w:r>
       <w:r>
         <w:rPr>
-          <w:rFonts w:ascii="宋体" w:eastAsia="宋体" w:hAnsi="宋体" w:hint="eastAsia"/>
+          <w:rFonts w:ascii="SimSun" w:eastAsia="SimSun" w:hAnsi="SimSun" w:hint="eastAsia"/>
         </w:rPr>
         <w:t>了</w:t>
       </w:r>
       <w:r>
         <w:rPr>
-          <w:rFonts w:ascii="宋体" w:eastAsia="宋体" w:hAnsi="宋体" w:hint="eastAsia"/>
+          <w:rFonts w:ascii="SimSun" w:eastAsia="SimSun" w:hAnsi="SimSun" w:hint="eastAsia"/>
         </w:rPr>
         <w:t>疾病靶点的识别、药物发现、</w:t>
       </w:r>
       <w:r>
         <w:rPr>
-          <w:rFonts w:ascii="宋体" w:eastAsia="宋体" w:hAnsi="宋体" w:hint="eastAsia"/>
+          <w:rFonts w:ascii="SimSun" w:eastAsia="SimSun" w:hAnsi="SimSun" w:hint="eastAsia"/>
         </w:rPr>
         <w:t>临床前研究、临床试验、监管审批以及上市后监测。</w:t>
       </w:r>
       <w:r>
         <w:rPr>
-          <w:rFonts w:ascii="宋体" w:eastAsia="宋体" w:hAnsi="宋体" w:hint="eastAsia"/>
+          <w:rFonts w:ascii="SimSun" w:eastAsia="SimSun" w:hAnsi="SimSun" w:hint="eastAsia"/>
         </w:rPr>
         <w:t>[1]</w:t>
       </w:r>
@@ -101,72 +101,72 @@
         <w:ind w:firstLineChars="200" w:firstLine="440"/>
         <w:jc w:val="both"/>
         <w:rPr>
-          <w:rFonts w:ascii="宋体" w:eastAsia="宋体" w:hAnsi="宋体" w:hint="eastAsia"/>
-        </w:rPr>
-      </w:pPr>
-      <w:r>
-        <w:rPr>
-          <w:rFonts w:ascii="宋体" w:eastAsia="宋体" w:hAnsi="宋体" w:hint="eastAsia"/>
+          <w:rFonts w:ascii="SimSun" w:eastAsia="SimSun" w:hAnsi="SimSun"/>
+        </w:rPr>
+      </w:pPr>
+      <w:r>
+        <w:rPr>
+          <w:rFonts w:ascii="SimSun" w:eastAsia="SimSun" w:hAnsi="SimSun" w:hint="eastAsia"/>
         </w:rPr>
         <w:t>虽然早期机器学习在亲和力预测方面的成功激发了人们对深度学习模型</w:t>
       </w:r>
       <w:r>
         <w:rPr>
-          <w:rFonts w:ascii="宋体" w:eastAsia="宋体" w:hAnsi="宋体" w:hint="eastAsia"/>
+          <w:rFonts w:ascii="SimSun" w:eastAsia="SimSun" w:hAnsi="SimSun" w:hint="eastAsia"/>
         </w:rPr>
         <w:t>[</w:t>
       </w:r>
       <w:r>
         <w:rPr>
-          <w:rFonts w:ascii="宋体" w:eastAsia="宋体" w:hAnsi="宋体"/>
+          <w:rFonts w:ascii="SimSun" w:eastAsia="SimSun" w:hAnsi="SimSun"/>
         </w:rPr>
         <w:t>2</w:t>
       </w:r>
       <w:r>
         <w:rPr>
-          <w:rFonts w:ascii="宋体" w:eastAsia="宋体" w:hAnsi="宋体" w:hint="eastAsia"/>
+          <w:rFonts w:ascii="SimSun" w:eastAsia="SimSun" w:hAnsi="SimSun" w:hint="eastAsia"/>
         </w:rPr>
         <w:t>,3]</w:t>
       </w:r>
       <w:r>
         <w:rPr>
-          <w:rFonts w:ascii="宋体" w:eastAsia="宋体" w:hAnsi="宋体"/>
+          <w:rFonts w:ascii="SimSun" w:eastAsia="SimSun" w:hAnsi="SimSun"/>
         </w:rPr>
         <w:t xml:space="preserve"> 的兴趣，而且这些模型在处理三维结构</w:t>
       </w:r>
       <w:r>
         <w:rPr>
-          <w:rFonts w:ascii="宋体" w:eastAsia="宋体" w:hAnsi="宋体" w:hint="eastAsia"/>
+          <w:rFonts w:ascii="SimSun" w:eastAsia="SimSun" w:hAnsi="SimSun" w:hint="eastAsia"/>
         </w:rPr>
         <w:t>[4]</w:t>
       </w:r>
       <w:r>
         <w:rPr>
-          <w:rFonts w:ascii="宋体" w:eastAsia="宋体" w:hAnsi="宋体"/>
+          <w:rFonts w:ascii="SimSun" w:eastAsia="SimSun" w:hAnsi="SimSun"/>
         </w:rPr>
         <w:t>和非结构数据</w:t>
       </w:r>
       <w:r>
         <w:rPr>
-          <w:rFonts w:ascii="宋体" w:eastAsia="宋体" w:hAnsi="宋体" w:hint="eastAsia"/>
+          <w:rFonts w:ascii="SimSun" w:eastAsia="SimSun" w:hAnsi="SimSun" w:hint="eastAsia"/>
         </w:rPr>
         <w:t>[5-</w:t>
       </w:r>
       <w:r>
         <w:rPr>
-          <w:rFonts w:ascii="宋体" w:eastAsia="宋体" w:hAnsi="宋体" w:hint="eastAsia"/>
+          <w:rFonts w:ascii="SimSun" w:eastAsia="SimSun" w:hAnsi="SimSun" w:hint="eastAsia"/>
         </w:rPr>
         <w:t>12</w:t>
       </w:r>
       <w:r>
         <w:rPr>
-          <w:rFonts w:ascii="宋体" w:eastAsia="宋体" w:hAnsi="宋体" w:hint="eastAsia"/>
+          <w:rFonts w:ascii="SimSun" w:eastAsia="SimSun" w:hAnsi="SimSun" w:hint="eastAsia"/>
         </w:rPr>
         <w:t>]</w:t>
       </w:r>
       <w:r>
         <w:rPr>
-          <w:rFonts w:ascii="宋体" w:eastAsia="宋体" w:hAnsi="宋体"/>
+          <w:rFonts w:ascii="SimSun" w:eastAsia="SimSun" w:hAnsi="SimSun"/>
         </w:rPr>
         <w:t>时可能优于传统的评分函数，但它们的性能在很大程度上取决于配体姿势的准确性，而且主要适用于已知的受体结构。</w:t>
       </w:r>
@@ -177,7 +177,7 @@
         <w:ind w:firstLineChars="200" w:firstLine="440"/>
         <w:jc w:val="both"/>
         <w:rPr>
-          <w:rFonts w:ascii="宋体" w:eastAsia="宋体" w:hAnsi="宋体" w:hint="eastAsia"/>
+          <w:rFonts w:ascii="SimSun" w:eastAsia="SimSun" w:hAnsi="SimSun"/>
         </w:rPr>
       </w:pPr>
     </w:p>
@@ -187,12 +187,12 @@
         <w:ind w:firstLineChars="200" w:firstLine="440"/>
         <w:jc w:val="both"/>
         <w:rPr>
-          <w:rFonts w:ascii="宋体" w:eastAsia="宋体" w:hAnsi="宋体" w:hint="eastAsia"/>
-        </w:rPr>
-      </w:pPr>
-      <w:r>
-        <w:rPr>
-          <w:rFonts w:ascii="宋体" w:eastAsia="宋体" w:hAnsi="宋体"/>
+          <w:rFonts w:ascii="SimSun" w:eastAsia="SimSun" w:hAnsi="SimSun"/>
+        </w:rPr>
+      </w:pPr>
+      <w:r>
+        <w:rPr>
+          <w:rFonts w:ascii="SimSun" w:eastAsia="SimSun" w:hAnsi="SimSun"/>
         </w:rPr>
         <w:t>.</w:t>
       </w:r>
@@ -202,12 +202,12 @@
         <w:spacing w:after="0" w:line="240" w:lineRule="auto"/>
         <w:jc w:val="both"/>
         <w:rPr>
-          <w:rFonts w:ascii="宋体" w:eastAsia="宋体" w:hAnsi="宋体" w:hint="eastAsia"/>
-        </w:rPr>
-      </w:pPr>
-      <w:r>
-        <w:rPr>
-          <w:rFonts w:ascii="宋体" w:eastAsia="宋体" w:hAnsi="宋体" w:hint="eastAsia"/>
+          <w:rFonts w:ascii="SimSun" w:eastAsia="SimSun" w:hAnsi="SimSun"/>
+        </w:rPr>
+      </w:pPr>
+      <w:r>
+        <w:rPr>
+          <w:rFonts w:ascii="SimSun" w:eastAsia="SimSun" w:hAnsi="SimSun" w:hint="eastAsia"/>
         </w:rPr>
         <w:t>[1]</w:t>
       </w:r>
@@ -221,13 +221,13 @@
       </w:r>
       <w:r>
         <w:rPr>
-          <w:rFonts w:ascii="宋体" w:eastAsia="宋体" w:hAnsi="宋体"/>
+          <w:rFonts w:ascii="SimSun" w:eastAsia="SimSun" w:hAnsi="SimSun"/>
         </w:rPr>
         <w:t>Zhang, K., Yang, X., Wang, Y. </w:t>
       </w:r>
       <w:r>
         <w:rPr>
-          <w:rFonts w:ascii="宋体" w:eastAsia="宋体" w:hAnsi="宋体"/>
+          <w:rFonts w:ascii="SimSun" w:eastAsia="SimSun" w:hAnsi="SimSun"/>
           <w:i/>
           <w:iCs/>
         </w:rPr>
@@ -235,13 +235,13 @@
       </w:r>
       <w:r>
         <w:rPr>
-          <w:rFonts w:ascii="宋体" w:eastAsia="宋体" w:hAnsi="宋体"/>
+          <w:rFonts w:ascii="SimSun" w:eastAsia="SimSun" w:hAnsi="SimSun"/>
         </w:rPr>
         <w:t> Artificial intelligence in drug development. </w:t>
       </w:r>
       <w:r>
         <w:rPr>
-          <w:rFonts w:ascii="宋体" w:eastAsia="宋体" w:hAnsi="宋体"/>
+          <w:rFonts w:ascii="SimSun" w:eastAsia="SimSun" w:hAnsi="SimSun"/>
           <w:i/>
           <w:iCs/>
         </w:rPr>
@@ -249,13 +249,13 @@
       </w:r>
       <w:r>
         <w:rPr>
-          <w:rFonts w:ascii="宋体" w:eastAsia="宋体" w:hAnsi="宋体"/>
+          <w:rFonts w:ascii="SimSun" w:eastAsia="SimSun" w:hAnsi="SimSun"/>
         </w:rPr>
         <w:t> </w:t>
       </w:r>
       <w:r>
         <w:rPr>
-          <w:rFonts w:ascii="宋体" w:eastAsia="宋体" w:hAnsi="宋体"/>
+          <w:rFonts w:ascii="SimSun" w:eastAsia="SimSun" w:hAnsi="SimSun"/>
           <w:b/>
           <w:bCs/>
         </w:rPr>
@@ -263,7 +263,7 @@
       </w:r>
       <w:r>
         <w:rPr>
-          <w:rFonts w:ascii="宋体" w:eastAsia="宋体" w:hAnsi="宋体"/>
+          <w:rFonts w:ascii="SimSun" w:eastAsia="SimSun" w:hAnsi="SimSun"/>
         </w:rPr>
         <w:t xml:space="preserve">, 45–59 (2025). </w:t>
       </w:r>
@@ -271,7 +271,7 @@
         <w:r>
           <w:rPr>
             <w:rStyle w:val="af2"/>
-            <w:rFonts w:ascii="宋体" w:eastAsia="宋体" w:hAnsi="宋体"/>
+            <w:rFonts w:ascii="SimSun" w:eastAsia="SimSun" w:hAnsi="SimSun"/>
           </w:rPr>
           <w:t>https://doi.org/10.1038/s41591-024-03434-4</w:t>
         </w:r>
@@ -282,12 +282,12 @@
         <w:spacing w:after="0" w:line="240" w:lineRule="auto"/>
         <w:jc w:val="both"/>
         <w:rPr>
-          <w:rFonts w:ascii="宋体" w:eastAsia="宋体" w:hAnsi="宋体" w:hint="eastAsia"/>
-        </w:rPr>
-      </w:pPr>
-      <w:r>
-        <w:rPr>
-          <w:rFonts w:ascii="宋体" w:eastAsia="宋体" w:hAnsi="宋体" w:hint="eastAsia"/>
+          <w:rFonts w:ascii="SimSun" w:eastAsia="SimSun" w:hAnsi="SimSun"/>
+        </w:rPr>
+      </w:pPr>
+      <w:r>
+        <w:rPr>
+          <w:rFonts w:ascii="SimSun" w:eastAsia="SimSun" w:hAnsi="SimSun" w:hint="eastAsia"/>
         </w:rPr>
         <w:t>[2]</w:t>
       </w:r>
@@ -302,75 +302,57 @@
       </w:r>
       <w:r>
         <w:rPr>
-          <w:rFonts w:ascii="宋体" w:eastAsia="宋体" w:hAnsi="宋体"/>
+          <w:rFonts w:ascii="SimSun" w:eastAsia="SimSun" w:hAnsi="SimSun"/>
         </w:rPr>
         <w:t>Tran-Nguyen, V.-K., Junaid, M., Simeon, S. &amp; Ballester, P. J.</w:t>
       </w:r>
       <w:r>
         <w:rPr>
-          <w:rFonts w:ascii="宋体" w:eastAsia="宋体" w:hAnsi="宋体" w:hint="eastAsia"/>
-        </w:rPr>
-        <w:t xml:space="preserve"> </w:t>
-      </w:r>
-      <w:r>
-        <w:rPr>
-          <w:rFonts w:ascii="宋体" w:eastAsia="宋体" w:hAnsi="宋体"/>
+          <w:rFonts w:ascii="SimSun" w:eastAsia="SimSun" w:hAnsi="SimSun" w:hint="eastAsia"/>
+        </w:rPr>
+        <w:t xml:space="preserve"> </w:t>
+      </w:r>
+      <w:r>
+        <w:rPr>
+          <w:rFonts w:ascii="SimSun" w:eastAsia="SimSun" w:hAnsi="SimSun"/>
         </w:rPr>
         <w:t>A practical guide to machine-learning scoring for structure-based</w:t>
       </w:r>
       <w:r>
         <w:rPr>
-          <w:rFonts w:ascii="宋体" w:eastAsia="宋体" w:hAnsi="宋体" w:hint="eastAsia"/>
-        </w:rPr>
-        <w:t xml:space="preserve"> </w:t>
-      </w:r>
-      <w:r>
-        <w:rPr>
-          <w:rFonts w:ascii="宋体" w:eastAsia="宋体" w:hAnsi="宋体"/>
+          <w:rFonts w:ascii="SimSun" w:eastAsia="SimSun" w:hAnsi="SimSun" w:hint="eastAsia"/>
+        </w:rPr>
+        <w:t xml:space="preserve"> </w:t>
+      </w:r>
+      <w:r>
+        <w:rPr>
+          <w:rFonts w:ascii="SimSun" w:eastAsia="SimSun" w:hAnsi="SimSun"/>
         </w:rPr>
         <w:t xml:space="preserve">virtual screening. </w:t>
       </w:r>
       <w:r>
         <w:rPr>
-          <w:rFonts w:ascii="宋体" w:eastAsia="宋体" w:hAnsi="宋体"/>
+          <w:rFonts w:ascii="SimSun" w:eastAsia="SimSun" w:hAnsi="SimSun"/>
           <w:i/>
           <w:iCs/>
         </w:rPr>
-        <w:t xml:space="preserve">Nat. </w:t>
-      </w:r>
-      <w:proofErr w:type="spellStart"/>
-      <w:r>
-        <w:rPr>
-          <w:rFonts w:ascii="宋体" w:eastAsia="宋体" w:hAnsi="宋体"/>
-          <w:i/>
-          <w:iCs/>
-        </w:rPr>
-        <w:t>Protoc</w:t>
-      </w:r>
-      <w:proofErr w:type="spellEnd"/>
-      <w:r>
-        <w:rPr>
-          <w:rFonts w:ascii="宋体" w:eastAsia="宋体" w:hAnsi="宋体"/>
-          <w:i/>
-          <w:iCs/>
-        </w:rPr>
-        <w:t xml:space="preserve">. </w:t>
-      </w:r>
-      <w:r>
-        <w:rPr>
-          <w:rFonts w:ascii="宋体" w:eastAsia="宋体" w:hAnsi="宋体"/>
+        <w:t xml:space="preserve">Nat. Protoc. </w:t>
+      </w:r>
+      <w:r>
+        <w:rPr>
+          <w:rFonts w:ascii="SimSun" w:eastAsia="SimSun" w:hAnsi="SimSun"/>
         </w:rPr>
         <w:t>18, 3460</w:t>
       </w:r>
       <w:r>
         <w:rPr>
-          <w:rFonts w:ascii="宋体" w:eastAsia="宋体" w:hAnsi="宋体" w:hint="eastAsia"/>
+          <w:rFonts w:ascii="SimSun" w:eastAsia="SimSun" w:hAnsi="SimSun" w:hint="eastAsia"/>
         </w:rPr>
         <w:t>–</w:t>
       </w:r>
       <w:r>
         <w:rPr>
-          <w:rFonts w:ascii="宋体" w:eastAsia="宋体" w:hAnsi="宋体"/>
+          <w:rFonts w:ascii="SimSun" w:eastAsia="SimSun" w:hAnsi="SimSun"/>
         </w:rPr>
         <w:t>3511 (2023).</w:t>
       </w:r>
@@ -380,12 +362,12 @@
         <w:spacing w:after="0" w:line="240" w:lineRule="auto"/>
         <w:jc w:val="both"/>
         <w:rPr>
-          <w:rFonts w:ascii="宋体" w:eastAsia="宋体" w:hAnsi="宋体" w:hint="eastAsia"/>
-        </w:rPr>
-      </w:pPr>
-      <w:r>
-        <w:rPr>
-          <w:rFonts w:ascii="宋体" w:eastAsia="宋体" w:hAnsi="宋体" w:hint="eastAsia"/>
+          <w:rFonts w:ascii="SimSun" w:eastAsia="SimSun" w:hAnsi="SimSun"/>
+        </w:rPr>
+      </w:pPr>
+      <w:r>
+        <w:rPr>
+          <w:rFonts w:ascii="SimSun" w:eastAsia="SimSun" w:hAnsi="SimSun" w:hint="eastAsia"/>
         </w:rPr>
         <w:t>[3]</w:t>
       </w:r>
@@ -400,87 +382,69 @@
       </w:r>
       <w:r>
         <w:rPr>
-          <w:rFonts w:ascii="宋体" w:eastAsia="宋体" w:hAnsi="宋体"/>
+          <w:rFonts w:ascii="SimSun" w:eastAsia="SimSun" w:hAnsi="SimSun"/>
         </w:rPr>
         <w:t>Luo, Y., Liu, Y. &amp; Peng, J. Calibrated geometric deep learning</w:t>
       </w:r>
       <w:r>
         <w:rPr>
-          <w:rFonts w:ascii="宋体" w:eastAsia="宋体" w:hAnsi="宋体" w:hint="eastAsia"/>
-        </w:rPr>
-        <w:t xml:space="preserve"> </w:t>
-      </w:r>
-      <w:r>
-        <w:rPr>
-          <w:rFonts w:ascii="宋体" w:eastAsia="宋体" w:hAnsi="宋体"/>
+          <w:rFonts w:ascii="SimSun" w:eastAsia="SimSun" w:hAnsi="SimSun" w:hint="eastAsia"/>
+        </w:rPr>
+        <w:t xml:space="preserve"> </w:t>
+      </w:r>
+      <w:r>
+        <w:rPr>
+          <w:rFonts w:ascii="SimSun" w:eastAsia="SimSun" w:hAnsi="SimSun"/>
         </w:rPr>
         <w:t>improves kinase</w:t>
       </w:r>
       <w:r>
         <w:rPr>
-          <w:rFonts w:ascii="宋体" w:eastAsia="宋体" w:hAnsi="宋体" w:hint="eastAsia"/>
+          <w:rFonts w:ascii="SimSun" w:eastAsia="SimSun" w:hAnsi="SimSun" w:hint="eastAsia"/>
         </w:rPr>
         <w:t>–</w:t>
       </w:r>
       <w:r>
         <w:rPr>
-          <w:rFonts w:ascii="宋体" w:eastAsia="宋体" w:hAnsi="宋体"/>
+          <w:rFonts w:ascii="SimSun" w:eastAsia="SimSun" w:hAnsi="SimSun"/>
         </w:rPr>
         <w:t xml:space="preserve">drug binding predictions. </w:t>
       </w:r>
       <w:r>
         <w:rPr>
-          <w:rFonts w:ascii="宋体" w:eastAsia="宋体" w:hAnsi="宋体"/>
+          <w:rFonts w:ascii="SimSun" w:eastAsia="SimSun" w:hAnsi="SimSun"/>
           <w:i/>
           <w:iCs/>
         </w:rPr>
-        <w:t xml:space="preserve">Nat. Mach. </w:t>
-      </w:r>
-      <w:proofErr w:type="spellStart"/>
-      <w:r>
-        <w:rPr>
-          <w:rFonts w:ascii="宋体" w:eastAsia="宋体" w:hAnsi="宋体"/>
-          <w:i/>
-          <w:iCs/>
-        </w:rPr>
-        <w:t>Intell</w:t>
-      </w:r>
-      <w:proofErr w:type="spellEnd"/>
-      <w:r>
-        <w:rPr>
-          <w:rFonts w:ascii="宋体" w:eastAsia="宋体" w:hAnsi="宋体"/>
-          <w:i/>
-          <w:iCs/>
-        </w:rPr>
-        <w:t xml:space="preserve">. </w:t>
-      </w:r>
-      <w:r>
-        <w:rPr>
-          <w:rFonts w:ascii="宋体" w:eastAsia="宋体" w:hAnsi="宋体"/>
+        <w:t xml:space="preserve">Nat. Mach. Intell. </w:t>
+      </w:r>
+      <w:r>
+        <w:rPr>
+          <w:rFonts w:ascii="SimSun" w:eastAsia="SimSun" w:hAnsi="SimSun"/>
         </w:rPr>
         <w:t>5,</w:t>
       </w:r>
       <w:r>
         <w:rPr>
-          <w:rFonts w:ascii="宋体" w:eastAsia="宋体" w:hAnsi="宋体" w:hint="eastAsia"/>
-        </w:rPr>
-        <w:t xml:space="preserve"> </w:t>
-      </w:r>
-      <w:r>
-        <w:rPr>
-          <w:rFonts w:ascii="宋体" w:eastAsia="宋体" w:hAnsi="宋体"/>
+          <w:rFonts w:ascii="SimSun" w:eastAsia="SimSun" w:hAnsi="SimSun" w:hint="eastAsia"/>
+        </w:rPr>
+        <w:t xml:space="preserve"> </w:t>
+      </w:r>
+      <w:r>
+        <w:rPr>
+          <w:rFonts w:ascii="SimSun" w:eastAsia="SimSun" w:hAnsi="SimSun"/>
         </w:rPr>
         <w:t>1390</w:t>
       </w:r>
       <w:r>
         <w:rPr>
-          <w:rFonts w:ascii="宋体" w:eastAsia="宋体" w:hAnsi="宋体" w:hint="eastAsia"/>
+          <w:rFonts w:ascii="SimSun" w:eastAsia="SimSun" w:hAnsi="SimSun" w:hint="eastAsia"/>
         </w:rPr>
         <w:t>–</w:t>
       </w:r>
       <w:r>
         <w:rPr>
-          <w:rFonts w:ascii="宋体" w:eastAsia="宋体" w:hAnsi="宋体"/>
+          <w:rFonts w:ascii="SimSun" w:eastAsia="SimSun" w:hAnsi="SimSun"/>
         </w:rPr>
         <w:t>1401 (2023).</w:t>
       </w:r>
@@ -490,12 +454,12 @@
         <w:spacing w:after="0" w:line="240" w:lineRule="auto"/>
         <w:jc w:val="both"/>
         <w:rPr>
-          <w:rFonts w:ascii="宋体" w:eastAsia="宋体" w:hAnsi="宋体" w:hint="eastAsia"/>
-        </w:rPr>
-      </w:pPr>
-      <w:r>
-        <w:rPr>
-          <w:rFonts w:ascii="宋体" w:eastAsia="宋体" w:hAnsi="宋体" w:hint="eastAsia"/>
+          <w:rFonts w:ascii="SimSun" w:eastAsia="SimSun" w:hAnsi="SimSun"/>
+        </w:rPr>
+      </w:pPr>
+      <w:r>
+        <w:rPr>
+          <w:rFonts w:ascii="SimSun" w:eastAsia="SimSun" w:hAnsi="SimSun" w:hint="eastAsia"/>
         </w:rPr>
         <w:t>[4]</w:t>
       </w:r>
@@ -510,51 +474,37 @@
       </w:r>
       <w:r>
         <w:rPr>
-          <w:rFonts w:ascii="宋体" w:eastAsia="宋体" w:hAnsi="宋体"/>
-        </w:rPr>
-        <w:t xml:space="preserve">Renaud, N. et al. </w:t>
-      </w:r>
-      <w:proofErr w:type="spellStart"/>
-      <w:r>
-        <w:rPr>
-          <w:rFonts w:ascii="宋体" w:eastAsia="宋体" w:hAnsi="宋体"/>
-        </w:rPr>
-        <w:t>DeepRank</w:t>
-      </w:r>
-      <w:proofErr w:type="spellEnd"/>
-      <w:r>
-        <w:rPr>
-          <w:rFonts w:ascii="宋体" w:eastAsia="宋体" w:hAnsi="宋体"/>
-        </w:rPr>
-        <w:t>: a deep learning framework for data</w:t>
-      </w:r>
-      <w:r>
-        <w:rPr>
-          <w:rFonts w:ascii="宋体" w:eastAsia="宋体" w:hAnsi="宋体" w:hint="eastAsia"/>
-        </w:rPr>
-        <w:t xml:space="preserve"> </w:t>
-      </w:r>
-      <w:r>
-        <w:rPr>
-          <w:rFonts w:ascii="宋体" w:eastAsia="宋体" w:hAnsi="宋体"/>
+          <w:rFonts w:ascii="SimSun" w:eastAsia="SimSun" w:hAnsi="SimSun"/>
+        </w:rPr>
+        <w:t>Renaud, N. et al. DeepRank: a deep learning framework for data</w:t>
+      </w:r>
+      <w:r>
+        <w:rPr>
+          <w:rFonts w:ascii="SimSun" w:eastAsia="SimSun" w:hAnsi="SimSun" w:hint="eastAsia"/>
+        </w:rPr>
+        <w:t xml:space="preserve"> </w:t>
+      </w:r>
+      <w:r>
+        <w:rPr>
+          <w:rFonts w:ascii="SimSun" w:eastAsia="SimSun" w:hAnsi="SimSun"/>
         </w:rPr>
         <w:t>mining 3D protein</w:t>
       </w:r>
       <w:r>
         <w:rPr>
-          <w:rFonts w:ascii="宋体" w:eastAsia="宋体" w:hAnsi="宋体" w:hint="eastAsia"/>
+          <w:rFonts w:ascii="SimSun" w:eastAsia="SimSun" w:hAnsi="SimSun" w:hint="eastAsia"/>
         </w:rPr>
         <w:t>–</w:t>
       </w:r>
       <w:r>
         <w:rPr>
-          <w:rFonts w:ascii="宋体" w:eastAsia="宋体" w:hAnsi="宋体"/>
+          <w:rFonts w:ascii="SimSun" w:eastAsia="SimSun" w:hAnsi="SimSun"/>
         </w:rPr>
         <w:t xml:space="preserve">protein interfaces. </w:t>
       </w:r>
       <w:r>
         <w:rPr>
-          <w:rFonts w:ascii="宋体" w:eastAsia="宋体" w:hAnsi="宋体"/>
+          <w:rFonts w:ascii="SimSun" w:eastAsia="SimSun" w:hAnsi="SimSun"/>
           <w:i/>
           <w:iCs/>
         </w:rPr>
@@ -562,19 +512,19 @@
       </w:r>
       <w:r>
         <w:rPr>
-          <w:rFonts w:ascii="宋体" w:eastAsia="宋体" w:hAnsi="宋体"/>
+          <w:rFonts w:ascii="SimSun" w:eastAsia="SimSun" w:hAnsi="SimSun"/>
         </w:rPr>
         <w:t>12, 7068</w:t>
       </w:r>
       <w:r>
         <w:rPr>
-          <w:rFonts w:ascii="宋体" w:eastAsia="宋体" w:hAnsi="宋体" w:hint="eastAsia"/>
-        </w:rPr>
-        <w:t xml:space="preserve"> </w:t>
-      </w:r>
-      <w:r>
-        <w:rPr>
-          <w:rFonts w:ascii="宋体" w:eastAsia="宋体" w:hAnsi="宋体"/>
+          <w:rFonts w:ascii="SimSun" w:eastAsia="SimSun" w:hAnsi="SimSun" w:hint="eastAsia"/>
+        </w:rPr>
+        <w:t xml:space="preserve"> </w:t>
+      </w:r>
+      <w:r>
+        <w:rPr>
+          <w:rFonts w:ascii="SimSun" w:eastAsia="SimSun" w:hAnsi="SimSun"/>
         </w:rPr>
         <w:t>(2021).</w:t>
       </w:r>
@@ -584,12 +534,12 @@
         <w:spacing w:after="0" w:line="240" w:lineRule="auto"/>
         <w:jc w:val="both"/>
         <w:rPr>
-          <w:rFonts w:ascii="宋体" w:eastAsia="宋体" w:hAnsi="宋体" w:hint="eastAsia"/>
-        </w:rPr>
-      </w:pPr>
-      <w:r>
-        <w:rPr>
-          <w:rFonts w:ascii="宋体" w:eastAsia="宋体" w:hAnsi="宋体" w:hint="eastAsia"/>
+          <w:rFonts w:ascii="SimSun" w:eastAsia="SimSun" w:hAnsi="SimSun"/>
+        </w:rPr>
+      </w:pPr>
+      <w:r>
+        <w:rPr>
+          <w:rFonts w:ascii="SimSun" w:eastAsia="SimSun" w:hAnsi="SimSun" w:hint="eastAsia"/>
         </w:rPr>
         <w:t>[5]</w:t>
       </w:r>
@@ -604,25 +554,25 @@
       </w:r>
       <w:r>
         <w:rPr>
-          <w:rFonts w:ascii="宋体" w:eastAsia="宋体" w:hAnsi="宋体"/>
+          <w:rFonts w:ascii="SimSun" w:eastAsia="SimSun" w:hAnsi="SimSun"/>
         </w:rPr>
         <w:t>Gainza, P. et al. Deciphering interaction fingerprints from protein</w:t>
       </w:r>
       <w:r>
         <w:rPr>
-          <w:rFonts w:ascii="宋体" w:eastAsia="宋体" w:hAnsi="宋体" w:hint="eastAsia"/>
-        </w:rPr>
-        <w:t xml:space="preserve"> </w:t>
-      </w:r>
-      <w:r>
-        <w:rPr>
-          <w:rFonts w:ascii="宋体" w:eastAsia="宋体" w:hAnsi="宋体"/>
+          <w:rFonts w:ascii="SimSun" w:eastAsia="SimSun" w:hAnsi="SimSun" w:hint="eastAsia"/>
+        </w:rPr>
+        <w:t xml:space="preserve"> </w:t>
+      </w:r>
+      <w:r>
+        <w:rPr>
+          <w:rFonts w:ascii="SimSun" w:eastAsia="SimSun" w:hAnsi="SimSun"/>
         </w:rPr>
         <w:t xml:space="preserve">molecular surfaces using geometric deep learning. </w:t>
       </w:r>
       <w:r>
         <w:rPr>
-          <w:rFonts w:ascii="宋体" w:eastAsia="宋体" w:hAnsi="宋体"/>
+          <w:rFonts w:ascii="SimSun" w:eastAsia="SimSun" w:hAnsi="SimSun"/>
           <w:i/>
           <w:iCs/>
         </w:rPr>
@@ -630,25 +580,25 @@
       </w:r>
       <w:r>
         <w:rPr>
-          <w:rFonts w:ascii="宋体" w:eastAsia="宋体" w:hAnsi="宋体" w:hint="eastAsia"/>
-        </w:rPr>
-        <w:t xml:space="preserve"> </w:t>
-      </w:r>
-      <w:r>
-        <w:rPr>
-          <w:rFonts w:ascii="宋体" w:eastAsia="宋体" w:hAnsi="宋体"/>
+          <w:rFonts w:ascii="SimSun" w:eastAsia="SimSun" w:hAnsi="SimSun" w:hint="eastAsia"/>
+        </w:rPr>
+        <w:t xml:space="preserve"> </w:t>
+      </w:r>
+      <w:r>
+        <w:rPr>
+          <w:rFonts w:ascii="SimSun" w:eastAsia="SimSun" w:hAnsi="SimSun"/>
         </w:rPr>
         <w:t>17, 184</w:t>
       </w:r>
       <w:r>
         <w:rPr>
-          <w:rFonts w:ascii="宋体" w:eastAsia="宋体" w:hAnsi="宋体" w:hint="eastAsia"/>
+          <w:rFonts w:ascii="SimSun" w:eastAsia="SimSun" w:hAnsi="SimSun" w:hint="eastAsia"/>
         </w:rPr>
         <w:t>–</w:t>
       </w:r>
       <w:r>
         <w:rPr>
-          <w:rFonts w:ascii="宋体" w:eastAsia="宋体" w:hAnsi="宋体"/>
+          <w:rFonts w:ascii="SimSun" w:eastAsia="SimSun" w:hAnsi="SimSun"/>
         </w:rPr>
         <w:t>192 (2020).</w:t>
       </w:r>
@@ -658,12 +608,12 @@
         <w:spacing w:after="0" w:line="240" w:lineRule="auto"/>
         <w:jc w:val="both"/>
         <w:rPr>
-          <w:rFonts w:ascii="宋体" w:eastAsia="宋体" w:hAnsi="宋体" w:hint="eastAsia"/>
-        </w:rPr>
-      </w:pPr>
-      <w:r>
-        <w:rPr>
-          <w:rFonts w:ascii="宋体" w:eastAsia="宋体" w:hAnsi="宋体" w:hint="eastAsia"/>
+          <w:rFonts w:ascii="SimSun" w:eastAsia="SimSun" w:hAnsi="SimSun"/>
+        </w:rPr>
+      </w:pPr>
+      <w:r>
+        <w:rPr>
+          <w:rFonts w:ascii="SimSun" w:eastAsia="SimSun" w:hAnsi="SimSun" w:hint="eastAsia"/>
         </w:rPr>
         <w:t>[6]</w:t>
       </w:r>
@@ -676,73 +626,47 @@
         </w:rPr>
         <w:t xml:space="preserve"> </w:t>
       </w:r>
-      <w:proofErr w:type="spellStart"/>
-      <w:r>
-        <w:rPr>
-          <w:rFonts w:ascii="宋体" w:eastAsia="宋体" w:hAnsi="宋体"/>
-        </w:rPr>
-        <w:t>Stebliankin</w:t>
-      </w:r>
-      <w:proofErr w:type="spellEnd"/>
-      <w:r>
-        <w:rPr>
-          <w:rFonts w:ascii="宋体" w:eastAsia="宋体" w:hAnsi="宋体"/>
-        </w:rPr>
-        <w:t>, V. et al. Evaluating protein binding interfaces with</w:t>
-      </w:r>
-      <w:r>
-        <w:rPr>
-          <w:rFonts w:ascii="宋体" w:eastAsia="宋体" w:hAnsi="宋体" w:hint="eastAsia"/>
-        </w:rPr>
-        <w:t xml:space="preserve"> </w:t>
-      </w:r>
-      <w:r>
-        <w:rPr>
-          <w:rFonts w:ascii="宋体" w:eastAsia="宋体" w:hAnsi="宋体"/>
+      <w:r>
+        <w:rPr>
+          <w:rFonts w:ascii="SimSun" w:eastAsia="SimSun" w:hAnsi="SimSun"/>
+        </w:rPr>
+        <w:t>Stebliankin, V. et al. Evaluating protein binding interfaces with</w:t>
+      </w:r>
+      <w:r>
+        <w:rPr>
+          <w:rFonts w:ascii="SimSun" w:eastAsia="SimSun" w:hAnsi="SimSun" w:hint="eastAsia"/>
+        </w:rPr>
+        <w:t xml:space="preserve"> </w:t>
+      </w:r>
+      <w:r>
+        <w:rPr>
+          <w:rFonts w:ascii="SimSun" w:eastAsia="SimSun" w:hAnsi="SimSun"/>
         </w:rPr>
         <w:t xml:space="preserve">transformer networks. </w:t>
       </w:r>
       <w:r>
         <w:rPr>
-          <w:rFonts w:ascii="宋体" w:eastAsia="宋体" w:hAnsi="宋体"/>
+          <w:rFonts w:ascii="SimSun" w:eastAsia="SimSun" w:hAnsi="SimSun"/>
           <w:i/>
           <w:iCs/>
         </w:rPr>
-        <w:t xml:space="preserve">Nat. Mach. </w:t>
-      </w:r>
-      <w:proofErr w:type="spellStart"/>
-      <w:r>
-        <w:rPr>
-          <w:rFonts w:ascii="宋体" w:eastAsia="宋体" w:hAnsi="宋体"/>
-          <w:i/>
-          <w:iCs/>
-        </w:rPr>
-        <w:t>Intell</w:t>
-      </w:r>
-      <w:proofErr w:type="spellEnd"/>
-      <w:r>
-        <w:rPr>
-          <w:rFonts w:ascii="宋体" w:eastAsia="宋体" w:hAnsi="宋体"/>
-          <w:i/>
-          <w:iCs/>
-        </w:rPr>
-        <w:t xml:space="preserve">. </w:t>
-      </w:r>
-      <w:r>
-        <w:rPr>
-          <w:rFonts w:ascii="宋体" w:eastAsia="宋体" w:hAnsi="宋体"/>
+        <w:t xml:space="preserve">Nat. Mach. Intell. </w:t>
+      </w:r>
+      <w:r>
+        <w:rPr>
+          <w:rFonts w:ascii="SimSun" w:eastAsia="SimSun" w:hAnsi="SimSun"/>
         </w:rPr>
         <w:t>5, 1042</w:t>
       </w:r>
       <w:r>
         <w:rPr>
-          <w:rFonts w:ascii="宋体" w:eastAsia="宋体" w:hAnsi="宋体" w:hint="eastAsia"/>
+          <w:rFonts w:ascii="SimSun" w:eastAsia="SimSun" w:hAnsi="SimSun" w:hint="eastAsia"/>
         </w:rPr>
         <w:t>–</w:t>
       </w:r>
       <w:r>
         <w:rPr>
-          <w:rFonts w:ascii="宋体" w:eastAsia="宋体" w:hAnsi="宋体"/>
+          <w:rFonts w:ascii="SimSun" w:eastAsia="SimSun" w:hAnsi="SimSun"/>
         </w:rPr>
         <w:t>1053 (2023).</w:t>
       </w:r>
@@ -752,12 +676,12 @@
         <w:spacing w:after="0" w:line="240" w:lineRule="auto"/>
         <w:jc w:val="both"/>
         <w:rPr>
-          <w:rFonts w:ascii="宋体" w:eastAsia="宋体" w:hAnsi="宋体" w:hint="eastAsia"/>
-        </w:rPr>
-      </w:pPr>
-      <w:r>
-        <w:rPr>
-          <w:rFonts w:ascii="宋体" w:eastAsia="宋体" w:hAnsi="宋体" w:hint="eastAsia"/>
+          <w:rFonts w:ascii="SimSun" w:eastAsia="SimSun" w:hAnsi="SimSun"/>
+        </w:rPr>
+      </w:pPr>
+      <w:r>
+        <w:rPr>
+          <w:rFonts w:ascii="SimSun" w:eastAsia="SimSun" w:hAnsi="SimSun" w:hint="eastAsia"/>
         </w:rPr>
         <w:t>[7]</w:t>
       </w:r>
@@ -772,71 +696,43 @@
       </w:r>
       <w:r>
         <w:rPr>
-          <w:rFonts w:ascii="宋体" w:eastAsia="宋体" w:hAnsi="宋体"/>
-        </w:rPr>
-        <w:t xml:space="preserve">Reau, M., Renaud, N., Xue, L. C. &amp; </w:t>
-      </w:r>
-      <w:proofErr w:type="spellStart"/>
-      <w:r>
-        <w:rPr>
-          <w:rFonts w:ascii="宋体" w:eastAsia="宋体" w:hAnsi="宋体"/>
-        </w:rPr>
-        <w:t>Bonvin</w:t>
-      </w:r>
-      <w:proofErr w:type="spellEnd"/>
-      <w:r>
-        <w:rPr>
-          <w:rFonts w:ascii="宋体" w:eastAsia="宋体" w:hAnsi="宋体"/>
-        </w:rPr>
-        <w:t xml:space="preserve">, A. M. </w:t>
-      </w:r>
-      <w:proofErr w:type="spellStart"/>
-      <w:r>
-        <w:rPr>
-          <w:rFonts w:ascii="宋体" w:eastAsia="宋体" w:hAnsi="宋体"/>
-        </w:rPr>
-        <w:t>DeepRank</w:t>
-      </w:r>
-      <w:proofErr w:type="spellEnd"/>
-      <w:r>
-        <w:rPr>
-          <w:rFonts w:ascii="宋体" w:eastAsia="宋体" w:hAnsi="宋体"/>
-        </w:rPr>
-        <w:t>-GNN:</w:t>
-      </w:r>
-      <w:r>
-        <w:rPr>
-          <w:rFonts w:ascii="宋体" w:eastAsia="宋体" w:hAnsi="宋体" w:hint="eastAsia"/>
-        </w:rPr>
-        <w:t xml:space="preserve"> </w:t>
-      </w:r>
-      <w:r>
-        <w:rPr>
-          <w:rFonts w:ascii="宋体" w:eastAsia="宋体" w:hAnsi="宋体"/>
+          <w:rFonts w:ascii="SimSun" w:eastAsia="SimSun" w:hAnsi="SimSun"/>
+        </w:rPr>
+        <w:t>Reau, M., Renaud, N., Xue, L. C. &amp; Bonvin, A. M. DeepRank-GNN:</w:t>
+      </w:r>
+      <w:r>
+        <w:rPr>
+          <w:rFonts w:ascii="SimSun" w:eastAsia="SimSun" w:hAnsi="SimSun" w:hint="eastAsia"/>
+        </w:rPr>
+        <w:t xml:space="preserve"> </w:t>
+      </w:r>
+      <w:r>
+        <w:rPr>
+          <w:rFonts w:ascii="SimSun" w:eastAsia="SimSun" w:hAnsi="SimSun"/>
         </w:rPr>
         <w:t>a graph neural network framework to learn patterns in protein</w:t>
       </w:r>
       <w:r>
         <w:rPr>
-          <w:rFonts w:ascii="宋体" w:eastAsia="宋体" w:hAnsi="宋体" w:hint="eastAsia"/>
+          <w:rFonts w:ascii="SimSun" w:eastAsia="SimSun" w:hAnsi="SimSun" w:hint="eastAsia"/>
         </w:rPr>
         <w:t>–</w:t>
       </w:r>
       <w:r>
         <w:rPr>
-          <w:rFonts w:ascii="宋体" w:eastAsia="宋体" w:hAnsi="宋体" w:hint="eastAsia"/>
-        </w:rPr>
-        <w:t xml:space="preserve"> </w:t>
-      </w:r>
-      <w:r>
-        <w:rPr>
-          <w:rFonts w:ascii="宋体" w:eastAsia="宋体" w:hAnsi="宋体"/>
+          <w:rFonts w:ascii="SimSun" w:eastAsia="SimSun" w:hAnsi="SimSun" w:hint="eastAsia"/>
+        </w:rPr>
+        <w:t xml:space="preserve"> </w:t>
+      </w:r>
+      <w:r>
+        <w:rPr>
+          <w:rFonts w:ascii="SimSun" w:eastAsia="SimSun" w:hAnsi="SimSun"/>
         </w:rPr>
         <w:t xml:space="preserve">protein interfaces. </w:t>
       </w:r>
       <w:r>
         <w:rPr>
-          <w:rFonts w:ascii="宋体" w:eastAsia="宋体" w:hAnsi="宋体"/>
+          <w:rFonts w:ascii="SimSun" w:eastAsia="SimSun" w:hAnsi="SimSun"/>
           <w:i/>
           <w:iCs/>
         </w:rPr>
@@ -844,7 +740,7 @@
       </w:r>
       <w:r>
         <w:rPr>
-          <w:rFonts w:ascii="宋体" w:eastAsia="宋体" w:hAnsi="宋体"/>
+          <w:rFonts w:ascii="SimSun" w:eastAsia="SimSun" w:hAnsi="SimSun"/>
         </w:rPr>
         <w:t>39, btac759 (2023).</w:t>
       </w:r>
@@ -854,12 +750,12 @@
         <w:spacing w:after="0" w:line="240" w:lineRule="auto"/>
         <w:jc w:val="both"/>
         <w:rPr>
-          <w:rFonts w:ascii="宋体" w:eastAsia="宋体" w:hAnsi="宋体" w:hint="eastAsia"/>
-        </w:rPr>
-      </w:pPr>
-      <w:r>
-        <w:rPr>
-          <w:rFonts w:ascii="宋体" w:eastAsia="宋体" w:hAnsi="宋体" w:hint="eastAsia"/>
+          <w:rFonts w:ascii="SimSun" w:eastAsia="SimSun" w:hAnsi="SimSun"/>
+        </w:rPr>
+      </w:pPr>
+      <w:r>
+        <w:rPr>
+          <w:rFonts w:ascii="SimSun" w:eastAsia="SimSun" w:hAnsi="SimSun" w:hint="eastAsia"/>
         </w:rPr>
         <w:t>[8]</w:t>
       </w:r>
@@ -874,61 +770,61 @@
       </w:r>
       <w:r>
         <w:rPr>
-          <w:rFonts w:ascii="宋体" w:eastAsia="宋体" w:hAnsi="宋体"/>
+          <w:rFonts w:ascii="SimSun" w:eastAsia="SimSun" w:hAnsi="SimSun"/>
         </w:rPr>
         <w:t>Shen, C. et al. Boosting protein</w:t>
       </w:r>
       <w:r>
         <w:rPr>
-          <w:rFonts w:ascii="宋体" w:eastAsia="宋体" w:hAnsi="宋体" w:hint="eastAsia"/>
+          <w:rFonts w:ascii="SimSun" w:eastAsia="SimSun" w:hAnsi="SimSun" w:hint="eastAsia"/>
         </w:rPr>
         <w:t>–</w:t>
       </w:r>
       <w:r>
         <w:rPr>
-          <w:rFonts w:ascii="宋体" w:eastAsia="宋体" w:hAnsi="宋体"/>
+          <w:rFonts w:ascii="SimSun" w:eastAsia="SimSun" w:hAnsi="SimSun"/>
         </w:rPr>
         <w:t>ligand binding pose prediction</w:t>
       </w:r>
       <w:r>
         <w:rPr>
-          <w:rFonts w:ascii="宋体" w:eastAsia="宋体" w:hAnsi="宋体" w:hint="eastAsia"/>
-        </w:rPr>
-        <w:t xml:space="preserve"> </w:t>
-      </w:r>
-      <w:r>
-        <w:rPr>
-          <w:rFonts w:ascii="宋体" w:eastAsia="宋体" w:hAnsi="宋体"/>
+          <w:rFonts w:ascii="SimSun" w:eastAsia="SimSun" w:hAnsi="SimSun" w:hint="eastAsia"/>
+        </w:rPr>
+        <w:t xml:space="preserve"> </w:t>
+      </w:r>
+      <w:r>
+        <w:rPr>
+          <w:rFonts w:ascii="SimSun" w:eastAsia="SimSun" w:hAnsi="SimSun"/>
         </w:rPr>
         <w:t>and virtual screening based on residue</w:t>
       </w:r>
       <w:r>
         <w:rPr>
-          <w:rFonts w:ascii="宋体" w:eastAsia="宋体" w:hAnsi="宋体" w:hint="eastAsia"/>
+          <w:rFonts w:ascii="SimSun" w:eastAsia="SimSun" w:hAnsi="SimSun" w:hint="eastAsia"/>
         </w:rPr>
         <w:t>–</w:t>
       </w:r>
       <w:r>
         <w:rPr>
-          <w:rFonts w:ascii="宋体" w:eastAsia="宋体" w:hAnsi="宋体"/>
+          <w:rFonts w:ascii="SimSun" w:eastAsia="SimSun" w:hAnsi="SimSun"/>
         </w:rPr>
         <w:t>atom distance likelihood</w:t>
       </w:r>
       <w:r>
         <w:rPr>
-          <w:rFonts w:ascii="宋体" w:eastAsia="宋体" w:hAnsi="宋体" w:hint="eastAsia"/>
-        </w:rPr>
-        <w:t xml:space="preserve"> </w:t>
-      </w:r>
-      <w:r>
-        <w:rPr>
-          <w:rFonts w:ascii="宋体" w:eastAsia="宋体" w:hAnsi="宋体"/>
+          <w:rFonts w:ascii="SimSun" w:eastAsia="SimSun" w:hAnsi="SimSun" w:hint="eastAsia"/>
+        </w:rPr>
+        <w:t xml:space="preserve"> </w:t>
+      </w:r>
+      <w:r>
+        <w:rPr>
+          <w:rFonts w:ascii="SimSun" w:eastAsia="SimSun" w:hAnsi="SimSun"/>
         </w:rPr>
         <w:t xml:space="preserve">potential and graph transformer. </w:t>
       </w:r>
       <w:r>
         <w:rPr>
-          <w:rFonts w:ascii="宋体" w:eastAsia="宋体" w:hAnsi="宋体"/>
+          <w:rFonts w:ascii="SimSun" w:eastAsia="SimSun" w:hAnsi="SimSun"/>
           <w:i/>
           <w:iCs/>
         </w:rPr>
@@ -936,31 +832,31 @@
       </w:r>
       <w:r>
         <w:rPr>
-          <w:rFonts w:ascii="宋体" w:eastAsia="宋体" w:hAnsi="宋体"/>
+          <w:rFonts w:ascii="SimSun" w:eastAsia="SimSun" w:hAnsi="SimSun"/>
         </w:rPr>
         <w:t>65, 10691</w:t>
       </w:r>
       <w:r>
         <w:rPr>
-          <w:rFonts w:ascii="宋体" w:eastAsia="宋体" w:hAnsi="宋体" w:hint="eastAsia"/>
+          <w:rFonts w:ascii="SimSun" w:eastAsia="SimSun" w:hAnsi="SimSun" w:hint="eastAsia"/>
         </w:rPr>
         <w:t>–</w:t>
       </w:r>
       <w:r>
         <w:rPr>
-          <w:rFonts w:ascii="宋体" w:eastAsia="宋体" w:hAnsi="宋体"/>
+          <w:rFonts w:ascii="SimSun" w:eastAsia="SimSun" w:hAnsi="SimSun"/>
         </w:rPr>
         <w:t>10706</w:t>
       </w:r>
       <w:r>
         <w:rPr>
-          <w:rFonts w:ascii="宋体" w:eastAsia="宋体" w:hAnsi="宋体" w:hint="eastAsia"/>
-        </w:rPr>
-        <w:t xml:space="preserve"> </w:t>
-      </w:r>
-      <w:r>
-        <w:rPr>
-          <w:rFonts w:ascii="宋体" w:eastAsia="宋体" w:hAnsi="宋体"/>
+          <w:rFonts w:ascii="SimSun" w:eastAsia="SimSun" w:hAnsi="SimSun" w:hint="eastAsia"/>
+        </w:rPr>
+        <w:t xml:space="preserve"> </w:t>
+      </w:r>
+      <w:r>
+        <w:rPr>
+          <w:rFonts w:ascii="SimSun" w:eastAsia="SimSun" w:hAnsi="SimSun"/>
         </w:rPr>
         <w:t>(2022).</w:t>
       </w:r>
@@ -970,12 +866,12 @@
         <w:spacing w:after="0" w:line="240" w:lineRule="auto"/>
         <w:jc w:val="both"/>
         <w:rPr>
-          <w:rFonts w:ascii="宋体" w:eastAsia="宋体" w:hAnsi="宋体" w:hint="eastAsia"/>
-        </w:rPr>
-      </w:pPr>
-      <w:r>
-        <w:rPr>
-          <w:rFonts w:ascii="宋体" w:eastAsia="宋体" w:hAnsi="宋体" w:hint="eastAsia"/>
+          <w:rFonts w:ascii="SimSun" w:eastAsia="SimSun" w:hAnsi="SimSun"/>
+        </w:rPr>
+      </w:pPr>
+      <w:r>
+        <w:rPr>
+          <w:rFonts w:ascii="SimSun" w:eastAsia="SimSun" w:hAnsi="SimSun" w:hint="eastAsia"/>
         </w:rPr>
         <w:t>[9]</w:t>
       </w:r>
@@ -990,43 +886,43 @@
       </w:r>
       <w:r>
         <w:rPr>
-          <w:rFonts w:ascii="宋体" w:eastAsia="宋体" w:hAnsi="宋体"/>
+          <w:rFonts w:ascii="SimSun" w:eastAsia="SimSun" w:hAnsi="SimSun"/>
         </w:rPr>
         <w:t>Shen, C. et al. A generalized protein</w:t>
       </w:r>
       <w:r>
         <w:rPr>
-          <w:rFonts w:ascii="宋体" w:eastAsia="宋体" w:hAnsi="宋体" w:hint="eastAsia"/>
+          <w:rFonts w:ascii="SimSun" w:eastAsia="SimSun" w:hAnsi="SimSun" w:hint="eastAsia"/>
         </w:rPr>
         <w:t>–</w:t>
       </w:r>
       <w:r>
         <w:rPr>
-          <w:rFonts w:ascii="宋体" w:eastAsia="宋体" w:hAnsi="宋体"/>
+          <w:rFonts w:ascii="SimSun" w:eastAsia="SimSun" w:hAnsi="SimSun"/>
         </w:rPr>
         <w:t>ligand scoring framework</w:t>
       </w:r>
       <w:r>
         <w:rPr>
-          <w:rFonts w:ascii="宋体" w:eastAsia="宋体" w:hAnsi="宋体" w:hint="eastAsia"/>
-        </w:rPr>
-        <w:t xml:space="preserve"> </w:t>
-      </w:r>
-      <w:r>
-        <w:rPr>
-          <w:rFonts w:ascii="宋体" w:eastAsia="宋体" w:hAnsi="宋体"/>
+          <w:rFonts w:ascii="SimSun" w:eastAsia="SimSun" w:hAnsi="SimSun" w:hint="eastAsia"/>
+        </w:rPr>
+        <w:t xml:space="preserve"> </w:t>
+      </w:r>
+      <w:r>
+        <w:rPr>
+          <w:rFonts w:ascii="SimSun" w:eastAsia="SimSun" w:hAnsi="SimSun"/>
         </w:rPr>
         <w:t>with balanced scoring, docking, ranking and screening powers.</w:t>
       </w:r>
       <w:r>
         <w:rPr>
-          <w:rFonts w:ascii="宋体" w:eastAsia="宋体" w:hAnsi="宋体" w:hint="eastAsia"/>
-        </w:rPr>
-        <w:t xml:space="preserve"> </w:t>
-      </w:r>
-      <w:r>
-        <w:rPr>
-          <w:rFonts w:ascii="宋体" w:eastAsia="宋体" w:hAnsi="宋体"/>
+          <w:rFonts w:ascii="SimSun" w:eastAsia="SimSun" w:hAnsi="SimSun" w:hint="eastAsia"/>
+        </w:rPr>
+        <w:t xml:space="preserve"> </w:t>
+      </w:r>
+      <w:r>
+        <w:rPr>
+          <w:rFonts w:ascii="SimSun" w:eastAsia="SimSun" w:hAnsi="SimSun"/>
           <w:i/>
           <w:iCs/>
         </w:rPr>
@@ -1034,19 +930,19 @@
       </w:r>
       <w:r>
         <w:rPr>
-          <w:rFonts w:ascii="宋体" w:eastAsia="宋体" w:hAnsi="宋体"/>
+          <w:rFonts w:ascii="SimSun" w:eastAsia="SimSun" w:hAnsi="SimSun"/>
         </w:rPr>
         <w:t>14, 8129</w:t>
       </w:r>
       <w:r>
         <w:rPr>
-          <w:rFonts w:ascii="宋体" w:eastAsia="宋体" w:hAnsi="宋体" w:hint="eastAsia"/>
-        </w:rPr>
-        <w:t xml:space="preserve"> </w:t>
-      </w:r>
-      <w:r>
-        <w:rPr>
-          <w:rFonts w:ascii="宋体" w:eastAsia="宋体" w:hAnsi="宋体"/>
+          <w:rFonts w:ascii="SimSun" w:eastAsia="SimSun" w:hAnsi="SimSun" w:hint="eastAsia"/>
+        </w:rPr>
+        <w:t xml:space="preserve"> </w:t>
+      </w:r>
+      <w:r>
+        <w:rPr>
+          <w:rFonts w:ascii="SimSun" w:eastAsia="SimSun" w:hAnsi="SimSun"/>
         </w:rPr>
         <w:t>8146 (2023).</w:t>
       </w:r>
@@ -1056,12 +952,12 @@
         <w:spacing w:after="0" w:line="240" w:lineRule="auto"/>
         <w:jc w:val="both"/>
         <w:rPr>
-          <w:rFonts w:ascii="宋体" w:eastAsia="宋体" w:hAnsi="宋体" w:hint="eastAsia"/>
-        </w:rPr>
-      </w:pPr>
-      <w:r>
-        <w:rPr>
-          <w:rFonts w:ascii="宋体" w:eastAsia="宋体" w:hAnsi="宋体" w:hint="eastAsia"/>
+          <w:rFonts w:ascii="SimSun" w:eastAsia="SimSun" w:hAnsi="SimSun"/>
+        </w:rPr>
+      </w:pPr>
+      <w:r>
+        <w:rPr>
+          <w:rFonts w:ascii="SimSun" w:eastAsia="SimSun" w:hAnsi="SimSun" w:hint="eastAsia"/>
         </w:rPr>
         <w:t>[10]</w:t>
       </w:r>
@@ -1076,37 +972,37 @@
       </w:r>
       <w:r>
         <w:rPr>
-          <w:rFonts w:ascii="宋体" w:eastAsia="宋体" w:hAnsi="宋体"/>
+          <w:rFonts w:ascii="SimSun" w:eastAsia="SimSun" w:hAnsi="SimSun"/>
         </w:rPr>
         <w:t>Zhang, X. et al. Planet: a multi-objective graph neural network</w:t>
       </w:r>
       <w:r>
         <w:rPr>
-          <w:rFonts w:ascii="宋体" w:eastAsia="宋体" w:hAnsi="宋体" w:hint="eastAsia"/>
-        </w:rPr>
-        <w:t xml:space="preserve"> </w:t>
-      </w:r>
-      <w:r>
-        <w:rPr>
-          <w:rFonts w:ascii="宋体" w:eastAsia="宋体" w:hAnsi="宋体"/>
+          <w:rFonts w:ascii="SimSun" w:eastAsia="SimSun" w:hAnsi="SimSun" w:hint="eastAsia"/>
+        </w:rPr>
+        <w:t xml:space="preserve"> </w:t>
+      </w:r>
+      <w:r>
+        <w:rPr>
+          <w:rFonts w:ascii="SimSun" w:eastAsia="SimSun" w:hAnsi="SimSun"/>
         </w:rPr>
         <w:t>model for protein</w:t>
       </w:r>
       <w:r>
         <w:rPr>
-          <w:rFonts w:ascii="宋体" w:eastAsia="宋体" w:hAnsi="宋体" w:hint="eastAsia"/>
+          <w:rFonts w:ascii="SimSun" w:eastAsia="SimSun" w:hAnsi="SimSun" w:hint="eastAsia"/>
         </w:rPr>
         <w:t>–</w:t>
       </w:r>
       <w:r>
         <w:rPr>
-          <w:rFonts w:ascii="宋体" w:eastAsia="宋体" w:hAnsi="宋体"/>
+          <w:rFonts w:ascii="SimSun" w:eastAsia="SimSun" w:hAnsi="SimSun"/>
         </w:rPr>
         <w:t xml:space="preserve">ligand binding affinity prediction. </w:t>
       </w:r>
       <w:r>
         <w:rPr>
-          <w:rFonts w:ascii="宋体" w:eastAsia="宋体" w:hAnsi="宋体"/>
+          <w:rFonts w:ascii="SimSun" w:eastAsia="SimSun" w:hAnsi="SimSun"/>
           <w:i/>
           <w:iCs/>
         </w:rPr>
@@ -1114,13 +1010,13 @@
       </w:r>
       <w:r>
         <w:rPr>
-          <w:rFonts w:ascii="宋体" w:eastAsia="宋体" w:hAnsi="宋体" w:hint="eastAsia"/>
-        </w:rPr>
-        <w:t xml:space="preserve"> </w:t>
-      </w:r>
-      <w:r>
-        <w:rPr>
-          <w:rFonts w:ascii="宋体" w:eastAsia="宋体" w:hAnsi="宋体"/>
+          <w:rFonts w:ascii="SimSun" w:eastAsia="SimSun" w:hAnsi="SimSun" w:hint="eastAsia"/>
+        </w:rPr>
+        <w:t xml:space="preserve"> </w:t>
+      </w:r>
+      <w:r>
+        <w:rPr>
+          <w:rFonts w:ascii="SimSun" w:eastAsia="SimSun" w:hAnsi="SimSun"/>
           <w:i/>
           <w:iCs/>
         </w:rPr>
@@ -1128,19 +1024,19 @@
       </w:r>
       <w:r>
         <w:rPr>
-          <w:rFonts w:ascii="宋体" w:eastAsia="宋体" w:hAnsi="宋体"/>
+          <w:rFonts w:ascii="SimSun" w:eastAsia="SimSun" w:hAnsi="SimSun"/>
         </w:rPr>
         <w:t>64, 2205</w:t>
       </w:r>
       <w:r>
         <w:rPr>
-          <w:rFonts w:ascii="宋体" w:eastAsia="宋体" w:hAnsi="宋体" w:hint="eastAsia"/>
+          <w:rFonts w:ascii="SimSun" w:eastAsia="SimSun" w:hAnsi="SimSun" w:hint="eastAsia"/>
         </w:rPr>
         <w:t>–</w:t>
       </w:r>
       <w:r>
         <w:rPr>
-          <w:rFonts w:ascii="宋体" w:eastAsia="宋体" w:hAnsi="宋体"/>
+          <w:rFonts w:ascii="SimSun" w:eastAsia="SimSun" w:hAnsi="SimSun"/>
         </w:rPr>
         <w:t>2220 (2023).</w:t>
       </w:r>
@@ -1150,12 +1046,12 @@
         <w:spacing w:after="0" w:line="240" w:lineRule="auto"/>
         <w:jc w:val="both"/>
         <w:rPr>
-          <w:rFonts w:ascii="宋体" w:eastAsia="宋体" w:hAnsi="宋体" w:hint="eastAsia"/>
-        </w:rPr>
-      </w:pPr>
-      <w:r>
-        <w:rPr>
-          <w:rFonts w:ascii="宋体" w:eastAsia="宋体" w:hAnsi="宋体" w:hint="eastAsia"/>
+          <w:rFonts w:ascii="SimSun" w:eastAsia="SimSun" w:hAnsi="SimSun"/>
+        </w:rPr>
+      </w:pPr>
+      <w:r>
+        <w:rPr>
+          <w:rFonts w:ascii="SimSun" w:eastAsia="SimSun" w:hAnsi="SimSun" w:hint="eastAsia"/>
         </w:rPr>
         <w:t>[11]</w:t>
       </w:r>
@@ -1170,77 +1066,59 @@
       </w:r>
       <w:r>
         <w:rPr>
-          <w:rFonts w:ascii="宋体" w:eastAsia="宋体" w:hAnsi="宋体"/>
+          <w:rFonts w:ascii="SimSun" w:eastAsia="SimSun" w:hAnsi="SimSun"/>
         </w:rPr>
         <w:t>Yu, J. et al. Computing the relative binding affinity of ligands</w:t>
       </w:r>
       <w:r>
         <w:rPr>
-          <w:rFonts w:ascii="宋体" w:eastAsia="宋体" w:hAnsi="宋体" w:hint="eastAsia"/>
-        </w:rPr>
-        <w:t xml:space="preserve"> </w:t>
-      </w:r>
-      <w:r>
-        <w:rPr>
-          <w:rFonts w:ascii="宋体" w:eastAsia="宋体" w:hAnsi="宋体"/>
+          <w:rFonts w:ascii="SimSun" w:eastAsia="SimSun" w:hAnsi="SimSun" w:hint="eastAsia"/>
+        </w:rPr>
+        <w:t xml:space="preserve"> </w:t>
+      </w:r>
+      <w:r>
+        <w:rPr>
+          <w:rFonts w:ascii="SimSun" w:eastAsia="SimSun" w:hAnsi="SimSun"/>
         </w:rPr>
         <w:t xml:space="preserve">based on a pairwise binding comparison network. </w:t>
       </w:r>
       <w:r>
         <w:rPr>
-          <w:rFonts w:ascii="宋体" w:eastAsia="宋体" w:hAnsi="宋体"/>
+          <w:rFonts w:ascii="SimSun" w:eastAsia="SimSun" w:hAnsi="SimSun"/>
           <w:i/>
           <w:iCs/>
         </w:rPr>
-        <w:t xml:space="preserve">Nat. </w:t>
-      </w:r>
-      <w:proofErr w:type="spellStart"/>
-      <w:r>
-        <w:rPr>
-          <w:rFonts w:ascii="宋体" w:eastAsia="宋体" w:hAnsi="宋体"/>
+        <w:t>Nat. Comput.</w:t>
+      </w:r>
+      <w:r>
+        <w:rPr>
+          <w:rFonts w:ascii="SimSun" w:eastAsia="SimSun" w:hAnsi="SimSun" w:hint="eastAsia"/>
+        </w:rPr>
+        <w:t xml:space="preserve"> </w:t>
+      </w:r>
+      <w:r>
+        <w:rPr>
+          <w:rFonts w:ascii="SimSun" w:eastAsia="SimSun" w:hAnsi="SimSun"/>
           <w:i/>
           <w:iCs/>
         </w:rPr>
-        <w:t>Comput</w:t>
-      </w:r>
-      <w:proofErr w:type="spellEnd"/>
-      <w:r>
-        <w:rPr>
-          <w:rFonts w:ascii="宋体" w:eastAsia="宋体" w:hAnsi="宋体"/>
-          <w:i/>
-          <w:iCs/>
-        </w:rPr>
-        <w:t>.</w:t>
-      </w:r>
-      <w:r>
-        <w:rPr>
-          <w:rFonts w:ascii="宋体" w:eastAsia="宋体" w:hAnsi="宋体" w:hint="eastAsia"/>
-        </w:rPr>
-        <w:t xml:space="preserve"> </w:t>
-      </w:r>
-      <w:r>
-        <w:rPr>
-          <w:rFonts w:ascii="宋体" w:eastAsia="宋体" w:hAnsi="宋体"/>
-          <w:i/>
-          <w:iCs/>
-        </w:rPr>
         <w:t xml:space="preserve">Sci. </w:t>
       </w:r>
       <w:r>
         <w:rPr>
-          <w:rFonts w:ascii="宋体" w:eastAsia="宋体" w:hAnsi="宋体"/>
+          <w:rFonts w:ascii="SimSun" w:eastAsia="SimSun" w:hAnsi="SimSun"/>
         </w:rPr>
         <w:t>3, 860</w:t>
       </w:r>
       <w:r>
         <w:rPr>
-          <w:rFonts w:ascii="宋体" w:eastAsia="宋体" w:hAnsi="宋体" w:hint="eastAsia"/>
+          <w:rFonts w:ascii="SimSun" w:eastAsia="SimSun" w:hAnsi="SimSun" w:hint="eastAsia"/>
         </w:rPr>
         <w:t>–</w:t>
       </w:r>
       <w:r>
         <w:rPr>
-          <w:rFonts w:ascii="宋体" w:eastAsia="宋体" w:hAnsi="宋体"/>
+          <w:rFonts w:ascii="SimSun" w:eastAsia="SimSun" w:hAnsi="SimSun"/>
         </w:rPr>
         <w:t>872 (2023).</w:t>
       </w:r>
@@ -1250,12 +1128,12 @@
         <w:spacing w:after="0" w:line="240" w:lineRule="auto"/>
         <w:jc w:val="both"/>
         <w:rPr>
-          <w:rFonts w:ascii="宋体" w:eastAsia="宋体" w:hAnsi="宋体" w:hint="eastAsia"/>
-        </w:rPr>
-      </w:pPr>
-      <w:r>
-        <w:rPr>
-          <w:rFonts w:ascii="宋体" w:eastAsia="宋体" w:hAnsi="宋体" w:hint="eastAsia"/>
+          <w:rFonts w:ascii="SimSun" w:eastAsia="SimSun" w:hAnsi="SimSun"/>
+        </w:rPr>
+      </w:pPr>
+      <w:r>
+        <w:rPr>
+          <w:rFonts w:ascii="SimSun" w:eastAsia="SimSun" w:hAnsi="SimSun" w:hint="eastAsia"/>
         </w:rPr>
         <w:t>[12]</w:t>
       </w:r>
@@ -1270,39 +1148,25 @@
       </w:r>
       <w:r>
         <w:rPr>
-          <w:rFonts w:ascii="宋体" w:eastAsia="宋体" w:hAnsi="宋体"/>
-        </w:rPr>
-        <w:t xml:space="preserve">Sverrisson, F., </w:t>
-      </w:r>
-      <w:proofErr w:type="spellStart"/>
-      <w:r>
-        <w:rPr>
-          <w:rFonts w:ascii="宋体" w:eastAsia="宋体" w:hAnsi="宋体"/>
-        </w:rPr>
-        <w:t>Feydy</w:t>
-      </w:r>
-      <w:proofErr w:type="spellEnd"/>
-      <w:r>
-        <w:rPr>
-          <w:rFonts w:ascii="宋体" w:eastAsia="宋体" w:hAnsi="宋体"/>
-        </w:rPr>
-        <w:t>, J., Correia, B. E. &amp; Bronstein, M. M. Fast</w:t>
-      </w:r>
-      <w:r>
-        <w:rPr>
-          <w:rFonts w:ascii="宋体" w:eastAsia="宋体" w:hAnsi="宋体" w:hint="eastAsia"/>
-        </w:rPr>
-        <w:t xml:space="preserve"> </w:t>
-      </w:r>
-      <w:r>
-        <w:rPr>
-          <w:rFonts w:ascii="宋体" w:eastAsia="宋体" w:hAnsi="宋体"/>
+          <w:rFonts w:ascii="SimSun" w:eastAsia="SimSun" w:hAnsi="SimSun"/>
+        </w:rPr>
+        <w:t>Sverrisson, F., Feydy, J., Correia, B. E. &amp; Bronstein, M. M. Fast</w:t>
+      </w:r>
+      <w:r>
+        <w:rPr>
+          <w:rFonts w:ascii="SimSun" w:eastAsia="SimSun" w:hAnsi="SimSun" w:hint="eastAsia"/>
+        </w:rPr>
+        <w:t xml:space="preserve"> </w:t>
+      </w:r>
+      <w:r>
+        <w:rPr>
+          <w:rFonts w:ascii="SimSun" w:eastAsia="SimSun" w:hAnsi="SimSun"/>
         </w:rPr>
         <w:t xml:space="preserve">end-to-end learning on protein surfaces. In </w:t>
       </w:r>
       <w:r>
         <w:rPr>
-          <w:rFonts w:ascii="宋体" w:eastAsia="宋体" w:hAnsi="宋体"/>
+          <w:rFonts w:ascii="SimSun" w:eastAsia="SimSun" w:hAnsi="SimSun"/>
           <w:i/>
           <w:iCs/>
         </w:rPr>
@@ -1310,13 +1174,13 @@
       </w:r>
       <w:r>
         <w:rPr>
-          <w:rFonts w:ascii="宋体" w:eastAsia="宋体" w:hAnsi="宋体" w:hint="eastAsia"/>
-        </w:rPr>
-        <w:t xml:space="preserve"> </w:t>
-      </w:r>
-      <w:r>
-        <w:rPr>
-          <w:rFonts w:ascii="宋体" w:eastAsia="宋体" w:hAnsi="宋体"/>
+          <w:rFonts w:ascii="SimSun" w:eastAsia="SimSun" w:hAnsi="SimSun" w:hint="eastAsia"/>
+        </w:rPr>
+        <w:t xml:space="preserve"> </w:t>
+      </w:r>
+      <w:r>
+        <w:rPr>
+          <w:rFonts w:ascii="SimSun" w:eastAsia="SimSun" w:hAnsi="SimSun"/>
           <w:i/>
           <w:iCs/>
         </w:rPr>
@@ -1324,25 +1188,25 @@
       </w:r>
       <w:r>
         <w:rPr>
-          <w:rFonts w:ascii="宋体" w:eastAsia="宋体" w:hAnsi="宋体" w:hint="eastAsia"/>
-        </w:rPr>
-        <w:t xml:space="preserve"> </w:t>
-      </w:r>
-      <w:r>
-        <w:rPr>
-          <w:rFonts w:ascii="宋体" w:eastAsia="宋体" w:hAnsi="宋体"/>
+          <w:rFonts w:ascii="SimSun" w:eastAsia="SimSun" w:hAnsi="SimSun" w:hint="eastAsia"/>
+        </w:rPr>
+        <w:t xml:space="preserve"> </w:t>
+      </w:r>
+      <w:r>
+        <w:rPr>
+          <w:rFonts w:ascii="SimSun" w:eastAsia="SimSun" w:hAnsi="SimSun"/>
         </w:rPr>
         <w:t>15267</w:t>
       </w:r>
       <w:r>
         <w:rPr>
-          <w:rFonts w:ascii="宋体" w:eastAsia="宋体" w:hAnsi="宋体" w:hint="eastAsia"/>
+          <w:rFonts w:ascii="SimSun" w:eastAsia="SimSun" w:hAnsi="SimSun" w:hint="eastAsia"/>
         </w:rPr>
         <w:t>–</w:t>
       </w:r>
       <w:r>
         <w:rPr>
-          <w:rFonts w:ascii="宋体" w:eastAsia="宋体" w:hAnsi="宋体"/>
+          <w:rFonts w:ascii="SimSun" w:eastAsia="SimSun" w:hAnsi="SimSun"/>
         </w:rPr>
         <w:t>15276 (IEEE, 2021).</w:t>
       </w:r>
@@ -1353,51 +1217,43 @@
         <w:ind w:firstLineChars="200" w:firstLine="440"/>
         <w:jc w:val="both"/>
         <w:rPr>
-          <w:rFonts w:ascii="宋体" w:eastAsia="宋体" w:hAnsi="宋体" w:hint="eastAsia"/>
-        </w:rPr>
-      </w:pPr>
-      <w:r>
-        <w:rPr>
-          <w:rFonts w:ascii="宋体" w:eastAsia="宋体" w:hAnsi="宋体" w:hint="eastAsia"/>
+          <w:rFonts w:ascii="SimSun" w:eastAsia="SimSun" w:hAnsi="SimSun"/>
+        </w:rPr>
+      </w:pPr>
+      <w:r>
+        <w:rPr>
+          <w:rFonts w:ascii="SimSun" w:eastAsia="SimSun" w:hAnsi="SimSun" w:hint="eastAsia"/>
         </w:rPr>
         <w:lastRenderedPageBreak/>
         <w:t>蛋白质</w:t>
       </w:r>
       <w:r>
         <w:rPr>
-          <w:rFonts w:ascii="宋体" w:eastAsia="宋体" w:hAnsi="宋体" w:hint="eastAsia"/>
-        </w:rPr>
-        <w:t>组</w:t>
-      </w:r>
-      <w:proofErr w:type="gramStart"/>
-      <w:r>
-        <w:rPr>
-          <w:rFonts w:ascii="宋体" w:eastAsia="宋体" w:hAnsi="宋体" w:hint="eastAsia"/>
-        </w:rPr>
-        <w:t>学规模</w:t>
-      </w:r>
-      <w:proofErr w:type="gramEnd"/>
-      <w:r>
-        <w:rPr>
-          <w:rFonts w:ascii="宋体" w:eastAsia="宋体" w:hAnsi="宋体" w:hint="eastAsia"/>
+          <w:rFonts w:ascii="SimSun" w:eastAsia="SimSun" w:hAnsi="SimSun" w:hint="eastAsia"/>
+        </w:rPr>
+        <w:t>组学规模</w:t>
+      </w:r>
+      <w:r>
+        <w:rPr>
+          <w:rFonts w:ascii="SimSun" w:eastAsia="SimSun" w:hAnsi="SimSun" w:hint="eastAsia"/>
         </w:rPr>
         <w:t>的相互作用预测对于理解蛋白质功能和疾病机制至关重要。传统实验方法往往受限于规模和复杂性，这促使人们需要采用计算方法。深度学习作为一种强大的工具应运而生，能够实现高通量、准确的蛋白质相互作用预测。</w:t>
       </w:r>
       <w:r>
         <w:rPr>
-          <w:rFonts w:ascii="宋体" w:eastAsia="宋体" w:hAnsi="宋体" w:hint="eastAsia"/>
+          <w:rFonts w:ascii="SimSun" w:eastAsia="SimSun" w:hAnsi="SimSun" w:hint="eastAsia"/>
         </w:rPr>
         <w:t>[</w:t>
       </w:r>
       <w:r>
         <w:rPr>
-          <w:rFonts w:ascii="宋体" w:eastAsia="宋体" w:hAnsi="宋体" w:hint="eastAsia"/>
+          <w:rFonts w:ascii="SimSun" w:eastAsia="SimSun" w:hAnsi="SimSun" w:hint="eastAsia"/>
         </w:rPr>
         <w:t>0</w:t>
       </w:r>
       <w:r>
         <w:rPr>
-          <w:rFonts w:ascii="宋体" w:eastAsia="宋体" w:hAnsi="宋体" w:hint="eastAsia"/>
+          <w:rFonts w:ascii="SimSun" w:eastAsia="SimSun" w:hAnsi="SimSun" w:hint="eastAsia"/>
         </w:rPr>
         <w:t>]</w:t>
       </w:r>
@@ -1408,72 +1264,44 @@
         <w:ind w:firstLineChars="200" w:firstLine="440"/>
         <w:jc w:val="both"/>
         <w:rPr>
-          <w:rFonts w:ascii="宋体" w:eastAsia="宋体" w:hAnsi="宋体" w:hint="eastAsia"/>
-        </w:rPr>
-      </w:pPr>
-      <w:r>
-        <w:rPr>
-          <w:rFonts w:ascii="宋体" w:eastAsia="宋体" w:hAnsi="宋体" w:hint="eastAsia"/>
-        </w:rPr>
-        <w:t>蛋白质通过复杂的相互作用网络发挥作用，这些网络几乎</w:t>
-      </w:r>
-      <w:proofErr w:type="gramStart"/>
-      <w:r>
-        <w:rPr>
-          <w:rFonts w:ascii="宋体" w:eastAsia="宋体" w:hAnsi="宋体" w:hint="eastAsia"/>
-        </w:rPr>
-        <w:t>调控着</w:t>
-      </w:r>
-      <w:proofErr w:type="gramEnd"/>
-      <w:r>
-        <w:rPr>
-          <w:rFonts w:ascii="宋体" w:eastAsia="宋体" w:hAnsi="宋体" w:hint="eastAsia"/>
-        </w:rPr>
-        <w:t>所有的生物过程。破译这些相互作用网络对</w:t>
-      </w:r>
-      <w:r>
-        <w:rPr>
-          <w:rFonts w:ascii="宋体" w:eastAsia="宋体" w:hAnsi="宋体" w:hint="eastAsia"/>
+          <w:rFonts w:ascii="SimSun" w:eastAsia="SimSun" w:hAnsi="SimSun"/>
+        </w:rPr>
+      </w:pPr>
+      <w:r>
+        <w:rPr>
+          <w:rFonts w:ascii="SimSun" w:eastAsia="SimSun" w:hAnsi="SimSun" w:hint="eastAsia"/>
+        </w:rPr>
+        <w:t>蛋白质通过复杂的相互作用网络发挥作用，这些网络几乎调控着所有的生物过程。破译这些相互作用网络对</w:t>
+      </w:r>
+      <w:r>
+        <w:rPr>
+          <w:rFonts w:ascii="SimSun" w:eastAsia="SimSun" w:hAnsi="SimSun" w:hint="eastAsia"/>
         </w:rPr>
         <w:t>于理解疾病的分子基础、识别潜在的治疗靶点以及开发新药至关重要。然而，传统的研究蛋白质相互作用的实验方法往往费时费力且规模有限。为了解决这些局限性，基于模板的计算方法已被开发出来</w:t>
       </w:r>
       <w:r>
         <w:rPr>
-          <w:rFonts w:ascii="宋体" w:eastAsia="宋体" w:hAnsi="宋体"/>
+          <w:rFonts w:ascii="SimSun" w:eastAsia="SimSun" w:hAnsi="SimSun"/>
         </w:rPr>
         <w:t>[1,2]</w:t>
       </w:r>
       <w:r>
         <w:rPr>
-          <w:rFonts w:ascii="宋体" w:eastAsia="宋体" w:hAnsi="宋体" w:hint="eastAsia"/>
+          <w:rFonts w:ascii="SimSun" w:eastAsia="SimSun" w:hAnsi="SimSun" w:hint="eastAsia"/>
         </w:rPr>
         <w:t>。然而，这些方法的准确性往往受到限制，并且依赖于已知相互作用的扩展，这限制了它们在没有实验先例的相互作用研究中的应用。因此，迫切需要高通量、</w:t>
       </w:r>
       <w:r>
         <w:rPr>
-          <w:rFonts w:ascii="宋体" w:eastAsia="宋体" w:hAnsi="宋体" w:hint="eastAsia"/>
-        </w:rPr>
-        <w:t>蛋白质组</w:t>
-      </w:r>
-      <w:proofErr w:type="gramStart"/>
-      <w:r>
-        <w:rPr>
-          <w:rFonts w:ascii="宋体" w:eastAsia="宋体" w:hAnsi="宋体" w:hint="eastAsia"/>
-        </w:rPr>
-        <w:t>学</w:t>
-      </w:r>
-      <w:r>
-        <w:rPr>
-          <w:rFonts w:ascii="宋体" w:eastAsia="宋体" w:hAnsi="宋体" w:hint="eastAsia"/>
-        </w:rPr>
-        <w:t>规模</w:t>
-      </w:r>
-      <w:proofErr w:type="gramEnd"/>
-      <w:r>
-        <w:rPr>
-          <w:rFonts w:ascii="宋体" w:eastAsia="宋体" w:hAnsi="宋体" w:hint="eastAsia"/>
-        </w:rPr>
-        <w:t>的相互作用筛选方法，以便高效地绘制细胞内蛋白质相互作用的广阔图谱。</w:t>
+          <w:rFonts w:ascii="SimSun" w:eastAsia="SimSun" w:hAnsi="SimSun" w:hint="eastAsia"/>
+        </w:rPr>
+        <w:t>蛋白质组学</w:t>
+      </w:r>
+      <w:r>
+        <w:rPr>
+          <w:rFonts w:ascii="SimSun" w:eastAsia="SimSun" w:hAnsi="SimSun" w:hint="eastAsia"/>
+        </w:rPr>
+        <w:t>规模的相互作用筛选方法，以便高效地绘制细胞内蛋白质相互作用的广阔图谱。</w:t>
       </w:r>
     </w:p>
     <w:p>
@@ -1482,48 +1310,48 @@
         <w:ind w:firstLineChars="200" w:firstLine="440"/>
         <w:jc w:val="both"/>
         <w:rPr>
-          <w:rFonts w:ascii="宋体" w:eastAsia="宋体" w:hAnsi="宋体" w:hint="eastAsia"/>
-        </w:rPr>
-      </w:pPr>
-      <w:r>
-        <w:rPr>
-          <w:rFonts w:ascii="宋体" w:eastAsia="宋体" w:hAnsi="宋体" w:hint="eastAsia"/>
+          <w:rFonts w:ascii="SimSun" w:eastAsia="SimSun" w:hAnsi="SimSun"/>
+        </w:rPr>
+      </w:pPr>
+      <w:r>
+        <w:rPr>
+          <w:rFonts w:ascii="SimSun" w:eastAsia="SimSun" w:hAnsi="SimSun" w:hint="eastAsia"/>
         </w:rPr>
         <w:t>在这一背景下，深度学习已崭露头角，成为一种变革性的工具，有望克服传统实验筛选方法的诸多局限性。深度学习驱动的方法能够以前所未有的速度和精度分析大规模数据集</w:t>
       </w:r>
       <w:r>
         <w:rPr>
-          <w:rFonts w:ascii="宋体" w:eastAsia="宋体" w:hAnsi="宋体"/>
+          <w:rFonts w:ascii="SimSun" w:eastAsia="SimSun" w:hAnsi="SimSun"/>
         </w:rPr>
         <w:t>[3,4]</w:t>
       </w:r>
       <w:r>
         <w:rPr>
-          <w:rFonts w:ascii="宋体" w:eastAsia="宋体" w:hAnsi="宋体" w:hint="eastAsia"/>
+          <w:rFonts w:ascii="SimSun" w:eastAsia="SimSun" w:hAnsi="SimSun" w:hint="eastAsia"/>
         </w:rPr>
         <w:t>，识别新的相互作用模式，并预测仅通过实验技术难以检测到的相互作用</w:t>
       </w:r>
       <w:r>
         <w:rPr>
-          <w:rFonts w:ascii="宋体" w:eastAsia="宋体" w:hAnsi="宋体"/>
+          <w:rFonts w:ascii="SimSun" w:eastAsia="SimSun" w:hAnsi="SimSun"/>
         </w:rPr>
         <w:t>[5</w:t>
       </w:r>
       <w:r>
         <w:rPr>
-          <w:rFonts w:ascii="宋体" w:eastAsia="宋体" w:hAnsi="宋体" w:hint="eastAsia"/>
+          <w:rFonts w:ascii="SimSun" w:eastAsia="SimSun" w:hAnsi="SimSun" w:hint="eastAsia"/>
         </w:rPr>
         <w:t>-</w:t>
       </w:r>
       <w:r>
         <w:rPr>
-          <w:rFonts w:ascii="宋体" w:eastAsia="宋体" w:hAnsi="宋体"/>
+          <w:rFonts w:ascii="SimSun" w:eastAsia="SimSun" w:hAnsi="SimSun"/>
         </w:rPr>
         <w:t>7]</w:t>
       </w:r>
       <w:r>
         <w:rPr>
-          <w:rFonts w:ascii="宋体" w:eastAsia="宋体" w:hAnsi="宋体" w:hint="eastAsia"/>
+          <w:rFonts w:ascii="SimSun" w:eastAsia="SimSun" w:hAnsi="SimSun" w:hint="eastAsia"/>
         </w:rPr>
         <w:t>。通过将深度学习融入蛋白质组规模的筛选，研究人员能够加快新蛋白质功能的发现，更深入地了解疾病的分子基础，并简化药物开发流程。</w:t>
       </w:r>
@@ -1534,44 +1362,30 @@
         <w:ind w:firstLineChars="200" w:firstLine="440"/>
         <w:jc w:val="both"/>
         <w:rPr>
-          <w:rFonts w:ascii="宋体" w:eastAsia="宋体" w:hAnsi="宋体" w:hint="eastAsia"/>
-        </w:rPr>
-      </w:pPr>
-      <w:r>
-        <w:rPr>
-          <w:rFonts w:ascii="宋体" w:eastAsia="宋体" w:hAnsi="宋体"/>
+          <w:rFonts w:ascii="SimSun" w:eastAsia="SimSun" w:hAnsi="SimSun"/>
+        </w:rPr>
+      </w:pPr>
+      <w:r>
+        <w:rPr>
+          <w:rFonts w:ascii="SimSun" w:eastAsia="SimSun" w:hAnsi="SimSun"/>
         </w:rPr>
         <w:t>在蛋白质组水平的筛选中，</w:t>
       </w:r>
       <w:r>
         <w:rPr>
-          <w:rFonts w:ascii="宋体" w:eastAsia="宋体" w:hAnsi="宋体" w:hint="eastAsia"/>
+          <w:rFonts w:ascii="SimSun" w:eastAsia="SimSun" w:hAnsi="SimSun" w:hint="eastAsia"/>
         </w:rPr>
         <w:t>蛋白质-配体</w:t>
       </w:r>
       <w:r>
         <w:rPr>
-          <w:rFonts w:ascii="宋体" w:eastAsia="宋体" w:hAnsi="宋体"/>
-        </w:rPr>
-        <w:t>相互作用（Protein-Ligand Interaction, PLI）是一个重要的研究方向。PLI 的主要目标是识别与</w:t>
-      </w:r>
-      <w:proofErr w:type="gramStart"/>
-      <w:r>
-        <w:rPr>
-          <w:rFonts w:ascii="宋体" w:eastAsia="宋体" w:hAnsi="宋体"/>
-        </w:rPr>
-        <w:t>特定小</w:t>
-      </w:r>
-      <w:proofErr w:type="gramEnd"/>
-      <w:r>
-        <w:rPr>
-          <w:rFonts w:ascii="宋体" w:eastAsia="宋体" w:hAnsi="宋体"/>
-        </w:rPr>
-        <w:t>分子配体相互作用的受体。</w:t>
-      </w:r>
-      <w:r>
-        <w:rPr>
-          <w:rFonts w:ascii="宋体" w:eastAsia="宋体" w:hAnsi="宋体"/>
+          <w:rFonts w:ascii="SimSun" w:eastAsia="SimSun" w:hAnsi="SimSun"/>
+        </w:rPr>
+        <w:t>相互作用（Protein-Ligand Interaction, PLI）是一个重要的研究方向。PLI 的主要目标是识别与特定小分子配体相互作用的受体。</w:t>
+      </w:r>
+      <w:r>
+        <w:rPr>
+          <w:rFonts w:ascii="SimSun" w:eastAsia="SimSun" w:hAnsi="SimSun"/>
         </w:rPr>
         <w:t>受体筛选（Receptor Screening）在药物重定位（Drug Repurposing）中具有重要价值，它可以帮助研究人员利用已被实验验证的 ADME（吸收、分布、代谢和排泄）特性，从而加速已有药物在新适应症中的开发。</w:t>
       </w:r>
@@ -1582,7 +1396,7 @@
         <w:ind w:firstLineChars="200" w:firstLine="440"/>
         <w:jc w:val="both"/>
         <w:rPr>
-          <w:rFonts w:ascii="宋体" w:eastAsia="宋体" w:hAnsi="宋体" w:hint="eastAsia"/>
+          <w:rFonts w:ascii="SimSun" w:eastAsia="SimSun" w:hAnsi="SimSun"/>
         </w:rPr>
       </w:pPr>
     </w:p>
@@ -1592,7 +1406,7 @@
         <w:ind w:firstLineChars="200" w:firstLine="440"/>
         <w:jc w:val="both"/>
         <w:rPr>
-          <w:rFonts w:ascii="宋体" w:eastAsia="宋体" w:hAnsi="宋体" w:hint="eastAsia"/>
+          <w:rFonts w:ascii="SimSun" w:eastAsia="SimSun" w:hAnsi="SimSun"/>
         </w:rPr>
       </w:pPr>
     </w:p>
@@ -1602,7 +1416,7 @@
         <w:ind w:firstLineChars="200" w:firstLine="440"/>
         <w:jc w:val="both"/>
         <w:rPr>
-          <w:rFonts w:ascii="宋体" w:eastAsia="宋体" w:hAnsi="宋体" w:hint="eastAsia"/>
+          <w:rFonts w:ascii="SimSun" w:eastAsia="SimSun" w:hAnsi="SimSun"/>
         </w:rPr>
       </w:pPr>
     </w:p>
@@ -1612,21 +1426,21 @@
         <w:ind w:firstLineChars="200" w:firstLine="440"/>
         <w:jc w:val="both"/>
         <w:rPr>
-          <w:rFonts w:ascii="宋体" w:eastAsia="宋体" w:hAnsi="宋体" w:hint="eastAsia"/>
-        </w:rPr>
-      </w:pPr>
-    </w:p>
-    <w:p>
-      <w:pPr>
-        <w:spacing w:after="0" w:line="240" w:lineRule="auto"/>
-        <w:jc w:val="both"/>
-        <w:rPr>
-          <w:rFonts w:ascii="宋体" w:eastAsia="宋体" w:hAnsi="宋体" w:hint="eastAsia"/>
-        </w:rPr>
-      </w:pPr>
-      <w:r>
-        <w:rPr>
-          <w:rFonts w:ascii="宋体" w:eastAsia="宋体" w:hAnsi="宋体" w:hint="eastAsia"/>
+          <w:rFonts w:ascii="SimSun" w:eastAsia="SimSun" w:hAnsi="SimSun"/>
+        </w:rPr>
+      </w:pPr>
+    </w:p>
+    <w:p>
+      <w:pPr>
+        <w:spacing w:after="0" w:line="240" w:lineRule="auto"/>
+        <w:jc w:val="both"/>
+        <w:rPr>
+          <w:rFonts w:ascii="SimSun" w:eastAsia="SimSun" w:hAnsi="SimSun"/>
+        </w:rPr>
+      </w:pPr>
+      <w:r>
+        <w:rPr>
+          <w:rFonts w:ascii="SimSun" w:eastAsia="SimSun" w:hAnsi="SimSun" w:hint="eastAsia"/>
         </w:rPr>
         <w:t>[0]</w:t>
       </w:r>
@@ -1635,141 +1449,85 @@
       </w:r>
       <w:r>
         <w:rPr>
-          <w:rFonts w:ascii="宋体" w:eastAsia="宋体" w:hAnsi="宋体"/>
-        </w:rPr>
-        <w:t xml:space="preserve">Min Su Yoon, </w:t>
-      </w:r>
-      <w:proofErr w:type="spellStart"/>
-      <w:r>
-        <w:rPr>
-          <w:rFonts w:ascii="宋体" w:eastAsia="宋体" w:hAnsi="宋体"/>
-        </w:rPr>
-        <w:t>Byunghyun</w:t>
-      </w:r>
-      <w:proofErr w:type="spellEnd"/>
-      <w:r>
-        <w:rPr>
-          <w:rFonts w:ascii="宋体" w:eastAsia="宋体" w:hAnsi="宋体"/>
-        </w:rPr>
-        <w:t xml:space="preserve"> Bae, </w:t>
-      </w:r>
-      <w:proofErr w:type="spellStart"/>
-      <w:r>
-        <w:rPr>
-          <w:rFonts w:ascii="宋体" w:eastAsia="宋体" w:hAnsi="宋体"/>
-        </w:rPr>
-        <w:t>Kunhee</w:t>
-      </w:r>
-      <w:proofErr w:type="spellEnd"/>
-      <w:r>
-        <w:rPr>
-          <w:rFonts w:ascii="宋体" w:eastAsia="宋体" w:hAnsi="宋体"/>
-        </w:rPr>
-        <w:t xml:space="preserve"> Kim, </w:t>
-      </w:r>
-      <w:proofErr w:type="spellStart"/>
-      <w:r>
-        <w:rPr>
-          <w:rFonts w:ascii="宋体" w:eastAsia="宋体" w:hAnsi="宋体"/>
-        </w:rPr>
-        <w:t>Hahnbeom</w:t>
-      </w:r>
-      <w:proofErr w:type="spellEnd"/>
-      <w:r>
-        <w:rPr>
-          <w:rFonts w:ascii="宋体" w:eastAsia="宋体" w:hAnsi="宋体"/>
-        </w:rPr>
-        <w:t xml:space="preserve"> Park, </w:t>
-      </w:r>
-      <w:proofErr w:type="spellStart"/>
-      <w:r>
-        <w:rPr>
-          <w:rFonts w:ascii="宋体" w:eastAsia="宋体" w:hAnsi="宋体"/>
-        </w:rPr>
-        <w:t>Minkyung</w:t>
-      </w:r>
-      <w:proofErr w:type="spellEnd"/>
-      <w:r>
-        <w:rPr>
-          <w:rFonts w:ascii="宋体" w:eastAsia="宋体" w:hAnsi="宋体"/>
-        </w:rPr>
-        <w:t xml:space="preserve"> Baek,</w:t>
-      </w:r>
-      <w:r>
-        <w:rPr>
-          <w:rFonts w:ascii="宋体" w:eastAsia="宋体" w:hAnsi="宋体" w:hint="eastAsia"/>
-        </w:rPr>
-        <w:t xml:space="preserve"> </w:t>
-      </w:r>
-      <w:r>
-        <w:rPr>
-          <w:rFonts w:ascii="宋体" w:eastAsia="宋体" w:hAnsi="宋体"/>
+          <w:rFonts w:ascii="SimSun" w:eastAsia="SimSun" w:hAnsi="SimSun"/>
+        </w:rPr>
+        <w:t>Min Su Yoon, Byunghyun Bae, Kunhee Kim, Hahnbeom Park, Minkyung Baek,</w:t>
+      </w:r>
+      <w:r>
+        <w:rPr>
+          <w:rFonts w:ascii="SimSun" w:eastAsia="SimSun" w:hAnsi="SimSun" w:hint="eastAsia"/>
+        </w:rPr>
+        <w:t xml:space="preserve"> </w:t>
+      </w:r>
+      <w:r>
+        <w:rPr>
+          <w:rFonts w:ascii="SimSun" w:eastAsia="SimSun" w:hAnsi="SimSun"/>
         </w:rPr>
         <w:t>Deep learning methods for proteome-scale interaction prediction,</w:t>
       </w:r>
       <w:r>
         <w:rPr>
-          <w:rFonts w:ascii="宋体" w:eastAsia="宋体" w:hAnsi="宋体" w:hint="eastAsia"/>
-        </w:rPr>
-        <w:t xml:space="preserve"> </w:t>
-      </w:r>
-      <w:r>
-        <w:rPr>
-          <w:rFonts w:ascii="宋体" w:eastAsia="宋体" w:hAnsi="宋体"/>
+          <w:rFonts w:ascii="SimSun" w:eastAsia="SimSun" w:hAnsi="SimSun" w:hint="eastAsia"/>
+        </w:rPr>
+        <w:t xml:space="preserve"> </w:t>
+      </w:r>
+      <w:r>
+        <w:rPr>
+          <w:rFonts w:ascii="SimSun" w:eastAsia="SimSun" w:hAnsi="SimSun"/>
         </w:rPr>
         <w:t>Current Opinion in Structural Biology,</w:t>
       </w:r>
       <w:r>
         <w:rPr>
-          <w:rFonts w:ascii="宋体" w:eastAsia="宋体" w:hAnsi="宋体" w:hint="eastAsia"/>
-        </w:rPr>
-        <w:t xml:space="preserve"> </w:t>
-      </w:r>
-      <w:r>
-        <w:rPr>
-          <w:rFonts w:ascii="宋体" w:eastAsia="宋体" w:hAnsi="宋体"/>
+          <w:rFonts w:ascii="SimSun" w:eastAsia="SimSun" w:hAnsi="SimSun" w:hint="eastAsia"/>
+        </w:rPr>
+        <w:t xml:space="preserve"> </w:t>
+      </w:r>
+      <w:r>
+        <w:rPr>
+          <w:rFonts w:ascii="SimSun" w:eastAsia="SimSun" w:hAnsi="SimSun"/>
         </w:rPr>
         <w:t>Volume 90,</w:t>
       </w:r>
       <w:r>
         <w:rPr>
-          <w:rFonts w:ascii="宋体" w:eastAsia="宋体" w:hAnsi="宋体" w:hint="eastAsia"/>
-        </w:rPr>
-        <w:t xml:space="preserve"> </w:t>
-      </w:r>
-      <w:r>
-        <w:rPr>
-          <w:rFonts w:ascii="宋体" w:eastAsia="宋体" w:hAnsi="宋体"/>
+          <w:rFonts w:ascii="SimSun" w:eastAsia="SimSun" w:hAnsi="SimSun" w:hint="eastAsia"/>
+        </w:rPr>
+        <w:t xml:space="preserve"> </w:t>
+      </w:r>
+      <w:r>
+        <w:rPr>
+          <w:rFonts w:ascii="SimSun" w:eastAsia="SimSun" w:hAnsi="SimSun"/>
         </w:rPr>
         <w:t>2025,</w:t>
       </w:r>
       <w:r>
         <w:rPr>
-          <w:rFonts w:ascii="宋体" w:eastAsia="宋体" w:hAnsi="宋体" w:hint="eastAsia"/>
-        </w:rPr>
-        <w:t xml:space="preserve"> </w:t>
-      </w:r>
-      <w:r>
-        <w:rPr>
-          <w:rFonts w:ascii="宋体" w:eastAsia="宋体" w:hAnsi="宋体"/>
+          <w:rFonts w:ascii="SimSun" w:eastAsia="SimSun" w:hAnsi="SimSun" w:hint="eastAsia"/>
+        </w:rPr>
+        <w:t xml:space="preserve"> </w:t>
+      </w:r>
+      <w:r>
+        <w:rPr>
+          <w:rFonts w:ascii="SimSun" w:eastAsia="SimSun" w:hAnsi="SimSun"/>
         </w:rPr>
         <w:t>102981,</w:t>
       </w:r>
       <w:r>
         <w:rPr>
-          <w:rFonts w:ascii="宋体" w:eastAsia="宋体" w:hAnsi="宋体" w:hint="eastAsia"/>
-        </w:rPr>
-        <w:t xml:space="preserve"> </w:t>
-      </w:r>
-      <w:r>
-        <w:rPr>
-          <w:rFonts w:ascii="宋体" w:eastAsia="宋体" w:hAnsi="宋体"/>
+          <w:rFonts w:ascii="SimSun" w:eastAsia="SimSun" w:hAnsi="SimSun" w:hint="eastAsia"/>
+        </w:rPr>
+        <w:t xml:space="preserve"> </w:t>
+      </w:r>
+      <w:r>
+        <w:rPr>
+          <w:rFonts w:ascii="SimSun" w:eastAsia="SimSun" w:hAnsi="SimSun"/>
         </w:rPr>
         <w:t>ISSN 0959-440X,</w:t>
       </w:r>
       <w:r>
         <w:rPr>
-          <w:rFonts w:ascii="宋体" w:eastAsia="宋体" w:hAnsi="宋体" w:hint="eastAsia"/>
+          <w:rFonts w:ascii="SimSun" w:eastAsia="SimSun" w:hAnsi="SimSun" w:hint="eastAsia"/>
         </w:rPr>
         <w:t xml:space="preserve"> </w:t>
       </w:r>
@@ -1777,14 +1535,14 @@
         <w:r>
           <w:rPr>
             <w:rStyle w:val="af2"/>
-            <w:rFonts w:ascii="宋体" w:eastAsia="宋体" w:hAnsi="宋体"/>
+            <w:rFonts w:ascii="SimSun" w:eastAsia="SimSun" w:hAnsi="SimSun"/>
           </w:rPr>
           <w:t>https://doi.org/10.1016/j.sbi.2024.102981</w:t>
         </w:r>
       </w:hyperlink>
       <w:r>
         <w:rPr>
-          <w:rFonts w:ascii="宋体" w:eastAsia="宋体" w:hAnsi="宋体"/>
+          <w:rFonts w:ascii="SimSun" w:eastAsia="SimSun" w:hAnsi="SimSun"/>
         </w:rPr>
         <w:t>.</w:t>
       </w:r>
@@ -1794,12 +1552,12 @@
         <w:spacing w:after="0" w:line="240" w:lineRule="auto"/>
         <w:jc w:val="both"/>
         <w:rPr>
-          <w:rFonts w:ascii="宋体" w:eastAsia="宋体" w:hAnsi="宋体" w:hint="eastAsia"/>
-        </w:rPr>
-      </w:pPr>
-      <w:r>
-        <w:rPr>
-          <w:rFonts w:ascii="宋体" w:eastAsia="宋体" w:hAnsi="宋体" w:hint="eastAsia"/>
+          <w:rFonts w:ascii="SimSun" w:eastAsia="SimSun" w:hAnsi="SimSun"/>
+        </w:rPr>
+      </w:pPr>
+      <w:r>
+        <w:rPr>
+          <w:rFonts w:ascii="SimSun" w:eastAsia="SimSun" w:hAnsi="SimSun" w:hint="eastAsia"/>
         </w:rPr>
         <w:t>[1]</w:t>
       </w:r>
@@ -1815,55 +1573,55 @@
       </w:r>
       <w:r>
         <w:rPr>
-          <w:rFonts w:ascii="宋体" w:eastAsia="宋体" w:hAnsi="宋体"/>
+          <w:rFonts w:ascii="SimSun" w:eastAsia="SimSun" w:hAnsi="SimSun"/>
         </w:rPr>
         <w:t>Singh R, Park D, Xu J, Hosur R, Berger B: Struct2Net: a web</w:t>
       </w:r>
       <w:r>
         <w:rPr>
-          <w:rFonts w:ascii="宋体" w:eastAsia="宋体" w:hAnsi="宋体" w:hint="eastAsia"/>
-        </w:rPr>
-        <w:t xml:space="preserve"> </w:t>
-      </w:r>
-      <w:r>
-        <w:rPr>
-          <w:rFonts w:ascii="宋体" w:eastAsia="宋体" w:hAnsi="宋体"/>
+          <w:rFonts w:ascii="SimSun" w:eastAsia="SimSun" w:hAnsi="SimSun" w:hint="eastAsia"/>
+        </w:rPr>
+        <w:t xml:space="preserve"> </w:t>
+      </w:r>
+      <w:r>
+        <w:rPr>
+          <w:rFonts w:ascii="SimSun" w:eastAsia="SimSun" w:hAnsi="SimSun"/>
         </w:rPr>
         <w:t>service to predict protein-protein interactions using a</w:t>
       </w:r>
       <w:r>
         <w:rPr>
-          <w:rFonts w:ascii="宋体" w:eastAsia="宋体" w:hAnsi="宋体" w:hint="eastAsia"/>
-        </w:rPr>
-        <w:t xml:space="preserve"> </w:t>
-      </w:r>
-      <w:r>
-        <w:rPr>
-          <w:rFonts w:ascii="宋体" w:eastAsia="宋体" w:hAnsi="宋体"/>
+          <w:rFonts w:ascii="SimSun" w:eastAsia="SimSun" w:hAnsi="SimSun" w:hint="eastAsia"/>
+        </w:rPr>
+        <w:t xml:space="preserve"> </w:t>
+      </w:r>
+      <w:r>
+        <w:rPr>
+          <w:rFonts w:ascii="SimSun" w:eastAsia="SimSun" w:hAnsi="SimSun"/>
         </w:rPr>
         <w:t>structure-based approach. Nucleic</w:t>
       </w:r>
       <w:r>
         <w:rPr>
-          <w:rFonts w:ascii="宋体" w:eastAsia="宋体" w:hAnsi="宋体" w:hint="eastAsia"/>
-        </w:rPr>
-        <w:t xml:space="preserve"> </w:t>
-      </w:r>
-      <w:r>
-        <w:rPr>
-          <w:rFonts w:ascii="宋体" w:eastAsia="宋体" w:hAnsi="宋体"/>
+          <w:rFonts w:ascii="SimSun" w:eastAsia="SimSun" w:hAnsi="SimSun" w:hint="eastAsia"/>
+        </w:rPr>
+        <w:t xml:space="preserve"> </w:t>
+      </w:r>
+      <w:r>
+        <w:rPr>
+          <w:rFonts w:ascii="SimSun" w:eastAsia="SimSun" w:hAnsi="SimSun"/>
         </w:rPr>
         <w:t>Acids Res 2010, 38:</w:t>
       </w:r>
       <w:r>
         <w:rPr>
-          <w:rFonts w:ascii="宋体" w:eastAsia="宋体" w:hAnsi="宋体" w:hint="eastAsia"/>
-        </w:rPr>
-        <w:t xml:space="preserve"> </w:t>
-      </w:r>
-      <w:r>
-        <w:rPr>
-          <w:rFonts w:ascii="宋体" w:eastAsia="宋体" w:hAnsi="宋体"/>
+          <w:rFonts w:ascii="SimSun" w:eastAsia="SimSun" w:hAnsi="SimSun" w:hint="eastAsia"/>
+        </w:rPr>
+        <w:t xml:space="preserve"> </w:t>
+      </w:r>
+      <w:r>
+        <w:rPr>
+          <w:rFonts w:ascii="SimSun" w:eastAsia="SimSun" w:hAnsi="SimSun"/>
         </w:rPr>
         <w:t>W508–W515.</w:t>
       </w:r>
@@ -1873,12 +1631,12 @@
         <w:spacing w:after="0" w:line="240" w:lineRule="auto"/>
         <w:jc w:val="both"/>
         <w:rPr>
-          <w:rFonts w:ascii="宋体" w:eastAsia="宋体" w:hAnsi="宋体" w:hint="eastAsia"/>
-        </w:rPr>
-      </w:pPr>
-      <w:r>
-        <w:rPr>
-          <w:rFonts w:ascii="宋体" w:eastAsia="宋体" w:hAnsi="宋体" w:hint="eastAsia"/>
+          <w:rFonts w:ascii="SimSun" w:eastAsia="SimSun" w:hAnsi="SimSun"/>
+        </w:rPr>
+      </w:pPr>
+      <w:r>
+        <w:rPr>
+          <w:rFonts w:ascii="SimSun" w:eastAsia="SimSun" w:hAnsi="SimSun" w:hint="eastAsia"/>
         </w:rPr>
         <w:t>[2]</w:t>
       </w:r>
@@ -1894,51 +1652,43 @@
       </w:r>
       <w:r>
         <w:rPr>
-          <w:rFonts w:ascii="宋体" w:eastAsia="宋体" w:hAnsi="宋体"/>
+          <w:rFonts w:ascii="SimSun" w:eastAsia="SimSun" w:hAnsi="SimSun"/>
         </w:rPr>
         <w:t>Yang J, Kwon S, Bae S-H, Park KM, Yoon C, Lee J-H, Seok C:</w:t>
       </w:r>
       <w:r>
         <w:rPr>
-          <w:rFonts w:ascii="宋体" w:eastAsia="宋体" w:hAnsi="宋体" w:hint="eastAsia"/>
-        </w:rPr>
-        <w:t xml:space="preserve"> </w:t>
-      </w:r>
-      <w:proofErr w:type="spellStart"/>
-      <w:r>
-        <w:rPr>
-          <w:rFonts w:ascii="宋体" w:eastAsia="宋体" w:hAnsi="宋体"/>
-        </w:rPr>
-        <w:t>GalaxySagittarius</w:t>
-      </w:r>
-      <w:proofErr w:type="spellEnd"/>
-      <w:r>
-        <w:rPr>
-          <w:rFonts w:ascii="宋体" w:eastAsia="宋体" w:hAnsi="宋体"/>
-        </w:rPr>
-        <w:t>: structure- and similarity-based prediction</w:t>
-      </w:r>
-      <w:r>
-        <w:rPr>
-          <w:rFonts w:ascii="宋体" w:eastAsia="宋体" w:hAnsi="宋体" w:hint="eastAsia"/>
-        </w:rPr>
-        <w:t xml:space="preserve"> </w:t>
-      </w:r>
-      <w:r>
-        <w:rPr>
-          <w:rFonts w:ascii="宋体" w:eastAsia="宋体" w:hAnsi="宋体"/>
+          <w:rFonts w:ascii="SimSun" w:eastAsia="SimSun" w:hAnsi="SimSun" w:hint="eastAsia"/>
+        </w:rPr>
+        <w:t xml:space="preserve"> </w:t>
+      </w:r>
+      <w:r>
+        <w:rPr>
+          <w:rFonts w:ascii="SimSun" w:eastAsia="SimSun" w:hAnsi="SimSun"/>
+        </w:rPr>
+        <w:t>GalaxySagittarius: structure- and similarity-based prediction</w:t>
+      </w:r>
+      <w:r>
+        <w:rPr>
+          <w:rFonts w:ascii="SimSun" w:eastAsia="SimSun" w:hAnsi="SimSun" w:hint="eastAsia"/>
+        </w:rPr>
+        <w:t xml:space="preserve"> </w:t>
+      </w:r>
+      <w:r>
+        <w:rPr>
+          <w:rFonts w:ascii="SimSun" w:eastAsia="SimSun" w:hAnsi="SimSun"/>
         </w:rPr>
         <w:t>of protein targets for druglike compounds. J Chem Inf Model</w:t>
       </w:r>
       <w:r>
         <w:rPr>
-          <w:rFonts w:ascii="宋体" w:eastAsia="宋体" w:hAnsi="宋体" w:hint="eastAsia"/>
-        </w:rPr>
-        <w:t xml:space="preserve"> </w:t>
-      </w:r>
-      <w:r>
-        <w:rPr>
-          <w:rFonts w:ascii="宋体" w:eastAsia="宋体" w:hAnsi="宋体"/>
+          <w:rFonts w:ascii="SimSun" w:eastAsia="SimSun" w:hAnsi="SimSun" w:hint="eastAsia"/>
+        </w:rPr>
+        <w:t xml:space="preserve"> </w:t>
+      </w:r>
+      <w:r>
+        <w:rPr>
+          <w:rFonts w:ascii="SimSun" w:eastAsia="SimSun" w:hAnsi="SimSun"/>
         </w:rPr>
         <w:t>2020, 60:3246–3254.</w:t>
       </w:r>
@@ -1948,12 +1698,12 @@
         <w:spacing w:after="0" w:line="240" w:lineRule="auto"/>
         <w:jc w:val="both"/>
         <w:rPr>
-          <w:rFonts w:ascii="宋体" w:eastAsia="宋体" w:hAnsi="宋体" w:hint="eastAsia"/>
-        </w:rPr>
-      </w:pPr>
-      <w:r>
-        <w:rPr>
-          <w:rFonts w:ascii="宋体" w:eastAsia="宋体" w:hAnsi="宋体" w:hint="eastAsia"/>
+          <w:rFonts w:ascii="SimSun" w:eastAsia="SimSun" w:hAnsi="SimSun"/>
+        </w:rPr>
+      </w:pPr>
+      <w:r>
+        <w:rPr>
+          <w:rFonts w:ascii="SimSun" w:eastAsia="SimSun" w:hAnsi="SimSun" w:hint="eastAsia"/>
         </w:rPr>
         <w:t>[3]</w:t>
       </w:r>
@@ -1969,93 +1719,43 @@
       </w:r>
       <w:r>
         <w:rPr>
-          <w:rFonts w:ascii="宋体" w:eastAsia="宋体" w:hAnsi="宋体"/>
-        </w:rPr>
-        <w:t xml:space="preserve">Jumper J, Evans R, Pritzel A, Green T, </w:t>
-      </w:r>
-      <w:proofErr w:type="spellStart"/>
-      <w:r>
-        <w:rPr>
-          <w:rFonts w:ascii="宋体" w:eastAsia="宋体" w:hAnsi="宋体"/>
-        </w:rPr>
-        <w:t>Figurnov</w:t>
-      </w:r>
-      <w:proofErr w:type="spellEnd"/>
-      <w:r>
-        <w:rPr>
-          <w:rFonts w:ascii="宋体" w:eastAsia="宋体" w:hAnsi="宋体"/>
-        </w:rPr>
-        <w:t xml:space="preserve"> M,</w:t>
-      </w:r>
-      <w:r>
-        <w:rPr>
-          <w:rFonts w:ascii="宋体" w:eastAsia="宋体" w:hAnsi="宋体" w:hint="eastAsia"/>
-        </w:rPr>
-        <w:t xml:space="preserve"> </w:t>
-      </w:r>
-      <w:proofErr w:type="spellStart"/>
-      <w:r>
-        <w:rPr>
-          <w:rFonts w:ascii="宋体" w:eastAsia="宋体" w:hAnsi="宋体"/>
-        </w:rPr>
-        <w:t>Ronneberger</w:t>
-      </w:r>
-      <w:proofErr w:type="spellEnd"/>
-      <w:r>
-        <w:rPr>
-          <w:rFonts w:ascii="宋体" w:eastAsia="宋体" w:hAnsi="宋体"/>
-        </w:rPr>
-        <w:t xml:space="preserve"> O, </w:t>
-      </w:r>
-      <w:proofErr w:type="spellStart"/>
-      <w:r>
-        <w:rPr>
-          <w:rFonts w:ascii="宋体" w:eastAsia="宋体" w:hAnsi="宋体"/>
-        </w:rPr>
-        <w:t>Tunyasuvunakool</w:t>
-      </w:r>
-      <w:proofErr w:type="spellEnd"/>
-      <w:r>
-        <w:rPr>
-          <w:rFonts w:ascii="宋体" w:eastAsia="宋体" w:hAnsi="宋体"/>
-        </w:rPr>
-        <w:t xml:space="preserve"> K, Bates R, _</w:t>
-      </w:r>
-      <w:proofErr w:type="spellStart"/>
-      <w:r>
-        <w:rPr>
-          <w:rFonts w:ascii="宋体" w:eastAsia="宋体" w:hAnsi="宋体"/>
-        </w:rPr>
-        <w:t>Zídek</w:t>
-      </w:r>
-      <w:proofErr w:type="spellEnd"/>
-      <w:r>
-        <w:rPr>
-          <w:rFonts w:ascii="宋体" w:eastAsia="宋体" w:hAnsi="宋体"/>
-        </w:rPr>
-        <w:t xml:space="preserve"> A,</w:t>
-      </w:r>
-      <w:r>
-        <w:rPr>
-          <w:rFonts w:ascii="宋体" w:eastAsia="宋体" w:hAnsi="宋体" w:hint="eastAsia"/>
-        </w:rPr>
-        <w:t xml:space="preserve"> </w:t>
-      </w:r>
-      <w:r>
-        <w:rPr>
-          <w:rFonts w:ascii="宋体" w:eastAsia="宋体" w:hAnsi="宋体"/>
+          <w:rFonts w:ascii="SimSun" w:eastAsia="SimSun" w:hAnsi="SimSun"/>
+        </w:rPr>
+        <w:t>Jumper J, Evans R, Pritzel A, Green T, Figurnov M,</w:t>
+      </w:r>
+      <w:r>
+        <w:rPr>
+          <w:rFonts w:ascii="SimSun" w:eastAsia="SimSun" w:hAnsi="SimSun" w:hint="eastAsia"/>
+        </w:rPr>
+        <w:t xml:space="preserve"> </w:t>
+      </w:r>
+      <w:r>
+        <w:rPr>
+          <w:rFonts w:ascii="SimSun" w:eastAsia="SimSun" w:hAnsi="SimSun"/>
+        </w:rPr>
+        <w:t>Ronneberger O, Tunyasuvunakool K, Bates R, _Zídek A,</w:t>
+      </w:r>
+      <w:r>
+        <w:rPr>
+          <w:rFonts w:ascii="SimSun" w:eastAsia="SimSun" w:hAnsi="SimSun" w:hint="eastAsia"/>
+        </w:rPr>
+        <w:t xml:space="preserve"> </w:t>
+      </w:r>
+      <w:r>
+        <w:rPr>
+          <w:rFonts w:ascii="SimSun" w:eastAsia="SimSun" w:hAnsi="SimSun"/>
         </w:rPr>
         <w:t>Potapenko A, et al.: Highly accurate protein structure prediction</w:t>
       </w:r>
       <w:r>
         <w:rPr>
-          <w:rFonts w:ascii="宋体" w:eastAsia="宋体" w:hAnsi="宋体" w:hint="eastAsia"/>
-        </w:rPr>
-        <w:t xml:space="preserve"> </w:t>
-      </w:r>
-      <w:r>
-        <w:rPr>
-          <w:rFonts w:ascii="宋体" w:eastAsia="宋体" w:hAnsi="宋体"/>
+          <w:rFonts w:ascii="SimSun" w:eastAsia="SimSun" w:hAnsi="SimSun" w:hint="eastAsia"/>
+        </w:rPr>
+        <w:t xml:space="preserve"> </w:t>
+      </w:r>
+      <w:r>
+        <w:rPr>
+          <w:rFonts w:ascii="SimSun" w:eastAsia="SimSun" w:hAnsi="SimSun"/>
         </w:rPr>
         <w:t>with AlphaFold. Nature 2021, 596:583–589.</w:t>
       </w:r>
@@ -2065,12 +1765,12 @@
         <w:spacing w:after="0" w:line="240" w:lineRule="auto"/>
         <w:jc w:val="both"/>
         <w:rPr>
-          <w:rFonts w:ascii="宋体" w:eastAsia="宋体" w:hAnsi="宋体" w:hint="eastAsia"/>
-        </w:rPr>
-      </w:pPr>
-      <w:r>
-        <w:rPr>
-          <w:rFonts w:ascii="宋体" w:eastAsia="宋体" w:hAnsi="宋体" w:hint="eastAsia"/>
+          <w:rFonts w:ascii="SimSun" w:eastAsia="SimSun" w:hAnsi="SimSun"/>
+        </w:rPr>
+      </w:pPr>
+      <w:r>
+        <w:rPr>
+          <w:rFonts w:ascii="SimSun" w:eastAsia="SimSun" w:hAnsi="SimSun" w:hint="eastAsia"/>
         </w:rPr>
         <w:t>[4]</w:t>
       </w:r>
@@ -2086,71 +1786,43 @@
       </w:r>
       <w:r>
         <w:rPr>
-          <w:rFonts w:ascii="宋体" w:eastAsia="宋体" w:hAnsi="宋体"/>
-        </w:rPr>
-        <w:t xml:space="preserve">Baek M, DiMaio F, </w:t>
-      </w:r>
-      <w:proofErr w:type="spellStart"/>
-      <w:r>
-        <w:rPr>
-          <w:rFonts w:ascii="宋体" w:eastAsia="宋体" w:hAnsi="宋体"/>
-        </w:rPr>
-        <w:t>Anishchenko</w:t>
-      </w:r>
-      <w:proofErr w:type="spellEnd"/>
-      <w:r>
-        <w:rPr>
-          <w:rFonts w:ascii="宋体" w:eastAsia="宋体" w:hAnsi="宋体"/>
-        </w:rPr>
-        <w:t xml:space="preserve"> I, </w:t>
-      </w:r>
-      <w:proofErr w:type="spellStart"/>
-      <w:r>
-        <w:rPr>
-          <w:rFonts w:ascii="宋体" w:eastAsia="宋体" w:hAnsi="宋体"/>
-        </w:rPr>
-        <w:t>Dauparas</w:t>
-      </w:r>
-      <w:proofErr w:type="spellEnd"/>
-      <w:r>
-        <w:rPr>
-          <w:rFonts w:ascii="宋体" w:eastAsia="宋体" w:hAnsi="宋体"/>
-        </w:rPr>
-        <w:t xml:space="preserve"> J, Ovchinnikov S,</w:t>
-      </w:r>
-      <w:r>
-        <w:rPr>
-          <w:rFonts w:ascii="宋体" w:eastAsia="宋体" w:hAnsi="宋体" w:hint="eastAsia"/>
-        </w:rPr>
-        <w:t xml:space="preserve"> </w:t>
-      </w:r>
-      <w:r>
-        <w:rPr>
-          <w:rFonts w:ascii="宋体" w:eastAsia="宋体" w:hAnsi="宋体"/>
+          <w:rFonts w:ascii="SimSun" w:eastAsia="SimSun" w:hAnsi="SimSun"/>
+        </w:rPr>
+        <w:t>Baek M, DiMaio F, Anishchenko I, Dauparas J, Ovchinnikov S,</w:t>
+      </w:r>
+      <w:r>
+        <w:rPr>
+          <w:rFonts w:ascii="SimSun" w:eastAsia="SimSun" w:hAnsi="SimSun" w:hint="eastAsia"/>
+        </w:rPr>
+        <w:t xml:space="preserve"> </w:t>
+      </w:r>
+      <w:r>
+        <w:rPr>
+          <w:rFonts w:ascii="SimSun" w:eastAsia="SimSun" w:hAnsi="SimSun"/>
         </w:rPr>
         <w:t>Lee GR, Wang J, Cong Q, Kinch LN, Schaeffer RD, et al.: Accurate</w:t>
       </w:r>
       <w:r>
         <w:rPr>
-          <w:rFonts w:ascii="宋体" w:eastAsia="宋体" w:hAnsi="宋体" w:hint="eastAsia"/>
-        </w:rPr>
-        <w:t xml:space="preserve"> </w:t>
-      </w:r>
-      <w:r>
-        <w:rPr>
-          <w:rFonts w:ascii="宋体" w:eastAsia="宋体" w:hAnsi="宋体"/>
+          <w:rFonts w:ascii="SimSun" w:eastAsia="SimSun" w:hAnsi="SimSun" w:hint="eastAsia"/>
+        </w:rPr>
+        <w:t xml:space="preserve"> </w:t>
+      </w:r>
+      <w:r>
+        <w:rPr>
+          <w:rFonts w:ascii="SimSun" w:eastAsia="SimSun" w:hAnsi="SimSun"/>
         </w:rPr>
         <w:t>prediction of protein structures and interactions using</w:t>
       </w:r>
       <w:r>
         <w:rPr>
-          <w:rFonts w:ascii="宋体" w:eastAsia="宋体" w:hAnsi="宋体" w:hint="eastAsia"/>
-        </w:rPr>
-        <w:t xml:space="preserve"> </w:t>
-      </w:r>
-      <w:r>
-        <w:rPr>
-          <w:rFonts w:ascii="宋体" w:eastAsia="宋体" w:hAnsi="宋体"/>
+          <w:rFonts w:ascii="SimSun" w:eastAsia="SimSun" w:hAnsi="SimSun" w:hint="eastAsia"/>
+        </w:rPr>
+        <w:t xml:space="preserve"> </w:t>
+      </w:r>
+      <w:r>
+        <w:rPr>
+          <w:rFonts w:ascii="SimSun" w:eastAsia="SimSun" w:hAnsi="SimSun"/>
         </w:rPr>
         <w:t>a three-track neural network. Science 2021, 373:871–876.</w:t>
       </w:r>
@@ -2160,12 +1832,12 @@
         <w:spacing w:after="0" w:line="240" w:lineRule="auto"/>
         <w:jc w:val="both"/>
         <w:rPr>
-          <w:rFonts w:ascii="宋体" w:eastAsia="宋体" w:hAnsi="宋体" w:hint="eastAsia"/>
-        </w:rPr>
-      </w:pPr>
-      <w:r>
-        <w:rPr>
-          <w:rFonts w:ascii="宋体" w:eastAsia="宋体" w:hAnsi="宋体" w:hint="eastAsia"/>
+          <w:rFonts w:ascii="SimSun" w:eastAsia="SimSun" w:hAnsi="SimSun"/>
+        </w:rPr>
+      </w:pPr>
+      <w:r>
+        <w:rPr>
+          <w:rFonts w:ascii="SimSun" w:eastAsia="SimSun" w:hAnsi="SimSun" w:hint="eastAsia"/>
         </w:rPr>
         <w:t>[5]</w:t>
       </w:r>
@@ -2174,92 +1846,50 @@
       </w:r>
       <w:r>
         <w:rPr>
-          <w:rFonts w:ascii="宋体" w:eastAsia="宋体" w:hAnsi="宋体"/>
-        </w:rPr>
-        <w:t xml:space="preserve">Humphreys IR, Pei J, Baek M, Krishnakumar A, </w:t>
-      </w:r>
-      <w:proofErr w:type="spellStart"/>
-      <w:r>
-        <w:rPr>
-          <w:rFonts w:ascii="宋体" w:eastAsia="宋体" w:hAnsi="宋体"/>
-        </w:rPr>
-        <w:t>Anishchenko</w:t>
-      </w:r>
-      <w:proofErr w:type="spellEnd"/>
-      <w:r>
-        <w:rPr>
-          <w:rFonts w:ascii="宋体" w:eastAsia="宋体" w:hAnsi="宋体"/>
-        </w:rPr>
-        <w:t xml:space="preserve"> I,</w:t>
-      </w:r>
-      <w:r>
-        <w:rPr>
-          <w:rFonts w:ascii="宋体" w:eastAsia="宋体" w:hAnsi="宋体" w:hint="eastAsia"/>
-        </w:rPr>
-        <w:t xml:space="preserve"> </w:t>
-      </w:r>
-      <w:r>
-        <w:rPr>
-          <w:rFonts w:ascii="宋体" w:eastAsia="宋体" w:hAnsi="宋体"/>
+          <w:rFonts w:ascii="SimSun" w:eastAsia="SimSun" w:hAnsi="SimSun"/>
+        </w:rPr>
+        <w:t>Humphreys IR, Pei J, Baek M, Krishnakumar A, Anishchenko I,</w:t>
+      </w:r>
+      <w:r>
+        <w:rPr>
+          <w:rFonts w:ascii="SimSun" w:eastAsia="SimSun" w:hAnsi="SimSun" w:hint="eastAsia"/>
+        </w:rPr>
+        <w:t xml:space="preserve"> </w:t>
+      </w:r>
+      <w:r>
+        <w:rPr>
+          <w:rFonts w:ascii="SimSun" w:eastAsia="SimSun" w:hAnsi="SimSun"/>
         </w:rPr>
         <w:t xml:space="preserve">Ovchinnikov S, </w:t>
       </w:r>
       <w:r>
         <w:rPr>
-          <w:rFonts w:ascii="宋体" w:eastAsia="宋体" w:hAnsi="宋体"/>
+          <w:rFonts w:ascii="SimSun" w:eastAsia="SimSun" w:hAnsi="SimSun"/>
         </w:rPr>
         <w:lastRenderedPageBreak/>
-        <w:t xml:space="preserve">Zhang J, Ness TJ, </w:t>
-      </w:r>
-      <w:proofErr w:type="spellStart"/>
-      <w:r>
-        <w:rPr>
-          <w:rFonts w:ascii="宋体" w:eastAsia="宋体" w:hAnsi="宋体"/>
-        </w:rPr>
-        <w:t>Banjade</w:t>
-      </w:r>
-      <w:proofErr w:type="spellEnd"/>
-      <w:r>
-        <w:rPr>
-          <w:rFonts w:ascii="宋体" w:eastAsia="宋体" w:hAnsi="宋体"/>
-        </w:rPr>
-        <w:t xml:space="preserve"> S, </w:t>
-      </w:r>
-      <w:proofErr w:type="spellStart"/>
-      <w:r>
-        <w:rPr>
-          <w:rFonts w:ascii="宋体" w:eastAsia="宋体" w:hAnsi="宋体"/>
-        </w:rPr>
-        <w:t>Bagde</w:t>
-      </w:r>
-      <w:proofErr w:type="spellEnd"/>
-      <w:r>
-        <w:rPr>
-          <w:rFonts w:ascii="宋体" w:eastAsia="宋体" w:hAnsi="宋体"/>
-        </w:rPr>
-        <w:t xml:space="preserve"> SR, et al.:</w:t>
-      </w:r>
-      <w:r>
-        <w:rPr>
-          <w:rFonts w:ascii="宋体" w:eastAsia="宋体" w:hAnsi="宋体" w:hint="eastAsia"/>
-        </w:rPr>
-        <w:t xml:space="preserve"> </w:t>
-      </w:r>
-      <w:r>
-        <w:rPr>
-          <w:rFonts w:ascii="宋体" w:eastAsia="宋体" w:hAnsi="宋体"/>
+        <w:t>Zhang J, Ness TJ, Banjade S, Bagde SR, et al.:</w:t>
+      </w:r>
+      <w:r>
+        <w:rPr>
+          <w:rFonts w:ascii="SimSun" w:eastAsia="SimSun" w:hAnsi="SimSun" w:hint="eastAsia"/>
+        </w:rPr>
+        <w:t xml:space="preserve"> </w:t>
+      </w:r>
+      <w:r>
+        <w:rPr>
+          <w:rFonts w:ascii="SimSun" w:eastAsia="SimSun" w:hAnsi="SimSun"/>
         </w:rPr>
         <w:t>Computed structures of core eukaryotic protein complexes.</w:t>
       </w:r>
       <w:r>
         <w:rPr>
-          <w:rFonts w:ascii="宋体" w:eastAsia="宋体" w:hAnsi="宋体" w:hint="eastAsia"/>
-        </w:rPr>
-        <w:t xml:space="preserve"> </w:t>
-      </w:r>
-      <w:r>
-        <w:rPr>
-          <w:rFonts w:ascii="宋体" w:eastAsia="宋体" w:hAnsi="宋体"/>
+          <w:rFonts w:ascii="SimSun" w:eastAsia="SimSun" w:hAnsi="SimSun" w:hint="eastAsia"/>
+        </w:rPr>
+        <w:t xml:space="preserve"> </w:t>
+      </w:r>
+      <w:r>
+        <w:rPr>
+          <w:rFonts w:ascii="SimSun" w:eastAsia="SimSun" w:hAnsi="SimSun"/>
         </w:rPr>
         <w:t>Science 2021, 374, eabm4805.</w:t>
       </w:r>
@@ -2269,12 +1899,12 @@
         <w:spacing w:after="0" w:line="240" w:lineRule="auto"/>
         <w:jc w:val="both"/>
         <w:rPr>
-          <w:rFonts w:ascii="宋体" w:eastAsia="宋体" w:hAnsi="宋体" w:hint="eastAsia"/>
-        </w:rPr>
-      </w:pPr>
-      <w:r>
-        <w:rPr>
-          <w:rFonts w:ascii="宋体" w:eastAsia="宋体" w:hAnsi="宋体" w:hint="eastAsia"/>
+          <w:rFonts w:ascii="SimSun" w:eastAsia="SimSun" w:hAnsi="SimSun"/>
+        </w:rPr>
+      </w:pPr>
+      <w:r>
+        <w:rPr>
+          <w:rFonts w:ascii="SimSun" w:eastAsia="SimSun" w:hAnsi="SimSun" w:hint="eastAsia"/>
         </w:rPr>
         <w:t>[6]</w:t>
       </w:r>
@@ -2290,43 +1920,43 @@
       </w:r>
       <w:r>
         <w:rPr>
-          <w:rFonts w:ascii="宋体" w:eastAsia="宋体" w:hAnsi="宋体"/>
+          <w:rFonts w:ascii="SimSun" w:eastAsia="SimSun" w:hAnsi="SimSun"/>
         </w:rPr>
         <w:t>Pei J, Zhang J, Cong Q: Human mitochondrial protein complexes</w:t>
       </w:r>
       <w:r>
         <w:rPr>
-          <w:rFonts w:ascii="宋体" w:eastAsia="宋体" w:hAnsi="宋体" w:hint="eastAsia"/>
-        </w:rPr>
-        <w:t xml:space="preserve"> </w:t>
-      </w:r>
-      <w:r>
-        <w:rPr>
-          <w:rFonts w:ascii="宋体" w:eastAsia="宋体" w:hAnsi="宋体"/>
+          <w:rFonts w:ascii="SimSun" w:eastAsia="SimSun" w:hAnsi="SimSun" w:hint="eastAsia"/>
+        </w:rPr>
+        <w:t xml:space="preserve"> </w:t>
+      </w:r>
+      <w:r>
+        <w:rPr>
+          <w:rFonts w:ascii="SimSun" w:eastAsia="SimSun" w:hAnsi="SimSun"/>
         </w:rPr>
         <w:t>revealed by large-scale coevolution analysis and deep</w:t>
       </w:r>
       <w:r>
         <w:rPr>
-          <w:rFonts w:ascii="宋体" w:eastAsia="宋体" w:hAnsi="宋体" w:hint="eastAsia"/>
-        </w:rPr>
-        <w:t xml:space="preserve"> </w:t>
-      </w:r>
-      <w:r>
-        <w:rPr>
-          <w:rFonts w:ascii="宋体" w:eastAsia="宋体" w:hAnsi="宋体"/>
+          <w:rFonts w:ascii="SimSun" w:eastAsia="SimSun" w:hAnsi="SimSun" w:hint="eastAsia"/>
+        </w:rPr>
+        <w:t xml:space="preserve"> </w:t>
+      </w:r>
+      <w:r>
+        <w:rPr>
+          <w:rFonts w:ascii="SimSun" w:eastAsia="SimSun" w:hAnsi="SimSun"/>
         </w:rPr>
         <w:t>learning-based structure modeling. Bioinformatics 2022, 38:</w:t>
       </w:r>
       <w:r>
         <w:rPr>
-          <w:rFonts w:ascii="宋体" w:eastAsia="宋体" w:hAnsi="宋体" w:hint="eastAsia"/>
-        </w:rPr>
-        <w:t xml:space="preserve"> </w:t>
-      </w:r>
-      <w:r>
-        <w:rPr>
-          <w:rFonts w:ascii="宋体" w:eastAsia="宋体" w:hAnsi="宋体"/>
+          <w:rFonts w:ascii="SimSun" w:eastAsia="SimSun" w:hAnsi="SimSun" w:hint="eastAsia"/>
+        </w:rPr>
+        <w:t xml:space="preserve"> </w:t>
+      </w:r>
+      <w:r>
+        <w:rPr>
+          <w:rFonts w:ascii="SimSun" w:eastAsia="SimSun" w:hAnsi="SimSun"/>
         </w:rPr>
         <w:t>4301–4311.</w:t>
       </w:r>
@@ -2336,12 +1966,12 @@
         <w:spacing w:after="0" w:line="240" w:lineRule="auto"/>
         <w:jc w:val="both"/>
         <w:rPr>
-          <w:rFonts w:ascii="宋体" w:eastAsia="宋体" w:hAnsi="宋体" w:hint="eastAsia"/>
-        </w:rPr>
-      </w:pPr>
-      <w:r>
-        <w:rPr>
-          <w:rFonts w:ascii="宋体" w:eastAsia="宋体" w:hAnsi="宋体" w:hint="eastAsia"/>
+          <w:rFonts w:ascii="SimSun" w:eastAsia="SimSun" w:hAnsi="SimSun"/>
+        </w:rPr>
+      </w:pPr>
+      <w:r>
+        <w:rPr>
+          <w:rFonts w:ascii="SimSun" w:eastAsia="SimSun" w:hAnsi="SimSun" w:hint="eastAsia"/>
         </w:rPr>
         <w:t>[7]</w:t>
       </w:r>
@@ -2357,126 +1987,104 @@
       </w:r>
       <w:r>
         <w:rPr>
-          <w:rFonts w:ascii="宋体" w:eastAsia="宋体" w:hAnsi="宋体"/>
+          <w:rFonts w:ascii="SimSun" w:eastAsia="SimSun" w:hAnsi="SimSun"/>
         </w:rPr>
         <w:t>Humphreys IR, Zhang J, Baek M, Wang Y, Krishnakumar A, Pei J,</w:t>
       </w:r>
       <w:r>
         <w:rPr>
-          <w:rFonts w:ascii="宋体" w:eastAsia="宋体" w:hAnsi="宋体" w:hint="eastAsia"/>
-        </w:rPr>
-        <w:t xml:space="preserve"> </w:t>
-      </w:r>
-      <w:proofErr w:type="spellStart"/>
-      <w:r>
-        <w:rPr>
-          <w:rFonts w:ascii="宋体" w:eastAsia="宋体" w:hAnsi="宋体"/>
-        </w:rPr>
-        <w:t>Anishchenko</w:t>
-      </w:r>
-      <w:proofErr w:type="spellEnd"/>
-      <w:r>
-        <w:rPr>
-          <w:rFonts w:ascii="宋体" w:eastAsia="宋体" w:hAnsi="宋体"/>
-        </w:rPr>
-        <w:t xml:space="preserve"> I, Tower CA, Jackson BA, Warrier T, et al.: Protein</w:t>
-      </w:r>
-      <w:r>
-        <w:rPr>
-          <w:rFonts w:ascii="宋体" w:eastAsia="宋体" w:hAnsi="宋体" w:hint="eastAsia"/>
-        </w:rPr>
-        <w:t xml:space="preserve"> </w:t>
-      </w:r>
-      <w:r>
-        <w:rPr>
-          <w:rFonts w:ascii="宋体" w:eastAsia="宋体" w:hAnsi="宋体"/>
+          <w:rFonts w:ascii="SimSun" w:eastAsia="SimSun" w:hAnsi="SimSun" w:hint="eastAsia"/>
+        </w:rPr>
+        <w:t xml:space="preserve"> </w:t>
+      </w:r>
+      <w:r>
+        <w:rPr>
+          <w:rFonts w:ascii="SimSun" w:eastAsia="SimSun" w:hAnsi="SimSun"/>
+        </w:rPr>
+        <w:t>Anishchenko I, Tower CA, Jackson BA, Warrier T, et al.: Protein</w:t>
+      </w:r>
+      <w:r>
+        <w:rPr>
+          <w:rFonts w:ascii="SimSun" w:eastAsia="SimSun" w:hAnsi="SimSun" w:hint="eastAsia"/>
+        </w:rPr>
+        <w:t xml:space="preserve"> </w:t>
+      </w:r>
+      <w:r>
+        <w:rPr>
+          <w:rFonts w:ascii="SimSun" w:eastAsia="SimSun" w:hAnsi="SimSun"/>
         </w:rPr>
         <w:t>interactions in human pathogens revealed through deep</w:t>
       </w:r>
       <w:r>
         <w:rPr>
-          <w:rFonts w:ascii="宋体" w:eastAsia="宋体" w:hAnsi="宋体" w:hint="eastAsia"/>
-        </w:rPr>
-        <w:t xml:space="preserve"> </w:t>
-      </w:r>
-      <w:r>
-        <w:rPr>
-          <w:rFonts w:ascii="宋体" w:eastAsia="宋体" w:hAnsi="宋体"/>
-        </w:rPr>
-        <w:t xml:space="preserve">learning. Nat </w:t>
-      </w:r>
-      <w:proofErr w:type="spellStart"/>
-      <w:r>
-        <w:rPr>
-          <w:rFonts w:ascii="宋体" w:eastAsia="宋体" w:hAnsi="宋体"/>
-        </w:rPr>
-        <w:t>Microbiol</w:t>
-      </w:r>
-      <w:proofErr w:type="spellEnd"/>
-      <w:r>
-        <w:rPr>
-          <w:rFonts w:ascii="宋体" w:eastAsia="宋体" w:hAnsi="宋体"/>
-        </w:rPr>
-        <w:t xml:space="preserve"> 2024, 9:2642–2652.</w:t>
-      </w:r>
-    </w:p>
-    <w:p>
-      <w:pPr>
-        <w:spacing w:after="0" w:line="240" w:lineRule="auto"/>
-        <w:jc w:val="both"/>
-        <w:rPr>
-          <w:rFonts w:ascii="宋体" w:eastAsia="宋体" w:hAnsi="宋体" w:hint="eastAsia"/>
-        </w:rPr>
-      </w:pPr>
-    </w:p>
-    <w:p>
-      <w:pPr>
-        <w:spacing w:after="0" w:line="240" w:lineRule="auto"/>
-        <w:jc w:val="both"/>
-        <w:rPr>
-          <w:rFonts w:ascii="宋体" w:eastAsia="宋体" w:hAnsi="宋体" w:hint="eastAsia"/>
-        </w:rPr>
-      </w:pPr>
-    </w:p>
-    <w:p>
-      <w:pPr>
-        <w:spacing w:after="0" w:line="240" w:lineRule="auto"/>
-        <w:jc w:val="both"/>
-        <w:rPr>
-          <w:rFonts w:ascii="宋体" w:eastAsia="宋体" w:hAnsi="宋体" w:hint="eastAsia"/>
-        </w:rPr>
-      </w:pPr>
-    </w:p>
-    <w:p>
-      <w:pPr>
-        <w:spacing w:after="0" w:line="240" w:lineRule="auto"/>
-        <w:jc w:val="both"/>
-        <w:rPr>
-          <w:rFonts w:ascii="宋体" w:eastAsia="宋体" w:hAnsi="宋体" w:hint="eastAsia"/>
+          <w:rFonts w:ascii="SimSun" w:eastAsia="SimSun" w:hAnsi="SimSun" w:hint="eastAsia"/>
+        </w:rPr>
+        <w:t xml:space="preserve"> </w:t>
+      </w:r>
+      <w:r>
+        <w:rPr>
+          <w:rFonts w:ascii="SimSun" w:eastAsia="SimSun" w:hAnsi="SimSun"/>
+        </w:rPr>
+        <w:t>learning. Nat Microbiol 2024, 9:2642–2652.</w:t>
+      </w:r>
+    </w:p>
+    <w:p>
+      <w:pPr>
+        <w:spacing w:after="0" w:line="240" w:lineRule="auto"/>
+        <w:jc w:val="both"/>
+        <w:rPr>
+          <w:rFonts w:ascii="SimSun" w:eastAsia="SimSun" w:hAnsi="SimSun"/>
+        </w:rPr>
+      </w:pPr>
+    </w:p>
+    <w:p>
+      <w:pPr>
+        <w:spacing w:after="0" w:line="240" w:lineRule="auto"/>
+        <w:jc w:val="both"/>
+        <w:rPr>
+          <w:rFonts w:ascii="SimSun" w:eastAsia="SimSun" w:hAnsi="SimSun"/>
+        </w:rPr>
+      </w:pPr>
+    </w:p>
+    <w:p>
+      <w:pPr>
+        <w:spacing w:after="0" w:line="240" w:lineRule="auto"/>
+        <w:jc w:val="both"/>
+        <w:rPr>
+          <w:rFonts w:ascii="SimSun" w:eastAsia="SimSun" w:hAnsi="SimSun"/>
+        </w:rPr>
+      </w:pPr>
+    </w:p>
+    <w:p>
+      <w:pPr>
+        <w:spacing w:after="0" w:line="240" w:lineRule="auto"/>
+        <w:jc w:val="both"/>
+        <w:rPr>
+          <w:rFonts w:ascii="SimSun" w:eastAsia="SimSun" w:hAnsi="SimSun"/>
           <w:u w:val="single"/>
         </w:rPr>
       </w:pPr>
       <w:r>
         <w:rPr>
-          <w:rFonts w:ascii="宋体" w:eastAsia="宋体" w:hAnsi="宋体" w:hint="eastAsia"/>
+          <w:rFonts w:ascii="SimSun" w:eastAsia="SimSun" w:hAnsi="SimSun" w:hint="eastAsia"/>
         </w:rPr>
         <w:t>2.文献综述(3000)</w:t>
       </w:r>
       <w:r>
         <w:rPr>
-          <w:rFonts w:ascii="宋体" w:eastAsia="宋体" w:hAnsi="宋体" w:hint="eastAsia"/>
+          <w:rFonts w:ascii="SimSun" w:eastAsia="SimSun" w:hAnsi="SimSun" w:hint="eastAsia"/>
         </w:rPr>
         <w:t xml:space="preserve"> 参考文献</w:t>
       </w:r>
       <w:r>
         <w:rPr>
-          <w:rFonts w:ascii="宋体" w:eastAsia="宋体" w:hAnsi="宋体" w:hint="eastAsia"/>
-        </w:rPr>
-        <w:t xml:space="preserve"> </w:t>
-      </w:r>
-      <w:r>
-        <w:rPr>
-          <w:rFonts w:ascii="宋体" w:eastAsia="宋体" w:hAnsi="宋体" w:hint="eastAsia"/>
+          <w:rFonts w:ascii="SimSun" w:eastAsia="SimSun" w:hAnsi="SimSun" w:hint="eastAsia"/>
+        </w:rPr>
+        <w:t xml:space="preserve"> </w:t>
+      </w:r>
+      <w:r>
+        <w:rPr>
+          <w:rFonts w:ascii="SimSun" w:eastAsia="SimSun" w:hAnsi="SimSun" w:hint="eastAsia"/>
           <w:u w:val="single"/>
         </w:rPr>
         <w:t>国内外研究现状</w:t>
@@ -2487,33 +2095,33 @@
         <w:spacing w:after="0" w:line="240" w:lineRule="auto"/>
         <w:jc w:val="both"/>
         <w:rPr>
-          <w:rFonts w:ascii="宋体" w:eastAsia="宋体" w:hAnsi="宋体" w:hint="eastAsia"/>
-        </w:rPr>
-      </w:pPr>
-    </w:p>
-    <w:p>
-      <w:pPr>
-        <w:spacing w:after="0" w:line="240" w:lineRule="auto"/>
-        <w:jc w:val="both"/>
-        <w:rPr>
-          <w:rFonts w:ascii="宋体" w:eastAsia="宋体" w:hAnsi="宋体" w:hint="eastAsia"/>
-        </w:rPr>
-      </w:pPr>
-      <w:r>
-        <w:rPr>
-          <w:rFonts w:ascii="宋体" w:eastAsia="宋体" w:hAnsi="宋体"/>
+          <w:rFonts w:ascii="SimSun" w:eastAsia="SimSun" w:hAnsi="SimSun"/>
+        </w:rPr>
+      </w:pPr>
+    </w:p>
+    <w:p>
+      <w:pPr>
+        <w:spacing w:after="0" w:line="240" w:lineRule="auto"/>
+        <w:jc w:val="both"/>
+        <w:rPr>
+          <w:rFonts w:ascii="SimSun" w:eastAsia="SimSun" w:hAnsi="SimSun"/>
+        </w:rPr>
+      </w:pPr>
+      <w:r>
+        <w:rPr>
+          <w:rFonts w:ascii="SimSun" w:eastAsia="SimSun" w:hAnsi="SimSun"/>
         </w:rPr>
         <w:t>当前的配体结合受体筛选方法</w:t>
       </w:r>
       <w:r>
         <w:rPr>
-          <w:rFonts w:ascii="宋体" w:eastAsia="宋体" w:hAnsi="宋体" w:hint="eastAsia"/>
+          <w:rFonts w:ascii="SimSun" w:eastAsia="SimSun" w:hAnsi="SimSun" w:hint="eastAsia"/>
         </w:rPr>
         <w:t>。</w:t>
       </w:r>
       <w:r>
         <w:rPr>
-          <w:rFonts w:ascii="宋体" w:eastAsia="宋体" w:hAnsi="宋体"/>
+          <w:rFonts w:ascii="SimSun" w:eastAsia="SimSun" w:hAnsi="SimSun"/>
         </w:rPr>
         <w:t>筛选方法主要根据是否利用受体的结构信息进行分类，同时也关注其核心方法（传统方法 vs. 深度学习（DL）方法）</w:t>
       </w:r>
@@ -2523,14 +2131,14 @@
         <w:spacing w:after="0" w:line="240" w:lineRule="auto"/>
         <w:jc w:val="both"/>
         <w:rPr>
-          <w:rFonts w:ascii="宋体" w:eastAsia="宋体" w:hAnsi="宋体" w:hint="eastAsia"/>
+          <w:rFonts w:ascii="SimSun" w:eastAsia="SimSun" w:hAnsi="SimSun"/>
           <w:b/>
           <w:bCs/>
         </w:rPr>
       </w:pPr>
       <w:r>
         <w:rPr>
-          <w:rFonts w:ascii="宋体" w:eastAsia="宋体" w:hAnsi="宋体"/>
+          <w:rFonts w:ascii="SimSun" w:eastAsia="SimSun" w:hAnsi="SimSun"/>
           <w:b/>
           <w:bCs/>
         </w:rPr>
@@ -2538,7 +2146,7 @@
       </w:r>
       <w:r>
         <w:rPr>
-          <w:rFonts w:ascii="宋体" w:eastAsia="宋体" w:hAnsi="宋体" w:hint="eastAsia"/>
+          <w:rFonts w:ascii="SimSun" w:eastAsia="SimSun" w:hAnsi="SimSun" w:hint="eastAsia"/>
           <w:b/>
           <w:bCs/>
         </w:rPr>
@@ -2550,18 +2158,18 @@
         <w:spacing w:after="0" w:line="240" w:lineRule="auto"/>
         <w:jc w:val="both"/>
         <w:rPr>
-          <w:rFonts w:ascii="宋体" w:eastAsia="宋体" w:hAnsi="宋体" w:hint="eastAsia"/>
-        </w:rPr>
-      </w:pPr>
-      <w:r>
-        <w:rPr>
-          <w:rFonts w:ascii="宋体" w:eastAsia="宋体" w:hAnsi="宋体" w:hint="eastAsia"/>
+          <w:rFonts w:ascii="SimSun" w:eastAsia="SimSun" w:hAnsi="SimSun"/>
+        </w:rPr>
+      </w:pPr>
+      <w:r>
+        <w:rPr>
+          <w:rFonts w:ascii="SimSun" w:eastAsia="SimSun" w:hAnsi="SimSun" w:hint="eastAsia"/>
         </w:rPr>
         <w:t>这一类方法属于</w:t>
       </w:r>
       <w:r>
         <w:rPr>
-          <w:rFonts w:ascii="宋体" w:eastAsia="宋体" w:hAnsi="宋体"/>
+          <w:rFonts w:ascii="SimSun" w:eastAsia="SimSun" w:hAnsi="SimSun"/>
         </w:rPr>
         <w:t xml:space="preserve"> 配体基（ligand-based）方法，它们主要依赖于配体信息作为输入。其基本假设是结构相似的配体往往作用于相似的蛋白质。</w:t>
       </w:r>
@@ -2571,12 +2179,12 @@
         <w:spacing w:after="0" w:line="240" w:lineRule="auto"/>
         <w:jc w:val="both"/>
         <w:rPr>
-          <w:rFonts w:ascii="宋体" w:eastAsia="宋体" w:hAnsi="宋体" w:hint="eastAsia"/>
-        </w:rPr>
-      </w:pPr>
-      <w:r>
-        <w:rPr>
-          <w:rFonts w:ascii="宋体" w:eastAsia="宋体" w:hAnsi="宋体"/>
+          <w:rFonts w:ascii="SimSun" w:eastAsia="SimSun" w:hAnsi="SimSun"/>
+        </w:rPr>
+      </w:pPr>
+      <w:r>
+        <w:rPr>
+          <w:rFonts w:ascii="SimSun" w:eastAsia="SimSun" w:hAnsi="SimSun"/>
           <w:b/>
           <w:bCs/>
         </w:rPr>
@@ -2584,57 +2192,43 @@
       </w:r>
       <w:r>
         <w:rPr>
-          <w:rFonts w:ascii="宋体" w:eastAsia="宋体" w:hAnsi="宋体" w:hint="eastAsia"/>
+          <w:rFonts w:ascii="SimSun" w:eastAsia="SimSun" w:hAnsi="SimSun" w:hint="eastAsia"/>
         </w:rPr>
         <w:t>的研究过程</w:t>
       </w:r>
       <w:r>
         <w:rPr>
-          <w:rFonts w:ascii="宋体" w:eastAsia="宋体" w:hAnsi="宋体"/>
-        </w:rPr>
-        <w:t>是：选择合适的配体信息类型（</w:t>
-      </w:r>
-      <w:proofErr w:type="gramStart"/>
-      <w:r>
-        <w:rPr>
-          <w:rFonts w:ascii="宋体" w:eastAsia="宋体" w:hAnsi="宋体"/>
-        </w:rPr>
-        <w:t>如分子</w:t>
-      </w:r>
-      <w:proofErr w:type="gramEnd"/>
-      <w:r>
-        <w:rPr>
-          <w:rFonts w:ascii="宋体" w:eastAsia="宋体" w:hAnsi="宋体"/>
-        </w:rPr>
-        <w:t>指纹（molecular fingerprints））</w:t>
-      </w:r>
-      <w:r>
-        <w:rPr>
-          <w:rFonts w:ascii="宋体" w:eastAsia="宋体" w:hAnsi="宋体" w:hint="eastAsia"/>
+          <w:rFonts w:ascii="SimSun" w:eastAsia="SimSun" w:hAnsi="SimSun"/>
+        </w:rPr>
+        <w:t>是：选择合适的配体信息类型（如分子指纹（molecular fingerprints））</w:t>
+      </w:r>
+      <w:r>
+        <w:rPr>
+          <w:rFonts w:ascii="SimSun" w:eastAsia="SimSun" w:hAnsi="SimSun" w:hint="eastAsia"/>
         </w:rPr>
         <w:t>；</w:t>
       </w:r>
       <w:r>
         <w:rPr>
-          <w:rFonts w:ascii="宋体" w:eastAsia="宋体" w:hAnsi="宋体"/>
+          <w:rFonts w:ascii="SimSun" w:eastAsia="SimSun" w:hAnsi="SimSun"/>
         </w:rPr>
         <w:t>使用配体相似性搜索，基于已知的蛋白-配体复合物，预测新的受体</w:t>
       </w:r>
       <w:r>
         <w:rPr>
-          <w:rFonts w:ascii="宋体" w:eastAsia="宋体" w:hAnsi="宋体" w:hint="eastAsia"/>
+          <w:rFonts w:ascii="SimSun" w:eastAsia="SimSun" w:hAnsi="SimSun" w:hint="eastAsia"/>
         </w:rPr>
         <w:t>；</w:t>
       </w:r>
       <w:r>
         <w:rPr>
-          <w:rFonts w:ascii="宋体" w:eastAsia="宋体" w:hAnsi="宋体"/>
+          <w:rFonts w:ascii="SimSun" w:eastAsia="SimSun" w:hAnsi="SimSun"/>
         </w:rPr>
         <w:t>采用简单的相似性度量或传统机器学习模型，结合多个特征来预测配体结合受体。</w:t>
       </w:r>
       <w:r>
         <w:rPr>
-          <w:rFonts w:ascii="宋体" w:eastAsia="宋体" w:hAnsi="宋体" w:hint="eastAsia"/>
+          <w:rFonts w:ascii="SimSun" w:eastAsia="SimSun" w:hAnsi="SimSun" w:hint="eastAsia"/>
         </w:rPr>
         <w:t>[0]</w:t>
       </w:r>
@@ -2644,27 +2238,27 @@
         <w:spacing w:after="0" w:line="240" w:lineRule="auto"/>
         <w:jc w:val="both"/>
         <w:rPr>
-          <w:rFonts w:ascii="宋体" w:eastAsia="宋体" w:hAnsi="宋体" w:hint="eastAsia"/>
-        </w:rPr>
-      </w:pPr>
-    </w:p>
-    <w:p>
-      <w:pPr>
-        <w:spacing w:after="0" w:line="240" w:lineRule="auto"/>
-        <w:jc w:val="both"/>
-        <w:rPr>
-          <w:rFonts w:ascii="宋体" w:eastAsia="宋体" w:hAnsi="宋体" w:hint="eastAsia"/>
-        </w:rPr>
-      </w:pPr>
-      <w:r>
-        <w:rPr>
-          <w:rFonts w:ascii="宋体" w:eastAsia="宋体" w:hAnsi="宋体"/>
+          <w:rFonts w:ascii="SimSun" w:eastAsia="SimSun" w:hAnsi="SimSun"/>
+        </w:rPr>
+      </w:pPr>
+    </w:p>
+    <w:p>
+      <w:pPr>
+        <w:spacing w:after="0" w:line="240" w:lineRule="auto"/>
+        <w:jc w:val="both"/>
+        <w:rPr>
+          <w:rFonts w:ascii="SimSun" w:eastAsia="SimSun" w:hAnsi="SimSun"/>
+        </w:rPr>
+      </w:pPr>
+      <w:r>
+        <w:rPr>
+          <w:rFonts w:ascii="SimSun" w:eastAsia="SimSun" w:hAnsi="SimSun"/>
         </w:rPr>
         <w:t>自</w:t>
       </w:r>
       <w:r>
         <w:rPr>
-          <w:rFonts w:ascii="宋体" w:eastAsia="宋体" w:hAnsi="宋体"/>
+          <w:rFonts w:ascii="SimSun" w:eastAsia="SimSun" w:hAnsi="SimSun"/>
           <w:b/>
           <w:bCs/>
         </w:rPr>
@@ -2672,19 +2266,19 @@
       </w:r>
       <w:r>
         <w:rPr>
-          <w:rFonts w:ascii="宋体" w:eastAsia="宋体" w:hAnsi="宋体"/>
+          <w:rFonts w:ascii="SimSun" w:eastAsia="SimSun" w:hAnsi="SimSun"/>
         </w:rPr>
         <w:t>（DL）方法出现后，研究人员开始</w:t>
       </w:r>
       <w:r>
         <w:rPr>
-          <w:rFonts w:ascii="宋体" w:eastAsia="宋体" w:hAnsi="宋体"/>
+          <w:rFonts w:ascii="SimSun" w:eastAsia="SimSun" w:hAnsi="SimSun"/>
         </w:rPr>
         <w:t>将蛋白质序列作为额外的输入，以增强预测能力。这种方法通常被称为 药物-靶点相互作用（DTI，Drug-Target Interaction）预测。</w:t>
       </w:r>
       <w:r>
         <w:rPr>
-          <w:rFonts w:ascii="宋体" w:eastAsia="宋体" w:hAnsi="宋体" w:hint="eastAsia"/>
+          <w:rFonts w:ascii="SimSun" w:eastAsia="SimSun" w:hAnsi="SimSun" w:hint="eastAsia"/>
         </w:rPr>
         <w:t>[1-5]</w:t>
       </w:r>
@@ -2694,18 +2288,18 @@
         <w:spacing w:after="0" w:line="240" w:lineRule="auto"/>
         <w:jc w:val="both"/>
         <w:rPr>
-          <w:rFonts w:ascii="宋体" w:eastAsia="宋体" w:hAnsi="宋体" w:hint="eastAsia"/>
-        </w:rPr>
-      </w:pPr>
-      <w:r>
-        <w:rPr>
-          <w:rFonts w:ascii="宋体" w:eastAsia="宋体" w:hAnsi="宋体"/>
+          <w:rFonts w:ascii="SimSun" w:eastAsia="SimSun" w:hAnsi="SimSun"/>
+        </w:rPr>
+      </w:pPr>
+      <w:r>
+        <w:rPr>
+          <w:rFonts w:ascii="SimSun" w:eastAsia="SimSun" w:hAnsi="SimSun"/>
         </w:rPr>
         <w:t>早期 的 DTI 研究主要采用 一维（1D）分子表示 + 卷积神经网络（CNN） 来分析配体和受体序列。</w:t>
       </w:r>
       <w:r>
         <w:rPr>
-          <w:rFonts w:ascii="宋体" w:eastAsia="宋体" w:hAnsi="宋体" w:hint="eastAsia"/>
+          <w:rFonts w:ascii="SimSun" w:eastAsia="SimSun" w:hAnsi="SimSun" w:hint="eastAsia"/>
         </w:rPr>
         <w:t>[6]</w:t>
       </w:r>
@@ -2715,30 +2309,30 @@
         <w:spacing w:after="0" w:line="240" w:lineRule="auto"/>
         <w:jc w:val="both"/>
         <w:rPr>
-          <w:rFonts w:ascii="宋体" w:eastAsia="宋体" w:hAnsi="宋体" w:hint="eastAsia"/>
-        </w:rPr>
-      </w:pPr>
-      <w:r>
-        <w:rPr>
-          <w:rFonts w:ascii="宋体" w:eastAsia="宋体" w:hAnsi="宋体"/>
+          <w:rFonts w:ascii="SimSun" w:eastAsia="SimSun" w:hAnsi="SimSun"/>
+        </w:rPr>
+      </w:pPr>
+      <w:r>
+        <w:rPr>
+          <w:rFonts w:ascii="SimSun" w:eastAsia="SimSun" w:hAnsi="SimSun"/>
         </w:rPr>
         <w:t>后续采用了更现代的深度学习技术（如图注意力机制、图神经网络 GNN 等</w:t>
       </w:r>
       <w:r>
         <w:rPr>
-          <w:rFonts w:ascii="宋体" w:eastAsia="宋体" w:hAnsi="宋体"/>
+          <w:rFonts w:ascii="SimSun" w:eastAsia="SimSun" w:hAnsi="SimSun"/>
         </w:rPr>
         <w:t>）</w:t>
       </w:r>
       <w:r>
         <w:rPr>
-          <w:rFonts w:ascii="宋体" w:eastAsia="宋体" w:hAnsi="宋体" w:hint="eastAsia"/>
+          <w:rFonts w:ascii="SimSun" w:eastAsia="SimSun" w:hAnsi="SimSun" w:hint="eastAsia"/>
         </w:rPr>
         <w:t>。</w:t>
       </w:r>
       <w:r>
         <w:rPr>
-          <w:rFonts w:ascii="宋体" w:eastAsia="宋体" w:hAnsi="宋体" w:hint="eastAsia"/>
+          <w:rFonts w:ascii="SimSun" w:eastAsia="SimSun" w:hAnsi="SimSun" w:hint="eastAsia"/>
         </w:rPr>
         <w:t>[7]</w:t>
       </w:r>
@@ -2748,18 +2342,18 @@
         <w:spacing w:after="0" w:line="240" w:lineRule="auto"/>
         <w:jc w:val="both"/>
         <w:rPr>
-          <w:rFonts w:ascii="宋体" w:eastAsia="宋体" w:hAnsi="宋体" w:hint="eastAsia"/>
-        </w:rPr>
-      </w:pPr>
-      <w:r>
-        <w:rPr>
-          <w:rFonts w:ascii="宋体" w:eastAsia="宋体" w:hAnsi="宋体"/>
+          <w:rFonts w:ascii="SimSun" w:eastAsia="SimSun" w:hAnsi="SimSun"/>
+        </w:rPr>
+      </w:pPr>
+      <w:r>
+        <w:rPr>
+          <w:rFonts w:ascii="SimSun" w:eastAsia="SimSun" w:hAnsi="SimSun"/>
         </w:rPr>
         <w:t>DTI 方法的优势是可以利用大规模训练数据，但预测分辨率较低。例如，在最近的 激酶筛选基准测试中，非结构化（non-structure-based）DTI 方法的性能普遍低于基于结构的方法</w:t>
       </w:r>
       <w:r>
         <w:rPr>
-          <w:rFonts w:ascii="宋体" w:eastAsia="宋体" w:hAnsi="宋体" w:hint="eastAsia"/>
+          <w:rFonts w:ascii="SimSun" w:eastAsia="SimSun" w:hAnsi="SimSun" w:hint="eastAsia"/>
         </w:rPr>
         <w:t>。[8]</w:t>
       </w:r>
@@ -2769,14 +2363,14 @@
         <w:spacing w:after="0" w:line="240" w:lineRule="auto"/>
         <w:jc w:val="both"/>
         <w:rPr>
-          <w:rFonts w:ascii="宋体" w:eastAsia="宋体" w:hAnsi="宋体" w:hint="eastAsia"/>
+          <w:rFonts w:ascii="SimSun" w:eastAsia="SimSun" w:hAnsi="SimSun"/>
           <w:b/>
           <w:bCs/>
         </w:rPr>
       </w:pPr>
       <w:r>
         <w:rPr>
-          <w:rFonts w:ascii="宋体" w:eastAsia="宋体" w:hAnsi="宋体"/>
+          <w:rFonts w:ascii="SimSun" w:eastAsia="SimSun" w:hAnsi="SimSun"/>
           <w:b/>
           <w:bCs/>
         </w:rPr>
@@ -2784,7 +2378,7 @@
       </w:r>
       <w:r>
         <w:rPr>
-          <w:rFonts w:ascii="宋体" w:eastAsia="宋体" w:hAnsi="宋体" w:hint="eastAsia"/>
+          <w:rFonts w:ascii="SimSun" w:eastAsia="SimSun" w:hAnsi="SimSun" w:hint="eastAsia"/>
           <w:b/>
           <w:bCs/>
         </w:rPr>
@@ -2796,12 +2390,12 @@
         <w:spacing w:after="0" w:line="240" w:lineRule="auto"/>
         <w:jc w:val="both"/>
         <w:rPr>
-          <w:rFonts w:ascii="宋体" w:eastAsia="宋体" w:hAnsi="宋体" w:hint="eastAsia"/>
-        </w:rPr>
-      </w:pPr>
-      <w:r>
-        <w:rPr>
-          <w:rFonts w:ascii="宋体" w:eastAsia="宋体" w:hAnsi="宋体"/>
+          <w:rFonts w:ascii="SimSun" w:eastAsia="SimSun" w:hAnsi="SimSun"/>
+        </w:rPr>
+      </w:pPr>
+      <w:r>
+        <w:rPr>
+          <w:rFonts w:ascii="SimSun" w:eastAsia="SimSun" w:hAnsi="SimSun"/>
         </w:rPr>
         <w:t>基于受体结构（Receptor-based, Structure-driven）的方法主要依赖于蛋白-配体对接（docking）技术。</w:t>
       </w:r>
@@ -2811,12 +2405,12 @@
         <w:spacing w:after="0" w:line="240" w:lineRule="auto"/>
         <w:jc w:val="both"/>
         <w:rPr>
-          <w:rFonts w:ascii="宋体" w:eastAsia="宋体" w:hAnsi="宋体" w:hint="eastAsia"/>
-        </w:rPr>
-      </w:pPr>
-      <w:r>
-        <w:rPr>
-          <w:rFonts w:ascii="宋体" w:eastAsia="宋体" w:hAnsi="宋体" w:hint="eastAsia"/>
+          <w:rFonts w:ascii="SimSun" w:eastAsia="SimSun" w:hAnsi="SimSun"/>
+        </w:rPr>
+      </w:pPr>
+      <w:r>
+        <w:rPr>
+          <w:rFonts w:ascii="SimSun" w:eastAsia="SimSun" w:hAnsi="SimSun" w:hint="eastAsia"/>
           <w:b/>
           <w:bCs/>
         </w:rPr>
@@ -2824,71 +2418,55 @@
       </w:r>
       <w:r>
         <w:rPr>
-          <w:rFonts w:ascii="宋体" w:eastAsia="宋体" w:hAnsi="宋体" w:hint="eastAsia"/>
+          <w:rFonts w:ascii="SimSun" w:eastAsia="SimSun" w:hAnsi="SimSun" w:hint="eastAsia"/>
         </w:rPr>
         <w:t>使用分子对接技术。</w:t>
       </w:r>
       <w:r>
         <w:rPr>
-          <w:rFonts w:ascii="宋体" w:eastAsia="宋体" w:hAnsi="宋体"/>
+          <w:rFonts w:ascii="SimSun" w:eastAsia="SimSun" w:hAnsi="SimSun"/>
         </w:rPr>
         <w:t>Li et al. [</w:t>
       </w:r>
       <w:r>
         <w:rPr>
-          <w:rFonts w:ascii="宋体" w:eastAsia="宋体" w:hAnsi="宋体" w:hint="eastAsia"/>
+          <w:rFonts w:ascii="SimSun" w:eastAsia="SimSun" w:hAnsi="SimSun" w:hint="eastAsia"/>
         </w:rPr>
         <w:t>9</w:t>
       </w:r>
       <w:r>
         <w:rPr>
-          <w:rFonts w:ascii="宋体" w:eastAsia="宋体" w:hAnsi="宋体"/>
+          <w:rFonts w:ascii="SimSun" w:eastAsia="SimSun" w:hAnsi="SimSun"/>
         </w:rPr>
         <w:t xml:space="preserve">] </w:t>
       </w:r>
       <w:r>
         <w:rPr>
-          <w:rFonts w:ascii="宋体" w:eastAsia="宋体" w:hAnsi="宋体"/>
+          <w:rFonts w:ascii="SimSun" w:eastAsia="SimSun" w:hAnsi="SimSun"/>
         </w:rPr>
         <w:t>的研究，是早期蛋白-配体对接的代表性工作。</w:t>
       </w:r>
-      <w:proofErr w:type="spellStart"/>
-      <w:r>
-        <w:rPr>
-          <w:rFonts w:ascii="宋体" w:eastAsia="宋体" w:hAnsi="宋体"/>
-        </w:rPr>
-        <w:t>GalaxySagittarius</w:t>
-      </w:r>
-      <w:proofErr w:type="spellEnd"/>
-      <w:r>
-        <w:rPr>
-          <w:rFonts w:ascii="宋体" w:eastAsia="宋体" w:hAnsi="宋体"/>
-        </w:rPr>
-        <w:t xml:space="preserve"> [</w:t>
-      </w:r>
-      <w:proofErr w:type="gramStart"/>
-      <w:r>
-        <w:rPr>
-          <w:rFonts w:ascii="宋体" w:eastAsia="宋体" w:hAnsi="宋体" w:hint="eastAsia"/>
+      <w:r>
+        <w:rPr>
+          <w:rFonts w:ascii="SimSun" w:eastAsia="SimSun" w:hAnsi="SimSun"/>
+        </w:rPr>
+        <w:t>GalaxySagittarius [</w:t>
+      </w:r>
+      <w:r>
+        <w:rPr>
+          <w:rFonts w:ascii="SimSun" w:eastAsia="SimSun" w:hAnsi="SimSun" w:hint="eastAsia"/>
         </w:rPr>
         <w:t>10</w:t>
       </w:r>
       <w:r>
         <w:rPr>
-          <w:rFonts w:ascii="宋体" w:eastAsia="宋体" w:hAnsi="宋体"/>
-        </w:rPr>
-        <w:t>]，</w:t>
-      </w:r>
-      <w:proofErr w:type="gramEnd"/>
-      <w:r>
-        <w:rPr>
-          <w:rFonts w:ascii="宋体" w:eastAsia="宋体" w:hAnsi="宋体"/>
-        </w:rPr>
-        <w:t>利用蛋白质结构进行</w:t>
-      </w:r>
-      <w:r>
-        <w:rPr>
-          <w:rFonts w:ascii="宋体" w:eastAsia="宋体" w:hAnsi="宋体"/>
+          <w:rFonts w:ascii="SimSun" w:eastAsia="SimSun" w:hAnsi="SimSun"/>
+        </w:rPr>
+        <w:t>]，利用蛋白质结构进行</w:t>
+      </w:r>
+      <w:r>
+        <w:rPr>
+          <w:rFonts w:ascii="SimSun" w:eastAsia="SimSun" w:hAnsi="SimSun"/>
         </w:rPr>
         <w:t>筛选。</w:t>
       </w:r>
@@ -2898,18 +2476,18 @@
         <w:spacing w:after="0" w:line="240" w:lineRule="auto"/>
         <w:jc w:val="both"/>
         <w:rPr>
-          <w:rFonts w:ascii="宋体" w:eastAsia="宋体" w:hAnsi="宋体" w:hint="eastAsia"/>
-        </w:rPr>
-      </w:pPr>
-      <w:r>
-        <w:rPr>
-          <w:rFonts w:ascii="宋体" w:eastAsia="宋体" w:hAnsi="宋体"/>
+          <w:rFonts w:ascii="SimSun" w:eastAsia="SimSun" w:hAnsi="SimSun"/>
+        </w:rPr>
+      </w:pPr>
+      <w:r>
+        <w:rPr>
+          <w:rFonts w:ascii="SimSun" w:eastAsia="SimSun" w:hAnsi="SimSun"/>
         </w:rPr>
         <w:t>在</w:t>
       </w:r>
       <w:r>
         <w:rPr>
-          <w:rFonts w:ascii="宋体" w:eastAsia="宋体" w:hAnsi="宋体"/>
+          <w:rFonts w:ascii="SimSun" w:eastAsia="SimSun" w:hAnsi="SimSun"/>
           <w:b/>
           <w:bCs/>
         </w:rPr>
@@ -2917,19 +2495,19 @@
       </w:r>
       <w:r>
         <w:rPr>
-          <w:rFonts w:ascii="宋体" w:eastAsia="宋体" w:hAnsi="宋体"/>
+          <w:rFonts w:ascii="SimSun" w:eastAsia="SimSun" w:hAnsi="SimSun"/>
         </w:rPr>
         <w:t>，基于结构</w:t>
       </w:r>
       <w:r>
         <w:rPr>
-          <w:rFonts w:ascii="宋体" w:eastAsia="宋体" w:hAnsi="宋体"/>
+          <w:rFonts w:ascii="SimSun" w:eastAsia="SimSun" w:hAnsi="SimSun"/>
         </w:rPr>
         <w:t>的方法在两个方向取</w:t>
       </w:r>
       <w:r>
         <w:rPr>
-          <w:rFonts w:ascii="宋体" w:eastAsia="宋体" w:hAnsi="宋体"/>
+          <w:rFonts w:ascii="SimSun" w:eastAsia="SimSun" w:hAnsi="SimSun"/>
         </w:rPr>
         <w:t>得了进展：</w:t>
       </w:r>
@@ -2939,24 +2517,24 @@
         <w:spacing w:after="0" w:line="240" w:lineRule="auto"/>
         <w:jc w:val="both"/>
         <w:rPr>
-          <w:rFonts w:ascii="宋体" w:eastAsia="宋体" w:hAnsi="宋体" w:hint="eastAsia"/>
-        </w:rPr>
-      </w:pPr>
-      <w:r>
-        <w:rPr>
-          <w:rFonts w:ascii="宋体" w:eastAsia="宋体" w:hAnsi="宋体" w:hint="eastAsia"/>
+          <w:rFonts w:ascii="SimSun" w:eastAsia="SimSun" w:hAnsi="SimSun"/>
+        </w:rPr>
+      </w:pPr>
+      <w:r>
+        <w:rPr>
+          <w:rFonts w:ascii="SimSun" w:eastAsia="SimSun" w:hAnsi="SimSun" w:hint="eastAsia"/>
         </w:rPr>
         <w:t>(1</w:t>
       </w:r>
       <w:r>
         <w:rPr>
-          <w:rFonts w:ascii="宋体" w:eastAsia="宋体" w:hAnsi="宋体" w:hint="eastAsia"/>
+          <w:rFonts w:ascii="SimSun" w:eastAsia="SimSun" w:hAnsi="SimSun" w:hint="eastAsia"/>
         </w:rPr>
         <w:t>)</w:t>
       </w:r>
       <w:r>
         <w:rPr>
-          <w:rFonts w:ascii="宋体" w:eastAsia="宋体" w:hAnsi="宋体"/>
+          <w:rFonts w:ascii="SimSun" w:eastAsia="SimSun" w:hAnsi="SimSun"/>
         </w:rPr>
         <w:t>蛋白质结构数据库的扩展</w:t>
       </w:r>
@@ -2966,30 +2544,30 @@
         <w:spacing w:after="0" w:line="240" w:lineRule="auto"/>
         <w:jc w:val="both"/>
         <w:rPr>
-          <w:rFonts w:ascii="宋体" w:eastAsia="宋体" w:hAnsi="宋体" w:hint="eastAsia"/>
-        </w:rPr>
-      </w:pPr>
-      <w:r>
-        <w:rPr>
-          <w:rFonts w:ascii="宋体" w:eastAsia="宋体" w:hAnsi="宋体"/>
+          <w:rFonts w:ascii="SimSun" w:eastAsia="SimSun" w:hAnsi="SimSun"/>
+        </w:rPr>
+      </w:pPr>
+      <w:r>
+        <w:rPr>
+          <w:rFonts w:ascii="SimSun" w:eastAsia="SimSun" w:hAnsi="SimSun"/>
         </w:rPr>
         <w:t>近年来，深度学习预测的蛋白质结构（如 AlphaFold 预测的蛋白结构）极大扩展了结构数据库。这使得基于受体结构的方法适用范围更广，即便没有实验解析的蛋白质结构，也可以利用预测结构进行筛选。</w:t>
       </w:r>
       <w:r>
         <w:rPr>
-          <w:rFonts w:ascii="宋体" w:eastAsia="宋体" w:hAnsi="宋体" w:hint="eastAsia"/>
+          <w:rFonts w:ascii="SimSun" w:eastAsia="SimSun" w:hAnsi="SimSun" w:hint="eastAsia"/>
         </w:rPr>
         <w:t>[</w:t>
       </w:r>
       <w:r>
         <w:rPr>
-          <w:rFonts w:ascii="宋体" w:eastAsia="宋体" w:hAnsi="宋体" w:hint="eastAsia"/>
+          <w:rFonts w:ascii="SimSun" w:eastAsia="SimSun" w:hAnsi="SimSun" w:hint="eastAsia"/>
         </w:rPr>
         <w:t>11</w:t>
       </w:r>
       <w:r>
         <w:rPr>
-          <w:rFonts w:ascii="宋体" w:eastAsia="宋体" w:hAnsi="宋体" w:hint="eastAsia"/>
+          <w:rFonts w:ascii="SimSun" w:eastAsia="SimSun" w:hAnsi="SimSun" w:hint="eastAsia"/>
         </w:rPr>
         <w:t>]</w:t>
       </w:r>
@@ -2999,12 +2577,12 @@
         <w:spacing w:after="0" w:line="240" w:lineRule="auto"/>
         <w:jc w:val="both"/>
         <w:rPr>
-          <w:rFonts w:ascii="宋体" w:eastAsia="宋体" w:hAnsi="宋体" w:hint="eastAsia"/>
-        </w:rPr>
-      </w:pPr>
-      <w:r>
-        <w:rPr>
-          <w:rFonts w:ascii="宋体" w:eastAsia="宋体" w:hAnsi="宋体" w:hint="eastAsia"/>
+          <w:rFonts w:ascii="SimSun" w:eastAsia="SimSun" w:hAnsi="SimSun"/>
+        </w:rPr>
+      </w:pPr>
+      <w:r>
+        <w:rPr>
+          <w:rFonts w:ascii="SimSun" w:eastAsia="SimSun" w:hAnsi="SimSun" w:hint="eastAsia"/>
         </w:rPr>
         <w:t>(2)引入先进的深度学习技术</w:t>
       </w:r>
@@ -3014,25 +2592,25 @@
         <w:spacing w:after="0" w:line="240" w:lineRule="auto"/>
         <w:jc w:val="both"/>
         <w:rPr>
-          <w:rFonts w:ascii="宋体" w:eastAsia="宋体" w:hAnsi="宋体" w:hint="eastAsia"/>
-        </w:rPr>
-      </w:pPr>
-      <w:r>
-        <w:rPr>
-          <w:rFonts w:ascii="宋体" w:eastAsia="宋体" w:hAnsi="宋体" w:hint="eastAsia"/>
+          <w:rFonts w:ascii="SimSun" w:eastAsia="SimSun" w:hAnsi="SimSun"/>
+        </w:rPr>
+      </w:pPr>
+      <w:r>
+        <w:rPr>
+          <w:rFonts w:ascii="SimSun" w:eastAsia="SimSun" w:hAnsi="SimSun" w:hint="eastAsia"/>
         </w:rPr>
         <w:lastRenderedPageBreak/>
         <w:t>蛋白质结构预测的现代技术，如注意力机制或图表示法，已经在基于结构的网络中进行了实验</w:t>
       </w:r>
       <w:r>
         <w:rPr>
-          <w:rFonts w:ascii="宋体" w:eastAsia="宋体" w:hAnsi="宋体"/>
+          <w:rFonts w:ascii="SimSun" w:eastAsia="SimSun" w:hAnsi="SimSun"/>
         </w:rPr>
         <w:t>。</w:t>
       </w:r>
       <w:r>
         <w:rPr>
-          <w:rFonts w:ascii="宋体" w:eastAsia="宋体" w:hAnsi="宋体" w:hint="eastAsia"/>
+          <w:rFonts w:ascii="SimSun" w:eastAsia="SimSun" w:hAnsi="SimSun" w:hint="eastAsia"/>
         </w:rPr>
         <w:t>[12,13]</w:t>
       </w:r>
@@ -3042,30 +2620,30 @@
         <w:spacing w:after="0" w:line="240" w:lineRule="auto"/>
         <w:jc w:val="both"/>
         <w:rPr>
-          <w:rFonts w:ascii="宋体" w:eastAsia="宋体" w:hAnsi="宋体" w:hint="eastAsia"/>
-        </w:rPr>
-      </w:pPr>
-    </w:p>
-    <w:p>
-      <w:pPr>
-        <w:spacing w:after="0" w:line="240" w:lineRule="auto"/>
-        <w:jc w:val="both"/>
-        <w:rPr>
-          <w:rFonts w:ascii="宋体" w:eastAsia="宋体" w:hAnsi="宋体" w:hint="eastAsia"/>
-        </w:rPr>
-      </w:pPr>
-    </w:p>
-    <w:p>
-      <w:pPr>
-        <w:spacing w:after="0" w:line="240" w:lineRule="auto"/>
-        <w:jc w:val="both"/>
-        <w:rPr>
-          <w:rFonts w:ascii="宋体" w:eastAsia="宋体" w:hAnsi="宋体" w:hint="eastAsia"/>
-        </w:rPr>
-      </w:pPr>
-      <w:r>
-        <w:rPr>
-          <w:rFonts w:ascii="宋体" w:eastAsia="宋体" w:hAnsi="宋体"/>
+          <w:rFonts w:ascii="SimSun" w:eastAsia="SimSun" w:hAnsi="SimSun"/>
+        </w:rPr>
+      </w:pPr>
+    </w:p>
+    <w:p>
+      <w:pPr>
+        <w:spacing w:after="0" w:line="240" w:lineRule="auto"/>
+        <w:jc w:val="both"/>
+        <w:rPr>
+          <w:rFonts w:ascii="SimSun" w:eastAsia="SimSun" w:hAnsi="SimSun"/>
+        </w:rPr>
+      </w:pPr>
+    </w:p>
+    <w:p>
+      <w:pPr>
+        <w:spacing w:after="0" w:line="240" w:lineRule="auto"/>
+        <w:jc w:val="both"/>
+        <w:rPr>
+          <w:rFonts w:ascii="SimSun" w:eastAsia="SimSun" w:hAnsi="SimSun"/>
+        </w:rPr>
+      </w:pPr>
+      <w:r>
+        <w:rPr>
+          <w:rFonts w:ascii="SimSun" w:eastAsia="SimSun" w:hAnsi="SimSun"/>
         </w:rPr>
         <w:t>总结与分析</w:t>
       </w:r>
@@ -3075,12 +2653,12 @@
         <w:spacing w:after="0" w:line="240" w:lineRule="auto"/>
         <w:jc w:val="both"/>
         <w:rPr>
-          <w:rFonts w:ascii="宋体" w:eastAsia="宋体" w:hAnsi="宋体" w:hint="eastAsia"/>
-        </w:rPr>
-      </w:pPr>
-      <w:r>
-        <w:rPr>
-          <w:rFonts w:ascii="宋体" w:eastAsia="宋体" w:hAnsi="宋体"/>
+          <w:rFonts w:ascii="SimSun" w:eastAsia="SimSun" w:hAnsi="SimSun"/>
+        </w:rPr>
+      </w:pPr>
+      <w:r>
+        <w:rPr>
+          <w:rFonts w:ascii="SimSun" w:eastAsia="SimSun" w:hAnsi="SimSun"/>
         </w:rPr>
         <w:t>1. 方法分类</w:t>
       </w:r>
@@ -3090,12 +2668,12 @@
         <w:spacing w:after="0" w:line="240" w:lineRule="auto"/>
         <w:jc w:val="both"/>
         <w:rPr>
-          <w:rFonts w:ascii="宋体" w:eastAsia="宋体" w:hAnsi="宋体" w:hint="eastAsia"/>
-        </w:rPr>
-      </w:pPr>
-      <w:r>
-        <w:rPr>
-          <w:rFonts w:ascii="宋体" w:eastAsia="宋体" w:hAnsi="宋体"/>
+          <w:rFonts w:ascii="SimSun" w:eastAsia="SimSun" w:hAnsi="SimSun"/>
+        </w:rPr>
+      </w:pPr>
+      <w:r>
+        <w:rPr>
+          <w:rFonts w:ascii="SimSun" w:eastAsia="SimSun" w:hAnsi="SimSun"/>
         </w:rPr>
         <w:t>蛋白质组水平的受体筛选方法主要分为 两大类别：</w:t>
       </w:r>
@@ -3109,12 +2687,12 @@
         <w:spacing w:after="0" w:line="240" w:lineRule="auto"/>
         <w:jc w:val="both"/>
         <w:rPr>
-          <w:rFonts w:ascii="宋体" w:eastAsia="宋体" w:hAnsi="宋体" w:hint="eastAsia"/>
-        </w:rPr>
-      </w:pPr>
-      <w:r>
-        <w:rPr>
-          <w:rFonts w:ascii="宋体" w:eastAsia="宋体" w:hAnsi="宋体"/>
+          <w:rFonts w:ascii="SimSun" w:eastAsia="SimSun" w:hAnsi="SimSun"/>
+        </w:rPr>
+      </w:pPr>
+      <w:r>
+        <w:rPr>
+          <w:rFonts w:ascii="SimSun" w:eastAsia="SimSun" w:hAnsi="SimSun"/>
         </w:rPr>
         <w:t>配体基方法（Ligand-based）</w:t>
       </w:r>
@@ -3128,12 +2706,12 @@
         <w:spacing w:after="0" w:line="240" w:lineRule="auto"/>
         <w:jc w:val="both"/>
         <w:rPr>
-          <w:rFonts w:ascii="宋体" w:eastAsia="宋体" w:hAnsi="宋体" w:hint="eastAsia"/>
-        </w:rPr>
-      </w:pPr>
-      <w:r>
-        <w:rPr>
-          <w:rFonts w:ascii="宋体" w:eastAsia="宋体" w:hAnsi="宋体"/>
+          <w:rFonts w:ascii="SimSun" w:eastAsia="SimSun" w:hAnsi="SimSun"/>
+        </w:rPr>
+      </w:pPr>
+      <w:r>
+        <w:rPr>
+          <w:rFonts w:ascii="SimSun" w:eastAsia="SimSun" w:hAnsi="SimSun"/>
         </w:rPr>
         <w:t>传统方法：基于化学相似性，依赖已知复合物数据，计算量小但预测精准度有限。</w:t>
       </w:r>
@@ -3147,12 +2725,12 @@
         <w:spacing w:after="0" w:line="240" w:lineRule="auto"/>
         <w:jc w:val="both"/>
         <w:rPr>
-          <w:rFonts w:ascii="宋体" w:eastAsia="宋体" w:hAnsi="宋体" w:hint="eastAsia"/>
-        </w:rPr>
-      </w:pPr>
-      <w:r>
-        <w:rPr>
-          <w:rFonts w:ascii="宋体" w:eastAsia="宋体" w:hAnsi="宋体"/>
+          <w:rFonts w:ascii="SimSun" w:eastAsia="SimSun" w:hAnsi="SimSun"/>
+        </w:rPr>
+      </w:pPr>
+      <w:r>
+        <w:rPr>
+          <w:rFonts w:ascii="SimSun" w:eastAsia="SimSun" w:hAnsi="SimSun"/>
         </w:rPr>
         <w:t>深度学习方法（DTI）：结合蛋白序列，利用神经网络建模，数据驱动但缺乏结构信息，预测能力有限。</w:t>
       </w:r>
@@ -3166,12 +2744,12 @@
         <w:spacing w:after="0" w:line="240" w:lineRule="auto"/>
         <w:jc w:val="both"/>
         <w:rPr>
-          <w:rFonts w:ascii="宋体" w:eastAsia="宋体" w:hAnsi="宋体" w:hint="eastAsia"/>
-        </w:rPr>
-      </w:pPr>
-      <w:r>
-        <w:rPr>
-          <w:rFonts w:ascii="宋体" w:eastAsia="宋体" w:hAnsi="宋体"/>
+          <w:rFonts w:ascii="SimSun" w:eastAsia="SimSun" w:hAnsi="SimSun"/>
+        </w:rPr>
+      </w:pPr>
+      <w:r>
+        <w:rPr>
+          <w:rFonts w:ascii="SimSun" w:eastAsia="SimSun" w:hAnsi="SimSun"/>
         </w:rPr>
         <w:t>受体基方法（Receptor-based）</w:t>
       </w:r>
@@ -3185,12 +2763,12 @@
         <w:spacing w:after="0" w:line="240" w:lineRule="auto"/>
         <w:jc w:val="both"/>
         <w:rPr>
-          <w:rFonts w:ascii="宋体" w:eastAsia="宋体" w:hAnsi="宋体" w:hint="eastAsia"/>
-        </w:rPr>
-      </w:pPr>
-      <w:r>
-        <w:rPr>
-          <w:rFonts w:ascii="宋体" w:eastAsia="宋体" w:hAnsi="宋体"/>
+          <w:rFonts w:ascii="SimSun" w:eastAsia="SimSun" w:hAnsi="SimSun"/>
+        </w:rPr>
+      </w:pPr>
+      <w:r>
+        <w:rPr>
+          <w:rFonts w:ascii="SimSun" w:eastAsia="SimSun" w:hAnsi="SimSun"/>
         </w:rPr>
         <w:t>传统方法：基于分子对接，可提供结构信息，但受限于蛋白结构可用性。</w:t>
       </w:r>
@@ -3204,12 +2782,12 @@
         <w:spacing w:after="0" w:line="240" w:lineRule="auto"/>
         <w:jc w:val="both"/>
         <w:rPr>
-          <w:rFonts w:ascii="宋体" w:eastAsia="宋体" w:hAnsi="宋体" w:hint="eastAsia"/>
-        </w:rPr>
-      </w:pPr>
-      <w:r>
-        <w:rPr>
-          <w:rFonts w:ascii="宋体" w:eastAsia="宋体" w:hAnsi="宋体"/>
+          <w:rFonts w:ascii="SimSun" w:eastAsia="SimSun" w:hAnsi="SimSun"/>
+        </w:rPr>
+      </w:pPr>
+      <w:r>
+        <w:rPr>
+          <w:rFonts w:ascii="SimSun" w:eastAsia="SimSun" w:hAnsi="SimSun"/>
         </w:rPr>
         <w:t>深度学习方法：利用 AlphaFold 预测结构 + 先进 DL 模型，弥补传统对接的不足，未来有望发展成高效筛选工具。</w:t>
       </w:r>
@@ -3219,12 +2797,12 @@
         <w:spacing w:after="0" w:line="240" w:lineRule="auto"/>
         <w:jc w:val="both"/>
         <w:rPr>
-          <w:rFonts w:ascii="宋体" w:eastAsia="宋体" w:hAnsi="宋体" w:hint="eastAsia"/>
-        </w:rPr>
-      </w:pPr>
-      <w:r>
-        <w:rPr>
-          <w:rFonts w:ascii="宋体" w:eastAsia="宋体" w:hAnsi="宋体"/>
+          <w:rFonts w:ascii="SimSun" w:eastAsia="SimSun" w:hAnsi="SimSun"/>
+        </w:rPr>
+      </w:pPr>
+      <w:r>
+        <w:rPr>
+          <w:rFonts w:ascii="SimSun" w:eastAsia="SimSun" w:hAnsi="SimSun"/>
         </w:rPr>
         <w:t>2. 研究趋势</w:t>
       </w:r>
@@ -3238,12 +2816,12 @@
         <w:spacing w:after="0" w:line="240" w:lineRule="auto"/>
         <w:jc w:val="both"/>
         <w:rPr>
-          <w:rFonts w:ascii="宋体" w:eastAsia="宋体" w:hAnsi="宋体" w:hint="eastAsia"/>
-        </w:rPr>
-      </w:pPr>
-      <w:r>
-        <w:rPr>
-          <w:rFonts w:ascii="宋体" w:eastAsia="宋体" w:hAnsi="宋体"/>
+          <w:rFonts w:ascii="SimSun" w:eastAsia="SimSun" w:hAnsi="SimSun"/>
+        </w:rPr>
+      </w:pPr>
+      <w:r>
+        <w:rPr>
+          <w:rFonts w:ascii="SimSun" w:eastAsia="SimSun" w:hAnsi="SimSun"/>
         </w:rPr>
         <w:t>非结构化 DTI 方法在部分任务上仍不如基于结构的方法（如激酶筛选）。</w:t>
       </w:r>
@@ -3257,12 +2835,12 @@
         <w:spacing w:after="0" w:line="240" w:lineRule="auto"/>
         <w:jc w:val="both"/>
         <w:rPr>
-          <w:rFonts w:ascii="宋体" w:eastAsia="宋体" w:hAnsi="宋体" w:hint="eastAsia"/>
-        </w:rPr>
-      </w:pPr>
-      <w:r>
-        <w:rPr>
-          <w:rFonts w:ascii="宋体" w:eastAsia="宋体" w:hAnsi="宋体"/>
+          <w:rFonts w:ascii="SimSun" w:eastAsia="SimSun" w:hAnsi="SimSun"/>
+        </w:rPr>
+      </w:pPr>
+      <w:r>
+        <w:rPr>
+          <w:rFonts w:ascii="SimSun" w:eastAsia="SimSun" w:hAnsi="SimSun"/>
         </w:rPr>
         <w:t>蛋白结构数据的可用性极大影响方法选择：</w:t>
       </w:r>
@@ -3276,28 +2854,14 @@
         <w:spacing w:after="0" w:line="240" w:lineRule="auto"/>
         <w:jc w:val="both"/>
         <w:rPr>
-          <w:rFonts w:ascii="宋体" w:eastAsia="宋体" w:hAnsi="宋体" w:hint="eastAsia"/>
-        </w:rPr>
-      </w:pPr>
-      <w:r>
-        <w:rPr>
-          <w:rFonts w:ascii="宋体" w:eastAsia="宋体" w:hAnsi="宋体"/>
-        </w:rPr>
-        <w:t>没有结构数据时，配体</w:t>
-      </w:r>
-      <w:proofErr w:type="gramStart"/>
-      <w:r>
-        <w:rPr>
-          <w:rFonts w:ascii="宋体" w:eastAsia="宋体" w:hAnsi="宋体"/>
-        </w:rPr>
-        <w:t>基方法</w:t>
-      </w:r>
-      <w:proofErr w:type="gramEnd"/>
-      <w:r>
-        <w:rPr>
-          <w:rFonts w:ascii="宋体" w:eastAsia="宋体" w:hAnsi="宋体"/>
-        </w:rPr>
-        <w:t>仍然是主流。</w:t>
+          <w:rFonts w:ascii="SimSun" w:eastAsia="SimSun" w:hAnsi="SimSun"/>
+        </w:rPr>
+      </w:pPr>
+      <w:r>
+        <w:rPr>
+          <w:rFonts w:ascii="SimSun" w:eastAsia="SimSun" w:hAnsi="SimSun"/>
+        </w:rPr>
+        <w:t>没有结构数据时，配体基方法仍然是主流。</w:t>
       </w:r>
     </w:p>
     <w:p>
@@ -3309,12 +2873,12 @@
         <w:spacing w:after="0" w:line="240" w:lineRule="auto"/>
         <w:jc w:val="both"/>
         <w:rPr>
-          <w:rFonts w:ascii="宋体" w:eastAsia="宋体" w:hAnsi="宋体" w:hint="eastAsia"/>
-        </w:rPr>
-      </w:pPr>
-      <w:r>
-        <w:rPr>
-          <w:rFonts w:ascii="宋体" w:eastAsia="宋体" w:hAnsi="宋体"/>
+          <w:rFonts w:ascii="SimSun" w:eastAsia="SimSun" w:hAnsi="SimSun"/>
+        </w:rPr>
+      </w:pPr>
+      <w:r>
+        <w:rPr>
+          <w:rFonts w:ascii="SimSun" w:eastAsia="SimSun" w:hAnsi="SimSun"/>
         </w:rPr>
         <w:t>有预测结构后，基于结构的方法可以显著提高筛选精度。</w:t>
       </w:r>
@@ -3328,12 +2892,12 @@
         <w:spacing w:after="0" w:line="240" w:lineRule="auto"/>
         <w:jc w:val="both"/>
         <w:rPr>
-          <w:rFonts w:ascii="宋体" w:eastAsia="宋体" w:hAnsi="宋体" w:hint="eastAsia"/>
-        </w:rPr>
-      </w:pPr>
-      <w:r>
-        <w:rPr>
-          <w:rFonts w:ascii="宋体" w:eastAsia="宋体" w:hAnsi="宋体"/>
+          <w:rFonts w:ascii="SimSun" w:eastAsia="SimSun" w:hAnsi="SimSun"/>
+        </w:rPr>
+      </w:pPr>
+      <w:r>
+        <w:rPr>
+          <w:rFonts w:ascii="SimSun" w:eastAsia="SimSun" w:hAnsi="SimSun"/>
         </w:rPr>
         <w:t>深度学习模型正在替代传统方法：</w:t>
       </w:r>
@@ -3347,59 +2911,45 @@
         <w:spacing w:after="0" w:line="240" w:lineRule="auto"/>
         <w:jc w:val="both"/>
         <w:rPr>
-          <w:rFonts w:ascii="宋体" w:eastAsia="宋体" w:hAnsi="宋体" w:hint="eastAsia"/>
-        </w:rPr>
-      </w:pPr>
-      <w:r>
-        <w:rPr>
-          <w:rFonts w:ascii="宋体" w:eastAsia="宋体" w:hAnsi="宋体"/>
-        </w:rPr>
-        <w:t>传统的相似性匹配、分子对接方法仍然重要，但 DL 结合蛋白</w:t>
-      </w:r>
-      <w:proofErr w:type="gramStart"/>
-      <w:r>
-        <w:rPr>
-          <w:rFonts w:ascii="宋体" w:eastAsia="宋体" w:hAnsi="宋体"/>
-        </w:rPr>
-        <w:t>质结构</w:t>
-      </w:r>
-      <w:proofErr w:type="gramEnd"/>
-      <w:r>
-        <w:rPr>
-          <w:rFonts w:ascii="宋体" w:eastAsia="宋体" w:hAnsi="宋体"/>
-        </w:rPr>
-        <w:t>和分子特征后，未来可能成为更高效的筛选工具。</w:t>
-      </w:r>
-    </w:p>
-    <w:p>
-      <w:pPr>
-        <w:spacing w:after="0" w:line="240" w:lineRule="auto"/>
-        <w:jc w:val="both"/>
-        <w:rPr>
-          <w:rFonts w:ascii="宋体" w:eastAsia="宋体" w:hAnsi="宋体" w:hint="eastAsia"/>
-        </w:rPr>
-      </w:pPr>
-    </w:p>
-    <w:p>
-      <w:pPr>
-        <w:spacing w:after="0" w:line="240" w:lineRule="auto"/>
-        <w:jc w:val="both"/>
-        <w:rPr>
-          <w:rFonts w:ascii="宋体" w:eastAsia="宋体" w:hAnsi="宋体" w:hint="eastAsia"/>
-        </w:rPr>
-      </w:pPr>
-    </w:p>
-    <w:p>
-      <w:pPr>
-        <w:spacing w:after="0" w:line="240" w:lineRule="auto"/>
-        <w:jc w:val="both"/>
-        <w:rPr>
-          <w:rFonts w:ascii="宋体" w:eastAsia="宋体" w:hAnsi="宋体" w:hint="eastAsia"/>
-        </w:rPr>
-      </w:pPr>
-      <w:r>
-        <w:rPr>
-          <w:rFonts w:ascii="宋体" w:eastAsia="宋体" w:hAnsi="宋体" w:hint="eastAsia"/>
+          <w:rFonts w:ascii="SimSun" w:eastAsia="SimSun" w:hAnsi="SimSun"/>
+        </w:rPr>
+      </w:pPr>
+      <w:r>
+        <w:rPr>
+          <w:rFonts w:ascii="SimSun" w:eastAsia="SimSun" w:hAnsi="SimSun"/>
+        </w:rPr>
+        <w:t>传统的相似性匹配、分子对接方法仍然重要，但 DL 结合蛋白质结构和分子特征后，未来可能成为更高效的筛选工具。</w:t>
+      </w:r>
+    </w:p>
+    <w:p>
+      <w:pPr>
+        <w:spacing w:after="0" w:line="240" w:lineRule="auto"/>
+        <w:jc w:val="both"/>
+        <w:rPr>
+          <w:rFonts w:ascii="SimSun" w:eastAsia="SimSun" w:hAnsi="SimSun"/>
+        </w:rPr>
+      </w:pPr>
+    </w:p>
+    <w:p>
+      <w:pPr>
+        <w:spacing w:after="0" w:line="240" w:lineRule="auto"/>
+        <w:jc w:val="both"/>
+        <w:rPr>
+          <w:rFonts w:ascii="SimSun" w:eastAsia="SimSun" w:hAnsi="SimSun"/>
+        </w:rPr>
+      </w:pPr>
+    </w:p>
+    <w:p>
+      <w:pPr>
+        <w:spacing w:after="0" w:line="240" w:lineRule="auto"/>
+        <w:jc w:val="both"/>
+        <w:rPr>
+          <w:rFonts w:ascii="SimSun" w:eastAsia="SimSun" w:hAnsi="SimSun"/>
+        </w:rPr>
+      </w:pPr>
+      <w:r>
+        <w:rPr>
+          <w:rFonts w:ascii="SimSun" w:eastAsia="SimSun" w:hAnsi="SimSun" w:hint="eastAsia"/>
         </w:rPr>
         <w:t>[0]</w:t>
       </w:r>
@@ -3408,141 +2958,85 @@
       </w:r>
       <w:r>
         <w:rPr>
-          <w:rFonts w:ascii="宋体" w:eastAsia="宋体" w:hAnsi="宋体"/>
-        </w:rPr>
-        <w:t xml:space="preserve">Min Su Yoon, </w:t>
-      </w:r>
-      <w:proofErr w:type="spellStart"/>
-      <w:r>
-        <w:rPr>
-          <w:rFonts w:ascii="宋体" w:eastAsia="宋体" w:hAnsi="宋体"/>
-        </w:rPr>
-        <w:t>Byunghyun</w:t>
-      </w:r>
-      <w:proofErr w:type="spellEnd"/>
-      <w:r>
-        <w:rPr>
-          <w:rFonts w:ascii="宋体" w:eastAsia="宋体" w:hAnsi="宋体"/>
-        </w:rPr>
-        <w:t xml:space="preserve"> Bae, </w:t>
-      </w:r>
-      <w:proofErr w:type="spellStart"/>
-      <w:r>
-        <w:rPr>
-          <w:rFonts w:ascii="宋体" w:eastAsia="宋体" w:hAnsi="宋体"/>
-        </w:rPr>
-        <w:t>Kunhee</w:t>
-      </w:r>
-      <w:proofErr w:type="spellEnd"/>
-      <w:r>
-        <w:rPr>
-          <w:rFonts w:ascii="宋体" w:eastAsia="宋体" w:hAnsi="宋体"/>
-        </w:rPr>
-        <w:t xml:space="preserve"> Kim, </w:t>
-      </w:r>
-      <w:proofErr w:type="spellStart"/>
-      <w:r>
-        <w:rPr>
-          <w:rFonts w:ascii="宋体" w:eastAsia="宋体" w:hAnsi="宋体"/>
-        </w:rPr>
-        <w:t>Hahnbeom</w:t>
-      </w:r>
-      <w:proofErr w:type="spellEnd"/>
-      <w:r>
-        <w:rPr>
-          <w:rFonts w:ascii="宋体" w:eastAsia="宋体" w:hAnsi="宋体"/>
-        </w:rPr>
-        <w:t xml:space="preserve"> Park, </w:t>
-      </w:r>
-      <w:proofErr w:type="spellStart"/>
-      <w:r>
-        <w:rPr>
-          <w:rFonts w:ascii="宋体" w:eastAsia="宋体" w:hAnsi="宋体"/>
-        </w:rPr>
-        <w:t>Minkyung</w:t>
-      </w:r>
-      <w:proofErr w:type="spellEnd"/>
-      <w:r>
-        <w:rPr>
-          <w:rFonts w:ascii="宋体" w:eastAsia="宋体" w:hAnsi="宋体"/>
-        </w:rPr>
-        <w:t xml:space="preserve"> Baek,</w:t>
-      </w:r>
-      <w:r>
-        <w:rPr>
-          <w:rFonts w:ascii="宋体" w:eastAsia="宋体" w:hAnsi="宋体" w:hint="eastAsia"/>
-        </w:rPr>
-        <w:t xml:space="preserve"> </w:t>
-      </w:r>
-      <w:r>
-        <w:rPr>
-          <w:rFonts w:ascii="宋体" w:eastAsia="宋体" w:hAnsi="宋体"/>
+          <w:rFonts w:ascii="SimSun" w:eastAsia="SimSun" w:hAnsi="SimSun"/>
+        </w:rPr>
+        <w:t>Min Su Yoon, Byunghyun Bae, Kunhee Kim, Hahnbeom Park, Minkyung Baek,</w:t>
+      </w:r>
+      <w:r>
+        <w:rPr>
+          <w:rFonts w:ascii="SimSun" w:eastAsia="SimSun" w:hAnsi="SimSun" w:hint="eastAsia"/>
+        </w:rPr>
+        <w:t xml:space="preserve"> </w:t>
+      </w:r>
+      <w:r>
+        <w:rPr>
+          <w:rFonts w:ascii="SimSun" w:eastAsia="SimSun" w:hAnsi="SimSun"/>
         </w:rPr>
         <w:t>Deep learning methods for proteome-scale interaction prediction,</w:t>
       </w:r>
       <w:r>
         <w:rPr>
-          <w:rFonts w:ascii="宋体" w:eastAsia="宋体" w:hAnsi="宋体" w:hint="eastAsia"/>
-        </w:rPr>
-        <w:t xml:space="preserve"> </w:t>
-      </w:r>
-      <w:r>
-        <w:rPr>
-          <w:rFonts w:ascii="宋体" w:eastAsia="宋体" w:hAnsi="宋体"/>
+          <w:rFonts w:ascii="SimSun" w:eastAsia="SimSun" w:hAnsi="SimSun" w:hint="eastAsia"/>
+        </w:rPr>
+        <w:t xml:space="preserve"> </w:t>
+      </w:r>
+      <w:r>
+        <w:rPr>
+          <w:rFonts w:ascii="SimSun" w:eastAsia="SimSun" w:hAnsi="SimSun"/>
         </w:rPr>
         <w:t>Current Opinion in Structural Biology,</w:t>
       </w:r>
       <w:r>
         <w:rPr>
-          <w:rFonts w:ascii="宋体" w:eastAsia="宋体" w:hAnsi="宋体" w:hint="eastAsia"/>
-        </w:rPr>
-        <w:t xml:space="preserve"> </w:t>
-      </w:r>
-      <w:r>
-        <w:rPr>
-          <w:rFonts w:ascii="宋体" w:eastAsia="宋体" w:hAnsi="宋体"/>
+          <w:rFonts w:ascii="SimSun" w:eastAsia="SimSun" w:hAnsi="SimSun" w:hint="eastAsia"/>
+        </w:rPr>
+        <w:t xml:space="preserve"> </w:t>
+      </w:r>
+      <w:r>
+        <w:rPr>
+          <w:rFonts w:ascii="SimSun" w:eastAsia="SimSun" w:hAnsi="SimSun"/>
         </w:rPr>
         <w:t>Volume 90,</w:t>
       </w:r>
       <w:r>
         <w:rPr>
-          <w:rFonts w:ascii="宋体" w:eastAsia="宋体" w:hAnsi="宋体" w:hint="eastAsia"/>
-        </w:rPr>
-        <w:t xml:space="preserve"> </w:t>
-      </w:r>
-      <w:r>
-        <w:rPr>
-          <w:rFonts w:ascii="宋体" w:eastAsia="宋体" w:hAnsi="宋体"/>
+          <w:rFonts w:ascii="SimSun" w:eastAsia="SimSun" w:hAnsi="SimSun" w:hint="eastAsia"/>
+        </w:rPr>
+        <w:t xml:space="preserve"> </w:t>
+      </w:r>
+      <w:r>
+        <w:rPr>
+          <w:rFonts w:ascii="SimSun" w:eastAsia="SimSun" w:hAnsi="SimSun"/>
         </w:rPr>
         <w:t>2025,</w:t>
       </w:r>
       <w:r>
         <w:rPr>
-          <w:rFonts w:ascii="宋体" w:eastAsia="宋体" w:hAnsi="宋体" w:hint="eastAsia"/>
-        </w:rPr>
-        <w:t xml:space="preserve"> </w:t>
-      </w:r>
-      <w:r>
-        <w:rPr>
-          <w:rFonts w:ascii="宋体" w:eastAsia="宋体" w:hAnsi="宋体"/>
+          <w:rFonts w:ascii="SimSun" w:eastAsia="SimSun" w:hAnsi="SimSun" w:hint="eastAsia"/>
+        </w:rPr>
+        <w:t xml:space="preserve"> </w:t>
+      </w:r>
+      <w:r>
+        <w:rPr>
+          <w:rFonts w:ascii="SimSun" w:eastAsia="SimSun" w:hAnsi="SimSun"/>
         </w:rPr>
         <w:t>102981,</w:t>
       </w:r>
       <w:r>
         <w:rPr>
-          <w:rFonts w:ascii="宋体" w:eastAsia="宋体" w:hAnsi="宋体" w:hint="eastAsia"/>
-        </w:rPr>
-        <w:t xml:space="preserve"> </w:t>
-      </w:r>
-      <w:r>
-        <w:rPr>
-          <w:rFonts w:ascii="宋体" w:eastAsia="宋体" w:hAnsi="宋体"/>
+          <w:rFonts w:ascii="SimSun" w:eastAsia="SimSun" w:hAnsi="SimSun" w:hint="eastAsia"/>
+        </w:rPr>
+        <w:t xml:space="preserve"> </w:t>
+      </w:r>
+      <w:r>
+        <w:rPr>
+          <w:rFonts w:ascii="SimSun" w:eastAsia="SimSun" w:hAnsi="SimSun"/>
         </w:rPr>
         <w:t>ISSN 0959-440X,</w:t>
       </w:r>
       <w:r>
         <w:rPr>
-          <w:rFonts w:ascii="宋体" w:eastAsia="宋体" w:hAnsi="宋体" w:hint="eastAsia"/>
+          <w:rFonts w:ascii="SimSun" w:eastAsia="SimSun" w:hAnsi="SimSun" w:hint="eastAsia"/>
         </w:rPr>
         <w:t xml:space="preserve"> </w:t>
       </w:r>
@@ -3550,14 +3044,14 @@
         <w:r>
           <w:rPr>
             <w:rStyle w:val="af2"/>
-            <w:rFonts w:ascii="宋体" w:eastAsia="宋体" w:hAnsi="宋体"/>
+            <w:rFonts w:ascii="SimSun" w:eastAsia="SimSun" w:hAnsi="SimSun"/>
           </w:rPr>
           <w:t>https://doi.org/10.1016/j.sbi.2024.102981</w:t>
         </w:r>
       </w:hyperlink>
       <w:r>
         <w:rPr>
-          <w:rFonts w:ascii="宋体" w:eastAsia="宋体" w:hAnsi="宋体"/>
+          <w:rFonts w:ascii="SimSun" w:eastAsia="SimSun" w:hAnsi="SimSun"/>
         </w:rPr>
         <w:t>.</w:t>
       </w:r>
@@ -3567,12 +3061,12 @@
         <w:spacing w:after="0" w:line="240" w:lineRule="auto"/>
         <w:jc w:val="both"/>
         <w:rPr>
-          <w:rFonts w:ascii="宋体" w:eastAsia="宋体" w:hAnsi="宋体" w:hint="eastAsia"/>
-        </w:rPr>
-      </w:pPr>
-      <w:r>
-        <w:rPr>
-          <w:rFonts w:ascii="宋体" w:eastAsia="宋体" w:hAnsi="宋体" w:hint="eastAsia"/>
+          <w:rFonts w:ascii="SimSun" w:eastAsia="SimSun" w:hAnsi="SimSun"/>
+        </w:rPr>
+      </w:pPr>
+      <w:r>
+        <w:rPr>
+          <w:rFonts w:ascii="SimSun" w:eastAsia="SimSun" w:hAnsi="SimSun" w:hint="eastAsia"/>
         </w:rPr>
         <w:t>[1]</w:t>
       </w:r>
@@ -3588,86 +3082,58 @@
       </w:r>
       <w:r>
         <w:rPr>
-          <w:rFonts w:ascii="宋体" w:eastAsia="宋体" w:hAnsi="宋体"/>
-        </w:rPr>
-        <w:t xml:space="preserve">Singh R, </w:t>
-      </w:r>
-      <w:proofErr w:type="spellStart"/>
-      <w:r>
-        <w:rPr>
-          <w:rFonts w:ascii="宋体" w:eastAsia="宋体" w:hAnsi="宋体"/>
-        </w:rPr>
-        <w:t>Sledzieski</w:t>
-      </w:r>
-      <w:proofErr w:type="spellEnd"/>
-      <w:r>
-        <w:rPr>
-          <w:rFonts w:ascii="宋体" w:eastAsia="宋体" w:hAnsi="宋体"/>
-        </w:rPr>
-        <w:t xml:space="preserve"> S, Bryson B, Cowen L, Berger B: Contrastive</w:t>
-      </w:r>
-      <w:r>
-        <w:rPr>
-          <w:rFonts w:ascii="宋体" w:eastAsia="宋体" w:hAnsi="宋体" w:hint="eastAsia"/>
-        </w:rPr>
-        <w:t xml:space="preserve"> </w:t>
-      </w:r>
-      <w:r>
-        <w:rPr>
-          <w:rFonts w:ascii="宋体" w:eastAsia="宋体" w:hAnsi="宋体"/>
+          <w:rFonts w:ascii="SimSun" w:eastAsia="SimSun" w:hAnsi="SimSun"/>
+        </w:rPr>
+        <w:t>Singh R, Sledzieski S, Bryson B, Cowen L, Berger B: Contrastive</w:t>
+      </w:r>
+      <w:r>
+        <w:rPr>
+          <w:rFonts w:ascii="SimSun" w:eastAsia="SimSun" w:hAnsi="SimSun" w:hint="eastAsia"/>
+        </w:rPr>
+        <w:t xml:space="preserve"> </w:t>
+      </w:r>
+      <w:r>
+        <w:rPr>
+          <w:rFonts w:ascii="SimSun" w:eastAsia="SimSun" w:hAnsi="SimSun"/>
         </w:rPr>
         <w:t>learning in protein language space predicts interactions between</w:t>
       </w:r>
       <w:r>
         <w:rPr>
-          <w:rFonts w:ascii="宋体" w:eastAsia="宋体" w:hAnsi="宋体" w:hint="eastAsia"/>
-        </w:rPr>
-        <w:t xml:space="preserve"> </w:t>
-      </w:r>
-      <w:r>
-        <w:rPr>
-          <w:rFonts w:ascii="宋体" w:eastAsia="宋体" w:hAnsi="宋体"/>
+          <w:rFonts w:ascii="SimSun" w:eastAsia="SimSun" w:hAnsi="SimSun" w:hint="eastAsia"/>
+        </w:rPr>
+        <w:t xml:space="preserve"> </w:t>
+      </w:r>
+      <w:r>
+        <w:rPr>
+          <w:rFonts w:ascii="SimSun" w:eastAsia="SimSun" w:hAnsi="SimSun"/>
         </w:rPr>
         <w:t>drugs and protein targets.</w:t>
       </w:r>
       <w:r>
         <w:rPr>
-          <w:rFonts w:ascii="宋体" w:eastAsia="宋体" w:hAnsi="宋体" w:hint="eastAsia"/>
-        </w:rPr>
-        <w:t xml:space="preserve"> </w:t>
-      </w:r>
-      <w:r>
-        <w:rPr>
-          <w:rFonts w:ascii="宋体" w:eastAsia="宋体" w:hAnsi="宋体"/>
-        </w:rPr>
-        <w:t xml:space="preserve">Proc Natl </w:t>
-      </w:r>
-      <w:proofErr w:type="spellStart"/>
-      <w:r>
-        <w:rPr>
-          <w:rFonts w:ascii="宋体" w:eastAsia="宋体" w:hAnsi="宋体"/>
-        </w:rPr>
-        <w:t>Acad</w:t>
-      </w:r>
-      <w:proofErr w:type="spellEnd"/>
-      <w:r>
-        <w:rPr>
-          <w:rFonts w:ascii="宋体" w:eastAsia="宋体" w:hAnsi="宋体"/>
-        </w:rPr>
-        <w:t xml:space="preserve"> Sci USA 2023,120, e2220778120.</w:t>
-      </w:r>
-    </w:p>
-    <w:p>
-      <w:pPr>
-        <w:spacing w:after="0" w:line="240" w:lineRule="auto"/>
-        <w:jc w:val="both"/>
-        <w:rPr>
-          <w:rFonts w:ascii="宋体" w:eastAsia="宋体" w:hAnsi="宋体" w:hint="eastAsia"/>
-        </w:rPr>
-      </w:pPr>
-      <w:r>
-        <w:rPr>
-          <w:rFonts w:ascii="宋体" w:eastAsia="宋体" w:hAnsi="宋体" w:hint="eastAsia"/>
+          <w:rFonts w:ascii="SimSun" w:eastAsia="SimSun" w:hAnsi="SimSun" w:hint="eastAsia"/>
+        </w:rPr>
+        <w:t xml:space="preserve"> </w:t>
+      </w:r>
+      <w:r>
+        <w:rPr>
+          <w:rFonts w:ascii="SimSun" w:eastAsia="SimSun" w:hAnsi="SimSun"/>
+        </w:rPr>
+        <w:t>Proc Natl Acad Sci USA 2023,120, e2220778120.</w:t>
+      </w:r>
+    </w:p>
+    <w:p>
+      <w:pPr>
+        <w:spacing w:after="0" w:line="240" w:lineRule="auto"/>
+        <w:jc w:val="both"/>
+        <w:rPr>
+          <w:rFonts w:ascii="SimSun" w:eastAsia="SimSun" w:hAnsi="SimSun"/>
+        </w:rPr>
+      </w:pPr>
+      <w:r>
+        <w:rPr>
+          <w:rFonts w:ascii="SimSun" w:eastAsia="SimSun" w:hAnsi="SimSun" w:hint="eastAsia"/>
         </w:rPr>
         <w:t>[2]</w:t>
       </w:r>
@@ -3683,39 +3149,31 @@
       </w:r>
       <w:r>
         <w:rPr>
-          <w:rFonts w:ascii="宋体" w:eastAsia="宋体" w:hAnsi="宋体"/>
+          <w:rFonts w:ascii="SimSun" w:eastAsia="SimSun" w:hAnsi="SimSun"/>
         </w:rPr>
         <w:t>Gao B, Qiang B, Tan H, Ren M, Jia Y, Lu M, Liu J, Ma W, Lan Y:</w:t>
       </w:r>
       <w:r>
         <w:rPr>
-          <w:rFonts w:ascii="宋体" w:eastAsia="宋体" w:hAnsi="宋体" w:hint="eastAsia"/>
-        </w:rPr>
-        <w:t xml:space="preserve"> </w:t>
-      </w:r>
-      <w:proofErr w:type="spellStart"/>
-      <w:r>
-        <w:rPr>
-          <w:rFonts w:ascii="宋体" w:eastAsia="宋体" w:hAnsi="宋体"/>
-        </w:rPr>
-        <w:t>DrugCLIP</w:t>
-      </w:r>
-      <w:proofErr w:type="spellEnd"/>
-      <w:r>
-        <w:rPr>
-          <w:rFonts w:ascii="宋体" w:eastAsia="宋体" w:hAnsi="宋体"/>
-        </w:rPr>
-        <w:t>. Contrastive Protein-Molecule Representation</w:t>
-      </w:r>
-      <w:r>
-        <w:rPr>
-          <w:rFonts w:ascii="宋体" w:eastAsia="宋体" w:hAnsi="宋体" w:hint="eastAsia"/>
-        </w:rPr>
-        <w:t xml:space="preserve"> </w:t>
-      </w:r>
-      <w:r>
-        <w:rPr>
-          <w:rFonts w:ascii="宋体" w:eastAsia="宋体" w:hAnsi="宋体"/>
+          <w:rFonts w:ascii="SimSun" w:eastAsia="SimSun" w:hAnsi="SimSun" w:hint="eastAsia"/>
+        </w:rPr>
+        <w:t xml:space="preserve"> </w:t>
+      </w:r>
+      <w:r>
+        <w:rPr>
+          <w:rFonts w:ascii="SimSun" w:eastAsia="SimSun" w:hAnsi="SimSun"/>
+        </w:rPr>
+        <w:t>DrugCLIP. Contrastive Protein-Molecule Representation</w:t>
+      </w:r>
+      <w:r>
+        <w:rPr>
+          <w:rFonts w:ascii="SimSun" w:eastAsia="SimSun" w:hAnsi="SimSun" w:hint="eastAsia"/>
+        </w:rPr>
+        <w:t xml:space="preserve"> </w:t>
+      </w:r>
+      <w:r>
+        <w:rPr>
+          <w:rFonts w:ascii="SimSun" w:eastAsia="SimSun" w:hAnsi="SimSun"/>
         </w:rPr>
         <w:t>Learning for Virtual Screening 2023.</w:t>
       </w:r>
@@ -3725,12 +3183,12 @@
         <w:spacing w:after="0" w:line="240" w:lineRule="auto"/>
         <w:jc w:val="both"/>
         <w:rPr>
-          <w:rFonts w:ascii="宋体" w:eastAsia="宋体" w:hAnsi="宋体" w:hint="eastAsia"/>
-        </w:rPr>
-      </w:pPr>
-      <w:r>
-        <w:rPr>
-          <w:rFonts w:ascii="宋体" w:eastAsia="宋体" w:hAnsi="宋体" w:hint="eastAsia"/>
+          <w:rFonts w:ascii="SimSun" w:eastAsia="SimSun" w:hAnsi="SimSun"/>
+        </w:rPr>
+      </w:pPr>
+      <w:r>
+        <w:rPr>
+          <w:rFonts w:ascii="SimSun" w:eastAsia="SimSun" w:hAnsi="SimSun" w:hint="eastAsia"/>
         </w:rPr>
         <w:t>[3]</w:t>
       </w:r>
@@ -3746,74 +3204,46 @@
       </w:r>
       <w:r>
         <w:rPr>
-          <w:rFonts w:ascii="宋体" w:eastAsia="宋体" w:hAnsi="宋体"/>
+          <w:rFonts w:ascii="SimSun" w:eastAsia="SimSun" w:hAnsi="SimSun"/>
         </w:rPr>
         <w:t>Goldman S, Das R, Yang KK, Coley CW: Machine learning</w:t>
       </w:r>
       <w:r>
         <w:rPr>
-          <w:rFonts w:ascii="宋体" w:eastAsia="宋体" w:hAnsi="宋体" w:hint="eastAsia"/>
-        </w:rPr>
-        <w:t xml:space="preserve"> </w:t>
-      </w:r>
-      <w:r>
-        <w:rPr>
-          <w:rFonts w:ascii="宋体" w:eastAsia="宋体" w:hAnsi="宋体"/>
+          <w:rFonts w:ascii="SimSun" w:eastAsia="SimSun" w:hAnsi="SimSun" w:hint="eastAsia"/>
+        </w:rPr>
+        <w:t xml:space="preserve"> </w:t>
+      </w:r>
+      <w:r>
+        <w:rPr>
+          <w:rFonts w:ascii="SimSun" w:eastAsia="SimSun" w:hAnsi="SimSun"/>
         </w:rPr>
         <w:t>modeling of family wide enzyme-substrate specificity</w:t>
       </w:r>
       <w:r>
         <w:rPr>
-          <w:rFonts w:ascii="宋体" w:eastAsia="宋体" w:hAnsi="宋体" w:hint="eastAsia"/>
-        </w:rPr>
-        <w:t xml:space="preserve"> </w:t>
-      </w:r>
-      <w:r>
-        <w:rPr>
-          <w:rFonts w:ascii="宋体" w:eastAsia="宋体" w:hAnsi="宋体"/>
-        </w:rPr>
-        <w:t xml:space="preserve">screens. </w:t>
-      </w:r>
-      <w:proofErr w:type="spellStart"/>
-      <w:r>
-        <w:rPr>
-          <w:rFonts w:ascii="宋体" w:eastAsia="宋体" w:hAnsi="宋体"/>
-        </w:rPr>
-        <w:t>PLoS</w:t>
-      </w:r>
-      <w:proofErr w:type="spellEnd"/>
-      <w:r>
-        <w:rPr>
-          <w:rFonts w:ascii="宋体" w:eastAsia="宋体" w:hAnsi="宋体"/>
-        </w:rPr>
-        <w:t xml:space="preserve"> </w:t>
-      </w:r>
-      <w:proofErr w:type="spellStart"/>
-      <w:r>
-        <w:rPr>
-          <w:rFonts w:ascii="宋体" w:eastAsia="宋体" w:hAnsi="宋体"/>
-        </w:rPr>
-        <w:t>Comput</w:t>
-      </w:r>
-      <w:proofErr w:type="spellEnd"/>
-      <w:r>
-        <w:rPr>
-          <w:rFonts w:ascii="宋体" w:eastAsia="宋体" w:hAnsi="宋体"/>
-        </w:rPr>
-        <w:t xml:space="preserve"> Biol 2022, 18, e1009853.</w:t>
-      </w:r>
-    </w:p>
-    <w:p>
-      <w:pPr>
-        <w:spacing w:after="0" w:line="240" w:lineRule="auto"/>
-        <w:jc w:val="both"/>
-        <w:rPr>
-          <w:rFonts w:ascii="宋体" w:eastAsia="宋体" w:hAnsi="宋体" w:hint="eastAsia"/>
-        </w:rPr>
-      </w:pPr>
-      <w:r>
-        <w:rPr>
-          <w:rFonts w:ascii="宋体" w:eastAsia="宋体" w:hAnsi="宋体" w:hint="eastAsia"/>
+          <w:rFonts w:ascii="SimSun" w:eastAsia="SimSun" w:hAnsi="SimSun" w:hint="eastAsia"/>
+        </w:rPr>
+        <w:t xml:space="preserve"> </w:t>
+      </w:r>
+      <w:r>
+        <w:rPr>
+          <w:rFonts w:ascii="SimSun" w:eastAsia="SimSun" w:hAnsi="SimSun"/>
+        </w:rPr>
+        <w:t>screens. PLoS Comput Biol 2022, 18, e1009853.</w:t>
+      </w:r>
+    </w:p>
+    <w:p>
+      <w:pPr>
+        <w:spacing w:after="0" w:line="240" w:lineRule="auto"/>
+        <w:jc w:val="both"/>
+        <w:rPr>
+          <w:rFonts w:ascii="SimSun" w:eastAsia="SimSun" w:hAnsi="SimSun"/>
+        </w:rPr>
+      </w:pPr>
+      <w:r>
+        <w:rPr>
+          <w:rFonts w:ascii="SimSun" w:eastAsia="SimSun" w:hAnsi="SimSun" w:hint="eastAsia"/>
         </w:rPr>
         <w:t>[4]</w:t>
       </w:r>
@@ -3829,45 +3259,31 @@
       </w:r>
       <w:r>
         <w:rPr>
-          <w:rFonts w:ascii="宋体" w:eastAsia="宋体" w:hAnsi="宋体"/>
-        </w:rPr>
-        <w:t xml:space="preserve">Huang K, Xiao C, Glass LM, Sun J: </w:t>
-      </w:r>
-      <w:proofErr w:type="spellStart"/>
-      <w:r>
-        <w:rPr>
-          <w:rFonts w:ascii="宋体" w:eastAsia="宋体" w:hAnsi="宋体"/>
-        </w:rPr>
-        <w:t>MolTrans</w:t>
-      </w:r>
-      <w:proofErr w:type="spellEnd"/>
-      <w:r>
-        <w:rPr>
-          <w:rFonts w:ascii="宋体" w:eastAsia="宋体" w:hAnsi="宋体"/>
-        </w:rPr>
-        <w:t>: molecular</w:t>
-      </w:r>
-      <w:r>
-        <w:rPr>
-          <w:rFonts w:ascii="宋体" w:eastAsia="宋体" w:hAnsi="宋体" w:hint="eastAsia"/>
-        </w:rPr>
-        <w:t xml:space="preserve"> </w:t>
-      </w:r>
-      <w:r>
-        <w:rPr>
-          <w:rFonts w:ascii="宋体" w:eastAsia="宋体" w:hAnsi="宋体"/>
+          <w:rFonts w:ascii="SimSun" w:eastAsia="SimSun" w:hAnsi="SimSun"/>
+        </w:rPr>
+        <w:t>Huang K, Xiao C, Glass LM, Sun J: MolTrans: molecular</w:t>
+      </w:r>
+      <w:r>
+        <w:rPr>
+          <w:rFonts w:ascii="SimSun" w:eastAsia="SimSun" w:hAnsi="SimSun" w:hint="eastAsia"/>
+        </w:rPr>
+        <w:t xml:space="preserve"> </w:t>
+      </w:r>
+      <w:r>
+        <w:rPr>
+          <w:rFonts w:ascii="SimSun" w:eastAsia="SimSun" w:hAnsi="SimSun"/>
         </w:rPr>
         <w:t>Interaction Transformer for drug–target interaction prediction.</w:t>
       </w:r>
       <w:r>
         <w:rPr>
-          <w:rFonts w:ascii="宋体" w:eastAsia="宋体" w:hAnsi="宋体" w:hint="eastAsia"/>
-        </w:rPr>
-        <w:t xml:space="preserve"> </w:t>
-      </w:r>
-      <w:r>
-        <w:rPr>
-          <w:rFonts w:ascii="宋体" w:eastAsia="宋体" w:hAnsi="宋体"/>
+          <w:rFonts w:ascii="SimSun" w:eastAsia="SimSun" w:hAnsi="SimSun" w:hint="eastAsia"/>
+        </w:rPr>
+        <w:t xml:space="preserve"> </w:t>
+      </w:r>
+      <w:r>
+        <w:rPr>
+          <w:rFonts w:ascii="SimSun" w:eastAsia="SimSun" w:hAnsi="SimSun"/>
         </w:rPr>
         <w:t>Bioinformatics 2020, 37:830–836.</w:t>
       </w:r>
@@ -3877,12 +3293,12 @@
         <w:spacing w:after="0" w:line="240" w:lineRule="auto"/>
         <w:jc w:val="both"/>
         <w:rPr>
-          <w:rFonts w:ascii="宋体" w:eastAsia="宋体" w:hAnsi="宋体" w:hint="eastAsia"/>
-        </w:rPr>
-      </w:pPr>
-      <w:r>
-        <w:rPr>
-          <w:rFonts w:ascii="宋体" w:eastAsia="宋体" w:hAnsi="宋体" w:hint="eastAsia"/>
+          <w:rFonts w:ascii="SimSun" w:eastAsia="SimSun" w:hAnsi="SimSun"/>
+        </w:rPr>
+      </w:pPr>
+      <w:r>
+        <w:rPr>
+          <w:rFonts w:ascii="SimSun" w:eastAsia="SimSun" w:hAnsi="SimSun" w:hint="eastAsia"/>
         </w:rPr>
         <w:t>[5]</w:t>
       </w:r>
@@ -3898,85 +3314,43 @@
       </w:r>
       <w:r>
         <w:rPr>
-          <w:rFonts w:ascii="宋体" w:eastAsia="宋体" w:hAnsi="宋体"/>
-        </w:rPr>
-        <w:t xml:space="preserve">Lee I, Keum J, Nam H: </w:t>
-      </w:r>
-      <w:proofErr w:type="spellStart"/>
-      <w:r>
-        <w:rPr>
-          <w:rFonts w:ascii="宋体" w:eastAsia="宋体" w:hAnsi="宋体"/>
-        </w:rPr>
-        <w:t>DeepConv</w:t>
-      </w:r>
-      <w:proofErr w:type="spellEnd"/>
-      <w:r>
-        <w:rPr>
-          <w:rFonts w:ascii="宋体" w:eastAsia="宋体" w:hAnsi="宋体"/>
-        </w:rPr>
-        <w:t>-DTI: prediction of</w:t>
-      </w:r>
-      <w:r>
-        <w:rPr>
-          <w:rFonts w:ascii="宋体" w:eastAsia="宋体" w:hAnsi="宋体" w:hint="eastAsia"/>
-        </w:rPr>
-        <w:t xml:space="preserve"> </w:t>
-      </w:r>
-      <w:r>
-        <w:rPr>
-          <w:rFonts w:ascii="宋体" w:eastAsia="宋体" w:hAnsi="宋体"/>
+          <w:rFonts w:ascii="SimSun" w:eastAsia="SimSun" w:hAnsi="SimSun"/>
+        </w:rPr>
+        <w:t>Lee I, Keum J, Nam H: DeepConv-DTI: prediction of</w:t>
+      </w:r>
+      <w:r>
+        <w:rPr>
+          <w:rFonts w:ascii="SimSun" w:eastAsia="SimSun" w:hAnsi="SimSun" w:hint="eastAsia"/>
+        </w:rPr>
+        <w:t xml:space="preserve"> </w:t>
+      </w:r>
+      <w:r>
+        <w:rPr>
+          <w:rFonts w:ascii="SimSun" w:eastAsia="SimSun" w:hAnsi="SimSun"/>
         </w:rPr>
         <w:t>drug-target interactions via deep learning with</w:t>
       </w:r>
       <w:r>
         <w:rPr>
-          <w:rFonts w:ascii="宋体" w:eastAsia="宋体" w:hAnsi="宋体" w:hint="eastAsia"/>
-        </w:rPr>
-        <w:t xml:space="preserve"> </w:t>
-      </w:r>
-      <w:r>
-        <w:rPr>
-          <w:rFonts w:ascii="宋体" w:eastAsia="宋体" w:hAnsi="宋体"/>
-        </w:rPr>
-        <w:t xml:space="preserve">convolution on protein sequences. </w:t>
-      </w:r>
-      <w:proofErr w:type="spellStart"/>
-      <w:r>
-        <w:rPr>
-          <w:rFonts w:ascii="宋体" w:eastAsia="宋体" w:hAnsi="宋体"/>
-        </w:rPr>
-        <w:t>PLoS</w:t>
-      </w:r>
-      <w:proofErr w:type="spellEnd"/>
-      <w:r>
-        <w:rPr>
-          <w:rFonts w:ascii="宋体" w:eastAsia="宋体" w:hAnsi="宋体"/>
-        </w:rPr>
-        <w:t xml:space="preserve"> </w:t>
-      </w:r>
-      <w:proofErr w:type="spellStart"/>
-      <w:r>
-        <w:rPr>
-          <w:rFonts w:ascii="宋体" w:eastAsia="宋体" w:hAnsi="宋体"/>
-        </w:rPr>
-        <w:t>Comput</w:t>
-      </w:r>
-      <w:proofErr w:type="spellEnd"/>
-      <w:r>
-        <w:rPr>
-          <w:rFonts w:ascii="宋体" w:eastAsia="宋体" w:hAnsi="宋体"/>
-        </w:rPr>
-        <w:t xml:space="preserve"> Biol 2019,</w:t>
-      </w:r>
-      <w:r>
-        <w:rPr>
-          <w:rFonts w:ascii="宋体" w:eastAsia="宋体" w:hAnsi="宋体" w:hint="eastAsia"/>
-        </w:rPr>
-        <w:t xml:space="preserve"> </w:t>
-      </w:r>
-      <w:r>
-        <w:rPr>
-          <w:rFonts w:ascii="宋体" w:eastAsia="宋体" w:hAnsi="宋体"/>
+          <w:rFonts w:ascii="SimSun" w:eastAsia="SimSun" w:hAnsi="SimSun" w:hint="eastAsia"/>
+        </w:rPr>
+        <w:t xml:space="preserve"> </w:t>
+      </w:r>
+      <w:r>
+        <w:rPr>
+          <w:rFonts w:ascii="SimSun" w:eastAsia="SimSun" w:hAnsi="SimSun"/>
+        </w:rPr>
+        <w:t>convolution on protein sequences. PLoS Comput Biol 2019,</w:t>
+      </w:r>
+      <w:r>
+        <w:rPr>
+          <w:rFonts w:ascii="SimSun" w:eastAsia="SimSun" w:hAnsi="SimSun" w:hint="eastAsia"/>
+        </w:rPr>
+        <w:t xml:space="preserve"> </w:t>
+      </w:r>
+      <w:r>
+        <w:rPr>
+          <w:rFonts w:ascii="SimSun" w:eastAsia="SimSun" w:hAnsi="SimSun"/>
         </w:rPr>
         <w:lastRenderedPageBreak/>
         <w:t>15, e1007129.</w:t>
@@ -3987,12 +3361,12 @@
         <w:spacing w:after="0" w:line="240" w:lineRule="auto"/>
         <w:jc w:val="both"/>
         <w:rPr>
-          <w:rFonts w:ascii="宋体" w:eastAsia="宋体" w:hAnsi="宋体" w:hint="eastAsia"/>
-        </w:rPr>
-      </w:pPr>
-      <w:r>
-        <w:rPr>
-          <w:rFonts w:ascii="宋体" w:eastAsia="宋体" w:hAnsi="宋体" w:hint="eastAsia"/>
+          <w:rFonts w:ascii="SimSun" w:eastAsia="SimSun" w:hAnsi="SimSun"/>
+        </w:rPr>
+      </w:pPr>
+      <w:r>
+        <w:rPr>
+          <w:rFonts w:ascii="SimSun" w:eastAsia="SimSun" w:hAnsi="SimSun" w:hint="eastAsia"/>
         </w:rPr>
         <w:t>[6]</w:t>
       </w:r>
@@ -4008,65 +3382,43 @@
       </w:r>
       <w:r>
         <w:rPr>
-          <w:rFonts w:ascii="宋体" w:eastAsia="宋体" w:hAnsi="宋体"/>
-        </w:rPr>
-        <w:t xml:space="preserve">Zhao Q, Zhao H, Zheng K, Wang J: </w:t>
-      </w:r>
-      <w:proofErr w:type="spellStart"/>
-      <w:r>
-        <w:rPr>
-          <w:rFonts w:ascii="宋体" w:eastAsia="宋体" w:hAnsi="宋体"/>
-        </w:rPr>
-        <w:t>HyperAttentionDTI</w:t>
-      </w:r>
-      <w:proofErr w:type="spellEnd"/>
-      <w:r>
-        <w:rPr>
-          <w:rFonts w:ascii="宋体" w:eastAsia="宋体" w:hAnsi="宋体"/>
-        </w:rPr>
-        <w:t>:</w:t>
-      </w:r>
-      <w:r>
-        <w:rPr>
-          <w:rFonts w:ascii="宋体" w:eastAsia="宋体" w:hAnsi="宋体" w:hint="eastAsia"/>
-        </w:rPr>
-        <w:t xml:space="preserve"> </w:t>
-      </w:r>
-      <w:r>
-        <w:rPr>
-          <w:rFonts w:ascii="宋体" w:eastAsia="宋体" w:hAnsi="宋体"/>
-        </w:rPr>
-        <w:t xml:space="preserve">improving drug–protein interaction prediction by </w:t>
-      </w:r>
-      <w:proofErr w:type="spellStart"/>
-      <w:r>
-        <w:rPr>
-          <w:rFonts w:ascii="宋体" w:eastAsia="宋体" w:hAnsi="宋体"/>
-        </w:rPr>
-        <w:t>sequencebased</w:t>
-      </w:r>
-      <w:proofErr w:type="spellEnd"/>
-      <w:r>
-        <w:rPr>
-          <w:rFonts w:ascii="宋体" w:eastAsia="宋体" w:hAnsi="宋体" w:hint="eastAsia"/>
-        </w:rPr>
-        <w:t xml:space="preserve"> </w:t>
-      </w:r>
-      <w:r>
-        <w:rPr>
-          <w:rFonts w:ascii="宋体" w:eastAsia="宋体" w:hAnsi="宋体"/>
+          <w:rFonts w:ascii="SimSun" w:eastAsia="SimSun" w:hAnsi="SimSun"/>
+        </w:rPr>
+        <w:t>Zhao Q, Zhao H, Zheng K, Wang J: HyperAttentionDTI:</w:t>
+      </w:r>
+      <w:r>
+        <w:rPr>
+          <w:rFonts w:ascii="SimSun" w:eastAsia="SimSun" w:hAnsi="SimSun" w:hint="eastAsia"/>
+        </w:rPr>
+        <w:t xml:space="preserve"> </w:t>
+      </w:r>
+      <w:r>
+        <w:rPr>
+          <w:rFonts w:ascii="SimSun" w:eastAsia="SimSun" w:hAnsi="SimSun"/>
+        </w:rPr>
+        <w:t>improving drug–protein interaction prediction by sequencebased</w:t>
+      </w:r>
+      <w:r>
+        <w:rPr>
+          <w:rFonts w:ascii="SimSun" w:eastAsia="SimSun" w:hAnsi="SimSun" w:hint="eastAsia"/>
+        </w:rPr>
+        <w:t xml:space="preserve"> </w:t>
+      </w:r>
+      <w:r>
+        <w:rPr>
+          <w:rFonts w:ascii="SimSun" w:eastAsia="SimSun" w:hAnsi="SimSun"/>
         </w:rPr>
         <w:t>deep learning with attention mechanism. Bioinformatics</w:t>
       </w:r>
       <w:r>
         <w:rPr>
-          <w:rFonts w:ascii="宋体" w:eastAsia="宋体" w:hAnsi="宋体" w:hint="eastAsia"/>
-        </w:rPr>
-        <w:t xml:space="preserve"> </w:t>
-      </w:r>
-      <w:r>
-        <w:rPr>
-          <w:rFonts w:ascii="宋体" w:eastAsia="宋体" w:hAnsi="宋体"/>
+          <w:rFonts w:ascii="SimSun" w:eastAsia="SimSun" w:hAnsi="SimSun" w:hint="eastAsia"/>
+        </w:rPr>
+        <w:t xml:space="preserve"> </w:t>
+      </w:r>
+      <w:r>
+        <w:rPr>
+          <w:rFonts w:ascii="SimSun" w:eastAsia="SimSun" w:hAnsi="SimSun"/>
         </w:rPr>
         <w:t>2021, 38:655–662.</w:t>
       </w:r>
@@ -4076,12 +3428,12 @@
         <w:spacing w:after="0" w:line="240" w:lineRule="auto"/>
         <w:jc w:val="both"/>
         <w:rPr>
-          <w:rFonts w:ascii="宋体" w:eastAsia="宋体" w:hAnsi="宋体" w:hint="eastAsia"/>
-        </w:rPr>
-      </w:pPr>
-      <w:r>
-        <w:rPr>
-          <w:rFonts w:ascii="宋体" w:eastAsia="宋体" w:hAnsi="宋体" w:hint="eastAsia"/>
+          <w:rFonts w:ascii="SimSun" w:eastAsia="SimSun" w:hAnsi="SimSun"/>
+        </w:rPr>
+      </w:pPr>
+      <w:r>
+        <w:rPr>
+          <w:rFonts w:ascii="SimSun" w:eastAsia="SimSun" w:hAnsi="SimSun" w:hint="eastAsia"/>
         </w:rPr>
         <w:t>[7]</w:t>
       </w:r>
@@ -4097,74 +3449,46 @@
       </w:r>
       <w:r>
         <w:rPr>
-          <w:rFonts w:ascii="宋体" w:eastAsia="宋体" w:hAnsi="宋体"/>
-        </w:rPr>
-        <w:t xml:space="preserve">Bai P, </w:t>
-      </w:r>
-      <w:proofErr w:type="spellStart"/>
-      <w:r>
-        <w:rPr>
-          <w:rFonts w:ascii="宋体" w:eastAsia="宋体" w:hAnsi="宋体"/>
-        </w:rPr>
-        <w:t>Miljkovi_c</w:t>
-      </w:r>
-      <w:proofErr w:type="spellEnd"/>
-      <w:r>
-        <w:rPr>
-          <w:rFonts w:ascii="宋体" w:eastAsia="宋体" w:hAnsi="宋体"/>
-        </w:rPr>
-        <w:t xml:space="preserve"> F, John B, Lu H: Interpretable bilinear attention</w:t>
-      </w:r>
-      <w:r>
-        <w:rPr>
-          <w:rFonts w:ascii="宋体" w:eastAsia="宋体" w:hAnsi="宋体" w:hint="eastAsia"/>
-        </w:rPr>
-        <w:t xml:space="preserve"> </w:t>
-      </w:r>
-      <w:r>
-        <w:rPr>
-          <w:rFonts w:ascii="宋体" w:eastAsia="宋体" w:hAnsi="宋体"/>
+          <w:rFonts w:ascii="SimSun" w:eastAsia="SimSun" w:hAnsi="SimSun"/>
+        </w:rPr>
+        <w:t>Bai P, Miljkovi_c F, John B, Lu H: Interpretable bilinear attention</w:t>
+      </w:r>
+      <w:r>
+        <w:rPr>
+          <w:rFonts w:ascii="SimSun" w:eastAsia="SimSun" w:hAnsi="SimSun" w:hint="eastAsia"/>
+        </w:rPr>
+        <w:t xml:space="preserve"> </w:t>
+      </w:r>
+      <w:r>
+        <w:rPr>
+          <w:rFonts w:ascii="SimSun" w:eastAsia="SimSun" w:hAnsi="SimSun"/>
         </w:rPr>
         <w:t>network with domain adaptation improves drug–target prediction.</w:t>
       </w:r>
       <w:r>
         <w:rPr>
-          <w:rFonts w:ascii="宋体" w:eastAsia="宋体" w:hAnsi="宋体" w:hint="eastAsia"/>
-        </w:rPr>
-        <w:t xml:space="preserve"> </w:t>
-      </w:r>
-      <w:r>
-        <w:rPr>
-          <w:rFonts w:ascii="宋体" w:eastAsia="宋体" w:hAnsi="宋体"/>
-        </w:rPr>
-        <w:t xml:space="preserve">Nat Mach </w:t>
-      </w:r>
-      <w:proofErr w:type="spellStart"/>
-      <w:r>
-        <w:rPr>
-          <w:rFonts w:ascii="宋体" w:eastAsia="宋体" w:hAnsi="宋体"/>
-        </w:rPr>
-        <w:t>Intell</w:t>
-      </w:r>
-      <w:proofErr w:type="spellEnd"/>
-      <w:r>
-        <w:rPr>
-          <w:rFonts w:ascii="宋体" w:eastAsia="宋体" w:hAnsi="宋体"/>
-        </w:rPr>
-        <w:t xml:space="preserve"> 2023, 5:126–136.</w:t>
-      </w:r>
-    </w:p>
-    <w:p>
-      <w:pPr>
-        <w:spacing w:after="0" w:line="240" w:lineRule="auto"/>
-        <w:jc w:val="both"/>
-        <w:rPr>
-          <w:rFonts w:ascii="宋体" w:eastAsia="宋体" w:hAnsi="宋体" w:hint="eastAsia"/>
-        </w:rPr>
-      </w:pPr>
-      <w:r>
-        <w:rPr>
-          <w:rFonts w:ascii="宋体" w:eastAsia="宋体" w:hAnsi="宋体" w:hint="eastAsia"/>
+          <w:rFonts w:ascii="SimSun" w:eastAsia="SimSun" w:hAnsi="SimSun" w:hint="eastAsia"/>
+        </w:rPr>
+        <w:t xml:space="preserve"> </w:t>
+      </w:r>
+      <w:r>
+        <w:rPr>
+          <w:rFonts w:ascii="SimSun" w:eastAsia="SimSun" w:hAnsi="SimSun"/>
+        </w:rPr>
+        <w:t>Nat Mach Intell 2023, 5:126–136.</w:t>
+      </w:r>
+    </w:p>
+    <w:p>
+      <w:pPr>
+        <w:spacing w:after="0" w:line="240" w:lineRule="auto"/>
+        <w:jc w:val="both"/>
+        <w:rPr>
+          <w:rFonts w:ascii="SimSun" w:eastAsia="SimSun" w:hAnsi="SimSun"/>
+        </w:rPr>
+      </w:pPr>
+      <w:r>
+        <w:rPr>
+          <w:rFonts w:ascii="SimSun" w:eastAsia="SimSun" w:hAnsi="SimSun" w:hint="eastAsia"/>
         </w:rPr>
         <w:t>[8]</w:t>
       </w:r>
@@ -4180,57 +3504,43 @@
       </w:r>
       <w:r>
         <w:rPr>
-          <w:rFonts w:ascii="宋体" w:eastAsia="宋体" w:hAnsi="宋体"/>
+          <w:rFonts w:ascii="SimSun" w:eastAsia="SimSun" w:hAnsi="SimSun"/>
         </w:rPr>
         <w:t>D’Souza S, Prema KV, Balaji S, Shah R: Deep learning-based</w:t>
       </w:r>
       <w:r>
         <w:rPr>
-          <w:rFonts w:ascii="宋体" w:eastAsia="宋体" w:hAnsi="宋体" w:hint="eastAsia"/>
-        </w:rPr>
-        <w:t xml:space="preserve"> </w:t>
-      </w:r>
-      <w:r>
-        <w:rPr>
-          <w:rFonts w:ascii="宋体" w:eastAsia="宋体" w:hAnsi="宋体"/>
+          <w:rFonts w:ascii="SimSun" w:eastAsia="SimSun" w:hAnsi="SimSun" w:hint="eastAsia"/>
+        </w:rPr>
+        <w:t xml:space="preserve"> </w:t>
+      </w:r>
+      <w:r>
+        <w:rPr>
+          <w:rFonts w:ascii="SimSun" w:eastAsia="SimSun" w:hAnsi="SimSun"/>
         </w:rPr>
         <w:t>modeling of drug–target interaction prediction incorporating</w:t>
       </w:r>
       <w:r>
         <w:rPr>
-          <w:rFonts w:ascii="宋体" w:eastAsia="宋体" w:hAnsi="宋体" w:hint="eastAsia"/>
-        </w:rPr>
-        <w:t xml:space="preserve"> </w:t>
-      </w:r>
-      <w:r>
-        <w:rPr>
-          <w:rFonts w:ascii="宋体" w:eastAsia="宋体" w:hAnsi="宋体"/>
-        </w:rPr>
-        <w:t xml:space="preserve">binding site information of proteins. </w:t>
-      </w:r>
-      <w:proofErr w:type="spellStart"/>
-      <w:r>
-        <w:rPr>
-          <w:rFonts w:ascii="宋体" w:eastAsia="宋体" w:hAnsi="宋体"/>
-        </w:rPr>
-        <w:t>Interdiscip</w:t>
-      </w:r>
-      <w:proofErr w:type="spellEnd"/>
-      <w:r>
-        <w:rPr>
-          <w:rFonts w:ascii="宋体" w:eastAsia="宋体" w:hAnsi="宋体"/>
-        </w:rPr>
-        <w:t xml:space="preserve"> Sci 2023, 15:</w:t>
-      </w:r>
-      <w:r>
-        <w:rPr>
-          <w:rFonts w:ascii="宋体" w:eastAsia="宋体" w:hAnsi="宋体" w:hint="eastAsia"/>
-        </w:rPr>
-        <w:t xml:space="preserve"> </w:t>
-      </w:r>
-      <w:r>
-        <w:rPr>
-          <w:rFonts w:ascii="宋体" w:eastAsia="宋体" w:hAnsi="宋体"/>
+          <w:rFonts w:ascii="SimSun" w:eastAsia="SimSun" w:hAnsi="SimSun" w:hint="eastAsia"/>
+        </w:rPr>
+        <w:t xml:space="preserve"> </w:t>
+      </w:r>
+      <w:r>
+        <w:rPr>
+          <w:rFonts w:ascii="SimSun" w:eastAsia="SimSun" w:hAnsi="SimSun"/>
+        </w:rPr>
+        <w:t>binding site information of proteins. Interdiscip Sci 2023, 15:</w:t>
+      </w:r>
+      <w:r>
+        <w:rPr>
+          <w:rFonts w:ascii="SimSun" w:eastAsia="SimSun" w:hAnsi="SimSun" w:hint="eastAsia"/>
+        </w:rPr>
+        <w:t xml:space="preserve"> </w:t>
+      </w:r>
+      <w:r>
+        <w:rPr>
+          <w:rFonts w:ascii="SimSun" w:eastAsia="SimSun" w:hAnsi="SimSun"/>
         </w:rPr>
         <w:t>306–315.</w:t>
       </w:r>
@@ -4240,12 +3550,12 @@
         <w:spacing w:after="0" w:line="240" w:lineRule="auto"/>
         <w:jc w:val="both"/>
         <w:rPr>
-          <w:rFonts w:ascii="宋体" w:eastAsia="宋体" w:hAnsi="宋体" w:hint="eastAsia"/>
-        </w:rPr>
-      </w:pPr>
-      <w:r>
-        <w:rPr>
-          <w:rFonts w:ascii="宋体" w:eastAsia="宋体" w:hAnsi="宋体" w:hint="eastAsia"/>
+          <w:rFonts w:ascii="SimSun" w:eastAsia="SimSun" w:hAnsi="SimSun"/>
+        </w:rPr>
+      </w:pPr>
+      <w:r>
+        <w:rPr>
+          <w:rFonts w:ascii="SimSun" w:eastAsia="SimSun" w:hAnsi="SimSun" w:hint="eastAsia"/>
         </w:rPr>
         <w:t>[9]</w:t>
       </w:r>
@@ -4261,80 +3571,58 @@
       </w:r>
       <w:r>
         <w:rPr>
-          <w:rFonts w:ascii="宋体" w:eastAsia="宋体" w:hAnsi="宋体"/>
+          <w:rFonts w:ascii="SimSun" w:eastAsia="SimSun" w:hAnsi="SimSun"/>
         </w:rPr>
         <w:t>Li H, Gao Z, Kang L, Zhang H, Yang K, Yu K, Luo X, Zhu W,</w:t>
       </w:r>
       <w:r>
         <w:rPr>
-          <w:rFonts w:ascii="宋体" w:eastAsia="宋体" w:hAnsi="宋体" w:hint="eastAsia"/>
-        </w:rPr>
-        <w:t xml:space="preserve"> </w:t>
-      </w:r>
-      <w:r>
-        <w:rPr>
-          <w:rFonts w:ascii="宋体" w:eastAsia="宋体" w:hAnsi="宋体"/>
-        </w:rPr>
-        <w:t xml:space="preserve">Chen K, Shen J, et al.: </w:t>
-      </w:r>
-      <w:proofErr w:type="spellStart"/>
-      <w:r>
-        <w:rPr>
-          <w:rFonts w:ascii="宋体" w:eastAsia="宋体" w:hAnsi="宋体"/>
-        </w:rPr>
-        <w:t>TarFisDock</w:t>
-      </w:r>
-      <w:proofErr w:type="spellEnd"/>
-      <w:r>
-        <w:rPr>
-          <w:rFonts w:ascii="宋体" w:eastAsia="宋体" w:hAnsi="宋体"/>
-        </w:rPr>
-        <w:t>: a web server for identifying</w:t>
-      </w:r>
-      <w:r>
-        <w:rPr>
-          <w:rFonts w:ascii="宋体" w:eastAsia="宋体" w:hAnsi="宋体" w:hint="eastAsia"/>
-        </w:rPr>
-        <w:t xml:space="preserve"> </w:t>
-      </w:r>
-      <w:r>
-        <w:rPr>
-          <w:rFonts w:ascii="宋体" w:eastAsia="宋体" w:hAnsi="宋体"/>
+          <w:rFonts w:ascii="SimSun" w:eastAsia="SimSun" w:hAnsi="SimSun" w:hint="eastAsia"/>
+        </w:rPr>
+        <w:t xml:space="preserve"> </w:t>
+      </w:r>
+      <w:r>
+        <w:rPr>
+          <w:rFonts w:ascii="SimSun" w:eastAsia="SimSun" w:hAnsi="SimSun"/>
+        </w:rPr>
+        <w:t>Chen K, Shen J, et al.: TarFisDock: a web server for identifying</w:t>
+      </w:r>
+      <w:r>
+        <w:rPr>
+          <w:rFonts w:ascii="SimSun" w:eastAsia="SimSun" w:hAnsi="SimSun" w:hint="eastAsia"/>
+        </w:rPr>
+        <w:t xml:space="preserve"> </w:t>
+      </w:r>
+      <w:r>
+        <w:rPr>
+          <w:rFonts w:ascii="SimSun" w:eastAsia="SimSun" w:hAnsi="SimSun"/>
         </w:rPr>
         <w:t>drug targets with docking approach. Nucleic Acids Res 2006,</w:t>
       </w:r>
       <w:r>
         <w:rPr>
-          <w:rFonts w:ascii="宋体" w:eastAsia="宋体" w:hAnsi="宋体" w:hint="eastAsia"/>
-        </w:rPr>
-        <w:t xml:space="preserve"> </w:t>
-      </w:r>
-      <w:proofErr w:type="gramStart"/>
-      <w:r>
-        <w:rPr>
-          <w:rFonts w:ascii="宋体" w:eastAsia="宋体" w:hAnsi="宋体"/>
-        </w:rPr>
-        <w:t>34:W</w:t>
-      </w:r>
-      <w:proofErr w:type="gramEnd"/>
-      <w:r>
-        <w:rPr>
-          <w:rFonts w:ascii="宋体" w:eastAsia="宋体" w:hAnsi="宋体"/>
-        </w:rPr>
-        <w:t>219–W224.</w:t>
-      </w:r>
-    </w:p>
-    <w:p>
-      <w:pPr>
-        <w:spacing w:after="0" w:line="240" w:lineRule="auto"/>
-        <w:jc w:val="both"/>
-        <w:rPr>
-          <w:rFonts w:ascii="宋体" w:eastAsia="宋体" w:hAnsi="宋体" w:hint="eastAsia"/>
-        </w:rPr>
-      </w:pPr>
-      <w:r>
-        <w:rPr>
-          <w:rFonts w:ascii="宋体" w:eastAsia="宋体" w:hAnsi="宋体" w:hint="eastAsia"/>
+          <w:rFonts w:ascii="SimSun" w:eastAsia="SimSun" w:hAnsi="SimSun" w:hint="eastAsia"/>
+        </w:rPr>
+        <w:t xml:space="preserve"> </w:t>
+      </w:r>
+      <w:r>
+        <w:rPr>
+          <w:rFonts w:ascii="SimSun" w:eastAsia="SimSun" w:hAnsi="SimSun"/>
+        </w:rPr>
+        <w:t>34:W219–W224.</w:t>
+      </w:r>
+    </w:p>
+    <w:p>
+      <w:pPr>
+        <w:spacing w:after="0" w:line="240" w:lineRule="auto"/>
+        <w:jc w:val="both"/>
+        <w:rPr>
+          <w:rFonts w:ascii="SimSun" w:eastAsia="SimSun" w:hAnsi="SimSun"/>
+        </w:rPr>
+      </w:pPr>
+      <w:r>
+        <w:rPr>
+          <w:rFonts w:ascii="SimSun" w:eastAsia="SimSun" w:hAnsi="SimSun" w:hint="eastAsia"/>
         </w:rPr>
         <w:t>[10]</w:t>
       </w:r>
@@ -4350,45 +3638,31 @@
       </w:r>
       <w:r>
         <w:rPr>
-          <w:rFonts w:ascii="宋体" w:eastAsia="宋体" w:hAnsi="宋体"/>
-        </w:rPr>
-        <w:t xml:space="preserve">Yang J, Kwon S, Bae S-H, Park KM, Yoon C, Lee J-H, Seok </w:t>
-      </w:r>
-      <w:proofErr w:type="gramStart"/>
-      <w:r>
-        <w:rPr>
-          <w:rFonts w:ascii="宋体" w:eastAsia="宋体" w:hAnsi="宋体"/>
-        </w:rPr>
-        <w:t>C:GalaxySagittarius</w:t>
-      </w:r>
-      <w:proofErr w:type="gramEnd"/>
-      <w:r>
-        <w:rPr>
-          <w:rFonts w:ascii="宋体" w:eastAsia="宋体" w:hAnsi="宋体"/>
-        </w:rPr>
-        <w:t>: structure- and similarity-based prediction</w:t>
-      </w:r>
-      <w:r>
-        <w:rPr>
-          <w:rFonts w:ascii="宋体" w:eastAsia="宋体" w:hAnsi="宋体" w:hint="eastAsia"/>
-        </w:rPr>
-        <w:t xml:space="preserve"> </w:t>
-      </w:r>
-      <w:r>
-        <w:rPr>
-          <w:rFonts w:ascii="宋体" w:eastAsia="宋体" w:hAnsi="宋体"/>
+          <w:rFonts w:ascii="SimSun" w:eastAsia="SimSun" w:hAnsi="SimSun"/>
+        </w:rPr>
+        <w:t>Yang J, Kwon S, Bae S-H, Park KM, Yoon C, Lee J-H, Seok C:GalaxySagittarius: structure- and similarity-based prediction</w:t>
+      </w:r>
+      <w:r>
+        <w:rPr>
+          <w:rFonts w:ascii="SimSun" w:eastAsia="SimSun" w:hAnsi="SimSun" w:hint="eastAsia"/>
+        </w:rPr>
+        <w:t xml:space="preserve"> </w:t>
+      </w:r>
+      <w:r>
+        <w:rPr>
+          <w:rFonts w:ascii="SimSun" w:eastAsia="SimSun" w:hAnsi="SimSun"/>
         </w:rPr>
         <w:t>of protein targets for druglike compounds. J Chem Inf Model</w:t>
       </w:r>
       <w:r>
         <w:rPr>
-          <w:rFonts w:ascii="宋体" w:eastAsia="宋体" w:hAnsi="宋体" w:hint="eastAsia"/>
-        </w:rPr>
-        <w:t xml:space="preserve"> </w:t>
-      </w:r>
-      <w:r>
-        <w:rPr>
-          <w:rFonts w:ascii="宋体" w:eastAsia="宋体" w:hAnsi="宋体"/>
+          <w:rFonts w:ascii="SimSun" w:eastAsia="SimSun" w:hAnsi="SimSun" w:hint="eastAsia"/>
+        </w:rPr>
+        <w:t xml:space="preserve"> </w:t>
+      </w:r>
+      <w:r>
+        <w:rPr>
+          <w:rFonts w:ascii="SimSun" w:eastAsia="SimSun" w:hAnsi="SimSun"/>
         </w:rPr>
         <w:t>2020, 60:3246–3254.</w:t>
       </w:r>
@@ -4398,12 +3672,12 @@
         <w:spacing w:after="0" w:line="240" w:lineRule="auto"/>
         <w:jc w:val="both"/>
         <w:rPr>
-          <w:rFonts w:ascii="宋体" w:eastAsia="宋体" w:hAnsi="宋体" w:hint="eastAsia"/>
-        </w:rPr>
-      </w:pPr>
-      <w:r>
-        <w:rPr>
-          <w:rFonts w:ascii="宋体" w:eastAsia="宋体" w:hAnsi="宋体" w:hint="eastAsia"/>
+          <w:rFonts w:ascii="SimSun" w:eastAsia="SimSun" w:hAnsi="SimSun"/>
+        </w:rPr>
+      </w:pPr>
+      <w:r>
+        <w:rPr>
+          <w:rFonts w:ascii="SimSun" w:eastAsia="SimSun" w:hAnsi="SimSun" w:hint="eastAsia"/>
         </w:rPr>
         <w:t>[11]</w:t>
       </w:r>
@@ -4417,41 +3691,33 @@
         </w:rPr>
         <w:t xml:space="preserve"> </w:t>
       </w:r>
-      <w:proofErr w:type="spellStart"/>
-      <w:r>
-        <w:rPr>
-          <w:rFonts w:ascii="宋体" w:eastAsia="宋体" w:hAnsi="宋体"/>
-        </w:rPr>
-        <w:t>GalaxySagittarius</w:t>
-      </w:r>
-      <w:proofErr w:type="spellEnd"/>
-      <w:r>
-        <w:rPr>
-          <w:rFonts w:ascii="宋体" w:eastAsia="宋体" w:hAnsi="宋体"/>
-        </w:rPr>
-        <w:t>-AF: Predicting targets for drug-like compounds</w:t>
-      </w:r>
-      <w:r>
-        <w:rPr>
-          <w:rFonts w:ascii="宋体" w:eastAsia="宋体" w:hAnsi="宋体" w:hint="eastAsia"/>
-        </w:rPr>
-        <w:t xml:space="preserve"> </w:t>
-      </w:r>
-      <w:r>
-        <w:rPr>
-          <w:rFonts w:ascii="宋体" w:eastAsia="宋体" w:hAnsi="宋体"/>
+      <w:r>
+        <w:rPr>
+          <w:rFonts w:ascii="SimSun" w:eastAsia="SimSun" w:hAnsi="SimSun"/>
+        </w:rPr>
+        <w:t>GalaxySagittarius-AF: Predicting targets for drug-like compounds</w:t>
+      </w:r>
+      <w:r>
+        <w:rPr>
+          <w:rFonts w:ascii="SimSun" w:eastAsia="SimSun" w:hAnsi="SimSun" w:hint="eastAsia"/>
+        </w:rPr>
+        <w:t xml:space="preserve"> </w:t>
+      </w:r>
+      <w:r>
+        <w:rPr>
+          <w:rFonts w:ascii="SimSun" w:eastAsia="SimSun" w:hAnsi="SimSun"/>
         </w:rPr>
         <w:t>in the extended human 3D proteome. J Mol Biol</w:t>
       </w:r>
       <w:r>
         <w:rPr>
-          <w:rFonts w:ascii="宋体" w:eastAsia="宋体" w:hAnsi="宋体" w:hint="eastAsia"/>
-        </w:rPr>
-        <w:t xml:space="preserve"> </w:t>
-      </w:r>
-      <w:r>
-        <w:rPr>
-          <w:rFonts w:ascii="宋体" w:eastAsia="宋体" w:hAnsi="宋体"/>
+          <w:rFonts w:ascii="SimSun" w:eastAsia="SimSun" w:hAnsi="SimSun" w:hint="eastAsia"/>
+        </w:rPr>
+        <w:t xml:space="preserve"> </w:t>
+      </w:r>
+      <w:r>
+        <w:rPr>
+          <w:rFonts w:ascii="SimSun" w:eastAsia="SimSun" w:hAnsi="SimSun"/>
         </w:rPr>
         <w:t>2024.</w:t>
       </w:r>
@@ -4461,12 +3727,12 @@
         <w:spacing w:after="0" w:line="240" w:lineRule="auto"/>
         <w:jc w:val="both"/>
         <w:rPr>
-          <w:rFonts w:ascii="宋体" w:eastAsia="宋体" w:hAnsi="宋体" w:hint="eastAsia"/>
-        </w:rPr>
-      </w:pPr>
-      <w:r>
-        <w:rPr>
-          <w:rFonts w:ascii="宋体" w:eastAsia="宋体" w:hAnsi="宋体" w:hint="eastAsia"/>
+          <w:rFonts w:ascii="SimSun" w:eastAsia="SimSun" w:hAnsi="SimSun"/>
+        </w:rPr>
+      </w:pPr>
+      <w:r>
+        <w:rPr>
+          <w:rFonts w:ascii="SimSun" w:eastAsia="SimSun" w:hAnsi="SimSun" w:hint="eastAsia"/>
         </w:rPr>
         <w:t>[12]</w:t>
       </w:r>
@@ -4482,57 +3748,43 @@
       </w:r>
       <w:r>
         <w:rPr>
-          <w:rFonts w:ascii="宋体" w:eastAsia="宋体" w:hAnsi="宋体"/>
-        </w:rPr>
-        <w:t xml:space="preserve">Wang P, Zheng S, Jiang Y, Li C, Liu J, Wen C, </w:t>
-      </w:r>
-      <w:proofErr w:type="spellStart"/>
-      <w:r>
-        <w:rPr>
-          <w:rFonts w:ascii="宋体" w:eastAsia="宋体" w:hAnsi="宋体"/>
-        </w:rPr>
-        <w:t>Patronov</w:t>
-      </w:r>
-      <w:proofErr w:type="spellEnd"/>
-      <w:r>
-        <w:rPr>
-          <w:rFonts w:ascii="宋体" w:eastAsia="宋体" w:hAnsi="宋体"/>
-        </w:rPr>
-        <w:t xml:space="preserve"> A,</w:t>
-      </w:r>
-      <w:r>
-        <w:rPr>
-          <w:rFonts w:ascii="宋体" w:eastAsia="宋体" w:hAnsi="宋体" w:hint="eastAsia"/>
-        </w:rPr>
-        <w:t xml:space="preserve"> </w:t>
-      </w:r>
-      <w:r>
-        <w:rPr>
-          <w:rFonts w:ascii="宋体" w:eastAsia="宋体" w:hAnsi="宋体"/>
+          <w:rFonts w:ascii="SimSun" w:eastAsia="SimSun" w:hAnsi="SimSun"/>
+        </w:rPr>
+        <w:t>Wang P, Zheng S, Jiang Y, Li C, Liu J, Wen C, Patronov A,</w:t>
+      </w:r>
+      <w:r>
+        <w:rPr>
+          <w:rFonts w:ascii="SimSun" w:eastAsia="SimSun" w:hAnsi="SimSun" w:hint="eastAsia"/>
+        </w:rPr>
+        <w:t xml:space="preserve"> </w:t>
+      </w:r>
+      <w:r>
+        <w:rPr>
+          <w:rFonts w:ascii="SimSun" w:eastAsia="SimSun" w:hAnsi="SimSun"/>
         </w:rPr>
         <w:t>Qian D, Chen H, Yang Y: Structure-aware multimodal deep</w:t>
       </w:r>
       <w:r>
         <w:rPr>
-          <w:rFonts w:ascii="宋体" w:eastAsia="宋体" w:hAnsi="宋体" w:hint="eastAsia"/>
-        </w:rPr>
-        <w:t xml:space="preserve"> </w:t>
-      </w:r>
-      <w:r>
-        <w:rPr>
-          <w:rFonts w:ascii="宋体" w:eastAsia="宋体" w:hAnsi="宋体"/>
+          <w:rFonts w:ascii="SimSun" w:eastAsia="SimSun" w:hAnsi="SimSun" w:hint="eastAsia"/>
+        </w:rPr>
+        <w:t xml:space="preserve"> </w:t>
+      </w:r>
+      <w:r>
+        <w:rPr>
+          <w:rFonts w:ascii="SimSun" w:eastAsia="SimSun" w:hAnsi="SimSun"/>
         </w:rPr>
         <w:t>learning for drug-protein interaction prediction. J Chem Inf</w:t>
       </w:r>
       <w:r>
         <w:rPr>
-          <w:rFonts w:ascii="宋体" w:eastAsia="宋体" w:hAnsi="宋体" w:hint="eastAsia"/>
-        </w:rPr>
-        <w:t xml:space="preserve"> </w:t>
-      </w:r>
-      <w:r>
-        <w:rPr>
-          <w:rFonts w:ascii="宋体" w:eastAsia="宋体" w:hAnsi="宋体"/>
+          <w:rFonts w:ascii="SimSun" w:eastAsia="SimSun" w:hAnsi="SimSun" w:hint="eastAsia"/>
+        </w:rPr>
+        <w:t xml:space="preserve"> </w:t>
+      </w:r>
+      <w:r>
+        <w:rPr>
+          <w:rFonts w:ascii="SimSun" w:eastAsia="SimSun" w:hAnsi="SimSun"/>
         </w:rPr>
         <w:t>Model 2022, 62:1308–1317.</w:t>
       </w:r>
@@ -4542,12 +3794,12 @@
         <w:spacing w:after="0" w:line="240" w:lineRule="auto"/>
         <w:jc w:val="both"/>
         <w:rPr>
-          <w:rFonts w:ascii="宋体" w:eastAsia="宋体" w:hAnsi="宋体" w:hint="eastAsia"/>
-        </w:rPr>
-      </w:pPr>
-      <w:r>
-        <w:rPr>
-          <w:rFonts w:ascii="宋体" w:eastAsia="宋体" w:hAnsi="宋体" w:hint="eastAsia"/>
+          <w:rFonts w:ascii="SimSun" w:eastAsia="SimSun" w:hAnsi="SimSun"/>
+        </w:rPr>
+      </w:pPr>
+      <w:r>
+        <w:rPr>
+          <w:rFonts w:ascii="SimSun" w:eastAsia="SimSun" w:hAnsi="SimSun" w:hint="eastAsia"/>
         </w:rPr>
         <w:t>[13]</w:t>
       </w:r>
@@ -4563,105 +3815,55 @@
       </w:r>
       <w:r>
         <w:rPr>
-          <w:rFonts w:ascii="宋体" w:eastAsia="宋体" w:hAnsi="宋体"/>
-        </w:rPr>
-        <w:t xml:space="preserve">Yazdani-Jahromi M, Yousefi N, Tayebi A, </w:t>
-      </w:r>
-      <w:proofErr w:type="spellStart"/>
-      <w:r>
-        <w:rPr>
-          <w:rFonts w:ascii="宋体" w:eastAsia="宋体" w:hAnsi="宋体"/>
-        </w:rPr>
-        <w:t>Kolanthai</w:t>
-      </w:r>
-      <w:proofErr w:type="spellEnd"/>
-      <w:r>
-        <w:rPr>
-          <w:rFonts w:ascii="宋体" w:eastAsia="宋体" w:hAnsi="宋体"/>
-        </w:rPr>
-        <w:t xml:space="preserve"> E, Neal CJ,</w:t>
-      </w:r>
-      <w:r>
-        <w:rPr>
-          <w:rFonts w:ascii="宋体" w:eastAsia="宋体" w:hAnsi="宋体" w:hint="eastAsia"/>
-        </w:rPr>
-        <w:t xml:space="preserve"> </w:t>
-      </w:r>
-      <w:r>
-        <w:rPr>
-          <w:rFonts w:ascii="宋体" w:eastAsia="宋体" w:hAnsi="宋体"/>
-        </w:rPr>
-        <w:t xml:space="preserve">Seal S, Garibay OO: </w:t>
-      </w:r>
-      <w:proofErr w:type="spellStart"/>
-      <w:r>
-        <w:rPr>
-          <w:rFonts w:ascii="宋体" w:eastAsia="宋体" w:hAnsi="宋体"/>
-        </w:rPr>
-        <w:t>AttentionSiteDTI</w:t>
-      </w:r>
-      <w:proofErr w:type="spellEnd"/>
-      <w:r>
-        <w:rPr>
-          <w:rFonts w:ascii="宋体" w:eastAsia="宋体" w:hAnsi="宋体"/>
-        </w:rPr>
-        <w:t xml:space="preserve">: an interpretable </w:t>
-      </w:r>
-      <w:proofErr w:type="spellStart"/>
-      <w:r>
-        <w:rPr>
-          <w:rFonts w:ascii="宋体" w:eastAsia="宋体" w:hAnsi="宋体"/>
-        </w:rPr>
-        <w:t>graphbased</w:t>
-      </w:r>
-      <w:proofErr w:type="spellEnd"/>
-      <w:r>
-        <w:rPr>
-          <w:rFonts w:ascii="宋体" w:eastAsia="宋体" w:hAnsi="宋体" w:hint="eastAsia"/>
-        </w:rPr>
-        <w:t xml:space="preserve"> </w:t>
-      </w:r>
-      <w:r>
-        <w:rPr>
-          <w:rFonts w:ascii="宋体" w:eastAsia="宋体" w:hAnsi="宋体"/>
+          <w:rFonts w:ascii="SimSun" w:eastAsia="SimSun" w:hAnsi="SimSun"/>
+        </w:rPr>
+        <w:t>Yazdani-Jahromi M, Yousefi N, Tayebi A, Kolanthai E, Neal CJ,</w:t>
+      </w:r>
+      <w:r>
+        <w:rPr>
+          <w:rFonts w:ascii="SimSun" w:eastAsia="SimSun" w:hAnsi="SimSun" w:hint="eastAsia"/>
+        </w:rPr>
+        <w:t xml:space="preserve"> </w:t>
+      </w:r>
+      <w:r>
+        <w:rPr>
+          <w:rFonts w:ascii="SimSun" w:eastAsia="SimSun" w:hAnsi="SimSun"/>
+        </w:rPr>
+        <w:t>Seal S, Garibay OO: AttentionSiteDTI: an interpretable graphbased</w:t>
+      </w:r>
+      <w:r>
+        <w:rPr>
+          <w:rFonts w:ascii="SimSun" w:eastAsia="SimSun" w:hAnsi="SimSun" w:hint="eastAsia"/>
+        </w:rPr>
+        <w:t xml:space="preserve"> </w:t>
+      </w:r>
+      <w:r>
+        <w:rPr>
+          <w:rFonts w:ascii="SimSun" w:eastAsia="SimSun" w:hAnsi="SimSun"/>
         </w:rPr>
         <w:t>model for drug-target interaction prediction using NLP</w:t>
       </w:r>
       <w:r>
         <w:rPr>
-          <w:rFonts w:ascii="宋体" w:eastAsia="宋体" w:hAnsi="宋体" w:hint="eastAsia"/>
-        </w:rPr>
-        <w:t xml:space="preserve"> </w:t>
-      </w:r>
-      <w:r>
-        <w:rPr>
-          <w:rFonts w:ascii="宋体" w:eastAsia="宋体" w:hAnsi="宋体"/>
-        </w:rPr>
-        <w:t xml:space="preserve">sentence-level relation classification. Briefings </w:t>
-      </w:r>
-      <w:proofErr w:type="spellStart"/>
-      <w:r>
-        <w:rPr>
-          <w:rFonts w:ascii="宋体" w:eastAsia="宋体" w:hAnsi="宋体"/>
-        </w:rPr>
-        <w:t>Bioinf</w:t>
-      </w:r>
-      <w:proofErr w:type="spellEnd"/>
-      <w:r>
-        <w:rPr>
-          <w:rFonts w:ascii="宋体" w:eastAsia="宋体" w:hAnsi="宋体"/>
-        </w:rPr>
-        <w:t xml:space="preserve"> 2022, 23,</w:t>
-      </w:r>
-      <w:r>
-        <w:rPr>
-          <w:rFonts w:ascii="宋体" w:eastAsia="宋体" w:hAnsi="宋体" w:hint="eastAsia"/>
-        </w:rPr>
-        <w:t xml:space="preserve"> </w:t>
-      </w:r>
-      <w:r>
-        <w:rPr>
-          <w:rFonts w:ascii="宋体" w:eastAsia="宋体" w:hAnsi="宋体"/>
+          <w:rFonts w:ascii="SimSun" w:eastAsia="SimSun" w:hAnsi="SimSun" w:hint="eastAsia"/>
+        </w:rPr>
+        <w:t xml:space="preserve"> </w:t>
+      </w:r>
+      <w:r>
+        <w:rPr>
+          <w:rFonts w:ascii="SimSun" w:eastAsia="SimSun" w:hAnsi="SimSun"/>
+        </w:rPr>
+        <w:t>sentence-level relation classification. Briefings Bioinf 2022, 23,</w:t>
+      </w:r>
+      <w:r>
+        <w:rPr>
+          <w:rFonts w:ascii="SimSun" w:eastAsia="SimSun" w:hAnsi="SimSun" w:hint="eastAsia"/>
+        </w:rPr>
+        <w:t xml:space="preserve"> </w:t>
+      </w:r>
+      <w:r>
+        <w:rPr>
+          <w:rFonts w:ascii="SimSun" w:eastAsia="SimSun" w:hAnsi="SimSun"/>
         </w:rPr>
         <w:t>bbac272.</w:t>
       </w:r>
@@ -4671,33 +3873,33 @@
         <w:spacing w:after="0" w:line="240" w:lineRule="auto"/>
         <w:jc w:val="both"/>
         <w:rPr>
-          <w:rFonts w:ascii="宋体" w:eastAsia="宋体" w:hAnsi="宋体"/>
-        </w:rPr>
-      </w:pPr>
-    </w:p>
-    <w:p>
-      <w:pPr>
-        <w:spacing w:after="0" w:line="240" w:lineRule="auto"/>
-        <w:jc w:val="both"/>
-        <w:rPr>
-          <w:rFonts w:ascii="宋体" w:eastAsia="宋体" w:hAnsi="宋体"/>
-        </w:rPr>
-      </w:pPr>
-      <w:r>
-        <w:rPr>
-          <w:rFonts w:ascii="宋体" w:eastAsia="宋体" w:hAnsi="宋体" w:hint="eastAsia"/>
+          <w:rFonts w:ascii="SimSun" w:eastAsia="SimSun" w:hAnsi="SimSun"/>
+        </w:rPr>
+      </w:pPr>
+    </w:p>
+    <w:p>
+      <w:pPr>
+        <w:spacing w:after="0" w:line="240" w:lineRule="auto"/>
+        <w:jc w:val="both"/>
+        <w:rPr>
+          <w:rFonts w:ascii="SimSun" w:eastAsia="SimSun" w:hAnsi="SimSun"/>
+        </w:rPr>
+      </w:pPr>
+      <w:r>
+        <w:rPr>
+          <w:rFonts w:ascii="SimSun" w:eastAsia="SimSun" w:hAnsi="SimSun" w:hint="eastAsia"/>
         </w:rPr>
         <w:t>[</w:t>
       </w:r>
       <w:r>
         <w:rPr>
-          <w:rFonts w:ascii="宋体" w:eastAsia="宋体" w:hAnsi="宋体" w:hint="eastAsia"/>
+          <w:rFonts w:ascii="SimSun" w:eastAsia="SimSun" w:hAnsi="SimSun" w:hint="eastAsia"/>
         </w:rPr>
         <w:t>1-s2.0-S0010482523006017-main</w:t>
       </w:r>
       <w:r>
         <w:rPr>
-          <w:rFonts w:ascii="宋体" w:eastAsia="宋体" w:hAnsi="宋体" w:hint="eastAsia"/>
+          <w:rFonts w:ascii="SimSun" w:eastAsia="SimSun" w:hAnsi="SimSun" w:hint="eastAsia"/>
         </w:rPr>
         <w:t>]</w:t>
       </w:r>
@@ -4707,48 +3909,48 @@
         <w:spacing w:after="0" w:line="240" w:lineRule="auto"/>
         <w:jc w:val="both"/>
         <w:rPr>
-          <w:rFonts w:ascii="宋体" w:eastAsia="宋体" w:hAnsi="宋体"/>
-        </w:rPr>
-      </w:pPr>
-      <w:r>
-        <w:rPr>
-          <w:rFonts w:ascii="宋体" w:eastAsia="宋体" w:hAnsi="宋体" w:hint="eastAsia"/>
+          <w:rFonts w:ascii="SimSun" w:eastAsia="SimSun" w:hAnsi="SimSun"/>
+        </w:rPr>
+      </w:pPr>
+      <w:r>
+        <w:rPr>
+          <w:rFonts w:ascii="SimSun" w:eastAsia="SimSun" w:hAnsi="SimSun" w:hint="eastAsia"/>
         </w:rPr>
         <w:t>国内：</w:t>
       </w:r>
       <w:r>
         <w:rPr>
-          <w:rFonts w:ascii="宋体" w:eastAsia="宋体" w:hAnsi="宋体"/>
+          <w:rFonts w:ascii="SimSun" w:eastAsia="SimSun" w:hAnsi="SimSun"/>
         </w:rPr>
         <w:t>Transformer</w:t>
       </w:r>
       <w:r>
         <w:rPr>
-          <w:rFonts w:ascii="宋体" w:eastAsia="宋体" w:hAnsi="宋体" w:hint="eastAsia"/>
-        </w:rPr>
-        <w:t xml:space="preserve"> </w:t>
-      </w:r>
-      <w:r>
-        <w:rPr>
-          <w:rFonts w:ascii="宋体" w:eastAsia="宋体" w:hAnsi="宋体"/>
+          <w:rFonts w:ascii="SimSun" w:eastAsia="SimSun" w:hAnsi="SimSun" w:hint="eastAsia"/>
+        </w:rPr>
+        <w:t xml:space="preserve"> </w:t>
+      </w:r>
+      <w:r>
+        <w:rPr>
+          <w:rFonts w:ascii="SimSun" w:eastAsia="SimSun" w:hAnsi="SimSun"/>
         </w:rPr>
         <w:t xml:space="preserve">CPI [19] </w:t>
       </w:r>
       <w:r>
         <w:rPr>
-          <w:rFonts w:ascii="宋体" w:eastAsia="宋体" w:hAnsi="宋体" w:hint="eastAsia"/>
+          <w:rFonts w:ascii="SimSun" w:eastAsia="SimSun" w:hAnsi="SimSun" w:hint="eastAsia"/>
         </w:rPr>
         <w:t>利用</w:t>
       </w:r>
       <w:r>
         <w:rPr>
-          <w:rFonts w:ascii="宋体" w:eastAsia="宋体" w:hAnsi="宋体"/>
+          <w:rFonts w:ascii="SimSun" w:eastAsia="SimSun" w:hAnsi="SimSun"/>
         </w:rPr>
         <w:t xml:space="preserve">Transformer </w:t>
       </w:r>
       <w:r>
         <w:rPr>
-          <w:rFonts w:ascii="宋体" w:eastAsia="宋体" w:hAnsi="宋体" w:hint="eastAsia"/>
+          <w:rFonts w:ascii="SimSun" w:eastAsia="SimSun" w:hAnsi="SimSun" w:hint="eastAsia"/>
         </w:rPr>
         <w:t>技术挖掘药物和蛋白质序列数据以进行</w:t>
       </w:r>
@@ -4758,116 +3960,108 @@
         <w:spacing w:after="0" w:line="240" w:lineRule="auto"/>
         <w:jc w:val="both"/>
         <w:rPr>
-          <w:rFonts w:ascii="宋体" w:eastAsia="宋体" w:hAnsi="宋体"/>
-        </w:rPr>
-      </w:pPr>
-      <w:r>
-        <w:rPr>
-          <w:rFonts w:ascii="宋体" w:eastAsia="宋体" w:hAnsi="宋体"/>
+          <w:rFonts w:ascii="SimSun" w:eastAsia="SimSun" w:hAnsi="SimSun"/>
+        </w:rPr>
+      </w:pPr>
+      <w:r>
+        <w:rPr>
+          <w:rFonts w:ascii="SimSun" w:eastAsia="SimSun" w:hAnsi="SimSun"/>
         </w:rPr>
         <w:t xml:space="preserve">DTI </w:t>
       </w:r>
       <w:r>
         <w:rPr>
-          <w:rFonts w:ascii="宋体" w:eastAsia="宋体" w:hAnsi="宋体" w:hint="eastAsia"/>
+          <w:rFonts w:ascii="SimSun" w:eastAsia="SimSun" w:hAnsi="SimSun" w:hint="eastAsia"/>
         </w:rPr>
         <w:t>预测</w:t>
       </w:r>
       <w:r>
         <w:rPr>
-          <w:rFonts w:ascii="宋体" w:eastAsia="宋体" w:hAnsi="宋体" w:hint="eastAsia"/>
+          <w:rFonts w:ascii="SimSun" w:eastAsia="SimSun" w:hAnsi="SimSun" w:hint="eastAsia"/>
         </w:rPr>
         <w:t>；</w:t>
       </w:r>
-      <w:proofErr w:type="spellStart"/>
-      <w:r>
-        <w:rPr>
-          <w:rFonts w:ascii="宋体" w:eastAsia="宋体" w:hAnsi="宋体"/>
-        </w:rPr>
-        <w:t>NeoDTI</w:t>
-      </w:r>
-      <w:proofErr w:type="spellEnd"/>
-      <w:r>
-        <w:rPr>
-          <w:rFonts w:ascii="宋体" w:eastAsia="宋体" w:hAnsi="宋体"/>
-        </w:rPr>
-        <w:t xml:space="preserve"> [20] </w:t>
-      </w:r>
-      <w:r>
-        <w:rPr>
-          <w:rFonts w:ascii="宋体" w:eastAsia="宋体" w:hAnsi="宋体" w:hint="eastAsia"/>
+      <w:r>
+        <w:rPr>
+          <w:rFonts w:ascii="SimSun" w:eastAsia="SimSun" w:hAnsi="SimSun"/>
+        </w:rPr>
+        <w:t xml:space="preserve">NeoDTI [20] </w:t>
+      </w:r>
+      <w:r>
+        <w:rPr>
+          <w:rFonts w:ascii="SimSun" w:eastAsia="SimSun" w:hAnsi="SimSun" w:hint="eastAsia"/>
         </w:rPr>
         <w:t>利用异构网络中的数据来保留药物和蛋白质的拓扑结构以进行</w:t>
       </w:r>
       <w:r>
         <w:rPr>
-          <w:rFonts w:ascii="宋体" w:eastAsia="宋体" w:hAnsi="宋体"/>
+          <w:rFonts w:ascii="SimSun" w:eastAsia="SimSun" w:hAnsi="SimSun"/>
         </w:rPr>
         <w:t xml:space="preserve">DTI </w:t>
       </w:r>
       <w:r>
         <w:rPr>
-          <w:rFonts w:ascii="宋体" w:eastAsia="宋体" w:hAnsi="宋体" w:hint="eastAsia"/>
+          <w:rFonts w:ascii="SimSun" w:eastAsia="SimSun" w:hAnsi="SimSun" w:hint="eastAsia"/>
         </w:rPr>
         <w:t>预测</w:t>
       </w:r>
       <w:r>
         <w:rPr>
-          <w:rFonts w:ascii="宋体" w:eastAsia="宋体" w:hAnsi="宋体" w:hint="eastAsia"/>
+          <w:rFonts w:ascii="SimSun" w:eastAsia="SimSun" w:hAnsi="SimSun" w:hint="eastAsia"/>
         </w:rPr>
         <w:t>；</w:t>
       </w:r>
       <w:r>
         <w:rPr>
-          <w:rFonts w:ascii="宋体" w:eastAsia="宋体" w:hAnsi="宋体"/>
+          <w:rFonts w:ascii="SimSun" w:eastAsia="SimSun" w:hAnsi="SimSun"/>
         </w:rPr>
         <w:t xml:space="preserve">[21] </w:t>
       </w:r>
       <w:r>
         <w:rPr>
-          <w:rFonts w:ascii="宋体" w:eastAsia="宋体" w:hAnsi="宋体" w:hint="eastAsia"/>
+          <w:rFonts w:ascii="SimSun" w:eastAsia="SimSun" w:hAnsi="SimSun" w:hint="eastAsia"/>
         </w:rPr>
         <w:t>采用卷积神经网络（</w:t>
       </w:r>
       <w:r>
         <w:rPr>
-          <w:rFonts w:ascii="宋体" w:eastAsia="宋体" w:hAnsi="宋体"/>
+          <w:rFonts w:ascii="SimSun" w:eastAsia="SimSun" w:hAnsi="SimSun"/>
         </w:rPr>
         <w:t>CNN</w:t>
       </w:r>
       <w:r>
         <w:rPr>
-          <w:rFonts w:ascii="宋体" w:eastAsia="宋体" w:hAnsi="宋体" w:hint="eastAsia"/>
+          <w:rFonts w:ascii="SimSun" w:eastAsia="SimSun" w:hAnsi="SimSun" w:hint="eastAsia"/>
         </w:rPr>
         <w:t>）技术获取药物和蛋白质序列的局部特征以进行</w:t>
       </w:r>
       <w:r>
         <w:rPr>
-          <w:rFonts w:ascii="宋体" w:eastAsia="宋体" w:hAnsi="宋体"/>
+          <w:rFonts w:ascii="SimSun" w:eastAsia="SimSun" w:hAnsi="SimSun"/>
         </w:rPr>
         <w:t xml:space="preserve">DTI </w:t>
       </w:r>
       <w:r>
         <w:rPr>
-          <w:rFonts w:ascii="宋体" w:eastAsia="宋体" w:hAnsi="宋体" w:hint="eastAsia"/>
+          <w:rFonts w:ascii="SimSun" w:eastAsia="SimSun" w:hAnsi="SimSun" w:hint="eastAsia"/>
         </w:rPr>
         <w:t>预测</w:t>
       </w:r>
       <w:r>
         <w:rPr>
-          <w:rFonts w:ascii="宋体" w:eastAsia="宋体" w:hAnsi="宋体" w:hint="eastAsia"/>
+          <w:rFonts w:ascii="SimSun" w:eastAsia="SimSun" w:hAnsi="SimSun" w:hint="eastAsia"/>
         </w:rPr>
         <w:t>；</w:t>
       </w:r>
       <w:r>
         <w:rPr>
-          <w:rFonts w:ascii="宋体" w:eastAsia="宋体" w:hAnsi="宋体"/>
+          <w:rFonts w:ascii="SimSun" w:eastAsia="SimSun" w:hAnsi="SimSun"/>
         </w:rPr>
         <w:t xml:space="preserve">Co-VAE [24] </w:t>
       </w:r>
       <w:r>
         <w:rPr>
-          <w:rFonts w:ascii="宋体" w:eastAsia="宋体" w:hAnsi="宋体" w:hint="eastAsia"/>
+          <w:rFonts w:ascii="SimSun" w:eastAsia="SimSun" w:hAnsi="SimSun" w:hint="eastAsia"/>
         </w:rPr>
         <w:t>采用了变分自编码技术。</w:t>
       </w:r>
@@ -4877,138 +4071,108 @@
         <w:spacing w:after="0" w:line="240" w:lineRule="auto"/>
         <w:jc w:val="both"/>
         <w:rPr>
-          <w:rFonts w:ascii="宋体" w:eastAsia="宋体" w:hAnsi="宋体"/>
-        </w:rPr>
-      </w:pPr>
-      <w:r>
-        <w:rPr>
-          <w:rFonts w:ascii="宋体" w:eastAsia="宋体" w:hAnsi="宋体" w:hint="eastAsia"/>
+          <w:rFonts w:ascii="SimSun" w:eastAsia="SimSun" w:hAnsi="SimSun"/>
+        </w:rPr>
+      </w:pPr>
+      <w:r>
+        <w:rPr>
+          <w:rFonts w:ascii="SimSun" w:eastAsia="SimSun" w:hAnsi="SimSun" w:hint="eastAsia"/>
         </w:rPr>
         <w:t>国外：</w:t>
       </w:r>
-      <w:proofErr w:type="spellStart"/>
-      <w:r>
-        <w:rPr>
-          <w:rFonts w:ascii="宋体" w:eastAsia="宋体" w:hAnsi="宋体"/>
-        </w:rPr>
-        <w:t>DeepDTA</w:t>
-      </w:r>
-      <w:proofErr w:type="spellEnd"/>
-      <w:r>
-        <w:rPr>
-          <w:rFonts w:ascii="宋体" w:eastAsia="宋体" w:hAnsi="宋体"/>
-        </w:rPr>
-        <w:t xml:space="preserve"> [22] </w:t>
-      </w:r>
-      <w:r>
-        <w:rPr>
-          <w:rFonts w:ascii="宋体" w:eastAsia="宋体" w:hAnsi="宋体" w:hint="eastAsia"/>
+      <w:r>
+        <w:rPr>
+          <w:rFonts w:ascii="SimSun" w:eastAsia="SimSun" w:hAnsi="SimSun"/>
+        </w:rPr>
+        <w:t xml:space="preserve">DeepDTA [22] </w:t>
+      </w:r>
+      <w:r>
+        <w:rPr>
+          <w:rFonts w:ascii="SimSun" w:eastAsia="SimSun" w:hAnsi="SimSun" w:hint="eastAsia"/>
         </w:rPr>
         <w:t>采用两个</w:t>
       </w:r>
       <w:r>
         <w:rPr>
-          <w:rFonts w:ascii="宋体" w:eastAsia="宋体" w:hAnsi="宋体"/>
+          <w:rFonts w:ascii="SimSun" w:eastAsia="SimSun" w:hAnsi="SimSun"/>
         </w:rPr>
         <w:t xml:space="preserve">CNN </w:t>
       </w:r>
       <w:r>
         <w:rPr>
-          <w:rFonts w:ascii="宋体" w:eastAsia="宋体" w:hAnsi="宋体" w:hint="eastAsia"/>
+          <w:rFonts w:ascii="SimSun" w:eastAsia="SimSun" w:hAnsi="SimSun" w:hint="eastAsia"/>
         </w:rPr>
         <w:t>来学习药物分子和蛋白质序列的特征以进行</w:t>
       </w:r>
       <w:r>
         <w:rPr>
-          <w:rFonts w:ascii="宋体" w:eastAsia="宋体" w:hAnsi="宋体"/>
+          <w:rFonts w:ascii="SimSun" w:eastAsia="SimSun" w:hAnsi="SimSun"/>
         </w:rPr>
         <w:t xml:space="preserve">DTA </w:t>
       </w:r>
       <w:r>
         <w:rPr>
-          <w:rFonts w:ascii="宋体" w:eastAsia="宋体" w:hAnsi="宋体" w:hint="eastAsia"/>
+          <w:rFonts w:ascii="SimSun" w:eastAsia="SimSun" w:hAnsi="SimSun" w:hint="eastAsia"/>
         </w:rPr>
         <w:t>预测。另外添加了两个</w:t>
       </w:r>
       <w:r>
         <w:rPr>
-          <w:rFonts w:ascii="宋体" w:eastAsia="宋体" w:hAnsi="宋体"/>
+          <w:rFonts w:ascii="SimSun" w:eastAsia="SimSun" w:hAnsi="SimSun"/>
         </w:rPr>
         <w:t xml:space="preserve">CNN </w:t>
       </w:r>
       <w:r>
         <w:rPr>
-          <w:rFonts w:ascii="宋体" w:eastAsia="宋体" w:hAnsi="宋体" w:hint="eastAsia"/>
+          <w:rFonts w:ascii="SimSun" w:eastAsia="SimSun" w:hAnsi="SimSun" w:hint="eastAsia"/>
         </w:rPr>
         <w:t>分别学习蛋白质结构域和基序（</w:t>
       </w:r>
       <w:r>
         <w:rPr>
-          <w:rFonts w:ascii="宋体" w:eastAsia="宋体" w:hAnsi="宋体"/>
+          <w:rFonts w:ascii="SimSun" w:eastAsia="SimSun" w:hAnsi="SimSun"/>
         </w:rPr>
         <w:t>PDMs</w:t>
       </w:r>
       <w:r>
         <w:rPr>
-          <w:rFonts w:ascii="宋体" w:eastAsia="宋体" w:hAnsi="宋体" w:hint="eastAsia"/>
+          <w:rFonts w:ascii="SimSun" w:eastAsia="SimSun" w:hAnsi="SimSun" w:hint="eastAsia"/>
         </w:rPr>
         <w:t>）以及配体最大公共子结构（</w:t>
       </w:r>
       <w:r>
         <w:rPr>
-          <w:rFonts w:ascii="宋体" w:eastAsia="宋体" w:hAnsi="宋体"/>
+          <w:rFonts w:ascii="SimSun" w:eastAsia="SimSun" w:hAnsi="SimSun"/>
         </w:rPr>
         <w:t>LMCSs</w:t>
       </w:r>
       <w:r>
         <w:rPr>
-          <w:rFonts w:ascii="宋体" w:eastAsia="宋体" w:hAnsi="宋体" w:hint="eastAsia"/>
+          <w:rFonts w:ascii="SimSun" w:eastAsia="SimSun" w:hAnsi="SimSun" w:hint="eastAsia"/>
         </w:rPr>
         <w:t>）的特征。</w:t>
       </w:r>
-      <w:proofErr w:type="spellStart"/>
-      <w:r>
-        <w:rPr>
-          <w:rFonts w:ascii="宋体" w:eastAsia="宋体" w:hAnsi="宋体"/>
-        </w:rPr>
-        <w:t>WideDTA</w:t>
-      </w:r>
-      <w:proofErr w:type="spellEnd"/>
-      <w:r>
-        <w:rPr>
-          <w:rFonts w:ascii="宋体" w:eastAsia="宋体" w:hAnsi="宋体"/>
-        </w:rPr>
-        <w:t xml:space="preserve"> [23] </w:t>
-      </w:r>
-      <w:r>
-        <w:rPr>
-          <w:rFonts w:ascii="宋体" w:eastAsia="宋体" w:hAnsi="宋体" w:hint="eastAsia"/>
+      <w:r>
+        <w:rPr>
+          <w:rFonts w:ascii="SimSun" w:eastAsia="SimSun" w:hAnsi="SimSun"/>
+        </w:rPr>
+        <w:t xml:space="preserve">WideDTA [23] </w:t>
+      </w:r>
+      <w:r>
+        <w:rPr>
+          <w:rFonts w:ascii="SimSun" w:eastAsia="SimSun" w:hAnsi="SimSun" w:hint="eastAsia"/>
         </w:rPr>
         <w:t>是</w:t>
       </w:r>
       <w:r>
         <w:rPr>
-          <w:rFonts w:ascii="宋体" w:eastAsia="宋体" w:hAnsi="宋体"/>
-        </w:rPr>
-        <w:t xml:space="preserve"> </w:t>
-      </w:r>
-      <w:proofErr w:type="spellStart"/>
-      <w:r>
-        <w:rPr>
-          <w:rFonts w:ascii="宋体" w:eastAsia="宋体" w:hAnsi="宋体"/>
-        </w:rPr>
-        <w:t>DeepDTA</w:t>
-      </w:r>
-      <w:proofErr w:type="spellEnd"/>
-      <w:r>
-        <w:rPr>
-          <w:rFonts w:ascii="宋体" w:eastAsia="宋体" w:hAnsi="宋体"/>
-        </w:rPr>
-        <w:t xml:space="preserve"> </w:t>
-      </w:r>
-      <w:r>
-        <w:rPr>
-          <w:rFonts w:ascii="宋体" w:eastAsia="宋体" w:hAnsi="宋体" w:hint="eastAsia"/>
+          <w:rFonts w:ascii="SimSun" w:eastAsia="SimSun" w:hAnsi="SimSun"/>
+        </w:rPr>
+        <w:t xml:space="preserve"> DeepDTA </w:t>
+      </w:r>
+      <w:r>
+        <w:rPr>
+          <w:rFonts w:ascii="SimSun" w:eastAsia="SimSun" w:hAnsi="SimSun" w:hint="eastAsia"/>
         </w:rPr>
         <w:t>的改进版本。为了捕捉药物和蛋白质序</w:t>
       </w:r>
@@ -5018,84 +4182,108 @@
         <w:spacing w:after="0" w:line="240" w:lineRule="auto"/>
         <w:jc w:val="both"/>
         <w:rPr>
-          <w:rFonts w:ascii="宋体" w:eastAsia="宋体" w:hAnsi="宋体" w:hint="eastAsia"/>
-        </w:rPr>
-      </w:pPr>
-      <w:r>
-        <w:rPr>
-          <w:rFonts w:ascii="宋体" w:eastAsia="宋体" w:hAnsi="宋体" w:hint="eastAsia"/>
+          <w:rFonts w:ascii="SimSun" w:eastAsia="SimSun" w:hAnsi="SimSun"/>
+        </w:rPr>
+      </w:pPr>
+      <w:r>
+        <w:rPr>
+          <w:rFonts w:ascii="SimSun" w:eastAsia="SimSun" w:hAnsi="SimSun" w:hint="eastAsia"/>
         </w:rPr>
         <w:t>列的潜在特征以进行亲和力预测</w:t>
       </w:r>
       <w:r>
         <w:rPr>
-          <w:rFonts w:ascii="宋体" w:eastAsia="宋体" w:hAnsi="宋体" w:hint="eastAsia"/>
+          <w:rFonts w:ascii="SimSun" w:eastAsia="SimSun" w:hAnsi="SimSun" w:hint="eastAsia"/>
         </w:rPr>
         <w:t>。</w:t>
       </w:r>
-    </w:p>
-    <w:p>
-      <w:pPr>
-        <w:spacing w:after="0" w:line="240" w:lineRule="auto"/>
-        <w:jc w:val="both"/>
-        <w:rPr>
-          <w:rFonts w:ascii="宋体" w:eastAsia="宋体" w:hAnsi="宋体"/>
-        </w:rPr>
-      </w:pPr>
-    </w:p>
-    <w:p>
-      <w:pPr>
-        <w:spacing w:after="0" w:line="240" w:lineRule="auto"/>
-        <w:jc w:val="both"/>
-        <w:rPr>
-          <w:rFonts w:ascii="宋体" w:eastAsia="宋体" w:hAnsi="宋体"/>
-        </w:rPr>
-      </w:pPr>
-    </w:p>
-    <w:p>
-      <w:pPr>
-        <w:spacing w:after="0" w:line="240" w:lineRule="auto"/>
-        <w:jc w:val="both"/>
-        <w:rPr>
-          <w:rFonts w:ascii="宋体" w:eastAsia="宋体" w:hAnsi="宋体" w:hint="eastAsia"/>
-        </w:rPr>
-      </w:pPr>
-    </w:p>
-    <w:p>
-      <w:pPr>
-        <w:spacing w:after="0" w:line="240" w:lineRule="auto"/>
-        <w:jc w:val="both"/>
-        <w:rPr>
-          <w:rFonts w:ascii="宋体" w:eastAsia="宋体" w:hAnsi="宋体" w:hint="eastAsia"/>
-        </w:rPr>
-      </w:pPr>
-      <w:r>
-        <w:rPr>
-          <w:rFonts w:ascii="宋体" w:eastAsia="宋体" w:hAnsi="宋体" w:hint="eastAsia"/>
+      <w:r>
+        <w:rPr>
+          <w:rFonts w:ascii="SimSun" w:eastAsia="SimSun" w:hAnsi="SimSun"/>
+        </w:rPr>
+        <w:t>AttentionSiteDTI [25]</w:t>
+      </w:r>
+      <w:r>
+        <w:rPr>
+          <w:rFonts w:ascii="SimSun" w:eastAsia="SimSun" w:hAnsi="SimSun" w:hint="eastAsia"/>
+        </w:rPr>
+        <w:t>利用药物与靶点之间的结构信息构建图，结合自然语言处理（</w:t>
+      </w:r>
+      <w:r>
+        <w:rPr>
+          <w:rFonts w:ascii="SimSun" w:eastAsia="SimSun" w:hAnsi="SimSun"/>
+        </w:rPr>
+        <w:t>NLP</w:t>
+      </w:r>
+      <w:r>
+        <w:rPr>
+          <w:rFonts w:ascii="SimSun" w:eastAsia="SimSun" w:hAnsi="SimSun" w:hint="eastAsia"/>
+        </w:rPr>
+        <w:t>）技术处理文本数据中的关系信息，并应用注意力机制对图中不同节点和边的重要性进行加权。</w:t>
+      </w:r>
+    </w:p>
+    <w:p>
+      <w:pPr>
+        <w:spacing w:after="0" w:line="240" w:lineRule="auto"/>
+        <w:jc w:val="both"/>
+        <w:rPr>
+          <w:rFonts w:ascii="SimSun" w:eastAsia="SimSun" w:hAnsi="SimSun"/>
+        </w:rPr>
+      </w:pPr>
+    </w:p>
+    <w:p>
+      <w:pPr>
+        <w:spacing w:after="0" w:line="240" w:lineRule="auto"/>
+        <w:jc w:val="both"/>
+        <w:rPr>
+          <w:rFonts w:ascii="SimSun" w:eastAsia="SimSun" w:hAnsi="SimSun"/>
+        </w:rPr>
+      </w:pPr>
+    </w:p>
+    <w:p>
+      <w:pPr>
+        <w:spacing w:after="0" w:line="240" w:lineRule="auto"/>
+        <w:jc w:val="both"/>
+        <w:rPr>
+          <w:rFonts w:ascii="SimSun" w:eastAsia="SimSun" w:hAnsi="SimSun"/>
+        </w:rPr>
+      </w:pPr>
+    </w:p>
+    <w:p>
+      <w:pPr>
+        <w:spacing w:after="0" w:line="240" w:lineRule="auto"/>
+        <w:jc w:val="both"/>
+        <w:rPr>
+          <w:rFonts w:ascii="SimSun" w:eastAsia="SimSun" w:hAnsi="SimSun"/>
+        </w:rPr>
+      </w:pPr>
+      <w:r>
+        <w:rPr>
+          <w:rFonts w:ascii="SimSun" w:eastAsia="SimSun" w:hAnsi="SimSun" w:hint="eastAsia"/>
         </w:rPr>
         <w:t>3.</w:t>
       </w:r>
       <w:r>
         <w:rPr>
-          <w:rFonts w:ascii="宋体" w:eastAsia="宋体" w:hAnsi="宋体" w:hint="eastAsia"/>
+          <w:rFonts w:ascii="SimSun" w:eastAsia="SimSun" w:hAnsi="SimSun" w:hint="eastAsia"/>
         </w:rPr>
         <w:t>研究内容</w:t>
       </w:r>
       <w:r>
         <w:rPr>
-          <w:rFonts w:ascii="宋体" w:eastAsia="宋体" w:hAnsi="宋体" w:hint="eastAsia"/>
+          <w:rFonts w:ascii="SimSun" w:eastAsia="SimSun" w:hAnsi="SimSun" w:hint="eastAsia"/>
         </w:rPr>
         <w:t xml:space="preserve"> 拟</w:t>
       </w:r>
       <w:r>
         <w:rPr>
-          <w:rFonts w:ascii="宋体" w:eastAsia="宋体" w:hAnsi="宋体" w:hint="eastAsia"/>
-        </w:rPr>
-        <w:t xml:space="preserve"> </w:t>
-      </w:r>
-      <w:r>
-        <w:rPr>
-          <w:rFonts w:ascii="宋体" w:eastAsia="宋体" w:hAnsi="宋体" w:hint="eastAsia"/>
+          <w:rFonts w:ascii="SimSun" w:eastAsia="SimSun" w:hAnsi="SimSun" w:hint="eastAsia"/>
+        </w:rPr>
+        <w:t xml:space="preserve"> </w:t>
+      </w:r>
+      <w:r>
+        <w:rPr>
+          <w:rFonts w:ascii="SimSun" w:eastAsia="SimSun" w:hAnsi="SimSun" w:hint="eastAsia"/>
           <w:u w:val="single"/>
         </w:rPr>
         <w:t>研究内容</w:t>
@@ -5106,30 +4294,30 @@
         <w:spacing w:after="0" w:line="240" w:lineRule="auto"/>
         <w:jc w:val="both"/>
         <w:rPr>
-          <w:rFonts w:ascii="宋体" w:eastAsia="宋体" w:hAnsi="宋体" w:hint="eastAsia"/>
-        </w:rPr>
-      </w:pPr>
-      <w:r>
-        <w:rPr>
-          <w:rFonts w:ascii="宋体" w:eastAsia="宋体" w:hAnsi="宋体" w:hint="eastAsia"/>
+          <w:rFonts w:ascii="SimSun" w:eastAsia="SimSun" w:hAnsi="SimSun"/>
+        </w:rPr>
+      </w:pPr>
+      <w:r>
+        <w:rPr>
+          <w:rFonts w:ascii="SimSun" w:eastAsia="SimSun" w:hAnsi="SimSun" w:hint="eastAsia"/>
         </w:rPr>
         <w:t>4.</w:t>
       </w:r>
       <w:r>
         <w:rPr>
-          <w:rFonts w:ascii="宋体" w:eastAsia="宋体" w:hAnsi="宋体" w:hint="eastAsia"/>
+          <w:rFonts w:ascii="SimSun" w:eastAsia="SimSun" w:hAnsi="SimSun" w:hint="eastAsia"/>
         </w:rPr>
         <w:t>研究方法及技术路线</w:t>
       </w:r>
       <w:r>
         <w:rPr>
-          <w:rFonts w:ascii="宋体" w:eastAsia="宋体" w:hAnsi="宋体" w:hint="eastAsia"/>
-        </w:rPr>
-        <w:t xml:space="preserve"> </w:t>
-      </w:r>
-      <w:r>
-        <w:rPr>
-          <w:rFonts w:ascii="宋体" w:eastAsia="宋体" w:hAnsi="宋体" w:hint="eastAsia"/>
+          <w:rFonts w:ascii="SimSun" w:eastAsia="SimSun" w:hAnsi="SimSun" w:hint="eastAsia"/>
+        </w:rPr>
+        <w:t xml:space="preserve"> </w:t>
+      </w:r>
+      <w:r>
+        <w:rPr>
+          <w:rFonts w:ascii="SimSun" w:eastAsia="SimSun" w:hAnsi="SimSun" w:hint="eastAsia"/>
           <w:u w:val="single"/>
         </w:rPr>
         <w:t>技术路线</w:t>
@@ -5140,24 +4328,25 @@
         <w:spacing w:after="0" w:line="240" w:lineRule="auto"/>
         <w:jc w:val="both"/>
         <w:rPr>
-          <w:rFonts w:ascii="宋体" w:eastAsia="宋体" w:hAnsi="宋体" w:hint="eastAsia"/>
-        </w:rPr>
-      </w:pPr>
-      <w:r>
-        <w:rPr>
-          <w:rFonts w:ascii="宋体" w:eastAsia="宋体" w:hAnsi="宋体" w:hint="eastAsia"/>
-        </w:rPr>
+          <w:rFonts w:ascii="SimSun" w:eastAsia="SimSun" w:hAnsi="SimSun"/>
+        </w:rPr>
+      </w:pPr>
+      <w:r>
+        <w:rPr>
+          <w:rFonts w:ascii="SimSun" w:eastAsia="SimSun" w:hAnsi="SimSun" w:hint="eastAsia"/>
+        </w:rPr>
+        <w:lastRenderedPageBreak/>
         <w:t>5.创新点</w:t>
       </w:r>
       <w:r>
         <w:rPr>
-          <w:rFonts w:ascii="宋体" w:eastAsia="宋体" w:hAnsi="宋体" w:hint="eastAsia"/>
-        </w:rPr>
-        <w:t xml:space="preserve"> </w:t>
-      </w:r>
-      <w:r>
-        <w:rPr>
-          <w:rFonts w:ascii="宋体" w:eastAsia="宋体" w:hAnsi="宋体" w:hint="eastAsia"/>
+          <w:rFonts w:ascii="SimSun" w:eastAsia="SimSun" w:hAnsi="SimSun" w:hint="eastAsia"/>
+        </w:rPr>
+        <w:t xml:space="preserve"> </w:t>
+      </w:r>
+      <w:r>
+        <w:rPr>
+          <w:rFonts w:ascii="SimSun" w:eastAsia="SimSun" w:hAnsi="SimSun" w:hint="eastAsia"/>
           <w:u w:val="single"/>
         </w:rPr>
         <w:t>创新点</w:t>
@@ -5168,31 +4357,31 @@
         <w:spacing w:after="0" w:line="240" w:lineRule="auto"/>
         <w:jc w:val="both"/>
         <w:rPr>
-          <w:rFonts w:ascii="宋体" w:eastAsia="宋体" w:hAnsi="宋体" w:hint="eastAsia"/>
+          <w:rFonts w:ascii="SimSun" w:eastAsia="SimSun" w:hAnsi="SimSun"/>
           <w:u w:val="single"/>
         </w:rPr>
       </w:pPr>
       <w:r>
         <w:rPr>
-          <w:rFonts w:ascii="宋体" w:eastAsia="宋体" w:hAnsi="宋体" w:hint="eastAsia"/>
+          <w:rFonts w:ascii="SimSun" w:eastAsia="SimSun" w:hAnsi="SimSun" w:hint="eastAsia"/>
         </w:rPr>
         <w:t>6.</w:t>
       </w:r>
       <w:r>
         <w:rPr>
-          <w:rFonts w:ascii="宋体" w:eastAsia="宋体" w:hAnsi="宋体" w:hint="eastAsia"/>
+          <w:rFonts w:ascii="SimSun" w:eastAsia="SimSun" w:hAnsi="SimSun" w:hint="eastAsia"/>
         </w:rPr>
         <w:t>可行性分析及研究基础</w:t>
       </w:r>
       <w:r>
         <w:rPr>
-          <w:rFonts w:ascii="宋体" w:eastAsia="宋体" w:hAnsi="宋体" w:hint="eastAsia"/>
+          <w:rFonts w:ascii="SimSun" w:eastAsia="SimSun" w:hAnsi="SimSun" w:hint="eastAsia"/>
         </w:rPr>
         <w:t xml:space="preserve">  </w:t>
       </w:r>
       <w:r>
         <w:rPr>
-          <w:rFonts w:ascii="宋体" w:eastAsia="宋体" w:hAnsi="宋体" w:hint="eastAsia"/>
+          <w:rFonts w:ascii="SimSun" w:eastAsia="SimSun" w:hAnsi="SimSun" w:hint="eastAsia"/>
           <w:u w:val="single"/>
         </w:rPr>
         <w:t>可行性分析&amp;数据集与仿真实验环境</w:t>
@@ -5203,241 +4392,213 @@
         <w:spacing w:after="0" w:line="240" w:lineRule="auto"/>
         <w:jc w:val="both"/>
         <w:rPr>
+          <w:u w:val="single"/>
+        </w:rPr>
+      </w:pPr>
+    </w:p>
+    <w:p>
+      <w:pPr>
+        <w:spacing w:after="0" w:line="240" w:lineRule="auto"/>
+        <w:jc w:val="both"/>
+        <w:rPr>
+          <w:u w:val="single"/>
+        </w:rPr>
+      </w:pPr>
+    </w:p>
+    <w:p>
+      <w:pPr>
+        <w:spacing w:after="0" w:line="240" w:lineRule="auto"/>
+        <w:jc w:val="both"/>
+        <w:rPr>
+          <w:u w:val="single"/>
+        </w:rPr>
+      </w:pPr>
+    </w:p>
+    <w:p>
+      <w:pPr>
+        <w:spacing w:after="0" w:line="240" w:lineRule="auto"/>
+        <w:jc w:val="both"/>
+        <w:rPr>
+          <w:u w:val="single"/>
+        </w:rPr>
+      </w:pPr>
+    </w:p>
+    <w:p>
+      <w:pPr>
+        <w:spacing w:after="0" w:line="240" w:lineRule="auto"/>
+        <w:jc w:val="both"/>
+        <w:rPr>
+          <w:u w:val="single"/>
+        </w:rPr>
+      </w:pPr>
+    </w:p>
+    <w:p>
+      <w:pPr>
+        <w:spacing w:after="0" w:line="240" w:lineRule="auto"/>
+        <w:jc w:val="both"/>
+        <w:rPr>
+          <w:u w:val="single"/>
+        </w:rPr>
+      </w:pPr>
+    </w:p>
+    <w:p>
+      <w:pPr>
+        <w:spacing w:after="0" w:line="240" w:lineRule="auto"/>
+        <w:jc w:val="both"/>
+        <w:rPr>
+          <w:u w:val="single"/>
+        </w:rPr>
+      </w:pPr>
+    </w:p>
+    <w:p>
+      <w:pPr>
+        <w:spacing w:after="0" w:line="240" w:lineRule="auto"/>
+        <w:jc w:val="both"/>
+        <w:rPr>
+          <w:u w:val="single"/>
+        </w:rPr>
+      </w:pPr>
+    </w:p>
+    <w:p>
+      <w:pPr>
+        <w:spacing w:after="0" w:line="240" w:lineRule="auto"/>
+        <w:jc w:val="both"/>
+        <w:rPr>
+          <w:u w:val="single"/>
+        </w:rPr>
+      </w:pPr>
+    </w:p>
+    <w:p>
+      <w:pPr>
+        <w:spacing w:after="0" w:line="240" w:lineRule="auto"/>
+        <w:jc w:val="both"/>
+        <w:rPr>
+          <w:u w:val="single"/>
+        </w:rPr>
+      </w:pPr>
+    </w:p>
+    <w:p>
+      <w:pPr>
+        <w:spacing w:after="0" w:line="240" w:lineRule="auto"/>
+        <w:jc w:val="both"/>
+        <w:rPr>
+          <w:u w:val="single"/>
+        </w:rPr>
+      </w:pPr>
+    </w:p>
+    <w:p>
+      <w:pPr>
+        <w:spacing w:after="0" w:line="240" w:lineRule="auto"/>
+        <w:jc w:val="both"/>
+        <w:rPr>
+          <w:u w:val="single"/>
+        </w:rPr>
+      </w:pPr>
+    </w:p>
+    <w:p>
+      <w:pPr>
+        <w:spacing w:after="0" w:line="240" w:lineRule="auto"/>
+        <w:jc w:val="both"/>
+        <w:rPr>
+          <w:u w:val="single"/>
+        </w:rPr>
+      </w:pPr>
+    </w:p>
+    <w:p>
+      <w:pPr>
+        <w:spacing w:after="0" w:line="240" w:lineRule="auto"/>
+        <w:jc w:val="both"/>
+        <w:rPr>
+          <w:u w:val="single"/>
+        </w:rPr>
+      </w:pPr>
+    </w:p>
+    <w:p>
+      <w:pPr>
+        <w:spacing w:after="0" w:line="240" w:lineRule="auto"/>
+        <w:jc w:val="both"/>
+        <w:rPr>
+          <w:u w:val="single"/>
+        </w:rPr>
+      </w:pPr>
+    </w:p>
+    <w:p>
+      <w:pPr>
+        <w:spacing w:after="0" w:line="240" w:lineRule="auto"/>
+        <w:jc w:val="both"/>
+        <w:rPr>
+          <w:u w:val="single"/>
+        </w:rPr>
+      </w:pPr>
+    </w:p>
+    <w:p>
+      <w:pPr>
+        <w:spacing w:after="0" w:line="240" w:lineRule="auto"/>
+        <w:jc w:val="both"/>
+        <w:rPr>
+          <w:u w:val="single"/>
+        </w:rPr>
+      </w:pPr>
+    </w:p>
+    <w:p>
+      <w:pPr>
+        <w:spacing w:after="0" w:line="240" w:lineRule="auto"/>
+        <w:jc w:val="both"/>
+        <w:rPr>
+          <w:u w:val="single"/>
+        </w:rPr>
+      </w:pPr>
+    </w:p>
+    <w:p>
+      <w:pPr>
+        <w:spacing w:after="0" w:line="240" w:lineRule="auto"/>
+        <w:jc w:val="both"/>
+        <w:rPr>
+          <w:u w:val="single"/>
+        </w:rPr>
+      </w:pPr>
+    </w:p>
+    <w:p>
+      <w:pPr>
+        <w:spacing w:after="0" w:line="240" w:lineRule="auto"/>
+        <w:jc w:val="both"/>
+        <w:rPr>
+          <w:u w:val="single"/>
+        </w:rPr>
+      </w:pPr>
+    </w:p>
+    <w:p>
+      <w:pPr>
+        <w:spacing w:after="0" w:line="240" w:lineRule="auto"/>
+        <w:jc w:val="both"/>
+        <w:rPr>
+          <w:u w:val="single"/>
+        </w:rPr>
+      </w:pPr>
+    </w:p>
+    <w:p>
+      <w:pPr>
+        <w:spacing w:after="0" w:line="240" w:lineRule="auto"/>
+        <w:jc w:val="both"/>
+        <w:rPr>
+          <w:u w:val="single"/>
+        </w:rPr>
+      </w:pPr>
+    </w:p>
+    <w:p>
+      <w:pPr>
+        <w:spacing w:after="0" w:line="240" w:lineRule="auto"/>
+        <w:jc w:val="both"/>
+      </w:pPr>
+    </w:p>
+    <w:p>
+      <w:pPr>
+        <w:spacing w:after="0" w:line="240" w:lineRule="auto"/>
+        <w:jc w:val="both"/>
+      </w:pPr>
+      <w:r>
+        <w:rPr>
           <w:rFonts w:hint="eastAsia"/>
-          <w:u w:val="single"/>
-        </w:rPr>
-      </w:pPr>
-    </w:p>
-    <w:p>
-      <w:pPr>
-        <w:spacing w:after="0" w:line="240" w:lineRule="auto"/>
-        <w:jc w:val="both"/>
-        <w:rPr>
-          <w:rFonts w:hint="eastAsia"/>
-          <w:u w:val="single"/>
-        </w:rPr>
-      </w:pPr>
-    </w:p>
-    <w:p>
-      <w:pPr>
-        <w:spacing w:after="0" w:line="240" w:lineRule="auto"/>
-        <w:jc w:val="both"/>
-        <w:rPr>
-          <w:rFonts w:hint="eastAsia"/>
-          <w:u w:val="single"/>
-        </w:rPr>
-      </w:pPr>
-    </w:p>
-    <w:p>
-      <w:pPr>
-        <w:spacing w:after="0" w:line="240" w:lineRule="auto"/>
-        <w:jc w:val="both"/>
-        <w:rPr>
-          <w:rFonts w:hint="eastAsia"/>
-          <w:u w:val="single"/>
-        </w:rPr>
-      </w:pPr>
-    </w:p>
-    <w:p>
-      <w:pPr>
-        <w:spacing w:after="0" w:line="240" w:lineRule="auto"/>
-        <w:jc w:val="both"/>
-        <w:rPr>
-          <w:rFonts w:hint="eastAsia"/>
-          <w:u w:val="single"/>
-        </w:rPr>
-      </w:pPr>
-    </w:p>
-    <w:p>
-      <w:pPr>
-        <w:spacing w:after="0" w:line="240" w:lineRule="auto"/>
-        <w:jc w:val="both"/>
-        <w:rPr>
-          <w:rFonts w:hint="eastAsia"/>
-          <w:u w:val="single"/>
-        </w:rPr>
-      </w:pPr>
-    </w:p>
-    <w:p>
-      <w:pPr>
-        <w:spacing w:after="0" w:line="240" w:lineRule="auto"/>
-        <w:jc w:val="both"/>
-        <w:rPr>
-          <w:rFonts w:hint="eastAsia"/>
-          <w:u w:val="single"/>
-        </w:rPr>
-      </w:pPr>
-    </w:p>
-    <w:p>
-      <w:pPr>
-        <w:spacing w:after="0" w:line="240" w:lineRule="auto"/>
-        <w:jc w:val="both"/>
-        <w:rPr>
-          <w:rFonts w:hint="eastAsia"/>
-          <w:u w:val="single"/>
-        </w:rPr>
-      </w:pPr>
-    </w:p>
-    <w:p>
-      <w:pPr>
-        <w:spacing w:after="0" w:line="240" w:lineRule="auto"/>
-        <w:jc w:val="both"/>
-        <w:rPr>
-          <w:rFonts w:hint="eastAsia"/>
-          <w:u w:val="single"/>
-        </w:rPr>
-      </w:pPr>
-    </w:p>
-    <w:p>
-      <w:pPr>
-        <w:spacing w:after="0" w:line="240" w:lineRule="auto"/>
-        <w:jc w:val="both"/>
-        <w:rPr>
-          <w:rFonts w:hint="eastAsia"/>
-          <w:u w:val="single"/>
-        </w:rPr>
-      </w:pPr>
-    </w:p>
-    <w:p>
-      <w:pPr>
-        <w:spacing w:after="0" w:line="240" w:lineRule="auto"/>
-        <w:jc w:val="both"/>
-        <w:rPr>
-          <w:rFonts w:hint="eastAsia"/>
-          <w:u w:val="single"/>
-        </w:rPr>
-      </w:pPr>
-    </w:p>
-    <w:p>
-      <w:pPr>
-        <w:spacing w:after="0" w:line="240" w:lineRule="auto"/>
-        <w:jc w:val="both"/>
-        <w:rPr>
-          <w:rFonts w:hint="eastAsia"/>
-          <w:u w:val="single"/>
-        </w:rPr>
-      </w:pPr>
-    </w:p>
-    <w:p>
-      <w:pPr>
-        <w:spacing w:after="0" w:line="240" w:lineRule="auto"/>
-        <w:jc w:val="both"/>
-        <w:rPr>
-          <w:rFonts w:hint="eastAsia"/>
-          <w:u w:val="single"/>
-        </w:rPr>
-      </w:pPr>
-    </w:p>
-    <w:p>
-      <w:pPr>
-        <w:spacing w:after="0" w:line="240" w:lineRule="auto"/>
-        <w:jc w:val="both"/>
-        <w:rPr>
-          <w:rFonts w:hint="eastAsia"/>
-          <w:u w:val="single"/>
-        </w:rPr>
-      </w:pPr>
-    </w:p>
-    <w:p>
-      <w:pPr>
-        <w:spacing w:after="0" w:line="240" w:lineRule="auto"/>
-        <w:jc w:val="both"/>
-        <w:rPr>
-          <w:rFonts w:hint="eastAsia"/>
-          <w:u w:val="single"/>
-        </w:rPr>
-      </w:pPr>
-    </w:p>
-    <w:p>
-      <w:pPr>
-        <w:spacing w:after="0" w:line="240" w:lineRule="auto"/>
-        <w:jc w:val="both"/>
-        <w:rPr>
-          <w:rFonts w:hint="eastAsia"/>
-          <w:u w:val="single"/>
-        </w:rPr>
-      </w:pPr>
-    </w:p>
-    <w:p>
-      <w:pPr>
-        <w:spacing w:after="0" w:line="240" w:lineRule="auto"/>
-        <w:jc w:val="both"/>
-        <w:rPr>
-          <w:rFonts w:hint="eastAsia"/>
-          <w:u w:val="single"/>
-        </w:rPr>
-      </w:pPr>
-    </w:p>
-    <w:p>
-      <w:pPr>
-        <w:spacing w:after="0" w:line="240" w:lineRule="auto"/>
-        <w:jc w:val="both"/>
-        <w:rPr>
-          <w:rFonts w:hint="eastAsia"/>
-          <w:u w:val="single"/>
-        </w:rPr>
-      </w:pPr>
-    </w:p>
-    <w:p>
-      <w:pPr>
-        <w:spacing w:after="0" w:line="240" w:lineRule="auto"/>
-        <w:jc w:val="both"/>
-        <w:rPr>
-          <w:rFonts w:hint="eastAsia"/>
-          <w:u w:val="single"/>
-        </w:rPr>
-      </w:pPr>
-    </w:p>
-    <w:p>
-      <w:pPr>
-        <w:spacing w:after="0" w:line="240" w:lineRule="auto"/>
-        <w:jc w:val="both"/>
-        <w:rPr>
-          <w:rFonts w:hint="eastAsia"/>
-          <w:u w:val="single"/>
-        </w:rPr>
-      </w:pPr>
-    </w:p>
-    <w:p>
-      <w:pPr>
-        <w:spacing w:after="0" w:line="240" w:lineRule="auto"/>
-        <w:jc w:val="both"/>
-        <w:rPr>
-          <w:rFonts w:hint="eastAsia"/>
-          <w:u w:val="single"/>
-        </w:rPr>
-      </w:pPr>
-    </w:p>
-    <w:p>
-      <w:pPr>
-        <w:spacing w:after="0" w:line="240" w:lineRule="auto"/>
-        <w:jc w:val="both"/>
-        <w:rPr>
-          <w:rFonts w:hint="eastAsia"/>
-          <w:u w:val="single"/>
-        </w:rPr>
-      </w:pPr>
-    </w:p>
-    <w:p>
-      <w:pPr>
-        <w:spacing w:after="0" w:line="240" w:lineRule="auto"/>
-        <w:jc w:val="both"/>
-        <w:rPr>
-          <w:rFonts w:hint="eastAsia"/>
-        </w:rPr>
-      </w:pPr>
-    </w:p>
-    <w:p>
-      <w:pPr>
-        <w:spacing w:after="0" w:line="240" w:lineRule="auto"/>
-        <w:jc w:val="both"/>
-        <w:rPr>
-          <w:rFonts w:hint="eastAsia"/>
-        </w:rPr>
-      </w:pPr>
-      <w:r>
-        <w:rPr>
-          <w:rFonts w:hint="eastAsia"/>
         </w:rPr>
         <w:t>7.预期成果</w:t>
       </w:r>
@@ -5446,9 +4607,6 @@
       <w:pPr>
         <w:spacing w:after="0" w:line="240" w:lineRule="auto"/>
         <w:jc w:val="both"/>
-        <w:rPr>
-          <w:rFonts w:hint="eastAsia"/>
-        </w:rPr>
       </w:pPr>
       <w:r>
         <w:rPr>
@@ -5473,9 +4631,6 @@
     <w:p>
       <w:pPr>
         <w:spacing w:after="0" w:line="240" w:lineRule="auto"/>
-        <w:rPr>
-          <w:rFonts w:hint="eastAsia"/>
-        </w:rPr>
       </w:pPr>
       <w:r>
         <w:separator/>
@@ -5486,9 +4641,6 @@
     <w:p>
       <w:pPr>
         <w:spacing w:after="0" w:line="240" w:lineRule="auto"/>
-        <w:rPr>
-          <w:rFonts w:hint="eastAsia"/>
-        </w:rPr>
       </w:pPr>
       <w:r>
         <w:continuationSeparator/>
@@ -5504,9 +4656,6 @@
     <w:p>
       <w:pPr>
         <w:spacing w:after="0" w:line="240" w:lineRule="auto"/>
-        <w:rPr>
-          <w:rFonts w:hint="eastAsia"/>
-        </w:rPr>
       </w:pPr>
       <w:r>
         <w:separator/>
@@ -5517,9 +4666,6 @@
     <w:p>
       <w:pPr>
         <w:spacing w:after="0" w:line="240" w:lineRule="auto"/>
-        <w:rPr>
-          <w:rFonts w:hint="eastAsia"/>
-        </w:rPr>
       </w:pPr>
       <w:r>
         <w:continuationSeparator/>

--- a/报告-答辩.docx
+++ b/报告-答辩.docx
@@ -7,25 +7,25 @@
         <w:spacing w:after="0" w:line="240" w:lineRule="auto"/>
         <w:jc w:val="both"/>
         <w:rPr>
-          <w:rFonts w:ascii="SimSun" w:eastAsia="SimSun" w:hAnsi="SimSun"/>
+          <w:rFonts w:ascii="宋体" w:eastAsia="宋体" w:hAnsi="宋体" w:hint="eastAsia"/>
           <w:u w:val="single"/>
         </w:rPr>
       </w:pPr>
       <w:r>
         <w:rPr>
-          <w:rFonts w:ascii="SimSun" w:eastAsia="SimSun" w:hAnsi="SimSun" w:hint="eastAsia"/>
+          <w:rFonts w:ascii="宋体" w:eastAsia="宋体" w:hAnsi="宋体" w:hint="eastAsia"/>
         </w:rPr>
         <w:t>1.研究问题</w:t>
       </w:r>
       <w:r>
         <w:rPr>
-          <w:rFonts w:ascii="SimSun" w:eastAsia="SimSun" w:hAnsi="SimSun" w:hint="eastAsia"/>
-        </w:rPr>
-        <w:t xml:space="preserve"> </w:t>
-      </w:r>
-      <w:r>
-        <w:rPr>
-          <w:rFonts w:ascii="SimSun" w:eastAsia="SimSun" w:hAnsi="SimSun" w:hint="eastAsia"/>
+          <w:rFonts w:ascii="宋体" w:eastAsia="宋体" w:hAnsi="宋体" w:hint="eastAsia"/>
+        </w:rPr>
+        <w:t xml:space="preserve"> </w:t>
+      </w:r>
+      <w:r>
+        <w:rPr>
+          <w:rFonts w:ascii="宋体" w:eastAsia="宋体" w:hAnsi="宋体" w:hint="eastAsia"/>
           <w:u w:val="single"/>
         </w:rPr>
         <w:t>研究背景&amp;关键科学问题</w:t>
@@ -37,60 +37,60 @@
         <w:ind w:firstLineChars="200" w:firstLine="440"/>
         <w:jc w:val="both"/>
         <w:rPr>
-          <w:rFonts w:ascii="SimSun" w:eastAsia="SimSun" w:hAnsi="SimSun"/>
-        </w:rPr>
-      </w:pPr>
-      <w:r>
-        <w:rPr>
-          <w:rFonts w:ascii="SimSun" w:eastAsia="SimSun" w:hAnsi="SimSun" w:hint="eastAsia"/>
+          <w:rFonts w:ascii="宋体" w:eastAsia="宋体" w:hAnsi="宋体" w:hint="eastAsia"/>
+        </w:rPr>
+      </w:pPr>
+      <w:r>
+        <w:rPr>
+          <w:rFonts w:ascii="宋体" w:eastAsia="宋体" w:hAnsi="宋体" w:hint="eastAsia"/>
         </w:rPr>
         <w:t>药物研发是一项复杂且耗时的工作，传统上依赖药物研发人员的经验以及反复试验。</w:t>
       </w:r>
       <w:r>
         <w:rPr>
-          <w:rFonts w:ascii="SimSun" w:eastAsia="SimSun" w:hAnsi="SimSun" w:hint="eastAsia"/>
+          <w:rFonts w:ascii="宋体" w:eastAsia="宋体" w:hAnsi="宋体" w:hint="eastAsia"/>
         </w:rPr>
         <w:t>将人工智能驱动的方法融入药物研发流程，已经为这一过程的效率和效果带来了细微但意义重大的提升。</w:t>
       </w:r>
       <w:r>
         <w:rPr>
-          <w:rFonts w:ascii="SimSun" w:eastAsia="SimSun" w:hAnsi="SimSun" w:hint="eastAsia"/>
+          <w:rFonts w:ascii="宋体" w:eastAsia="宋体" w:hAnsi="宋体" w:hint="eastAsia"/>
         </w:rPr>
         <w:t>人工智能在药物研发</w:t>
       </w:r>
       <w:r>
         <w:rPr>
-          <w:rFonts w:ascii="SimSun" w:eastAsia="SimSun" w:hAnsi="SimSun" w:hint="eastAsia"/>
+          <w:rFonts w:ascii="宋体" w:eastAsia="宋体" w:hAnsi="宋体" w:hint="eastAsia"/>
         </w:rPr>
         <w:t>中的应用，</w:t>
       </w:r>
       <w:r>
         <w:rPr>
-          <w:rFonts w:ascii="SimSun" w:eastAsia="SimSun" w:hAnsi="SimSun" w:hint="eastAsia"/>
+          <w:rFonts w:ascii="宋体" w:eastAsia="宋体" w:hAnsi="宋体" w:hint="eastAsia"/>
         </w:rPr>
         <w:t>涵盖</w:t>
       </w:r>
       <w:r>
         <w:rPr>
-          <w:rFonts w:ascii="SimSun" w:eastAsia="SimSun" w:hAnsi="SimSun" w:hint="eastAsia"/>
+          <w:rFonts w:ascii="宋体" w:eastAsia="宋体" w:hAnsi="宋体" w:hint="eastAsia"/>
         </w:rPr>
         <w:t>了</w:t>
       </w:r>
       <w:r>
         <w:rPr>
-          <w:rFonts w:ascii="SimSun" w:eastAsia="SimSun" w:hAnsi="SimSun" w:hint="eastAsia"/>
+          <w:rFonts w:ascii="宋体" w:eastAsia="宋体" w:hAnsi="宋体" w:hint="eastAsia"/>
         </w:rPr>
         <w:t>疾病靶点的识别、药物发现、</w:t>
       </w:r>
       <w:r>
         <w:rPr>
-          <w:rFonts w:ascii="SimSun" w:eastAsia="SimSun" w:hAnsi="SimSun" w:hint="eastAsia"/>
+          <w:rFonts w:ascii="宋体" w:eastAsia="宋体" w:hAnsi="宋体" w:hint="eastAsia"/>
         </w:rPr>
         <w:t>临床前研究、临床试验、监管审批以及上市后监测。</w:t>
       </w:r>
       <w:r>
         <w:rPr>
-          <w:rFonts w:ascii="SimSun" w:eastAsia="SimSun" w:hAnsi="SimSun" w:hint="eastAsia"/>
+          <w:rFonts w:ascii="宋体" w:eastAsia="宋体" w:hAnsi="宋体" w:hint="eastAsia"/>
         </w:rPr>
         <w:t>[1]</w:t>
       </w:r>
@@ -101,72 +101,72 @@
         <w:ind w:firstLineChars="200" w:firstLine="440"/>
         <w:jc w:val="both"/>
         <w:rPr>
-          <w:rFonts w:ascii="SimSun" w:eastAsia="SimSun" w:hAnsi="SimSun"/>
-        </w:rPr>
-      </w:pPr>
-      <w:r>
-        <w:rPr>
-          <w:rFonts w:ascii="SimSun" w:eastAsia="SimSun" w:hAnsi="SimSun" w:hint="eastAsia"/>
+          <w:rFonts w:ascii="宋体" w:eastAsia="宋体" w:hAnsi="宋体" w:hint="eastAsia"/>
+        </w:rPr>
+      </w:pPr>
+      <w:r>
+        <w:rPr>
+          <w:rFonts w:ascii="宋体" w:eastAsia="宋体" w:hAnsi="宋体" w:hint="eastAsia"/>
         </w:rPr>
         <w:t>虽然早期机器学习在亲和力预测方面的成功激发了人们对深度学习模型</w:t>
       </w:r>
       <w:r>
         <w:rPr>
-          <w:rFonts w:ascii="SimSun" w:eastAsia="SimSun" w:hAnsi="SimSun" w:hint="eastAsia"/>
+          <w:rFonts w:ascii="宋体" w:eastAsia="宋体" w:hAnsi="宋体" w:hint="eastAsia"/>
         </w:rPr>
         <w:t>[</w:t>
       </w:r>
       <w:r>
         <w:rPr>
-          <w:rFonts w:ascii="SimSun" w:eastAsia="SimSun" w:hAnsi="SimSun"/>
+          <w:rFonts w:ascii="宋体" w:eastAsia="宋体" w:hAnsi="宋体"/>
         </w:rPr>
         <w:t>2</w:t>
       </w:r>
       <w:r>
         <w:rPr>
-          <w:rFonts w:ascii="SimSun" w:eastAsia="SimSun" w:hAnsi="SimSun" w:hint="eastAsia"/>
+          <w:rFonts w:ascii="宋体" w:eastAsia="宋体" w:hAnsi="宋体" w:hint="eastAsia"/>
         </w:rPr>
         <w:t>,3]</w:t>
       </w:r>
       <w:r>
         <w:rPr>
-          <w:rFonts w:ascii="SimSun" w:eastAsia="SimSun" w:hAnsi="SimSun"/>
+          <w:rFonts w:ascii="宋体" w:eastAsia="宋体" w:hAnsi="宋体"/>
         </w:rPr>
         <w:t xml:space="preserve"> 的兴趣，而且这些模型在处理三维结构</w:t>
       </w:r>
       <w:r>
         <w:rPr>
-          <w:rFonts w:ascii="SimSun" w:eastAsia="SimSun" w:hAnsi="SimSun" w:hint="eastAsia"/>
+          <w:rFonts w:ascii="宋体" w:eastAsia="宋体" w:hAnsi="宋体" w:hint="eastAsia"/>
         </w:rPr>
         <w:t>[4]</w:t>
       </w:r>
       <w:r>
         <w:rPr>
-          <w:rFonts w:ascii="SimSun" w:eastAsia="SimSun" w:hAnsi="SimSun"/>
+          <w:rFonts w:ascii="宋体" w:eastAsia="宋体" w:hAnsi="宋体"/>
         </w:rPr>
         <w:t>和非结构数据</w:t>
       </w:r>
       <w:r>
         <w:rPr>
-          <w:rFonts w:ascii="SimSun" w:eastAsia="SimSun" w:hAnsi="SimSun" w:hint="eastAsia"/>
+          <w:rFonts w:ascii="宋体" w:eastAsia="宋体" w:hAnsi="宋体" w:hint="eastAsia"/>
         </w:rPr>
         <w:t>[5-</w:t>
       </w:r>
       <w:r>
         <w:rPr>
-          <w:rFonts w:ascii="SimSun" w:eastAsia="SimSun" w:hAnsi="SimSun" w:hint="eastAsia"/>
+          <w:rFonts w:ascii="宋体" w:eastAsia="宋体" w:hAnsi="宋体" w:hint="eastAsia"/>
         </w:rPr>
         <w:t>12</w:t>
       </w:r>
       <w:r>
         <w:rPr>
-          <w:rFonts w:ascii="SimSun" w:eastAsia="SimSun" w:hAnsi="SimSun" w:hint="eastAsia"/>
+          <w:rFonts w:ascii="宋体" w:eastAsia="宋体" w:hAnsi="宋体" w:hint="eastAsia"/>
         </w:rPr>
         <w:t>]</w:t>
       </w:r>
       <w:r>
         <w:rPr>
-          <w:rFonts w:ascii="SimSun" w:eastAsia="SimSun" w:hAnsi="SimSun"/>
+          <w:rFonts w:ascii="宋体" w:eastAsia="宋体" w:hAnsi="宋体"/>
         </w:rPr>
         <w:t>时可能优于传统的评分函数，但它们的性能在很大程度上取决于配体姿势的准确性，而且主要适用于已知的受体结构。</w:t>
       </w:r>
@@ -177,7 +177,7 @@
         <w:ind w:firstLineChars="200" w:firstLine="440"/>
         <w:jc w:val="both"/>
         <w:rPr>
-          <w:rFonts w:ascii="SimSun" w:eastAsia="SimSun" w:hAnsi="SimSun"/>
+          <w:rFonts w:ascii="宋体" w:eastAsia="宋体" w:hAnsi="宋体" w:hint="eastAsia"/>
         </w:rPr>
       </w:pPr>
     </w:p>
@@ -187,12 +187,12 @@
         <w:ind w:firstLineChars="200" w:firstLine="440"/>
         <w:jc w:val="both"/>
         <w:rPr>
-          <w:rFonts w:ascii="SimSun" w:eastAsia="SimSun" w:hAnsi="SimSun"/>
-        </w:rPr>
-      </w:pPr>
-      <w:r>
-        <w:rPr>
-          <w:rFonts w:ascii="SimSun" w:eastAsia="SimSun" w:hAnsi="SimSun"/>
+          <w:rFonts w:ascii="宋体" w:eastAsia="宋体" w:hAnsi="宋体" w:hint="eastAsia"/>
+        </w:rPr>
+      </w:pPr>
+      <w:r>
+        <w:rPr>
+          <w:rFonts w:ascii="宋体" w:eastAsia="宋体" w:hAnsi="宋体"/>
         </w:rPr>
         <w:t>.</w:t>
       </w:r>
@@ -202,12 +202,12 @@
         <w:spacing w:after="0" w:line="240" w:lineRule="auto"/>
         <w:jc w:val="both"/>
         <w:rPr>
-          <w:rFonts w:ascii="SimSun" w:eastAsia="SimSun" w:hAnsi="SimSun"/>
-        </w:rPr>
-      </w:pPr>
-      <w:r>
-        <w:rPr>
-          <w:rFonts w:ascii="SimSun" w:eastAsia="SimSun" w:hAnsi="SimSun" w:hint="eastAsia"/>
+          <w:rFonts w:ascii="宋体" w:eastAsia="宋体" w:hAnsi="宋体" w:hint="eastAsia"/>
+        </w:rPr>
+      </w:pPr>
+      <w:r>
+        <w:rPr>
+          <w:rFonts w:ascii="宋体" w:eastAsia="宋体" w:hAnsi="宋体" w:hint="eastAsia"/>
         </w:rPr>
         <w:t>[1]</w:t>
       </w:r>
@@ -221,13 +221,13 @@
       </w:r>
       <w:r>
         <w:rPr>
-          <w:rFonts w:ascii="SimSun" w:eastAsia="SimSun" w:hAnsi="SimSun"/>
+          <w:rFonts w:ascii="宋体" w:eastAsia="宋体" w:hAnsi="宋体"/>
         </w:rPr>
         <w:t>Zhang, K., Yang, X., Wang, Y. </w:t>
       </w:r>
       <w:r>
         <w:rPr>
-          <w:rFonts w:ascii="SimSun" w:eastAsia="SimSun" w:hAnsi="SimSun"/>
+          <w:rFonts w:ascii="宋体" w:eastAsia="宋体" w:hAnsi="宋体"/>
           <w:i/>
           <w:iCs/>
         </w:rPr>
@@ -235,13 +235,13 @@
       </w:r>
       <w:r>
         <w:rPr>
-          <w:rFonts w:ascii="SimSun" w:eastAsia="SimSun" w:hAnsi="SimSun"/>
+          <w:rFonts w:ascii="宋体" w:eastAsia="宋体" w:hAnsi="宋体"/>
         </w:rPr>
         <w:t> Artificial intelligence in drug development. </w:t>
       </w:r>
       <w:r>
         <w:rPr>
-          <w:rFonts w:ascii="SimSun" w:eastAsia="SimSun" w:hAnsi="SimSun"/>
+          <w:rFonts w:ascii="宋体" w:eastAsia="宋体" w:hAnsi="宋体"/>
           <w:i/>
           <w:iCs/>
         </w:rPr>
@@ -249,13 +249,13 @@
       </w:r>
       <w:r>
         <w:rPr>
-          <w:rFonts w:ascii="SimSun" w:eastAsia="SimSun" w:hAnsi="SimSun"/>
+          <w:rFonts w:ascii="宋体" w:eastAsia="宋体" w:hAnsi="宋体"/>
         </w:rPr>
         <w:t> </w:t>
       </w:r>
       <w:r>
         <w:rPr>
-          <w:rFonts w:ascii="SimSun" w:eastAsia="SimSun" w:hAnsi="SimSun"/>
+          <w:rFonts w:ascii="宋体" w:eastAsia="宋体" w:hAnsi="宋体"/>
           <w:b/>
           <w:bCs/>
         </w:rPr>
@@ -263,7 +263,7 @@
       </w:r>
       <w:r>
         <w:rPr>
-          <w:rFonts w:ascii="SimSun" w:eastAsia="SimSun" w:hAnsi="SimSun"/>
+          <w:rFonts w:ascii="宋体" w:eastAsia="宋体" w:hAnsi="宋体"/>
         </w:rPr>
         <w:t xml:space="preserve">, 45–59 (2025). </w:t>
       </w:r>
@@ -271,7 +271,7 @@
         <w:r>
           <w:rPr>
             <w:rStyle w:val="af2"/>
-            <w:rFonts w:ascii="SimSun" w:eastAsia="SimSun" w:hAnsi="SimSun"/>
+            <w:rFonts w:ascii="宋体" w:eastAsia="宋体" w:hAnsi="宋体"/>
           </w:rPr>
           <w:t>https://doi.org/10.1038/s41591-024-03434-4</w:t>
         </w:r>
@@ -282,12 +282,12 @@
         <w:spacing w:after="0" w:line="240" w:lineRule="auto"/>
         <w:jc w:val="both"/>
         <w:rPr>
-          <w:rFonts w:ascii="SimSun" w:eastAsia="SimSun" w:hAnsi="SimSun"/>
-        </w:rPr>
-      </w:pPr>
-      <w:r>
-        <w:rPr>
-          <w:rFonts w:ascii="SimSun" w:eastAsia="SimSun" w:hAnsi="SimSun" w:hint="eastAsia"/>
+          <w:rFonts w:ascii="宋体" w:eastAsia="宋体" w:hAnsi="宋体" w:hint="eastAsia"/>
+        </w:rPr>
+      </w:pPr>
+      <w:r>
+        <w:rPr>
+          <w:rFonts w:ascii="宋体" w:eastAsia="宋体" w:hAnsi="宋体" w:hint="eastAsia"/>
         </w:rPr>
         <w:t>[2]</w:t>
       </w:r>
@@ -302,57 +302,75 @@
       </w:r>
       <w:r>
         <w:rPr>
-          <w:rFonts w:ascii="SimSun" w:eastAsia="SimSun" w:hAnsi="SimSun"/>
+          <w:rFonts w:ascii="宋体" w:eastAsia="宋体" w:hAnsi="宋体"/>
         </w:rPr>
         <w:t>Tran-Nguyen, V.-K., Junaid, M., Simeon, S. &amp; Ballester, P. J.</w:t>
       </w:r>
       <w:r>
         <w:rPr>
-          <w:rFonts w:ascii="SimSun" w:eastAsia="SimSun" w:hAnsi="SimSun" w:hint="eastAsia"/>
-        </w:rPr>
-        <w:t xml:space="preserve"> </w:t>
-      </w:r>
-      <w:r>
-        <w:rPr>
-          <w:rFonts w:ascii="SimSun" w:eastAsia="SimSun" w:hAnsi="SimSun"/>
+          <w:rFonts w:ascii="宋体" w:eastAsia="宋体" w:hAnsi="宋体" w:hint="eastAsia"/>
+        </w:rPr>
+        <w:t xml:space="preserve"> </w:t>
+      </w:r>
+      <w:r>
+        <w:rPr>
+          <w:rFonts w:ascii="宋体" w:eastAsia="宋体" w:hAnsi="宋体"/>
         </w:rPr>
         <w:t>A practical guide to machine-learning scoring for structure-based</w:t>
       </w:r>
       <w:r>
         <w:rPr>
-          <w:rFonts w:ascii="SimSun" w:eastAsia="SimSun" w:hAnsi="SimSun" w:hint="eastAsia"/>
-        </w:rPr>
-        <w:t xml:space="preserve"> </w:t>
-      </w:r>
-      <w:r>
-        <w:rPr>
-          <w:rFonts w:ascii="SimSun" w:eastAsia="SimSun" w:hAnsi="SimSun"/>
+          <w:rFonts w:ascii="宋体" w:eastAsia="宋体" w:hAnsi="宋体" w:hint="eastAsia"/>
+        </w:rPr>
+        <w:t xml:space="preserve"> </w:t>
+      </w:r>
+      <w:r>
+        <w:rPr>
+          <w:rFonts w:ascii="宋体" w:eastAsia="宋体" w:hAnsi="宋体"/>
         </w:rPr>
         <w:t xml:space="preserve">virtual screening. </w:t>
       </w:r>
       <w:r>
         <w:rPr>
-          <w:rFonts w:ascii="SimSun" w:eastAsia="SimSun" w:hAnsi="SimSun"/>
+          <w:rFonts w:ascii="宋体" w:eastAsia="宋体" w:hAnsi="宋体"/>
           <w:i/>
           <w:iCs/>
         </w:rPr>
-        <w:t xml:space="preserve">Nat. Protoc. </w:t>
-      </w:r>
-      <w:r>
-        <w:rPr>
-          <w:rFonts w:ascii="SimSun" w:eastAsia="SimSun" w:hAnsi="SimSun"/>
+        <w:t xml:space="preserve">Nat. </w:t>
+      </w:r>
+      <w:proofErr w:type="spellStart"/>
+      <w:r>
+        <w:rPr>
+          <w:rFonts w:ascii="宋体" w:eastAsia="宋体" w:hAnsi="宋体"/>
+          <w:i/>
+          <w:iCs/>
+        </w:rPr>
+        <w:t>Protoc</w:t>
+      </w:r>
+      <w:proofErr w:type="spellEnd"/>
+      <w:r>
+        <w:rPr>
+          <w:rFonts w:ascii="宋体" w:eastAsia="宋体" w:hAnsi="宋体"/>
+          <w:i/>
+          <w:iCs/>
+        </w:rPr>
+        <w:t xml:space="preserve">. </w:t>
+      </w:r>
+      <w:r>
+        <w:rPr>
+          <w:rFonts w:ascii="宋体" w:eastAsia="宋体" w:hAnsi="宋体"/>
         </w:rPr>
         <w:t>18, 3460</w:t>
       </w:r>
       <w:r>
         <w:rPr>
-          <w:rFonts w:ascii="SimSun" w:eastAsia="SimSun" w:hAnsi="SimSun" w:hint="eastAsia"/>
+          <w:rFonts w:ascii="宋体" w:eastAsia="宋体" w:hAnsi="宋体" w:hint="eastAsia"/>
         </w:rPr>
         <w:t>–</w:t>
       </w:r>
       <w:r>
         <w:rPr>
-          <w:rFonts w:ascii="SimSun" w:eastAsia="SimSun" w:hAnsi="SimSun"/>
+          <w:rFonts w:ascii="宋体" w:eastAsia="宋体" w:hAnsi="宋体"/>
         </w:rPr>
         <w:t>3511 (2023).</w:t>
       </w:r>
@@ -362,12 +380,12 @@
         <w:spacing w:after="0" w:line="240" w:lineRule="auto"/>
         <w:jc w:val="both"/>
         <w:rPr>
-          <w:rFonts w:ascii="SimSun" w:eastAsia="SimSun" w:hAnsi="SimSun"/>
-        </w:rPr>
-      </w:pPr>
-      <w:r>
-        <w:rPr>
-          <w:rFonts w:ascii="SimSun" w:eastAsia="SimSun" w:hAnsi="SimSun" w:hint="eastAsia"/>
+          <w:rFonts w:ascii="宋体" w:eastAsia="宋体" w:hAnsi="宋体" w:hint="eastAsia"/>
+        </w:rPr>
+      </w:pPr>
+      <w:r>
+        <w:rPr>
+          <w:rFonts w:ascii="宋体" w:eastAsia="宋体" w:hAnsi="宋体" w:hint="eastAsia"/>
         </w:rPr>
         <w:t>[3]</w:t>
       </w:r>
@@ -382,69 +400,87 @@
       </w:r>
       <w:r>
         <w:rPr>
-          <w:rFonts w:ascii="SimSun" w:eastAsia="SimSun" w:hAnsi="SimSun"/>
+          <w:rFonts w:ascii="宋体" w:eastAsia="宋体" w:hAnsi="宋体"/>
         </w:rPr>
         <w:t>Luo, Y., Liu, Y. &amp; Peng, J. Calibrated geometric deep learning</w:t>
       </w:r>
       <w:r>
         <w:rPr>
-          <w:rFonts w:ascii="SimSun" w:eastAsia="SimSun" w:hAnsi="SimSun" w:hint="eastAsia"/>
-        </w:rPr>
-        <w:t xml:space="preserve"> </w:t>
-      </w:r>
-      <w:r>
-        <w:rPr>
-          <w:rFonts w:ascii="SimSun" w:eastAsia="SimSun" w:hAnsi="SimSun"/>
+          <w:rFonts w:ascii="宋体" w:eastAsia="宋体" w:hAnsi="宋体" w:hint="eastAsia"/>
+        </w:rPr>
+        <w:t xml:space="preserve"> </w:t>
+      </w:r>
+      <w:r>
+        <w:rPr>
+          <w:rFonts w:ascii="宋体" w:eastAsia="宋体" w:hAnsi="宋体"/>
         </w:rPr>
         <w:t>improves kinase</w:t>
       </w:r>
       <w:r>
         <w:rPr>
-          <w:rFonts w:ascii="SimSun" w:eastAsia="SimSun" w:hAnsi="SimSun" w:hint="eastAsia"/>
+          <w:rFonts w:ascii="宋体" w:eastAsia="宋体" w:hAnsi="宋体" w:hint="eastAsia"/>
         </w:rPr>
         <w:t>–</w:t>
       </w:r>
       <w:r>
         <w:rPr>
-          <w:rFonts w:ascii="SimSun" w:eastAsia="SimSun" w:hAnsi="SimSun"/>
+          <w:rFonts w:ascii="宋体" w:eastAsia="宋体" w:hAnsi="宋体"/>
         </w:rPr>
         <w:t xml:space="preserve">drug binding predictions. </w:t>
       </w:r>
       <w:r>
         <w:rPr>
-          <w:rFonts w:ascii="SimSun" w:eastAsia="SimSun" w:hAnsi="SimSun"/>
+          <w:rFonts w:ascii="宋体" w:eastAsia="宋体" w:hAnsi="宋体"/>
           <w:i/>
           <w:iCs/>
         </w:rPr>
-        <w:t xml:space="preserve">Nat. Mach. Intell. </w:t>
-      </w:r>
-      <w:r>
-        <w:rPr>
-          <w:rFonts w:ascii="SimSun" w:eastAsia="SimSun" w:hAnsi="SimSun"/>
+        <w:t xml:space="preserve">Nat. Mach. </w:t>
+      </w:r>
+      <w:proofErr w:type="spellStart"/>
+      <w:r>
+        <w:rPr>
+          <w:rFonts w:ascii="宋体" w:eastAsia="宋体" w:hAnsi="宋体"/>
+          <w:i/>
+          <w:iCs/>
+        </w:rPr>
+        <w:t>Intell</w:t>
+      </w:r>
+      <w:proofErr w:type="spellEnd"/>
+      <w:r>
+        <w:rPr>
+          <w:rFonts w:ascii="宋体" w:eastAsia="宋体" w:hAnsi="宋体"/>
+          <w:i/>
+          <w:iCs/>
+        </w:rPr>
+        <w:t xml:space="preserve">. </w:t>
+      </w:r>
+      <w:r>
+        <w:rPr>
+          <w:rFonts w:ascii="宋体" w:eastAsia="宋体" w:hAnsi="宋体"/>
         </w:rPr>
         <w:t>5,</w:t>
       </w:r>
       <w:r>
         <w:rPr>
-          <w:rFonts w:ascii="SimSun" w:eastAsia="SimSun" w:hAnsi="SimSun" w:hint="eastAsia"/>
-        </w:rPr>
-        <w:t xml:space="preserve"> </w:t>
-      </w:r>
-      <w:r>
-        <w:rPr>
-          <w:rFonts w:ascii="SimSun" w:eastAsia="SimSun" w:hAnsi="SimSun"/>
+          <w:rFonts w:ascii="宋体" w:eastAsia="宋体" w:hAnsi="宋体" w:hint="eastAsia"/>
+        </w:rPr>
+        <w:t xml:space="preserve"> </w:t>
+      </w:r>
+      <w:r>
+        <w:rPr>
+          <w:rFonts w:ascii="宋体" w:eastAsia="宋体" w:hAnsi="宋体"/>
         </w:rPr>
         <w:t>1390</w:t>
       </w:r>
       <w:r>
         <w:rPr>
-          <w:rFonts w:ascii="SimSun" w:eastAsia="SimSun" w:hAnsi="SimSun" w:hint="eastAsia"/>
+          <w:rFonts w:ascii="宋体" w:eastAsia="宋体" w:hAnsi="宋体" w:hint="eastAsia"/>
         </w:rPr>
         <w:t>–</w:t>
       </w:r>
       <w:r>
         <w:rPr>
-          <w:rFonts w:ascii="SimSun" w:eastAsia="SimSun" w:hAnsi="SimSun"/>
+          <w:rFonts w:ascii="宋体" w:eastAsia="宋体" w:hAnsi="宋体"/>
         </w:rPr>
         <w:t>1401 (2023).</w:t>
       </w:r>
@@ -454,12 +490,12 @@
         <w:spacing w:after="0" w:line="240" w:lineRule="auto"/>
         <w:jc w:val="both"/>
         <w:rPr>
-          <w:rFonts w:ascii="SimSun" w:eastAsia="SimSun" w:hAnsi="SimSun"/>
-        </w:rPr>
-      </w:pPr>
-      <w:r>
-        <w:rPr>
-          <w:rFonts w:ascii="SimSun" w:eastAsia="SimSun" w:hAnsi="SimSun" w:hint="eastAsia"/>
+          <w:rFonts w:ascii="宋体" w:eastAsia="宋体" w:hAnsi="宋体" w:hint="eastAsia"/>
+        </w:rPr>
+      </w:pPr>
+      <w:r>
+        <w:rPr>
+          <w:rFonts w:ascii="宋体" w:eastAsia="宋体" w:hAnsi="宋体" w:hint="eastAsia"/>
         </w:rPr>
         <w:t>[4]</w:t>
       </w:r>
@@ -474,37 +510,51 @@
       </w:r>
       <w:r>
         <w:rPr>
-          <w:rFonts w:ascii="SimSun" w:eastAsia="SimSun" w:hAnsi="SimSun"/>
-        </w:rPr>
-        <w:t>Renaud, N. et al. DeepRank: a deep learning framework for data</w:t>
-      </w:r>
-      <w:r>
-        <w:rPr>
-          <w:rFonts w:ascii="SimSun" w:eastAsia="SimSun" w:hAnsi="SimSun" w:hint="eastAsia"/>
-        </w:rPr>
-        <w:t xml:space="preserve"> </w:t>
-      </w:r>
-      <w:r>
-        <w:rPr>
-          <w:rFonts w:ascii="SimSun" w:eastAsia="SimSun" w:hAnsi="SimSun"/>
+          <w:rFonts w:ascii="宋体" w:eastAsia="宋体" w:hAnsi="宋体"/>
+        </w:rPr>
+        <w:t xml:space="preserve">Renaud, N. et al. </w:t>
+      </w:r>
+      <w:proofErr w:type="spellStart"/>
+      <w:r>
+        <w:rPr>
+          <w:rFonts w:ascii="宋体" w:eastAsia="宋体" w:hAnsi="宋体"/>
+        </w:rPr>
+        <w:t>DeepRank</w:t>
+      </w:r>
+      <w:proofErr w:type="spellEnd"/>
+      <w:r>
+        <w:rPr>
+          <w:rFonts w:ascii="宋体" w:eastAsia="宋体" w:hAnsi="宋体"/>
+        </w:rPr>
+        <w:t>: a deep learning framework for data</w:t>
+      </w:r>
+      <w:r>
+        <w:rPr>
+          <w:rFonts w:ascii="宋体" w:eastAsia="宋体" w:hAnsi="宋体" w:hint="eastAsia"/>
+        </w:rPr>
+        <w:t xml:space="preserve"> </w:t>
+      </w:r>
+      <w:r>
+        <w:rPr>
+          <w:rFonts w:ascii="宋体" w:eastAsia="宋体" w:hAnsi="宋体"/>
         </w:rPr>
         <w:t>mining 3D protein</w:t>
       </w:r>
       <w:r>
         <w:rPr>
-          <w:rFonts w:ascii="SimSun" w:eastAsia="SimSun" w:hAnsi="SimSun" w:hint="eastAsia"/>
+          <w:rFonts w:ascii="宋体" w:eastAsia="宋体" w:hAnsi="宋体" w:hint="eastAsia"/>
         </w:rPr>
         <w:t>–</w:t>
       </w:r>
       <w:r>
         <w:rPr>
-          <w:rFonts w:ascii="SimSun" w:eastAsia="SimSun" w:hAnsi="SimSun"/>
+          <w:rFonts w:ascii="宋体" w:eastAsia="宋体" w:hAnsi="宋体"/>
         </w:rPr>
         <w:t xml:space="preserve">protein interfaces. </w:t>
       </w:r>
       <w:r>
         <w:rPr>
-          <w:rFonts w:ascii="SimSun" w:eastAsia="SimSun" w:hAnsi="SimSun"/>
+          <w:rFonts w:ascii="宋体" w:eastAsia="宋体" w:hAnsi="宋体"/>
           <w:i/>
           <w:iCs/>
         </w:rPr>
@@ -512,19 +562,19 @@
       </w:r>
       <w:r>
         <w:rPr>
-          <w:rFonts w:ascii="SimSun" w:eastAsia="SimSun" w:hAnsi="SimSun"/>
+          <w:rFonts w:ascii="宋体" w:eastAsia="宋体" w:hAnsi="宋体"/>
         </w:rPr>
         <w:t>12, 7068</w:t>
       </w:r>
       <w:r>
         <w:rPr>
-          <w:rFonts w:ascii="SimSun" w:eastAsia="SimSun" w:hAnsi="SimSun" w:hint="eastAsia"/>
-        </w:rPr>
-        <w:t xml:space="preserve"> </w:t>
-      </w:r>
-      <w:r>
-        <w:rPr>
-          <w:rFonts w:ascii="SimSun" w:eastAsia="SimSun" w:hAnsi="SimSun"/>
+          <w:rFonts w:ascii="宋体" w:eastAsia="宋体" w:hAnsi="宋体" w:hint="eastAsia"/>
+        </w:rPr>
+        <w:t xml:space="preserve"> </w:t>
+      </w:r>
+      <w:r>
+        <w:rPr>
+          <w:rFonts w:ascii="宋体" w:eastAsia="宋体" w:hAnsi="宋体"/>
         </w:rPr>
         <w:t>(2021).</w:t>
       </w:r>
@@ -534,12 +584,12 @@
         <w:spacing w:after="0" w:line="240" w:lineRule="auto"/>
         <w:jc w:val="both"/>
         <w:rPr>
-          <w:rFonts w:ascii="SimSun" w:eastAsia="SimSun" w:hAnsi="SimSun"/>
-        </w:rPr>
-      </w:pPr>
-      <w:r>
-        <w:rPr>
-          <w:rFonts w:ascii="SimSun" w:eastAsia="SimSun" w:hAnsi="SimSun" w:hint="eastAsia"/>
+          <w:rFonts w:ascii="宋体" w:eastAsia="宋体" w:hAnsi="宋体" w:hint="eastAsia"/>
+        </w:rPr>
+      </w:pPr>
+      <w:r>
+        <w:rPr>
+          <w:rFonts w:ascii="宋体" w:eastAsia="宋体" w:hAnsi="宋体" w:hint="eastAsia"/>
         </w:rPr>
         <w:t>[5]</w:t>
       </w:r>
@@ -554,25 +604,25 @@
       </w:r>
       <w:r>
         <w:rPr>
-          <w:rFonts w:ascii="SimSun" w:eastAsia="SimSun" w:hAnsi="SimSun"/>
+          <w:rFonts w:ascii="宋体" w:eastAsia="宋体" w:hAnsi="宋体"/>
         </w:rPr>
         <w:t>Gainza, P. et al. Deciphering interaction fingerprints from protein</w:t>
       </w:r>
       <w:r>
         <w:rPr>
-          <w:rFonts w:ascii="SimSun" w:eastAsia="SimSun" w:hAnsi="SimSun" w:hint="eastAsia"/>
-        </w:rPr>
-        <w:t xml:space="preserve"> </w:t>
-      </w:r>
-      <w:r>
-        <w:rPr>
-          <w:rFonts w:ascii="SimSun" w:eastAsia="SimSun" w:hAnsi="SimSun"/>
+          <w:rFonts w:ascii="宋体" w:eastAsia="宋体" w:hAnsi="宋体" w:hint="eastAsia"/>
+        </w:rPr>
+        <w:t xml:space="preserve"> </w:t>
+      </w:r>
+      <w:r>
+        <w:rPr>
+          <w:rFonts w:ascii="宋体" w:eastAsia="宋体" w:hAnsi="宋体"/>
         </w:rPr>
         <w:t xml:space="preserve">molecular surfaces using geometric deep learning. </w:t>
       </w:r>
       <w:r>
         <w:rPr>
-          <w:rFonts w:ascii="SimSun" w:eastAsia="SimSun" w:hAnsi="SimSun"/>
+          <w:rFonts w:ascii="宋体" w:eastAsia="宋体" w:hAnsi="宋体"/>
           <w:i/>
           <w:iCs/>
         </w:rPr>
@@ -580,25 +630,25 @@
       </w:r>
       <w:r>
         <w:rPr>
-          <w:rFonts w:ascii="SimSun" w:eastAsia="SimSun" w:hAnsi="SimSun" w:hint="eastAsia"/>
-        </w:rPr>
-        <w:t xml:space="preserve"> </w:t>
-      </w:r>
-      <w:r>
-        <w:rPr>
-          <w:rFonts w:ascii="SimSun" w:eastAsia="SimSun" w:hAnsi="SimSun"/>
+          <w:rFonts w:ascii="宋体" w:eastAsia="宋体" w:hAnsi="宋体" w:hint="eastAsia"/>
+        </w:rPr>
+        <w:t xml:space="preserve"> </w:t>
+      </w:r>
+      <w:r>
+        <w:rPr>
+          <w:rFonts w:ascii="宋体" w:eastAsia="宋体" w:hAnsi="宋体"/>
         </w:rPr>
         <w:t>17, 184</w:t>
       </w:r>
       <w:r>
         <w:rPr>
-          <w:rFonts w:ascii="SimSun" w:eastAsia="SimSun" w:hAnsi="SimSun" w:hint="eastAsia"/>
+          <w:rFonts w:ascii="宋体" w:eastAsia="宋体" w:hAnsi="宋体" w:hint="eastAsia"/>
         </w:rPr>
         <w:t>–</w:t>
       </w:r>
       <w:r>
         <w:rPr>
-          <w:rFonts w:ascii="SimSun" w:eastAsia="SimSun" w:hAnsi="SimSun"/>
+          <w:rFonts w:ascii="宋体" w:eastAsia="宋体" w:hAnsi="宋体"/>
         </w:rPr>
         <w:t>192 (2020).</w:t>
       </w:r>
@@ -608,12 +658,12 @@
         <w:spacing w:after="0" w:line="240" w:lineRule="auto"/>
         <w:jc w:val="both"/>
         <w:rPr>
-          <w:rFonts w:ascii="SimSun" w:eastAsia="SimSun" w:hAnsi="SimSun"/>
-        </w:rPr>
-      </w:pPr>
-      <w:r>
-        <w:rPr>
-          <w:rFonts w:ascii="SimSun" w:eastAsia="SimSun" w:hAnsi="SimSun" w:hint="eastAsia"/>
+          <w:rFonts w:ascii="宋体" w:eastAsia="宋体" w:hAnsi="宋体" w:hint="eastAsia"/>
+        </w:rPr>
+      </w:pPr>
+      <w:r>
+        <w:rPr>
+          <w:rFonts w:ascii="宋体" w:eastAsia="宋体" w:hAnsi="宋体" w:hint="eastAsia"/>
         </w:rPr>
         <w:t>[6]</w:t>
       </w:r>
@@ -626,47 +676,73 @@
         </w:rPr>
         <w:t xml:space="preserve"> </w:t>
       </w:r>
-      <w:r>
-        <w:rPr>
-          <w:rFonts w:ascii="SimSun" w:eastAsia="SimSun" w:hAnsi="SimSun"/>
-        </w:rPr>
-        <w:t>Stebliankin, V. et al. Evaluating protein binding interfaces with</w:t>
-      </w:r>
-      <w:r>
-        <w:rPr>
-          <w:rFonts w:ascii="SimSun" w:eastAsia="SimSun" w:hAnsi="SimSun" w:hint="eastAsia"/>
-        </w:rPr>
-        <w:t xml:space="preserve"> </w:t>
-      </w:r>
-      <w:r>
-        <w:rPr>
-          <w:rFonts w:ascii="SimSun" w:eastAsia="SimSun" w:hAnsi="SimSun"/>
+      <w:proofErr w:type="spellStart"/>
+      <w:r>
+        <w:rPr>
+          <w:rFonts w:ascii="宋体" w:eastAsia="宋体" w:hAnsi="宋体"/>
+        </w:rPr>
+        <w:t>Stebliankin</w:t>
+      </w:r>
+      <w:proofErr w:type="spellEnd"/>
+      <w:r>
+        <w:rPr>
+          <w:rFonts w:ascii="宋体" w:eastAsia="宋体" w:hAnsi="宋体"/>
+        </w:rPr>
+        <w:t>, V. et al. Evaluating protein binding interfaces with</w:t>
+      </w:r>
+      <w:r>
+        <w:rPr>
+          <w:rFonts w:ascii="宋体" w:eastAsia="宋体" w:hAnsi="宋体" w:hint="eastAsia"/>
+        </w:rPr>
+        <w:t xml:space="preserve"> </w:t>
+      </w:r>
+      <w:r>
+        <w:rPr>
+          <w:rFonts w:ascii="宋体" w:eastAsia="宋体" w:hAnsi="宋体"/>
         </w:rPr>
         <w:t xml:space="preserve">transformer networks. </w:t>
       </w:r>
       <w:r>
         <w:rPr>
-          <w:rFonts w:ascii="SimSun" w:eastAsia="SimSun" w:hAnsi="SimSun"/>
+          <w:rFonts w:ascii="宋体" w:eastAsia="宋体" w:hAnsi="宋体"/>
           <w:i/>
           <w:iCs/>
         </w:rPr>
-        <w:t xml:space="preserve">Nat. Mach. Intell. </w:t>
-      </w:r>
-      <w:r>
-        <w:rPr>
-          <w:rFonts w:ascii="SimSun" w:eastAsia="SimSun" w:hAnsi="SimSun"/>
+        <w:t xml:space="preserve">Nat. Mach. </w:t>
+      </w:r>
+      <w:proofErr w:type="spellStart"/>
+      <w:r>
+        <w:rPr>
+          <w:rFonts w:ascii="宋体" w:eastAsia="宋体" w:hAnsi="宋体"/>
+          <w:i/>
+          <w:iCs/>
+        </w:rPr>
+        <w:t>Intell</w:t>
+      </w:r>
+      <w:proofErr w:type="spellEnd"/>
+      <w:r>
+        <w:rPr>
+          <w:rFonts w:ascii="宋体" w:eastAsia="宋体" w:hAnsi="宋体"/>
+          <w:i/>
+          <w:iCs/>
+        </w:rPr>
+        <w:t xml:space="preserve">. </w:t>
+      </w:r>
+      <w:r>
+        <w:rPr>
+          <w:rFonts w:ascii="宋体" w:eastAsia="宋体" w:hAnsi="宋体"/>
         </w:rPr>
         <w:t>5, 1042</w:t>
       </w:r>
       <w:r>
         <w:rPr>
-          <w:rFonts w:ascii="SimSun" w:eastAsia="SimSun" w:hAnsi="SimSun" w:hint="eastAsia"/>
+          <w:rFonts w:ascii="宋体" w:eastAsia="宋体" w:hAnsi="宋体" w:hint="eastAsia"/>
         </w:rPr>
         <w:t>–</w:t>
       </w:r>
       <w:r>
         <w:rPr>
-          <w:rFonts w:ascii="SimSun" w:eastAsia="SimSun" w:hAnsi="SimSun"/>
+          <w:rFonts w:ascii="宋体" w:eastAsia="宋体" w:hAnsi="宋体"/>
         </w:rPr>
         <w:t>1053 (2023).</w:t>
       </w:r>
@@ -676,12 +752,12 @@
         <w:spacing w:after="0" w:line="240" w:lineRule="auto"/>
         <w:jc w:val="both"/>
         <w:rPr>
-          <w:rFonts w:ascii="SimSun" w:eastAsia="SimSun" w:hAnsi="SimSun"/>
-        </w:rPr>
-      </w:pPr>
-      <w:r>
-        <w:rPr>
-          <w:rFonts w:ascii="SimSun" w:eastAsia="SimSun" w:hAnsi="SimSun" w:hint="eastAsia"/>
+          <w:rFonts w:ascii="宋体" w:eastAsia="宋体" w:hAnsi="宋体" w:hint="eastAsia"/>
+        </w:rPr>
+      </w:pPr>
+      <w:r>
+        <w:rPr>
+          <w:rFonts w:ascii="宋体" w:eastAsia="宋体" w:hAnsi="宋体" w:hint="eastAsia"/>
         </w:rPr>
         <w:t>[7]</w:t>
       </w:r>
@@ -696,43 +772,71 @@
       </w:r>
       <w:r>
         <w:rPr>
-          <w:rFonts w:ascii="SimSun" w:eastAsia="SimSun" w:hAnsi="SimSun"/>
-        </w:rPr>
-        <w:t>Reau, M., Renaud, N., Xue, L. C. &amp; Bonvin, A. M. DeepRank-GNN:</w:t>
-      </w:r>
-      <w:r>
-        <w:rPr>
-          <w:rFonts w:ascii="SimSun" w:eastAsia="SimSun" w:hAnsi="SimSun" w:hint="eastAsia"/>
-        </w:rPr>
-        <w:t xml:space="preserve"> </w:t>
-      </w:r>
-      <w:r>
-        <w:rPr>
-          <w:rFonts w:ascii="SimSun" w:eastAsia="SimSun" w:hAnsi="SimSun"/>
+          <w:rFonts w:ascii="宋体" w:eastAsia="宋体" w:hAnsi="宋体"/>
+        </w:rPr>
+        <w:t xml:space="preserve">Reau, M., Renaud, N., Xue, L. C. &amp; </w:t>
+      </w:r>
+      <w:proofErr w:type="spellStart"/>
+      <w:r>
+        <w:rPr>
+          <w:rFonts w:ascii="宋体" w:eastAsia="宋体" w:hAnsi="宋体"/>
+        </w:rPr>
+        <w:t>Bonvin</w:t>
+      </w:r>
+      <w:proofErr w:type="spellEnd"/>
+      <w:r>
+        <w:rPr>
+          <w:rFonts w:ascii="宋体" w:eastAsia="宋体" w:hAnsi="宋体"/>
+        </w:rPr>
+        <w:t xml:space="preserve">, A. M. </w:t>
+      </w:r>
+      <w:proofErr w:type="spellStart"/>
+      <w:r>
+        <w:rPr>
+          <w:rFonts w:ascii="宋体" w:eastAsia="宋体" w:hAnsi="宋体"/>
+        </w:rPr>
+        <w:t>DeepRank</w:t>
+      </w:r>
+      <w:proofErr w:type="spellEnd"/>
+      <w:r>
+        <w:rPr>
+          <w:rFonts w:ascii="宋体" w:eastAsia="宋体" w:hAnsi="宋体"/>
+        </w:rPr>
+        <w:t>-GNN:</w:t>
+      </w:r>
+      <w:r>
+        <w:rPr>
+          <w:rFonts w:ascii="宋体" w:eastAsia="宋体" w:hAnsi="宋体" w:hint="eastAsia"/>
+        </w:rPr>
+        <w:t xml:space="preserve"> </w:t>
+      </w:r>
+      <w:r>
+        <w:rPr>
+          <w:rFonts w:ascii="宋体" w:eastAsia="宋体" w:hAnsi="宋体"/>
         </w:rPr>
         <w:t>a graph neural network framework to learn patterns in protein</w:t>
       </w:r>
       <w:r>
         <w:rPr>
-          <w:rFonts w:ascii="SimSun" w:eastAsia="SimSun" w:hAnsi="SimSun" w:hint="eastAsia"/>
+          <w:rFonts w:ascii="宋体" w:eastAsia="宋体" w:hAnsi="宋体" w:hint="eastAsia"/>
         </w:rPr>
         <w:t>–</w:t>
       </w:r>
       <w:r>
         <w:rPr>
-          <w:rFonts w:ascii="SimSun" w:eastAsia="SimSun" w:hAnsi="SimSun" w:hint="eastAsia"/>
-        </w:rPr>
-        <w:t xml:space="preserve"> </w:t>
-      </w:r>
-      <w:r>
-        <w:rPr>
-          <w:rFonts w:ascii="SimSun" w:eastAsia="SimSun" w:hAnsi="SimSun"/>
+          <w:rFonts w:ascii="宋体" w:eastAsia="宋体" w:hAnsi="宋体" w:hint="eastAsia"/>
+        </w:rPr>
+        <w:t xml:space="preserve"> </w:t>
+      </w:r>
+      <w:r>
+        <w:rPr>
+          <w:rFonts w:ascii="宋体" w:eastAsia="宋体" w:hAnsi="宋体"/>
         </w:rPr>
         <w:t xml:space="preserve">protein interfaces. </w:t>
       </w:r>
       <w:r>
         <w:rPr>
-          <w:rFonts w:ascii="SimSun" w:eastAsia="SimSun" w:hAnsi="SimSun"/>
+          <w:rFonts w:ascii="宋体" w:eastAsia="宋体" w:hAnsi="宋体"/>
           <w:i/>
           <w:iCs/>
         </w:rPr>
@@ -740,7 +844,7 @@
       </w:r>
       <w:r>
         <w:rPr>
-          <w:rFonts w:ascii="SimSun" w:eastAsia="SimSun" w:hAnsi="SimSun"/>
+          <w:rFonts w:ascii="宋体" w:eastAsia="宋体" w:hAnsi="宋体"/>
         </w:rPr>
         <w:t>39, btac759 (2023).</w:t>
       </w:r>
@@ -750,12 +854,12 @@
         <w:spacing w:after="0" w:line="240" w:lineRule="auto"/>
         <w:jc w:val="both"/>
         <w:rPr>
-          <w:rFonts w:ascii="SimSun" w:eastAsia="SimSun" w:hAnsi="SimSun"/>
-        </w:rPr>
-      </w:pPr>
-      <w:r>
-        <w:rPr>
-          <w:rFonts w:ascii="SimSun" w:eastAsia="SimSun" w:hAnsi="SimSun" w:hint="eastAsia"/>
+          <w:rFonts w:ascii="宋体" w:eastAsia="宋体" w:hAnsi="宋体" w:hint="eastAsia"/>
+        </w:rPr>
+      </w:pPr>
+      <w:r>
+        <w:rPr>
+          <w:rFonts w:ascii="宋体" w:eastAsia="宋体" w:hAnsi="宋体" w:hint="eastAsia"/>
         </w:rPr>
         <w:t>[8]</w:t>
       </w:r>
@@ -770,61 +874,61 @@
       </w:r>
       <w:r>
         <w:rPr>
-          <w:rFonts w:ascii="SimSun" w:eastAsia="SimSun" w:hAnsi="SimSun"/>
+          <w:rFonts w:ascii="宋体" w:eastAsia="宋体" w:hAnsi="宋体"/>
         </w:rPr>
         <w:t>Shen, C. et al. Boosting protein</w:t>
       </w:r>
       <w:r>
         <w:rPr>
-          <w:rFonts w:ascii="SimSun" w:eastAsia="SimSun" w:hAnsi="SimSun" w:hint="eastAsia"/>
+          <w:rFonts w:ascii="宋体" w:eastAsia="宋体" w:hAnsi="宋体" w:hint="eastAsia"/>
         </w:rPr>
         <w:t>–</w:t>
       </w:r>
       <w:r>
         <w:rPr>
-          <w:rFonts w:ascii="SimSun" w:eastAsia="SimSun" w:hAnsi="SimSun"/>
+          <w:rFonts w:ascii="宋体" w:eastAsia="宋体" w:hAnsi="宋体"/>
         </w:rPr>
         <w:t>ligand binding pose prediction</w:t>
       </w:r>
       <w:r>
         <w:rPr>
-          <w:rFonts w:ascii="SimSun" w:eastAsia="SimSun" w:hAnsi="SimSun" w:hint="eastAsia"/>
-        </w:rPr>
-        <w:t xml:space="preserve"> </w:t>
-      </w:r>
-      <w:r>
-        <w:rPr>
-          <w:rFonts w:ascii="SimSun" w:eastAsia="SimSun" w:hAnsi="SimSun"/>
+          <w:rFonts w:ascii="宋体" w:eastAsia="宋体" w:hAnsi="宋体" w:hint="eastAsia"/>
+        </w:rPr>
+        <w:t xml:space="preserve"> </w:t>
+      </w:r>
+      <w:r>
+        <w:rPr>
+          <w:rFonts w:ascii="宋体" w:eastAsia="宋体" w:hAnsi="宋体"/>
         </w:rPr>
         <w:t>and virtual screening based on residue</w:t>
       </w:r>
       <w:r>
         <w:rPr>
-          <w:rFonts w:ascii="SimSun" w:eastAsia="SimSun" w:hAnsi="SimSun" w:hint="eastAsia"/>
+          <w:rFonts w:ascii="宋体" w:eastAsia="宋体" w:hAnsi="宋体" w:hint="eastAsia"/>
         </w:rPr>
         <w:t>–</w:t>
       </w:r>
       <w:r>
         <w:rPr>
-          <w:rFonts w:ascii="SimSun" w:eastAsia="SimSun" w:hAnsi="SimSun"/>
+          <w:rFonts w:ascii="宋体" w:eastAsia="宋体" w:hAnsi="宋体"/>
         </w:rPr>
         <w:t>atom distance likelihood</w:t>
       </w:r>
       <w:r>
         <w:rPr>
-          <w:rFonts w:ascii="SimSun" w:eastAsia="SimSun" w:hAnsi="SimSun" w:hint="eastAsia"/>
-        </w:rPr>
-        <w:t xml:space="preserve"> </w:t>
-      </w:r>
-      <w:r>
-        <w:rPr>
-          <w:rFonts w:ascii="SimSun" w:eastAsia="SimSun" w:hAnsi="SimSun"/>
+          <w:rFonts w:ascii="宋体" w:eastAsia="宋体" w:hAnsi="宋体" w:hint="eastAsia"/>
+        </w:rPr>
+        <w:t xml:space="preserve"> </w:t>
+      </w:r>
+      <w:r>
+        <w:rPr>
+          <w:rFonts w:ascii="宋体" w:eastAsia="宋体" w:hAnsi="宋体"/>
         </w:rPr>
         <w:t xml:space="preserve">potential and graph transformer. </w:t>
       </w:r>
       <w:r>
         <w:rPr>
-          <w:rFonts w:ascii="SimSun" w:eastAsia="SimSun" w:hAnsi="SimSun"/>
+          <w:rFonts w:ascii="宋体" w:eastAsia="宋体" w:hAnsi="宋体"/>
           <w:i/>
           <w:iCs/>
         </w:rPr>
@@ -832,31 +936,31 @@
       </w:r>
       <w:r>
         <w:rPr>
-          <w:rFonts w:ascii="SimSun" w:eastAsia="SimSun" w:hAnsi="SimSun"/>
+          <w:rFonts w:ascii="宋体" w:eastAsia="宋体" w:hAnsi="宋体"/>
         </w:rPr>
         <w:t>65, 10691</w:t>
       </w:r>
       <w:r>
         <w:rPr>
-          <w:rFonts w:ascii="SimSun" w:eastAsia="SimSun" w:hAnsi="SimSun" w:hint="eastAsia"/>
+          <w:rFonts w:ascii="宋体" w:eastAsia="宋体" w:hAnsi="宋体" w:hint="eastAsia"/>
         </w:rPr>
         <w:t>–</w:t>
       </w:r>
       <w:r>
         <w:rPr>
-          <w:rFonts w:ascii="SimSun" w:eastAsia="SimSun" w:hAnsi="SimSun"/>
+          <w:rFonts w:ascii="宋体" w:eastAsia="宋体" w:hAnsi="宋体"/>
         </w:rPr>
         <w:t>10706</w:t>
       </w:r>
       <w:r>
         <w:rPr>
-          <w:rFonts w:ascii="SimSun" w:eastAsia="SimSun" w:hAnsi="SimSun" w:hint="eastAsia"/>
-        </w:rPr>
-        <w:t xml:space="preserve"> </w:t>
-      </w:r>
-      <w:r>
-        <w:rPr>
-          <w:rFonts w:ascii="SimSun" w:eastAsia="SimSun" w:hAnsi="SimSun"/>
+          <w:rFonts w:ascii="宋体" w:eastAsia="宋体" w:hAnsi="宋体" w:hint="eastAsia"/>
+        </w:rPr>
+        <w:t xml:space="preserve"> </w:t>
+      </w:r>
+      <w:r>
+        <w:rPr>
+          <w:rFonts w:ascii="宋体" w:eastAsia="宋体" w:hAnsi="宋体"/>
         </w:rPr>
         <w:t>(2022).</w:t>
       </w:r>
@@ -866,12 +970,12 @@
         <w:spacing w:after="0" w:line="240" w:lineRule="auto"/>
         <w:jc w:val="both"/>
         <w:rPr>
-          <w:rFonts w:ascii="SimSun" w:eastAsia="SimSun" w:hAnsi="SimSun"/>
-        </w:rPr>
-      </w:pPr>
-      <w:r>
-        <w:rPr>
-          <w:rFonts w:ascii="SimSun" w:eastAsia="SimSun" w:hAnsi="SimSun" w:hint="eastAsia"/>
+          <w:rFonts w:ascii="宋体" w:eastAsia="宋体" w:hAnsi="宋体" w:hint="eastAsia"/>
+        </w:rPr>
+      </w:pPr>
+      <w:r>
+        <w:rPr>
+          <w:rFonts w:ascii="宋体" w:eastAsia="宋体" w:hAnsi="宋体" w:hint="eastAsia"/>
         </w:rPr>
         <w:t>[9]</w:t>
       </w:r>
@@ -886,43 +990,43 @@
       </w:r>
       <w:r>
         <w:rPr>
-          <w:rFonts w:ascii="SimSun" w:eastAsia="SimSun" w:hAnsi="SimSun"/>
+          <w:rFonts w:ascii="宋体" w:eastAsia="宋体" w:hAnsi="宋体"/>
         </w:rPr>
         <w:t>Shen, C. et al. A generalized protein</w:t>
       </w:r>
       <w:r>
         <w:rPr>
-          <w:rFonts w:ascii="SimSun" w:eastAsia="SimSun" w:hAnsi="SimSun" w:hint="eastAsia"/>
+          <w:rFonts w:ascii="宋体" w:eastAsia="宋体" w:hAnsi="宋体" w:hint="eastAsia"/>
         </w:rPr>
         <w:t>–</w:t>
       </w:r>
       <w:r>
         <w:rPr>
-          <w:rFonts w:ascii="SimSun" w:eastAsia="SimSun" w:hAnsi="SimSun"/>
+          <w:rFonts w:ascii="宋体" w:eastAsia="宋体" w:hAnsi="宋体"/>
         </w:rPr>
         <w:t>ligand scoring framework</w:t>
       </w:r>
       <w:r>
         <w:rPr>
-          <w:rFonts w:ascii="SimSun" w:eastAsia="SimSun" w:hAnsi="SimSun" w:hint="eastAsia"/>
-        </w:rPr>
-        <w:t xml:space="preserve"> </w:t>
-      </w:r>
-      <w:r>
-        <w:rPr>
-          <w:rFonts w:ascii="SimSun" w:eastAsia="SimSun" w:hAnsi="SimSun"/>
+          <w:rFonts w:ascii="宋体" w:eastAsia="宋体" w:hAnsi="宋体" w:hint="eastAsia"/>
+        </w:rPr>
+        <w:t xml:space="preserve"> </w:t>
+      </w:r>
+      <w:r>
+        <w:rPr>
+          <w:rFonts w:ascii="宋体" w:eastAsia="宋体" w:hAnsi="宋体"/>
         </w:rPr>
         <w:t>with balanced scoring, docking, ranking and screening powers.</w:t>
       </w:r>
       <w:r>
         <w:rPr>
-          <w:rFonts w:ascii="SimSun" w:eastAsia="SimSun" w:hAnsi="SimSun" w:hint="eastAsia"/>
-        </w:rPr>
-        <w:t xml:space="preserve"> </w:t>
-      </w:r>
-      <w:r>
-        <w:rPr>
-          <w:rFonts w:ascii="SimSun" w:eastAsia="SimSun" w:hAnsi="SimSun"/>
+          <w:rFonts w:ascii="宋体" w:eastAsia="宋体" w:hAnsi="宋体" w:hint="eastAsia"/>
+        </w:rPr>
+        <w:t xml:space="preserve"> </w:t>
+      </w:r>
+      <w:r>
+        <w:rPr>
+          <w:rFonts w:ascii="宋体" w:eastAsia="宋体" w:hAnsi="宋体"/>
           <w:i/>
           <w:iCs/>
         </w:rPr>
@@ -930,19 +1034,19 @@
       </w:r>
       <w:r>
         <w:rPr>
-          <w:rFonts w:ascii="SimSun" w:eastAsia="SimSun" w:hAnsi="SimSun"/>
+          <w:rFonts w:ascii="宋体" w:eastAsia="宋体" w:hAnsi="宋体"/>
         </w:rPr>
         <w:t>14, 8129</w:t>
       </w:r>
       <w:r>
         <w:rPr>
-          <w:rFonts w:ascii="SimSun" w:eastAsia="SimSun" w:hAnsi="SimSun" w:hint="eastAsia"/>
-        </w:rPr>
-        <w:t xml:space="preserve"> </w:t>
-      </w:r>
-      <w:r>
-        <w:rPr>
-          <w:rFonts w:ascii="SimSun" w:eastAsia="SimSun" w:hAnsi="SimSun"/>
+          <w:rFonts w:ascii="宋体" w:eastAsia="宋体" w:hAnsi="宋体" w:hint="eastAsia"/>
+        </w:rPr>
+        <w:t xml:space="preserve"> </w:t>
+      </w:r>
+      <w:r>
+        <w:rPr>
+          <w:rFonts w:ascii="宋体" w:eastAsia="宋体" w:hAnsi="宋体"/>
         </w:rPr>
         <w:t>8146 (2023).</w:t>
       </w:r>
@@ -952,12 +1056,12 @@
         <w:spacing w:after="0" w:line="240" w:lineRule="auto"/>
         <w:jc w:val="both"/>
         <w:rPr>
-          <w:rFonts w:ascii="SimSun" w:eastAsia="SimSun" w:hAnsi="SimSun"/>
-        </w:rPr>
-      </w:pPr>
-      <w:r>
-        <w:rPr>
-          <w:rFonts w:ascii="SimSun" w:eastAsia="SimSun" w:hAnsi="SimSun" w:hint="eastAsia"/>
+          <w:rFonts w:ascii="宋体" w:eastAsia="宋体" w:hAnsi="宋体" w:hint="eastAsia"/>
+        </w:rPr>
+      </w:pPr>
+      <w:r>
+        <w:rPr>
+          <w:rFonts w:ascii="宋体" w:eastAsia="宋体" w:hAnsi="宋体" w:hint="eastAsia"/>
         </w:rPr>
         <w:t>[10]</w:t>
       </w:r>
@@ -972,37 +1076,37 @@
       </w:r>
       <w:r>
         <w:rPr>
-          <w:rFonts w:ascii="SimSun" w:eastAsia="SimSun" w:hAnsi="SimSun"/>
+          <w:rFonts w:ascii="宋体" w:eastAsia="宋体" w:hAnsi="宋体"/>
         </w:rPr>
         <w:t>Zhang, X. et al. Planet: a multi-objective graph neural network</w:t>
       </w:r>
       <w:r>
         <w:rPr>
-          <w:rFonts w:ascii="SimSun" w:eastAsia="SimSun" w:hAnsi="SimSun" w:hint="eastAsia"/>
-        </w:rPr>
-        <w:t xml:space="preserve"> </w:t>
-      </w:r>
-      <w:r>
-        <w:rPr>
-          <w:rFonts w:ascii="SimSun" w:eastAsia="SimSun" w:hAnsi="SimSun"/>
+          <w:rFonts w:ascii="宋体" w:eastAsia="宋体" w:hAnsi="宋体" w:hint="eastAsia"/>
+        </w:rPr>
+        <w:t xml:space="preserve"> </w:t>
+      </w:r>
+      <w:r>
+        <w:rPr>
+          <w:rFonts w:ascii="宋体" w:eastAsia="宋体" w:hAnsi="宋体"/>
         </w:rPr>
         <w:t>model for protein</w:t>
       </w:r>
       <w:r>
         <w:rPr>
-          <w:rFonts w:ascii="SimSun" w:eastAsia="SimSun" w:hAnsi="SimSun" w:hint="eastAsia"/>
+          <w:rFonts w:ascii="宋体" w:eastAsia="宋体" w:hAnsi="宋体" w:hint="eastAsia"/>
         </w:rPr>
         <w:t>–</w:t>
       </w:r>
       <w:r>
         <w:rPr>
-          <w:rFonts w:ascii="SimSun" w:eastAsia="SimSun" w:hAnsi="SimSun"/>
+          <w:rFonts w:ascii="宋体" w:eastAsia="宋体" w:hAnsi="宋体"/>
         </w:rPr>
         <w:t xml:space="preserve">ligand binding affinity prediction. </w:t>
       </w:r>
       <w:r>
         <w:rPr>
-          <w:rFonts w:ascii="SimSun" w:eastAsia="SimSun" w:hAnsi="SimSun"/>
+          <w:rFonts w:ascii="宋体" w:eastAsia="宋体" w:hAnsi="宋体"/>
           <w:i/>
           <w:iCs/>
         </w:rPr>
@@ -1010,13 +1114,13 @@
       </w:r>
       <w:r>
         <w:rPr>
-          <w:rFonts w:ascii="SimSun" w:eastAsia="SimSun" w:hAnsi="SimSun" w:hint="eastAsia"/>
-        </w:rPr>
-        <w:t xml:space="preserve"> </w:t>
-      </w:r>
-      <w:r>
-        <w:rPr>
-          <w:rFonts w:ascii="SimSun" w:eastAsia="SimSun" w:hAnsi="SimSun"/>
+          <w:rFonts w:ascii="宋体" w:eastAsia="宋体" w:hAnsi="宋体" w:hint="eastAsia"/>
+        </w:rPr>
+        <w:t xml:space="preserve"> </w:t>
+      </w:r>
+      <w:r>
+        <w:rPr>
+          <w:rFonts w:ascii="宋体" w:eastAsia="宋体" w:hAnsi="宋体"/>
           <w:i/>
           <w:iCs/>
         </w:rPr>
@@ -1024,19 +1128,19 @@
       </w:r>
       <w:r>
         <w:rPr>
-          <w:rFonts w:ascii="SimSun" w:eastAsia="SimSun" w:hAnsi="SimSun"/>
+          <w:rFonts w:ascii="宋体" w:eastAsia="宋体" w:hAnsi="宋体"/>
         </w:rPr>
         <w:t>64, 2205</w:t>
       </w:r>
       <w:r>
         <w:rPr>
-          <w:rFonts w:ascii="SimSun" w:eastAsia="SimSun" w:hAnsi="SimSun" w:hint="eastAsia"/>
+          <w:rFonts w:ascii="宋体" w:eastAsia="宋体" w:hAnsi="宋体" w:hint="eastAsia"/>
         </w:rPr>
         <w:t>–</w:t>
       </w:r>
       <w:r>
         <w:rPr>
-          <w:rFonts w:ascii="SimSun" w:eastAsia="SimSun" w:hAnsi="SimSun"/>
+          <w:rFonts w:ascii="宋体" w:eastAsia="宋体" w:hAnsi="宋体"/>
         </w:rPr>
         <w:t>2220 (2023).</w:t>
       </w:r>
@@ -1046,12 +1150,12 @@
         <w:spacing w:after="0" w:line="240" w:lineRule="auto"/>
         <w:jc w:val="both"/>
         <w:rPr>
-          <w:rFonts w:ascii="SimSun" w:eastAsia="SimSun" w:hAnsi="SimSun"/>
-        </w:rPr>
-      </w:pPr>
-      <w:r>
-        <w:rPr>
-          <w:rFonts w:ascii="SimSun" w:eastAsia="SimSun" w:hAnsi="SimSun" w:hint="eastAsia"/>
+          <w:rFonts w:ascii="宋体" w:eastAsia="宋体" w:hAnsi="宋体" w:hint="eastAsia"/>
+        </w:rPr>
+      </w:pPr>
+      <w:r>
+        <w:rPr>
+          <w:rFonts w:ascii="宋体" w:eastAsia="宋体" w:hAnsi="宋体" w:hint="eastAsia"/>
         </w:rPr>
         <w:t>[11]</w:t>
       </w:r>
@@ -1066,59 +1170,77 @@
       </w:r>
       <w:r>
         <w:rPr>
-          <w:rFonts w:ascii="SimSun" w:eastAsia="SimSun" w:hAnsi="SimSun"/>
+          <w:rFonts w:ascii="宋体" w:eastAsia="宋体" w:hAnsi="宋体"/>
         </w:rPr>
         <w:t>Yu, J. et al. Computing the relative binding affinity of ligands</w:t>
       </w:r>
       <w:r>
         <w:rPr>
-          <w:rFonts w:ascii="SimSun" w:eastAsia="SimSun" w:hAnsi="SimSun" w:hint="eastAsia"/>
-        </w:rPr>
-        <w:t xml:space="preserve"> </w:t>
-      </w:r>
-      <w:r>
-        <w:rPr>
-          <w:rFonts w:ascii="SimSun" w:eastAsia="SimSun" w:hAnsi="SimSun"/>
+          <w:rFonts w:ascii="宋体" w:eastAsia="宋体" w:hAnsi="宋体" w:hint="eastAsia"/>
+        </w:rPr>
+        <w:t xml:space="preserve"> </w:t>
+      </w:r>
+      <w:r>
+        <w:rPr>
+          <w:rFonts w:ascii="宋体" w:eastAsia="宋体" w:hAnsi="宋体"/>
         </w:rPr>
         <w:t xml:space="preserve">based on a pairwise binding comparison network. </w:t>
       </w:r>
       <w:r>
         <w:rPr>
-          <w:rFonts w:ascii="SimSun" w:eastAsia="SimSun" w:hAnsi="SimSun"/>
+          <w:rFonts w:ascii="宋体" w:eastAsia="宋体" w:hAnsi="宋体"/>
           <w:i/>
           <w:iCs/>
         </w:rPr>
-        <w:t>Nat. Comput.</w:t>
-      </w:r>
-      <w:r>
-        <w:rPr>
-          <w:rFonts w:ascii="SimSun" w:eastAsia="SimSun" w:hAnsi="SimSun" w:hint="eastAsia"/>
-        </w:rPr>
-        <w:t xml:space="preserve"> </w:t>
-      </w:r>
-      <w:r>
-        <w:rPr>
-          <w:rFonts w:ascii="SimSun" w:eastAsia="SimSun" w:hAnsi="SimSun"/>
+        <w:t xml:space="preserve">Nat. </w:t>
+      </w:r>
+      <w:proofErr w:type="spellStart"/>
+      <w:r>
+        <w:rPr>
+          <w:rFonts w:ascii="宋体" w:eastAsia="宋体" w:hAnsi="宋体"/>
           <w:i/>
           <w:iCs/>
         </w:rPr>
+        <w:t>Comput</w:t>
+      </w:r>
+      <w:proofErr w:type="spellEnd"/>
+      <w:r>
+        <w:rPr>
+          <w:rFonts w:ascii="宋体" w:eastAsia="宋体" w:hAnsi="宋体"/>
+          <w:i/>
+          <w:iCs/>
+        </w:rPr>
+        <w:t>.</w:t>
+      </w:r>
+      <w:r>
+        <w:rPr>
+          <w:rFonts w:ascii="宋体" w:eastAsia="宋体" w:hAnsi="宋体" w:hint="eastAsia"/>
+        </w:rPr>
+        <w:t xml:space="preserve"> </w:t>
+      </w:r>
+      <w:r>
+        <w:rPr>
+          <w:rFonts w:ascii="宋体" w:eastAsia="宋体" w:hAnsi="宋体"/>
+          <w:i/>
+          <w:iCs/>
+        </w:rPr>
         <w:t xml:space="preserve">Sci. </w:t>
       </w:r>
       <w:r>
         <w:rPr>
-          <w:rFonts w:ascii="SimSun" w:eastAsia="SimSun" w:hAnsi="SimSun"/>
+          <w:rFonts w:ascii="宋体" w:eastAsia="宋体" w:hAnsi="宋体"/>
         </w:rPr>
         <w:t>3, 860</w:t>
       </w:r>
       <w:r>
         <w:rPr>
-          <w:rFonts w:ascii="SimSun" w:eastAsia="SimSun" w:hAnsi="SimSun" w:hint="eastAsia"/>
+          <w:rFonts w:ascii="宋体" w:eastAsia="宋体" w:hAnsi="宋体" w:hint="eastAsia"/>
         </w:rPr>
         <w:t>–</w:t>
       </w:r>
       <w:r>
         <w:rPr>
-          <w:rFonts w:ascii="SimSun" w:eastAsia="SimSun" w:hAnsi="SimSun"/>
+          <w:rFonts w:ascii="宋体" w:eastAsia="宋体" w:hAnsi="宋体"/>
         </w:rPr>
         <w:t>872 (2023).</w:t>
       </w:r>
@@ -1128,12 +1250,12 @@
         <w:spacing w:after="0" w:line="240" w:lineRule="auto"/>
         <w:jc w:val="both"/>
         <w:rPr>
-          <w:rFonts w:ascii="SimSun" w:eastAsia="SimSun" w:hAnsi="SimSun"/>
-        </w:rPr>
-      </w:pPr>
-      <w:r>
-        <w:rPr>
-          <w:rFonts w:ascii="SimSun" w:eastAsia="SimSun" w:hAnsi="SimSun" w:hint="eastAsia"/>
+          <w:rFonts w:ascii="宋体" w:eastAsia="宋体" w:hAnsi="宋体" w:hint="eastAsia"/>
+        </w:rPr>
+      </w:pPr>
+      <w:r>
+        <w:rPr>
+          <w:rFonts w:ascii="宋体" w:eastAsia="宋体" w:hAnsi="宋体" w:hint="eastAsia"/>
         </w:rPr>
         <w:t>[12]</w:t>
       </w:r>
@@ -1148,25 +1270,39 @@
       </w:r>
       <w:r>
         <w:rPr>
-          <w:rFonts w:ascii="SimSun" w:eastAsia="SimSun" w:hAnsi="SimSun"/>
-        </w:rPr>
-        <w:t>Sverrisson, F., Feydy, J., Correia, B. E. &amp; Bronstein, M. M. Fast</w:t>
-      </w:r>
-      <w:r>
-        <w:rPr>
-          <w:rFonts w:ascii="SimSun" w:eastAsia="SimSun" w:hAnsi="SimSun" w:hint="eastAsia"/>
-        </w:rPr>
-        <w:t xml:space="preserve"> </w:t>
-      </w:r>
-      <w:r>
-        <w:rPr>
-          <w:rFonts w:ascii="SimSun" w:eastAsia="SimSun" w:hAnsi="SimSun"/>
+          <w:rFonts w:ascii="宋体" w:eastAsia="宋体" w:hAnsi="宋体"/>
+        </w:rPr>
+        <w:t xml:space="preserve">Sverrisson, F., </w:t>
+      </w:r>
+      <w:proofErr w:type="spellStart"/>
+      <w:r>
+        <w:rPr>
+          <w:rFonts w:ascii="宋体" w:eastAsia="宋体" w:hAnsi="宋体"/>
+        </w:rPr>
+        <w:t>Feydy</w:t>
+      </w:r>
+      <w:proofErr w:type="spellEnd"/>
+      <w:r>
+        <w:rPr>
+          <w:rFonts w:ascii="宋体" w:eastAsia="宋体" w:hAnsi="宋体"/>
+        </w:rPr>
+        <w:t>, J., Correia, B. E. &amp; Bronstein, M. M. Fast</w:t>
+      </w:r>
+      <w:r>
+        <w:rPr>
+          <w:rFonts w:ascii="宋体" w:eastAsia="宋体" w:hAnsi="宋体" w:hint="eastAsia"/>
+        </w:rPr>
+        <w:t xml:space="preserve"> </w:t>
+      </w:r>
+      <w:r>
+        <w:rPr>
+          <w:rFonts w:ascii="宋体" w:eastAsia="宋体" w:hAnsi="宋体"/>
         </w:rPr>
         <w:t xml:space="preserve">end-to-end learning on protein surfaces. In </w:t>
       </w:r>
       <w:r>
         <w:rPr>
-          <w:rFonts w:ascii="SimSun" w:eastAsia="SimSun" w:hAnsi="SimSun"/>
+          <w:rFonts w:ascii="宋体" w:eastAsia="宋体" w:hAnsi="宋体"/>
           <w:i/>
           <w:iCs/>
         </w:rPr>
@@ -1174,13 +1310,13 @@
       </w:r>
       <w:r>
         <w:rPr>
-          <w:rFonts w:ascii="SimSun" w:eastAsia="SimSun" w:hAnsi="SimSun" w:hint="eastAsia"/>
-        </w:rPr>
-        <w:t xml:space="preserve"> </w:t>
-      </w:r>
-      <w:r>
-        <w:rPr>
-          <w:rFonts w:ascii="SimSun" w:eastAsia="SimSun" w:hAnsi="SimSun"/>
+          <w:rFonts w:ascii="宋体" w:eastAsia="宋体" w:hAnsi="宋体" w:hint="eastAsia"/>
+        </w:rPr>
+        <w:t xml:space="preserve"> </w:t>
+      </w:r>
+      <w:r>
+        <w:rPr>
+          <w:rFonts w:ascii="宋体" w:eastAsia="宋体" w:hAnsi="宋体"/>
           <w:i/>
           <w:iCs/>
         </w:rPr>
@@ -1188,25 +1324,25 @@
       </w:r>
       <w:r>
         <w:rPr>
-          <w:rFonts w:ascii="SimSun" w:eastAsia="SimSun" w:hAnsi="SimSun" w:hint="eastAsia"/>
-        </w:rPr>
-        <w:t xml:space="preserve"> </w:t>
-      </w:r>
-      <w:r>
-        <w:rPr>
-          <w:rFonts w:ascii="SimSun" w:eastAsia="SimSun" w:hAnsi="SimSun"/>
+          <w:rFonts w:ascii="宋体" w:eastAsia="宋体" w:hAnsi="宋体" w:hint="eastAsia"/>
+        </w:rPr>
+        <w:t xml:space="preserve"> </w:t>
+      </w:r>
+      <w:r>
+        <w:rPr>
+          <w:rFonts w:ascii="宋体" w:eastAsia="宋体" w:hAnsi="宋体"/>
         </w:rPr>
         <w:t>15267</w:t>
       </w:r>
       <w:r>
         <w:rPr>
-          <w:rFonts w:ascii="SimSun" w:eastAsia="SimSun" w:hAnsi="SimSun" w:hint="eastAsia"/>
+          <w:rFonts w:ascii="宋体" w:eastAsia="宋体" w:hAnsi="宋体" w:hint="eastAsia"/>
         </w:rPr>
         <w:t>–</w:t>
       </w:r>
       <w:r>
         <w:rPr>
-          <w:rFonts w:ascii="SimSun" w:eastAsia="SimSun" w:hAnsi="SimSun"/>
+          <w:rFonts w:ascii="宋体" w:eastAsia="宋体" w:hAnsi="宋体"/>
         </w:rPr>
         <w:t>15276 (IEEE, 2021).</w:t>
       </w:r>
@@ -1217,43 +1353,51 @@
         <w:ind w:firstLineChars="200" w:firstLine="440"/>
         <w:jc w:val="both"/>
         <w:rPr>
-          <w:rFonts w:ascii="SimSun" w:eastAsia="SimSun" w:hAnsi="SimSun"/>
-        </w:rPr>
-      </w:pPr>
-      <w:r>
-        <w:rPr>
-          <w:rFonts w:ascii="SimSun" w:eastAsia="SimSun" w:hAnsi="SimSun" w:hint="eastAsia"/>
+          <w:rFonts w:ascii="宋体" w:eastAsia="宋体" w:hAnsi="宋体" w:hint="eastAsia"/>
+        </w:rPr>
+      </w:pPr>
+      <w:r>
+        <w:rPr>
+          <w:rFonts w:ascii="宋体" w:eastAsia="宋体" w:hAnsi="宋体" w:hint="eastAsia"/>
         </w:rPr>
         <w:lastRenderedPageBreak/>
         <w:t>蛋白质</w:t>
       </w:r>
       <w:r>
         <w:rPr>
-          <w:rFonts w:ascii="SimSun" w:eastAsia="SimSun" w:hAnsi="SimSun" w:hint="eastAsia"/>
-        </w:rPr>
-        <w:t>组学规模</w:t>
-      </w:r>
-      <w:r>
-        <w:rPr>
-          <w:rFonts w:ascii="SimSun" w:eastAsia="SimSun" w:hAnsi="SimSun" w:hint="eastAsia"/>
+          <w:rFonts w:ascii="宋体" w:eastAsia="宋体" w:hAnsi="宋体" w:hint="eastAsia"/>
+        </w:rPr>
+        <w:t>组</w:t>
+      </w:r>
+      <w:proofErr w:type="gramStart"/>
+      <w:r>
+        <w:rPr>
+          <w:rFonts w:ascii="宋体" w:eastAsia="宋体" w:hAnsi="宋体" w:hint="eastAsia"/>
+        </w:rPr>
+        <w:t>学规模</w:t>
+      </w:r>
+      <w:proofErr w:type="gramEnd"/>
+      <w:r>
+        <w:rPr>
+          <w:rFonts w:ascii="宋体" w:eastAsia="宋体" w:hAnsi="宋体" w:hint="eastAsia"/>
         </w:rPr>
         <w:t>的相互作用预测对于理解蛋白质功能和疾病机制至关重要。传统实验方法往往受限于规模和复杂性，这促使人们需要采用计算方法。深度学习作为一种强大的工具应运而生，能够实现高通量、准确的蛋白质相互作用预测。</w:t>
       </w:r>
       <w:r>
         <w:rPr>
-          <w:rFonts w:ascii="SimSun" w:eastAsia="SimSun" w:hAnsi="SimSun" w:hint="eastAsia"/>
+          <w:rFonts w:ascii="宋体" w:eastAsia="宋体" w:hAnsi="宋体" w:hint="eastAsia"/>
         </w:rPr>
         <w:t>[</w:t>
       </w:r>
       <w:r>
         <w:rPr>
-          <w:rFonts w:ascii="SimSun" w:eastAsia="SimSun" w:hAnsi="SimSun" w:hint="eastAsia"/>
+          <w:rFonts w:ascii="宋体" w:eastAsia="宋体" w:hAnsi="宋体" w:hint="eastAsia"/>
         </w:rPr>
         <w:t>0</w:t>
       </w:r>
       <w:r>
         <w:rPr>
-          <w:rFonts w:ascii="SimSun" w:eastAsia="SimSun" w:hAnsi="SimSun" w:hint="eastAsia"/>
+          <w:rFonts w:ascii="宋体" w:eastAsia="宋体" w:hAnsi="宋体" w:hint="eastAsia"/>
         </w:rPr>
         <w:t>]</w:t>
       </w:r>
@@ -1264,44 +1408,72 @@
         <w:ind w:firstLineChars="200" w:firstLine="440"/>
         <w:jc w:val="both"/>
         <w:rPr>
-          <w:rFonts w:ascii="SimSun" w:eastAsia="SimSun" w:hAnsi="SimSun"/>
-        </w:rPr>
-      </w:pPr>
-      <w:r>
-        <w:rPr>
-          <w:rFonts w:ascii="SimSun" w:eastAsia="SimSun" w:hAnsi="SimSun" w:hint="eastAsia"/>
-        </w:rPr>
-        <w:t>蛋白质通过复杂的相互作用网络发挥作用，这些网络几乎调控着所有的生物过程。破译这些相互作用网络对</w:t>
-      </w:r>
-      <w:r>
-        <w:rPr>
-          <w:rFonts w:ascii="SimSun" w:eastAsia="SimSun" w:hAnsi="SimSun" w:hint="eastAsia"/>
+          <w:rFonts w:ascii="宋体" w:eastAsia="宋体" w:hAnsi="宋体" w:hint="eastAsia"/>
+        </w:rPr>
+      </w:pPr>
+      <w:r>
+        <w:rPr>
+          <w:rFonts w:ascii="宋体" w:eastAsia="宋体" w:hAnsi="宋体" w:hint="eastAsia"/>
+        </w:rPr>
+        <w:t>蛋白质通过复杂的相互作用网络发挥作用，这些网络几乎</w:t>
+      </w:r>
+      <w:proofErr w:type="gramStart"/>
+      <w:r>
+        <w:rPr>
+          <w:rFonts w:ascii="宋体" w:eastAsia="宋体" w:hAnsi="宋体" w:hint="eastAsia"/>
+        </w:rPr>
+        <w:t>调控着</w:t>
+      </w:r>
+      <w:proofErr w:type="gramEnd"/>
+      <w:r>
+        <w:rPr>
+          <w:rFonts w:ascii="宋体" w:eastAsia="宋体" w:hAnsi="宋体" w:hint="eastAsia"/>
+        </w:rPr>
+        <w:t>所有的生物过程。破译这些相互作用网络对</w:t>
+      </w:r>
+      <w:r>
+        <w:rPr>
+          <w:rFonts w:ascii="宋体" w:eastAsia="宋体" w:hAnsi="宋体" w:hint="eastAsia"/>
         </w:rPr>
         <w:t>于理解疾病的分子基础、识别潜在的治疗靶点以及开发新药至关重要。然而，传统的研究蛋白质相互作用的实验方法往往费时费力且规模有限。为了解决这些局限性，基于模板的计算方法已被开发出来</w:t>
       </w:r>
       <w:r>
         <w:rPr>
-          <w:rFonts w:ascii="SimSun" w:eastAsia="SimSun" w:hAnsi="SimSun"/>
+          <w:rFonts w:ascii="宋体" w:eastAsia="宋体" w:hAnsi="宋体"/>
         </w:rPr>
         <w:t>[1,2]</w:t>
       </w:r>
       <w:r>
         <w:rPr>
-          <w:rFonts w:ascii="SimSun" w:eastAsia="SimSun" w:hAnsi="SimSun" w:hint="eastAsia"/>
+          <w:rFonts w:ascii="宋体" w:eastAsia="宋体" w:hAnsi="宋体" w:hint="eastAsia"/>
         </w:rPr>
         <w:t>。然而，这些方法的准确性往往受到限制，并且依赖于已知相互作用的扩展，这限制了它们在没有实验先例的相互作用研究中的应用。因此，迫切需要高通量、</w:t>
       </w:r>
       <w:r>
         <w:rPr>
-          <w:rFonts w:ascii="SimSun" w:eastAsia="SimSun" w:hAnsi="SimSun" w:hint="eastAsia"/>
-        </w:rPr>
-        <w:t>蛋白质组学</w:t>
-      </w:r>
-      <w:r>
-        <w:rPr>
-          <w:rFonts w:ascii="SimSun" w:eastAsia="SimSun" w:hAnsi="SimSun" w:hint="eastAsia"/>
-        </w:rPr>
-        <w:t>规模的相互作用筛选方法，以便高效地绘制细胞内蛋白质相互作用的广阔图谱。</w:t>
+          <w:rFonts w:ascii="宋体" w:eastAsia="宋体" w:hAnsi="宋体" w:hint="eastAsia"/>
+        </w:rPr>
+        <w:t>蛋白质组</w:t>
+      </w:r>
+      <w:proofErr w:type="gramStart"/>
+      <w:r>
+        <w:rPr>
+          <w:rFonts w:ascii="宋体" w:eastAsia="宋体" w:hAnsi="宋体" w:hint="eastAsia"/>
+        </w:rPr>
+        <w:t>学</w:t>
+      </w:r>
+      <w:r>
+        <w:rPr>
+          <w:rFonts w:ascii="宋体" w:eastAsia="宋体" w:hAnsi="宋体" w:hint="eastAsia"/>
+        </w:rPr>
+        <w:t>规模</w:t>
+      </w:r>
+      <w:proofErr w:type="gramEnd"/>
+      <w:r>
+        <w:rPr>
+          <w:rFonts w:ascii="宋体" w:eastAsia="宋体" w:hAnsi="宋体" w:hint="eastAsia"/>
+        </w:rPr>
+        <w:t>的相互作用筛选方法，以便高效地绘制细胞内蛋白质相互作用的广阔图谱。</w:t>
       </w:r>
     </w:p>
     <w:p>
@@ -1310,48 +1482,48 @@
         <w:ind w:firstLineChars="200" w:firstLine="440"/>
         <w:jc w:val="both"/>
         <w:rPr>
-          <w:rFonts w:ascii="SimSun" w:eastAsia="SimSun" w:hAnsi="SimSun"/>
-        </w:rPr>
-      </w:pPr>
-      <w:r>
-        <w:rPr>
-          <w:rFonts w:ascii="SimSun" w:eastAsia="SimSun" w:hAnsi="SimSun" w:hint="eastAsia"/>
+          <w:rFonts w:ascii="宋体" w:eastAsia="宋体" w:hAnsi="宋体" w:hint="eastAsia"/>
+        </w:rPr>
+      </w:pPr>
+      <w:r>
+        <w:rPr>
+          <w:rFonts w:ascii="宋体" w:eastAsia="宋体" w:hAnsi="宋体" w:hint="eastAsia"/>
         </w:rPr>
         <w:t>在这一背景下，深度学习已崭露头角，成为一种变革性的工具，有望克服传统实验筛选方法的诸多局限性。深度学习驱动的方法能够以前所未有的速度和精度分析大规模数据集</w:t>
       </w:r>
       <w:r>
         <w:rPr>
-          <w:rFonts w:ascii="SimSun" w:eastAsia="SimSun" w:hAnsi="SimSun"/>
+          <w:rFonts w:ascii="宋体" w:eastAsia="宋体" w:hAnsi="宋体"/>
         </w:rPr>
         <w:t>[3,4]</w:t>
       </w:r>
       <w:r>
         <w:rPr>
-          <w:rFonts w:ascii="SimSun" w:eastAsia="SimSun" w:hAnsi="SimSun" w:hint="eastAsia"/>
+          <w:rFonts w:ascii="宋体" w:eastAsia="宋体" w:hAnsi="宋体" w:hint="eastAsia"/>
         </w:rPr>
         <w:t>，识别新的相互作用模式，并预测仅通过实验技术难以检测到的相互作用</w:t>
       </w:r>
       <w:r>
         <w:rPr>
-          <w:rFonts w:ascii="SimSun" w:eastAsia="SimSun" w:hAnsi="SimSun"/>
+          <w:rFonts w:ascii="宋体" w:eastAsia="宋体" w:hAnsi="宋体"/>
         </w:rPr>
         <w:t>[5</w:t>
       </w:r>
       <w:r>
         <w:rPr>
-          <w:rFonts w:ascii="SimSun" w:eastAsia="SimSun" w:hAnsi="SimSun" w:hint="eastAsia"/>
+          <w:rFonts w:ascii="宋体" w:eastAsia="宋体" w:hAnsi="宋体" w:hint="eastAsia"/>
         </w:rPr>
         <w:t>-</w:t>
       </w:r>
       <w:r>
         <w:rPr>
-          <w:rFonts w:ascii="SimSun" w:eastAsia="SimSun" w:hAnsi="SimSun"/>
+          <w:rFonts w:ascii="宋体" w:eastAsia="宋体" w:hAnsi="宋体"/>
         </w:rPr>
         <w:t>7]</w:t>
       </w:r>
       <w:r>
         <w:rPr>
-          <w:rFonts w:ascii="SimSun" w:eastAsia="SimSun" w:hAnsi="SimSun" w:hint="eastAsia"/>
+          <w:rFonts w:ascii="宋体" w:eastAsia="宋体" w:hAnsi="宋体" w:hint="eastAsia"/>
         </w:rPr>
         <w:t>。通过将深度学习融入蛋白质组规模的筛选，研究人员能够加快新蛋白质功能的发现，更深入地了解疾病的分子基础，并简化药物开发流程。</w:t>
       </w:r>
@@ -1362,30 +1534,44 @@
         <w:ind w:firstLineChars="200" w:firstLine="440"/>
         <w:jc w:val="both"/>
         <w:rPr>
-          <w:rFonts w:ascii="SimSun" w:eastAsia="SimSun" w:hAnsi="SimSun"/>
-        </w:rPr>
-      </w:pPr>
-      <w:r>
-        <w:rPr>
-          <w:rFonts w:ascii="SimSun" w:eastAsia="SimSun" w:hAnsi="SimSun"/>
+          <w:rFonts w:ascii="宋体" w:eastAsia="宋体" w:hAnsi="宋体" w:hint="eastAsia"/>
+        </w:rPr>
+      </w:pPr>
+      <w:r>
+        <w:rPr>
+          <w:rFonts w:ascii="宋体" w:eastAsia="宋体" w:hAnsi="宋体"/>
         </w:rPr>
         <w:t>在蛋白质组水平的筛选中，</w:t>
       </w:r>
       <w:r>
         <w:rPr>
-          <w:rFonts w:ascii="SimSun" w:eastAsia="SimSun" w:hAnsi="SimSun" w:hint="eastAsia"/>
+          <w:rFonts w:ascii="宋体" w:eastAsia="宋体" w:hAnsi="宋体" w:hint="eastAsia"/>
         </w:rPr>
         <w:t>蛋白质-配体</w:t>
       </w:r>
       <w:r>
         <w:rPr>
-          <w:rFonts w:ascii="SimSun" w:eastAsia="SimSun" w:hAnsi="SimSun"/>
-        </w:rPr>
-        <w:t>相互作用（Protein-Ligand Interaction, PLI）是一个重要的研究方向。PLI 的主要目标是识别与特定小分子配体相互作用的受体。</w:t>
-      </w:r>
-      <w:r>
-        <w:rPr>
-          <w:rFonts w:ascii="SimSun" w:eastAsia="SimSun" w:hAnsi="SimSun"/>
+          <w:rFonts w:ascii="宋体" w:eastAsia="宋体" w:hAnsi="宋体"/>
+        </w:rPr>
+        <w:t>相互作用（Protein-Ligand Interaction, PLI）是一个重要的研究方向。PLI 的主要目标是识别与</w:t>
+      </w:r>
+      <w:proofErr w:type="gramStart"/>
+      <w:r>
+        <w:rPr>
+          <w:rFonts w:ascii="宋体" w:eastAsia="宋体" w:hAnsi="宋体"/>
+        </w:rPr>
+        <w:t>特定小</w:t>
+      </w:r>
+      <w:proofErr w:type="gramEnd"/>
+      <w:r>
+        <w:rPr>
+          <w:rFonts w:ascii="宋体" w:eastAsia="宋体" w:hAnsi="宋体"/>
+        </w:rPr>
+        <w:t>分子配体相互作用的受体。</w:t>
+      </w:r>
+      <w:r>
+        <w:rPr>
+          <w:rFonts w:ascii="宋体" w:eastAsia="宋体" w:hAnsi="宋体"/>
         </w:rPr>
         <w:t>受体筛选（Receptor Screening）在药物重定位（Drug Repurposing）中具有重要价值，它可以帮助研究人员利用已被实验验证的 ADME（吸收、分布、代谢和排泄）特性，从而加速已有药物在新适应症中的开发。</w:t>
       </w:r>
@@ -1396,7 +1582,7 @@
         <w:ind w:firstLineChars="200" w:firstLine="440"/>
         <w:jc w:val="both"/>
         <w:rPr>
-          <w:rFonts w:ascii="SimSun" w:eastAsia="SimSun" w:hAnsi="SimSun"/>
+          <w:rFonts w:ascii="宋体" w:eastAsia="宋体" w:hAnsi="宋体" w:hint="eastAsia"/>
         </w:rPr>
       </w:pPr>
     </w:p>
@@ -1406,7 +1592,7 @@
         <w:ind w:firstLineChars="200" w:firstLine="440"/>
         <w:jc w:val="both"/>
         <w:rPr>
-          <w:rFonts w:ascii="SimSun" w:eastAsia="SimSun" w:hAnsi="SimSun"/>
+          <w:rFonts w:ascii="宋体" w:eastAsia="宋体" w:hAnsi="宋体" w:hint="eastAsia"/>
         </w:rPr>
       </w:pPr>
     </w:p>
@@ -1416,7 +1602,7 @@
         <w:ind w:firstLineChars="200" w:firstLine="440"/>
         <w:jc w:val="both"/>
         <w:rPr>
-          <w:rFonts w:ascii="SimSun" w:eastAsia="SimSun" w:hAnsi="SimSun"/>
+          <w:rFonts w:ascii="宋体" w:eastAsia="宋体" w:hAnsi="宋体" w:hint="eastAsia"/>
         </w:rPr>
       </w:pPr>
     </w:p>
@@ -1426,21 +1612,21 @@
         <w:ind w:firstLineChars="200" w:firstLine="440"/>
         <w:jc w:val="both"/>
         <w:rPr>
-          <w:rFonts w:ascii="SimSun" w:eastAsia="SimSun" w:hAnsi="SimSun"/>
-        </w:rPr>
-      </w:pPr>
-    </w:p>
-    <w:p>
-      <w:pPr>
-        <w:spacing w:after="0" w:line="240" w:lineRule="auto"/>
-        <w:jc w:val="both"/>
-        <w:rPr>
-          <w:rFonts w:ascii="SimSun" w:eastAsia="SimSun" w:hAnsi="SimSun"/>
-        </w:rPr>
-      </w:pPr>
-      <w:r>
-        <w:rPr>
-          <w:rFonts w:ascii="SimSun" w:eastAsia="SimSun" w:hAnsi="SimSun" w:hint="eastAsia"/>
+          <w:rFonts w:ascii="宋体" w:eastAsia="宋体" w:hAnsi="宋体" w:hint="eastAsia"/>
+        </w:rPr>
+      </w:pPr>
+    </w:p>
+    <w:p>
+      <w:pPr>
+        <w:spacing w:after="0" w:line="240" w:lineRule="auto"/>
+        <w:jc w:val="both"/>
+        <w:rPr>
+          <w:rFonts w:ascii="宋体" w:eastAsia="宋体" w:hAnsi="宋体" w:hint="eastAsia"/>
+        </w:rPr>
+      </w:pPr>
+      <w:r>
+        <w:rPr>
+          <w:rFonts w:ascii="宋体" w:eastAsia="宋体" w:hAnsi="宋体" w:hint="eastAsia"/>
         </w:rPr>
         <w:t>[0]</w:t>
       </w:r>
@@ -1449,85 +1635,141 @@
       </w:r>
       <w:r>
         <w:rPr>
-          <w:rFonts w:ascii="SimSun" w:eastAsia="SimSun" w:hAnsi="SimSun"/>
-        </w:rPr>
-        <w:t>Min Su Yoon, Byunghyun Bae, Kunhee Kim, Hahnbeom Park, Minkyung Baek,</w:t>
-      </w:r>
-      <w:r>
-        <w:rPr>
-          <w:rFonts w:ascii="SimSun" w:eastAsia="SimSun" w:hAnsi="SimSun" w:hint="eastAsia"/>
-        </w:rPr>
-        <w:t xml:space="preserve"> </w:t>
-      </w:r>
-      <w:r>
-        <w:rPr>
-          <w:rFonts w:ascii="SimSun" w:eastAsia="SimSun" w:hAnsi="SimSun"/>
+          <w:rFonts w:ascii="宋体" w:eastAsia="宋体" w:hAnsi="宋体"/>
+        </w:rPr>
+        <w:t xml:space="preserve">Min Su Yoon, </w:t>
+      </w:r>
+      <w:proofErr w:type="spellStart"/>
+      <w:r>
+        <w:rPr>
+          <w:rFonts w:ascii="宋体" w:eastAsia="宋体" w:hAnsi="宋体"/>
+        </w:rPr>
+        <w:t>Byunghyun</w:t>
+      </w:r>
+      <w:proofErr w:type="spellEnd"/>
+      <w:r>
+        <w:rPr>
+          <w:rFonts w:ascii="宋体" w:eastAsia="宋体" w:hAnsi="宋体"/>
+        </w:rPr>
+        <w:t xml:space="preserve"> Bae, </w:t>
+      </w:r>
+      <w:proofErr w:type="spellStart"/>
+      <w:r>
+        <w:rPr>
+          <w:rFonts w:ascii="宋体" w:eastAsia="宋体" w:hAnsi="宋体"/>
+        </w:rPr>
+        <w:t>Kunhee</w:t>
+      </w:r>
+      <w:proofErr w:type="spellEnd"/>
+      <w:r>
+        <w:rPr>
+          <w:rFonts w:ascii="宋体" w:eastAsia="宋体" w:hAnsi="宋体"/>
+        </w:rPr>
+        <w:t xml:space="preserve"> Kim, </w:t>
+      </w:r>
+      <w:proofErr w:type="spellStart"/>
+      <w:r>
+        <w:rPr>
+          <w:rFonts w:ascii="宋体" w:eastAsia="宋体" w:hAnsi="宋体"/>
+        </w:rPr>
+        <w:t>Hahnbeom</w:t>
+      </w:r>
+      <w:proofErr w:type="spellEnd"/>
+      <w:r>
+        <w:rPr>
+          <w:rFonts w:ascii="宋体" w:eastAsia="宋体" w:hAnsi="宋体"/>
+        </w:rPr>
+        <w:t xml:space="preserve"> Park, </w:t>
+      </w:r>
+      <w:proofErr w:type="spellStart"/>
+      <w:r>
+        <w:rPr>
+          <w:rFonts w:ascii="宋体" w:eastAsia="宋体" w:hAnsi="宋体"/>
+        </w:rPr>
+        <w:t>Minkyung</w:t>
+      </w:r>
+      <w:proofErr w:type="spellEnd"/>
+      <w:r>
+        <w:rPr>
+          <w:rFonts w:ascii="宋体" w:eastAsia="宋体" w:hAnsi="宋体"/>
+        </w:rPr>
+        <w:t xml:space="preserve"> Baek,</w:t>
+      </w:r>
+      <w:r>
+        <w:rPr>
+          <w:rFonts w:ascii="宋体" w:eastAsia="宋体" w:hAnsi="宋体" w:hint="eastAsia"/>
+        </w:rPr>
+        <w:t xml:space="preserve"> </w:t>
+      </w:r>
+      <w:r>
+        <w:rPr>
+          <w:rFonts w:ascii="宋体" w:eastAsia="宋体" w:hAnsi="宋体"/>
         </w:rPr>
         <w:t>Deep learning methods for proteome-scale interaction prediction,</w:t>
       </w:r>
       <w:r>
         <w:rPr>
-          <w:rFonts w:ascii="SimSun" w:eastAsia="SimSun" w:hAnsi="SimSun" w:hint="eastAsia"/>
-        </w:rPr>
-        <w:t xml:space="preserve"> </w:t>
-      </w:r>
-      <w:r>
-        <w:rPr>
-          <w:rFonts w:ascii="SimSun" w:eastAsia="SimSun" w:hAnsi="SimSun"/>
+          <w:rFonts w:ascii="宋体" w:eastAsia="宋体" w:hAnsi="宋体" w:hint="eastAsia"/>
+        </w:rPr>
+        <w:t xml:space="preserve"> </w:t>
+      </w:r>
+      <w:r>
+        <w:rPr>
+          <w:rFonts w:ascii="宋体" w:eastAsia="宋体" w:hAnsi="宋体"/>
         </w:rPr>
         <w:t>Current Opinion in Structural Biology,</w:t>
       </w:r>
       <w:r>
         <w:rPr>
-          <w:rFonts w:ascii="SimSun" w:eastAsia="SimSun" w:hAnsi="SimSun" w:hint="eastAsia"/>
-        </w:rPr>
-        <w:t xml:space="preserve"> </w:t>
-      </w:r>
-      <w:r>
-        <w:rPr>
-          <w:rFonts w:ascii="SimSun" w:eastAsia="SimSun" w:hAnsi="SimSun"/>
+          <w:rFonts w:ascii="宋体" w:eastAsia="宋体" w:hAnsi="宋体" w:hint="eastAsia"/>
+        </w:rPr>
+        <w:t xml:space="preserve"> </w:t>
+      </w:r>
+      <w:r>
+        <w:rPr>
+          <w:rFonts w:ascii="宋体" w:eastAsia="宋体" w:hAnsi="宋体"/>
         </w:rPr>
         <w:t>Volume 90,</w:t>
       </w:r>
       <w:r>
         <w:rPr>
-          <w:rFonts w:ascii="SimSun" w:eastAsia="SimSun" w:hAnsi="SimSun" w:hint="eastAsia"/>
-        </w:rPr>
-        <w:t xml:space="preserve"> </w:t>
-      </w:r>
-      <w:r>
-        <w:rPr>
-          <w:rFonts w:ascii="SimSun" w:eastAsia="SimSun" w:hAnsi="SimSun"/>
+          <w:rFonts w:ascii="宋体" w:eastAsia="宋体" w:hAnsi="宋体" w:hint="eastAsia"/>
+        </w:rPr>
+        <w:t xml:space="preserve"> </w:t>
+      </w:r>
+      <w:r>
+        <w:rPr>
+          <w:rFonts w:ascii="宋体" w:eastAsia="宋体" w:hAnsi="宋体"/>
         </w:rPr>
         <w:t>2025,</w:t>
       </w:r>
       <w:r>
         <w:rPr>
-          <w:rFonts w:ascii="SimSun" w:eastAsia="SimSun" w:hAnsi="SimSun" w:hint="eastAsia"/>
-        </w:rPr>
-        <w:t xml:space="preserve"> </w:t>
-      </w:r>
-      <w:r>
-        <w:rPr>
-          <w:rFonts w:ascii="SimSun" w:eastAsia="SimSun" w:hAnsi="SimSun"/>
+          <w:rFonts w:ascii="宋体" w:eastAsia="宋体" w:hAnsi="宋体" w:hint="eastAsia"/>
+        </w:rPr>
+        <w:t xml:space="preserve"> </w:t>
+      </w:r>
+      <w:r>
+        <w:rPr>
+          <w:rFonts w:ascii="宋体" w:eastAsia="宋体" w:hAnsi="宋体"/>
         </w:rPr>
         <w:t>102981,</w:t>
       </w:r>
       <w:r>
         <w:rPr>
-          <w:rFonts w:ascii="SimSun" w:eastAsia="SimSun" w:hAnsi="SimSun" w:hint="eastAsia"/>
-        </w:rPr>
-        <w:t xml:space="preserve"> </w:t>
-      </w:r>
-      <w:r>
-        <w:rPr>
-          <w:rFonts w:ascii="SimSun" w:eastAsia="SimSun" w:hAnsi="SimSun"/>
+          <w:rFonts w:ascii="宋体" w:eastAsia="宋体" w:hAnsi="宋体" w:hint="eastAsia"/>
+        </w:rPr>
+        <w:t xml:space="preserve"> </w:t>
+      </w:r>
+      <w:r>
+        <w:rPr>
+          <w:rFonts w:ascii="宋体" w:eastAsia="宋体" w:hAnsi="宋体"/>
         </w:rPr>
         <w:t>ISSN 0959-440X,</w:t>
       </w:r>
       <w:r>
         <w:rPr>
-          <w:rFonts w:ascii="SimSun" w:eastAsia="SimSun" w:hAnsi="SimSun" w:hint="eastAsia"/>
+          <w:rFonts w:ascii="宋体" w:eastAsia="宋体" w:hAnsi="宋体" w:hint="eastAsia"/>
         </w:rPr>
         <w:t xml:space="preserve"> </w:t>
       </w:r>
@@ -1535,14 +1777,14 @@
         <w:r>
           <w:rPr>
             <w:rStyle w:val="af2"/>
-            <w:rFonts w:ascii="SimSun" w:eastAsia="SimSun" w:hAnsi="SimSun"/>
+            <w:rFonts w:ascii="宋体" w:eastAsia="宋体" w:hAnsi="宋体"/>
           </w:rPr>
           <w:t>https://doi.org/10.1016/j.sbi.2024.102981</w:t>
         </w:r>
       </w:hyperlink>
       <w:r>
         <w:rPr>
-          <w:rFonts w:ascii="SimSun" w:eastAsia="SimSun" w:hAnsi="SimSun"/>
+          <w:rFonts w:ascii="宋体" w:eastAsia="宋体" w:hAnsi="宋体"/>
         </w:rPr>
         <w:t>.</w:t>
       </w:r>
@@ -1552,12 +1794,12 @@
         <w:spacing w:after="0" w:line="240" w:lineRule="auto"/>
         <w:jc w:val="both"/>
         <w:rPr>
-          <w:rFonts w:ascii="SimSun" w:eastAsia="SimSun" w:hAnsi="SimSun"/>
-        </w:rPr>
-      </w:pPr>
-      <w:r>
-        <w:rPr>
-          <w:rFonts w:ascii="SimSun" w:eastAsia="SimSun" w:hAnsi="SimSun" w:hint="eastAsia"/>
+          <w:rFonts w:ascii="宋体" w:eastAsia="宋体" w:hAnsi="宋体" w:hint="eastAsia"/>
+        </w:rPr>
+      </w:pPr>
+      <w:r>
+        <w:rPr>
+          <w:rFonts w:ascii="宋体" w:eastAsia="宋体" w:hAnsi="宋体" w:hint="eastAsia"/>
         </w:rPr>
         <w:t>[1]</w:t>
       </w:r>
@@ -1573,55 +1815,55 @@
       </w:r>
       <w:r>
         <w:rPr>
-          <w:rFonts w:ascii="SimSun" w:eastAsia="SimSun" w:hAnsi="SimSun"/>
+          <w:rFonts w:ascii="宋体" w:eastAsia="宋体" w:hAnsi="宋体"/>
         </w:rPr>
         <w:t>Singh R, Park D, Xu J, Hosur R, Berger B: Struct2Net: a web</w:t>
       </w:r>
       <w:r>
         <w:rPr>
-          <w:rFonts w:ascii="SimSun" w:eastAsia="SimSun" w:hAnsi="SimSun" w:hint="eastAsia"/>
-        </w:rPr>
-        <w:t xml:space="preserve"> </w:t>
-      </w:r>
-      <w:r>
-        <w:rPr>
-          <w:rFonts w:ascii="SimSun" w:eastAsia="SimSun" w:hAnsi="SimSun"/>
+          <w:rFonts w:ascii="宋体" w:eastAsia="宋体" w:hAnsi="宋体" w:hint="eastAsia"/>
+        </w:rPr>
+        <w:t xml:space="preserve"> </w:t>
+      </w:r>
+      <w:r>
+        <w:rPr>
+          <w:rFonts w:ascii="宋体" w:eastAsia="宋体" w:hAnsi="宋体"/>
         </w:rPr>
         <w:t>service to predict protein-protein interactions using a</w:t>
       </w:r>
       <w:r>
         <w:rPr>
-          <w:rFonts w:ascii="SimSun" w:eastAsia="SimSun" w:hAnsi="SimSun" w:hint="eastAsia"/>
-        </w:rPr>
-        <w:t xml:space="preserve"> </w:t>
-      </w:r>
-      <w:r>
-        <w:rPr>
-          <w:rFonts w:ascii="SimSun" w:eastAsia="SimSun" w:hAnsi="SimSun"/>
+          <w:rFonts w:ascii="宋体" w:eastAsia="宋体" w:hAnsi="宋体" w:hint="eastAsia"/>
+        </w:rPr>
+        <w:t xml:space="preserve"> </w:t>
+      </w:r>
+      <w:r>
+        <w:rPr>
+          <w:rFonts w:ascii="宋体" w:eastAsia="宋体" w:hAnsi="宋体"/>
         </w:rPr>
         <w:t>structure-based approach. Nucleic</w:t>
       </w:r>
       <w:r>
         <w:rPr>
-          <w:rFonts w:ascii="SimSun" w:eastAsia="SimSun" w:hAnsi="SimSun" w:hint="eastAsia"/>
-        </w:rPr>
-        <w:t xml:space="preserve"> </w:t>
-      </w:r>
-      <w:r>
-        <w:rPr>
-          <w:rFonts w:ascii="SimSun" w:eastAsia="SimSun" w:hAnsi="SimSun"/>
+          <w:rFonts w:ascii="宋体" w:eastAsia="宋体" w:hAnsi="宋体" w:hint="eastAsia"/>
+        </w:rPr>
+        <w:t xml:space="preserve"> </w:t>
+      </w:r>
+      <w:r>
+        <w:rPr>
+          <w:rFonts w:ascii="宋体" w:eastAsia="宋体" w:hAnsi="宋体"/>
         </w:rPr>
         <w:t>Acids Res 2010, 38:</w:t>
       </w:r>
       <w:r>
         <w:rPr>
-          <w:rFonts w:ascii="SimSun" w:eastAsia="SimSun" w:hAnsi="SimSun" w:hint="eastAsia"/>
-        </w:rPr>
-        <w:t xml:space="preserve"> </w:t>
-      </w:r>
-      <w:r>
-        <w:rPr>
-          <w:rFonts w:ascii="SimSun" w:eastAsia="SimSun" w:hAnsi="SimSun"/>
+          <w:rFonts w:ascii="宋体" w:eastAsia="宋体" w:hAnsi="宋体" w:hint="eastAsia"/>
+        </w:rPr>
+        <w:t xml:space="preserve"> </w:t>
+      </w:r>
+      <w:r>
+        <w:rPr>
+          <w:rFonts w:ascii="宋体" w:eastAsia="宋体" w:hAnsi="宋体"/>
         </w:rPr>
         <w:t>W508–W515.</w:t>
       </w:r>
@@ -1631,12 +1873,12 @@
         <w:spacing w:after="0" w:line="240" w:lineRule="auto"/>
         <w:jc w:val="both"/>
         <w:rPr>
-          <w:rFonts w:ascii="SimSun" w:eastAsia="SimSun" w:hAnsi="SimSun"/>
-        </w:rPr>
-      </w:pPr>
-      <w:r>
-        <w:rPr>
-          <w:rFonts w:ascii="SimSun" w:eastAsia="SimSun" w:hAnsi="SimSun" w:hint="eastAsia"/>
+          <w:rFonts w:ascii="宋体" w:eastAsia="宋体" w:hAnsi="宋体" w:hint="eastAsia"/>
+        </w:rPr>
+      </w:pPr>
+      <w:r>
+        <w:rPr>
+          <w:rFonts w:ascii="宋体" w:eastAsia="宋体" w:hAnsi="宋体" w:hint="eastAsia"/>
         </w:rPr>
         <w:t>[2]</w:t>
       </w:r>
@@ -1652,43 +1894,51 @@
       </w:r>
       <w:r>
         <w:rPr>
-          <w:rFonts w:ascii="SimSun" w:eastAsia="SimSun" w:hAnsi="SimSun"/>
+          <w:rFonts w:ascii="宋体" w:eastAsia="宋体" w:hAnsi="宋体"/>
         </w:rPr>
         <w:t>Yang J, Kwon S, Bae S-H, Park KM, Yoon C, Lee J-H, Seok C:</w:t>
       </w:r>
       <w:r>
         <w:rPr>
-          <w:rFonts w:ascii="SimSun" w:eastAsia="SimSun" w:hAnsi="SimSun" w:hint="eastAsia"/>
-        </w:rPr>
-        <w:t xml:space="preserve"> </w:t>
-      </w:r>
-      <w:r>
-        <w:rPr>
-          <w:rFonts w:ascii="SimSun" w:eastAsia="SimSun" w:hAnsi="SimSun"/>
-        </w:rPr>
-        <w:t>GalaxySagittarius: structure- and similarity-based prediction</w:t>
-      </w:r>
-      <w:r>
-        <w:rPr>
-          <w:rFonts w:ascii="SimSun" w:eastAsia="SimSun" w:hAnsi="SimSun" w:hint="eastAsia"/>
-        </w:rPr>
-        <w:t xml:space="preserve"> </w:t>
-      </w:r>
-      <w:r>
-        <w:rPr>
-          <w:rFonts w:ascii="SimSun" w:eastAsia="SimSun" w:hAnsi="SimSun"/>
+          <w:rFonts w:ascii="宋体" w:eastAsia="宋体" w:hAnsi="宋体" w:hint="eastAsia"/>
+        </w:rPr>
+        <w:t xml:space="preserve"> </w:t>
+      </w:r>
+      <w:proofErr w:type="spellStart"/>
+      <w:r>
+        <w:rPr>
+          <w:rFonts w:ascii="宋体" w:eastAsia="宋体" w:hAnsi="宋体"/>
+        </w:rPr>
+        <w:t>GalaxySagittarius</w:t>
+      </w:r>
+      <w:proofErr w:type="spellEnd"/>
+      <w:r>
+        <w:rPr>
+          <w:rFonts w:ascii="宋体" w:eastAsia="宋体" w:hAnsi="宋体"/>
+        </w:rPr>
+        <w:t>: structure- and similarity-based prediction</w:t>
+      </w:r>
+      <w:r>
+        <w:rPr>
+          <w:rFonts w:ascii="宋体" w:eastAsia="宋体" w:hAnsi="宋体" w:hint="eastAsia"/>
+        </w:rPr>
+        <w:t xml:space="preserve"> </w:t>
+      </w:r>
+      <w:r>
+        <w:rPr>
+          <w:rFonts w:ascii="宋体" w:eastAsia="宋体" w:hAnsi="宋体"/>
         </w:rPr>
         <w:t>of protein targets for druglike compounds. J Chem Inf Model</w:t>
       </w:r>
       <w:r>
         <w:rPr>
-          <w:rFonts w:ascii="SimSun" w:eastAsia="SimSun" w:hAnsi="SimSun" w:hint="eastAsia"/>
-        </w:rPr>
-        <w:t xml:space="preserve"> </w:t>
-      </w:r>
-      <w:r>
-        <w:rPr>
-          <w:rFonts w:ascii="SimSun" w:eastAsia="SimSun" w:hAnsi="SimSun"/>
+          <w:rFonts w:ascii="宋体" w:eastAsia="宋体" w:hAnsi="宋体" w:hint="eastAsia"/>
+        </w:rPr>
+        <w:t xml:space="preserve"> </w:t>
+      </w:r>
+      <w:r>
+        <w:rPr>
+          <w:rFonts w:ascii="宋体" w:eastAsia="宋体" w:hAnsi="宋体"/>
         </w:rPr>
         <w:t>2020, 60:3246–3254.</w:t>
       </w:r>
@@ -1698,12 +1948,12 @@
         <w:spacing w:after="0" w:line="240" w:lineRule="auto"/>
         <w:jc w:val="both"/>
         <w:rPr>
-          <w:rFonts w:ascii="SimSun" w:eastAsia="SimSun" w:hAnsi="SimSun"/>
-        </w:rPr>
-      </w:pPr>
-      <w:r>
-        <w:rPr>
-          <w:rFonts w:ascii="SimSun" w:eastAsia="SimSun" w:hAnsi="SimSun" w:hint="eastAsia"/>
+          <w:rFonts w:ascii="宋体" w:eastAsia="宋体" w:hAnsi="宋体" w:hint="eastAsia"/>
+        </w:rPr>
+      </w:pPr>
+      <w:r>
+        <w:rPr>
+          <w:rFonts w:ascii="宋体" w:eastAsia="宋体" w:hAnsi="宋体" w:hint="eastAsia"/>
         </w:rPr>
         <w:t>[3]</w:t>
       </w:r>
@@ -1719,43 +1969,93 @@
       </w:r>
       <w:r>
         <w:rPr>
-          <w:rFonts w:ascii="SimSun" w:eastAsia="SimSun" w:hAnsi="SimSun"/>
-        </w:rPr>
-        <w:t>Jumper J, Evans R, Pritzel A, Green T, Figurnov M,</w:t>
-      </w:r>
-      <w:r>
-        <w:rPr>
-          <w:rFonts w:ascii="SimSun" w:eastAsia="SimSun" w:hAnsi="SimSun" w:hint="eastAsia"/>
-        </w:rPr>
-        <w:t xml:space="preserve"> </w:t>
-      </w:r>
-      <w:r>
-        <w:rPr>
-          <w:rFonts w:ascii="SimSun" w:eastAsia="SimSun" w:hAnsi="SimSun"/>
-        </w:rPr>
-        <w:t>Ronneberger O, Tunyasuvunakool K, Bates R, _Zídek A,</w:t>
-      </w:r>
-      <w:r>
-        <w:rPr>
-          <w:rFonts w:ascii="SimSun" w:eastAsia="SimSun" w:hAnsi="SimSun" w:hint="eastAsia"/>
-        </w:rPr>
-        <w:t xml:space="preserve"> </w:t>
-      </w:r>
-      <w:r>
-        <w:rPr>
-          <w:rFonts w:ascii="SimSun" w:eastAsia="SimSun" w:hAnsi="SimSun"/>
+          <w:rFonts w:ascii="宋体" w:eastAsia="宋体" w:hAnsi="宋体"/>
+        </w:rPr>
+        <w:t xml:space="preserve">Jumper J, Evans R, Pritzel A, Green T, </w:t>
+      </w:r>
+      <w:proofErr w:type="spellStart"/>
+      <w:r>
+        <w:rPr>
+          <w:rFonts w:ascii="宋体" w:eastAsia="宋体" w:hAnsi="宋体"/>
+        </w:rPr>
+        <w:t>Figurnov</w:t>
+      </w:r>
+      <w:proofErr w:type="spellEnd"/>
+      <w:r>
+        <w:rPr>
+          <w:rFonts w:ascii="宋体" w:eastAsia="宋体" w:hAnsi="宋体"/>
+        </w:rPr>
+        <w:t xml:space="preserve"> M,</w:t>
+      </w:r>
+      <w:r>
+        <w:rPr>
+          <w:rFonts w:ascii="宋体" w:eastAsia="宋体" w:hAnsi="宋体" w:hint="eastAsia"/>
+        </w:rPr>
+        <w:t xml:space="preserve"> </w:t>
+      </w:r>
+      <w:proofErr w:type="spellStart"/>
+      <w:r>
+        <w:rPr>
+          <w:rFonts w:ascii="宋体" w:eastAsia="宋体" w:hAnsi="宋体"/>
+        </w:rPr>
+        <w:t>Ronneberger</w:t>
+      </w:r>
+      <w:proofErr w:type="spellEnd"/>
+      <w:r>
+        <w:rPr>
+          <w:rFonts w:ascii="宋体" w:eastAsia="宋体" w:hAnsi="宋体"/>
+        </w:rPr>
+        <w:t xml:space="preserve"> O, </w:t>
+      </w:r>
+      <w:proofErr w:type="spellStart"/>
+      <w:r>
+        <w:rPr>
+          <w:rFonts w:ascii="宋体" w:eastAsia="宋体" w:hAnsi="宋体"/>
+        </w:rPr>
+        <w:t>Tunyasuvunakool</w:t>
+      </w:r>
+      <w:proofErr w:type="spellEnd"/>
+      <w:r>
+        <w:rPr>
+          <w:rFonts w:ascii="宋体" w:eastAsia="宋体" w:hAnsi="宋体"/>
+        </w:rPr>
+        <w:t xml:space="preserve"> K, Bates R, _</w:t>
+      </w:r>
+      <w:proofErr w:type="spellStart"/>
+      <w:r>
+        <w:rPr>
+          <w:rFonts w:ascii="宋体" w:eastAsia="宋体" w:hAnsi="宋体"/>
+        </w:rPr>
+        <w:t>Zídek</w:t>
+      </w:r>
+      <w:proofErr w:type="spellEnd"/>
+      <w:r>
+        <w:rPr>
+          <w:rFonts w:ascii="宋体" w:eastAsia="宋体" w:hAnsi="宋体"/>
+        </w:rPr>
+        <w:t xml:space="preserve"> A,</w:t>
+      </w:r>
+      <w:r>
+        <w:rPr>
+          <w:rFonts w:ascii="宋体" w:eastAsia="宋体" w:hAnsi="宋体" w:hint="eastAsia"/>
+        </w:rPr>
+        <w:t xml:space="preserve"> </w:t>
+      </w:r>
+      <w:r>
+        <w:rPr>
+          <w:rFonts w:ascii="宋体" w:eastAsia="宋体" w:hAnsi="宋体"/>
         </w:rPr>
         <w:t>Potapenko A, et al.: Highly accurate protein structure prediction</w:t>
       </w:r>
       <w:r>
         <w:rPr>
-          <w:rFonts w:ascii="SimSun" w:eastAsia="SimSun" w:hAnsi="SimSun" w:hint="eastAsia"/>
-        </w:rPr>
-        <w:t xml:space="preserve"> </w:t>
-      </w:r>
-      <w:r>
-        <w:rPr>
-          <w:rFonts w:ascii="SimSun" w:eastAsia="SimSun" w:hAnsi="SimSun"/>
+          <w:rFonts w:ascii="宋体" w:eastAsia="宋体" w:hAnsi="宋体" w:hint="eastAsia"/>
+        </w:rPr>
+        <w:t xml:space="preserve"> </w:t>
+      </w:r>
+      <w:r>
+        <w:rPr>
+          <w:rFonts w:ascii="宋体" w:eastAsia="宋体" w:hAnsi="宋体"/>
         </w:rPr>
         <w:t>with AlphaFold. Nature 2021, 596:583–589.</w:t>
       </w:r>
@@ -1765,12 +2065,12 @@
         <w:spacing w:after="0" w:line="240" w:lineRule="auto"/>
         <w:jc w:val="both"/>
         <w:rPr>
-          <w:rFonts w:ascii="SimSun" w:eastAsia="SimSun" w:hAnsi="SimSun"/>
-        </w:rPr>
-      </w:pPr>
-      <w:r>
-        <w:rPr>
-          <w:rFonts w:ascii="SimSun" w:eastAsia="SimSun" w:hAnsi="SimSun" w:hint="eastAsia"/>
+          <w:rFonts w:ascii="宋体" w:eastAsia="宋体" w:hAnsi="宋体" w:hint="eastAsia"/>
+        </w:rPr>
+      </w:pPr>
+      <w:r>
+        <w:rPr>
+          <w:rFonts w:ascii="宋体" w:eastAsia="宋体" w:hAnsi="宋体" w:hint="eastAsia"/>
         </w:rPr>
         <w:t>[4]</w:t>
       </w:r>
@@ -1786,43 +2086,71 @@
       </w:r>
       <w:r>
         <w:rPr>
-          <w:rFonts w:ascii="SimSun" w:eastAsia="SimSun" w:hAnsi="SimSun"/>
-        </w:rPr>
-        <w:t>Baek M, DiMaio F, Anishchenko I, Dauparas J, Ovchinnikov S,</w:t>
-      </w:r>
-      <w:r>
-        <w:rPr>
-          <w:rFonts w:ascii="SimSun" w:eastAsia="SimSun" w:hAnsi="SimSun" w:hint="eastAsia"/>
-        </w:rPr>
-        <w:t xml:space="preserve"> </w:t>
-      </w:r>
-      <w:r>
-        <w:rPr>
-          <w:rFonts w:ascii="SimSun" w:eastAsia="SimSun" w:hAnsi="SimSun"/>
+          <w:rFonts w:ascii="宋体" w:eastAsia="宋体" w:hAnsi="宋体"/>
+        </w:rPr>
+        <w:t xml:space="preserve">Baek M, DiMaio F, </w:t>
+      </w:r>
+      <w:proofErr w:type="spellStart"/>
+      <w:r>
+        <w:rPr>
+          <w:rFonts w:ascii="宋体" w:eastAsia="宋体" w:hAnsi="宋体"/>
+        </w:rPr>
+        <w:t>Anishchenko</w:t>
+      </w:r>
+      <w:proofErr w:type="spellEnd"/>
+      <w:r>
+        <w:rPr>
+          <w:rFonts w:ascii="宋体" w:eastAsia="宋体" w:hAnsi="宋体"/>
+        </w:rPr>
+        <w:t xml:space="preserve"> I, </w:t>
+      </w:r>
+      <w:proofErr w:type="spellStart"/>
+      <w:r>
+        <w:rPr>
+          <w:rFonts w:ascii="宋体" w:eastAsia="宋体" w:hAnsi="宋体"/>
+        </w:rPr>
+        <w:t>Dauparas</w:t>
+      </w:r>
+      <w:proofErr w:type="spellEnd"/>
+      <w:r>
+        <w:rPr>
+          <w:rFonts w:ascii="宋体" w:eastAsia="宋体" w:hAnsi="宋体"/>
+        </w:rPr>
+        <w:t xml:space="preserve"> J, Ovchinnikov S,</w:t>
+      </w:r>
+      <w:r>
+        <w:rPr>
+          <w:rFonts w:ascii="宋体" w:eastAsia="宋体" w:hAnsi="宋体" w:hint="eastAsia"/>
+        </w:rPr>
+        <w:t xml:space="preserve"> </w:t>
+      </w:r>
+      <w:r>
+        <w:rPr>
+          <w:rFonts w:ascii="宋体" w:eastAsia="宋体" w:hAnsi="宋体"/>
         </w:rPr>
         <w:t>Lee GR, Wang J, Cong Q, Kinch LN, Schaeffer RD, et al.: Accurate</w:t>
       </w:r>
       <w:r>
         <w:rPr>
-          <w:rFonts w:ascii="SimSun" w:eastAsia="SimSun" w:hAnsi="SimSun" w:hint="eastAsia"/>
-        </w:rPr>
-        <w:t xml:space="preserve"> </w:t>
-      </w:r>
-      <w:r>
-        <w:rPr>
-          <w:rFonts w:ascii="SimSun" w:eastAsia="SimSun" w:hAnsi="SimSun"/>
+          <w:rFonts w:ascii="宋体" w:eastAsia="宋体" w:hAnsi="宋体" w:hint="eastAsia"/>
+        </w:rPr>
+        <w:t xml:space="preserve"> </w:t>
+      </w:r>
+      <w:r>
+        <w:rPr>
+          <w:rFonts w:ascii="宋体" w:eastAsia="宋体" w:hAnsi="宋体"/>
         </w:rPr>
         <w:t>prediction of protein structures and interactions using</w:t>
       </w:r>
       <w:r>
         <w:rPr>
-          <w:rFonts w:ascii="SimSun" w:eastAsia="SimSun" w:hAnsi="SimSun" w:hint="eastAsia"/>
-        </w:rPr>
-        <w:t xml:space="preserve"> </w:t>
-      </w:r>
-      <w:r>
-        <w:rPr>
-          <w:rFonts w:ascii="SimSun" w:eastAsia="SimSun" w:hAnsi="SimSun"/>
+          <w:rFonts w:ascii="宋体" w:eastAsia="宋体" w:hAnsi="宋体" w:hint="eastAsia"/>
+        </w:rPr>
+        <w:t xml:space="preserve"> </w:t>
+      </w:r>
+      <w:r>
+        <w:rPr>
+          <w:rFonts w:ascii="宋体" w:eastAsia="宋体" w:hAnsi="宋体"/>
         </w:rPr>
         <w:t>a three-track neural network. Science 2021, 373:871–876.</w:t>
       </w:r>
@@ -1832,12 +2160,12 @@
         <w:spacing w:after="0" w:line="240" w:lineRule="auto"/>
         <w:jc w:val="both"/>
         <w:rPr>
-          <w:rFonts w:ascii="SimSun" w:eastAsia="SimSun" w:hAnsi="SimSun"/>
-        </w:rPr>
-      </w:pPr>
-      <w:r>
-        <w:rPr>
-          <w:rFonts w:ascii="SimSun" w:eastAsia="SimSun" w:hAnsi="SimSun" w:hint="eastAsia"/>
+          <w:rFonts w:ascii="宋体" w:eastAsia="宋体" w:hAnsi="宋体" w:hint="eastAsia"/>
+        </w:rPr>
+      </w:pPr>
+      <w:r>
+        <w:rPr>
+          <w:rFonts w:ascii="宋体" w:eastAsia="宋体" w:hAnsi="宋体" w:hint="eastAsia"/>
         </w:rPr>
         <w:t>[5]</w:t>
       </w:r>
@@ -1846,50 +2174,92 @@
       </w:r>
       <w:r>
         <w:rPr>
-          <w:rFonts w:ascii="SimSun" w:eastAsia="SimSun" w:hAnsi="SimSun"/>
-        </w:rPr>
-        <w:t>Humphreys IR, Pei J, Baek M, Krishnakumar A, Anishchenko I,</w:t>
-      </w:r>
-      <w:r>
-        <w:rPr>
-          <w:rFonts w:ascii="SimSun" w:eastAsia="SimSun" w:hAnsi="SimSun" w:hint="eastAsia"/>
-        </w:rPr>
-        <w:t xml:space="preserve"> </w:t>
-      </w:r>
-      <w:r>
-        <w:rPr>
-          <w:rFonts w:ascii="SimSun" w:eastAsia="SimSun" w:hAnsi="SimSun"/>
+          <w:rFonts w:ascii="宋体" w:eastAsia="宋体" w:hAnsi="宋体"/>
+        </w:rPr>
+        <w:t xml:space="preserve">Humphreys IR, Pei J, Baek M, Krishnakumar A, </w:t>
+      </w:r>
+      <w:proofErr w:type="spellStart"/>
+      <w:r>
+        <w:rPr>
+          <w:rFonts w:ascii="宋体" w:eastAsia="宋体" w:hAnsi="宋体"/>
+        </w:rPr>
+        <w:t>Anishchenko</w:t>
+      </w:r>
+      <w:proofErr w:type="spellEnd"/>
+      <w:r>
+        <w:rPr>
+          <w:rFonts w:ascii="宋体" w:eastAsia="宋体" w:hAnsi="宋体"/>
+        </w:rPr>
+        <w:t xml:space="preserve"> I,</w:t>
+      </w:r>
+      <w:r>
+        <w:rPr>
+          <w:rFonts w:ascii="宋体" w:eastAsia="宋体" w:hAnsi="宋体" w:hint="eastAsia"/>
+        </w:rPr>
+        <w:t xml:space="preserve"> </w:t>
+      </w:r>
+      <w:r>
+        <w:rPr>
+          <w:rFonts w:ascii="宋体" w:eastAsia="宋体" w:hAnsi="宋体"/>
         </w:rPr>
         <w:t xml:space="preserve">Ovchinnikov S, </w:t>
       </w:r>
       <w:r>
         <w:rPr>
-          <w:rFonts w:ascii="SimSun" w:eastAsia="SimSun" w:hAnsi="SimSun"/>
+          <w:rFonts w:ascii="宋体" w:eastAsia="宋体" w:hAnsi="宋体"/>
         </w:rPr>
         <w:lastRenderedPageBreak/>
-        <w:t>Zhang J, Ness TJ, Banjade S, Bagde SR, et al.:</w:t>
-      </w:r>
-      <w:r>
-        <w:rPr>
-          <w:rFonts w:ascii="SimSun" w:eastAsia="SimSun" w:hAnsi="SimSun" w:hint="eastAsia"/>
-        </w:rPr>
-        <w:t xml:space="preserve"> </w:t>
-      </w:r>
-      <w:r>
-        <w:rPr>
-          <w:rFonts w:ascii="SimSun" w:eastAsia="SimSun" w:hAnsi="SimSun"/>
+        <w:t xml:space="preserve">Zhang J, Ness TJ, </w:t>
+      </w:r>
+      <w:proofErr w:type="spellStart"/>
+      <w:r>
+        <w:rPr>
+          <w:rFonts w:ascii="宋体" w:eastAsia="宋体" w:hAnsi="宋体"/>
+        </w:rPr>
+        <w:t>Banjade</w:t>
+      </w:r>
+      <w:proofErr w:type="spellEnd"/>
+      <w:r>
+        <w:rPr>
+          <w:rFonts w:ascii="宋体" w:eastAsia="宋体" w:hAnsi="宋体"/>
+        </w:rPr>
+        <w:t xml:space="preserve"> S, </w:t>
+      </w:r>
+      <w:proofErr w:type="spellStart"/>
+      <w:r>
+        <w:rPr>
+          <w:rFonts w:ascii="宋体" w:eastAsia="宋体" w:hAnsi="宋体"/>
+        </w:rPr>
+        <w:t>Bagde</w:t>
+      </w:r>
+      <w:proofErr w:type="spellEnd"/>
+      <w:r>
+        <w:rPr>
+          <w:rFonts w:ascii="宋体" w:eastAsia="宋体" w:hAnsi="宋体"/>
+        </w:rPr>
+        <w:t xml:space="preserve"> SR, et al.:</w:t>
+      </w:r>
+      <w:r>
+        <w:rPr>
+          <w:rFonts w:ascii="宋体" w:eastAsia="宋体" w:hAnsi="宋体" w:hint="eastAsia"/>
+        </w:rPr>
+        <w:t xml:space="preserve"> </w:t>
+      </w:r>
+      <w:r>
+        <w:rPr>
+          <w:rFonts w:ascii="宋体" w:eastAsia="宋体" w:hAnsi="宋体"/>
         </w:rPr>
         <w:t>Computed structures of core eukaryotic protein complexes.</w:t>
       </w:r>
       <w:r>
         <w:rPr>
-          <w:rFonts w:ascii="SimSun" w:eastAsia="SimSun" w:hAnsi="SimSun" w:hint="eastAsia"/>
-        </w:rPr>
-        <w:t xml:space="preserve"> </w:t>
-      </w:r>
-      <w:r>
-        <w:rPr>
-          <w:rFonts w:ascii="SimSun" w:eastAsia="SimSun" w:hAnsi="SimSun"/>
+          <w:rFonts w:ascii="宋体" w:eastAsia="宋体" w:hAnsi="宋体" w:hint="eastAsia"/>
+        </w:rPr>
+        <w:t xml:space="preserve"> </w:t>
+      </w:r>
+      <w:r>
+        <w:rPr>
+          <w:rFonts w:ascii="宋体" w:eastAsia="宋体" w:hAnsi="宋体"/>
         </w:rPr>
         <w:t>Science 2021, 374, eabm4805.</w:t>
       </w:r>
@@ -1899,12 +2269,12 @@
         <w:spacing w:after="0" w:line="240" w:lineRule="auto"/>
         <w:jc w:val="both"/>
         <w:rPr>
-          <w:rFonts w:ascii="SimSun" w:eastAsia="SimSun" w:hAnsi="SimSun"/>
-        </w:rPr>
-      </w:pPr>
-      <w:r>
-        <w:rPr>
-          <w:rFonts w:ascii="SimSun" w:eastAsia="SimSun" w:hAnsi="SimSun" w:hint="eastAsia"/>
+          <w:rFonts w:ascii="宋体" w:eastAsia="宋体" w:hAnsi="宋体" w:hint="eastAsia"/>
+        </w:rPr>
+      </w:pPr>
+      <w:r>
+        <w:rPr>
+          <w:rFonts w:ascii="宋体" w:eastAsia="宋体" w:hAnsi="宋体" w:hint="eastAsia"/>
         </w:rPr>
         <w:t>[6]</w:t>
       </w:r>
@@ -1920,43 +2290,43 @@
       </w:r>
       <w:r>
         <w:rPr>
-          <w:rFonts w:ascii="SimSun" w:eastAsia="SimSun" w:hAnsi="SimSun"/>
+          <w:rFonts w:ascii="宋体" w:eastAsia="宋体" w:hAnsi="宋体"/>
         </w:rPr>
         <w:t>Pei J, Zhang J, Cong Q: Human mitochondrial protein complexes</w:t>
       </w:r>
       <w:r>
         <w:rPr>
-          <w:rFonts w:ascii="SimSun" w:eastAsia="SimSun" w:hAnsi="SimSun" w:hint="eastAsia"/>
-        </w:rPr>
-        <w:t xml:space="preserve"> </w:t>
-      </w:r>
-      <w:r>
-        <w:rPr>
-          <w:rFonts w:ascii="SimSun" w:eastAsia="SimSun" w:hAnsi="SimSun"/>
+          <w:rFonts w:ascii="宋体" w:eastAsia="宋体" w:hAnsi="宋体" w:hint="eastAsia"/>
+        </w:rPr>
+        <w:t xml:space="preserve"> </w:t>
+      </w:r>
+      <w:r>
+        <w:rPr>
+          <w:rFonts w:ascii="宋体" w:eastAsia="宋体" w:hAnsi="宋体"/>
         </w:rPr>
         <w:t>revealed by large-scale coevolution analysis and deep</w:t>
       </w:r>
       <w:r>
         <w:rPr>
-          <w:rFonts w:ascii="SimSun" w:eastAsia="SimSun" w:hAnsi="SimSun" w:hint="eastAsia"/>
-        </w:rPr>
-        <w:t xml:space="preserve"> </w:t>
-      </w:r>
-      <w:r>
-        <w:rPr>
-          <w:rFonts w:ascii="SimSun" w:eastAsia="SimSun" w:hAnsi="SimSun"/>
+          <w:rFonts w:ascii="宋体" w:eastAsia="宋体" w:hAnsi="宋体" w:hint="eastAsia"/>
+        </w:rPr>
+        <w:t xml:space="preserve"> </w:t>
+      </w:r>
+      <w:r>
+        <w:rPr>
+          <w:rFonts w:ascii="宋体" w:eastAsia="宋体" w:hAnsi="宋体"/>
         </w:rPr>
         <w:t>learning-based structure modeling. Bioinformatics 2022, 38:</w:t>
       </w:r>
       <w:r>
         <w:rPr>
-          <w:rFonts w:ascii="SimSun" w:eastAsia="SimSun" w:hAnsi="SimSun" w:hint="eastAsia"/>
-        </w:rPr>
-        <w:t xml:space="preserve"> </w:t>
-      </w:r>
-      <w:r>
-        <w:rPr>
-          <w:rFonts w:ascii="SimSun" w:eastAsia="SimSun" w:hAnsi="SimSun"/>
+          <w:rFonts w:ascii="宋体" w:eastAsia="宋体" w:hAnsi="宋体" w:hint="eastAsia"/>
+        </w:rPr>
+        <w:t xml:space="preserve"> </w:t>
+      </w:r>
+      <w:r>
+        <w:rPr>
+          <w:rFonts w:ascii="宋体" w:eastAsia="宋体" w:hAnsi="宋体"/>
         </w:rPr>
         <w:t>4301–4311.</w:t>
       </w:r>
@@ -1966,12 +2336,12 @@
         <w:spacing w:after="0" w:line="240" w:lineRule="auto"/>
         <w:jc w:val="both"/>
         <w:rPr>
-          <w:rFonts w:ascii="SimSun" w:eastAsia="SimSun" w:hAnsi="SimSun"/>
-        </w:rPr>
-      </w:pPr>
-      <w:r>
-        <w:rPr>
-          <w:rFonts w:ascii="SimSun" w:eastAsia="SimSun" w:hAnsi="SimSun" w:hint="eastAsia"/>
+          <w:rFonts w:ascii="宋体" w:eastAsia="宋体" w:hAnsi="宋体" w:hint="eastAsia"/>
+        </w:rPr>
+      </w:pPr>
+      <w:r>
+        <w:rPr>
+          <w:rFonts w:ascii="宋体" w:eastAsia="宋体" w:hAnsi="宋体" w:hint="eastAsia"/>
         </w:rPr>
         <w:t>[7]</w:t>
       </w:r>
@@ -1987,104 +2357,126 @@
       </w:r>
       <w:r>
         <w:rPr>
-          <w:rFonts w:ascii="SimSun" w:eastAsia="SimSun" w:hAnsi="SimSun"/>
+          <w:rFonts w:ascii="宋体" w:eastAsia="宋体" w:hAnsi="宋体"/>
         </w:rPr>
         <w:t>Humphreys IR, Zhang J, Baek M, Wang Y, Krishnakumar A, Pei J,</w:t>
       </w:r>
       <w:r>
         <w:rPr>
-          <w:rFonts w:ascii="SimSun" w:eastAsia="SimSun" w:hAnsi="SimSun" w:hint="eastAsia"/>
-        </w:rPr>
-        <w:t xml:space="preserve"> </w:t>
-      </w:r>
-      <w:r>
-        <w:rPr>
-          <w:rFonts w:ascii="SimSun" w:eastAsia="SimSun" w:hAnsi="SimSun"/>
-        </w:rPr>
-        <w:t>Anishchenko I, Tower CA, Jackson BA, Warrier T, et al.: Protein</w:t>
-      </w:r>
-      <w:r>
-        <w:rPr>
-          <w:rFonts w:ascii="SimSun" w:eastAsia="SimSun" w:hAnsi="SimSun" w:hint="eastAsia"/>
-        </w:rPr>
-        <w:t xml:space="preserve"> </w:t>
-      </w:r>
-      <w:r>
-        <w:rPr>
-          <w:rFonts w:ascii="SimSun" w:eastAsia="SimSun" w:hAnsi="SimSun"/>
+          <w:rFonts w:ascii="宋体" w:eastAsia="宋体" w:hAnsi="宋体" w:hint="eastAsia"/>
+        </w:rPr>
+        <w:t xml:space="preserve"> </w:t>
+      </w:r>
+      <w:proofErr w:type="spellStart"/>
+      <w:r>
+        <w:rPr>
+          <w:rFonts w:ascii="宋体" w:eastAsia="宋体" w:hAnsi="宋体"/>
+        </w:rPr>
+        <w:t>Anishchenko</w:t>
+      </w:r>
+      <w:proofErr w:type="spellEnd"/>
+      <w:r>
+        <w:rPr>
+          <w:rFonts w:ascii="宋体" w:eastAsia="宋体" w:hAnsi="宋体"/>
+        </w:rPr>
+        <w:t xml:space="preserve"> I, Tower CA, Jackson BA, Warrier T, et al.: Protein</w:t>
+      </w:r>
+      <w:r>
+        <w:rPr>
+          <w:rFonts w:ascii="宋体" w:eastAsia="宋体" w:hAnsi="宋体" w:hint="eastAsia"/>
+        </w:rPr>
+        <w:t xml:space="preserve"> </w:t>
+      </w:r>
+      <w:r>
+        <w:rPr>
+          <w:rFonts w:ascii="宋体" w:eastAsia="宋体" w:hAnsi="宋体"/>
         </w:rPr>
         <w:t>interactions in human pathogens revealed through deep</w:t>
       </w:r>
       <w:r>
         <w:rPr>
-          <w:rFonts w:ascii="SimSun" w:eastAsia="SimSun" w:hAnsi="SimSun" w:hint="eastAsia"/>
-        </w:rPr>
-        <w:t xml:space="preserve"> </w:t>
-      </w:r>
-      <w:r>
-        <w:rPr>
-          <w:rFonts w:ascii="SimSun" w:eastAsia="SimSun" w:hAnsi="SimSun"/>
-        </w:rPr>
-        <w:t>learning. Nat Microbiol 2024, 9:2642–2652.</w:t>
-      </w:r>
-    </w:p>
-    <w:p>
-      <w:pPr>
-        <w:spacing w:after="0" w:line="240" w:lineRule="auto"/>
-        <w:jc w:val="both"/>
-        <w:rPr>
-          <w:rFonts w:ascii="SimSun" w:eastAsia="SimSun" w:hAnsi="SimSun"/>
-        </w:rPr>
-      </w:pPr>
-    </w:p>
-    <w:p>
-      <w:pPr>
-        <w:spacing w:after="0" w:line="240" w:lineRule="auto"/>
-        <w:jc w:val="both"/>
-        <w:rPr>
-          <w:rFonts w:ascii="SimSun" w:eastAsia="SimSun" w:hAnsi="SimSun"/>
-        </w:rPr>
-      </w:pPr>
-    </w:p>
-    <w:p>
-      <w:pPr>
-        <w:spacing w:after="0" w:line="240" w:lineRule="auto"/>
-        <w:jc w:val="both"/>
-        <w:rPr>
-          <w:rFonts w:ascii="SimSun" w:eastAsia="SimSun" w:hAnsi="SimSun"/>
-        </w:rPr>
-      </w:pPr>
-    </w:p>
-    <w:p>
-      <w:pPr>
-        <w:spacing w:after="0" w:line="240" w:lineRule="auto"/>
-        <w:jc w:val="both"/>
-        <w:rPr>
-          <w:rFonts w:ascii="SimSun" w:eastAsia="SimSun" w:hAnsi="SimSun"/>
+          <w:rFonts w:ascii="宋体" w:eastAsia="宋体" w:hAnsi="宋体" w:hint="eastAsia"/>
+        </w:rPr>
+        <w:t xml:space="preserve"> </w:t>
+      </w:r>
+      <w:r>
+        <w:rPr>
+          <w:rFonts w:ascii="宋体" w:eastAsia="宋体" w:hAnsi="宋体"/>
+        </w:rPr>
+        <w:t xml:space="preserve">learning. Nat </w:t>
+      </w:r>
+      <w:proofErr w:type="spellStart"/>
+      <w:r>
+        <w:rPr>
+          <w:rFonts w:ascii="宋体" w:eastAsia="宋体" w:hAnsi="宋体"/>
+        </w:rPr>
+        <w:t>Microbiol</w:t>
+      </w:r>
+      <w:proofErr w:type="spellEnd"/>
+      <w:r>
+        <w:rPr>
+          <w:rFonts w:ascii="宋体" w:eastAsia="宋体" w:hAnsi="宋体"/>
+        </w:rPr>
+        <w:t xml:space="preserve"> 2024, 9:2642–2652.</w:t>
+      </w:r>
+    </w:p>
+    <w:p>
+      <w:pPr>
+        <w:spacing w:after="0" w:line="240" w:lineRule="auto"/>
+        <w:jc w:val="both"/>
+        <w:rPr>
+          <w:rFonts w:ascii="宋体" w:eastAsia="宋体" w:hAnsi="宋体" w:hint="eastAsia"/>
+        </w:rPr>
+      </w:pPr>
+    </w:p>
+    <w:p>
+      <w:pPr>
+        <w:spacing w:after="0" w:line="240" w:lineRule="auto"/>
+        <w:jc w:val="both"/>
+        <w:rPr>
+          <w:rFonts w:ascii="宋体" w:eastAsia="宋体" w:hAnsi="宋体" w:hint="eastAsia"/>
+        </w:rPr>
+      </w:pPr>
+    </w:p>
+    <w:p>
+      <w:pPr>
+        <w:spacing w:after="0" w:line="240" w:lineRule="auto"/>
+        <w:jc w:val="both"/>
+        <w:rPr>
+          <w:rFonts w:ascii="宋体" w:eastAsia="宋体" w:hAnsi="宋体" w:hint="eastAsia"/>
+        </w:rPr>
+      </w:pPr>
+    </w:p>
+    <w:p>
+      <w:pPr>
+        <w:spacing w:after="0" w:line="240" w:lineRule="auto"/>
+        <w:jc w:val="both"/>
+        <w:rPr>
+          <w:rFonts w:ascii="宋体" w:eastAsia="宋体" w:hAnsi="宋体" w:hint="eastAsia"/>
           <w:u w:val="single"/>
         </w:rPr>
       </w:pPr>
       <w:r>
         <w:rPr>
-          <w:rFonts w:ascii="SimSun" w:eastAsia="SimSun" w:hAnsi="SimSun" w:hint="eastAsia"/>
+          <w:rFonts w:ascii="宋体" w:eastAsia="宋体" w:hAnsi="宋体" w:hint="eastAsia"/>
         </w:rPr>
         <w:t>2.文献综述(3000)</w:t>
       </w:r>
       <w:r>
         <w:rPr>
-          <w:rFonts w:ascii="SimSun" w:eastAsia="SimSun" w:hAnsi="SimSun" w:hint="eastAsia"/>
+          <w:rFonts w:ascii="宋体" w:eastAsia="宋体" w:hAnsi="宋体" w:hint="eastAsia"/>
         </w:rPr>
         <w:t xml:space="preserve"> 参考文献</w:t>
       </w:r>
       <w:r>
         <w:rPr>
-          <w:rFonts w:ascii="SimSun" w:eastAsia="SimSun" w:hAnsi="SimSun" w:hint="eastAsia"/>
-        </w:rPr>
-        <w:t xml:space="preserve"> </w:t>
-      </w:r>
-      <w:r>
-        <w:rPr>
-          <w:rFonts w:ascii="SimSun" w:eastAsia="SimSun" w:hAnsi="SimSun" w:hint="eastAsia"/>
+          <w:rFonts w:ascii="宋体" w:eastAsia="宋体" w:hAnsi="宋体" w:hint="eastAsia"/>
+        </w:rPr>
+        <w:t xml:space="preserve"> </w:t>
+      </w:r>
+      <w:r>
+        <w:rPr>
+          <w:rFonts w:ascii="宋体" w:eastAsia="宋体" w:hAnsi="宋体" w:hint="eastAsia"/>
           <w:u w:val="single"/>
         </w:rPr>
         <w:t>国内外研究现状</w:t>
@@ -2095,33 +2487,33 @@
         <w:spacing w:after="0" w:line="240" w:lineRule="auto"/>
         <w:jc w:val="both"/>
         <w:rPr>
-          <w:rFonts w:ascii="SimSun" w:eastAsia="SimSun" w:hAnsi="SimSun"/>
-        </w:rPr>
-      </w:pPr>
-    </w:p>
-    <w:p>
-      <w:pPr>
-        <w:spacing w:after="0" w:line="240" w:lineRule="auto"/>
-        <w:jc w:val="both"/>
-        <w:rPr>
-          <w:rFonts w:ascii="SimSun" w:eastAsia="SimSun" w:hAnsi="SimSun"/>
-        </w:rPr>
-      </w:pPr>
-      <w:r>
-        <w:rPr>
-          <w:rFonts w:ascii="SimSun" w:eastAsia="SimSun" w:hAnsi="SimSun"/>
+          <w:rFonts w:ascii="宋体" w:eastAsia="宋体" w:hAnsi="宋体" w:hint="eastAsia"/>
+        </w:rPr>
+      </w:pPr>
+    </w:p>
+    <w:p>
+      <w:pPr>
+        <w:spacing w:after="0" w:line="240" w:lineRule="auto"/>
+        <w:jc w:val="both"/>
+        <w:rPr>
+          <w:rFonts w:ascii="宋体" w:eastAsia="宋体" w:hAnsi="宋体" w:hint="eastAsia"/>
+        </w:rPr>
+      </w:pPr>
+      <w:r>
+        <w:rPr>
+          <w:rFonts w:ascii="宋体" w:eastAsia="宋体" w:hAnsi="宋体"/>
         </w:rPr>
         <w:t>当前的配体结合受体筛选方法</w:t>
       </w:r>
       <w:r>
         <w:rPr>
-          <w:rFonts w:ascii="SimSun" w:eastAsia="SimSun" w:hAnsi="SimSun" w:hint="eastAsia"/>
+          <w:rFonts w:ascii="宋体" w:eastAsia="宋体" w:hAnsi="宋体" w:hint="eastAsia"/>
         </w:rPr>
         <w:t>。</w:t>
       </w:r>
       <w:r>
         <w:rPr>
-          <w:rFonts w:ascii="SimSun" w:eastAsia="SimSun" w:hAnsi="SimSun"/>
+          <w:rFonts w:ascii="宋体" w:eastAsia="宋体" w:hAnsi="宋体"/>
         </w:rPr>
         <w:t>筛选方法主要根据是否利用受体的结构信息进行分类，同时也关注其核心方法（传统方法 vs. 深度学习（DL）方法）</w:t>
       </w:r>
@@ -2131,14 +2523,14 @@
         <w:spacing w:after="0" w:line="240" w:lineRule="auto"/>
         <w:jc w:val="both"/>
         <w:rPr>
-          <w:rFonts w:ascii="SimSun" w:eastAsia="SimSun" w:hAnsi="SimSun"/>
+          <w:rFonts w:ascii="宋体" w:eastAsia="宋体" w:hAnsi="宋体" w:hint="eastAsia"/>
           <w:b/>
           <w:bCs/>
         </w:rPr>
       </w:pPr>
       <w:r>
         <w:rPr>
-          <w:rFonts w:ascii="SimSun" w:eastAsia="SimSun" w:hAnsi="SimSun"/>
+          <w:rFonts w:ascii="宋体" w:eastAsia="宋体" w:hAnsi="宋体"/>
           <w:b/>
           <w:bCs/>
         </w:rPr>
@@ -2146,7 +2538,7 @@
       </w:r>
       <w:r>
         <w:rPr>
-          <w:rFonts w:ascii="SimSun" w:eastAsia="SimSun" w:hAnsi="SimSun" w:hint="eastAsia"/>
+          <w:rFonts w:ascii="宋体" w:eastAsia="宋体" w:hAnsi="宋体" w:hint="eastAsia"/>
           <w:b/>
           <w:bCs/>
         </w:rPr>
@@ -2158,18 +2550,18 @@
         <w:spacing w:after="0" w:line="240" w:lineRule="auto"/>
         <w:jc w:val="both"/>
         <w:rPr>
-          <w:rFonts w:ascii="SimSun" w:eastAsia="SimSun" w:hAnsi="SimSun"/>
-        </w:rPr>
-      </w:pPr>
-      <w:r>
-        <w:rPr>
-          <w:rFonts w:ascii="SimSun" w:eastAsia="SimSun" w:hAnsi="SimSun" w:hint="eastAsia"/>
+          <w:rFonts w:ascii="宋体" w:eastAsia="宋体" w:hAnsi="宋体" w:hint="eastAsia"/>
+        </w:rPr>
+      </w:pPr>
+      <w:r>
+        <w:rPr>
+          <w:rFonts w:ascii="宋体" w:eastAsia="宋体" w:hAnsi="宋体" w:hint="eastAsia"/>
         </w:rPr>
         <w:t>这一类方法属于</w:t>
       </w:r>
       <w:r>
         <w:rPr>
-          <w:rFonts w:ascii="SimSun" w:eastAsia="SimSun" w:hAnsi="SimSun"/>
+          <w:rFonts w:ascii="宋体" w:eastAsia="宋体" w:hAnsi="宋体"/>
         </w:rPr>
         <w:t xml:space="preserve"> 配体基（ligand-based）方法，它们主要依赖于配体信息作为输入。其基本假设是结构相似的配体往往作用于相似的蛋白质。</w:t>
       </w:r>
@@ -2179,12 +2571,12 @@
         <w:spacing w:after="0" w:line="240" w:lineRule="auto"/>
         <w:jc w:val="both"/>
         <w:rPr>
-          <w:rFonts w:ascii="SimSun" w:eastAsia="SimSun" w:hAnsi="SimSun"/>
-        </w:rPr>
-      </w:pPr>
-      <w:r>
-        <w:rPr>
-          <w:rFonts w:ascii="SimSun" w:eastAsia="SimSun" w:hAnsi="SimSun"/>
+          <w:rFonts w:ascii="宋体" w:eastAsia="宋体" w:hAnsi="宋体" w:hint="eastAsia"/>
+        </w:rPr>
+      </w:pPr>
+      <w:r>
+        <w:rPr>
+          <w:rFonts w:ascii="宋体" w:eastAsia="宋体" w:hAnsi="宋体"/>
           <w:b/>
           <w:bCs/>
         </w:rPr>
@@ -2192,43 +2584,57 @@
       </w:r>
       <w:r>
         <w:rPr>
-          <w:rFonts w:ascii="SimSun" w:eastAsia="SimSun" w:hAnsi="SimSun" w:hint="eastAsia"/>
+          <w:rFonts w:ascii="宋体" w:eastAsia="宋体" w:hAnsi="宋体" w:hint="eastAsia"/>
         </w:rPr>
         <w:t>的研究过程</w:t>
       </w:r>
       <w:r>
         <w:rPr>
-          <w:rFonts w:ascii="SimSun" w:eastAsia="SimSun" w:hAnsi="SimSun"/>
-        </w:rPr>
-        <w:t>是：选择合适的配体信息类型（如分子指纹（molecular fingerprints））</w:t>
-      </w:r>
-      <w:r>
-        <w:rPr>
-          <w:rFonts w:ascii="SimSun" w:eastAsia="SimSun" w:hAnsi="SimSun" w:hint="eastAsia"/>
+          <w:rFonts w:ascii="宋体" w:eastAsia="宋体" w:hAnsi="宋体"/>
+        </w:rPr>
+        <w:t>是：选择合适的配体信息类型（</w:t>
+      </w:r>
+      <w:proofErr w:type="gramStart"/>
+      <w:r>
+        <w:rPr>
+          <w:rFonts w:ascii="宋体" w:eastAsia="宋体" w:hAnsi="宋体"/>
+        </w:rPr>
+        <w:t>如分子</w:t>
+      </w:r>
+      <w:proofErr w:type="gramEnd"/>
+      <w:r>
+        <w:rPr>
+          <w:rFonts w:ascii="宋体" w:eastAsia="宋体" w:hAnsi="宋体"/>
+        </w:rPr>
+        <w:t>指纹（molecular fingerprints））</w:t>
+      </w:r>
+      <w:r>
+        <w:rPr>
+          <w:rFonts w:ascii="宋体" w:eastAsia="宋体" w:hAnsi="宋体" w:hint="eastAsia"/>
         </w:rPr>
         <w:t>；</w:t>
       </w:r>
       <w:r>
         <w:rPr>
-          <w:rFonts w:ascii="SimSun" w:eastAsia="SimSun" w:hAnsi="SimSun"/>
+          <w:rFonts w:ascii="宋体" w:eastAsia="宋体" w:hAnsi="宋体"/>
         </w:rPr>
         <w:t>使用配体相似性搜索，基于已知的蛋白-配体复合物，预测新的受体</w:t>
       </w:r>
       <w:r>
         <w:rPr>
-          <w:rFonts w:ascii="SimSun" w:eastAsia="SimSun" w:hAnsi="SimSun" w:hint="eastAsia"/>
+          <w:rFonts w:ascii="宋体" w:eastAsia="宋体" w:hAnsi="宋体" w:hint="eastAsia"/>
         </w:rPr>
         <w:t>；</w:t>
       </w:r>
       <w:r>
         <w:rPr>
-          <w:rFonts w:ascii="SimSun" w:eastAsia="SimSun" w:hAnsi="SimSun"/>
+          <w:rFonts w:ascii="宋体" w:eastAsia="宋体" w:hAnsi="宋体"/>
         </w:rPr>
         <w:t>采用简单的相似性度量或传统机器学习模型，结合多个特征来预测配体结合受体。</w:t>
       </w:r>
       <w:r>
         <w:rPr>
-          <w:rFonts w:ascii="SimSun" w:eastAsia="SimSun" w:hAnsi="SimSun" w:hint="eastAsia"/>
+          <w:rFonts w:ascii="宋体" w:eastAsia="宋体" w:hAnsi="宋体" w:hint="eastAsia"/>
         </w:rPr>
         <w:t>[0]</w:t>
       </w:r>
@@ -2238,27 +2644,27 @@
         <w:spacing w:after="0" w:line="240" w:lineRule="auto"/>
         <w:jc w:val="both"/>
         <w:rPr>
-          <w:rFonts w:ascii="SimSun" w:eastAsia="SimSun" w:hAnsi="SimSun"/>
-        </w:rPr>
-      </w:pPr>
-    </w:p>
-    <w:p>
-      <w:pPr>
-        <w:spacing w:after="0" w:line="240" w:lineRule="auto"/>
-        <w:jc w:val="both"/>
-        <w:rPr>
-          <w:rFonts w:ascii="SimSun" w:eastAsia="SimSun" w:hAnsi="SimSun"/>
-        </w:rPr>
-      </w:pPr>
-      <w:r>
-        <w:rPr>
-          <w:rFonts w:ascii="SimSun" w:eastAsia="SimSun" w:hAnsi="SimSun"/>
+          <w:rFonts w:ascii="宋体" w:eastAsia="宋体" w:hAnsi="宋体" w:hint="eastAsia"/>
+        </w:rPr>
+      </w:pPr>
+    </w:p>
+    <w:p>
+      <w:pPr>
+        <w:spacing w:after="0" w:line="240" w:lineRule="auto"/>
+        <w:jc w:val="both"/>
+        <w:rPr>
+          <w:rFonts w:ascii="宋体" w:eastAsia="宋体" w:hAnsi="宋体" w:hint="eastAsia"/>
+        </w:rPr>
+      </w:pPr>
+      <w:r>
+        <w:rPr>
+          <w:rFonts w:ascii="宋体" w:eastAsia="宋体" w:hAnsi="宋体"/>
         </w:rPr>
         <w:t>自</w:t>
       </w:r>
       <w:r>
         <w:rPr>
-          <w:rFonts w:ascii="SimSun" w:eastAsia="SimSun" w:hAnsi="SimSun"/>
+          <w:rFonts w:ascii="宋体" w:eastAsia="宋体" w:hAnsi="宋体"/>
           <w:b/>
           <w:bCs/>
         </w:rPr>
@@ -2266,19 +2672,19 @@
       </w:r>
       <w:r>
         <w:rPr>
-          <w:rFonts w:ascii="SimSun" w:eastAsia="SimSun" w:hAnsi="SimSun"/>
+          <w:rFonts w:ascii="宋体" w:eastAsia="宋体" w:hAnsi="宋体"/>
         </w:rPr>
         <w:t>（DL）方法出现后，研究人员开始</w:t>
       </w:r>
       <w:r>
         <w:rPr>
-          <w:rFonts w:ascii="SimSun" w:eastAsia="SimSun" w:hAnsi="SimSun"/>
+          <w:rFonts w:ascii="宋体" w:eastAsia="宋体" w:hAnsi="宋体"/>
         </w:rPr>
         <w:t>将蛋白质序列作为额外的输入，以增强预测能力。这种方法通常被称为 药物-靶点相互作用（DTI，Drug-Target Interaction）预测。</w:t>
       </w:r>
       <w:r>
         <w:rPr>
-          <w:rFonts w:ascii="SimSun" w:eastAsia="SimSun" w:hAnsi="SimSun" w:hint="eastAsia"/>
+          <w:rFonts w:ascii="宋体" w:eastAsia="宋体" w:hAnsi="宋体" w:hint="eastAsia"/>
         </w:rPr>
         <w:t>[1-5]</w:t>
       </w:r>
@@ -2288,18 +2694,18 @@
         <w:spacing w:after="0" w:line="240" w:lineRule="auto"/>
         <w:jc w:val="both"/>
         <w:rPr>
-          <w:rFonts w:ascii="SimSun" w:eastAsia="SimSun" w:hAnsi="SimSun"/>
-        </w:rPr>
-      </w:pPr>
-      <w:r>
-        <w:rPr>
-          <w:rFonts w:ascii="SimSun" w:eastAsia="SimSun" w:hAnsi="SimSun"/>
+          <w:rFonts w:ascii="宋体" w:eastAsia="宋体" w:hAnsi="宋体" w:hint="eastAsia"/>
+        </w:rPr>
+      </w:pPr>
+      <w:r>
+        <w:rPr>
+          <w:rFonts w:ascii="宋体" w:eastAsia="宋体" w:hAnsi="宋体"/>
         </w:rPr>
         <w:t>早期 的 DTI 研究主要采用 一维（1D）分子表示 + 卷积神经网络（CNN） 来分析配体和受体序列。</w:t>
       </w:r>
       <w:r>
         <w:rPr>
-          <w:rFonts w:ascii="SimSun" w:eastAsia="SimSun" w:hAnsi="SimSun" w:hint="eastAsia"/>
+          <w:rFonts w:ascii="宋体" w:eastAsia="宋体" w:hAnsi="宋体" w:hint="eastAsia"/>
         </w:rPr>
         <w:t>[6]</w:t>
       </w:r>
@@ -2309,30 +2715,30 @@
         <w:spacing w:after="0" w:line="240" w:lineRule="auto"/>
         <w:jc w:val="both"/>
         <w:rPr>
-          <w:rFonts w:ascii="SimSun" w:eastAsia="SimSun" w:hAnsi="SimSun"/>
-        </w:rPr>
-      </w:pPr>
-      <w:r>
-        <w:rPr>
-          <w:rFonts w:ascii="SimSun" w:eastAsia="SimSun" w:hAnsi="SimSun"/>
+          <w:rFonts w:ascii="宋体" w:eastAsia="宋体" w:hAnsi="宋体" w:hint="eastAsia"/>
+        </w:rPr>
+      </w:pPr>
+      <w:r>
+        <w:rPr>
+          <w:rFonts w:ascii="宋体" w:eastAsia="宋体" w:hAnsi="宋体"/>
         </w:rPr>
         <w:t>后续采用了更现代的深度学习技术（如图注意力机制、图神经网络 GNN 等</w:t>
       </w:r>
       <w:r>
         <w:rPr>
-          <w:rFonts w:ascii="SimSun" w:eastAsia="SimSun" w:hAnsi="SimSun"/>
+          <w:rFonts w:ascii="宋体" w:eastAsia="宋体" w:hAnsi="宋体"/>
         </w:rPr>
         <w:t>）</w:t>
       </w:r>
       <w:r>
         <w:rPr>
-          <w:rFonts w:ascii="SimSun" w:eastAsia="SimSun" w:hAnsi="SimSun" w:hint="eastAsia"/>
+          <w:rFonts w:ascii="宋体" w:eastAsia="宋体" w:hAnsi="宋体" w:hint="eastAsia"/>
         </w:rPr>
         <w:t>。</w:t>
       </w:r>
       <w:r>
         <w:rPr>
-          <w:rFonts w:ascii="SimSun" w:eastAsia="SimSun" w:hAnsi="SimSun" w:hint="eastAsia"/>
+          <w:rFonts w:ascii="宋体" w:eastAsia="宋体" w:hAnsi="宋体" w:hint="eastAsia"/>
         </w:rPr>
         <w:t>[7]</w:t>
       </w:r>
@@ -2342,18 +2748,18 @@
         <w:spacing w:after="0" w:line="240" w:lineRule="auto"/>
         <w:jc w:val="both"/>
         <w:rPr>
-          <w:rFonts w:ascii="SimSun" w:eastAsia="SimSun" w:hAnsi="SimSun"/>
-        </w:rPr>
-      </w:pPr>
-      <w:r>
-        <w:rPr>
-          <w:rFonts w:ascii="SimSun" w:eastAsia="SimSun" w:hAnsi="SimSun"/>
+          <w:rFonts w:ascii="宋体" w:eastAsia="宋体" w:hAnsi="宋体" w:hint="eastAsia"/>
+        </w:rPr>
+      </w:pPr>
+      <w:r>
+        <w:rPr>
+          <w:rFonts w:ascii="宋体" w:eastAsia="宋体" w:hAnsi="宋体"/>
         </w:rPr>
         <w:t>DTI 方法的优势是可以利用大规模训练数据，但预测分辨率较低。例如，在最近的 激酶筛选基准测试中，非结构化（non-structure-based）DTI 方法的性能普遍低于基于结构的方法</w:t>
       </w:r>
       <w:r>
         <w:rPr>
-          <w:rFonts w:ascii="SimSun" w:eastAsia="SimSun" w:hAnsi="SimSun" w:hint="eastAsia"/>
+          <w:rFonts w:ascii="宋体" w:eastAsia="宋体" w:hAnsi="宋体" w:hint="eastAsia"/>
         </w:rPr>
         <w:t>。[8]</w:t>
       </w:r>
@@ -2363,14 +2769,14 @@
         <w:spacing w:after="0" w:line="240" w:lineRule="auto"/>
         <w:jc w:val="both"/>
         <w:rPr>
-          <w:rFonts w:ascii="SimSun" w:eastAsia="SimSun" w:hAnsi="SimSun"/>
+          <w:rFonts w:ascii="宋体" w:eastAsia="宋体" w:hAnsi="宋体" w:hint="eastAsia"/>
           <w:b/>
           <w:bCs/>
         </w:rPr>
       </w:pPr>
       <w:r>
         <w:rPr>
-          <w:rFonts w:ascii="SimSun" w:eastAsia="SimSun" w:hAnsi="SimSun"/>
+          <w:rFonts w:ascii="宋体" w:eastAsia="宋体" w:hAnsi="宋体"/>
           <w:b/>
           <w:bCs/>
         </w:rPr>
@@ -2378,7 +2784,7 @@
       </w:r>
       <w:r>
         <w:rPr>
-          <w:rFonts w:ascii="SimSun" w:eastAsia="SimSun" w:hAnsi="SimSun" w:hint="eastAsia"/>
+          <w:rFonts w:ascii="宋体" w:eastAsia="宋体" w:hAnsi="宋体" w:hint="eastAsia"/>
           <w:b/>
           <w:bCs/>
         </w:rPr>
@@ -2390,12 +2796,12 @@
         <w:spacing w:after="0" w:line="240" w:lineRule="auto"/>
         <w:jc w:val="both"/>
         <w:rPr>
-          <w:rFonts w:ascii="SimSun" w:eastAsia="SimSun" w:hAnsi="SimSun"/>
-        </w:rPr>
-      </w:pPr>
-      <w:r>
-        <w:rPr>
-          <w:rFonts w:ascii="SimSun" w:eastAsia="SimSun" w:hAnsi="SimSun"/>
+          <w:rFonts w:ascii="宋体" w:eastAsia="宋体" w:hAnsi="宋体" w:hint="eastAsia"/>
+        </w:rPr>
+      </w:pPr>
+      <w:r>
+        <w:rPr>
+          <w:rFonts w:ascii="宋体" w:eastAsia="宋体" w:hAnsi="宋体"/>
         </w:rPr>
         <w:t>基于受体结构（Receptor-based, Structure-driven）的方法主要依赖于蛋白-配体对接（docking）技术。</w:t>
       </w:r>
@@ -2405,12 +2811,12 @@
         <w:spacing w:after="0" w:line="240" w:lineRule="auto"/>
         <w:jc w:val="both"/>
         <w:rPr>
-          <w:rFonts w:ascii="SimSun" w:eastAsia="SimSun" w:hAnsi="SimSun"/>
-        </w:rPr>
-      </w:pPr>
-      <w:r>
-        <w:rPr>
-          <w:rFonts w:ascii="SimSun" w:eastAsia="SimSun" w:hAnsi="SimSun" w:hint="eastAsia"/>
+          <w:rFonts w:ascii="宋体" w:eastAsia="宋体" w:hAnsi="宋体" w:hint="eastAsia"/>
+        </w:rPr>
+      </w:pPr>
+      <w:r>
+        <w:rPr>
+          <w:rFonts w:ascii="宋体" w:eastAsia="宋体" w:hAnsi="宋体" w:hint="eastAsia"/>
           <w:b/>
           <w:bCs/>
         </w:rPr>
@@ -2418,55 +2824,71 @@
       </w:r>
       <w:r>
         <w:rPr>
-          <w:rFonts w:ascii="SimSun" w:eastAsia="SimSun" w:hAnsi="SimSun" w:hint="eastAsia"/>
+          <w:rFonts w:ascii="宋体" w:eastAsia="宋体" w:hAnsi="宋体" w:hint="eastAsia"/>
         </w:rPr>
         <w:t>使用分子对接技术。</w:t>
       </w:r>
       <w:r>
         <w:rPr>
-          <w:rFonts w:ascii="SimSun" w:eastAsia="SimSun" w:hAnsi="SimSun"/>
+          <w:rFonts w:ascii="宋体" w:eastAsia="宋体" w:hAnsi="宋体"/>
         </w:rPr>
         <w:t>Li et al. [</w:t>
       </w:r>
       <w:r>
         <w:rPr>
-          <w:rFonts w:ascii="SimSun" w:eastAsia="SimSun" w:hAnsi="SimSun" w:hint="eastAsia"/>
+          <w:rFonts w:ascii="宋体" w:eastAsia="宋体" w:hAnsi="宋体" w:hint="eastAsia"/>
         </w:rPr>
         <w:t>9</w:t>
       </w:r>
       <w:r>
         <w:rPr>
-          <w:rFonts w:ascii="SimSun" w:eastAsia="SimSun" w:hAnsi="SimSun"/>
+          <w:rFonts w:ascii="宋体" w:eastAsia="宋体" w:hAnsi="宋体"/>
         </w:rPr>
         <w:t xml:space="preserve">] </w:t>
       </w:r>
       <w:r>
         <w:rPr>
-          <w:rFonts w:ascii="SimSun" w:eastAsia="SimSun" w:hAnsi="SimSun"/>
+          <w:rFonts w:ascii="宋体" w:eastAsia="宋体" w:hAnsi="宋体"/>
         </w:rPr>
         <w:t>的研究，是早期蛋白-配体对接的代表性工作。</w:t>
       </w:r>
-      <w:r>
-        <w:rPr>
-          <w:rFonts w:ascii="SimSun" w:eastAsia="SimSun" w:hAnsi="SimSun"/>
-        </w:rPr>
-        <w:t>GalaxySagittarius [</w:t>
-      </w:r>
-      <w:r>
-        <w:rPr>
-          <w:rFonts w:ascii="SimSun" w:eastAsia="SimSun" w:hAnsi="SimSun" w:hint="eastAsia"/>
+      <w:proofErr w:type="spellStart"/>
+      <w:r>
+        <w:rPr>
+          <w:rFonts w:ascii="宋体" w:eastAsia="宋体" w:hAnsi="宋体"/>
+        </w:rPr>
+        <w:t>GalaxySagittarius</w:t>
+      </w:r>
+      <w:proofErr w:type="spellEnd"/>
+      <w:r>
+        <w:rPr>
+          <w:rFonts w:ascii="宋体" w:eastAsia="宋体" w:hAnsi="宋体"/>
+        </w:rPr>
+        <w:t xml:space="preserve"> [</w:t>
+      </w:r>
+      <w:proofErr w:type="gramStart"/>
+      <w:r>
+        <w:rPr>
+          <w:rFonts w:ascii="宋体" w:eastAsia="宋体" w:hAnsi="宋体" w:hint="eastAsia"/>
         </w:rPr>
         <w:t>10</w:t>
       </w:r>
       <w:r>
         <w:rPr>
-          <w:rFonts w:ascii="SimSun" w:eastAsia="SimSun" w:hAnsi="SimSun"/>
-        </w:rPr>
-        <w:t>]，利用蛋白质结构进行</w:t>
-      </w:r>
-      <w:r>
-        <w:rPr>
-          <w:rFonts w:ascii="SimSun" w:eastAsia="SimSun" w:hAnsi="SimSun"/>
+          <w:rFonts w:ascii="宋体" w:eastAsia="宋体" w:hAnsi="宋体"/>
+        </w:rPr>
+        <w:t>]，</w:t>
+      </w:r>
+      <w:proofErr w:type="gramEnd"/>
+      <w:r>
+        <w:rPr>
+          <w:rFonts w:ascii="宋体" w:eastAsia="宋体" w:hAnsi="宋体"/>
+        </w:rPr>
+        <w:t>利用蛋白质结构进行</w:t>
+      </w:r>
+      <w:r>
+        <w:rPr>
+          <w:rFonts w:ascii="宋体" w:eastAsia="宋体" w:hAnsi="宋体"/>
         </w:rPr>
         <w:t>筛选。</w:t>
       </w:r>
@@ -2476,18 +2898,18 @@
         <w:spacing w:after="0" w:line="240" w:lineRule="auto"/>
         <w:jc w:val="both"/>
         <w:rPr>
-          <w:rFonts w:ascii="SimSun" w:eastAsia="SimSun" w:hAnsi="SimSun"/>
-        </w:rPr>
-      </w:pPr>
-      <w:r>
-        <w:rPr>
-          <w:rFonts w:ascii="SimSun" w:eastAsia="SimSun" w:hAnsi="SimSun"/>
+          <w:rFonts w:ascii="宋体" w:eastAsia="宋体" w:hAnsi="宋体" w:hint="eastAsia"/>
+        </w:rPr>
+      </w:pPr>
+      <w:r>
+        <w:rPr>
+          <w:rFonts w:ascii="宋体" w:eastAsia="宋体" w:hAnsi="宋体"/>
         </w:rPr>
         <w:t>在</w:t>
       </w:r>
       <w:r>
         <w:rPr>
-          <w:rFonts w:ascii="SimSun" w:eastAsia="SimSun" w:hAnsi="SimSun"/>
+          <w:rFonts w:ascii="宋体" w:eastAsia="宋体" w:hAnsi="宋体"/>
           <w:b/>
           <w:bCs/>
         </w:rPr>
@@ -2495,19 +2917,19 @@
       </w:r>
       <w:r>
         <w:rPr>
-          <w:rFonts w:ascii="SimSun" w:eastAsia="SimSun" w:hAnsi="SimSun"/>
+          <w:rFonts w:ascii="宋体" w:eastAsia="宋体" w:hAnsi="宋体"/>
         </w:rPr>
         <w:t>，基于结构</w:t>
       </w:r>
       <w:r>
         <w:rPr>
-          <w:rFonts w:ascii="SimSun" w:eastAsia="SimSun" w:hAnsi="SimSun"/>
+          <w:rFonts w:ascii="宋体" w:eastAsia="宋体" w:hAnsi="宋体"/>
         </w:rPr>
         <w:t>的方法在两个方向取</w:t>
       </w:r>
       <w:r>
         <w:rPr>
-          <w:rFonts w:ascii="SimSun" w:eastAsia="SimSun" w:hAnsi="SimSun"/>
+          <w:rFonts w:ascii="宋体" w:eastAsia="宋体" w:hAnsi="宋体"/>
         </w:rPr>
         <w:t>得了进展：</w:t>
       </w:r>
@@ -2517,24 +2939,24 @@
         <w:spacing w:after="0" w:line="240" w:lineRule="auto"/>
         <w:jc w:val="both"/>
         <w:rPr>
-          <w:rFonts w:ascii="SimSun" w:eastAsia="SimSun" w:hAnsi="SimSun"/>
-        </w:rPr>
-      </w:pPr>
-      <w:r>
-        <w:rPr>
-          <w:rFonts w:ascii="SimSun" w:eastAsia="SimSun" w:hAnsi="SimSun" w:hint="eastAsia"/>
+          <w:rFonts w:ascii="宋体" w:eastAsia="宋体" w:hAnsi="宋体" w:hint="eastAsia"/>
+        </w:rPr>
+      </w:pPr>
+      <w:r>
+        <w:rPr>
+          <w:rFonts w:ascii="宋体" w:eastAsia="宋体" w:hAnsi="宋体" w:hint="eastAsia"/>
         </w:rPr>
         <w:t>(1</w:t>
       </w:r>
       <w:r>
         <w:rPr>
-          <w:rFonts w:ascii="SimSun" w:eastAsia="SimSun" w:hAnsi="SimSun" w:hint="eastAsia"/>
+          <w:rFonts w:ascii="宋体" w:eastAsia="宋体" w:hAnsi="宋体" w:hint="eastAsia"/>
         </w:rPr>
         <w:t>)</w:t>
       </w:r>
       <w:r>
         <w:rPr>
-          <w:rFonts w:ascii="SimSun" w:eastAsia="SimSun" w:hAnsi="SimSun"/>
+          <w:rFonts w:ascii="宋体" w:eastAsia="宋体" w:hAnsi="宋体"/>
         </w:rPr>
         <w:t>蛋白质结构数据库的扩展</w:t>
       </w:r>
@@ -2544,30 +2966,30 @@
         <w:spacing w:after="0" w:line="240" w:lineRule="auto"/>
         <w:jc w:val="both"/>
         <w:rPr>
-          <w:rFonts w:ascii="SimSun" w:eastAsia="SimSun" w:hAnsi="SimSun"/>
-        </w:rPr>
-      </w:pPr>
-      <w:r>
-        <w:rPr>
-          <w:rFonts w:ascii="SimSun" w:eastAsia="SimSun" w:hAnsi="SimSun"/>
+          <w:rFonts w:ascii="宋体" w:eastAsia="宋体" w:hAnsi="宋体" w:hint="eastAsia"/>
+        </w:rPr>
+      </w:pPr>
+      <w:r>
+        <w:rPr>
+          <w:rFonts w:ascii="宋体" w:eastAsia="宋体" w:hAnsi="宋体"/>
         </w:rPr>
         <w:t>近年来，深度学习预测的蛋白质结构（如 AlphaFold 预测的蛋白结构）极大扩展了结构数据库。这使得基于受体结构的方法适用范围更广，即便没有实验解析的蛋白质结构，也可以利用预测结构进行筛选。</w:t>
       </w:r>
       <w:r>
         <w:rPr>
-          <w:rFonts w:ascii="SimSun" w:eastAsia="SimSun" w:hAnsi="SimSun" w:hint="eastAsia"/>
+          <w:rFonts w:ascii="宋体" w:eastAsia="宋体" w:hAnsi="宋体" w:hint="eastAsia"/>
         </w:rPr>
         <w:t>[</w:t>
       </w:r>
       <w:r>
         <w:rPr>
-          <w:rFonts w:ascii="SimSun" w:eastAsia="SimSun" w:hAnsi="SimSun" w:hint="eastAsia"/>
+          <w:rFonts w:ascii="宋体" w:eastAsia="宋体" w:hAnsi="宋体" w:hint="eastAsia"/>
         </w:rPr>
         <w:t>11</w:t>
       </w:r>
       <w:r>
         <w:rPr>
-          <w:rFonts w:ascii="SimSun" w:eastAsia="SimSun" w:hAnsi="SimSun" w:hint="eastAsia"/>
+          <w:rFonts w:ascii="宋体" w:eastAsia="宋体" w:hAnsi="宋体" w:hint="eastAsia"/>
         </w:rPr>
         <w:t>]</w:t>
       </w:r>
@@ -2577,12 +2999,12 @@
         <w:spacing w:after="0" w:line="240" w:lineRule="auto"/>
         <w:jc w:val="both"/>
         <w:rPr>
-          <w:rFonts w:ascii="SimSun" w:eastAsia="SimSun" w:hAnsi="SimSun"/>
-        </w:rPr>
-      </w:pPr>
-      <w:r>
-        <w:rPr>
-          <w:rFonts w:ascii="SimSun" w:eastAsia="SimSun" w:hAnsi="SimSun" w:hint="eastAsia"/>
+          <w:rFonts w:ascii="宋体" w:eastAsia="宋体" w:hAnsi="宋体" w:hint="eastAsia"/>
+        </w:rPr>
+      </w:pPr>
+      <w:r>
+        <w:rPr>
+          <w:rFonts w:ascii="宋体" w:eastAsia="宋体" w:hAnsi="宋体" w:hint="eastAsia"/>
         </w:rPr>
         <w:t>(2)引入先进的深度学习技术</w:t>
       </w:r>
@@ -2592,25 +3014,25 @@
         <w:spacing w:after="0" w:line="240" w:lineRule="auto"/>
         <w:jc w:val="both"/>
         <w:rPr>
-          <w:rFonts w:ascii="SimSun" w:eastAsia="SimSun" w:hAnsi="SimSun"/>
-        </w:rPr>
-      </w:pPr>
-      <w:r>
-        <w:rPr>
-          <w:rFonts w:ascii="SimSun" w:eastAsia="SimSun" w:hAnsi="SimSun" w:hint="eastAsia"/>
+          <w:rFonts w:ascii="宋体" w:eastAsia="宋体" w:hAnsi="宋体" w:hint="eastAsia"/>
+        </w:rPr>
+      </w:pPr>
+      <w:r>
+        <w:rPr>
+          <w:rFonts w:ascii="宋体" w:eastAsia="宋体" w:hAnsi="宋体" w:hint="eastAsia"/>
         </w:rPr>
         <w:lastRenderedPageBreak/>
         <w:t>蛋白质结构预测的现代技术，如注意力机制或图表示法，已经在基于结构的网络中进行了实验</w:t>
       </w:r>
       <w:r>
         <w:rPr>
-          <w:rFonts w:ascii="SimSun" w:eastAsia="SimSun" w:hAnsi="SimSun"/>
+          <w:rFonts w:ascii="宋体" w:eastAsia="宋体" w:hAnsi="宋体"/>
         </w:rPr>
         <w:t>。</w:t>
       </w:r>
       <w:r>
         <w:rPr>
-          <w:rFonts w:ascii="SimSun" w:eastAsia="SimSun" w:hAnsi="SimSun" w:hint="eastAsia"/>
+          <w:rFonts w:ascii="宋体" w:eastAsia="宋体" w:hAnsi="宋体" w:hint="eastAsia"/>
         </w:rPr>
         <w:t>[12,13]</w:t>
       </w:r>
@@ -2620,30 +3042,30 @@
         <w:spacing w:after="0" w:line="240" w:lineRule="auto"/>
         <w:jc w:val="both"/>
         <w:rPr>
-          <w:rFonts w:ascii="SimSun" w:eastAsia="SimSun" w:hAnsi="SimSun"/>
-        </w:rPr>
-      </w:pPr>
-    </w:p>
-    <w:p>
-      <w:pPr>
-        <w:spacing w:after="0" w:line="240" w:lineRule="auto"/>
-        <w:jc w:val="both"/>
-        <w:rPr>
-          <w:rFonts w:ascii="SimSun" w:eastAsia="SimSun" w:hAnsi="SimSun"/>
-        </w:rPr>
-      </w:pPr>
-    </w:p>
-    <w:p>
-      <w:pPr>
-        <w:spacing w:after="0" w:line="240" w:lineRule="auto"/>
-        <w:jc w:val="both"/>
-        <w:rPr>
-          <w:rFonts w:ascii="SimSun" w:eastAsia="SimSun" w:hAnsi="SimSun"/>
-        </w:rPr>
-      </w:pPr>
-      <w:r>
-        <w:rPr>
-          <w:rFonts w:ascii="SimSun" w:eastAsia="SimSun" w:hAnsi="SimSun"/>
+          <w:rFonts w:ascii="宋体" w:eastAsia="宋体" w:hAnsi="宋体" w:hint="eastAsia"/>
+        </w:rPr>
+      </w:pPr>
+    </w:p>
+    <w:p>
+      <w:pPr>
+        <w:spacing w:after="0" w:line="240" w:lineRule="auto"/>
+        <w:jc w:val="both"/>
+        <w:rPr>
+          <w:rFonts w:ascii="宋体" w:eastAsia="宋体" w:hAnsi="宋体" w:hint="eastAsia"/>
+        </w:rPr>
+      </w:pPr>
+    </w:p>
+    <w:p>
+      <w:pPr>
+        <w:spacing w:after="0" w:line="240" w:lineRule="auto"/>
+        <w:jc w:val="both"/>
+        <w:rPr>
+          <w:rFonts w:ascii="宋体" w:eastAsia="宋体" w:hAnsi="宋体" w:hint="eastAsia"/>
+        </w:rPr>
+      </w:pPr>
+      <w:r>
+        <w:rPr>
+          <w:rFonts w:ascii="宋体" w:eastAsia="宋体" w:hAnsi="宋体"/>
         </w:rPr>
         <w:t>总结与分析</w:t>
       </w:r>
@@ -2653,12 +3075,12 @@
         <w:spacing w:after="0" w:line="240" w:lineRule="auto"/>
         <w:jc w:val="both"/>
         <w:rPr>
-          <w:rFonts w:ascii="SimSun" w:eastAsia="SimSun" w:hAnsi="SimSun"/>
-        </w:rPr>
-      </w:pPr>
-      <w:r>
-        <w:rPr>
-          <w:rFonts w:ascii="SimSun" w:eastAsia="SimSun" w:hAnsi="SimSun"/>
+          <w:rFonts w:ascii="宋体" w:eastAsia="宋体" w:hAnsi="宋体" w:hint="eastAsia"/>
+        </w:rPr>
+      </w:pPr>
+      <w:r>
+        <w:rPr>
+          <w:rFonts w:ascii="宋体" w:eastAsia="宋体" w:hAnsi="宋体"/>
         </w:rPr>
         <w:t>1. 方法分类</w:t>
       </w:r>
@@ -2668,12 +3090,12 @@
         <w:spacing w:after="0" w:line="240" w:lineRule="auto"/>
         <w:jc w:val="both"/>
         <w:rPr>
-          <w:rFonts w:ascii="SimSun" w:eastAsia="SimSun" w:hAnsi="SimSun"/>
-        </w:rPr>
-      </w:pPr>
-      <w:r>
-        <w:rPr>
-          <w:rFonts w:ascii="SimSun" w:eastAsia="SimSun" w:hAnsi="SimSun"/>
+          <w:rFonts w:ascii="宋体" w:eastAsia="宋体" w:hAnsi="宋体" w:hint="eastAsia"/>
+        </w:rPr>
+      </w:pPr>
+      <w:r>
+        <w:rPr>
+          <w:rFonts w:ascii="宋体" w:eastAsia="宋体" w:hAnsi="宋体"/>
         </w:rPr>
         <w:t>蛋白质组水平的受体筛选方法主要分为 两大类别：</w:t>
       </w:r>
@@ -2687,12 +3109,12 @@
         <w:spacing w:after="0" w:line="240" w:lineRule="auto"/>
         <w:jc w:val="both"/>
         <w:rPr>
-          <w:rFonts w:ascii="SimSun" w:eastAsia="SimSun" w:hAnsi="SimSun"/>
-        </w:rPr>
-      </w:pPr>
-      <w:r>
-        <w:rPr>
-          <w:rFonts w:ascii="SimSun" w:eastAsia="SimSun" w:hAnsi="SimSun"/>
+          <w:rFonts w:ascii="宋体" w:eastAsia="宋体" w:hAnsi="宋体" w:hint="eastAsia"/>
+        </w:rPr>
+      </w:pPr>
+      <w:r>
+        <w:rPr>
+          <w:rFonts w:ascii="宋体" w:eastAsia="宋体" w:hAnsi="宋体"/>
         </w:rPr>
         <w:t>配体基方法（Ligand-based）</w:t>
       </w:r>
@@ -2706,12 +3128,12 @@
         <w:spacing w:after="0" w:line="240" w:lineRule="auto"/>
         <w:jc w:val="both"/>
         <w:rPr>
-          <w:rFonts w:ascii="SimSun" w:eastAsia="SimSun" w:hAnsi="SimSun"/>
-        </w:rPr>
-      </w:pPr>
-      <w:r>
-        <w:rPr>
-          <w:rFonts w:ascii="SimSun" w:eastAsia="SimSun" w:hAnsi="SimSun"/>
+          <w:rFonts w:ascii="宋体" w:eastAsia="宋体" w:hAnsi="宋体" w:hint="eastAsia"/>
+        </w:rPr>
+      </w:pPr>
+      <w:r>
+        <w:rPr>
+          <w:rFonts w:ascii="宋体" w:eastAsia="宋体" w:hAnsi="宋体"/>
         </w:rPr>
         <w:t>传统方法：基于化学相似性，依赖已知复合物数据，计算量小但预测精准度有限。</w:t>
       </w:r>
@@ -2725,12 +3147,12 @@
         <w:spacing w:after="0" w:line="240" w:lineRule="auto"/>
         <w:jc w:val="both"/>
         <w:rPr>
-          <w:rFonts w:ascii="SimSun" w:eastAsia="SimSun" w:hAnsi="SimSun"/>
-        </w:rPr>
-      </w:pPr>
-      <w:r>
-        <w:rPr>
-          <w:rFonts w:ascii="SimSun" w:eastAsia="SimSun" w:hAnsi="SimSun"/>
+          <w:rFonts w:ascii="宋体" w:eastAsia="宋体" w:hAnsi="宋体" w:hint="eastAsia"/>
+        </w:rPr>
+      </w:pPr>
+      <w:r>
+        <w:rPr>
+          <w:rFonts w:ascii="宋体" w:eastAsia="宋体" w:hAnsi="宋体"/>
         </w:rPr>
         <w:t>深度学习方法（DTI）：结合蛋白序列，利用神经网络建模，数据驱动但缺乏结构信息，预测能力有限。</w:t>
       </w:r>
@@ -2744,12 +3166,12 @@
         <w:spacing w:after="0" w:line="240" w:lineRule="auto"/>
         <w:jc w:val="both"/>
         <w:rPr>
-          <w:rFonts w:ascii="SimSun" w:eastAsia="SimSun" w:hAnsi="SimSun"/>
-        </w:rPr>
-      </w:pPr>
-      <w:r>
-        <w:rPr>
-          <w:rFonts w:ascii="SimSun" w:eastAsia="SimSun" w:hAnsi="SimSun"/>
+          <w:rFonts w:ascii="宋体" w:eastAsia="宋体" w:hAnsi="宋体" w:hint="eastAsia"/>
+        </w:rPr>
+      </w:pPr>
+      <w:r>
+        <w:rPr>
+          <w:rFonts w:ascii="宋体" w:eastAsia="宋体" w:hAnsi="宋体"/>
         </w:rPr>
         <w:t>受体基方法（Receptor-based）</w:t>
       </w:r>
@@ -2763,12 +3185,12 @@
         <w:spacing w:after="0" w:line="240" w:lineRule="auto"/>
         <w:jc w:val="both"/>
         <w:rPr>
-          <w:rFonts w:ascii="SimSun" w:eastAsia="SimSun" w:hAnsi="SimSun"/>
-        </w:rPr>
-      </w:pPr>
-      <w:r>
-        <w:rPr>
-          <w:rFonts w:ascii="SimSun" w:eastAsia="SimSun" w:hAnsi="SimSun"/>
+          <w:rFonts w:ascii="宋体" w:eastAsia="宋体" w:hAnsi="宋体" w:hint="eastAsia"/>
+        </w:rPr>
+      </w:pPr>
+      <w:r>
+        <w:rPr>
+          <w:rFonts w:ascii="宋体" w:eastAsia="宋体" w:hAnsi="宋体"/>
         </w:rPr>
         <w:t>传统方法：基于分子对接，可提供结构信息，但受限于蛋白结构可用性。</w:t>
       </w:r>
@@ -2782,12 +3204,12 @@
         <w:spacing w:after="0" w:line="240" w:lineRule="auto"/>
         <w:jc w:val="both"/>
         <w:rPr>
-          <w:rFonts w:ascii="SimSun" w:eastAsia="SimSun" w:hAnsi="SimSun"/>
-        </w:rPr>
-      </w:pPr>
-      <w:r>
-        <w:rPr>
-          <w:rFonts w:ascii="SimSun" w:eastAsia="SimSun" w:hAnsi="SimSun"/>
+          <w:rFonts w:ascii="宋体" w:eastAsia="宋体" w:hAnsi="宋体" w:hint="eastAsia"/>
+        </w:rPr>
+      </w:pPr>
+      <w:r>
+        <w:rPr>
+          <w:rFonts w:ascii="宋体" w:eastAsia="宋体" w:hAnsi="宋体"/>
         </w:rPr>
         <w:t>深度学习方法：利用 AlphaFold 预测结构 + 先进 DL 模型，弥补传统对接的不足，未来有望发展成高效筛选工具。</w:t>
       </w:r>
@@ -2797,12 +3219,12 @@
         <w:spacing w:after="0" w:line="240" w:lineRule="auto"/>
         <w:jc w:val="both"/>
         <w:rPr>
-          <w:rFonts w:ascii="SimSun" w:eastAsia="SimSun" w:hAnsi="SimSun"/>
-        </w:rPr>
-      </w:pPr>
-      <w:r>
-        <w:rPr>
-          <w:rFonts w:ascii="SimSun" w:eastAsia="SimSun" w:hAnsi="SimSun"/>
+          <w:rFonts w:ascii="宋体" w:eastAsia="宋体" w:hAnsi="宋体" w:hint="eastAsia"/>
+        </w:rPr>
+      </w:pPr>
+      <w:r>
+        <w:rPr>
+          <w:rFonts w:ascii="宋体" w:eastAsia="宋体" w:hAnsi="宋体"/>
         </w:rPr>
         <w:t>2. 研究趋势</w:t>
       </w:r>
@@ -2816,12 +3238,12 @@
         <w:spacing w:after="0" w:line="240" w:lineRule="auto"/>
         <w:jc w:val="both"/>
         <w:rPr>
-          <w:rFonts w:ascii="SimSun" w:eastAsia="SimSun" w:hAnsi="SimSun"/>
-        </w:rPr>
-      </w:pPr>
-      <w:r>
-        <w:rPr>
-          <w:rFonts w:ascii="SimSun" w:eastAsia="SimSun" w:hAnsi="SimSun"/>
+          <w:rFonts w:ascii="宋体" w:eastAsia="宋体" w:hAnsi="宋体" w:hint="eastAsia"/>
+        </w:rPr>
+      </w:pPr>
+      <w:r>
+        <w:rPr>
+          <w:rFonts w:ascii="宋体" w:eastAsia="宋体" w:hAnsi="宋体"/>
         </w:rPr>
         <w:t>非结构化 DTI 方法在部分任务上仍不如基于结构的方法（如激酶筛选）。</w:t>
       </w:r>
@@ -2835,12 +3257,12 @@
         <w:spacing w:after="0" w:line="240" w:lineRule="auto"/>
         <w:jc w:val="both"/>
         <w:rPr>
-          <w:rFonts w:ascii="SimSun" w:eastAsia="SimSun" w:hAnsi="SimSun"/>
-        </w:rPr>
-      </w:pPr>
-      <w:r>
-        <w:rPr>
-          <w:rFonts w:ascii="SimSun" w:eastAsia="SimSun" w:hAnsi="SimSun"/>
+          <w:rFonts w:ascii="宋体" w:eastAsia="宋体" w:hAnsi="宋体" w:hint="eastAsia"/>
+        </w:rPr>
+      </w:pPr>
+      <w:r>
+        <w:rPr>
+          <w:rFonts w:ascii="宋体" w:eastAsia="宋体" w:hAnsi="宋体"/>
         </w:rPr>
         <w:t>蛋白结构数据的可用性极大影响方法选择：</w:t>
       </w:r>
@@ -2854,14 +3276,28 @@
         <w:spacing w:after="0" w:line="240" w:lineRule="auto"/>
         <w:jc w:val="both"/>
         <w:rPr>
-          <w:rFonts w:ascii="SimSun" w:eastAsia="SimSun" w:hAnsi="SimSun"/>
-        </w:rPr>
-      </w:pPr>
-      <w:r>
-        <w:rPr>
-          <w:rFonts w:ascii="SimSun" w:eastAsia="SimSun" w:hAnsi="SimSun"/>
-        </w:rPr>
-        <w:t>没有结构数据时，配体基方法仍然是主流。</w:t>
+          <w:rFonts w:ascii="宋体" w:eastAsia="宋体" w:hAnsi="宋体" w:hint="eastAsia"/>
+        </w:rPr>
+      </w:pPr>
+      <w:r>
+        <w:rPr>
+          <w:rFonts w:ascii="宋体" w:eastAsia="宋体" w:hAnsi="宋体"/>
+        </w:rPr>
+        <w:t>没有结构数据时，配体</w:t>
+      </w:r>
+      <w:proofErr w:type="gramStart"/>
+      <w:r>
+        <w:rPr>
+          <w:rFonts w:ascii="宋体" w:eastAsia="宋体" w:hAnsi="宋体"/>
+        </w:rPr>
+        <w:t>基方法</w:t>
+      </w:r>
+      <w:proofErr w:type="gramEnd"/>
+      <w:r>
+        <w:rPr>
+          <w:rFonts w:ascii="宋体" w:eastAsia="宋体" w:hAnsi="宋体"/>
+        </w:rPr>
+        <w:t>仍然是主流。</w:t>
       </w:r>
     </w:p>
     <w:p>
@@ -2873,12 +3309,12 @@
         <w:spacing w:after="0" w:line="240" w:lineRule="auto"/>
         <w:jc w:val="both"/>
         <w:rPr>
-          <w:rFonts w:ascii="SimSun" w:eastAsia="SimSun" w:hAnsi="SimSun"/>
-        </w:rPr>
-      </w:pPr>
-      <w:r>
-        <w:rPr>
-          <w:rFonts w:ascii="SimSun" w:eastAsia="SimSun" w:hAnsi="SimSun"/>
+          <w:rFonts w:ascii="宋体" w:eastAsia="宋体" w:hAnsi="宋体" w:hint="eastAsia"/>
+        </w:rPr>
+      </w:pPr>
+      <w:r>
+        <w:rPr>
+          <w:rFonts w:ascii="宋体" w:eastAsia="宋体" w:hAnsi="宋体"/>
         </w:rPr>
         <w:t>有预测结构后，基于结构的方法可以显著提高筛选精度。</w:t>
       </w:r>
@@ -2892,12 +3328,12 @@
         <w:spacing w:after="0" w:line="240" w:lineRule="auto"/>
         <w:jc w:val="both"/>
         <w:rPr>
-          <w:rFonts w:ascii="SimSun" w:eastAsia="SimSun" w:hAnsi="SimSun"/>
-        </w:rPr>
-      </w:pPr>
-      <w:r>
-        <w:rPr>
-          <w:rFonts w:ascii="SimSun" w:eastAsia="SimSun" w:hAnsi="SimSun"/>
+          <w:rFonts w:ascii="宋体" w:eastAsia="宋体" w:hAnsi="宋体" w:hint="eastAsia"/>
+        </w:rPr>
+      </w:pPr>
+      <w:r>
+        <w:rPr>
+          <w:rFonts w:ascii="宋体" w:eastAsia="宋体" w:hAnsi="宋体"/>
         </w:rPr>
         <w:t>深度学习模型正在替代传统方法：</w:t>
       </w:r>
@@ -2911,45 +3347,59 @@
         <w:spacing w:after="0" w:line="240" w:lineRule="auto"/>
         <w:jc w:val="both"/>
         <w:rPr>
-          <w:rFonts w:ascii="SimSun" w:eastAsia="SimSun" w:hAnsi="SimSun"/>
-        </w:rPr>
-      </w:pPr>
-      <w:r>
-        <w:rPr>
-          <w:rFonts w:ascii="SimSun" w:eastAsia="SimSun" w:hAnsi="SimSun"/>
-        </w:rPr>
-        <w:t>传统的相似性匹配、分子对接方法仍然重要，但 DL 结合蛋白质结构和分子特征后，未来可能成为更高效的筛选工具。</w:t>
-      </w:r>
-    </w:p>
-    <w:p>
-      <w:pPr>
-        <w:spacing w:after="0" w:line="240" w:lineRule="auto"/>
-        <w:jc w:val="both"/>
-        <w:rPr>
-          <w:rFonts w:ascii="SimSun" w:eastAsia="SimSun" w:hAnsi="SimSun"/>
-        </w:rPr>
-      </w:pPr>
-    </w:p>
-    <w:p>
-      <w:pPr>
-        <w:spacing w:after="0" w:line="240" w:lineRule="auto"/>
-        <w:jc w:val="both"/>
-        <w:rPr>
-          <w:rFonts w:ascii="SimSun" w:eastAsia="SimSun" w:hAnsi="SimSun"/>
-        </w:rPr>
-      </w:pPr>
-    </w:p>
-    <w:p>
-      <w:pPr>
-        <w:spacing w:after="0" w:line="240" w:lineRule="auto"/>
-        <w:jc w:val="both"/>
-        <w:rPr>
-          <w:rFonts w:ascii="SimSun" w:eastAsia="SimSun" w:hAnsi="SimSun"/>
-        </w:rPr>
-      </w:pPr>
-      <w:r>
-        <w:rPr>
-          <w:rFonts w:ascii="SimSun" w:eastAsia="SimSun" w:hAnsi="SimSun" w:hint="eastAsia"/>
+          <w:rFonts w:ascii="宋体" w:eastAsia="宋体" w:hAnsi="宋体" w:hint="eastAsia"/>
+        </w:rPr>
+      </w:pPr>
+      <w:r>
+        <w:rPr>
+          <w:rFonts w:ascii="宋体" w:eastAsia="宋体" w:hAnsi="宋体"/>
+        </w:rPr>
+        <w:t>传统的相似性匹配、分子对接方法仍然重要，但 DL 结合蛋白</w:t>
+      </w:r>
+      <w:proofErr w:type="gramStart"/>
+      <w:r>
+        <w:rPr>
+          <w:rFonts w:ascii="宋体" w:eastAsia="宋体" w:hAnsi="宋体"/>
+        </w:rPr>
+        <w:t>质结构</w:t>
+      </w:r>
+      <w:proofErr w:type="gramEnd"/>
+      <w:r>
+        <w:rPr>
+          <w:rFonts w:ascii="宋体" w:eastAsia="宋体" w:hAnsi="宋体"/>
+        </w:rPr>
+        <w:t>和分子特征后，未来可能成为更高效的筛选工具。</w:t>
+      </w:r>
+    </w:p>
+    <w:p>
+      <w:pPr>
+        <w:spacing w:after="0" w:line="240" w:lineRule="auto"/>
+        <w:jc w:val="both"/>
+        <w:rPr>
+          <w:rFonts w:ascii="宋体" w:eastAsia="宋体" w:hAnsi="宋体" w:hint="eastAsia"/>
+        </w:rPr>
+      </w:pPr>
+    </w:p>
+    <w:p>
+      <w:pPr>
+        <w:spacing w:after="0" w:line="240" w:lineRule="auto"/>
+        <w:jc w:val="both"/>
+        <w:rPr>
+          <w:rFonts w:ascii="宋体" w:eastAsia="宋体" w:hAnsi="宋体" w:hint="eastAsia"/>
+        </w:rPr>
+      </w:pPr>
+    </w:p>
+    <w:p>
+      <w:pPr>
+        <w:spacing w:after="0" w:line="240" w:lineRule="auto"/>
+        <w:jc w:val="both"/>
+        <w:rPr>
+          <w:rFonts w:ascii="宋体" w:eastAsia="宋体" w:hAnsi="宋体" w:hint="eastAsia"/>
+        </w:rPr>
+      </w:pPr>
+      <w:r>
+        <w:rPr>
+          <w:rFonts w:ascii="宋体" w:eastAsia="宋体" w:hAnsi="宋体" w:hint="eastAsia"/>
         </w:rPr>
         <w:t>[0]</w:t>
       </w:r>
@@ -2958,85 +3408,141 @@
       </w:r>
       <w:r>
         <w:rPr>
-          <w:rFonts w:ascii="SimSun" w:eastAsia="SimSun" w:hAnsi="SimSun"/>
-        </w:rPr>
-        <w:t>Min Su Yoon, Byunghyun Bae, Kunhee Kim, Hahnbeom Park, Minkyung Baek,</w:t>
-      </w:r>
-      <w:r>
-        <w:rPr>
-          <w:rFonts w:ascii="SimSun" w:eastAsia="SimSun" w:hAnsi="SimSun" w:hint="eastAsia"/>
-        </w:rPr>
-        <w:t xml:space="preserve"> </w:t>
-      </w:r>
-      <w:r>
-        <w:rPr>
-          <w:rFonts w:ascii="SimSun" w:eastAsia="SimSun" w:hAnsi="SimSun"/>
+          <w:rFonts w:ascii="宋体" w:eastAsia="宋体" w:hAnsi="宋体"/>
+        </w:rPr>
+        <w:t xml:space="preserve">Min Su Yoon, </w:t>
+      </w:r>
+      <w:proofErr w:type="spellStart"/>
+      <w:r>
+        <w:rPr>
+          <w:rFonts w:ascii="宋体" w:eastAsia="宋体" w:hAnsi="宋体"/>
+        </w:rPr>
+        <w:t>Byunghyun</w:t>
+      </w:r>
+      <w:proofErr w:type="spellEnd"/>
+      <w:r>
+        <w:rPr>
+          <w:rFonts w:ascii="宋体" w:eastAsia="宋体" w:hAnsi="宋体"/>
+        </w:rPr>
+        <w:t xml:space="preserve"> Bae, </w:t>
+      </w:r>
+      <w:proofErr w:type="spellStart"/>
+      <w:r>
+        <w:rPr>
+          <w:rFonts w:ascii="宋体" w:eastAsia="宋体" w:hAnsi="宋体"/>
+        </w:rPr>
+        <w:t>Kunhee</w:t>
+      </w:r>
+      <w:proofErr w:type="spellEnd"/>
+      <w:r>
+        <w:rPr>
+          <w:rFonts w:ascii="宋体" w:eastAsia="宋体" w:hAnsi="宋体"/>
+        </w:rPr>
+        <w:t xml:space="preserve"> Kim, </w:t>
+      </w:r>
+      <w:proofErr w:type="spellStart"/>
+      <w:r>
+        <w:rPr>
+          <w:rFonts w:ascii="宋体" w:eastAsia="宋体" w:hAnsi="宋体"/>
+        </w:rPr>
+        <w:t>Hahnbeom</w:t>
+      </w:r>
+      <w:proofErr w:type="spellEnd"/>
+      <w:r>
+        <w:rPr>
+          <w:rFonts w:ascii="宋体" w:eastAsia="宋体" w:hAnsi="宋体"/>
+        </w:rPr>
+        <w:t xml:space="preserve"> Park, </w:t>
+      </w:r>
+      <w:proofErr w:type="spellStart"/>
+      <w:r>
+        <w:rPr>
+          <w:rFonts w:ascii="宋体" w:eastAsia="宋体" w:hAnsi="宋体"/>
+        </w:rPr>
+        <w:t>Minkyung</w:t>
+      </w:r>
+      <w:proofErr w:type="spellEnd"/>
+      <w:r>
+        <w:rPr>
+          <w:rFonts w:ascii="宋体" w:eastAsia="宋体" w:hAnsi="宋体"/>
+        </w:rPr>
+        <w:t xml:space="preserve"> Baek,</w:t>
+      </w:r>
+      <w:r>
+        <w:rPr>
+          <w:rFonts w:ascii="宋体" w:eastAsia="宋体" w:hAnsi="宋体" w:hint="eastAsia"/>
+        </w:rPr>
+        <w:t xml:space="preserve"> </w:t>
+      </w:r>
+      <w:r>
+        <w:rPr>
+          <w:rFonts w:ascii="宋体" w:eastAsia="宋体" w:hAnsi="宋体"/>
         </w:rPr>
         <w:t>Deep learning methods for proteome-scale interaction prediction,</w:t>
       </w:r>
       <w:r>
         <w:rPr>
-          <w:rFonts w:ascii="SimSun" w:eastAsia="SimSun" w:hAnsi="SimSun" w:hint="eastAsia"/>
-        </w:rPr>
-        <w:t xml:space="preserve"> </w:t>
-      </w:r>
-      <w:r>
-        <w:rPr>
-          <w:rFonts w:ascii="SimSun" w:eastAsia="SimSun" w:hAnsi="SimSun"/>
+          <w:rFonts w:ascii="宋体" w:eastAsia="宋体" w:hAnsi="宋体" w:hint="eastAsia"/>
+        </w:rPr>
+        <w:t xml:space="preserve"> </w:t>
+      </w:r>
+      <w:r>
+        <w:rPr>
+          <w:rFonts w:ascii="宋体" w:eastAsia="宋体" w:hAnsi="宋体"/>
         </w:rPr>
         <w:t>Current Opinion in Structural Biology,</w:t>
       </w:r>
       <w:r>
         <w:rPr>
-          <w:rFonts w:ascii="SimSun" w:eastAsia="SimSun" w:hAnsi="SimSun" w:hint="eastAsia"/>
-        </w:rPr>
-        <w:t xml:space="preserve"> </w:t>
-      </w:r>
-      <w:r>
-        <w:rPr>
-          <w:rFonts w:ascii="SimSun" w:eastAsia="SimSun" w:hAnsi="SimSun"/>
+          <w:rFonts w:ascii="宋体" w:eastAsia="宋体" w:hAnsi="宋体" w:hint="eastAsia"/>
+        </w:rPr>
+        <w:t xml:space="preserve"> </w:t>
+      </w:r>
+      <w:r>
+        <w:rPr>
+          <w:rFonts w:ascii="宋体" w:eastAsia="宋体" w:hAnsi="宋体"/>
         </w:rPr>
         <w:t>Volume 90,</w:t>
       </w:r>
       <w:r>
         <w:rPr>
-          <w:rFonts w:ascii="SimSun" w:eastAsia="SimSun" w:hAnsi="SimSun" w:hint="eastAsia"/>
-        </w:rPr>
-        <w:t xml:space="preserve"> </w:t>
-      </w:r>
-      <w:r>
-        <w:rPr>
-          <w:rFonts w:ascii="SimSun" w:eastAsia="SimSun" w:hAnsi="SimSun"/>
+          <w:rFonts w:ascii="宋体" w:eastAsia="宋体" w:hAnsi="宋体" w:hint="eastAsia"/>
+        </w:rPr>
+        <w:t xml:space="preserve"> </w:t>
+      </w:r>
+      <w:r>
+        <w:rPr>
+          <w:rFonts w:ascii="宋体" w:eastAsia="宋体" w:hAnsi="宋体"/>
         </w:rPr>
         <w:t>2025,</w:t>
       </w:r>
       <w:r>
         <w:rPr>
-          <w:rFonts w:ascii="SimSun" w:eastAsia="SimSun" w:hAnsi="SimSun" w:hint="eastAsia"/>
-        </w:rPr>
-        <w:t xml:space="preserve"> </w:t>
-      </w:r>
-      <w:r>
-        <w:rPr>
-          <w:rFonts w:ascii="SimSun" w:eastAsia="SimSun" w:hAnsi="SimSun"/>
+          <w:rFonts w:ascii="宋体" w:eastAsia="宋体" w:hAnsi="宋体" w:hint="eastAsia"/>
+        </w:rPr>
+        <w:t xml:space="preserve"> </w:t>
+      </w:r>
+      <w:r>
+        <w:rPr>
+          <w:rFonts w:ascii="宋体" w:eastAsia="宋体" w:hAnsi="宋体"/>
         </w:rPr>
         <w:t>102981,</w:t>
       </w:r>
       <w:r>
         <w:rPr>
-          <w:rFonts w:ascii="SimSun" w:eastAsia="SimSun" w:hAnsi="SimSun" w:hint="eastAsia"/>
-        </w:rPr>
-        <w:t xml:space="preserve"> </w:t>
-      </w:r>
-      <w:r>
-        <w:rPr>
-          <w:rFonts w:ascii="SimSun" w:eastAsia="SimSun" w:hAnsi="SimSun"/>
+          <w:rFonts w:ascii="宋体" w:eastAsia="宋体" w:hAnsi="宋体" w:hint="eastAsia"/>
+        </w:rPr>
+        <w:t xml:space="preserve"> </w:t>
+      </w:r>
+      <w:r>
+        <w:rPr>
+          <w:rFonts w:ascii="宋体" w:eastAsia="宋体" w:hAnsi="宋体"/>
         </w:rPr>
         <w:t>ISSN 0959-440X,</w:t>
       </w:r>
       <w:r>
         <w:rPr>
-          <w:rFonts w:ascii="SimSun" w:eastAsia="SimSun" w:hAnsi="SimSun" w:hint="eastAsia"/>
+          <w:rFonts w:ascii="宋体" w:eastAsia="宋体" w:hAnsi="宋体" w:hint="eastAsia"/>
         </w:rPr>
         <w:t xml:space="preserve"> </w:t>
       </w:r>
@@ -3044,14 +3550,14 @@
         <w:r>
           <w:rPr>
             <w:rStyle w:val="af2"/>
-            <w:rFonts w:ascii="SimSun" w:eastAsia="SimSun" w:hAnsi="SimSun"/>
+            <w:rFonts w:ascii="宋体" w:eastAsia="宋体" w:hAnsi="宋体"/>
           </w:rPr>
           <w:t>https://doi.org/10.1016/j.sbi.2024.102981</w:t>
         </w:r>
       </w:hyperlink>
       <w:r>
         <w:rPr>
-          <w:rFonts w:ascii="SimSun" w:eastAsia="SimSun" w:hAnsi="SimSun"/>
+          <w:rFonts w:ascii="宋体" w:eastAsia="宋体" w:hAnsi="宋体"/>
         </w:rPr>
         <w:t>.</w:t>
       </w:r>
@@ -3061,12 +3567,12 @@
         <w:spacing w:after="0" w:line="240" w:lineRule="auto"/>
         <w:jc w:val="both"/>
         <w:rPr>
-          <w:rFonts w:ascii="SimSun" w:eastAsia="SimSun" w:hAnsi="SimSun"/>
-        </w:rPr>
-      </w:pPr>
-      <w:r>
-        <w:rPr>
-          <w:rFonts w:ascii="SimSun" w:eastAsia="SimSun" w:hAnsi="SimSun" w:hint="eastAsia"/>
+          <w:rFonts w:ascii="宋体" w:eastAsia="宋体" w:hAnsi="宋体" w:hint="eastAsia"/>
+        </w:rPr>
+      </w:pPr>
+      <w:r>
+        <w:rPr>
+          <w:rFonts w:ascii="宋体" w:eastAsia="宋体" w:hAnsi="宋体" w:hint="eastAsia"/>
         </w:rPr>
         <w:t>[1]</w:t>
       </w:r>
@@ -3082,58 +3588,86 @@
       </w:r>
       <w:r>
         <w:rPr>
-          <w:rFonts w:ascii="SimSun" w:eastAsia="SimSun" w:hAnsi="SimSun"/>
-        </w:rPr>
-        <w:t>Singh R, Sledzieski S, Bryson B, Cowen L, Berger B: Contrastive</w:t>
-      </w:r>
-      <w:r>
-        <w:rPr>
-          <w:rFonts w:ascii="SimSun" w:eastAsia="SimSun" w:hAnsi="SimSun" w:hint="eastAsia"/>
-        </w:rPr>
-        <w:t xml:space="preserve"> </w:t>
-      </w:r>
-      <w:r>
-        <w:rPr>
-          <w:rFonts w:ascii="SimSun" w:eastAsia="SimSun" w:hAnsi="SimSun"/>
+          <w:rFonts w:ascii="宋体" w:eastAsia="宋体" w:hAnsi="宋体"/>
+        </w:rPr>
+        <w:t xml:space="preserve">Singh R, </w:t>
+      </w:r>
+      <w:proofErr w:type="spellStart"/>
+      <w:r>
+        <w:rPr>
+          <w:rFonts w:ascii="宋体" w:eastAsia="宋体" w:hAnsi="宋体"/>
+        </w:rPr>
+        <w:t>Sledzieski</w:t>
+      </w:r>
+      <w:proofErr w:type="spellEnd"/>
+      <w:r>
+        <w:rPr>
+          <w:rFonts w:ascii="宋体" w:eastAsia="宋体" w:hAnsi="宋体"/>
+        </w:rPr>
+        <w:t xml:space="preserve"> S, Bryson B, Cowen L, Berger B: Contrastive</w:t>
+      </w:r>
+      <w:r>
+        <w:rPr>
+          <w:rFonts w:ascii="宋体" w:eastAsia="宋体" w:hAnsi="宋体" w:hint="eastAsia"/>
+        </w:rPr>
+        <w:t xml:space="preserve"> </w:t>
+      </w:r>
+      <w:r>
+        <w:rPr>
+          <w:rFonts w:ascii="宋体" w:eastAsia="宋体" w:hAnsi="宋体"/>
         </w:rPr>
         <w:t>learning in protein language space predicts interactions between</w:t>
       </w:r>
       <w:r>
         <w:rPr>
-          <w:rFonts w:ascii="SimSun" w:eastAsia="SimSun" w:hAnsi="SimSun" w:hint="eastAsia"/>
-        </w:rPr>
-        <w:t xml:space="preserve"> </w:t>
-      </w:r>
-      <w:r>
-        <w:rPr>
-          <w:rFonts w:ascii="SimSun" w:eastAsia="SimSun" w:hAnsi="SimSun"/>
+          <w:rFonts w:ascii="宋体" w:eastAsia="宋体" w:hAnsi="宋体" w:hint="eastAsia"/>
+        </w:rPr>
+        <w:t xml:space="preserve"> </w:t>
+      </w:r>
+      <w:r>
+        <w:rPr>
+          <w:rFonts w:ascii="宋体" w:eastAsia="宋体" w:hAnsi="宋体"/>
         </w:rPr>
         <w:t>drugs and protein targets.</w:t>
       </w:r>
       <w:r>
         <w:rPr>
-          <w:rFonts w:ascii="SimSun" w:eastAsia="SimSun" w:hAnsi="SimSun" w:hint="eastAsia"/>
-        </w:rPr>
-        <w:t xml:space="preserve"> </w:t>
-      </w:r>
-      <w:r>
-        <w:rPr>
-          <w:rFonts w:ascii="SimSun" w:eastAsia="SimSun" w:hAnsi="SimSun"/>
-        </w:rPr>
-        <w:t>Proc Natl Acad Sci USA 2023,120, e2220778120.</w:t>
-      </w:r>
-    </w:p>
-    <w:p>
-      <w:pPr>
-        <w:spacing w:after="0" w:line="240" w:lineRule="auto"/>
-        <w:jc w:val="both"/>
-        <w:rPr>
-          <w:rFonts w:ascii="SimSun" w:eastAsia="SimSun" w:hAnsi="SimSun"/>
-        </w:rPr>
-      </w:pPr>
-      <w:r>
-        <w:rPr>
-          <w:rFonts w:ascii="SimSun" w:eastAsia="SimSun" w:hAnsi="SimSun" w:hint="eastAsia"/>
+          <w:rFonts w:ascii="宋体" w:eastAsia="宋体" w:hAnsi="宋体" w:hint="eastAsia"/>
+        </w:rPr>
+        <w:t xml:space="preserve"> </w:t>
+      </w:r>
+      <w:r>
+        <w:rPr>
+          <w:rFonts w:ascii="宋体" w:eastAsia="宋体" w:hAnsi="宋体"/>
+        </w:rPr>
+        <w:t xml:space="preserve">Proc Natl </w:t>
+      </w:r>
+      <w:proofErr w:type="spellStart"/>
+      <w:r>
+        <w:rPr>
+          <w:rFonts w:ascii="宋体" w:eastAsia="宋体" w:hAnsi="宋体"/>
+        </w:rPr>
+        <w:t>Acad</w:t>
+      </w:r>
+      <w:proofErr w:type="spellEnd"/>
+      <w:r>
+        <w:rPr>
+          <w:rFonts w:ascii="宋体" w:eastAsia="宋体" w:hAnsi="宋体"/>
+        </w:rPr>
+        <w:t xml:space="preserve"> Sci USA 2023,120, e2220778120.</w:t>
+      </w:r>
+    </w:p>
+    <w:p>
+      <w:pPr>
+        <w:spacing w:after="0" w:line="240" w:lineRule="auto"/>
+        <w:jc w:val="both"/>
+        <w:rPr>
+          <w:rFonts w:ascii="宋体" w:eastAsia="宋体" w:hAnsi="宋体" w:hint="eastAsia"/>
+        </w:rPr>
+      </w:pPr>
+      <w:r>
+        <w:rPr>
+          <w:rFonts w:ascii="宋体" w:eastAsia="宋体" w:hAnsi="宋体" w:hint="eastAsia"/>
         </w:rPr>
         <w:t>[2]</w:t>
       </w:r>
@@ -3149,31 +3683,39 @@
       </w:r>
       <w:r>
         <w:rPr>
-          <w:rFonts w:ascii="SimSun" w:eastAsia="SimSun" w:hAnsi="SimSun"/>
+          <w:rFonts w:ascii="宋体" w:eastAsia="宋体" w:hAnsi="宋体"/>
         </w:rPr>
         <w:t>Gao B, Qiang B, Tan H, Ren M, Jia Y, Lu M, Liu J, Ma W, Lan Y:</w:t>
       </w:r>
       <w:r>
         <w:rPr>
-          <w:rFonts w:ascii="SimSun" w:eastAsia="SimSun" w:hAnsi="SimSun" w:hint="eastAsia"/>
-        </w:rPr>
-        <w:t xml:space="preserve"> </w:t>
-      </w:r>
-      <w:r>
-        <w:rPr>
-          <w:rFonts w:ascii="SimSun" w:eastAsia="SimSun" w:hAnsi="SimSun"/>
-        </w:rPr>
-        <w:t>DrugCLIP. Contrastive Protein-Molecule Representation</w:t>
-      </w:r>
-      <w:r>
-        <w:rPr>
-          <w:rFonts w:ascii="SimSun" w:eastAsia="SimSun" w:hAnsi="SimSun" w:hint="eastAsia"/>
-        </w:rPr>
-        <w:t xml:space="preserve"> </w:t>
-      </w:r>
-      <w:r>
-        <w:rPr>
-          <w:rFonts w:ascii="SimSun" w:eastAsia="SimSun" w:hAnsi="SimSun"/>
+          <w:rFonts w:ascii="宋体" w:eastAsia="宋体" w:hAnsi="宋体" w:hint="eastAsia"/>
+        </w:rPr>
+        <w:t xml:space="preserve"> </w:t>
+      </w:r>
+      <w:proofErr w:type="spellStart"/>
+      <w:r>
+        <w:rPr>
+          <w:rFonts w:ascii="宋体" w:eastAsia="宋体" w:hAnsi="宋体"/>
+        </w:rPr>
+        <w:t>DrugCLIP</w:t>
+      </w:r>
+      <w:proofErr w:type="spellEnd"/>
+      <w:r>
+        <w:rPr>
+          <w:rFonts w:ascii="宋体" w:eastAsia="宋体" w:hAnsi="宋体"/>
+        </w:rPr>
+        <w:t>. Contrastive Protein-Molecule Representation</w:t>
+      </w:r>
+      <w:r>
+        <w:rPr>
+          <w:rFonts w:ascii="宋体" w:eastAsia="宋体" w:hAnsi="宋体" w:hint="eastAsia"/>
+        </w:rPr>
+        <w:t xml:space="preserve"> </w:t>
+      </w:r>
+      <w:r>
+        <w:rPr>
+          <w:rFonts w:ascii="宋体" w:eastAsia="宋体" w:hAnsi="宋体"/>
         </w:rPr>
         <w:t>Learning for Virtual Screening 2023.</w:t>
       </w:r>
@@ -3183,12 +3725,12 @@
         <w:spacing w:after="0" w:line="240" w:lineRule="auto"/>
         <w:jc w:val="both"/>
         <w:rPr>
-          <w:rFonts w:ascii="SimSun" w:eastAsia="SimSun" w:hAnsi="SimSun"/>
-        </w:rPr>
-      </w:pPr>
-      <w:r>
-        <w:rPr>
-          <w:rFonts w:ascii="SimSun" w:eastAsia="SimSun" w:hAnsi="SimSun" w:hint="eastAsia"/>
+          <w:rFonts w:ascii="宋体" w:eastAsia="宋体" w:hAnsi="宋体" w:hint="eastAsia"/>
+        </w:rPr>
+      </w:pPr>
+      <w:r>
+        <w:rPr>
+          <w:rFonts w:ascii="宋体" w:eastAsia="宋体" w:hAnsi="宋体" w:hint="eastAsia"/>
         </w:rPr>
         <w:t>[3]</w:t>
       </w:r>
@@ -3204,46 +3746,74 @@
       </w:r>
       <w:r>
         <w:rPr>
-          <w:rFonts w:ascii="SimSun" w:eastAsia="SimSun" w:hAnsi="SimSun"/>
+          <w:rFonts w:ascii="宋体" w:eastAsia="宋体" w:hAnsi="宋体"/>
         </w:rPr>
         <w:t>Goldman S, Das R, Yang KK, Coley CW: Machine learning</w:t>
       </w:r>
       <w:r>
         <w:rPr>
-          <w:rFonts w:ascii="SimSun" w:eastAsia="SimSun" w:hAnsi="SimSun" w:hint="eastAsia"/>
-        </w:rPr>
-        <w:t xml:space="preserve"> </w:t>
-      </w:r>
-      <w:r>
-        <w:rPr>
-          <w:rFonts w:ascii="SimSun" w:eastAsia="SimSun" w:hAnsi="SimSun"/>
+          <w:rFonts w:ascii="宋体" w:eastAsia="宋体" w:hAnsi="宋体" w:hint="eastAsia"/>
+        </w:rPr>
+        <w:t xml:space="preserve"> </w:t>
+      </w:r>
+      <w:r>
+        <w:rPr>
+          <w:rFonts w:ascii="宋体" w:eastAsia="宋体" w:hAnsi="宋体"/>
         </w:rPr>
         <w:t>modeling of family wide enzyme-substrate specificity</w:t>
       </w:r>
       <w:r>
         <w:rPr>
-          <w:rFonts w:ascii="SimSun" w:eastAsia="SimSun" w:hAnsi="SimSun" w:hint="eastAsia"/>
-        </w:rPr>
-        <w:t xml:space="preserve"> </w:t>
-      </w:r>
-      <w:r>
-        <w:rPr>
-          <w:rFonts w:ascii="SimSun" w:eastAsia="SimSun" w:hAnsi="SimSun"/>
-        </w:rPr>
-        <w:t>screens. PLoS Comput Biol 2022, 18, e1009853.</w:t>
-      </w:r>
-    </w:p>
-    <w:p>
-      <w:pPr>
-        <w:spacing w:after="0" w:line="240" w:lineRule="auto"/>
-        <w:jc w:val="both"/>
-        <w:rPr>
-          <w:rFonts w:ascii="SimSun" w:eastAsia="SimSun" w:hAnsi="SimSun"/>
-        </w:rPr>
-      </w:pPr>
-      <w:r>
-        <w:rPr>
-          <w:rFonts w:ascii="SimSun" w:eastAsia="SimSun" w:hAnsi="SimSun" w:hint="eastAsia"/>
+          <w:rFonts w:ascii="宋体" w:eastAsia="宋体" w:hAnsi="宋体" w:hint="eastAsia"/>
+        </w:rPr>
+        <w:t xml:space="preserve"> </w:t>
+      </w:r>
+      <w:r>
+        <w:rPr>
+          <w:rFonts w:ascii="宋体" w:eastAsia="宋体" w:hAnsi="宋体"/>
+        </w:rPr>
+        <w:t xml:space="preserve">screens. </w:t>
+      </w:r>
+      <w:proofErr w:type="spellStart"/>
+      <w:r>
+        <w:rPr>
+          <w:rFonts w:ascii="宋体" w:eastAsia="宋体" w:hAnsi="宋体"/>
+        </w:rPr>
+        <w:t>PLoS</w:t>
+      </w:r>
+      <w:proofErr w:type="spellEnd"/>
+      <w:r>
+        <w:rPr>
+          <w:rFonts w:ascii="宋体" w:eastAsia="宋体" w:hAnsi="宋体"/>
+        </w:rPr>
+        <w:t xml:space="preserve"> </w:t>
+      </w:r>
+      <w:proofErr w:type="spellStart"/>
+      <w:r>
+        <w:rPr>
+          <w:rFonts w:ascii="宋体" w:eastAsia="宋体" w:hAnsi="宋体"/>
+        </w:rPr>
+        <w:t>Comput</w:t>
+      </w:r>
+      <w:proofErr w:type="spellEnd"/>
+      <w:r>
+        <w:rPr>
+          <w:rFonts w:ascii="宋体" w:eastAsia="宋体" w:hAnsi="宋体"/>
+        </w:rPr>
+        <w:t xml:space="preserve"> Biol 2022, 18, e1009853.</w:t>
+      </w:r>
+    </w:p>
+    <w:p>
+      <w:pPr>
+        <w:spacing w:after="0" w:line="240" w:lineRule="auto"/>
+        <w:jc w:val="both"/>
+        <w:rPr>
+          <w:rFonts w:ascii="宋体" w:eastAsia="宋体" w:hAnsi="宋体" w:hint="eastAsia"/>
+        </w:rPr>
+      </w:pPr>
+      <w:r>
+        <w:rPr>
+          <w:rFonts w:ascii="宋体" w:eastAsia="宋体" w:hAnsi="宋体" w:hint="eastAsia"/>
         </w:rPr>
         <w:t>[4]</w:t>
       </w:r>
@@ -3259,31 +3829,45 @@
       </w:r>
       <w:r>
         <w:rPr>
-          <w:rFonts w:ascii="SimSun" w:eastAsia="SimSun" w:hAnsi="SimSun"/>
-        </w:rPr>
-        <w:t>Huang K, Xiao C, Glass LM, Sun J: MolTrans: molecular</w:t>
-      </w:r>
-      <w:r>
-        <w:rPr>
-          <w:rFonts w:ascii="SimSun" w:eastAsia="SimSun" w:hAnsi="SimSun" w:hint="eastAsia"/>
-        </w:rPr>
-        <w:t xml:space="preserve"> </w:t>
-      </w:r>
-      <w:r>
-        <w:rPr>
-          <w:rFonts w:ascii="SimSun" w:eastAsia="SimSun" w:hAnsi="SimSun"/>
+          <w:rFonts w:ascii="宋体" w:eastAsia="宋体" w:hAnsi="宋体"/>
+        </w:rPr>
+        <w:t xml:space="preserve">Huang K, Xiao C, Glass LM, Sun J: </w:t>
+      </w:r>
+      <w:proofErr w:type="spellStart"/>
+      <w:r>
+        <w:rPr>
+          <w:rFonts w:ascii="宋体" w:eastAsia="宋体" w:hAnsi="宋体"/>
+        </w:rPr>
+        <w:t>MolTrans</w:t>
+      </w:r>
+      <w:proofErr w:type="spellEnd"/>
+      <w:r>
+        <w:rPr>
+          <w:rFonts w:ascii="宋体" w:eastAsia="宋体" w:hAnsi="宋体"/>
+        </w:rPr>
+        <w:t>: molecular</w:t>
+      </w:r>
+      <w:r>
+        <w:rPr>
+          <w:rFonts w:ascii="宋体" w:eastAsia="宋体" w:hAnsi="宋体" w:hint="eastAsia"/>
+        </w:rPr>
+        <w:t xml:space="preserve"> </w:t>
+      </w:r>
+      <w:r>
+        <w:rPr>
+          <w:rFonts w:ascii="宋体" w:eastAsia="宋体" w:hAnsi="宋体"/>
         </w:rPr>
         <w:t>Interaction Transformer for drug–target interaction prediction.</w:t>
       </w:r>
       <w:r>
         <w:rPr>
-          <w:rFonts w:ascii="SimSun" w:eastAsia="SimSun" w:hAnsi="SimSun" w:hint="eastAsia"/>
-        </w:rPr>
-        <w:t xml:space="preserve"> </w:t>
-      </w:r>
-      <w:r>
-        <w:rPr>
-          <w:rFonts w:ascii="SimSun" w:eastAsia="SimSun" w:hAnsi="SimSun"/>
+          <w:rFonts w:ascii="宋体" w:eastAsia="宋体" w:hAnsi="宋体" w:hint="eastAsia"/>
+        </w:rPr>
+        <w:t xml:space="preserve"> </w:t>
+      </w:r>
+      <w:r>
+        <w:rPr>
+          <w:rFonts w:ascii="宋体" w:eastAsia="宋体" w:hAnsi="宋体"/>
         </w:rPr>
         <w:t>Bioinformatics 2020, 37:830–836.</w:t>
       </w:r>
@@ -3293,12 +3877,12 @@
         <w:spacing w:after="0" w:line="240" w:lineRule="auto"/>
         <w:jc w:val="both"/>
         <w:rPr>
-          <w:rFonts w:ascii="SimSun" w:eastAsia="SimSun" w:hAnsi="SimSun"/>
-        </w:rPr>
-      </w:pPr>
-      <w:r>
-        <w:rPr>
-          <w:rFonts w:ascii="SimSun" w:eastAsia="SimSun" w:hAnsi="SimSun" w:hint="eastAsia"/>
+          <w:rFonts w:ascii="宋体" w:eastAsia="宋体" w:hAnsi="宋体" w:hint="eastAsia"/>
+        </w:rPr>
+      </w:pPr>
+      <w:r>
+        <w:rPr>
+          <w:rFonts w:ascii="宋体" w:eastAsia="宋体" w:hAnsi="宋体" w:hint="eastAsia"/>
         </w:rPr>
         <w:t>[5]</w:t>
       </w:r>
@@ -3314,43 +3898,85 @@
       </w:r>
       <w:r>
         <w:rPr>
-          <w:rFonts w:ascii="SimSun" w:eastAsia="SimSun" w:hAnsi="SimSun"/>
-        </w:rPr>
-        <w:t>Lee I, Keum J, Nam H: DeepConv-DTI: prediction of</w:t>
-      </w:r>
-      <w:r>
-        <w:rPr>
-          <w:rFonts w:ascii="SimSun" w:eastAsia="SimSun" w:hAnsi="SimSun" w:hint="eastAsia"/>
-        </w:rPr>
-        <w:t xml:space="preserve"> </w:t>
-      </w:r>
-      <w:r>
-        <w:rPr>
-          <w:rFonts w:ascii="SimSun" w:eastAsia="SimSun" w:hAnsi="SimSun"/>
+          <w:rFonts w:ascii="宋体" w:eastAsia="宋体" w:hAnsi="宋体"/>
+        </w:rPr>
+        <w:t xml:space="preserve">Lee I, Keum J, Nam H: </w:t>
+      </w:r>
+      <w:proofErr w:type="spellStart"/>
+      <w:r>
+        <w:rPr>
+          <w:rFonts w:ascii="宋体" w:eastAsia="宋体" w:hAnsi="宋体"/>
+        </w:rPr>
+        <w:t>DeepConv</w:t>
+      </w:r>
+      <w:proofErr w:type="spellEnd"/>
+      <w:r>
+        <w:rPr>
+          <w:rFonts w:ascii="宋体" w:eastAsia="宋体" w:hAnsi="宋体"/>
+        </w:rPr>
+        <w:t>-DTI: prediction of</w:t>
+      </w:r>
+      <w:r>
+        <w:rPr>
+          <w:rFonts w:ascii="宋体" w:eastAsia="宋体" w:hAnsi="宋体" w:hint="eastAsia"/>
+        </w:rPr>
+        <w:t xml:space="preserve"> </w:t>
+      </w:r>
+      <w:r>
+        <w:rPr>
+          <w:rFonts w:ascii="宋体" w:eastAsia="宋体" w:hAnsi="宋体"/>
         </w:rPr>
         <w:t>drug-target interactions via deep learning with</w:t>
       </w:r>
       <w:r>
         <w:rPr>
-          <w:rFonts w:ascii="SimSun" w:eastAsia="SimSun" w:hAnsi="SimSun" w:hint="eastAsia"/>
-        </w:rPr>
-        <w:t xml:space="preserve"> </w:t>
-      </w:r>
-      <w:r>
-        <w:rPr>
-          <w:rFonts w:ascii="SimSun" w:eastAsia="SimSun" w:hAnsi="SimSun"/>
-        </w:rPr>
-        <w:t>convolution on protein sequences. PLoS Comput Biol 2019,</w:t>
-      </w:r>
-      <w:r>
-        <w:rPr>
-          <w:rFonts w:ascii="SimSun" w:eastAsia="SimSun" w:hAnsi="SimSun" w:hint="eastAsia"/>
-        </w:rPr>
-        <w:t xml:space="preserve"> </w:t>
-      </w:r>
-      <w:r>
-        <w:rPr>
-          <w:rFonts w:ascii="SimSun" w:eastAsia="SimSun" w:hAnsi="SimSun"/>
+          <w:rFonts w:ascii="宋体" w:eastAsia="宋体" w:hAnsi="宋体" w:hint="eastAsia"/>
+        </w:rPr>
+        <w:t xml:space="preserve"> </w:t>
+      </w:r>
+      <w:r>
+        <w:rPr>
+          <w:rFonts w:ascii="宋体" w:eastAsia="宋体" w:hAnsi="宋体"/>
+        </w:rPr>
+        <w:t xml:space="preserve">convolution on protein sequences. </w:t>
+      </w:r>
+      <w:proofErr w:type="spellStart"/>
+      <w:r>
+        <w:rPr>
+          <w:rFonts w:ascii="宋体" w:eastAsia="宋体" w:hAnsi="宋体"/>
+        </w:rPr>
+        <w:t>PLoS</w:t>
+      </w:r>
+      <w:proofErr w:type="spellEnd"/>
+      <w:r>
+        <w:rPr>
+          <w:rFonts w:ascii="宋体" w:eastAsia="宋体" w:hAnsi="宋体"/>
+        </w:rPr>
+        <w:t xml:space="preserve"> </w:t>
+      </w:r>
+      <w:proofErr w:type="spellStart"/>
+      <w:r>
+        <w:rPr>
+          <w:rFonts w:ascii="宋体" w:eastAsia="宋体" w:hAnsi="宋体"/>
+        </w:rPr>
+        <w:t>Comput</w:t>
+      </w:r>
+      <w:proofErr w:type="spellEnd"/>
+      <w:r>
+        <w:rPr>
+          <w:rFonts w:ascii="宋体" w:eastAsia="宋体" w:hAnsi="宋体"/>
+        </w:rPr>
+        <w:t xml:space="preserve"> Biol 2019,</w:t>
+      </w:r>
+      <w:r>
+        <w:rPr>
+          <w:rFonts w:ascii="宋体" w:eastAsia="宋体" w:hAnsi="宋体" w:hint="eastAsia"/>
+        </w:rPr>
+        <w:t xml:space="preserve"> </w:t>
+      </w:r>
+      <w:r>
+        <w:rPr>
+          <w:rFonts w:ascii="宋体" w:eastAsia="宋体" w:hAnsi="宋体"/>
         </w:rPr>
         <w:lastRenderedPageBreak/>
         <w:t>15, e1007129.</w:t>
@@ -3361,12 +3987,12 @@
         <w:spacing w:after="0" w:line="240" w:lineRule="auto"/>
         <w:jc w:val="both"/>
         <w:rPr>
-          <w:rFonts w:ascii="SimSun" w:eastAsia="SimSun" w:hAnsi="SimSun"/>
-        </w:rPr>
-      </w:pPr>
-      <w:r>
-        <w:rPr>
-          <w:rFonts w:ascii="SimSun" w:eastAsia="SimSun" w:hAnsi="SimSun" w:hint="eastAsia"/>
+          <w:rFonts w:ascii="宋体" w:eastAsia="宋体" w:hAnsi="宋体" w:hint="eastAsia"/>
+        </w:rPr>
+      </w:pPr>
+      <w:r>
+        <w:rPr>
+          <w:rFonts w:ascii="宋体" w:eastAsia="宋体" w:hAnsi="宋体" w:hint="eastAsia"/>
         </w:rPr>
         <w:t>[6]</w:t>
       </w:r>
@@ -3382,43 +4008,65 @@
       </w:r>
       <w:r>
         <w:rPr>
-          <w:rFonts w:ascii="SimSun" w:eastAsia="SimSun" w:hAnsi="SimSun"/>
-        </w:rPr>
-        <w:t>Zhao Q, Zhao H, Zheng K, Wang J: HyperAttentionDTI:</w:t>
-      </w:r>
-      <w:r>
-        <w:rPr>
-          <w:rFonts w:ascii="SimSun" w:eastAsia="SimSun" w:hAnsi="SimSun" w:hint="eastAsia"/>
-        </w:rPr>
-        <w:t xml:space="preserve"> </w:t>
-      </w:r>
-      <w:r>
-        <w:rPr>
-          <w:rFonts w:ascii="SimSun" w:eastAsia="SimSun" w:hAnsi="SimSun"/>
-        </w:rPr>
-        <w:t>improving drug–protein interaction prediction by sequencebased</w:t>
-      </w:r>
-      <w:r>
-        <w:rPr>
-          <w:rFonts w:ascii="SimSun" w:eastAsia="SimSun" w:hAnsi="SimSun" w:hint="eastAsia"/>
-        </w:rPr>
-        <w:t xml:space="preserve"> </w:t>
-      </w:r>
-      <w:r>
-        <w:rPr>
-          <w:rFonts w:ascii="SimSun" w:eastAsia="SimSun" w:hAnsi="SimSun"/>
+          <w:rFonts w:ascii="宋体" w:eastAsia="宋体" w:hAnsi="宋体"/>
+        </w:rPr>
+        <w:t xml:space="preserve">Zhao Q, Zhao H, Zheng K, Wang J: </w:t>
+      </w:r>
+      <w:proofErr w:type="spellStart"/>
+      <w:r>
+        <w:rPr>
+          <w:rFonts w:ascii="宋体" w:eastAsia="宋体" w:hAnsi="宋体"/>
+        </w:rPr>
+        <w:t>HyperAttentionDTI</w:t>
+      </w:r>
+      <w:proofErr w:type="spellEnd"/>
+      <w:r>
+        <w:rPr>
+          <w:rFonts w:ascii="宋体" w:eastAsia="宋体" w:hAnsi="宋体"/>
+        </w:rPr>
+        <w:t>:</w:t>
+      </w:r>
+      <w:r>
+        <w:rPr>
+          <w:rFonts w:ascii="宋体" w:eastAsia="宋体" w:hAnsi="宋体" w:hint="eastAsia"/>
+        </w:rPr>
+        <w:t xml:space="preserve"> </w:t>
+      </w:r>
+      <w:r>
+        <w:rPr>
+          <w:rFonts w:ascii="宋体" w:eastAsia="宋体" w:hAnsi="宋体"/>
+        </w:rPr>
+        <w:t xml:space="preserve">improving drug–protein interaction prediction by </w:t>
+      </w:r>
+      <w:proofErr w:type="spellStart"/>
+      <w:r>
+        <w:rPr>
+          <w:rFonts w:ascii="宋体" w:eastAsia="宋体" w:hAnsi="宋体"/>
+        </w:rPr>
+        <w:t>sequencebased</w:t>
+      </w:r>
+      <w:proofErr w:type="spellEnd"/>
+      <w:r>
+        <w:rPr>
+          <w:rFonts w:ascii="宋体" w:eastAsia="宋体" w:hAnsi="宋体" w:hint="eastAsia"/>
+        </w:rPr>
+        <w:t xml:space="preserve"> </w:t>
+      </w:r>
+      <w:r>
+        <w:rPr>
+          <w:rFonts w:ascii="宋体" w:eastAsia="宋体" w:hAnsi="宋体"/>
         </w:rPr>
         <w:t>deep learning with attention mechanism. Bioinformatics</w:t>
       </w:r>
       <w:r>
         <w:rPr>
-          <w:rFonts w:ascii="SimSun" w:eastAsia="SimSun" w:hAnsi="SimSun" w:hint="eastAsia"/>
-        </w:rPr>
-        <w:t xml:space="preserve"> </w:t>
-      </w:r>
-      <w:r>
-        <w:rPr>
-          <w:rFonts w:ascii="SimSun" w:eastAsia="SimSun" w:hAnsi="SimSun"/>
+          <w:rFonts w:ascii="宋体" w:eastAsia="宋体" w:hAnsi="宋体" w:hint="eastAsia"/>
+        </w:rPr>
+        <w:t xml:space="preserve"> </w:t>
+      </w:r>
+      <w:r>
+        <w:rPr>
+          <w:rFonts w:ascii="宋体" w:eastAsia="宋体" w:hAnsi="宋体"/>
         </w:rPr>
         <w:t>2021, 38:655–662.</w:t>
       </w:r>
@@ -3428,12 +4076,12 @@
         <w:spacing w:after="0" w:line="240" w:lineRule="auto"/>
         <w:jc w:val="both"/>
         <w:rPr>
-          <w:rFonts w:ascii="SimSun" w:eastAsia="SimSun" w:hAnsi="SimSun"/>
-        </w:rPr>
-      </w:pPr>
-      <w:r>
-        <w:rPr>
-          <w:rFonts w:ascii="SimSun" w:eastAsia="SimSun" w:hAnsi="SimSun" w:hint="eastAsia"/>
+          <w:rFonts w:ascii="宋体" w:eastAsia="宋体" w:hAnsi="宋体" w:hint="eastAsia"/>
+        </w:rPr>
+      </w:pPr>
+      <w:r>
+        <w:rPr>
+          <w:rFonts w:ascii="宋体" w:eastAsia="宋体" w:hAnsi="宋体" w:hint="eastAsia"/>
         </w:rPr>
         <w:t>[7]</w:t>
       </w:r>
@@ -3449,46 +4097,74 @@
       </w:r>
       <w:r>
         <w:rPr>
-          <w:rFonts w:ascii="SimSun" w:eastAsia="SimSun" w:hAnsi="SimSun"/>
-        </w:rPr>
-        <w:t>Bai P, Miljkovi_c F, John B, Lu H: Interpretable bilinear attention</w:t>
-      </w:r>
-      <w:r>
-        <w:rPr>
-          <w:rFonts w:ascii="SimSun" w:eastAsia="SimSun" w:hAnsi="SimSun" w:hint="eastAsia"/>
-        </w:rPr>
-        <w:t xml:space="preserve"> </w:t>
-      </w:r>
-      <w:r>
-        <w:rPr>
-          <w:rFonts w:ascii="SimSun" w:eastAsia="SimSun" w:hAnsi="SimSun"/>
+          <w:rFonts w:ascii="宋体" w:eastAsia="宋体" w:hAnsi="宋体"/>
+        </w:rPr>
+        <w:t xml:space="preserve">Bai P, </w:t>
+      </w:r>
+      <w:proofErr w:type="spellStart"/>
+      <w:r>
+        <w:rPr>
+          <w:rFonts w:ascii="宋体" w:eastAsia="宋体" w:hAnsi="宋体"/>
+        </w:rPr>
+        <w:t>Miljkovi_c</w:t>
+      </w:r>
+      <w:proofErr w:type="spellEnd"/>
+      <w:r>
+        <w:rPr>
+          <w:rFonts w:ascii="宋体" w:eastAsia="宋体" w:hAnsi="宋体"/>
+        </w:rPr>
+        <w:t xml:space="preserve"> F, John B, Lu H: Interpretable bilinear attention</w:t>
+      </w:r>
+      <w:r>
+        <w:rPr>
+          <w:rFonts w:ascii="宋体" w:eastAsia="宋体" w:hAnsi="宋体" w:hint="eastAsia"/>
+        </w:rPr>
+        <w:t xml:space="preserve"> </w:t>
+      </w:r>
+      <w:r>
+        <w:rPr>
+          <w:rFonts w:ascii="宋体" w:eastAsia="宋体" w:hAnsi="宋体"/>
         </w:rPr>
         <w:t>network with domain adaptation improves drug–target prediction.</w:t>
       </w:r>
       <w:r>
         <w:rPr>
-          <w:rFonts w:ascii="SimSun" w:eastAsia="SimSun" w:hAnsi="SimSun" w:hint="eastAsia"/>
-        </w:rPr>
-        <w:t xml:space="preserve"> </w:t>
-      </w:r>
-      <w:r>
-        <w:rPr>
-          <w:rFonts w:ascii="SimSun" w:eastAsia="SimSun" w:hAnsi="SimSun"/>
-        </w:rPr>
-        <w:t>Nat Mach Intell 2023, 5:126–136.</w:t>
-      </w:r>
-    </w:p>
-    <w:p>
-      <w:pPr>
-        <w:spacing w:after="0" w:line="240" w:lineRule="auto"/>
-        <w:jc w:val="both"/>
-        <w:rPr>
-          <w:rFonts w:ascii="SimSun" w:eastAsia="SimSun" w:hAnsi="SimSun"/>
-        </w:rPr>
-      </w:pPr>
-      <w:r>
-        <w:rPr>
-          <w:rFonts w:ascii="SimSun" w:eastAsia="SimSun" w:hAnsi="SimSun" w:hint="eastAsia"/>
+          <w:rFonts w:ascii="宋体" w:eastAsia="宋体" w:hAnsi="宋体" w:hint="eastAsia"/>
+        </w:rPr>
+        <w:t xml:space="preserve"> </w:t>
+      </w:r>
+      <w:r>
+        <w:rPr>
+          <w:rFonts w:ascii="宋体" w:eastAsia="宋体" w:hAnsi="宋体"/>
+        </w:rPr>
+        <w:t xml:space="preserve">Nat Mach </w:t>
+      </w:r>
+      <w:proofErr w:type="spellStart"/>
+      <w:r>
+        <w:rPr>
+          <w:rFonts w:ascii="宋体" w:eastAsia="宋体" w:hAnsi="宋体"/>
+        </w:rPr>
+        <w:t>Intell</w:t>
+      </w:r>
+      <w:proofErr w:type="spellEnd"/>
+      <w:r>
+        <w:rPr>
+          <w:rFonts w:ascii="宋体" w:eastAsia="宋体" w:hAnsi="宋体"/>
+        </w:rPr>
+        <w:t xml:space="preserve"> 2023, 5:126–136.</w:t>
+      </w:r>
+    </w:p>
+    <w:p>
+      <w:pPr>
+        <w:spacing w:after="0" w:line="240" w:lineRule="auto"/>
+        <w:jc w:val="both"/>
+        <w:rPr>
+          <w:rFonts w:ascii="宋体" w:eastAsia="宋体" w:hAnsi="宋体" w:hint="eastAsia"/>
+        </w:rPr>
+      </w:pPr>
+      <w:r>
+        <w:rPr>
+          <w:rFonts w:ascii="宋体" w:eastAsia="宋体" w:hAnsi="宋体" w:hint="eastAsia"/>
         </w:rPr>
         <w:t>[8]</w:t>
       </w:r>
@@ -3504,43 +4180,57 @@
       </w:r>
       <w:r>
         <w:rPr>
-          <w:rFonts w:ascii="SimSun" w:eastAsia="SimSun" w:hAnsi="SimSun"/>
+          <w:rFonts w:ascii="宋体" w:eastAsia="宋体" w:hAnsi="宋体"/>
         </w:rPr>
         <w:t>D’Souza S, Prema KV, Balaji S, Shah R: Deep learning-based</w:t>
       </w:r>
       <w:r>
         <w:rPr>
-          <w:rFonts w:ascii="SimSun" w:eastAsia="SimSun" w:hAnsi="SimSun" w:hint="eastAsia"/>
-        </w:rPr>
-        <w:t xml:space="preserve"> </w:t>
-      </w:r>
-      <w:r>
-        <w:rPr>
-          <w:rFonts w:ascii="SimSun" w:eastAsia="SimSun" w:hAnsi="SimSun"/>
+          <w:rFonts w:ascii="宋体" w:eastAsia="宋体" w:hAnsi="宋体" w:hint="eastAsia"/>
+        </w:rPr>
+        <w:t xml:space="preserve"> </w:t>
+      </w:r>
+      <w:r>
+        <w:rPr>
+          <w:rFonts w:ascii="宋体" w:eastAsia="宋体" w:hAnsi="宋体"/>
         </w:rPr>
         <w:t>modeling of drug–target interaction prediction incorporating</w:t>
       </w:r>
       <w:r>
         <w:rPr>
-          <w:rFonts w:ascii="SimSun" w:eastAsia="SimSun" w:hAnsi="SimSun" w:hint="eastAsia"/>
-        </w:rPr>
-        <w:t xml:space="preserve"> </w:t>
-      </w:r>
-      <w:r>
-        <w:rPr>
-          <w:rFonts w:ascii="SimSun" w:eastAsia="SimSun" w:hAnsi="SimSun"/>
-        </w:rPr>
-        <w:t>binding site information of proteins. Interdiscip Sci 2023, 15:</w:t>
-      </w:r>
-      <w:r>
-        <w:rPr>
-          <w:rFonts w:ascii="SimSun" w:eastAsia="SimSun" w:hAnsi="SimSun" w:hint="eastAsia"/>
-        </w:rPr>
-        <w:t xml:space="preserve"> </w:t>
-      </w:r>
-      <w:r>
-        <w:rPr>
-          <w:rFonts w:ascii="SimSun" w:eastAsia="SimSun" w:hAnsi="SimSun"/>
+          <w:rFonts w:ascii="宋体" w:eastAsia="宋体" w:hAnsi="宋体" w:hint="eastAsia"/>
+        </w:rPr>
+        <w:t xml:space="preserve"> </w:t>
+      </w:r>
+      <w:r>
+        <w:rPr>
+          <w:rFonts w:ascii="宋体" w:eastAsia="宋体" w:hAnsi="宋体"/>
+        </w:rPr>
+        <w:t xml:space="preserve">binding site information of proteins. </w:t>
+      </w:r>
+      <w:proofErr w:type="spellStart"/>
+      <w:r>
+        <w:rPr>
+          <w:rFonts w:ascii="宋体" w:eastAsia="宋体" w:hAnsi="宋体"/>
+        </w:rPr>
+        <w:t>Interdiscip</w:t>
+      </w:r>
+      <w:proofErr w:type="spellEnd"/>
+      <w:r>
+        <w:rPr>
+          <w:rFonts w:ascii="宋体" w:eastAsia="宋体" w:hAnsi="宋体"/>
+        </w:rPr>
+        <w:t xml:space="preserve"> Sci 2023, 15:</w:t>
+      </w:r>
+      <w:r>
+        <w:rPr>
+          <w:rFonts w:ascii="宋体" w:eastAsia="宋体" w:hAnsi="宋体" w:hint="eastAsia"/>
+        </w:rPr>
+        <w:t xml:space="preserve"> </w:t>
+      </w:r>
+      <w:r>
+        <w:rPr>
+          <w:rFonts w:ascii="宋体" w:eastAsia="宋体" w:hAnsi="宋体"/>
         </w:rPr>
         <w:t>306–315.</w:t>
       </w:r>
@@ -3550,12 +4240,12 @@
         <w:spacing w:after="0" w:line="240" w:lineRule="auto"/>
         <w:jc w:val="both"/>
         <w:rPr>
-          <w:rFonts w:ascii="SimSun" w:eastAsia="SimSun" w:hAnsi="SimSun"/>
-        </w:rPr>
-      </w:pPr>
-      <w:r>
-        <w:rPr>
-          <w:rFonts w:ascii="SimSun" w:eastAsia="SimSun" w:hAnsi="SimSun" w:hint="eastAsia"/>
+          <w:rFonts w:ascii="宋体" w:eastAsia="宋体" w:hAnsi="宋体" w:hint="eastAsia"/>
+        </w:rPr>
+      </w:pPr>
+      <w:r>
+        <w:rPr>
+          <w:rFonts w:ascii="宋体" w:eastAsia="宋体" w:hAnsi="宋体" w:hint="eastAsia"/>
         </w:rPr>
         <w:t>[9]</w:t>
       </w:r>
@@ -3571,58 +4261,80 @@
       </w:r>
       <w:r>
         <w:rPr>
-          <w:rFonts w:ascii="SimSun" w:eastAsia="SimSun" w:hAnsi="SimSun"/>
+          <w:rFonts w:ascii="宋体" w:eastAsia="宋体" w:hAnsi="宋体"/>
         </w:rPr>
         <w:t>Li H, Gao Z, Kang L, Zhang H, Yang K, Yu K, Luo X, Zhu W,</w:t>
       </w:r>
       <w:r>
         <w:rPr>
-          <w:rFonts w:ascii="SimSun" w:eastAsia="SimSun" w:hAnsi="SimSun" w:hint="eastAsia"/>
-        </w:rPr>
-        <w:t xml:space="preserve"> </w:t>
-      </w:r>
-      <w:r>
-        <w:rPr>
-          <w:rFonts w:ascii="SimSun" w:eastAsia="SimSun" w:hAnsi="SimSun"/>
-        </w:rPr>
-        <w:t>Chen K, Shen J, et al.: TarFisDock: a web server for identifying</w:t>
-      </w:r>
-      <w:r>
-        <w:rPr>
-          <w:rFonts w:ascii="SimSun" w:eastAsia="SimSun" w:hAnsi="SimSun" w:hint="eastAsia"/>
-        </w:rPr>
-        <w:t xml:space="preserve"> </w:t>
-      </w:r>
-      <w:r>
-        <w:rPr>
-          <w:rFonts w:ascii="SimSun" w:eastAsia="SimSun" w:hAnsi="SimSun"/>
+          <w:rFonts w:ascii="宋体" w:eastAsia="宋体" w:hAnsi="宋体" w:hint="eastAsia"/>
+        </w:rPr>
+        <w:t xml:space="preserve"> </w:t>
+      </w:r>
+      <w:r>
+        <w:rPr>
+          <w:rFonts w:ascii="宋体" w:eastAsia="宋体" w:hAnsi="宋体"/>
+        </w:rPr>
+        <w:t xml:space="preserve">Chen K, Shen J, et al.: </w:t>
+      </w:r>
+      <w:proofErr w:type="spellStart"/>
+      <w:r>
+        <w:rPr>
+          <w:rFonts w:ascii="宋体" w:eastAsia="宋体" w:hAnsi="宋体"/>
+        </w:rPr>
+        <w:t>TarFisDock</w:t>
+      </w:r>
+      <w:proofErr w:type="spellEnd"/>
+      <w:r>
+        <w:rPr>
+          <w:rFonts w:ascii="宋体" w:eastAsia="宋体" w:hAnsi="宋体"/>
+        </w:rPr>
+        <w:t>: a web server for identifying</w:t>
+      </w:r>
+      <w:r>
+        <w:rPr>
+          <w:rFonts w:ascii="宋体" w:eastAsia="宋体" w:hAnsi="宋体" w:hint="eastAsia"/>
+        </w:rPr>
+        <w:t xml:space="preserve"> </w:t>
+      </w:r>
+      <w:r>
+        <w:rPr>
+          <w:rFonts w:ascii="宋体" w:eastAsia="宋体" w:hAnsi="宋体"/>
         </w:rPr>
         <w:t>drug targets with docking approach. Nucleic Acids Res 2006,</w:t>
       </w:r>
       <w:r>
         <w:rPr>
-          <w:rFonts w:ascii="SimSun" w:eastAsia="SimSun" w:hAnsi="SimSun" w:hint="eastAsia"/>
-        </w:rPr>
-        <w:t xml:space="preserve"> </w:t>
-      </w:r>
-      <w:r>
-        <w:rPr>
-          <w:rFonts w:ascii="SimSun" w:eastAsia="SimSun" w:hAnsi="SimSun"/>
-        </w:rPr>
-        <w:t>34:W219–W224.</w:t>
-      </w:r>
-    </w:p>
-    <w:p>
-      <w:pPr>
-        <w:spacing w:after="0" w:line="240" w:lineRule="auto"/>
-        <w:jc w:val="both"/>
-        <w:rPr>
-          <w:rFonts w:ascii="SimSun" w:eastAsia="SimSun" w:hAnsi="SimSun"/>
-        </w:rPr>
-      </w:pPr>
-      <w:r>
-        <w:rPr>
-          <w:rFonts w:ascii="SimSun" w:eastAsia="SimSun" w:hAnsi="SimSun" w:hint="eastAsia"/>
+          <w:rFonts w:ascii="宋体" w:eastAsia="宋体" w:hAnsi="宋体" w:hint="eastAsia"/>
+        </w:rPr>
+        <w:t xml:space="preserve"> </w:t>
+      </w:r>
+      <w:proofErr w:type="gramStart"/>
+      <w:r>
+        <w:rPr>
+          <w:rFonts w:ascii="宋体" w:eastAsia="宋体" w:hAnsi="宋体"/>
+        </w:rPr>
+        <w:t>34:W</w:t>
+      </w:r>
+      <w:proofErr w:type="gramEnd"/>
+      <w:r>
+        <w:rPr>
+          <w:rFonts w:ascii="宋体" w:eastAsia="宋体" w:hAnsi="宋体"/>
+        </w:rPr>
+        <w:t>219–W224.</w:t>
+      </w:r>
+    </w:p>
+    <w:p>
+      <w:pPr>
+        <w:spacing w:after="0" w:line="240" w:lineRule="auto"/>
+        <w:jc w:val="both"/>
+        <w:rPr>
+          <w:rFonts w:ascii="宋体" w:eastAsia="宋体" w:hAnsi="宋体" w:hint="eastAsia"/>
+        </w:rPr>
+      </w:pPr>
+      <w:r>
+        <w:rPr>
+          <w:rFonts w:ascii="宋体" w:eastAsia="宋体" w:hAnsi="宋体" w:hint="eastAsia"/>
         </w:rPr>
         <w:t>[10]</w:t>
       </w:r>
@@ -3638,31 +4350,45 @@
       </w:r>
       <w:r>
         <w:rPr>
-          <w:rFonts w:ascii="SimSun" w:eastAsia="SimSun" w:hAnsi="SimSun"/>
-        </w:rPr>
-        <w:t>Yang J, Kwon S, Bae S-H, Park KM, Yoon C, Lee J-H, Seok C:GalaxySagittarius: structure- and similarity-based prediction</w:t>
-      </w:r>
-      <w:r>
-        <w:rPr>
-          <w:rFonts w:ascii="SimSun" w:eastAsia="SimSun" w:hAnsi="SimSun" w:hint="eastAsia"/>
-        </w:rPr>
-        <w:t xml:space="preserve"> </w:t>
-      </w:r>
-      <w:r>
-        <w:rPr>
-          <w:rFonts w:ascii="SimSun" w:eastAsia="SimSun" w:hAnsi="SimSun"/>
+          <w:rFonts w:ascii="宋体" w:eastAsia="宋体" w:hAnsi="宋体"/>
+        </w:rPr>
+        <w:t xml:space="preserve">Yang J, Kwon S, Bae S-H, Park KM, Yoon C, Lee J-H, Seok </w:t>
+      </w:r>
+      <w:proofErr w:type="gramStart"/>
+      <w:r>
+        <w:rPr>
+          <w:rFonts w:ascii="宋体" w:eastAsia="宋体" w:hAnsi="宋体"/>
+        </w:rPr>
+        <w:t>C:GalaxySagittarius</w:t>
+      </w:r>
+      <w:proofErr w:type="gramEnd"/>
+      <w:r>
+        <w:rPr>
+          <w:rFonts w:ascii="宋体" w:eastAsia="宋体" w:hAnsi="宋体"/>
+        </w:rPr>
+        <w:t>: structure- and similarity-based prediction</w:t>
+      </w:r>
+      <w:r>
+        <w:rPr>
+          <w:rFonts w:ascii="宋体" w:eastAsia="宋体" w:hAnsi="宋体" w:hint="eastAsia"/>
+        </w:rPr>
+        <w:t xml:space="preserve"> </w:t>
+      </w:r>
+      <w:r>
+        <w:rPr>
+          <w:rFonts w:ascii="宋体" w:eastAsia="宋体" w:hAnsi="宋体"/>
         </w:rPr>
         <w:t>of protein targets for druglike compounds. J Chem Inf Model</w:t>
       </w:r>
       <w:r>
         <w:rPr>
-          <w:rFonts w:ascii="SimSun" w:eastAsia="SimSun" w:hAnsi="SimSun" w:hint="eastAsia"/>
-        </w:rPr>
-        <w:t xml:space="preserve"> </w:t>
-      </w:r>
-      <w:r>
-        <w:rPr>
-          <w:rFonts w:ascii="SimSun" w:eastAsia="SimSun" w:hAnsi="SimSun"/>
+          <w:rFonts w:ascii="宋体" w:eastAsia="宋体" w:hAnsi="宋体" w:hint="eastAsia"/>
+        </w:rPr>
+        <w:t xml:space="preserve"> </w:t>
+      </w:r>
+      <w:r>
+        <w:rPr>
+          <w:rFonts w:ascii="宋体" w:eastAsia="宋体" w:hAnsi="宋体"/>
         </w:rPr>
         <w:t>2020, 60:3246–3254.</w:t>
       </w:r>
@@ -3672,12 +4398,12 @@
         <w:spacing w:after="0" w:line="240" w:lineRule="auto"/>
         <w:jc w:val="both"/>
         <w:rPr>
-          <w:rFonts w:ascii="SimSun" w:eastAsia="SimSun" w:hAnsi="SimSun"/>
-        </w:rPr>
-      </w:pPr>
-      <w:r>
-        <w:rPr>
-          <w:rFonts w:ascii="SimSun" w:eastAsia="SimSun" w:hAnsi="SimSun" w:hint="eastAsia"/>
+          <w:rFonts w:ascii="宋体" w:eastAsia="宋体" w:hAnsi="宋体" w:hint="eastAsia"/>
+        </w:rPr>
+      </w:pPr>
+      <w:r>
+        <w:rPr>
+          <w:rFonts w:ascii="宋体" w:eastAsia="宋体" w:hAnsi="宋体" w:hint="eastAsia"/>
         </w:rPr>
         <w:t>[11]</w:t>
       </w:r>
@@ -3691,33 +4417,41 @@
         </w:rPr>
         <w:t xml:space="preserve"> </w:t>
       </w:r>
-      <w:r>
-        <w:rPr>
-          <w:rFonts w:ascii="SimSun" w:eastAsia="SimSun" w:hAnsi="SimSun"/>
-        </w:rPr>
-        <w:t>GalaxySagittarius-AF: Predicting targets for drug-like compounds</w:t>
-      </w:r>
-      <w:r>
-        <w:rPr>
-          <w:rFonts w:ascii="SimSun" w:eastAsia="SimSun" w:hAnsi="SimSun" w:hint="eastAsia"/>
-        </w:rPr>
-        <w:t xml:space="preserve"> </w:t>
-      </w:r>
-      <w:r>
-        <w:rPr>
-          <w:rFonts w:ascii="SimSun" w:eastAsia="SimSun" w:hAnsi="SimSun"/>
+      <w:proofErr w:type="spellStart"/>
+      <w:r>
+        <w:rPr>
+          <w:rFonts w:ascii="宋体" w:eastAsia="宋体" w:hAnsi="宋体"/>
+        </w:rPr>
+        <w:t>GalaxySagittarius</w:t>
+      </w:r>
+      <w:proofErr w:type="spellEnd"/>
+      <w:r>
+        <w:rPr>
+          <w:rFonts w:ascii="宋体" w:eastAsia="宋体" w:hAnsi="宋体"/>
+        </w:rPr>
+        <w:t>-AF: Predicting targets for drug-like compounds</w:t>
+      </w:r>
+      <w:r>
+        <w:rPr>
+          <w:rFonts w:ascii="宋体" w:eastAsia="宋体" w:hAnsi="宋体" w:hint="eastAsia"/>
+        </w:rPr>
+        <w:t xml:space="preserve"> </w:t>
+      </w:r>
+      <w:r>
+        <w:rPr>
+          <w:rFonts w:ascii="宋体" w:eastAsia="宋体" w:hAnsi="宋体"/>
         </w:rPr>
         <w:t>in the extended human 3D proteome. J Mol Biol</w:t>
       </w:r>
       <w:r>
         <w:rPr>
-          <w:rFonts w:ascii="SimSun" w:eastAsia="SimSun" w:hAnsi="SimSun" w:hint="eastAsia"/>
-        </w:rPr>
-        <w:t xml:space="preserve"> </w:t>
-      </w:r>
-      <w:r>
-        <w:rPr>
-          <w:rFonts w:ascii="SimSun" w:eastAsia="SimSun" w:hAnsi="SimSun"/>
+          <w:rFonts w:ascii="宋体" w:eastAsia="宋体" w:hAnsi="宋体" w:hint="eastAsia"/>
+        </w:rPr>
+        <w:t xml:space="preserve"> </w:t>
+      </w:r>
+      <w:r>
+        <w:rPr>
+          <w:rFonts w:ascii="宋体" w:eastAsia="宋体" w:hAnsi="宋体"/>
         </w:rPr>
         <w:t>2024.</w:t>
       </w:r>
@@ -3727,12 +4461,12 @@
         <w:spacing w:after="0" w:line="240" w:lineRule="auto"/>
         <w:jc w:val="both"/>
         <w:rPr>
-          <w:rFonts w:ascii="SimSun" w:eastAsia="SimSun" w:hAnsi="SimSun"/>
-        </w:rPr>
-      </w:pPr>
-      <w:r>
-        <w:rPr>
-          <w:rFonts w:ascii="SimSun" w:eastAsia="SimSun" w:hAnsi="SimSun" w:hint="eastAsia"/>
+          <w:rFonts w:ascii="宋体" w:eastAsia="宋体" w:hAnsi="宋体" w:hint="eastAsia"/>
+        </w:rPr>
+      </w:pPr>
+      <w:r>
+        <w:rPr>
+          <w:rFonts w:ascii="宋体" w:eastAsia="宋体" w:hAnsi="宋体" w:hint="eastAsia"/>
         </w:rPr>
         <w:t>[12]</w:t>
       </w:r>
@@ -3748,43 +4482,57 @@
       </w:r>
       <w:r>
         <w:rPr>
-          <w:rFonts w:ascii="SimSun" w:eastAsia="SimSun" w:hAnsi="SimSun"/>
-        </w:rPr>
-        <w:t>Wang P, Zheng S, Jiang Y, Li C, Liu J, Wen C, Patronov A,</w:t>
-      </w:r>
-      <w:r>
-        <w:rPr>
-          <w:rFonts w:ascii="SimSun" w:eastAsia="SimSun" w:hAnsi="SimSun" w:hint="eastAsia"/>
-        </w:rPr>
-        <w:t xml:space="preserve"> </w:t>
-      </w:r>
-      <w:r>
-        <w:rPr>
-          <w:rFonts w:ascii="SimSun" w:eastAsia="SimSun" w:hAnsi="SimSun"/>
+          <w:rFonts w:ascii="宋体" w:eastAsia="宋体" w:hAnsi="宋体"/>
+        </w:rPr>
+        <w:t xml:space="preserve">Wang P, Zheng S, Jiang Y, Li C, Liu J, Wen C, </w:t>
+      </w:r>
+      <w:proofErr w:type="spellStart"/>
+      <w:r>
+        <w:rPr>
+          <w:rFonts w:ascii="宋体" w:eastAsia="宋体" w:hAnsi="宋体"/>
+        </w:rPr>
+        <w:t>Patronov</w:t>
+      </w:r>
+      <w:proofErr w:type="spellEnd"/>
+      <w:r>
+        <w:rPr>
+          <w:rFonts w:ascii="宋体" w:eastAsia="宋体" w:hAnsi="宋体"/>
+        </w:rPr>
+        <w:t xml:space="preserve"> A,</w:t>
+      </w:r>
+      <w:r>
+        <w:rPr>
+          <w:rFonts w:ascii="宋体" w:eastAsia="宋体" w:hAnsi="宋体" w:hint="eastAsia"/>
+        </w:rPr>
+        <w:t xml:space="preserve"> </w:t>
+      </w:r>
+      <w:r>
+        <w:rPr>
+          <w:rFonts w:ascii="宋体" w:eastAsia="宋体" w:hAnsi="宋体"/>
         </w:rPr>
         <w:t>Qian D, Chen H, Yang Y: Structure-aware multimodal deep</w:t>
       </w:r>
       <w:r>
         <w:rPr>
-          <w:rFonts w:ascii="SimSun" w:eastAsia="SimSun" w:hAnsi="SimSun" w:hint="eastAsia"/>
-        </w:rPr>
-        <w:t xml:space="preserve"> </w:t>
-      </w:r>
-      <w:r>
-        <w:rPr>
-          <w:rFonts w:ascii="SimSun" w:eastAsia="SimSun" w:hAnsi="SimSun"/>
+          <w:rFonts w:ascii="宋体" w:eastAsia="宋体" w:hAnsi="宋体" w:hint="eastAsia"/>
+        </w:rPr>
+        <w:t xml:space="preserve"> </w:t>
+      </w:r>
+      <w:r>
+        <w:rPr>
+          <w:rFonts w:ascii="宋体" w:eastAsia="宋体" w:hAnsi="宋体"/>
         </w:rPr>
         <w:t>learning for drug-protein interaction prediction. J Chem Inf</w:t>
       </w:r>
       <w:r>
         <w:rPr>
-          <w:rFonts w:ascii="SimSun" w:eastAsia="SimSun" w:hAnsi="SimSun" w:hint="eastAsia"/>
-        </w:rPr>
-        <w:t xml:space="preserve"> </w:t>
-      </w:r>
-      <w:r>
-        <w:rPr>
-          <w:rFonts w:ascii="SimSun" w:eastAsia="SimSun" w:hAnsi="SimSun"/>
+          <w:rFonts w:ascii="宋体" w:eastAsia="宋体" w:hAnsi="宋体" w:hint="eastAsia"/>
+        </w:rPr>
+        <w:t xml:space="preserve"> </w:t>
+      </w:r>
+      <w:r>
+        <w:rPr>
+          <w:rFonts w:ascii="宋体" w:eastAsia="宋体" w:hAnsi="宋体"/>
         </w:rPr>
         <w:t>Model 2022, 62:1308–1317.</w:t>
       </w:r>
@@ -3794,12 +4542,12 @@
         <w:spacing w:after="0" w:line="240" w:lineRule="auto"/>
         <w:jc w:val="both"/>
         <w:rPr>
-          <w:rFonts w:ascii="SimSun" w:eastAsia="SimSun" w:hAnsi="SimSun"/>
-        </w:rPr>
-      </w:pPr>
-      <w:r>
-        <w:rPr>
-          <w:rFonts w:ascii="SimSun" w:eastAsia="SimSun" w:hAnsi="SimSun" w:hint="eastAsia"/>
+          <w:rFonts w:ascii="宋体" w:eastAsia="宋体" w:hAnsi="宋体" w:hint="eastAsia"/>
+        </w:rPr>
+      </w:pPr>
+      <w:r>
+        <w:rPr>
+          <w:rFonts w:ascii="宋体" w:eastAsia="宋体" w:hAnsi="宋体" w:hint="eastAsia"/>
         </w:rPr>
         <w:t>[13]</w:t>
       </w:r>
@@ -3815,55 +4563,105 @@
       </w:r>
       <w:r>
         <w:rPr>
-          <w:rFonts w:ascii="SimSun" w:eastAsia="SimSun" w:hAnsi="SimSun"/>
-        </w:rPr>
-        <w:t>Yazdani-Jahromi M, Yousefi N, Tayebi A, Kolanthai E, Neal CJ,</w:t>
-      </w:r>
-      <w:r>
-        <w:rPr>
-          <w:rFonts w:ascii="SimSun" w:eastAsia="SimSun" w:hAnsi="SimSun" w:hint="eastAsia"/>
-        </w:rPr>
-        <w:t xml:space="preserve"> </w:t>
-      </w:r>
-      <w:r>
-        <w:rPr>
-          <w:rFonts w:ascii="SimSun" w:eastAsia="SimSun" w:hAnsi="SimSun"/>
-        </w:rPr>
-        <w:t>Seal S, Garibay OO: AttentionSiteDTI: an interpretable graphbased</w:t>
-      </w:r>
-      <w:r>
-        <w:rPr>
-          <w:rFonts w:ascii="SimSun" w:eastAsia="SimSun" w:hAnsi="SimSun" w:hint="eastAsia"/>
-        </w:rPr>
-        <w:t xml:space="preserve"> </w:t>
-      </w:r>
-      <w:r>
-        <w:rPr>
-          <w:rFonts w:ascii="SimSun" w:eastAsia="SimSun" w:hAnsi="SimSun"/>
+          <w:rFonts w:ascii="宋体" w:eastAsia="宋体" w:hAnsi="宋体"/>
+        </w:rPr>
+        <w:t xml:space="preserve">Yazdani-Jahromi M, Yousefi N, Tayebi A, </w:t>
+      </w:r>
+      <w:proofErr w:type="spellStart"/>
+      <w:r>
+        <w:rPr>
+          <w:rFonts w:ascii="宋体" w:eastAsia="宋体" w:hAnsi="宋体"/>
+        </w:rPr>
+        <w:t>Kolanthai</w:t>
+      </w:r>
+      <w:proofErr w:type="spellEnd"/>
+      <w:r>
+        <w:rPr>
+          <w:rFonts w:ascii="宋体" w:eastAsia="宋体" w:hAnsi="宋体"/>
+        </w:rPr>
+        <w:t xml:space="preserve"> E, Neal CJ,</w:t>
+      </w:r>
+      <w:r>
+        <w:rPr>
+          <w:rFonts w:ascii="宋体" w:eastAsia="宋体" w:hAnsi="宋体" w:hint="eastAsia"/>
+        </w:rPr>
+        <w:t xml:space="preserve"> </w:t>
+      </w:r>
+      <w:r>
+        <w:rPr>
+          <w:rFonts w:ascii="宋体" w:eastAsia="宋体" w:hAnsi="宋体"/>
+        </w:rPr>
+        <w:t xml:space="preserve">Seal S, Garibay OO: </w:t>
+      </w:r>
+      <w:proofErr w:type="spellStart"/>
+      <w:r>
+        <w:rPr>
+          <w:rFonts w:ascii="宋体" w:eastAsia="宋体" w:hAnsi="宋体"/>
+        </w:rPr>
+        <w:t>AttentionSiteDTI</w:t>
+      </w:r>
+      <w:proofErr w:type="spellEnd"/>
+      <w:r>
+        <w:rPr>
+          <w:rFonts w:ascii="宋体" w:eastAsia="宋体" w:hAnsi="宋体"/>
+        </w:rPr>
+        <w:t xml:space="preserve">: an interpretable </w:t>
+      </w:r>
+      <w:proofErr w:type="spellStart"/>
+      <w:r>
+        <w:rPr>
+          <w:rFonts w:ascii="宋体" w:eastAsia="宋体" w:hAnsi="宋体"/>
+        </w:rPr>
+        <w:t>graphbased</w:t>
+      </w:r>
+      <w:proofErr w:type="spellEnd"/>
+      <w:r>
+        <w:rPr>
+          <w:rFonts w:ascii="宋体" w:eastAsia="宋体" w:hAnsi="宋体" w:hint="eastAsia"/>
+        </w:rPr>
+        <w:t xml:space="preserve"> </w:t>
+      </w:r>
+      <w:r>
+        <w:rPr>
+          <w:rFonts w:ascii="宋体" w:eastAsia="宋体" w:hAnsi="宋体"/>
         </w:rPr>
         <w:t>model for drug-target interaction prediction using NLP</w:t>
       </w:r>
       <w:r>
         <w:rPr>
-          <w:rFonts w:ascii="SimSun" w:eastAsia="SimSun" w:hAnsi="SimSun" w:hint="eastAsia"/>
-        </w:rPr>
-        <w:t xml:space="preserve"> </w:t>
-      </w:r>
-      <w:r>
-        <w:rPr>
-          <w:rFonts w:ascii="SimSun" w:eastAsia="SimSun" w:hAnsi="SimSun"/>
-        </w:rPr>
-        <w:t>sentence-level relation classification. Briefings Bioinf 2022, 23,</w:t>
-      </w:r>
-      <w:r>
-        <w:rPr>
-          <w:rFonts w:ascii="SimSun" w:eastAsia="SimSun" w:hAnsi="SimSun" w:hint="eastAsia"/>
-        </w:rPr>
-        <w:t xml:space="preserve"> </w:t>
-      </w:r>
-      <w:r>
-        <w:rPr>
-          <w:rFonts w:ascii="SimSun" w:eastAsia="SimSun" w:hAnsi="SimSun"/>
+          <w:rFonts w:ascii="宋体" w:eastAsia="宋体" w:hAnsi="宋体" w:hint="eastAsia"/>
+        </w:rPr>
+        <w:t xml:space="preserve"> </w:t>
+      </w:r>
+      <w:r>
+        <w:rPr>
+          <w:rFonts w:ascii="宋体" w:eastAsia="宋体" w:hAnsi="宋体"/>
+        </w:rPr>
+        <w:t xml:space="preserve">sentence-level relation classification. Briefings </w:t>
+      </w:r>
+      <w:proofErr w:type="spellStart"/>
+      <w:r>
+        <w:rPr>
+          <w:rFonts w:ascii="宋体" w:eastAsia="宋体" w:hAnsi="宋体"/>
+        </w:rPr>
+        <w:t>Bioinf</w:t>
+      </w:r>
+      <w:proofErr w:type="spellEnd"/>
+      <w:r>
+        <w:rPr>
+          <w:rFonts w:ascii="宋体" w:eastAsia="宋体" w:hAnsi="宋体"/>
+        </w:rPr>
+        <w:t xml:space="preserve"> 2022, 23,</w:t>
+      </w:r>
+      <w:r>
+        <w:rPr>
+          <w:rFonts w:ascii="宋体" w:eastAsia="宋体" w:hAnsi="宋体" w:hint="eastAsia"/>
+        </w:rPr>
+        <w:t xml:space="preserve"> </w:t>
+      </w:r>
+      <w:r>
+        <w:rPr>
+          <w:rFonts w:ascii="宋体" w:eastAsia="宋体" w:hAnsi="宋体"/>
         </w:rPr>
         <w:t>bbac272.</w:t>
       </w:r>
@@ -3873,33 +4671,33 @@
         <w:spacing w:after="0" w:line="240" w:lineRule="auto"/>
         <w:jc w:val="both"/>
         <w:rPr>
-          <w:rFonts w:ascii="SimSun" w:eastAsia="SimSun" w:hAnsi="SimSun"/>
-        </w:rPr>
-      </w:pPr>
-    </w:p>
-    <w:p>
-      <w:pPr>
-        <w:spacing w:after="0" w:line="240" w:lineRule="auto"/>
-        <w:jc w:val="both"/>
-        <w:rPr>
-          <w:rFonts w:ascii="SimSun" w:eastAsia="SimSun" w:hAnsi="SimSun"/>
-        </w:rPr>
-      </w:pPr>
-      <w:r>
-        <w:rPr>
-          <w:rFonts w:ascii="SimSun" w:eastAsia="SimSun" w:hAnsi="SimSun" w:hint="eastAsia"/>
+          <w:rFonts w:ascii="宋体" w:eastAsia="宋体" w:hAnsi="宋体" w:hint="eastAsia"/>
+        </w:rPr>
+      </w:pPr>
+    </w:p>
+    <w:p>
+      <w:pPr>
+        <w:spacing w:after="0" w:line="240" w:lineRule="auto"/>
+        <w:jc w:val="both"/>
+        <w:rPr>
+          <w:rFonts w:ascii="宋体" w:eastAsia="宋体" w:hAnsi="宋体" w:hint="eastAsia"/>
+        </w:rPr>
+      </w:pPr>
+      <w:r>
+        <w:rPr>
+          <w:rFonts w:ascii="宋体" w:eastAsia="宋体" w:hAnsi="宋体" w:hint="eastAsia"/>
         </w:rPr>
         <w:t>[</w:t>
       </w:r>
       <w:r>
         <w:rPr>
-          <w:rFonts w:ascii="SimSun" w:eastAsia="SimSun" w:hAnsi="SimSun" w:hint="eastAsia"/>
+          <w:rFonts w:ascii="宋体" w:eastAsia="宋体" w:hAnsi="宋体" w:hint="eastAsia"/>
         </w:rPr>
         <w:t>1-s2.0-S0010482523006017-main</w:t>
       </w:r>
       <w:r>
         <w:rPr>
-          <w:rFonts w:ascii="SimSun" w:eastAsia="SimSun" w:hAnsi="SimSun" w:hint="eastAsia"/>
+          <w:rFonts w:ascii="宋体" w:eastAsia="宋体" w:hAnsi="宋体" w:hint="eastAsia"/>
         </w:rPr>
         <w:t>]</w:t>
       </w:r>
@@ -3909,270 +4707,602 @@
         <w:spacing w:after="0" w:line="240" w:lineRule="auto"/>
         <w:jc w:val="both"/>
         <w:rPr>
-          <w:rFonts w:ascii="SimSun" w:eastAsia="SimSun" w:hAnsi="SimSun"/>
-        </w:rPr>
-      </w:pPr>
-      <w:r>
-        <w:rPr>
-          <w:rFonts w:ascii="SimSun" w:eastAsia="SimSun" w:hAnsi="SimSun" w:hint="eastAsia"/>
+          <w:rFonts w:ascii="宋体" w:eastAsia="宋体" w:hAnsi="宋体" w:hint="eastAsia"/>
+        </w:rPr>
+      </w:pPr>
+      <w:r>
+        <w:rPr>
+          <w:rFonts w:ascii="宋体" w:eastAsia="宋体" w:hAnsi="宋体" w:hint="eastAsia"/>
         </w:rPr>
         <w:t>国内：</w:t>
       </w:r>
       <w:r>
         <w:rPr>
-          <w:rFonts w:ascii="SimSun" w:eastAsia="SimSun" w:hAnsi="SimSun"/>
+          <w:rFonts w:ascii="宋体" w:eastAsia="宋体" w:hAnsi="宋体"/>
         </w:rPr>
         <w:t>Transformer</w:t>
       </w:r>
       <w:r>
         <w:rPr>
-          <w:rFonts w:ascii="SimSun" w:eastAsia="SimSun" w:hAnsi="SimSun" w:hint="eastAsia"/>
-        </w:rPr>
-        <w:t xml:space="preserve"> </w:t>
-      </w:r>
-      <w:r>
-        <w:rPr>
-          <w:rFonts w:ascii="SimSun" w:eastAsia="SimSun" w:hAnsi="SimSun"/>
+          <w:rFonts w:ascii="宋体" w:eastAsia="宋体" w:hAnsi="宋体" w:hint="eastAsia"/>
+        </w:rPr>
+        <w:t xml:space="preserve"> </w:t>
+      </w:r>
+      <w:r>
+        <w:rPr>
+          <w:rFonts w:ascii="宋体" w:eastAsia="宋体" w:hAnsi="宋体"/>
         </w:rPr>
         <w:t xml:space="preserve">CPI [19] </w:t>
       </w:r>
       <w:r>
         <w:rPr>
-          <w:rFonts w:ascii="SimSun" w:eastAsia="SimSun" w:hAnsi="SimSun" w:hint="eastAsia"/>
+          <w:rFonts w:ascii="宋体" w:eastAsia="宋体" w:hAnsi="宋体" w:hint="eastAsia"/>
         </w:rPr>
         <w:t>利用</w:t>
       </w:r>
       <w:r>
         <w:rPr>
-          <w:rFonts w:ascii="SimSun" w:eastAsia="SimSun" w:hAnsi="SimSun"/>
+          <w:rFonts w:ascii="宋体" w:eastAsia="宋体" w:hAnsi="宋体"/>
         </w:rPr>
         <w:t xml:space="preserve">Transformer </w:t>
       </w:r>
       <w:r>
         <w:rPr>
-          <w:rFonts w:ascii="SimSun" w:eastAsia="SimSun" w:hAnsi="SimSun" w:hint="eastAsia"/>
+          <w:rFonts w:ascii="宋体" w:eastAsia="宋体" w:hAnsi="宋体" w:hint="eastAsia"/>
         </w:rPr>
         <w:t>技术挖掘药物和蛋白质序列数据以进行</w:t>
       </w:r>
-    </w:p>
-    <w:p>
-      <w:pPr>
-        <w:spacing w:after="0" w:line="240" w:lineRule="auto"/>
-        <w:jc w:val="both"/>
-        <w:rPr>
-          <w:rFonts w:ascii="SimSun" w:eastAsia="SimSun" w:hAnsi="SimSun"/>
-        </w:rPr>
-      </w:pPr>
-      <w:r>
-        <w:rPr>
-          <w:rFonts w:ascii="SimSun" w:eastAsia="SimSun" w:hAnsi="SimSun"/>
+      <w:r>
+        <w:rPr>
+          <w:rFonts w:ascii="宋体" w:eastAsia="宋体" w:hAnsi="宋体"/>
         </w:rPr>
         <w:t xml:space="preserve">DTI </w:t>
       </w:r>
       <w:r>
         <w:rPr>
-          <w:rFonts w:ascii="SimSun" w:eastAsia="SimSun" w:hAnsi="SimSun" w:hint="eastAsia"/>
+          <w:rFonts w:ascii="宋体" w:eastAsia="宋体" w:hAnsi="宋体" w:hint="eastAsia"/>
         </w:rPr>
         <w:t>预测</w:t>
       </w:r>
       <w:r>
         <w:rPr>
-          <w:rFonts w:ascii="SimSun" w:eastAsia="SimSun" w:hAnsi="SimSun" w:hint="eastAsia"/>
+          <w:rFonts w:ascii="宋体" w:eastAsia="宋体" w:hAnsi="宋体" w:hint="eastAsia"/>
+        </w:rPr>
+        <w:t>，</w:t>
+      </w:r>
+      <w:proofErr w:type="spellStart"/>
+      <w:r>
+        <w:rPr>
+          <w:rFonts w:ascii="宋体" w:eastAsia="宋体" w:hAnsi="宋体"/>
+        </w:rPr>
+        <w:t>TransformerCPI</w:t>
+      </w:r>
+      <w:proofErr w:type="spellEnd"/>
+      <w:r>
+        <w:rPr>
+          <w:rFonts w:ascii="宋体" w:eastAsia="宋体" w:hAnsi="宋体"/>
+        </w:rPr>
+        <w:t xml:space="preserve"> </w:t>
+      </w:r>
+      <w:r>
+        <w:rPr>
+          <w:rFonts w:ascii="宋体" w:eastAsia="宋体" w:hAnsi="宋体" w:hint="eastAsia"/>
+        </w:rPr>
+        <w:t>将蛋白质序列提供给</w:t>
+      </w:r>
+      <w:r>
+        <w:rPr>
+          <w:rFonts w:ascii="宋体" w:eastAsia="宋体" w:hAnsi="宋体"/>
+        </w:rPr>
+        <w:t xml:space="preserve">Transformer </w:t>
+      </w:r>
+      <w:r>
+        <w:rPr>
+          <w:rFonts w:ascii="宋体" w:eastAsia="宋体" w:hAnsi="宋体" w:hint="eastAsia"/>
+        </w:rPr>
+        <w:t>的编码层，以便其学习隐藏表示</w:t>
+      </w:r>
+      <w:r>
+        <w:rPr>
+          <w:rFonts w:ascii="宋体" w:eastAsia="宋体" w:hAnsi="宋体" w:hint="eastAsia"/>
         </w:rPr>
         <w:t>；</w:t>
       </w:r>
-      <w:r>
-        <w:rPr>
-          <w:rFonts w:ascii="SimSun" w:eastAsia="SimSun" w:hAnsi="SimSun"/>
-        </w:rPr>
-        <w:t xml:space="preserve">NeoDTI [20] </w:t>
-      </w:r>
-      <w:r>
-        <w:rPr>
-          <w:rFonts w:ascii="SimSun" w:eastAsia="SimSun" w:hAnsi="SimSun" w:hint="eastAsia"/>
+      <w:proofErr w:type="spellStart"/>
+      <w:r>
+        <w:rPr>
+          <w:rFonts w:ascii="宋体" w:eastAsia="宋体" w:hAnsi="宋体"/>
+        </w:rPr>
+        <w:t>NeoDTI</w:t>
+      </w:r>
+      <w:proofErr w:type="spellEnd"/>
+      <w:r>
+        <w:rPr>
+          <w:rFonts w:ascii="宋体" w:eastAsia="宋体" w:hAnsi="宋体"/>
+        </w:rPr>
+        <w:t xml:space="preserve"> [20] </w:t>
+      </w:r>
+      <w:r>
+        <w:rPr>
+          <w:rFonts w:ascii="宋体" w:eastAsia="宋体" w:hAnsi="宋体" w:hint="eastAsia"/>
         </w:rPr>
         <w:t>利用异构网络中的数据来保留药物和蛋白质的拓扑结构以进行</w:t>
       </w:r>
       <w:r>
         <w:rPr>
-          <w:rFonts w:ascii="SimSun" w:eastAsia="SimSun" w:hAnsi="SimSun"/>
+          <w:rFonts w:ascii="宋体" w:eastAsia="宋体" w:hAnsi="宋体"/>
         </w:rPr>
         <w:t xml:space="preserve">DTI </w:t>
       </w:r>
       <w:r>
         <w:rPr>
-          <w:rFonts w:ascii="SimSun" w:eastAsia="SimSun" w:hAnsi="SimSun" w:hint="eastAsia"/>
+          <w:rFonts w:ascii="宋体" w:eastAsia="宋体" w:hAnsi="宋体" w:hint="eastAsia"/>
         </w:rPr>
         <w:t>预测</w:t>
       </w:r>
       <w:r>
         <w:rPr>
-          <w:rFonts w:ascii="SimSun" w:eastAsia="SimSun" w:hAnsi="SimSun" w:hint="eastAsia"/>
+          <w:rFonts w:ascii="宋体" w:eastAsia="宋体" w:hAnsi="宋体" w:hint="eastAsia"/>
         </w:rPr>
         <w:t>；</w:t>
       </w:r>
       <w:r>
         <w:rPr>
-          <w:rFonts w:ascii="SimSun" w:eastAsia="SimSun" w:hAnsi="SimSun"/>
+          <w:rFonts w:ascii="宋体" w:eastAsia="宋体" w:hAnsi="宋体"/>
         </w:rPr>
         <w:t xml:space="preserve">[21] </w:t>
       </w:r>
       <w:r>
         <w:rPr>
-          <w:rFonts w:ascii="SimSun" w:eastAsia="SimSun" w:hAnsi="SimSun" w:hint="eastAsia"/>
+          <w:rFonts w:ascii="宋体" w:eastAsia="宋体" w:hAnsi="宋体" w:hint="eastAsia"/>
         </w:rPr>
         <w:t>采用卷积神经网络（</w:t>
       </w:r>
       <w:r>
         <w:rPr>
-          <w:rFonts w:ascii="SimSun" w:eastAsia="SimSun" w:hAnsi="SimSun"/>
+          <w:rFonts w:ascii="宋体" w:eastAsia="宋体" w:hAnsi="宋体"/>
         </w:rPr>
         <w:t>CNN</w:t>
       </w:r>
       <w:r>
         <w:rPr>
-          <w:rFonts w:ascii="SimSun" w:eastAsia="SimSun" w:hAnsi="SimSun" w:hint="eastAsia"/>
+          <w:rFonts w:ascii="宋体" w:eastAsia="宋体" w:hAnsi="宋体" w:hint="eastAsia"/>
         </w:rPr>
         <w:t>）技术获取药物和蛋白质序列的局部特征以进行</w:t>
       </w:r>
       <w:r>
         <w:rPr>
-          <w:rFonts w:ascii="SimSun" w:eastAsia="SimSun" w:hAnsi="SimSun"/>
+          <w:rFonts w:ascii="宋体" w:eastAsia="宋体" w:hAnsi="宋体"/>
         </w:rPr>
         <w:t xml:space="preserve">DTI </w:t>
       </w:r>
       <w:r>
         <w:rPr>
-          <w:rFonts w:ascii="SimSun" w:eastAsia="SimSun" w:hAnsi="SimSun" w:hint="eastAsia"/>
+          <w:rFonts w:ascii="宋体" w:eastAsia="宋体" w:hAnsi="宋体" w:hint="eastAsia"/>
         </w:rPr>
         <w:t>预测</w:t>
       </w:r>
       <w:r>
         <w:rPr>
-          <w:rFonts w:ascii="SimSun" w:eastAsia="SimSun" w:hAnsi="SimSun" w:hint="eastAsia"/>
+          <w:rFonts w:ascii="宋体" w:eastAsia="宋体" w:hAnsi="宋体" w:hint="eastAsia"/>
         </w:rPr>
         <w:t>；</w:t>
       </w:r>
       <w:r>
         <w:rPr>
-          <w:rFonts w:ascii="SimSun" w:eastAsia="SimSun" w:hAnsi="SimSun"/>
+          <w:rFonts w:ascii="宋体" w:eastAsia="宋体" w:hAnsi="宋体"/>
         </w:rPr>
         <w:t xml:space="preserve">Co-VAE [24] </w:t>
       </w:r>
       <w:r>
         <w:rPr>
-          <w:rFonts w:ascii="SimSun" w:eastAsia="SimSun" w:hAnsi="SimSun" w:hint="eastAsia"/>
+          <w:rFonts w:ascii="宋体" w:eastAsia="宋体" w:hAnsi="宋体" w:hint="eastAsia"/>
         </w:rPr>
         <w:t>采用了变分自编码技术。</w:t>
       </w:r>
-    </w:p>
-    <w:p>
-      <w:pPr>
-        <w:spacing w:after="0" w:line="240" w:lineRule="auto"/>
-        <w:jc w:val="both"/>
-        <w:rPr>
-          <w:rFonts w:ascii="SimSun" w:eastAsia="SimSun" w:hAnsi="SimSun"/>
-        </w:rPr>
-      </w:pPr>
-      <w:r>
-        <w:rPr>
-          <w:rFonts w:ascii="SimSun" w:eastAsia="SimSun" w:hAnsi="SimSun" w:hint="eastAsia"/>
+      <w:proofErr w:type="spellStart"/>
+      <w:r>
+        <w:rPr>
+          <w:rFonts w:ascii="宋体" w:eastAsia="宋体" w:hAnsi="宋体"/>
+        </w:rPr>
+        <w:t>HyperAttentionDTI</w:t>
+      </w:r>
+      <w:proofErr w:type="spellEnd"/>
+      <w:r>
+        <w:rPr>
+          <w:rFonts w:ascii="宋体" w:eastAsia="宋体" w:hAnsi="宋体"/>
+        </w:rPr>
+        <w:t xml:space="preserve"> [27] </w:t>
+      </w:r>
+      <w:r>
+        <w:rPr>
+          <w:rFonts w:ascii="宋体" w:eastAsia="宋体" w:hAnsi="宋体" w:hint="eastAsia"/>
+        </w:rPr>
+        <w:t>利用卷积神经网络（</w:t>
+      </w:r>
+      <w:r>
+        <w:rPr>
+          <w:rFonts w:ascii="宋体" w:eastAsia="宋体" w:hAnsi="宋体"/>
+        </w:rPr>
+        <w:t>CNN</w:t>
+      </w:r>
+      <w:r>
+        <w:rPr>
+          <w:rFonts w:ascii="宋体" w:eastAsia="宋体" w:hAnsi="宋体" w:hint="eastAsia"/>
+        </w:rPr>
+        <w:t>）和注意力机制来学习药物和靶点的特征，并为每个原子和氨基酸分配注意力向量以进行加权表示。</w:t>
+      </w:r>
+      <w:proofErr w:type="spellStart"/>
+      <w:r>
+        <w:rPr>
+          <w:rFonts w:ascii="宋体" w:eastAsia="宋体" w:hAnsi="宋体"/>
+        </w:rPr>
+        <w:t>FusionDTA</w:t>
+      </w:r>
+      <w:proofErr w:type="spellEnd"/>
+      <w:r>
+        <w:rPr>
+          <w:rFonts w:ascii="宋体" w:eastAsia="宋体" w:hAnsi="宋体"/>
+        </w:rPr>
+        <w:t xml:space="preserve"> [28] </w:t>
+      </w:r>
+      <w:r>
+        <w:rPr>
+          <w:rFonts w:ascii="宋体" w:eastAsia="宋体" w:hAnsi="宋体" w:hint="eastAsia"/>
+        </w:rPr>
+        <w:t>采用基于注意力的特征融合模块来结合药物和靶点的特征表示，生成更具信息量的特征表示。此外，它还利用知识蒸馏</w:t>
+      </w:r>
+      <w:proofErr w:type="gramStart"/>
+      <w:r>
+        <w:rPr>
+          <w:rFonts w:ascii="宋体" w:eastAsia="宋体" w:hAnsi="宋体" w:hint="eastAsia"/>
+        </w:rPr>
+        <w:t>来结合</w:t>
+      </w:r>
+      <w:proofErr w:type="gramEnd"/>
+      <w:r>
+        <w:rPr>
+          <w:rFonts w:ascii="宋体" w:eastAsia="宋体" w:hAnsi="宋体" w:hint="eastAsia"/>
+        </w:rPr>
+        <w:t>多个模型的预测结果，进一步提高预测的准确性和鲁棒性。</w:t>
+      </w:r>
+      <w:proofErr w:type="spellStart"/>
+      <w:r>
+        <w:rPr>
+          <w:rFonts w:ascii="宋体" w:eastAsia="宋体" w:hAnsi="宋体"/>
+        </w:rPr>
+        <w:t>DTINet</w:t>
+      </w:r>
+      <w:proofErr w:type="spellEnd"/>
+      <w:r>
+        <w:rPr>
+          <w:rFonts w:ascii="宋体" w:eastAsia="宋体" w:hAnsi="宋体"/>
+        </w:rPr>
+        <w:t xml:space="preserve"> [29] </w:t>
+      </w:r>
+      <w:r>
+        <w:rPr>
+          <w:rFonts w:ascii="宋体" w:eastAsia="宋体" w:hAnsi="宋体" w:hint="eastAsia"/>
+        </w:rPr>
+        <w:t>利用各种药物相关信息构建异质网络，以学习特征的低维向量表示，从而实现</w:t>
+      </w:r>
+      <w:r>
+        <w:rPr>
+          <w:rFonts w:ascii="宋体" w:eastAsia="宋体" w:hAnsi="宋体"/>
+        </w:rPr>
+        <w:t xml:space="preserve">DTI </w:t>
+      </w:r>
+      <w:r>
+        <w:rPr>
+          <w:rFonts w:ascii="宋体" w:eastAsia="宋体" w:hAnsi="宋体" w:hint="eastAsia"/>
+        </w:rPr>
+        <w:t>的预测。</w:t>
+      </w:r>
+      <w:r>
+        <w:rPr>
+          <w:rFonts w:ascii="宋体" w:eastAsia="宋体" w:hAnsi="宋体"/>
+        </w:rPr>
+        <w:t xml:space="preserve">SPLCMF [33] </w:t>
+      </w:r>
+      <w:proofErr w:type="gramStart"/>
+      <w:r>
+        <w:rPr>
+          <w:rFonts w:ascii="宋体" w:eastAsia="宋体" w:hAnsi="宋体" w:hint="eastAsia"/>
+        </w:rPr>
+        <w:t>利用自步学习策略</w:t>
+      </w:r>
+      <w:proofErr w:type="gramEnd"/>
+      <w:r>
+        <w:rPr>
+          <w:rFonts w:ascii="宋体" w:eastAsia="宋体" w:hAnsi="宋体" w:hint="eastAsia"/>
+        </w:rPr>
+        <w:t>逐步选择训练样本并控制特征学习过程，从而提高模型的泛化能力和预测精度。它使用协同矩阵分解技术来预测药物</w:t>
+      </w:r>
+      <w:r>
+        <w:rPr>
+          <w:rFonts w:ascii="宋体" w:eastAsia="宋体" w:hAnsi="宋体"/>
+        </w:rPr>
+        <w:t>-</w:t>
+      </w:r>
+      <w:r>
+        <w:rPr>
+          <w:rFonts w:ascii="宋体" w:eastAsia="宋体" w:hAnsi="宋体" w:hint="eastAsia"/>
+        </w:rPr>
+        <w:t>靶点相互作用</w:t>
+      </w:r>
+      <w:r>
+        <w:rPr>
+          <w:rFonts w:ascii="宋体" w:eastAsia="宋体" w:hAnsi="宋体" w:hint="eastAsia"/>
+        </w:rPr>
+        <w:t>。</w:t>
+      </w:r>
+      <w:proofErr w:type="spellStart"/>
+      <w:r>
+        <w:rPr>
+          <w:rFonts w:ascii="宋体" w:eastAsia="宋体" w:hAnsi="宋体"/>
+        </w:rPr>
+        <w:t>GanDTI</w:t>
+      </w:r>
+      <w:proofErr w:type="spellEnd"/>
+      <w:r>
+        <w:rPr>
+          <w:rFonts w:ascii="宋体" w:eastAsia="宋体" w:hAnsi="宋体"/>
+        </w:rPr>
+        <w:t xml:space="preserve"> </w:t>
+      </w:r>
+      <w:r>
+        <w:rPr>
+          <w:rFonts w:ascii="宋体" w:eastAsia="宋体" w:hAnsi="宋体" w:hint="eastAsia"/>
+        </w:rPr>
+        <w:t>包含一种技术，可将注意力集中在与目标药物相互作用最有利的蛋白质区域。</w:t>
+      </w:r>
+      <w:proofErr w:type="spellStart"/>
+      <w:r>
+        <w:rPr>
+          <w:rFonts w:ascii="宋体" w:eastAsia="宋体" w:hAnsi="宋体"/>
+        </w:rPr>
+        <w:t>GraphCPI</w:t>
+      </w:r>
+      <w:proofErr w:type="spellEnd"/>
+      <w:r>
+        <w:rPr>
+          <w:rFonts w:ascii="宋体" w:eastAsia="宋体" w:hAnsi="宋体" w:hint="eastAsia"/>
+        </w:rPr>
+        <w:t>利用</w:t>
+      </w:r>
+      <w:r>
+        <w:rPr>
+          <w:rFonts w:ascii="宋体" w:eastAsia="宋体" w:hAnsi="宋体"/>
+        </w:rPr>
+        <w:t xml:space="preserve">Prot2Vec [62] </w:t>
+      </w:r>
+      <w:r>
+        <w:rPr>
+          <w:rFonts w:ascii="宋体" w:eastAsia="宋体" w:hAnsi="宋体" w:hint="eastAsia"/>
+        </w:rPr>
+        <w:t>将蛋白质序列转换为矩阵，然后输入到</w:t>
+      </w:r>
+      <w:r>
+        <w:rPr>
+          <w:rFonts w:ascii="宋体" w:eastAsia="宋体" w:hAnsi="宋体"/>
+        </w:rPr>
+        <w:t xml:space="preserve">CNN </w:t>
+      </w:r>
+      <w:r>
+        <w:rPr>
+          <w:rFonts w:ascii="宋体" w:eastAsia="宋体" w:hAnsi="宋体" w:hint="eastAsia"/>
+        </w:rPr>
+        <w:t>中进行特征训练。</w:t>
+      </w:r>
+      <w:r>
+        <w:rPr>
+          <w:rFonts w:ascii="宋体" w:eastAsia="宋体" w:hAnsi="宋体"/>
+        </w:rPr>
+        <w:t xml:space="preserve">SAG-DTA </w:t>
+      </w:r>
+      <w:r>
+        <w:rPr>
+          <w:rFonts w:ascii="宋体" w:eastAsia="宋体" w:hAnsi="宋体" w:hint="eastAsia"/>
+        </w:rPr>
+        <w:t>将</w:t>
+      </w:r>
+      <w:proofErr w:type="gramStart"/>
+      <w:r>
+        <w:rPr>
+          <w:rFonts w:ascii="宋体" w:eastAsia="宋体" w:hAnsi="宋体" w:hint="eastAsia"/>
+        </w:rPr>
+        <w:t>全局池化和分层池化以及</w:t>
+      </w:r>
+      <w:proofErr w:type="gramEnd"/>
+      <w:r>
+        <w:rPr>
+          <w:rFonts w:ascii="宋体" w:eastAsia="宋体" w:hAnsi="宋体" w:hint="eastAsia"/>
+        </w:rPr>
+        <w:t>自注意力方法融入分子图特征提取过程，以获得具有丰富药物特征表示的两种药物表示。</w:t>
+      </w:r>
+      <w:r>
+        <w:rPr>
+          <w:rFonts w:ascii="宋体" w:eastAsia="宋体" w:hAnsi="宋体" w:hint="eastAsia"/>
+        </w:rPr>
+        <w:lastRenderedPageBreak/>
+        <w:t xml:space="preserve">浅层模型不足以捕捉全局特征。在 </w:t>
+      </w:r>
+      <w:proofErr w:type="spellStart"/>
+      <w:r>
+        <w:rPr>
+          <w:rFonts w:ascii="宋体" w:eastAsia="宋体" w:hAnsi="宋体" w:hint="eastAsia"/>
+        </w:rPr>
+        <w:t>DenseNet</w:t>
+      </w:r>
+      <w:proofErr w:type="spellEnd"/>
+      <w:r>
+        <w:rPr>
+          <w:rFonts w:ascii="宋体" w:eastAsia="宋体" w:hAnsi="宋体" w:hint="eastAsia"/>
+        </w:rPr>
+        <w:t xml:space="preserve"> [63]的鼓励下，</w:t>
+      </w:r>
+      <w:proofErr w:type="spellStart"/>
+      <w:r>
+        <w:rPr>
+          <w:rFonts w:ascii="宋体" w:eastAsia="宋体" w:hAnsi="宋体" w:hint="eastAsia"/>
+        </w:rPr>
+        <w:t>MGraphDTA</w:t>
+      </w:r>
+      <w:proofErr w:type="spellEnd"/>
+      <w:r>
+        <w:rPr>
+          <w:rFonts w:ascii="宋体" w:eastAsia="宋体" w:hAnsi="宋体" w:hint="eastAsia"/>
+        </w:rPr>
+        <w:t xml:space="preserve"> 作为一种深度网络模型被提出来，它使用深度网络学习特征来处理药物分子和蛋白质序列。</w:t>
+      </w:r>
+    </w:p>
+    <w:p>
+      <w:pPr>
+        <w:spacing w:after="0" w:line="240" w:lineRule="auto"/>
+        <w:jc w:val="both"/>
+        <w:rPr>
+          <w:rFonts w:ascii="宋体" w:eastAsia="宋体" w:hAnsi="宋体" w:hint="eastAsia"/>
+        </w:rPr>
+      </w:pPr>
+    </w:p>
+    <w:p>
+      <w:pPr>
+        <w:spacing w:after="0" w:line="240" w:lineRule="auto"/>
+        <w:jc w:val="both"/>
+        <w:rPr>
+          <w:rFonts w:ascii="宋体" w:eastAsia="宋体" w:hAnsi="宋体" w:hint="eastAsia"/>
+        </w:rPr>
+      </w:pPr>
+      <w:bookmarkStart w:id="0" w:name="OLE_LINK1"/>
+      <w:r>
+        <w:rPr>
+          <w:rFonts w:ascii="宋体" w:eastAsia="宋体" w:hAnsi="宋体" w:hint="eastAsia"/>
         </w:rPr>
         <w:t>国外：</w:t>
       </w:r>
-      <w:r>
-        <w:rPr>
-          <w:rFonts w:ascii="SimSun" w:eastAsia="SimSun" w:hAnsi="SimSun"/>
-        </w:rPr>
-        <w:t xml:space="preserve">DeepDTA [22] </w:t>
-      </w:r>
-      <w:r>
-        <w:rPr>
-          <w:rFonts w:ascii="SimSun" w:eastAsia="SimSun" w:hAnsi="SimSun" w:hint="eastAsia"/>
+      <w:proofErr w:type="spellStart"/>
+      <w:r>
+        <w:rPr>
+          <w:rFonts w:ascii="宋体" w:eastAsia="宋体" w:hAnsi="宋体"/>
+        </w:rPr>
+        <w:t>DeepDTA</w:t>
+      </w:r>
+      <w:proofErr w:type="spellEnd"/>
+      <w:r>
+        <w:rPr>
+          <w:rFonts w:ascii="宋体" w:eastAsia="宋体" w:hAnsi="宋体"/>
+        </w:rPr>
+        <w:t xml:space="preserve"> [22] </w:t>
+      </w:r>
+      <w:r>
+        <w:rPr>
+          <w:rFonts w:ascii="宋体" w:eastAsia="宋体" w:hAnsi="宋体" w:hint="eastAsia"/>
         </w:rPr>
         <w:t>采用两个</w:t>
       </w:r>
       <w:r>
         <w:rPr>
-          <w:rFonts w:ascii="SimSun" w:eastAsia="SimSun" w:hAnsi="SimSun"/>
+          <w:rFonts w:ascii="宋体" w:eastAsia="宋体" w:hAnsi="宋体"/>
         </w:rPr>
         <w:t xml:space="preserve">CNN </w:t>
       </w:r>
       <w:r>
         <w:rPr>
-          <w:rFonts w:ascii="SimSun" w:eastAsia="SimSun" w:hAnsi="SimSun" w:hint="eastAsia"/>
+          <w:rFonts w:ascii="宋体" w:eastAsia="宋体" w:hAnsi="宋体" w:hint="eastAsia"/>
         </w:rPr>
         <w:t>来学习药物分子和蛋白质序列的特征以进行</w:t>
       </w:r>
       <w:r>
         <w:rPr>
-          <w:rFonts w:ascii="SimSun" w:eastAsia="SimSun" w:hAnsi="SimSun"/>
+          <w:rFonts w:ascii="宋体" w:eastAsia="宋体" w:hAnsi="宋体"/>
         </w:rPr>
         <w:t xml:space="preserve">DTA </w:t>
       </w:r>
       <w:r>
         <w:rPr>
-          <w:rFonts w:ascii="SimSun" w:eastAsia="SimSun" w:hAnsi="SimSun" w:hint="eastAsia"/>
+          <w:rFonts w:ascii="宋体" w:eastAsia="宋体" w:hAnsi="宋体" w:hint="eastAsia"/>
         </w:rPr>
         <w:t>预测。另外添加了两个</w:t>
       </w:r>
       <w:r>
         <w:rPr>
-          <w:rFonts w:ascii="SimSun" w:eastAsia="SimSun" w:hAnsi="SimSun"/>
+          <w:rFonts w:ascii="宋体" w:eastAsia="宋体" w:hAnsi="宋体"/>
         </w:rPr>
         <w:t xml:space="preserve">CNN </w:t>
       </w:r>
       <w:r>
         <w:rPr>
-          <w:rFonts w:ascii="SimSun" w:eastAsia="SimSun" w:hAnsi="SimSun" w:hint="eastAsia"/>
+          <w:rFonts w:ascii="宋体" w:eastAsia="宋体" w:hAnsi="宋体" w:hint="eastAsia"/>
         </w:rPr>
         <w:t>分别学习蛋白质结构域和基序（</w:t>
       </w:r>
       <w:r>
         <w:rPr>
-          <w:rFonts w:ascii="SimSun" w:eastAsia="SimSun" w:hAnsi="SimSun"/>
+          <w:rFonts w:ascii="宋体" w:eastAsia="宋体" w:hAnsi="宋体"/>
         </w:rPr>
         <w:t>PDMs</w:t>
       </w:r>
       <w:r>
         <w:rPr>
-          <w:rFonts w:ascii="SimSun" w:eastAsia="SimSun" w:hAnsi="SimSun" w:hint="eastAsia"/>
+          <w:rFonts w:ascii="宋体" w:eastAsia="宋体" w:hAnsi="宋体" w:hint="eastAsia"/>
         </w:rPr>
         <w:t>）以及配体最大公共子结构（</w:t>
       </w:r>
       <w:r>
         <w:rPr>
-          <w:rFonts w:ascii="SimSun" w:eastAsia="SimSun" w:hAnsi="SimSun"/>
+          <w:rFonts w:ascii="宋体" w:eastAsia="宋体" w:hAnsi="宋体"/>
         </w:rPr>
         <w:t>LMCSs</w:t>
       </w:r>
       <w:r>
         <w:rPr>
-          <w:rFonts w:ascii="SimSun" w:eastAsia="SimSun" w:hAnsi="SimSun" w:hint="eastAsia"/>
+          <w:rFonts w:ascii="宋体" w:eastAsia="宋体" w:hAnsi="宋体" w:hint="eastAsia"/>
         </w:rPr>
         <w:t>）的特征。</w:t>
       </w:r>
-      <w:r>
-        <w:rPr>
-          <w:rFonts w:ascii="SimSun" w:eastAsia="SimSun" w:hAnsi="SimSun"/>
-        </w:rPr>
-        <w:t xml:space="preserve">WideDTA [23] </w:t>
-      </w:r>
-      <w:r>
-        <w:rPr>
-          <w:rFonts w:ascii="SimSun" w:eastAsia="SimSun" w:hAnsi="SimSun" w:hint="eastAsia"/>
+      <w:proofErr w:type="spellStart"/>
+      <w:r>
+        <w:rPr>
+          <w:rFonts w:ascii="宋体" w:eastAsia="宋体" w:hAnsi="宋体"/>
+        </w:rPr>
+        <w:t>WideDTA</w:t>
+      </w:r>
+      <w:proofErr w:type="spellEnd"/>
+      <w:r>
+        <w:rPr>
+          <w:rFonts w:ascii="宋体" w:eastAsia="宋体" w:hAnsi="宋体"/>
+        </w:rPr>
+        <w:t xml:space="preserve"> [23] </w:t>
+      </w:r>
+      <w:r>
+        <w:rPr>
+          <w:rFonts w:ascii="宋体" w:eastAsia="宋体" w:hAnsi="宋体" w:hint="eastAsia"/>
         </w:rPr>
         <w:t>是</w:t>
       </w:r>
       <w:r>
         <w:rPr>
-          <w:rFonts w:ascii="SimSun" w:eastAsia="SimSun" w:hAnsi="SimSun"/>
-        </w:rPr>
-        <w:t xml:space="preserve"> DeepDTA </w:t>
-      </w:r>
-      <w:r>
-        <w:rPr>
-          <w:rFonts w:ascii="SimSun" w:eastAsia="SimSun" w:hAnsi="SimSun" w:hint="eastAsia"/>
+          <w:rFonts w:ascii="宋体" w:eastAsia="宋体" w:hAnsi="宋体"/>
+        </w:rPr>
+        <w:t xml:space="preserve"> </w:t>
+      </w:r>
+      <w:proofErr w:type="spellStart"/>
+      <w:r>
+        <w:rPr>
+          <w:rFonts w:ascii="宋体" w:eastAsia="宋体" w:hAnsi="宋体"/>
+        </w:rPr>
+        <w:t>DeepDTA</w:t>
+      </w:r>
+      <w:proofErr w:type="spellEnd"/>
+      <w:r>
+        <w:rPr>
+          <w:rFonts w:ascii="宋体" w:eastAsia="宋体" w:hAnsi="宋体"/>
+        </w:rPr>
+        <w:t xml:space="preserve"> </w:t>
+      </w:r>
+      <w:r>
+        <w:rPr>
+          <w:rFonts w:ascii="宋体" w:eastAsia="宋体" w:hAnsi="宋体" w:hint="eastAsia"/>
         </w:rPr>
         <w:t>的改进版本。为了捕捉药物和蛋白质序</w:t>
       </w:r>
@@ -4182,108 +5312,314 @@
         <w:spacing w:after="0" w:line="240" w:lineRule="auto"/>
         <w:jc w:val="both"/>
         <w:rPr>
-          <w:rFonts w:ascii="SimSun" w:eastAsia="SimSun" w:hAnsi="SimSun"/>
-        </w:rPr>
-      </w:pPr>
-      <w:r>
-        <w:rPr>
-          <w:rFonts w:ascii="SimSun" w:eastAsia="SimSun" w:hAnsi="SimSun" w:hint="eastAsia"/>
+          <w:rFonts w:ascii="宋体" w:eastAsia="宋体" w:hAnsi="宋体" w:hint="eastAsia"/>
+        </w:rPr>
+      </w:pPr>
+      <w:r>
+        <w:rPr>
+          <w:rFonts w:ascii="宋体" w:eastAsia="宋体" w:hAnsi="宋体" w:hint="eastAsia"/>
         </w:rPr>
         <w:t>列的潜在特征以进行亲和力预测</w:t>
       </w:r>
       <w:r>
         <w:rPr>
-          <w:rFonts w:ascii="SimSun" w:eastAsia="SimSun" w:hAnsi="SimSun" w:hint="eastAsia"/>
+          <w:rFonts w:ascii="宋体" w:eastAsia="宋体" w:hAnsi="宋体" w:hint="eastAsia"/>
         </w:rPr>
         <w:t>。</w:t>
       </w:r>
-      <w:r>
-        <w:rPr>
-          <w:rFonts w:ascii="SimSun" w:eastAsia="SimSun" w:hAnsi="SimSun"/>
-        </w:rPr>
-        <w:t>AttentionSiteDTI [25]</w:t>
-      </w:r>
-      <w:r>
-        <w:rPr>
-          <w:rFonts w:ascii="SimSun" w:eastAsia="SimSun" w:hAnsi="SimSun" w:hint="eastAsia"/>
+      <w:proofErr w:type="spellStart"/>
+      <w:r>
+        <w:rPr>
+          <w:rFonts w:ascii="宋体" w:eastAsia="宋体" w:hAnsi="宋体"/>
+        </w:rPr>
+        <w:t>AttentionSiteDTI</w:t>
+      </w:r>
+      <w:proofErr w:type="spellEnd"/>
+      <w:r>
+        <w:rPr>
+          <w:rFonts w:ascii="宋体" w:eastAsia="宋体" w:hAnsi="宋体"/>
+        </w:rPr>
+        <w:t xml:space="preserve"> [25]</w:t>
+      </w:r>
+      <w:r>
+        <w:rPr>
+          <w:rFonts w:ascii="宋体" w:eastAsia="宋体" w:hAnsi="宋体" w:hint="eastAsia"/>
         </w:rPr>
         <w:t>利用药物与靶点之间的结构信息构建图，结合自然语言处理（</w:t>
       </w:r>
       <w:r>
         <w:rPr>
-          <w:rFonts w:ascii="SimSun" w:eastAsia="SimSun" w:hAnsi="SimSun"/>
+          <w:rFonts w:ascii="宋体" w:eastAsia="宋体" w:hAnsi="宋体"/>
         </w:rPr>
         <w:t>NLP</w:t>
       </w:r>
       <w:r>
         <w:rPr>
-          <w:rFonts w:ascii="SimSun" w:eastAsia="SimSun" w:hAnsi="SimSun" w:hint="eastAsia"/>
-        </w:rPr>
-        <w:t>）技术处理文本数据中的关系信息，并应用注意力机制对图中不同节点和边的重要性进行加权。</w:t>
-      </w:r>
-    </w:p>
-    <w:p>
-      <w:pPr>
-        <w:spacing w:after="0" w:line="240" w:lineRule="auto"/>
-        <w:jc w:val="both"/>
-        <w:rPr>
-          <w:rFonts w:ascii="SimSun" w:eastAsia="SimSun" w:hAnsi="SimSun"/>
-        </w:rPr>
-      </w:pPr>
-    </w:p>
-    <w:p>
-      <w:pPr>
-        <w:spacing w:after="0" w:line="240" w:lineRule="auto"/>
-        <w:jc w:val="both"/>
-        <w:rPr>
-          <w:rFonts w:ascii="SimSun" w:eastAsia="SimSun" w:hAnsi="SimSun"/>
-        </w:rPr>
-      </w:pPr>
-    </w:p>
-    <w:p>
-      <w:pPr>
-        <w:spacing w:after="0" w:line="240" w:lineRule="auto"/>
-        <w:jc w:val="both"/>
-        <w:rPr>
-          <w:rFonts w:ascii="SimSun" w:eastAsia="SimSun" w:hAnsi="SimSun"/>
-        </w:rPr>
-      </w:pPr>
-    </w:p>
-    <w:p>
-      <w:pPr>
-        <w:spacing w:after="0" w:line="240" w:lineRule="auto"/>
-        <w:jc w:val="both"/>
-        <w:rPr>
-          <w:rFonts w:ascii="SimSun" w:eastAsia="SimSun" w:hAnsi="SimSun"/>
-        </w:rPr>
-      </w:pPr>
-      <w:r>
-        <w:rPr>
-          <w:rFonts w:ascii="SimSun" w:eastAsia="SimSun" w:hAnsi="SimSun" w:hint="eastAsia"/>
+          <w:rFonts w:ascii="宋体" w:eastAsia="宋体" w:hAnsi="宋体" w:hint="eastAsia"/>
+        </w:rPr>
+        <w:t>）技术处理文本数据中的关系信息，并应用注意力机制对图中不同节点和</w:t>
+      </w:r>
+      <w:proofErr w:type="gramStart"/>
+      <w:r>
+        <w:rPr>
+          <w:rFonts w:ascii="宋体" w:eastAsia="宋体" w:hAnsi="宋体" w:hint="eastAsia"/>
+        </w:rPr>
+        <w:t>边</w:t>
+      </w:r>
+      <w:proofErr w:type="gramEnd"/>
+      <w:r>
+        <w:rPr>
+          <w:rFonts w:ascii="宋体" w:eastAsia="宋体" w:hAnsi="宋体" w:hint="eastAsia"/>
+        </w:rPr>
+        <w:t>的重要性进行加权。</w:t>
+      </w:r>
+      <w:proofErr w:type="spellStart"/>
+      <w:r>
+        <w:rPr>
+          <w:rFonts w:ascii="宋体" w:eastAsia="宋体" w:hAnsi="宋体"/>
+        </w:rPr>
+        <w:t>DrugBAN</w:t>
+      </w:r>
+      <w:proofErr w:type="spellEnd"/>
+      <w:r>
+        <w:rPr>
+          <w:rFonts w:ascii="宋体" w:eastAsia="宋体" w:hAnsi="宋体"/>
+        </w:rPr>
+        <w:t xml:space="preserve"> [26] </w:t>
+      </w:r>
+      <w:r>
+        <w:rPr>
+          <w:rFonts w:ascii="宋体" w:eastAsia="宋体" w:hAnsi="宋体" w:hint="eastAsia"/>
+        </w:rPr>
+        <w:t>引入了一种基于双线性注意力网络的模型，以捕捉特征之间的相互作用，并使用注意力机制对不同特征的重要性进行加权。此外，该模型还结合了领域自适应技术，通过适应不同领域的数据来提高预测性能。</w:t>
+      </w:r>
+      <w:r>
+        <w:rPr>
+          <w:rFonts w:ascii="宋体" w:eastAsia="宋体" w:hAnsi="宋体"/>
+        </w:rPr>
+        <w:t xml:space="preserve">NRLMF [30] </w:t>
+      </w:r>
+      <w:r>
+        <w:rPr>
+          <w:rFonts w:ascii="宋体" w:eastAsia="宋体" w:hAnsi="宋体" w:hint="eastAsia"/>
+        </w:rPr>
+        <w:t>引入正则化以纳入邻域信息，促使相似的药物和靶点在特征空间中保持接近。它通过矩阵分解建模</w:t>
+      </w:r>
+      <w:r>
+        <w:rPr>
+          <w:rFonts w:ascii="宋体" w:eastAsia="宋体" w:hAnsi="宋体"/>
+        </w:rPr>
+        <w:t>DTI</w:t>
+      </w:r>
+      <w:r>
+        <w:rPr>
+          <w:rFonts w:ascii="宋体" w:eastAsia="宋体" w:hAnsi="宋体" w:hint="eastAsia"/>
+        </w:rPr>
+        <w:t>的概率，以实现准确预测。</w:t>
+      </w:r>
+      <w:r>
+        <w:rPr>
+          <w:rFonts w:ascii="宋体" w:eastAsia="宋体" w:hAnsi="宋体"/>
+        </w:rPr>
+        <w:t>NRLMF</w:t>
+      </w:r>
+      <w:r>
+        <w:rPr>
+          <w:rFonts w:ascii="宋体" w:eastAsia="宋体" w:hAnsi="宋体" w:hint="eastAsia"/>
+        </w:rPr>
+        <w:t>β</w:t>
+      </w:r>
+      <w:r>
+        <w:rPr>
+          <w:rFonts w:ascii="宋体" w:eastAsia="宋体" w:hAnsi="宋体"/>
+        </w:rPr>
+        <w:t xml:space="preserve"> [31] </w:t>
+      </w:r>
+      <w:r>
+        <w:rPr>
+          <w:rFonts w:ascii="宋体" w:eastAsia="宋体" w:hAnsi="宋体" w:hint="eastAsia"/>
+        </w:rPr>
+        <w:t>在</w:t>
+      </w:r>
+      <w:r>
+        <w:rPr>
+          <w:rFonts w:ascii="宋体" w:eastAsia="宋体" w:hAnsi="宋体"/>
+        </w:rPr>
+        <w:t xml:space="preserve"> NRLMF </w:t>
+      </w:r>
+      <w:r>
+        <w:rPr>
+          <w:rFonts w:ascii="宋体" w:eastAsia="宋体" w:hAnsi="宋体" w:hint="eastAsia"/>
+        </w:rPr>
+        <w:t>的基础上解</w:t>
+      </w:r>
+    </w:p>
+    <w:p>
+      <w:pPr>
+        <w:spacing w:after="0" w:line="240" w:lineRule="auto"/>
+        <w:jc w:val="both"/>
+        <w:rPr>
+          <w:rFonts w:ascii="宋体" w:eastAsia="宋体" w:hAnsi="宋体" w:hint="eastAsia"/>
+        </w:rPr>
+      </w:pPr>
+      <w:r>
+        <w:rPr>
+          <w:rFonts w:ascii="宋体" w:eastAsia="宋体" w:hAnsi="宋体" w:hint="eastAsia"/>
+        </w:rPr>
+        <w:t>决了</w:t>
+      </w:r>
+      <w:r>
+        <w:rPr>
+          <w:rFonts w:ascii="宋体" w:eastAsia="宋体" w:hAnsi="宋体"/>
+        </w:rPr>
+        <w:t xml:space="preserve">DTI </w:t>
+      </w:r>
+      <w:r>
+        <w:rPr>
+          <w:rFonts w:ascii="宋体" w:eastAsia="宋体" w:hAnsi="宋体" w:hint="eastAsia"/>
+        </w:rPr>
+        <w:t>样本信息有限时预测不准确的问题</w:t>
+      </w:r>
+      <w:r>
+        <w:rPr>
+          <w:rFonts w:ascii="宋体" w:eastAsia="宋体" w:hAnsi="宋体" w:hint="eastAsia"/>
+        </w:rPr>
+        <w:t>。</w:t>
+      </w:r>
+      <w:r>
+        <w:rPr>
+          <w:rFonts w:ascii="宋体" w:eastAsia="宋体" w:hAnsi="宋体" w:hint="eastAsia"/>
+        </w:rPr>
+        <w:t>KBMF2K [32] 将药物和靶点信息转换为核矩阵，并采用贝叶斯矩阵分解将核矩阵分解为两个低维特征矩阵，从而获得药物和靶点的潜在表示。</w:t>
+      </w:r>
+      <w:r>
+        <w:rPr>
+          <w:rFonts w:ascii="宋体" w:eastAsia="宋体" w:hAnsi="宋体"/>
+        </w:rPr>
+        <w:t>Prot2Vec [62]</w:t>
+      </w:r>
+      <w:r>
+        <w:rPr>
+          <w:rFonts w:ascii="宋体" w:eastAsia="宋体" w:hAnsi="宋体" w:hint="eastAsia"/>
+        </w:rPr>
+        <w:t>可以使用</w:t>
+      </w:r>
+      <w:r>
+        <w:rPr>
+          <w:rFonts w:ascii="宋体" w:eastAsia="宋体" w:hAnsi="宋体" w:hint="eastAsia"/>
+        </w:rPr>
+        <w:t>蛋白质向量（</w:t>
+      </w:r>
+      <w:proofErr w:type="spellStart"/>
+      <w:r>
+        <w:rPr>
+          <w:rFonts w:ascii="宋体" w:eastAsia="宋体" w:hAnsi="宋体" w:hint="eastAsia"/>
+        </w:rPr>
+        <w:t>ProtVec</w:t>
+      </w:r>
+      <w:proofErr w:type="spellEnd"/>
+      <w:r>
+        <w:rPr>
+          <w:rFonts w:ascii="宋体" w:eastAsia="宋体" w:hAnsi="宋体" w:hint="eastAsia"/>
+        </w:rPr>
+        <w:t>）表示蛋白质（氨基酸序列），基因向量（</w:t>
+      </w:r>
+      <w:proofErr w:type="spellStart"/>
+      <w:r>
+        <w:rPr>
+          <w:rFonts w:ascii="宋体" w:eastAsia="宋体" w:hAnsi="宋体" w:hint="eastAsia"/>
+        </w:rPr>
+        <w:t>GeneVec</w:t>
+      </w:r>
+      <w:proofErr w:type="spellEnd"/>
+      <w:r>
+        <w:rPr>
+          <w:rFonts w:ascii="宋体" w:eastAsia="宋体" w:hAnsi="宋体" w:hint="eastAsia"/>
+        </w:rPr>
+        <w:t>）表示基因序列</w:t>
+      </w:r>
+      <w:r>
+        <w:rPr>
+          <w:rFonts w:ascii="宋体" w:eastAsia="宋体" w:hAnsi="宋体" w:hint="eastAsia"/>
+        </w:rPr>
+        <w:t>，这为生物序列引入了一种新的表示和特征提取方法，</w:t>
+      </w:r>
+      <w:r>
+        <w:rPr>
+          <w:rFonts w:ascii="宋体" w:eastAsia="宋体" w:hAnsi="宋体" w:hint="eastAsia"/>
+        </w:rPr>
+        <w:t>这种表示法可被视为深度学习在生物信息学中各种应用的预训练。</w:t>
+      </w:r>
+      <w:r>
+        <w:rPr>
+          <w:rFonts w:ascii="宋体" w:eastAsia="宋体" w:hAnsi="宋体" w:hint="eastAsia"/>
+        </w:rPr>
+        <w:t>由于缺乏可用的蛋白质资源，在小型数据集上表现出色的模型在大型数据集上可能表现不佳。因此，[60] 对大量蛋白质进行了基于变换器的预训练。</w:t>
+      </w:r>
+      <w:bookmarkEnd w:id="0"/>
+    </w:p>
+    <w:p>
+      <w:pPr>
+        <w:spacing w:after="0" w:line="240" w:lineRule="auto"/>
+        <w:jc w:val="both"/>
+        <w:rPr>
+          <w:rFonts w:ascii="宋体" w:eastAsia="宋体" w:hAnsi="宋体" w:hint="eastAsia"/>
+        </w:rPr>
+      </w:pPr>
+    </w:p>
+    <w:p>
+      <w:pPr>
+        <w:spacing w:after="0" w:line="240" w:lineRule="auto"/>
+        <w:jc w:val="both"/>
+        <w:rPr>
+          <w:rFonts w:ascii="宋体" w:eastAsia="宋体" w:hAnsi="宋体" w:hint="eastAsia"/>
+        </w:rPr>
+      </w:pPr>
+    </w:p>
+    <w:p>
+      <w:pPr>
+        <w:spacing w:after="0" w:line="240" w:lineRule="auto"/>
+        <w:jc w:val="both"/>
+        <w:rPr>
+          <w:rFonts w:ascii="宋体" w:eastAsia="宋体" w:hAnsi="宋体" w:hint="eastAsia"/>
+        </w:rPr>
+      </w:pPr>
+    </w:p>
+    <w:p>
+      <w:pPr>
+        <w:spacing w:after="0" w:line="240" w:lineRule="auto"/>
+        <w:jc w:val="both"/>
+        <w:rPr>
+          <w:rFonts w:ascii="宋体" w:eastAsia="宋体" w:hAnsi="宋体" w:hint="eastAsia"/>
+        </w:rPr>
+      </w:pPr>
+      <w:r>
+        <w:rPr>
+          <w:rFonts w:ascii="宋体" w:eastAsia="宋体" w:hAnsi="宋体" w:hint="eastAsia"/>
         </w:rPr>
         <w:t>3.</w:t>
       </w:r>
       <w:r>
         <w:rPr>
-          <w:rFonts w:ascii="SimSun" w:eastAsia="SimSun" w:hAnsi="SimSun" w:hint="eastAsia"/>
+          <w:rFonts w:ascii="宋体" w:eastAsia="宋体" w:hAnsi="宋体" w:hint="eastAsia"/>
         </w:rPr>
         <w:t>研究内容</w:t>
       </w:r>
       <w:r>
         <w:rPr>
-          <w:rFonts w:ascii="SimSun" w:eastAsia="SimSun" w:hAnsi="SimSun" w:hint="eastAsia"/>
+          <w:rFonts w:ascii="宋体" w:eastAsia="宋体" w:hAnsi="宋体" w:hint="eastAsia"/>
         </w:rPr>
         <w:t xml:space="preserve"> 拟</w:t>
       </w:r>
       <w:r>
         <w:rPr>
-          <w:rFonts w:ascii="SimSun" w:eastAsia="SimSun" w:hAnsi="SimSun" w:hint="eastAsia"/>
-        </w:rPr>
-        <w:t xml:space="preserve"> </w:t>
-      </w:r>
-      <w:r>
-        <w:rPr>
-          <w:rFonts w:ascii="SimSun" w:eastAsia="SimSun" w:hAnsi="SimSun" w:hint="eastAsia"/>
+          <w:rFonts w:ascii="宋体" w:eastAsia="宋体" w:hAnsi="宋体" w:hint="eastAsia"/>
+        </w:rPr>
+        <w:t xml:space="preserve"> </w:t>
+      </w:r>
+      <w:r>
+        <w:rPr>
+          <w:rFonts w:ascii="宋体" w:eastAsia="宋体" w:hAnsi="宋体" w:hint="eastAsia"/>
           <w:u w:val="single"/>
         </w:rPr>
         <w:t>研究内容</w:t>
@@ -4294,30 +5630,30 @@
         <w:spacing w:after="0" w:line="240" w:lineRule="auto"/>
         <w:jc w:val="both"/>
         <w:rPr>
-          <w:rFonts w:ascii="SimSun" w:eastAsia="SimSun" w:hAnsi="SimSun"/>
-        </w:rPr>
-      </w:pPr>
-      <w:r>
-        <w:rPr>
-          <w:rFonts w:ascii="SimSun" w:eastAsia="SimSun" w:hAnsi="SimSun" w:hint="eastAsia"/>
+          <w:rFonts w:ascii="宋体" w:eastAsia="宋体" w:hAnsi="宋体" w:hint="eastAsia"/>
+        </w:rPr>
+      </w:pPr>
+      <w:r>
+        <w:rPr>
+          <w:rFonts w:ascii="宋体" w:eastAsia="宋体" w:hAnsi="宋体" w:hint="eastAsia"/>
         </w:rPr>
         <w:t>4.</w:t>
       </w:r>
       <w:r>
         <w:rPr>
-          <w:rFonts w:ascii="SimSun" w:eastAsia="SimSun" w:hAnsi="SimSun" w:hint="eastAsia"/>
+          <w:rFonts w:ascii="宋体" w:eastAsia="宋体" w:hAnsi="宋体" w:hint="eastAsia"/>
         </w:rPr>
         <w:t>研究方法及技术路线</w:t>
       </w:r>
       <w:r>
         <w:rPr>
-          <w:rFonts w:ascii="SimSun" w:eastAsia="SimSun" w:hAnsi="SimSun" w:hint="eastAsia"/>
-        </w:rPr>
-        <w:t xml:space="preserve"> </w:t>
-      </w:r>
-      <w:r>
-        <w:rPr>
-          <w:rFonts w:ascii="SimSun" w:eastAsia="SimSun" w:hAnsi="SimSun" w:hint="eastAsia"/>
+          <w:rFonts w:ascii="宋体" w:eastAsia="宋体" w:hAnsi="宋体" w:hint="eastAsia"/>
+        </w:rPr>
+        <w:t xml:space="preserve"> </w:t>
+      </w:r>
+      <w:r>
+        <w:rPr>
+          <w:rFonts w:ascii="宋体" w:eastAsia="宋体" w:hAnsi="宋体" w:hint="eastAsia"/>
           <w:u w:val="single"/>
         </w:rPr>
         <w:t>技术路线</w:t>
@@ -4328,25 +5664,24 @@
         <w:spacing w:after="0" w:line="240" w:lineRule="auto"/>
         <w:jc w:val="both"/>
         <w:rPr>
-          <w:rFonts w:ascii="SimSun" w:eastAsia="SimSun" w:hAnsi="SimSun"/>
-        </w:rPr>
-      </w:pPr>
-      <w:r>
-        <w:rPr>
-          <w:rFonts w:ascii="SimSun" w:eastAsia="SimSun" w:hAnsi="SimSun" w:hint="eastAsia"/>
-        </w:rPr>
-        <w:lastRenderedPageBreak/>
+          <w:rFonts w:ascii="宋体" w:eastAsia="宋体" w:hAnsi="宋体" w:hint="eastAsia"/>
+        </w:rPr>
+      </w:pPr>
+      <w:r>
+        <w:rPr>
+          <w:rFonts w:ascii="宋体" w:eastAsia="宋体" w:hAnsi="宋体" w:hint="eastAsia"/>
+        </w:rPr>
         <w:t>5.创新点</w:t>
       </w:r>
       <w:r>
         <w:rPr>
-          <w:rFonts w:ascii="SimSun" w:eastAsia="SimSun" w:hAnsi="SimSun" w:hint="eastAsia"/>
-        </w:rPr>
-        <w:t xml:space="preserve"> </w:t>
-      </w:r>
-      <w:r>
-        <w:rPr>
-          <w:rFonts w:ascii="SimSun" w:eastAsia="SimSun" w:hAnsi="SimSun" w:hint="eastAsia"/>
+          <w:rFonts w:ascii="宋体" w:eastAsia="宋体" w:hAnsi="宋体" w:hint="eastAsia"/>
+        </w:rPr>
+        <w:t xml:space="preserve"> </w:t>
+      </w:r>
+      <w:r>
+        <w:rPr>
+          <w:rFonts w:ascii="宋体" w:eastAsia="宋体" w:hAnsi="宋体" w:hint="eastAsia"/>
           <w:u w:val="single"/>
         </w:rPr>
         <w:t>创新点</w:t>
@@ -4357,31 +5692,31 @@
         <w:spacing w:after="0" w:line="240" w:lineRule="auto"/>
         <w:jc w:val="both"/>
         <w:rPr>
-          <w:rFonts w:ascii="SimSun" w:eastAsia="SimSun" w:hAnsi="SimSun"/>
+          <w:rFonts w:ascii="宋体" w:eastAsia="宋体" w:hAnsi="宋体" w:hint="eastAsia"/>
           <w:u w:val="single"/>
         </w:rPr>
       </w:pPr>
       <w:r>
         <w:rPr>
-          <w:rFonts w:ascii="SimSun" w:eastAsia="SimSun" w:hAnsi="SimSun" w:hint="eastAsia"/>
+          <w:rFonts w:ascii="宋体" w:eastAsia="宋体" w:hAnsi="宋体" w:hint="eastAsia"/>
         </w:rPr>
         <w:t>6.</w:t>
       </w:r>
       <w:r>
         <w:rPr>
-          <w:rFonts w:ascii="SimSun" w:eastAsia="SimSun" w:hAnsi="SimSun" w:hint="eastAsia"/>
+          <w:rFonts w:ascii="宋体" w:eastAsia="宋体" w:hAnsi="宋体" w:hint="eastAsia"/>
         </w:rPr>
         <w:t>可行性分析及研究基础</w:t>
       </w:r>
       <w:r>
         <w:rPr>
-          <w:rFonts w:ascii="SimSun" w:eastAsia="SimSun" w:hAnsi="SimSun" w:hint="eastAsia"/>
+          <w:rFonts w:ascii="宋体" w:eastAsia="宋体" w:hAnsi="宋体" w:hint="eastAsia"/>
         </w:rPr>
         <w:t xml:space="preserve">  </w:t>
       </w:r>
       <w:r>
         <w:rPr>
-          <w:rFonts w:ascii="SimSun" w:eastAsia="SimSun" w:hAnsi="SimSun" w:hint="eastAsia"/>
+          <w:rFonts w:ascii="宋体" w:eastAsia="宋体" w:hAnsi="宋体" w:hint="eastAsia"/>
           <w:u w:val="single"/>
         </w:rPr>
         <w:t>可行性分析&amp;数据集与仿真实验环境</w:t>
@@ -4392,6 +5727,7 @@
         <w:spacing w:after="0" w:line="240" w:lineRule="auto"/>
         <w:jc w:val="both"/>
         <w:rPr>
+          <w:rFonts w:hint="eastAsia"/>
           <w:u w:val="single"/>
         </w:rPr>
       </w:pPr>
@@ -4401,6 +5737,7 @@
         <w:spacing w:after="0" w:line="240" w:lineRule="auto"/>
         <w:jc w:val="both"/>
         <w:rPr>
+          <w:rFonts w:hint="eastAsia"/>
           <w:u w:val="single"/>
         </w:rPr>
       </w:pPr>
@@ -4410,6 +5747,7 @@
         <w:spacing w:after="0" w:line="240" w:lineRule="auto"/>
         <w:jc w:val="both"/>
         <w:rPr>
+          <w:rFonts w:hint="eastAsia"/>
           <w:u w:val="single"/>
         </w:rPr>
       </w:pPr>
@@ -4419,6 +5757,7 @@
         <w:spacing w:after="0" w:line="240" w:lineRule="auto"/>
         <w:jc w:val="both"/>
         <w:rPr>
+          <w:rFonts w:hint="eastAsia"/>
           <w:u w:val="single"/>
         </w:rPr>
       </w:pPr>
@@ -4428,6 +5767,7 @@
         <w:spacing w:after="0" w:line="240" w:lineRule="auto"/>
         <w:jc w:val="both"/>
         <w:rPr>
+          <w:rFonts w:hint="eastAsia"/>
           <w:u w:val="single"/>
         </w:rPr>
       </w:pPr>
@@ -4437,6 +5777,7 @@
         <w:spacing w:after="0" w:line="240" w:lineRule="auto"/>
         <w:jc w:val="both"/>
         <w:rPr>
+          <w:rFonts w:hint="eastAsia"/>
           <w:u w:val="single"/>
         </w:rPr>
       </w:pPr>
@@ -4446,6 +5787,7 @@
         <w:spacing w:after="0" w:line="240" w:lineRule="auto"/>
         <w:jc w:val="both"/>
         <w:rPr>
+          <w:rFonts w:hint="eastAsia"/>
           <w:u w:val="single"/>
         </w:rPr>
       </w:pPr>
@@ -4455,6 +5797,7 @@
         <w:spacing w:after="0" w:line="240" w:lineRule="auto"/>
         <w:jc w:val="both"/>
         <w:rPr>
+          <w:rFonts w:hint="eastAsia"/>
           <w:u w:val="single"/>
         </w:rPr>
       </w:pPr>
@@ -4464,6 +5807,7 @@
         <w:spacing w:after="0" w:line="240" w:lineRule="auto"/>
         <w:jc w:val="both"/>
         <w:rPr>
+          <w:rFonts w:hint="eastAsia"/>
           <w:u w:val="single"/>
         </w:rPr>
       </w:pPr>
@@ -4473,6 +5817,7 @@
         <w:spacing w:after="0" w:line="240" w:lineRule="auto"/>
         <w:jc w:val="both"/>
         <w:rPr>
+          <w:rFonts w:hint="eastAsia"/>
           <w:u w:val="single"/>
         </w:rPr>
       </w:pPr>
@@ -4482,6 +5827,7 @@
         <w:spacing w:after="0" w:line="240" w:lineRule="auto"/>
         <w:jc w:val="both"/>
         <w:rPr>
+          <w:rFonts w:hint="eastAsia"/>
           <w:u w:val="single"/>
         </w:rPr>
       </w:pPr>
@@ -4491,6 +5837,7 @@
         <w:spacing w:after="0" w:line="240" w:lineRule="auto"/>
         <w:jc w:val="both"/>
         <w:rPr>
+          <w:rFonts w:hint="eastAsia"/>
           <w:u w:val="single"/>
         </w:rPr>
       </w:pPr>
@@ -4500,6 +5847,7 @@
         <w:spacing w:after="0" w:line="240" w:lineRule="auto"/>
         <w:jc w:val="both"/>
         <w:rPr>
+          <w:rFonts w:hint="eastAsia"/>
           <w:u w:val="single"/>
         </w:rPr>
       </w:pPr>
@@ -4509,6 +5857,7 @@
         <w:spacing w:after="0" w:line="240" w:lineRule="auto"/>
         <w:jc w:val="both"/>
         <w:rPr>
+          <w:rFonts w:hint="eastAsia"/>
           <w:u w:val="single"/>
         </w:rPr>
       </w:pPr>
@@ -4518,6 +5867,7 @@
         <w:spacing w:after="0" w:line="240" w:lineRule="auto"/>
         <w:jc w:val="both"/>
         <w:rPr>
+          <w:rFonts w:hint="eastAsia"/>
           <w:u w:val="single"/>
         </w:rPr>
       </w:pPr>
@@ -4527,6 +5877,7 @@
         <w:spacing w:after="0" w:line="240" w:lineRule="auto"/>
         <w:jc w:val="both"/>
         <w:rPr>
+          <w:rFonts w:hint="eastAsia"/>
           <w:u w:val="single"/>
         </w:rPr>
       </w:pPr>
@@ -4536,6 +5887,7 @@
         <w:spacing w:after="0" w:line="240" w:lineRule="auto"/>
         <w:jc w:val="both"/>
         <w:rPr>
+          <w:rFonts w:hint="eastAsia"/>
           <w:u w:val="single"/>
         </w:rPr>
       </w:pPr>
@@ -4545,6 +5897,7 @@
         <w:spacing w:after="0" w:line="240" w:lineRule="auto"/>
         <w:jc w:val="both"/>
         <w:rPr>
+          <w:rFonts w:hint="eastAsia"/>
           <w:u w:val="single"/>
         </w:rPr>
       </w:pPr>
@@ -4554,6 +5907,7 @@
         <w:spacing w:after="0" w:line="240" w:lineRule="auto"/>
         <w:jc w:val="both"/>
         <w:rPr>
+          <w:rFonts w:hint="eastAsia"/>
           <w:u w:val="single"/>
         </w:rPr>
       </w:pPr>
@@ -4563,6 +5917,7 @@
         <w:spacing w:after="0" w:line="240" w:lineRule="auto"/>
         <w:jc w:val="both"/>
         <w:rPr>
+          <w:rFonts w:hint="eastAsia"/>
           <w:u w:val="single"/>
         </w:rPr>
       </w:pPr>
@@ -4572,6 +5927,7 @@
         <w:spacing w:after="0" w:line="240" w:lineRule="auto"/>
         <w:jc w:val="both"/>
         <w:rPr>
+          <w:rFonts w:hint="eastAsia"/>
           <w:u w:val="single"/>
         </w:rPr>
       </w:pPr>
@@ -4581,6 +5937,7 @@
         <w:spacing w:after="0" w:line="240" w:lineRule="auto"/>
         <w:jc w:val="both"/>
         <w:rPr>
+          <w:rFonts w:hint="eastAsia"/>
           <w:u w:val="single"/>
         </w:rPr>
       </w:pPr>
@@ -4589,17 +5946,23 @@
       <w:pPr>
         <w:spacing w:after="0" w:line="240" w:lineRule="auto"/>
         <w:jc w:val="both"/>
-      </w:pPr>
-    </w:p>
-    <w:p>
-      <w:pPr>
-        <w:spacing w:after="0" w:line="240" w:lineRule="auto"/>
-        <w:jc w:val="both"/>
-      </w:pPr>
-      <w:r>
         <w:rPr>
           <w:rFonts w:hint="eastAsia"/>
         </w:rPr>
+      </w:pPr>
+    </w:p>
+    <w:p>
+      <w:pPr>
+        <w:spacing w:after="0" w:line="240" w:lineRule="auto"/>
+        <w:jc w:val="both"/>
+        <w:rPr>
+          <w:rFonts w:hint="eastAsia"/>
+        </w:rPr>
+      </w:pPr>
+      <w:r>
+        <w:rPr>
+          <w:rFonts w:hint="eastAsia"/>
+        </w:rPr>
         <w:t>7.预期成果</w:t>
       </w:r>
     </w:p>
@@ -4607,6 +5970,9 @@
       <w:pPr>
         <w:spacing w:after="0" w:line="240" w:lineRule="auto"/>
         <w:jc w:val="both"/>
+        <w:rPr>
+          <w:rFonts w:hint="eastAsia"/>
+        </w:rPr>
       </w:pPr>
       <w:r>
         <w:rPr>
@@ -4631,6 +5997,9 @@
     <w:p>
       <w:pPr>
         <w:spacing w:after="0" w:line="240" w:lineRule="auto"/>
+        <w:rPr>
+          <w:rFonts w:hint="eastAsia"/>
+        </w:rPr>
       </w:pPr>
       <w:r>
         <w:separator/>
@@ -4641,6 +6010,9 @@
     <w:p>
       <w:pPr>
         <w:spacing w:after="0" w:line="240" w:lineRule="auto"/>
+        <w:rPr>
+          <w:rFonts w:hint="eastAsia"/>
+        </w:rPr>
       </w:pPr>
       <w:r>
         <w:continuationSeparator/>
@@ -4656,6 +6028,9 @@
     <w:p>
       <w:pPr>
         <w:spacing w:after="0" w:line="240" w:lineRule="auto"/>
+        <w:rPr>
+          <w:rFonts w:hint="eastAsia"/>
+        </w:rPr>
       </w:pPr>
       <w:r>
         <w:separator/>
@@ -4666,6 +6041,9 @@
     <w:p>
       <w:pPr>
         <w:spacing w:after="0" w:line="240" w:lineRule="auto"/>
+        <w:rPr>
+          <w:rFonts w:hint="eastAsia"/>
+        </w:rPr>
       </w:pPr>
       <w:r>
         <w:continuationSeparator/>
@@ -5859,6 +7237,7 @@
   <w:style w:type="character" w:default="1" w:styleId="a0">
     <w:name w:val="Default Paragraph Font"/>
     <w:uiPriority w:val="1"/>
+    <w:semiHidden/>
     <w:unhideWhenUsed/>
   </w:style>
   <w:style w:type="table" w:default="1" w:styleId="a1">
